--- a/eng/docx/22.content.docx
+++ b/eng/docx/22.content.docx
@@ -1284,6 +1284,20 @@
       </w:r>
       <w:r>
         <w:rPr>
+          <w:lang w:val="en_US" w:bidi="en_US"/>
+        </w:rPr>
+        <w:t>שִׁ֥יר הַ⁠שִּׁירִ֖ים אֲשֶׁ֥ר לִ⁠שְׁלֹמֹֽה</w:t>
+      </w:r>
+    </w:p>
+    <w:p>
+      <w:pPr/>
+      <w:r>
+        <w:rPr>
+          <w:lang w:val="en_US" w:bidi="en_US"/>
+        </w:rPr>
+      </w:r>
+      <w:r>
+        <w:rPr>
           <w:b/>
           <w:lang w:val="en_US" w:bidi="en_US"/>
         </w:rPr>
@@ -1367,6 +1381,20 @@
       </w:r>
       <w:r>
         <w:rPr>
+          <w:lang w:val="en_US" w:bidi="en_US"/>
+        </w:rPr>
+        <w:t>שִׁ֥יר הַ⁠שִּׁירִ֖ים</w:t>
+      </w:r>
+    </w:p>
+    <w:p>
+      <w:pPr/>
+      <w:r>
+        <w:rPr>
+          <w:lang w:val="en_US" w:bidi="en_US"/>
+        </w:rPr>
+      </w:r>
+      <w:r>
+        <w:rPr>
           <w:b/>
           <w:lang w:val="en_US" w:bidi="en_US"/>
         </w:rPr>
@@ -1489,6 +1517,20 @@
       </w:r>
       <w:r>
         <w:rPr>
+          <w:lang w:val="en_US" w:bidi="en_US"/>
+        </w:rPr>
+        <w:t>לִ⁠שְׁלֹמֹֽה</w:t>
+      </w:r>
+    </w:p>
+    <w:p>
+      <w:pPr/>
+      <w:r>
+        <w:rPr>
+          <w:lang w:val="en_US" w:bidi="en_US"/>
+        </w:rPr>
+      </w:r>
+      <w:r>
+        <w:rPr>
           <w:b/>
           <w:lang w:val="en_US" w:bidi="en_US"/>
         </w:rPr>
@@ -1648,6 +1690,20 @@
       </w:r>
       <w:r>
         <w:rPr>
+          <w:lang w:val="en_US" w:bidi="en_US"/>
+        </w:rPr>
+        <w:t>דֹּדֶ֖י⁠ךָ</w:t>
+      </w:r>
+    </w:p>
+    <w:p>
+      <w:pPr/>
+      <w:r>
+        <w:rPr>
+          <w:lang w:val="en_US" w:bidi="en_US"/>
+        </w:rPr>
+      </w:r>
+      <w:r>
+        <w:rPr>
           <w:b/>
           <w:lang w:val="en_US" w:bidi="en_US"/>
         </w:rPr>
@@ -1757,6 +1813,20 @@
       </w:r>
       <w:r>
         <w:rPr>
+          <w:lang w:val="en_US" w:bidi="en_US"/>
+        </w:rPr>
+        <w:t>טוֹבִ֥ים דֹּדֶ֖י⁠ךָ מִ⁠יָּֽיִן</w:t>
+      </w:r>
+    </w:p>
+    <w:p>
+      <w:pPr/>
+      <w:r>
+        <w:rPr>
+          <w:lang w:val="en_US" w:bidi="en_US"/>
+        </w:rPr>
+      </w:r>
+      <w:r>
+        <w:rPr>
           <w:b/>
           <w:lang w:val="en_US" w:bidi="en_US"/>
         </w:rPr>
@@ -1853,6 +1923,20 @@
       </w:r>
       <w:r>
         <w:rPr>
+          <w:lang w:val="en_US" w:bidi="en_US"/>
+        </w:rPr>
+        <w:t>טוֹבִ֥ים דֹּדֶ֖י⁠ךָ מִ⁠יָּֽיִן</w:t>
+      </w:r>
+    </w:p>
+    <w:p>
+      <w:pPr/>
+      <w:r>
+        <w:rPr>
+          <w:lang w:val="en_US" w:bidi="en_US"/>
+        </w:rPr>
+      </w:r>
+      <w:r>
+        <w:rPr>
           <w:b/>
           <w:lang w:val="en_US" w:bidi="en_US"/>
         </w:rPr>
@@ -1999,6 +2083,20 @@
       </w:r>
       <w:r>
         <w:rPr>
+          <w:lang w:val="en_US" w:bidi="en_US"/>
+        </w:rPr>
+        <w:t>לְ⁠רֵ֨יחַ֙</w:t>
+      </w:r>
+    </w:p>
+    <w:p>
+      <w:pPr/>
+      <w:r>
+        <w:rPr>
+          <w:lang w:val="en_US" w:bidi="en_US"/>
+        </w:rPr>
+      </w:r>
+      <w:r>
+        <w:rPr>
           <w:b/>
           <w:lang w:val="en_US" w:bidi="en_US"/>
         </w:rPr>
@@ -2075,6 +2173,20 @@
       </w:r>
       <w:r>
         <w:rPr>
+          <w:lang w:val="en_US" w:bidi="en_US"/>
+        </w:rPr>
+        <w:t>שְׁמָנֶ֣י⁠ךָ טוֹבִ֔ים</w:t>
+      </w:r>
+    </w:p>
+    <w:p>
+      <w:pPr/>
+      <w:r>
+        <w:rPr>
+          <w:lang w:val="en_US" w:bidi="en_US"/>
+        </w:rPr>
+      </w:r>
+      <w:r>
+        <w:rPr>
           <w:b/>
           <w:lang w:val="en_US" w:bidi="en_US"/>
         </w:rPr>
@@ -2171,6 +2283,20 @@
       </w:r>
       <w:r>
         <w:rPr>
+          <w:lang w:val="en_US" w:bidi="en_US"/>
+        </w:rPr>
+        <w:t>שֶׁ֖מֶן תּוּרַ֣ק שְׁמֶ֑⁠ךָ</w:t>
+      </w:r>
+    </w:p>
+    <w:p>
+      <w:pPr/>
+      <w:r>
+        <w:rPr>
+          <w:lang w:val="en_US" w:bidi="en_US"/>
+        </w:rPr>
+      </w:r>
+      <w:r>
+        <w:rPr>
           <w:b/>
           <w:lang w:val="en_US" w:bidi="en_US"/>
         </w:rPr>
@@ -2267,6 +2393,20 @@
       </w:r>
       <w:r>
         <w:rPr>
+          <w:lang w:val="en_US" w:bidi="en_US"/>
+        </w:rPr>
+        <w:t>שֶׁ֖מֶן תּוּרַ֣ק שְׁמֶ֑⁠ךָ</w:t>
+      </w:r>
+    </w:p>
+    <w:p>
+      <w:pPr/>
+      <w:r>
+        <w:rPr>
+          <w:lang w:val="en_US" w:bidi="en_US"/>
+        </w:rPr>
+      </w:r>
+      <w:r>
+        <w:rPr>
           <w:b/>
           <w:lang w:val="en_US" w:bidi="en_US"/>
         </w:rPr>
@@ -2363,6 +2503,20 @@
       </w:r>
       <w:r>
         <w:rPr>
+          <w:lang w:val="en_US" w:bidi="en_US"/>
+        </w:rPr>
+        <w:t>עַל־כֵּ֖ן</w:t>
+      </w:r>
+    </w:p>
+    <w:p>
+      <w:pPr/>
+      <w:r>
+        <w:rPr>
+          <w:lang w:val="en_US" w:bidi="en_US"/>
+        </w:rPr>
+      </w:r>
+      <w:r>
+        <w:rPr>
           <w:b/>
           <w:lang w:val="en_US" w:bidi="en_US"/>
         </w:rPr>
@@ -2555,6 +2709,20 @@
       </w:r>
       <w:r>
         <w:rPr>
+          <w:lang w:val="en_US" w:bidi="en_US"/>
+        </w:rPr>
+        <w:t>מָשְׁכֵ֖⁠נִי</w:t>
+      </w:r>
+    </w:p>
+    <w:p>
+      <w:pPr/>
+      <w:r>
+        <w:rPr>
+          <w:lang w:val="en_US" w:bidi="en_US"/>
+        </w:rPr>
+      </w:r>
+      <w:r>
+        <w:rPr>
           <w:b/>
           <w:lang w:val="en_US" w:bidi="en_US"/>
         </w:rPr>
@@ -2740,6 +2908,20 @@
       </w:r>
       <w:r>
         <w:rPr>
+          <w:lang w:val="en_US" w:bidi="en_US"/>
+        </w:rPr>
+        <w:t>נָּר֑וּצָה</w:t>
+      </w:r>
+    </w:p>
+    <w:p>
+      <w:pPr/>
+      <w:r>
+        <w:rPr>
+          <w:lang w:val="en_US" w:bidi="en_US"/>
+        </w:rPr>
+      </w:r>
+      <w:r>
+        <w:rPr>
           <w:b/>
           <w:lang w:val="en_US" w:bidi="en_US"/>
         </w:rPr>
@@ -2838,6 +3020,20 @@
         <w:rPr>
           <w:lang w:val="en_US" w:bidi="en_US"/>
         </w:rPr>
+      </w:r>
+    </w:p>
+    <w:p>
+      <w:pPr/>
+      <w:r>
+        <w:rPr>
+          <w:lang w:val="en_US" w:bidi="en_US"/>
+        </w:rPr>
+      </w:r>
+      <w:r>
+        <w:rPr>
+          <w:lang w:val="en_US" w:bidi="en_US"/>
+        </w:rPr>
+        <w:t>נָּר֑וּצָה</w:t>
       </w:r>
     </w:p>
     <w:p>
@@ -3072,6 +3268,20 @@
       </w:r>
       <w:r>
         <w:rPr>
+          <w:lang w:val="en_US" w:bidi="en_US"/>
+        </w:rPr>
+        <w:t>הֱבִיאַ֨⁠נִי הַ⁠מֶּ֜לֶךְ</w:t>
+      </w:r>
+    </w:p>
+    <w:p>
+      <w:pPr/>
+      <w:r>
+        <w:rPr>
+          <w:lang w:val="en_US" w:bidi="en_US"/>
+        </w:rPr>
+      </w:r>
+      <w:r>
+        <w:rPr>
           <w:b/>
           <w:lang w:val="en_US" w:bidi="en_US"/>
         </w:rPr>
@@ -3168,6 +3378,20 @@
       </w:r>
       <w:r>
         <w:rPr>
+          <w:lang w:val="en_US" w:bidi="en_US"/>
+        </w:rPr>
+        <w:t>הֱבִיאַ֨⁠נִי</w:t>
+      </w:r>
+    </w:p>
+    <w:p>
+      <w:pPr/>
+      <w:r>
+        <w:rPr>
+          <w:lang w:val="en_US" w:bidi="en_US"/>
+        </w:rPr>
+      </w:r>
+      <w:r>
+        <w:rPr>
           <w:b/>
           <w:lang w:val="en_US" w:bidi="en_US"/>
         </w:rPr>
@@ -3462,6 +3686,20 @@
       </w:r>
       <w:r>
         <w:rPr>
+          <w:lang w:val="en_US" w:bidi="en_US"/>
+        </w:rPr>
+        <w:t>נָגִ֤ילָה וְ⁠נִשְׂמְחָה֙</w:t>
+      </w:r>
+    </w:p>
+    <w:p>
+      <w:pPr/>
+      <w:r>
+        <w:rPr>
+          <w:lang w:val="en_US" w:bidi="en_US"/>
+        </w:rPr>
+      </w:r>
+      <w:r>
+        <w:rPr>
           <w:b/>
           <w:lang w:val="en_US" w:bidi="en_US"/>
         </w:rPr>
@@ -3571,6 +3809,20 @@
       </w:r>
       <w:r>
         <w:rPr>
+          <w:lang w:val="en_US" w:bidi="en_US"/>
+        </w:rPr>
+        <w:t>נַזְכִּ֤ירָה</w:t>
+      </w:r>
+    </w:p>
+    <w:p>
+      <w:pPr/>
+      <w:r>
+        <w:rPr>
+          <w:lang w:val="en_US" w:bidi="en_US"/>
+        </w:rPr>
+      </w:r>
+      <w:r>
+        <w:rPr>
           <w:b/>
           <w:lang w:val="en_US" w:bidi="en_US"/>
         </w:rPr>
@@ -3634,6 +3886,20 @@
       </w:r>
       <w:r>
         <w:rPr>
+          <w:lang w:val="en_US" w:bidi="en_US"/>
+        </w:rPr>
+        <w:t>מִ⁠יַּ֔יִן</w:t>
+      </w:r>
+    </w:p>
+    <w:p>
+      <w:pPr/>
+      <w:r>
+        <w:rPr>
+          <w:lang w:val="en_US" w:bidi="en_US"/>
+        </w:rPr>
+      </w:r>
+      <w:r>
+        <w:rPr>
           <w:b/>
           <w:lang w:val="en_US" w:bidi="en_US"/>
         </w:rPr>
@@ -3814,6 +4080,20 @@
       </w:r>
       <w:r>
         <w:rPr>
+          <w:lang w:val="en_US" w:bidi="en_US"/>
+        </w:rPr>
+        <w:t>דֹדֶ֨י⁠ךָ֙ מִ⁠יַּ֔יִן</w:t>
+      </w:r>
+    </w:p>
+    <w:p>
+      <w:pPr/>
+      <w:r>
+        <w:rPr>
+          <w:lang w:val="en_US" w:bidi="en_US"/>
+        </w:rPr>
+      </w:r>
+      <w:r>
+        <w:rPr>
           <w:b/>
           <w:lang w:val="en_US" w:bidi="en_US"/>
         </w:rPr>
@@ -3910,6 +4190,20 @@
       </w:r>
       <w:r>
         <w:rPr>
+          <w:lang w:val="en_US" w:bidi="en_US"/>
+        </w:rPr>
+        <w:t>מֵישָׁרִ֖ים אֲהֵבֽוּ⁠ךָ</w:t>
+      </w:r>
+    </w:p>
+    <w:p>
+      <w:pPr/>
+      <w:r>
+        <w:rPr>
+          <w:lang w:val="en_US" w:bidi="en_US"/>
+        </w:rPr>
+      </w:r>
+      <w:r>
+        <w:rPr>
           <w:b/>
           <w:lang w:val="en_US" w:bidi="en_US"/>
         </w:rPr>
@@ -4036,6 +4330,20 @@
       </w:r>
       <w:r>
         <w:rPr>
+          <w:lang w:val="en_US" w:bidi="en_US"/>
+        </w:rPr>
+        <w:t>מֵישָׁרִ֖ים אֲהֵבֽוּ⁠ךָ</w:t>
+      </w:r>
+    </w:p>
+    <w:p>
+      <w:pPr/>
+      <w:r>
+        <w:rPr>
+          <w:lang w:val="en_US" w:bidi="en_US"/>
+        </w:rPr>
+      </w:r>
+      <w:r>
+        <w:rPr>
           <w:b/>
           <w:lang w:val="en_US" w:bidi="en_US"/>
         </w:rPr>
@@ -4293,6 +4601,20 @@
         <w:rPr>
           <w:lang w:val="en_US" w:bidi="en_US"/>
         </w:rPr>
+      </w:r>
+    </w:p>
+    <w:p>
+      <w:pPr/>
+      <w:r>
+        <w:rPr>
+          <w:lang w:val="en_US" w:bidi="en_US"/>
+        </w:rPr>
+      </w:r>
+      <w:r>
+        <w:rPr>
+          <w:lang w:val="en_US" w:bidi="en_US"/>
+        </w:rPr>
+        <w:t>בְּנ֖וֹת יְרוּשָׁלִָ֑ם</w:t>
       </w:r>
     </w:p>
     <w:p>
@@ -4584,6 +4906,20 @@
       </w:r>
       <w:r>
         <w:rPr>
+          <w:lang w:val="en_US" w:bidi="en_US"/>
+        </w:rPr>
+        <w:t>אַל־תִּרְא֨וּ⁠נִי֙ שֶׁ⁠אֲנִ֣י שְׁחַרְחֹ֔רֶת</w:t>
+      </w:r>
+    </w:p>
+    <w:p>
+      <w:pPr/>
+      <w:r>
+        <w:rPr>
+          <w:lang w:val="en_US" w:bidi="en_US"/>
+        </w:rPr>
+      </w:r>
+      <w:r>
+        <w:rPr>
           <w:b/>
           <w:lang w:val="en_US" w:bidi="en_US"/>
         </w:rPr>
@@ -4649,6 +4985,20 @@
         <w:rPr>
           <w:lang w:val="en_US" w:bidi="en_US"/>
         </w:rPr>
+      </w:r>
+    </w:p>
+    <w:p>
+      <w:pPr/>
+      <w:r>
+        <w:rPr>
+          <w:lang w:val="en_US" w:bidi="en_US"/>
+        </w:rPr>
+      </w:r>
+      <w:r>
+        <w:rPr>
+          <w:lang w:val="en_US" w:bidi="en_US"/>
+        </w:rPr>
+        <w:t>שֶׁ⁠אֲנִ֣י</w:t>
       </w:r>
     </w:p>
     <w:p>
@@ -4870,6 +5220,20 @@
       </w:r>
       <w:r>
         <w:rPr>
+          <w:lang w:val="en_US" w:bidi="en_US"/>
+        </w:rPr>
+        <w:t>שֶׁ⁠שֱּׁזָפַ֖תְ⁠נִי הַ⁠שָּׁ֑מֶשׁ</w:t>
+      </w:r>
+    </w:p>
+    <w:p>
+      <w:pPr/>
+      <w:r>
+        <w:rPr>
+          <w:lang w:val="en_US" w:bidi="en_US"/>
+        </w:rPr>
+      </w:r>
+      <w:r>
+        <w:rPr>
           <w:b/>
           <w:lang w:val="en_US" w:bidi="en_US"/>
         </w:rPr>
@@ -5062,6 +5426,20 @@
       </w:r>
       <w:r>
         <w:rPr>
+          <w:lang w:val="en_US" w:bidi="en_US"/>
+        </w:rPr>
+        <w:t>נֹטֵרָ֣ה אֶת־הַ⁠כְּרָמִ֔ים כַּרְמִ֥⁠י שֶׁ⁠לִּ֖⁠י לֹ֥א נָטָֽרְתִּי</w:t>
+      </w:r>
+    </w:p>
+    <w:p>
+      <w:pPr/>
+      <w:r>
+        <w:rPr>
+          <w:lang w:val="en_US" w:bidi="en_US"/>
+        </w:rPr>
+      </w:r>
+      <w:r>
+        <w:rPr>
           <w:b/>
           <w:lang w:val="en_US" w:bidi="en_US"/>
         </w:rPr>
@@ -5125,6 +5503,20 @@
       </w:r>
       <w:r>
         <w:rPr>
+          <w:lang w:val="en_US" w:bidi="en_US"/>
+        </w:rPr>
+        <w:t>כַּרְמִ֥⁠י שֶׁ⁠לִּ֖⁠י לֹ֥א נָטָֽרְתִּי</w:t>
+      </w:r>
+    </w:p>
+    <w:p>
+      <w:pPr/>
+      <w:r>
+        <w:rPr>
+          <w:lang w:val="en_US" w:bidi="en_US"/>
+        </w:rPr>
+      </w:r>
+      <w:r>
+        <w:rPr>
           <w:b/>
           <w:lang w:val="en_US" w:bidi="en_US"/>
         </w:rPr>
@@ -5221,6 +5613,20 @@
       </w:r>
       <w:r>
         <w:rPr>
+          <w:lang w:val="en_US" w:bidi="en_US"/>
+        </w:rPr>
+        <w:t>שֶׁ֤⁠אָהֲבָה֙ נַפְשִׁ֔⁠י</w:t>
+      </w:r>
+    </w:p>
+    <w:p>
+      <w:pPr/>
+      <w:r>
+        <w:rPr>
+          <w:lang w:val="en_US" w:bidi="en_US"/>
+        </w:rPr>
+      </w:r>
+      <w:r>
+        <w:rPr>
           <w:b/>
           <w:lang w:val="en_US" w:bidi="en_US"/>
         </w:rPr>
@@ -5317,6 +5723,20 @@
       </w:r>
       <w:r>
         <w:rPr>
+          <w:lang w:val="en_US" w:bidi="en_US"/>
+        </w:rPr>
+        <w:t>אֵיכָ֣ה תִרְעֶ֔ה</w:t>
+      </w:r>
+    </w:p>
+    <w:p>
+      <w:pPr/>
+      <w:r>
+        <w:rPr>
+          <w:lang w:val="en_US" w:bidi="en_US"/>
+        </w:rPr>
+      </w:r>
+      <w:r>
+        <w:rPr>
           <w:b/>
           <w:lang w:val="en_US" w:bidi="en_US"/>
         </w:rPr>
@@ -5592,6 +6012,20 @@
       </w:r>
       <w:r>
         <w:rPr>
+          <w:lang w:val="en_US" w:bidi="en_US"/>
+        </w:rPr>
+        <w:t>כְּ⁠עֹ֣טְיָ֔ה עַ֖ל עֶדְרֵ֥י חֲבֵרֶֽי⁠ךָ</w:t>
+      </w:r>
+    </w:p>
+    <w:p>
+      <w:pPr/>
+      <w:r>
+        <w:rPr>
+          <w:lang w:val="en_US" w:bidi="en_US"/>
+        </w:rPr>
+      </w:r>
+      <w:r>
+        <w:rPr>
           <w:b/>
           <w:lang w:val="en_US" w:bidi="en_US"/>
         </w:rPr>
@@ -5797,6 +6231,20 @@
       </w:r>
       <w:r>
         <w:rPr>
+          <w:lang w:val="en_US" w:bidi="en_US"/>
+        </w:rPr>
+        <w:t>אִם־לֹ֤א תֵדְעִי֙ לָ֔⁠ךְ הַ⁠יָּפָ֖ה בַּ⁠נָּשִׁ֑ים צְֽאִי־לָ֞⁠ךְ</w:t>
+      </w:r>
+    </w:p>
+    <w:p>
+      <w:pPr/>
+      <w:r>
+        <w:rPr>
+          <w:lang w:val="en_US" w:bidi="en_US"/>
+        </w:rPr>
+      </w:r>
+      <w:r>
+        <w:rPr>
           <w:b/>
           <w:lang w:val="en_US" w:bidi="en_US"/>
         </w:rPr>
@@ -5880,6 +6328,20 @@
       </w:r>
       <w:r>
         <w:rPr>
+          <w:lang w:val="en_US" w:bidi="en_US"/>
+        </w:rPr>
+        <w:t>אִם־לֹ֤א תֵדְעִי֙ לָ֔⁠ךְ הַ⁠יָּפָ֖ה בַּ⁠נָּשִׁ֑ים</w:t>
+      </w:r>
+    </w:p>
+    <w:p>
+      <w:pPr/>
+      <w:r>
+        <w:rPr>
+          <w:lang w:val="en_US" w:bidi="en_US"/>
+        </w:rPr>
+      </w:r>
+      <w:r>
+        <w:rPr>
           <w:b/>
           <w:lang w:val="en_US" w:bidi="en_US"/>
         </w:rPr>
@@ -6039,6 +6501,20 @@
       </w:r>
       <w:r>
         <w:rPr>
+          <w:lang w:val="en_US" w:bidi="en_US"/>
+        </w:rPr>
+        <w:t>צְֽאִי־לָ֞⁠ךְ</w:t>
+      </w:r>
+    </w:p>
+    <w:p>
+      <w:pPr/>
+      <w:r>
+        <w:rPr>
+          <w:lang w:val="en_US" w:bidi="en_US"/>
+        </w:rPr>
+      </w:r>
+      <w:r>
+        <w:rPr>
           <w:b/>
           <w:lang w:val="en_US" w:bidi="en_US"/>
         </w:rPr>
@@ -6135,6 +6611,20 @@
       </w:r>
       <w:r>
         <w:rPr>
+          <w:lang w:val="en_US" w:bidi="en_US"/>
+        </w:rPr>
+        <w:t>וּ⁠רְעִי֙ אֶת־גְּדִיֹּתַ֔יִ⁠ךְ</w:t>
+      </w:r>
+    </w:p>
+    <w:p>
+      <w:pPr/>
+      <w:r>
+        <w:rPr>
+          <w:lang w:val="en_US" w:bidi="en_US"/>
+        </w:rPr>
+      </w:r>
+      <w:r>
+        <w:rPr>
           <w:b/>
           <w:lang w:val="en_US" w:bidi="en_US"/>
         </w:rPr>
@@ -6261,6 +6751,20 @@
       </w:r>
       <w:r>
         <w:rPr>
+          <w:lang w:val="en_US" w:bidi="en_US"/>
+        </w:rPr>
+        <w:t>לְ⁠סֻסָתִ⁠י֙ בְּ⁠רִכְבֵ֣י פַרְעֹ֔ה דִּמִּיתִ֖י⁠ךְ רַעְיָתִֽ⁠י</w:t>
+      </w:r>
+    </w:p>
+    <w:p>
+      <w:pPr/>
+      <w:r>
+        <w:rPr>
+          <w:lang w:val="en_US" w:bidi="en_US"/>
+        </w:rPr>
+      </w:r>
+      <w:r>
+        <w:rPr>
           <w:b/>
           <w:lang w:val="en_US" w:bidi="en_US"/>
         </w:rPr>
@@ -6536,6 +7040,20 @@
       </w:r>
       <w:r>
         <w:rPr>
+          <w:lang w:val="en_US" w:bidi="en_US"/>
+        </w:rPr>
+        <w:t>פַרְעֹ֔ה</w:t>
+      </w:r>
+    </w:p>
+    <w:p>
+      <w:pPr/>
+      <w:r>
+        <w:rPr>
+          <w:lang w:val="en_US" w:bidi="en_US"/>
+        </w:rPr>
+      </w:r>
+      <w:r>
+        <w:rPr>
           <w:b/>
           <w:lang w:val="en_US" w:bidi="en_US"/>
         </w:rPr>
@@ -6632,6 +7150,20 @@
       </w:r>
       <w:r>
         <w:rPr>
+          <w:lang w:val="en_US" w:bidi="en_US"/>
+        </w:rPr>
+        <w:t>בַּ⁠תֹּרִ֔ים</w:t>
+      </w:r>
+    </w:p>
+    <w:p>
+      <w:pPr/>
+      <w:r>
+        <w:rPr>
+          <w:lang w:val="en_US" w:bidi="en_US"/>
+        </w:rPr>
+      </w:r>
+      <w:r>
+        <w:rPr>
           <w:b/>
           <w:lang w:val="en_US" w:bidi="en_US"/>
         </w:rPr>
@@ -6831,6 +7363,20 @@
       </w:r>
       <w:r>
         <w:rPr>
+          <w:lang w:val="en_US" w:bidi="en_US"/>
+        </w:rPr>
+        <w:t>תּוֹרֵ֤י</w:t>
+      </w:r>
+    </w:p>
+    <w:p>
+      <w:pPr/>
+      <w:r>
+        <w:rPr>
+          <w:lang w:val="en_US" w:bidi="en_US"/>
+        </w:rPr>
+      </w:r>
+      <w:r>
+        <w:rPr>
           <w:b/>
           <w:lang w:val="en_US" w:bidi="en_US"/>
         </w:rPr>
@@ -6914,6 +7460,20 @@
       </w:r>
       <w:r>
         <w:rPr>
+          <w:lang w:val="en_US" w:bidi="en_US"/>
+        </w:rPr>
+        <w:t>תּוֹרֵ֤י זָהָב֙ נַעֲשֶׂה־לָּ֔⁠ךְ</w:t>
+      </w:r>
+    </w:p>
+    <w:p>
+      <w:pPr/>
+      <w:r>
+        <w:rPr>
+          <w:lang w:val="en_US" w:bidi="en_US"/>
+        </w:rPr>
+      </w:r>
+      <w:r>
+        <w:rPr>
           <w:b/>
           <w:lang w:val="en_US" w:bidi="en_US"/>
         </w:rPr>
@@ -7036,6 +7596,20 @@
       </w:r>
       <w:r>
         <w:rPr>
+          <w:lang w:val="en_US" w:bidi="en_US"/>
+        </w:rPr>
+        <w:t>עִ֖ם נְקֻדּ֥וֹת הַ⁠כָּֽסֶף</w:t>
+      </w:r>
+    </w:p>
+    <w:p>
+      <w:pPr/>
+      <w:r>
+        <w:rPr>
+          <w:lang w:val="en_US" w:bidi="en_US"/>
+        </w:rPr>
+      </w:r>
+      <w:r>
+        <w:rPr>
           <w:b/>
           <w:lang w:val="en_US" w:bidi="en_US"/>
         </w:rPr>
@@ -7088,6 +7662,20 @@
         <w:rPr>
           <w:lang w:val="en_US" w:bidi="en_US"/>
         </w:rPr>
+      </w:r>
+    </w:p>
+    <w:p>
+      <w:pPr/>
+      <w:r>
+        <w:rPr>
+          <w:lang w:val="en_US" w:bidi="en_US"/>
+        </w:rPr>
+      </w:r>
+      <w:r>
+        <w:rPr>
+          <w:lang w:val="en_US" w:bidi="en_US"/>
+        </w:rPr>
+        <w:t>שֶׁ֤⁠הַ⁠מֶּ֨לֶךְ֙</w:t>
       </w:r>
     </w:p>
     <w:p>
@@ -7200,6 +7788,20 @@
       </w:r>
       <w:r>
         <w:rPr>
+          <w:lang w:val="en_US" w:bidi="en_US"/>
+        </w:rPr>
+        <w:t>בִּ⁠מְסִבּ֔⁠וֹ</w:t>
+      </w:r>
+    </w:p>
+    <w:p>
+      <w:pPr/>
+      <w:r>
+        <w:rPr>
+          <w:lang w:val="en_US" w:bidi="en_US"/>
+        </w:rPr>
+      </w:r>
+      <w:r>
+        <w:rPr>
           <w:b/>
           <w:lang w:val="en_US" w:bidi="en_US"/>
         </w:rPr>
@@ -7289,6 +7891,20 @@
       </w:r>
       <w:r>
         <w:rPr>
+          <w:lang w:val="en_US" w:bidi="en_US"/>
+        </w:rPr>
+        <w:t>נִרְדִּ֖⁠י</w:t>
+      </w:r>
+    </w:p>
+    <w:p>
+      <w:pPr/>
+      <w:r>
+        <w:rPr>
+          <w:lang w:val="en_US" w:bidi="en_US"/>
+        </w:rPr>
+      </w:r>
+      <w:r>
+        <w:rPr>
           <w:b/>
           <w:lang w:val="en_US" w:bidi="en_US"/>
         </w:rPr>
@@ -7424,6 +8040,20 @@
       </w:r>
       <w:r>
         <w:rPr>
+          <w:lang w:val="en_US" w:bidi="en_US"/>
+        </w:rPr>
+        <w:t>נָתַ֥ן רֵיחֽ⁠וֹ</w:t>
+      </w:r>
+    </w:p>
+    <w:p>
+      <w:pPr/>
+      <w:r>
+        <w:rPr>
+          <w:lang w:val="en_US" w:bidi="en_US"/>
+        </w:rPr>
+      </w:r>
+      <w:r>
+        <w:rPr>
           <w:b/>
           <w:lang w:val="en_US" w:bidi="en_US"/>
         </w:rPr>
@@ -7673,6 +8303,20 @@
       </w:r>
       <w:r>
         <w:rPr>
+          <w:lang w:val="en_US" w:bidi="en_US"/>
+        </w:rPr>
+        <w:t>דּוֹדִ⁠י֙</w:t>
+      </w:r>
+    </w:p>
+    <w:p>
+      <w:pPr/>
+      <w:r>
+        <w:rPr>
+          <w:lang w:val="en_US" w:bidi="en_US"/>
+        </w:rPr>
+      </w:r>
+      <w:r>
+        <w:rPr>
           <w:b/>
           <w:lang w:val="en_US" w:bidi="en_US"/>
         </w:rPr>
@@ -7736,6 +8380,20 @@
       </w:r>
       <w:r>
         <w:rPr>
+          <w:lang w:val="en_US" w:bidi="en_US"/>
+        </w:rPr>
+        <w:t>צְר֨וֹר הַ⁠מֹּ֤ר ׀ דּוֹדִ⁠י֙ לִ֔⁠י בֵּ֥ין שָׁדַ֖⁠י יָלִֽין</w:t>
+      </w:r>
+    </w:p>
+    <w:p>
+      <w:pPr/>
+      <w:r>
+        <w:rPr>
+          <w:lang w:val="en_US" w:bidi="en_US"/>
+        </w:rPr>
+      </w:r>
+      <w:r>
+        <w:rPr>
           <w:b/>
           <w:lang w:val="en_US" w:bidi="en_US"/>
         </w:rPr>
@@ -7858,6 +8516,20 @@
       </w:r>
       <w:r>
         <w:rPr>
+          <w:lang w:val="en_US" w:bidi="en_US"/>
+        </w:rPr>
+        <w:t>יָלִֽין</w:t>
+      </w:r>
+    </w:p>
+    <w:p>
+      <w:pPr/>
+      <w:r>
+        <w:rPr>
+          <w:lang w:val="en_US" w:bidi="en_US"/>
+        </w:rPr>
+      </w:r>
+      <w:r>
+        <w:rPr>
           <w:b/>
           <w:lang w:val="en_US" w:bidi="en_US"/>
         </w:rPr>
@@ -8321,6 +8993,20 @@
         <w:rPr>
           <w:lang w:val="en_US" w:bidi="en_US"/>
         </w:rPr>
+      </w:r>
+    </w:p>
+    <w:p>
+      <w:pPr/>
+      <w:r>
+        <w:rPr>
+          <w:lang w:val="en_US" w:bidi="en_US"/>
+        </w:rPr>
+      </w:r>
+      <w:r>
+        <w:rPr>
+          <w:lang w:val="en_US" w:bidi="en_US"/>
+        </w:rPr>
+        <w:t>הִנָּ֤⁠ךְ &amp; הִנָּ֥⁠ךְ</w:t>
       </w:r>
     </w:p>
     <w:p>
@@ -8702,6 +9388,20 @@
       </w:r>
       <w:r>
         <w:rPr>
+          <w:lang w:val="en_US" w:bidi="en_US"/>
+        </w:rPr>
+        <w:t>הִנְּ⁠ךָ֨</w:t>
+      </w:r>
+    </w:p>
+    <w:p>
+      <w:pPr/>
+      <w:r>
+        <w:rPr>
+          <w:lang w:val="en_US" w:bidi="en_US"/>
+        </w:rPr>
+      </w:r>
+      <w:r>
+        <w:rPr>
           <w:b/>
           <w:lang w:val="en_US" w:bidi="en_US"/>
         </w:rPr>
@@ -8877,6 +9577,20 @@
         <w:rPr>
           <w:lang w:val="en_US" w:bidi="en_US"/>
         </w:rPr>
+      </w:r>
+    </w:p>
+    <w:p>
+      <w:pPr/>
+      <w:r>
+        <w:rPr>
+          <w:lang w:val="en_US" w:bidi="en_US"/>
+        </w:rPr>
+      </w:r>
+      <w:r>
+        <w:rPr>
+          <w:lang w:val="en_US" w:bidi="en_US"/>
+        </w:rPr>
+        <w:t>דוֹדִ⁠י֙</w:t>
       </w:r>
     </w:p>
     <w:p>
@@ -8982,6 +9696,20 @@
       </w:r>
       <w:r>
         <w:rPr>
+          <w:lang w:val="en_US" w:bidi="en_US"/>
+        </w:rPr>
+        <w:t>דוֹדִ⁠י֙ אַ֣ף נָעִ֔ים</w:t>
+      </w:r>
+    </w:p>
+    <w:p>
+      <w:pPr/>
+      <w:r>
+        <w:rPr>
+          <w:lang w:val="en_US" w:bidi="en_US"/>
+        </w:rPr>
+      </w:r>
+      <w:r>
+        <w:rPr>
           <w:b/>
           <w:lang w:val="en_US" w:bidi="en_US"/>
         </w:rPr>
@@ -9065,6 +9793,20 @@
       </w:r>
       <w:r>
         <w:rPr>
+          <w:lang w:val="en_US" w:bidi="en_US"/>
+        </w:rPr>
+        <w:t>עַרְשֵׂ֖⁠נוּ</w:t>
+      </w:r>
+    </w:p>
+    <w:p>
+      <w:pPr/>
+      <w:r>
+        <w:rPr>
+          <w:lang w:val="en_US" w:bidi="en_US"/>
+        </w:rPr>
+      </w:r>
+      <w:r>
+        <w:rPr>
           <w:b/>
           <w:lang w:val="en_US" w:bidi="en_US"/>
         </w:rPr>
@@ -9161,6 +9903,20 @@
       </w:r>
       <w:r>
         <w:rPr>
+          <w:lang w:val="en_US" w:bidi="en_US"/>
+        </w:rPr>
+        <w:t>רַעֲנָנָֽה</w:t>
+      </w:r>
+    </w:p>
+    <w:p>
+      <w:pPr/>
+      <w:r>
+        <w:rPr>
+          <w:lang w:val="en_US" w:bidi="en_US"/>
+        </w:rPr>
+      </w:r>
+      <w:r>
+        <w:rPr>
           <w:b/>
           <w:lang w:val="en_US" w:bidi="en_US"/>
         </w:rPr>
@@ -9285,6 +10041,20 @@
         <w:rPr>
           <w:lang w:val="en_US" w:bidi="en_US"/>
         </w:rPr>
+      </w:r>
+    </w:p>
+    <w:p>
+      <w:pPr/>
+      <w:r>
+        <w:rPr>
+          <w:lang w:val="en_US" w:bidi="en_US"/>
+        </w:rPr>
+      </w:r>
+      <w:r>
+        <w:rPr>
+          <w:lang w:val="en_US" w:bidi="en_US"/>
+        </w:rPr>
+        <w:t>קֹר֤וֹת בָּתֵּ֨י⁠נוּ֙ אֲרָזִ֔ים רַהִיטֵ֖נוּ בְּרוֹתִֽים</w:t>
       </w:r>
     </w:p>
     <w:p>
@@ -9819,6 +10589,20 @@
       </w:r>
       <w:r>
         <w:rPr>
+          <w:lang w:val="en_US" w:bidi="en_US"/>
+        </w:rPr>
+        <w:t>חֲבַצֶּ֣לֶת</w:t>
+      </w:r>
+    </w:p>
+    <w:p>
+      <w:pPr/>
+      <w:r>
+        <w:rPr>
+          <w:lang w:val="en_US" w:bidi="en_US"/>
+        </w:rPr>
+      </w:r>
+      <w:r>
+        <w:rPr>
           <w:b/>
           <w:lang w:val="en_US" w:bidi="en_US"/>
         </w:rPr>
@@ -10018,6 +10802,20 @@
       </w:r>
       <w:r>
         <w:rPr>
+          <w:lang w:val="en_US" w:bidi="en_US"/>
+        </w:rPr>
+        <w:t>אֲנִי֙ חֲבַצֶּ֣לֶת הַ⁠שָּׁר֔וֹן שֽׁוֹשַׁנַּ֖ת הָ⁠עֲמָקִֽים</w:t>
+      </w:r>
+    </w:p>
+    <w:p>
+      <w:pPr/>
+      <w:r>
+        <w:rPr>
+          <w:lang w:val="en_US" w:bidi="en_US"/>
+        </w:rPr>
+      </w:r>
+      <w:r>
+        <w:rPr>
           <w:b/>
           <w:lang w:val="en_US" w:bidi="en_US"/>
         </w:rPr>
@@ -10127,6 +10925,20 @@
       </w:r>
       <w:r>
         <w:rPr>
+          <w:lang w:val="en_US" w:bidi="en_US"/>
+        </w:rPr>
+        <w:t>שֽׁוֹשַׁנַּ֖ת</w:t>
+      </w:r>
+    </w:p>
+    <w:p>
+      <w:pPr/>
+      <w:r>
+        <w:rPr>
+          <w:lang w:val="en_US" w:bidi="en_US"/>
+        </w:rPr>
+      </w:r>
+      <w:r>
+        <w:rPr>
           <w:b/>
           <w:lang w:val="en_US" w:bidi="en_US"/>
         </w:rPr>
@@ -10295,6 +11107,20 @@
         <w:rPr>
           <w:lang w:val="en_US" w:bidi="en_US"/>
         </w:rPr>
+      </w:r>
+    </w:p>
+    <w:p>
+      <w:pPr/>
+      <w:r>
+        <w:rPr>
+          <w:lang w:val="en_US" w:bidi="en_US"/>
+        </w:rPr>
+      </w:r>
+      <w:r>
+        <w:rPr>
+          <w:lang w:val="en_US" w:bidi="en_US"/>
+        </w:rPr>
+        <w:t>כְּ⁠שֽׁוֹשַׁנָּה֙ בֵּ֣ין הַ⁠חוֹחִ֔ים כֵּ֥ן רַעְיָתִ֖⁠י בֵּ֥ין הַ⁠בָּנֽוֹת</w:t>
       </w:r>
     </w:p>
     <w:p>
@@ -10630,6 +11456,20 @@
       </w:r>
       <w:r>
         <w:rPr>
+          <w:lang w:val="en_US" w:bidi="en_US"/>
+        </w:rPr>
+        <w:t>הַ⁠בָּנֽוֹת</w:t>
+      </w:r>
+    </w:p>
+    <w:p>
+      <w:pPr/>
+      <w:r>
+        <w:rPr>
+          <w:lang w:val="en_US" w:bidi="en_US"/>
+        </w:rPr>
+      </w:r>
+      <w:r>
+        <w:rPr>
           <w:b/>
           <w:lang w:val="en_US" w:bidi="en_US"/>
         </w:rPr>
@@ -10879,6 +11719,20 @@
       </w:r>
       <w:r>
         <w:rPr>
+          <w:lang w:val="en_US" w:bidi="en_US"/>
+        </w:rPr>
+        <w:t>כְּ⁠תַפּ֨וּחַ֙ בַּ⁠עֲצֵ֣י הַ⁠יַּ֔עַר כֵּ֥ן דּוֹדִ֖⁠י בֵּ֣ין הַ⁠בָּנִ֑ים</w:t>
+      </w:r>
+    </w:p>
+    <w:p>
+      <w:pPr/>
+      <w:r>
+        <w:rPr>
+          <w:lang w:val="en_US" w:bidi="en_US"/>
+        </w:rPr>
+      </w:r>
+      <w:r>
+        <w:rPr>
           <w:b/>
           <w:lang w:val="en_US" w:bidi="en_US"/>
         </w:rPr>
@@ -11274,6 +12128,20 @@
       </w:r>
       <w:r>
         <w:rPr>
+          <w:lang w:val="en_US" w:bidi="en_US"/>
+        </w:rPr>
+        <w:t>בֵּ֣ין הַ⁠בָּנִ֑ים</w:t>
+      </w:r>
+    </w:p>
+    <w:p>
+      <w:pPr/>
+      <w:r>
+        <w:rPr>
+          <w:lang w:val="en_US" w:bidi="en_US"/>
+        </w:rPr>
+      </w:r>
+      <w:r>
+        <w:rPr>
           <w:b/>
           <w:lang w:val="en_US" w:bidi="en_US"/>
         </w:rPr>
@@ -11396,6 +12264,20 @@
       </w:r>
       <w:r>
         <w:rPr>
+          <w:lang w:val="en_US" w:bidi="en_US"/>
+        </w:rPr>
+        <w:t>בְּ⁠צִלּ⁠וֹ֙ חִמַּ֣דְתִּי וְ⁠יָשַׁ֔בְתִּי וּ⁠פִרְי֖⁠וֹ מָת֥וֹק לְ⁠חִכִּֽ⁠י</w:t>
+      </w:r>
+    </w:p>
+    <w:p>
+      <w:pPr/>
+      <w:r>
+        <w:rPr>
+          <w:lang w:val="en_US" w:bidi="en_US"/>
+        </w:rPr>
+      </w:r>
+      <w:r>
+        <w:rPr>
           <w:b/>
           <w:lang w:val="en_US" w:bidi="en_US"/>
         </w:rPr>
@@ -11531,6 +12413,20 @@
       </w:r>
       <w:r>
         <w:rPr>
+          <w:lang w:val="en_US" w:bidi="en_US"/>
+        </w:rPr>
+        <w:t>בְּ⁠צִלּ⁠וֹ֙ חִמַּ֣דְתִּי וְ⁠יָשַׁ֔בְתִּי</w:t>
+      </w:r>
+    </w:p>
+    <w:p>
+      <w:pPr/>
+      <w:r>
+        <w:rPr>
+          <w:lang w:val="en_US" w:bidi="en_US"/>
+        </w:rPr>
+      </w:r>
+      <w:r>
+        <w:rPr>
           <w:b/>
           <w:lang w:val="en_US" w:bidi="en_US"/>
         </w:rPr>
@@ -11646,6 +12542,20 @@
         <w:rPr>
           <w:lang w:val="en_US" w:bidi="en_US"/>
         </w:rPr>
+      </w:r>
+    </w:p>
+    <w:p>
+      <w:pPr/>
+      <w:r>
+        <w:rPr>
+          <w:lang w:val="en_US" w:bidi="en_US"/>
+        </w:rPr>
+      </w:r>
+      <w:r>
+        <w:rPr>
+          <w:lang w:val="en_US" w:bidi="en_US"/>
+        </w:rPr>
+        <w:t>הֱבִיאַ֨⁠נִי֙</w:t>
       </w:r>
     </w:p>
     <w:p>
@@ -12116,6 +13026,20 @@
       </w:r>
       <w:r>
         <w:rPr>
+          <w:lang w:val="en_US" w:bidi="en_US"/>
+        </w:rPr>
+        <w:t>וְ⁠דִגְל֥⁠וֹ עָלַ֖⁠י אַהֲבָֽה</w:t>
+      </w:r>
+    </w:p>
+    <w:p>
+      <w:pPr/>
+      <w:r>
+        <w:rPr>
+          <w:lang w:val="en_US" w:bidi="en_US"/>
+        </w:rPr>
+      </w:r>
+      <w:r>
+        <w:rPr>
           <w:b/>
           <w:lang w:val="en_US" w:bidi="en_US"/>
         </w:rPr>
@@ -12225,6 +13149,20 @@
       </w:r>
       <w:r>
         <w:rPr>
+          <w:lang w:val="en_US" w:bidi="en_US"/>
+        </w:rPr>
+        <w:t>וְ⁠דִגְל֥⁠וֹ</w:t>
+      </w:r>
+    </w:p>
+    <w:p>
+      <w:pPr/>
+      <w:r>
+        <w:rPr>
+          <w:lang w:val="en_US" w:bidi="en_US"/>
+        </w:rPr>
+      </w:r>
+      <w:r>
+        <w:rPr>
           <w:b/>
           <w:lang w:val="en_US" w:bidi="en_US"/>
         </w:rPr>
@@ -12417,6 +13355,20 @@
       </w:r>
       <w:r>
         <w:rPr>
+          <w:lang w:val="en_US" w:bidi="en_US"/>
+        </w:rPr>
+        <w:t>סַמְּכ֨וּ⁠נִי֙ בָּֽ⁠אֲשִׁישׁ֔וֹת רַפְּד֖וּ⁠נִי בַּ⁠תַּפּוּחִ֑ים</w:t>
+      </w:r>
+    </w:p>
+    <w:p>
+      <w:pPr/>
+      <w:r>
+        <w:rPr>
+          <w:lang w:val="en_US" w:bidi="en_US"/>
+        </w:rPr>
+      </w:r>
+      <w:r>
+        <w:rPr>
           <w:b/>
           <w:lang w:val="en_US" w:bidi="en_US"/>
         </w:rPr>
@@ -12526,6 +13478,20 @@
       </w:r>
       <w:r>
         <w:rPr>
+          <w:lang w:val="en_US" w:bidi="en_US"/>
+        </w:rPr>
+        <w:t>סַמְּכ֨וּ⁠נִי֙ &amp; רַפְּד֖וּ⁠נִי</w:t>
+      </w:r>
+    </w:p>
+    <w:p>
+      <w:pPr/>
+      <w:r>
+        <w:rPr>
+          <w:lang w:val="en_US" w:bidi="en_US"/>
+        </w:rPr>
+      </w:r>
+      <w:r>
+        <w:rPr>
           <w:b/>
           <w:lang w:val="en_US" w:bidi="en_US"/>
         </w:rPr>
@@ -12648,6 +13614,20 @@
       </w:r>
       <w:r>
         <w:rPr>
+          <w:lang w:val="en_US" w:bidi="en_US"/>
+        </w:rPr>
+        <w:t>סַמְּכ֨וּ⁠נִי֙ בָּֽ⁠אֲשִׁישׁ֔וֹת רַפְּד֖וּ⁠נִי בַּ⁠תַּפּוּחִ֑ים כִּי־חוֹלַ֥ת אַהֲבָ֖ה אָֽנִי</w:t>
+      </w:r>
+    </w:p>
+    <w:p>
+      <w:pPr/>
+      <w:r>
+        <w:rPr>
+          <w:lang w:val="en_US" w:bidi="en_US"/>
+        </w:rPr>
+      </w:r>
+      <w:r>
+        <w:rPr>
           <w:b/>
           <w:lang w:val="en_US" w:bidi="en_US"/>
         </w:rPr>
@@ -12720,6 +13700,20 @@
         <w:rPr>
           <w:lang w:val="en_US" w:bidi="en_US"/>
         </w:rPr>
+      </w:r>
+    </w:p>
+    <w:p>
+      <w:pPr/>
+      <w:r>
+        <w:rPr>
+          <w:lang w:val="en_US" w:bidi="en_US"/>
+        </w:rPr>
+      </w:r>
+      <w:r>
+        <w:rPr>
+          <w:lang w:val="en_US" w:bidi="en_US"/>
+        </w:rPr>
+        <w:t>בָּֽ⁠אֲשִׁישׁ֔וֹת</w:t>
       </w:r>
     </w:p>
     <w:p>
@@ -12941,6 +13935,20 @@
       </w:r>
       <w:r>
         <w:rPr>
+          <w:lang w:val="en_US" w:bidi="en_US"/>
+        </w:rPr>
+        <w:t>כִּי־חוֹלַ֥ת אַהֲבָ֖ה אָֽנִי</w:t>
+      </w:r>
+    </w:p>
+    <w:p>
+      <w:pPr/>
+      <w:r>
+        <w:rPr>
+          <w:lang w:val="en_US" w:bidi="en_US"/>
+        </w:rPr>
+      </w:r>
+      <w:r>
+        <w:rPr>
           <w:b/>
           <w:lang w:val="en_US" w:bidi="en_US"/>
         </w:rPr>
@@ -13133,6 +14141,20 @@
       </w:r>
       <w:r>
         <w:rPr>
+          <w:lang w:val="en_US" w:bidi="en_US"/>
+        </w:rPr>
+        <w:t>שְׂמֹאל⁠וֹ֙ תַּ֣חַת לְ⁠רֹאשִׁ֔⁠י וִ⁠ימִינ֖⁠וֹ תְּחַבְּקֵֽ⁠נִי</w:t>
+      </w:r>
+    </w:p>
+    <w:p>
+      <w:pPr/>
+      <w:r>
+        <w:rPr>
+          <w:lang w:val="en_US" w:bidi="en_US"/>
+        </w:rPr>
+      </w:r>
+      <w:r>
+        <w:rPr>
           <w:b/>
           <w:lang w:val="en_US" w:bidi="en_US"/>
         </w:rPr>
@@ -13314,6 +14336,20 @@
         <w:rPr>
           <w:lang w:val="en_US" w:bidi="en_US"/>
         </w:rPr>
+      </w:r>
+    </w:p>
+    <w:p>
+      <w:pPr/>
+      <w:r>
+        <w:rPr>
+          <w:lang w:val="en_US" w:bidi="en_US"/>
+        </w:rPr>
+      </w:r>
+      <w:r>
+        <w:rPr>
+          <w:lang w:val="en_US" w:bidi="en_US"/>
+        </w:rPr>
+        <w:t>הִשְׁבַּ֨עְתִּי אֶתְ⁠כֶ֜ם &amp; בִּ⁠צְבָא֔וֹת א֖וֹ בְּ⁠אַיְל֣וֹת הַ⁠שָּׂדֶ֑ה</w:t>
       </w:r>
     </w:p>
     <w:p>
@@ -13555,6 +14591,20 @@
       </w:r>
       <w:r>
         <w:rPr>
+          <w:lang w:val="en_US" w:bidi="en_US"/>
+        </w:rPr>
+        <w:t>בִּ⁠צְבָא֔וֹת א֖וֹ בְּ⁠אַיְל֣וֹת הַ⁠שָּׂדֶ֑ה</w:t>
+      </w:r>
+    </w:p>
+    <w:p>
+      <w:pPr/>
+      <w:r>
+        <w:rPr>
+          <w:lang w:val="en_US" w:bidi="en_US"/>
+        </w:rPr>
+      </w:r>
+      <w:r>
+        <w:rPr>
           <w:b/>
           <w:lang w:val="en_US" w:bidi="en_US"/>
         </w:rPr>
@@ -13895,6 +14945,20 @@
       </w:r>
       <w:r>
         <w:rPr>
+          <w:lang w:val="en_US" w:bidi="en_US"/>
+        </w:rPr>
+        <w:t>אִם־תָּעִ֧ירוּ ׀ וְֽ⁠אִם־תְּעֽוֹרְר֛וּ אֶת־הָ⁠אַהֲבָ֖ה עַ֥ד שֶׁ⁠תֶּחְפָּֽץ</w:t>
+      </w:r>
+    </w:p>
+    <w:p>
+      <w:pPr/>
+      <w:r>
+        <w:rPr>
+          <w:lang w:val="en_US" w:bidi="en_US"/>
+        </w:rPr>
+      </w:r>
+      <w:r>
+        <w:rPr>
           <w:b/>
           <w:lang w:val="en_US" w:bidi="en_US"/>
         </w:rPr>
@@ -14004,6 +15068,20 @@
       </w:r>
       <w:r>
         <w:rPr>
+          <w:lang w:val="en_US" w:bidi="en_US"/>
+        </w:rPr>
+        <w:t>אִם־תָּעִ֧ירוּ ׀ וְֽ⁠אִם־תְּעֽוֹרְר֛וּ</w:t>
+      </w:r>
+    </w:p>
+    <w:p>
+      <w:pPr/>
+      <w:r>
+        <w:rPr>
+          <w:lang w:val="en_US" w:bidi="en_US"/>
+        </w:rPr>
+      </w:r>
+      <w:r>
+        <w:rPr>
           <w:b/>
           <w:lang w:val="en_US" w:bidi="en_US"/>
         </w:rPr>
@@ -14294,6 +15372,20 @@
         <w:rPr>
           <w:lang w:val="en_US" w:bidi="en_US"/>
         </w:rPr>
+      </w:r>
+    </w:p>
+    <w:p>
+      <w:pPr/>
+      <w:r>
+        <w:rPr>
+          <w:lang w:val="en_US" w:bidi="en_US"/>
+        </w:rPr>
+      </w:r>
+      <w:r>
+        <w:rPr>
+          <w:lang w:val="en_US" w:bidi="en_US"/>
+        </w:rPr>
+        <w:t>הִנֵּה</w:t>
       </w:r>
     </w:p>
     <w:p>
@@ -14407,6 +15499,20 @@
       </w:r>
       <w:r>
         <w:rPr>
+          <w:lang w:val="en_US" w:bidi="en_US"/>
+        </w:rPr>
+        <w:t>בָּ֑א</w:t>
+      </w:r>
+    </w:p>
+    <w:p>
+      <w:pPr/>
+      <w:r>
+        <w:rPr>
+          <w:lang w:val="en_US" w:bidi="en_US"/>
+        </w:rPr>
+      </w:r>
+      <w:r>
+        <w:rPr>
           <w:b/>
           <w:lang w:val="en_US" w:bidi="en_US"/>
         </w:rPr>
@@ -15046,6 +16152,20 @@
       </w:r>
       <w:r>
         <w:rPr>
+          <w:lang w:val="en_US" w:bidi="en_US"/>
+        </w:rPr>
+        <w:t>זֶ֤ה</w:t>
+      </w:r>
+    </w:p>
+    <w:p>
+      <w:pPr/>
+      <w:r>
+        <w:rPr>
+          <w:lang w:val="en_US" w:bidi="en_US"/>
+        </w:rPr>
+      </w:r>
+      <w:r>
+        <w:rPr>
           <w:b/>
           <w:lang w:val="en_US" w:bidi="en_US"/>
         </w:rPr>
@@ -15155,6 +16275,20 @@
       </w:r>
       <w:r>
         <w:rPr>
+          <w:lang w:val="en_US" w:bidi="en_US"/>
+        </w:rPr>
+        <w:t>אַחַ֣ר כָּתְלֵ֔⁠נוּ</w:t>
+      </w:r>
+    </w:p>
+    <w:p>
+      <w:pPr/>
+      <w:r>
+        <w:rPr>
+          <w:lang w:val="en_US" w:bidi="en_US"/>
+        </w:rPr>
+      </w:r>
+      <w:r>
+        <w:rPr>
           <w:b/>
           <w:lang w:val="en_US" w:bidi="en_US"/>
         </w:rPr>
@@ -15251,6 +16385,20 @@
       </w:r>
       <w:r>
         <w:rPr>
+          <w:lang w:val="en_US" w:bidi="en_US"/>
+        </w:rPr>
+        <w:t>מַשְׁגִּ֨יחַ֙ מִן־הַֽ⁠חֲלֹּנ֔וֹת מֵצִ֖יץ מִן־הַֽ⁠חֲרַכִּֽים</w:t>
+      </w:r>
+    </w:p>
+    <w:p>
+      <w:pPr/>
+      <w:r>
+        <w:rPr>
+          <w:lang w:val="en_US" w:bidi="en_US"/>
+        </w:rPr>
+      </w:r>
+      <w:r>
+        <w:rPr>
           <w:b/>
           <w:lang w:val="en_US" w:bidi="en_US"/>
         </w:rPr>
@@ -15347,6 +16495,20 @@
       </w:r>
       <w:r>
         <w:rPr>
+          <w:lang w:val="en_US" w:bidi="en_US"/>
+        </w:rPr>
+        <w:t>הַֽ⁠חֲלֹּנ֔וֹת &amp; הַֽ⁠חֲרַכִּֽים</w:t>
+      </w:r>
+    </w:p>
+    <w:p>
+      <w:pPr/>
+      <w:r>
+        <w:rPr>
+          <w:lang w:val="en_US" w:bidi="en_US"/>
+        </w:rPr>
+      </w:r>
+      <w:r>
+        <w:rPr>
           <w:b/>
           <w:lang w:val="en_US" w:bidi="en_US"/>
         </w:rPr>
@@ -15456,6 +16618,20 @@
       </w:r>
       <w:r>
         <w:rPr>
+          <w:lang w:val="en_US" w:bidi="en_US"/>
+        </w:rPr>
+        <w:t>הַֽ⁠חֲרַכִּֽים</w:t>
+      </w:r>
+    </w:p>
+    <w:p>
+      <w:pPr/>
+      <w:r>
+        <w:rPr>
+          <w:lang w:val="en_US" w:bidi="en_US"/>
+        </w:rPr>
+      </w:r>
+      <w:r>
+        <w:rPr>
           <w:b/>
           <w:lang w:val="en_US" w:bidi="en_US"/>
         </w:rPr>
@@ -15578,6 +16754,20 @@
       </w:r>
       <w:r>
         <w:rPr>
+          <w:lang w:val="en_US" w:bidi="en_US"/>
+        </w:rPr>
+        <w:t>וּ⁠לְכִי־לָֽ⁠ךְ</w:t>
+      </w:r>
+    </w:p>
+    <w:p>
+      <w:pPr/>
+      <w:r>
+        <w:rPr>
+          <w:lang w:val="en_US" w:bidi="en_US"/>
+        </w:rPr>
+      </w:r>
+      <w:r>
+        <w:rPr>
           <w:b/>
           <w:lang w:val="en_US" w:bidi="en_US"/>
         </w:rPr>
@@ -15764,6 +16954,20 @@
       </w:r>
       <w:r>
         <w:rPr>
+          <w:lang w:val="en_US" w:bidi="en_US"/>
+        </w:rPr>
+        <w:t>כִּֽי־הִנֵּ֥ה</w:t>
+      </w:r>
+    </w:p>
+    <w:p>
+      <w:pPr/>
+      <w:r>
+        <w:rPr>
+          <w:lang w:val="en_US" w:bidi="en_US"/>
+        </w:rPr>
+      </w:r>
+      <w:r>
+        <w:rPr>
           <w:b/>
           <w:lang w:val="en_US" w:bidi="en_US"/>
         </w:rPr>
@@ -15860,6 +17064,20 @@
       </w:r>
       <w:r>
         <w:rPr>
+          <w:lang w:val="en_US" w:bidi="en_US"/>
+        </w:rPr>
+        <w:t>ה⁠סתו</w:t>
+      </w:r>
+    </w:p>
+    <w:p>
+      <w:pPr/>
+      <w:r>
+        <w:rPr>
+          <w:lang w:val="en_US" w:bidi="en_US"/>
+        </w:rPr>
+      </w:r>
+      <w:r>
+        <w:rPr>
           <w:b/>
           <w:lang w:val="en_US" w:bidi="en_US"/>
         </w:rPr>
@@ -15956,6 +17174,20 @@
       </w:r>
       <w:r>
         <w:rPr>
+          <w:lang w:val="en_US" w:bidi="en_US"/>
+        </w:rPr>
+        <w:t>ה⁠סתו עָבָ֑ר הַ⁠גֶּ֕שֶׁם חָלַ֖ף</w:t>
+      </w:r>
+    </w:p>
+    <w:p>
+      <w:pPr/>
+      <w:r>
+        <w:rPr>
+          <w:lang w:val="en_US" w:bidi="en_US"/>
+        </w:rPr>
+      </w:r>
+      <w:r>
+        <w:rPr>
           <w:b/>
           <w:lang w:val="en_US" w:bidi="en_US"/>
         </w:rPr>
@@ -16039,6 +17271,20 @@
       </w:r>
       <w:r>
         <w:rPr>
+          <w:lang w:val="en_US" w:bidi="en_US"/>
+        </w:rPr>
+        <w:t>עָבָ֑ר</w:t>
+      </w:r>
+    </w:p>
+    <w:p>
+      <w:pPr/>
+      <w:r>
+        <w:rPr>
+          <w:lang w:val="en_US" w:bidi="en_US"/>
+        </w:rPr>
+      </w:r>
+      <w:r>
+        <w:rPr>
           <w:b/>
           <w:lang w:val="en_US" w:bidi="en_US"/>
         </w:rPr>
@@ -16231,6 +17477,20 @@
       </w:r>
       <w:r>
         <w:rPr>
+          <w:lang w:val="en_US" w:bidi="en_US"/>
+        </w:rPr>
+        <w:t>חָלַ֖ף הָלַ֥ךְ לֽ⁠וֹ</w:t>
+      </w:r>
+    </w:p>
+    <w:p>
+      <w:pPr/>
+      <w:r>
+        <w:rPr>
+          <w:lang w:val="en_US" w:bidi="en_US"/>
+        </w:rPr>
+      </w:r>
+      <w:r>
+        <w:rPr>
           <w:b/>
           <w:lang w:val="en_US" w:bidi="en_US"/>
         </w:rPr>
@@ -16340,6 +17600,20 @@
       </w:r>
       <w:r>
         <w:rPr>
+          <w:lang w:val="en_US" w:bidi="en_US"/>
+        </w:rPr>
+        <w:t>בָ⁠אָ֔רֶץ</w:t>
+      </w:r>
+    </w:p>
+    <w:p>
+      <w:pPr/>
+      <w:r>
+        <w:rPr>
+          <w:lang w:val="en_US" w:bidi="en_US"/>
+        </w:rPr>
+      </w:r>
+      <w:r>
+        <w:rPr>
           <w:b/>
           <w:lang w:val="en_US" w:bidi="en_US"/>
         </w:rPr>
@@ -16403,6 +17677,20 @@
       </w:r>
       <w:r>
         <w:rPr>
+          <w:lang w:val="en_US" w:bidi="en_US"/>
+        </w:rPr>
+        <w:t>וְ⁠ק֥וֹל הַ⁠תּ֖וֹר נִשְׁמַ֥ע</w:t>
+      </w:r>
+    </w:p>
+    <w:p>
+      <w:pPr/>
+      <w:r>
+        <w:rPr>
+          <w:lang w:val="en_US" w:bidi="en_US"/>
+        </w:rPr>
+      </w:r>
+      <w:r>
+        <w:rPr>
           <w:b/>
           <w:lang w:val="en_US" w:bidi="en_US"/>
         </w:rPr>
@@ -16499,6 +17787,20 @@
       </w:r>
       <w:r>
         <w:rPr>
+          <w:lang w:val="en_US" w:bidi="en_US"/>
+        </w:rPr>
+        <w:t>הַ⁠תְּאֵנָה֙ חָֽנְטָ֣ה פַגֶּ֔י⁠הָ</w:t>
+      </w:r>
+    </w:p>
+    <w:p>
+      <w:pPr/>
+      <w:r>
+        <w:rPr>
+          <w:lang w:val="en_US" w:bidi="en_US"/>
+        </w:rPr>
+      </w:r>
+      <w:r>
+        <w:rPr>
           <w:b/>
           <w:lang w:val="en_US" w:bidi="en_US"/>
         </w:rPr>
@@ -16595,6 +17897,20 @@
       </w:r>
       <w:r>
         <w:rPr>
+          <w:lang w:val="en_US" w:bidi="en_US"/>
+        </w:rPr>
+        <w:t>וְ⁠הַ⁠גְּפָנִ֥ים ׀ סְמָדַ֖ר</w:t>
+      </w:r>
+    </w:p>
+    <w:p>
+      <w:pPr/>
+      <w:r>
+        <w:rPr>
+          <w:lang w:val="en_US" w:bidi="en_US"/>
+        </w:rPr>
+      </w:r>
+      <w:r>
+        <w:rPr>
           <w:b/>
           <w:lang w:val="en_US" w:bidi="en_US"/>
         </w:rPr>
@@ -16658,6 +17974,20 @@
       </w:r>
       <w:r>
         <w:rPr>
+          <w:lang w:val="en_US" w:bidi="en_US"/>
+        </w:rPr>
+        <w:t>נָ֣תְנוּ רֵ֑יחַ</w:t>
+      </w:r>
+    </w:p>
+    <w:p>
+      <w:pPr/>
+      <w:r>
+        <w:rPr>
+          <w:lang w:val="en_US" w:bidi="en_US"/>
+        </w:rPr>
+      </w:r>
+      <w:r>
+        <w:rPr>
           <w:b/>
           <w:lang w:val="en_US" w:bidi="en_US"/>
         </w:rPr>
@@ -16743,6 +18073,20 @@
         <w:rPr>
           <w:lang w:val="en_US" w:bidi="en_US"/>
         </w:rPr>
+      </w:r>
+    </w:p>
+    <w:p>
+      <w:pPr/>
+      <w:r>
+        <w:rPr>
+          <w:lang w:val="en_US" w:bidi="en_US"/>
+        </w:rPr>
+      </w:r>
+      <w:r>
+        <w:rPr>
+          <w:lang w:val="en_US" w:bidi="en_US"/>
+        </w:rPr>
+        <w:t>ק֥וּמִי לכי רַעְיָתִ֥⁠י יָפָתִ֖⁠י וּ⁠לְכִי־לָֽ⁠ךְ</w:t>
       </w:r>
     </w:p>
     <w:p>
@@ -16855,6 +18199,20 @@
       </w:r>
       <w:r>
         <w:rPr>
+          <w:lang w:val="en_US" w:bidi="en_US"/>
+        </w:rPr>
+        <w:t>יוֹנָתִ֞⁠י</w:t>
+      </w:r>
+    </w:p>
+    <w:p>
+      <w:pPr/>
+      <w:r>
+        <w:rPr>
+          <w:lang w:val="en_US" w:bidi="en_US"/>
+        </w:rPr>
+      </w:r>
+      <w:r>
+        <w:rPr>
           <w:b/>
           <w:lang w:val="en_US" w:bidi="en_US"/>
         </w:rPr>
@@ -16951,6 +18309,20 @@
       </w:r>
       <w:r>
         <w:rPr>
+          <w:lang w:val="en_US" w:bidi="en_US"/>
+        </w:rPr>
+        <w:t>יוֹנָתִ֞⁠י בְּ⁠חַגְוֵ֣י הַ⁠סֶּ֗לַע בְּ⁠סֵ֨תֶר֙ הַ⁠מַּדְרֵגָ֔ה</w:t>
+      </w:r>
+    </w:p>
+    <w:p>
+      <w:pPr/>
+      <w:r>
+        <w:rPr>
+          <w:lang w:val="en_US" w:bidi="en_US"/>
+        </w:rPr>
+      </w:r>
+      <w:r>
+        <w:rPr>
           <w:b/>
           <w:lang w:val="en_US" w:bidi="en_US"/>
         </w:rPr>
@@ -17047,6 +18419,20 @@
       </w:r>
       <w:r>
         <w:rPr>
+          <w:lang w:val="en_US" w:bidi="en_US"/>
+        </w:rPr>
+        <w:t>בְּ⁠חַגְוֵ֣י הַ⁠סֶּ֗לַע בְּ⁠סֵ֨תֶר֙ הַ⁠מַּדְרֵגָ֔ה</w:t>
+      </w:r>
+    </w:p>
+    <w:p>
+      <w:pPr/>
+      <w:r>
+        <w:rPr>
+          <w:lang w:val="en_US" w:bidi="en_US"/>
+        </w:rPr>
+      </w:r>
+      <w:r>
+        <w:rPr>
           <w:b/>
           <w:lang w:val="en_US" w:bidi="en_US"/>
         </w:rPr>
@@ -17193,6 +18579,20 @@
       </w:r>
       <w:r>
         <w:rPr>
+          <w:lang w:val="en_US" w:bidi="en_US"/>
+        </w:rPr>
+        <w:t>הַרְאִ֨י⁠נִי֙ אֶתּ־מַרְאַ֔יִ⁠ךְ הַשְׁמִיעִ֖י⁠נִי אֶת־קוֹלֵ֑⁠ךְ כִּי־קוֹלֵ֥⁠ךְ עָרֵ֖ב וּ⁠מַרְאֵ֥י⁠ךְ נָאוֶֽה</w:t>
+      </w:r>
+    </w:p>
+    <w:p>
+      <w:pPr/>
+      <w:r>
+        <w:rPr>
+          <w:lang w:val="en_US" w:bidi="en_US"/>
+        </w:rPr>
+      </w:r>
+      <w:r>
+        <w:rPr>
           <w:b/>
           <w:lang w:val="en_US" w:bidi="en_US"/>
         </w:rPr>
@@ -17276,6 +18676,20 @@
       </w:r>
       <w:r>
         <w:rPr>
+          <w:lang w:val="en_US" w:bidi="en_US"/>
+        </w:rPr>
+        <w:t>הַרְאִ֨י⁠נִי֙ אֶתּ־מַרְאַ֔יִ⁠ךְ הַשְׁמִיעִ֖י⁠נִי</w:t>
+      </w:r>
+    </w:p>
+    <w:p>
+      <w:pPr/>
+      <w:r>
+        <w:rPr>
+          <w:lang w:val="en_US" w:bidi="en_US"/>
+        </w:rPr>
+      </w:r>
+      <w:r>
+        <w:rPr>
           <w:b/>
           <w:lang w:val="en_US" w:bidi="en_US"/>
         </w:rPr>
@@ -17385,6 +18799,20 @@
       </w:r>
       <w:r>
         <w:rPr>
+          <w:lang w:val="en_US" w:bidi="en_US"/>
+        </w:rPr>
+        <w:t>קוֹלֵ֥⁠ךְ עָרֵ֖ב</w:t>
+      </w:r>
+    </w:p>
+    <w:p>
+      <w:pPr/>
+      <w:r>
+        <w:rPr>
+          <w:lang w:val="en_US" w:bidi="en_US"/>
+        </w:rPr>
+      </w:r>
+      <w:r>
+        <w:rPr>
           <w:b/>
           <w:lang w:val="en_US" w:bidi="en_US"/>
         </w:rPr>
@@ -17448,6 +18876,20 @@
       </w:r>
       <w:r>
         <w:rPr>
+          <w:lang w:val="en_US" w:bidi="en_US"/>
+        </w:rPr>
+        <w:t>אֶֽחֱזוּ־לָ֨⁠נוּ֙ שֽׁוּעָלִ֔ים שֽׁוּעָלִ֥ים קְטַנִּ֖ים מְחַבְּלִ֣ים כְּרָמִ֑ים וּ⁠כְרָמֵ֖י⁠נוּ סְמָדַֽר</w:t>
+      </w:r>
+    </w:p>
+    <w:p>
+      <w:pPr/>
+      <w:r>
+        <w:rPr>
+          <w:lang w:val="en_US" w:bidi="en_US"/>
+        </w:rPr>
+      </w:r>
+      <w:r>
+        <w:rPr>
           <w:b/>
           <w:lang w:val="en_US" w:bidi="en_US"/>
         </w:rPr>
@@ -17781,6 +19223,20 @@
       </w:r>
       <w:r>
         <w:rPr>
+          <w:lang w:val="en_US" w:bidi="en_US"/>
+        </w:rPr>
+        <w:t>לָ֨⁠נוּ֙ &amp; וּ⁠כְרָמֵ֖י⁠נוּ</w:t>
+      </w:r>
+    </w:p>
+    <w:p>
+      <w:pPr/>
+      <w:r>
+        <w:rPr>
+          <w:lang w:val="en_US" w:bidi="en_US"/>
+        </w:rPr>
+      </w:r>
+      <w:r>
+        <w:rPr>
           <w:b/>
           <w:lang w:val="en_US" w:bidi="en_US"/>
         </w:rPr>
@@ -17903,6 +19359,20 @@
       </w:r>
       <w:r>
         <w:rPr>
+          <w:lang w:val="en_US" w:bidi="en_US"/>
+        </w:rPr>
+        <w:t>וּ⁠כְרָמֵ֖י⁠נוּ סְמָדַֽר</w:t>
+      </w:r>
+    </w:p>
+    <w:p>
+      <w:pPr/>
+      <w:r>
+        <w:rPr>
+          <w:lang w:val="en_US" w:bidi="en_US"/>
+        </w:rPr>
+      </w:r>
+      <w:r>
+        <w:rPr>
           <w:b/>
           <w:lang w:val="en_US" w:bidi="en_US"/>
         </w:rPr>
@@ -17966,6 +19436,20 @@
       </w:r>
       <w:r>
         <w:rPr>
+          <w:lang w:val="en_US" w:bidi="en_US"/>
+        </w:rPr>
+        <w:t>דּוֹדִ֥⁠י לִ⁠י֙ וַ⁠אֲנִ֣י ל֔⁠וֹ</w:t>
+      </w:r>
+    </w:p>
+    <w:p>
+      <w:pPr/>
+      <w:r>
+        <w:rPr>
+          <w:lang w:val="en_US" w:bidi="en_US"/>
+        </w:rPr>
+      </w:r>
+      <w:r>
+        <w:rPr>
           <w:b/>
           <w:lang w:val="en_US" w:bidi="en_US"/>
         </w:rPr>
@@ -18114,6 +19598,20 @@
         <w:rPr>
           <w:lang w:val="en_US" w:bidi="en_US"/>
         </w:rPr>
+      </w:r>
+    </w:p>
+    <w:p>
+      <w:pPr/>
+      <w:r>
+        <w:rPr>
+          <w:lang w:val="en_US" w:bidi="en_US"/>
+        </w:rPr>
+      </w:r>
+      <w:r>
+        <w:rPr>
+          <w:lang w:val="en_US" w:bidi="en_US"/>
+        </w:rPr>
+        <w:t>הָ⁠רֹעֶ֖ה בַּ⁠שּׁוֹשַׁנִּֽים</w:t>
       </w:r>
     </w:p>
     <w:p>
@@ -18545,6 +20043,20 @@
       </w:r>
       <w:r>
         <w:rPr>
+          <w:lang w:val="en_US" w:bidi="en_US"/>
+        </w:rPr>
+        <w:t>וְ⁠נָ֖סוּ הַ⁠צְּלָלִ֑ים</w:t>
+      </w:r>
+    </w:p>
+    <w:p>
+      <w:pPr/>
+      <w:r>
+        <w:rPr>
+          <w:lang w:val="en_US" w:bidi="en_US"/>
+        </w:rPr>
+      </w:r>
+      <w:r>
+        <w:rPr>
           <w:b/>
           <w:lang w:val="en_US" w:bidi="en_US"/>
         </w:rPr>
@@ -18641,6 +20153,20 @@
       </w:r>
       <w:r>
         <w:rPr>
+          <w:lang w:val="en_US" w:bidi="en_US"/>
+        </w:rPr>
+        <w:t>סֹב֩ דְּמֵה־לְ⁠ךָ֨ דוֹדִ֜⁠י</w:t>
+      </w:r>
+    </w:p>
+    <w:p>
+      <w:pPr/>
+      <w:r>
+        <w:rPr>
+          <w:lang w:val="en_US" w:bidi="en_US"/>
+        </w:rPr>
+      </w:r>
+      <w:r>
+        <w:rPr>
           <w:b/>
           <w:lang w:val="en_US" w:bidi="en_US"/>
         </w:rPr>
@@ -18693,6 +20219,20 @@
         <w:rPr>
           <w:lang w:val="en_US" w:bidi="en_US"/>
         </w:rPr>
+      </w:r>
+    </w:p>
+    <w:p>
+      <w:pPr/>
+      <w:r>
+        <w:rPr>
+          <w:lang w:val="en_US" w:bidi="en_US"/>
+        </w:rPr>
+      </w:r>
+      <w:r>
+        <w:rPr>
+          <w:lang w:val="en_US" w:bidi="en_US"/>
+        </w:rPr>
+        <w:t>לִ⁠צְבִ֗י</w:t>
       </w:r>
     </w:p>
     <w:p>
@@ -19218,6 +20758,20 @@
       </w:r>
       <w:r>
         <w:rPr>
+          <w:lang w:val="en_US" w:bidi="en_US"/>
+        </w:rPr>
+        <w:t>בַּ⁠לֵּיל֔וֹת</w:t>
+      </w:r>
+    </w:p>
+    <w:p>
+      <w:pPr/>
+      <w:r>
+        <w:rPr>
+          <w:lang w:val="en_US" w:bidi="en_US"/>
+        </w:rPr>
+      </w:r>
+      <w:r>
+        <w:rPr>
           <w:b/>
           <w:lang w:val="en_US" w:bidi="en_US"/>
         </w:rPr>
@@ -19327,6 +20881,20 @@
       </w:r>
       <w:r>
         <w:rPr>
+          <w:lang w:val="en_US" w:bidi="en_US"/>
+        </w:rPr>
+        <w:t>בִּקַּ֕שְׁתִּי אֵ֥ת שֶׁ⁠אָהֲבָ֖ה נַפְשִׁ֑⁠י בִּקַּשְׁתִּ֖י⁠ו</w:t>
+      </w:r>
+    </w:p>
+    <w:p>
+      <w:pPr/>
+      <w:r>
+        <w:rPr>
+          <w:lang w:val="en_US" w:bidi="en_US"/>
+        </w:rPr>
+      </w:r>
+      <w:r>
+        <w:rPr>
           <w:b/>
           <w:lang w:val="en_US" w:bidi="en_US"/>
         </w:rPr>
@@ -19412,6 +20980,20 @@
         <w:rPr>
           <w:lang w:val="en_US" w:bidi="en_US"/>
         </w:rPr>
+      </w:r>
+    </w:p>
+    <w:p>
+      <w:pPr/>
+      <w:r>
+        <w:rPr>
+          <w:lang w:val="en_US" w:bidi="en_US"/>
+        </w:rPr>
+      </w:r>
+      <w:r>
+        <w:rPr>
+          <w:lang w:val="en_US" w:bidi="en_US"/>
+        </w:rPr>
+        <w:t>אֵ֥ת שֶׁ⁠אָהֲבָ֖ה נַפְשִׁ֑⁠י</w:t>
       </w:r>
     </w:p>
     <w:p>
@@ -19607,6 +21189,20 @@
       </w:r>
       <w:r>
         <w:rPr>
+          <w:lang w:val="en_US" w:bidi="en_US"/>
+        </w:rPr>
+        <w:t>וַ⁠אֲסוֹבְבָ֣ה בָ⁠עִ֗יר</w:t>
+      </w:r>
+    </w:p>
+    <w:p>
+      <w:pPr/>
+      <w:r>
+        <w:rPr>
+          <w:lang w:val="en_US" w:bidi="en_US"/>
+        </w:rPr>
+      </w:r>
+      <w:r>
+        <w:rPr>
           <w:b/>
           <w:lang w:val="en_US" w:bidi="en_US"/>
         </w:rPr>
@@ -19670,6 +21266,20 @@
       </w:r>
       <w:r>
         <w:rPr>
+          <w:lang w:val="en_US" w:bidi="en_US"/>
+        </w:rPr>
+        <w:t>וּ⁠בָ֣⁠רְחֹב֔וֹת</w:t>
+      </w:r>
+    </w:p>
+    <w:p>
+      <w:pPr/>
+      <w:r>
+        <w:rPr>
+          <w:lang w:val="en_US" w:bidi="en_US"/>
+        </w:rPr>
+      </w:r>
+      <w:r>
+        <w:rPr>
           <w:b/>
           <w:lang w:val="en_US" w:bidi="en_US"/>
         </w:rPr>
@@ -19766,6 +21376,20 @@
       </w:r>
       <w:r>
         <w:rPr>
+          <w:lang w:val="en_US" w:bidi="en_US"/>
+        </w:rPr>
+        <w:t>אֲבַקְשָׁ֕ה &amp; בִּקַּשְׁתִּ֖י⁠ו</w:t>
+      </w:r>
+    </w:p>
+    <w:p>
+      <w:pPr/>
+      <w:r>
+        <w:rPr>
+          <w:lang w:val="en_US" w:bidi="en_US"/>
+        </w:rPr>
+      </w:r>
+      <w:r>
+        <w:rPr>
           <w:b/>
           <w:lang w:val="en_US" w:bidi="en_US"/>
         </w:rPr>
@@ -19831,6 +21455,20 @@
         <w:rPr>
           <w:lang w:val="en_US" w:bidi="en_US"/>
         </w:rPr>
+      </w:r>
+    </w:p>
+    <w:p>
+      <w:pPr/>
+      <w:r>
+        <w:rPr>
+          <w:lang w:val="en_US" w:bidi="en_US"/>
+        </w:rPr>
+      </w:r>
+      <w:r>
+        <w:rPr>
+          <w:lang w:val="en_US" w:bidi="en_US"/>
+        </w:rPr>
+        <w:t>אֵ֥ת שֶׁ⁠אָהֲבָ֖ה נַפְשִׁ֑⁠י</w:t>
       </w:r>
     </w:p>
     <w:p>
@@ -19943,6 +21581,20 @@
       </w:r>
       <w:r>
         <w:rPr>
+          <w:lang w:val="en_US" w:bidi="en_US"/>
+        </w:rPr>
+        <w:t>הַ⁠שֹּׁ֣מְרִ֔ים</w:t>
+      </w:r>
+    </w:p>
+    <w:p>
+      <w:pPr/>
+      <w:r>
+        <w:rPr>
+          <w:lang w:val="en_US" w:bidi="en_US"/>
+        </w:rPr>
+      </w:r>
+      <w:r>
+        <w:rPr>
           <w:b/>
           <w:lang w:val="en_US" w:bidi="en_US"/>
         </w:rPr>
@@ -20124,6 +21776,20 @@
         <w:rPr>
           <w:lang w:val="en_US" w:bidi="en_US"/>
         </w:rPr>
+      </w:r>
+    </w:p>
+    <w:p>
+      <w:pPr/>
+      <w:r>
+        <w:rPr>
+          <w:lang w:val="en_US" w:bidi="en_US"/>
+        </w:rPr>
+      </w:r>
+      <w:r>
+        <w:rPr>
+          <w:lang w:val="en_US" w:bidi="en_US"/>
+        </w:rPr>
+        <w:t>אֵ֛ת שֶׁ⁠אָהֲבָ֥ה נַפְשִׁ֖⁠י</w:t>
       </w:r>
     </w:p>
     <w:p>
@@ -20236,6 +21902,20 @@
       </w:r>
       <w:r>
         <w:rPr>
+          <w:lang w:val="en_US" w:bidi="en_US"/>
+        </w:rPr>
+        <w:t>אֵ֛ת שֶׁ⁠אָהֲבָ֥ה נַפְשִׁ֖⁠י רְאִיתֶֽם</w:t>
+      </w:r>
+    </w:p>
+    <w:p>
+      <w:pPr/>
+      <w:r>
+        <w:rPr>
+          <w:lang w:val="en_US" w:bidi="en_US"/>
+        </w:rPr>
+      </w:r>
+      <w:r>
+        <w:rPr>
           <w:b/>
           <w:lang w:val="en_US" w:bidi="en_US"/>
         </w:rPr>
@@ -20299,6 +21979,20 @@
       </w:r>
       <w:r>
         <w:rPr>
+          <w:lang w:val="en_US" w:bidi="en_US"/>
+        </w:rPr>
+        <w:t>כִּ⁠מְעַט֙</w:t>
+      </w:r>
+    </w:p>
+    <w:p>
+      <w:pPr/>
+      <w:r>
+        <w:rPr>
+          <w:lang w:val="en_US" w:bidi="en_US"/>
+        </w:rPr>
+      </w:r>
+      <w:r>
+        <w:rPr>
           <w:b/>
           <w:lang w:val="en_US" w:bidi="en_US"/>
         </w:rPr>
@@ -20351,6 +22045,20 @@
         <w:rPr>
           <w:lang w:val="en_US" w:bidi="en_US"/>
         </w:rPr>
+      </w:r>
+    </w:p>
+    <w:p>
+      <w:pPr/>
+      <w:r>
+        <w:rPr>
+          <w:lang w:val="en_US" w:bidi="en_US"/>
+        </w:rPr>
+      </w:r>
+      <w:r>
+        <w:rPr>
+          <w:lang w:val="en_US" w:bidi="en_US"/>
+        </w:rPr>
+        <w:t>אֵ֥ת שֶׁ⁠אָהֲבָ֖ה נַפְשִׁ֑⁠י</w:t>
       </w:r>
     </w:p>
     <w:p>
@@ -20463,6 +22171,20 @@
       </w:r>
       <w:r>
         <w:rPr>
+          <w:lang w:val="en_US" w:bidi="en_US"/>
+        </w:rPr>
+        <w:t>שֶׁ֤⁠הֲבֵיאתִי⁠ו֙</w:t>
+      </w:r>
+    </w:p>
+    <w:p>
+      <w:pPr/>
+      <w:r>
+        <w:rPr>
+          <w:lang w:val="en_US" w:bidi="en_US"/>
+        </w:rPr>
+      </w:r>
+      <w:r>
+        <w:rPr>
           <w:b/>
           <w:lang w:val="en_US" w:bidi="en_US"/>
         </w:rPr>
@@ -20548,6 +22270,20 @@
         <w:rPr>
           <w:lang w:val="en_US" w:bidi="en_US"/>
         </w:rPr>
+      </w:r>
+    </w:p>
+    <w:p>
+      <w:pPr/>
+      <w:r>
+        <w:rPr>
+          <w:lang w:val="en_US" w:bidi="en_US"/>
+        </w:rPr>
+      </w:r>
+      <w:r>
+        <w:rPr>
+          <w:lang w:val="en_US" w:bidi="en_US"/>
+        </w:rPr>
+        <w:t>שֶׁ֤⁠הֲבֵיאתִי⁠ו֙ אֶל־בֵּ֣ית אִמִּ֔⁠י וְ⁠אֶל־חֶ֖דֶר הוֹרָתִֽ⁠י</w:t>
       </w:r>
     </w:p>
     <w:p>
@@ -20743,6 +22479,20 @@
       </w:r>
       <w:r>
         <w:rPr>
+          <w:lang w:val="en_US" w:bidi="en_US"/>
+        </w:rPr>
+        <w:t>מִ֣י זֹ֗את עֹלָה֙ מִן־הַ⁠מִּדְבָּ֔ר כְּ⁠תִֽימֲר֖וֹת עָשָׁ֑ן מְקֻטֶּ֤רֶת מוֹר֙ וּ⁠לְבוֹנָ֔ה מִ⁠כֹּ֖ל אַבְקַ֥ת רוֹכֵֽל</w:t>
+      </w:r>
+    </w:p>
+    <w:p>
+      <w:pPr/>
+      <w:r>
+        <w:rPr>
+          <w:lang w:val="en_US" w:bidi="en_US"/>
+        </w:rPr>
+      </w:r>
+      <w:r>
+        <w:rPr>
           <w:b/>
           <w:lang w:val="en_US" w:bidi="en_US"/>
         </w:rPr>
@@ -20839,6 +22589,20 @@
       </w:r>
       <w:r>
         <w:rPr>
+          <w:lang w:val="en_US" w:bidi="en_US"/>
+        </w:rPr>
+        <w:t>זֹ֗את עֹלָה֙ מִן־הַ⁠מִּדְבָּ֔ר</w:t>
+      </w:r>
+    </w:p>
+    <w:p>
+      <w:pPr/>
+      <w:r>
+        <w:rPr>
+          <w:lang w:val="en_US" w:bidi="en_US"/>
+        </w:rPr>
+      </w:r>
+      <w:r>
+        <w:rPr>
           <w:b/>
           <w:lang w:val="en_US" w:bidi="en_US"/>
         </w:rPr>
@@ -21057,6 +22821,20 @@
       </w:r>
       <w:r>
         <w:rPr>
+          <w:lang w:val="en_US" w:bidi="en_US"/>
+        </w:rPr>
+        <w:t>עֹלָה֙</w:t>
+      </w:r>
+    </w:p>
+    <w:p>
+      <w:pPr/>
+      <w:r>
+        <w:rPr>
+          <w:lang w:val="en_US" w:bidi="en_US"/>
+        </w:rPr>
+      </w:r>
+      <w:r>
+        <w:rPr>
           <w:b/>
           <w:lang w:val="en_US" w:bidi="en_US"/>
         </w:rPr>
@@ -21153,6 +22931,20 @@
       </w:r>
       <w:r>
         <w:rPr>
+          <w:lang w:val="en_US" w:bidi="en_US"/>
+        </w:rPr>
+        <w:t>כְּ⁠תִֽימֲר֖וֹת עָשָׁ֑ן מְקֻטֶּ֤רֶת מוֹר֙ וּ⁠לְבוֹנָ֔ה</w:t>
+      </w:r>
+    </w:p>
+    <w:p>
+      <w:pPr/>
+      <w:r>
+        <w:rPr>
+          <w:lang w:val="en_US" w:bidi="en_US"/>
+        </w:rPr>
+      </w:r>
+      <w:r>
+        <w:rPr>
           <w:b/>
           <w:lang w:val="en_US" w:bidi="en_US"/>
         </w:rPr>
@@ -21262,6 +23054,20 @@
       </w:r>
       <w:r>
         <w:rPr>
+          <w:lang w:val="en_US" w:bidi="en_US"/>
+        </w:rPr>
+        <w:t>כְּ⁠תִֽימֲר֖וֹת עָשָׁ֑ן מְקֻטֶּ֤רֶת מוֹר֙ וּ⁠לְבוֹנָ֔ה</w:t>
+      </w:r>
+    </w:p>
+    <w:p>
+      <w:pPr/>
+      <w:r>
+        <w:rPr>
+          <w:lang w:val="en_US" w:bidi="en_US"/>
+        </w:rPr>
+      </w:r>
+      <w:r>
+        <w:rPr>
           <w:b/>
           <w:lang w:val="en_US" w:bidi="en_US"/>
         </w:rPr>
@@ -21384,6 +23190,20 @@
       </w:r>
       <w:r>
         <w:rPr>
+          <w:lang w:val="en_US" w:bidi="en_US"/>
+        </w:rPr>
+        <w:t>מְקֻטֶּ֤רֶת</w:t>
+      </w:r>
+    </w:p>
+    <w:p>
+      <w:pPr/>
+      <w:r>
+        <w:rPr>
+          <w:lang w:val="en_US" w:bidi="en_US"/>
+        </w:rPr>
+      </w:r>
+      <w:r>
+        <w:rPr>
           <w:b/>
           <w:lang w:val="en_US" w:bidi="en_US"/>
         </w:rPr>
@@ -21467,6 +23287,20 @@
       </w:r>
       <w:r>
         <w:rPr>
+          <w:lang w:val="en_US" w:bidi="en_US"/>
+        </w:rPr>
+        <w:t>מוֹר֙</w:t>
+      </w:r>
+    </w:p>
+    <w:p>
+      <w:pPr/>
+      <w:r>
+        <w:rPr>
+          <w:lang w:val="en_US" w:bidi="en_US"/>
+        </w:rPr>
+      </w:r>
+      <w:r>
+        <w:rPr>
           <w:b/>
           <w:lang w:val="en_US" w:bidi="en_US"/>
         </w:rPr>
@@ -21530,6 +23364,20 @@
       </w:r>
       <w:r>
         <w:rPr>
+          <w:lang w:val="en_US" w:bidi="en_US"/>
+        </w:rPr>
+        <w:t>מִ⁠כֹּ֖ל אַבְקַ֥ת רוֹכֵֽל</w:t>
+      </w:r>
+    </w:p>
+    <w:p>
+      <w:pPr/>
+      <w:r>
+        <w:rPr>
+          <w:lang w:val="en_US" w:bidi="en_US"/>
+        </w:rPr>
+      </w:r>
+      <w:r>
+        <w:rPr>
           <w:b/>
           <w:lang w:val="en_US" w:bidi="en_US"/>
         </w:rPr>
@@ -21762,6 +23610,20 @@
       </w:r>
       <w:r>
         <w:rPr>
+          <w:lang w:val="en_US" w:bidi="en_US"/>
+        </w:rPr>
+        <w:t>מִטָּת⁠וֹ֙</w:t>
+      </w:r>
+    </w:p>
+    <w:p>
+      <w:pPr/>
+      <w:r>
+        <w:rPr>
+          <w:lang w:val="en_US" w:bidi="en_US"/>
+        </w:rPr>
+      </w:r>
+      <w:r>
+        <w:rPr>
           <w:b/>
           <w:lang w:val="en_US" w:bidi="en_US"/>
         </w:rPr>
@@ -21871,6 +23733,20 @@
       </w:r>
       <w:r>
         <w:rPr>
+          <w:lang w:val="en_US" w:bidi="en_US"/>
+        </w:rPr>
+        <w:t>מִטָּת⁠וֹ֙ שֶׁ⁠לִּ⁠שְׁלֹמֹ֔ה</w:t>
+      </w:r>
+    </w:p>
+    <w:p>
+      <w:pPr/>
+      <w:r>
+        <w:rPr>
+          <w:lang w:val="en_US" w:bidi="en_US"/>
+        </w:rPr>
+      </w:r>
+      <w:r>
+        <w:rPr>
           <w:b/>
           <w:lang w:val="en_US" w:bidi="en_US"/>
         </w:rPr>
@@ -22019,6 +23895,20 @@
       </w:r>
       <w:r>
         <w:rPr>
+          <w:lang w:val="en_US" w:bidi="en_US"/>
+        </w:rPr>
+        <w:t>מְלֻמְּדֵ֖י מִלְחָמָ֑ה</w:t>
+      </w:r>
+    </w:p>
+    <w:p>
+      <w:pPr/>
+      <w:r>
+        <w:rPr>
+          <w:lang w:val="en_US" w:bidi="en_US"/>
+        </w:rPr>
+      </w:r>
+      <w:r>
+        <w:rPr>
           <w:b/>
           <w:lang w:val="en_US" w:bidi="en_US"/>
         </w:rPr>
@@ -22082,6 +23972,20 @@
       </w:r>
       <w:r>
         <w:rPr>
+          <w:lang w:val="en_US" w:bidi="en_US"/>
+        </w:rPr>
+        <w:t>אִ֤ישׁ חַרְבּ⁠וֹ֙ עַל־יְרֵכ֔⁠וֹ מִ⁠פַּ֖חַד בַּ⁠לֵּילּֽוֹת</w:t>
+      </w:r>
+    </w:p>
+    <w:p>
+      <w:pPr/>
+      <w:r>
+        <w:rPr>
+          <w:lang w:val="en_US" w:bidi="en_US"/>
+        </w:rPr>
+      </w:r>
+      <w:r>
+        <w:rPr>
           <w:b/>
           <w:lang w:val="en_US" w:bidi="en_US"/>
         </w:rPr>
@@ -22289,6 +24193,20 @@
         <w:rPr>
           <w:lang w:val="en_US" w:bidi="en_US"/>
         </w:rPr>
+      </w:r>
+    </w:p>
+    <w:p>
+      <w:pPr/>
+      <w:r>
+        <w:rPr>
+          <w:lang w:val="en_US" w:bidi="en_US"/>
+        </w:rPr>
+      </w:r>
+      <w:r>
+        <w:rPr>
+          <w:lang w:val="en_US" w:bidi="en_US"/>
+        </w:rPr>
+        <w:t>אַפִּרְי֗וֹן</w:t>
       </w:r>
     </w:p>
     <w:p>
@@ -22471,6 +24389,20 @@
       </w:r>
       <w:r>
         <w:rPr>
+          <w:lang w:val="en_US" w:bidi="en_US"/>
+        </w:rPr>
+        <w:t>אַפִּרְי֗וֹן עָ֤שָׂה ל⁠וֹ֙ הַ⁠מֶּ֣לֶךְ שְׁלֹמֹ֔ה מֵ⁠עֲצֵ֖י הַ⁠לְּבָנֽוֹן</w:t>
+      </w:r>
+    </w:p>
+    <w:p>
+      <w:pPr/>
+      <w:r>
+        <w:rPr>
+          <w:lang w:val="en_US" w:bidi="en_US"/>
+        </w:rPr>
+      </w:r>
+      <w:r>
+        <w:rPr>
           <w:b/>
           <w:lang w:val="en_US" w:bidi="en_US"/>
         </w:rPr>
@@ -22617,6 +24549,20 @@
       </w:r>
       <w:r>
         <w:rPr>
+          <w:lang w:val="en_US" w:bidi="en_US"/>
+        </w:rPr>
+        <w:t>אַפִּרְי֗וֹן עָ֤שָׂה ל⁠וֹ֙ &amp; עַמּוּדָי⁠ו֙ עָ֣שָׂה כֶ֔סֶף</w:t>
+      </w:r>
+    </w:p>
+    <w:p>
+      <w:pPr/>
+      <w:r>
+        <w:rPr>
+          <w:lang w:val="en_US" w:bidi="en_US"/>
+        </w:rPr>
+      </w:r>
+      <w:r>
+        <w:rPr>
           <w:b/>
           <w:lang w:val="en_US" w:bidi="en_US"/>
         </w:rPr>
@@ -22950,6 +24896,20 @@
       </w:r>
       <w:r>
         <w:rPr>
+          <w:lang w:val="en_US" w:bidi="en_US"/>
+        </w:rPr>
+        <w:t>מֶרְכָּב֖⁠וֹ אַרְגָּמָ֑ן</w:t>
+      </w:r>
+    </w:p>
+    <w:p>
+      <w:pPr/>
+      <w:r>
+        <w:rPr>
+          <w:lang w:val="en_US" w:bidi="en_US"/>
+        </w:rPr>
+      </w:r>
+      <w:r>
+        <w:rPr>
           <w:b/>
           <w:lang w:val="en_US" w:bidi="en_US"/>
         </w:rPr>
@@ -23013,6 +24973,20 @@
       </w:r>
       <w:r>
         <w:rPr>
+          <w:lang w:val="en_US" w:bidi="en_US"/>
+        </w:rPr>
+        <w:t>תּוֹכ⁠וֹ֙ רָצ֣וּף אַהֲבָ֔ה מִ⁠בְּנ֖וֹת יְרוּשָׁלִָֽם</w:t>
+      </w:r>
+    </w:p>
+    <w:p>
+      <w:pPr/>
+      <w:r>
+        <w:rPr>
+          <w:lang w:val="en_US" w:bidi="en_US"/>
+        </w:rPr>
+      </w:r>
+      <w:r>
+        <w:rPr>
           <w:b/>
           <w:lang w:val="en_US" w:bidi="en_US"/>
         </w:rPr>
@@ -23181,6 +25155,20 @@
         <w:rPr>
           <w:lang w:val="en_US" w:bidi="en_US"/>
         </w:rPr>
+      </w:r>
+    </w:p>
+    <w:p>
+      <w:pPr/>
+      <w:r>
+        <w:rPr>
+          <w:lang w:val="en_US" w:bidi="en_US"/>
+        </w:rPr>
+      </w:r>
+      <w:r>
+        <w:rPr>
+          <w:lang w:val="en_US" w:bidi="en_US"/>
+        </w:rPr>
+        <w:t>תּוֹכ⁠וֹ֙ רָצ֣וּף אַהֲבָ֔ה מִ⁠בְּנ֖וֹת יְרוּשָׁלִָֽם</w:t>
       </w:r>
     </w:p>
     <w:p>
@@ -23369,6 +25357,20 @@
       </w:r>
       <w:r>
         <w:rPr>
+          <w:lang w:val="en_US" w:bidi="en_US"/>
+        </w:rPr>
+        <w:t>צְאֶ֧ינָה</w:t>
+      </w:r>
+    </w:p>
+    <w:p>
+      <w:pPr/>
+      <w:r>
+        <w:rPr>
+          <w:lang w:val="en_US" w:bidi="en_US"/>
+        </w:rPr>
+      </w:r>
+      <w:r>
+        <w:rPr>
           <w:b/>
           <w:lang w:val="en_US" w:bidi="en_US"/>
         </w:rPr>
@@ -23454,6 +25456,20 @@
         <w:rPr>
           <w:lang w:val="en_US" w:bidi="en_US"/>
         </w:rPr>
+      </w:r>
+    </w:p>
+    <w:p>
+      <w:pPr/>
+      <w:r>
+        <w:rPr>
+          <w:lang w:val="en_US" w:bidi="en_US"/>
+        </w:rPr>
+      </w:r>
+      <w:r>
+        <w:rPr>
+          <w:lang w:val="en_US" w:bidi="en_US"/>
+        </w:rPr>
+        <w:t>בְּנ֥וֹת צִיּ֖וֹן</w:t>
       </w:r>
     </w:p>
     <w:p>
@@ -23608,6 +25624,20 @@
       </w:r>
       <w:r>
         <w:rPr>
+          <w:lang w:val="en_US" w:bidi="en_US"/>
+        </w:rPr>
+        <w:t>בְּ⁠י֣וֹם חֲתֻנָּת֔⁠וֹ וּ⁠בְ⁠י֖וֹם שִׂמְחַ֥ת לִבּֽ⁠וֹ</w:t>
+      </w:r>
+    </w:p>
+    <w:p>
+      <w:pPr/>
+      <w:r>
+        <w:rPr>
+          <w:lang w:val="en_US" w:bidi="en_US"/>
+        </w:rPr>
+      </w:r>
+      <w:r>
+        <w:rPr>
           <w:b/>
           <w:lang w:val="en_US" w:bidi="en_US"/>
         </w:rPr>
@@ -23680,6 +25710,20 @@
         <w:rPr>
           <w:lang w:val="en_US" w:bidi="en_US"/>
         </w:rPr>
+      </w:r>
+    </w:p>
+    <w:p>
+      <w:pPr/>
+      <w:r>
+        <w:rPr>
+          <w:lang w:val="en_US" w:bidi="en_US"/>
+        </w:rPr>
+      </w:r>
+      <w:r>
+        <w:rPr>
+          <w:lang w:val="en_US" w:bidi="en_US"/>
+        </w:rPr>
+        <w:t>וּ⁠בְ⁠י֖וֹם שִׂמְחַ֥ת לִבּֽ⁠וֹ</w:t>
       </w:r>
     </w:p>
     <w:p>
@@ -24533,6 +26577,20 @@
       </w:r>
       <w:r>
         <w:rPr>
+          <w:lang w:val="en_US" w:bidi="en_US"/>
+        </w:rPr>
+        <w:t>שַׂעְרֵ⁠ךְ֙ כְּ⁠עֵ֣דֶר הָֽ⁠עִזִּ֔ים שֶׁ⁠גָּלְשׁ֖וּ מֵ⁠הַ֥ר גִּלְעָֽד</w:t>
+      </w:r>
+    </w:p>
+    <w:p>
+      <w:pPr/>
+      <w:r>
+        <w:rPr>
+          <w:lang w:val="en_US" w:bidi="en_US"/>
+        </w:rPr>
+      </w:r>
+      <w:r>
+        <w:rPr>
           <w:b/>
           <w:lang w:val="en_US" w:bidi="en_US"/>
         </w:rPr>
@@ -24738,6 +26796,20 @@
       </w:r>
       <w:r>
         <w:rPr>
+          <w:lang w:val="en_US" w:bidi="en_US"/>
+        </w:rPr>
+        <w:t>הַ⁠קְּצוּב֔וֹת</w:t>
+      </w:r>
+    </w:p>
+    <w:p>
+      <w:pPr/>
+      <w:r>
+        <w:rPr>
+          <w:lang w:val="en_US" w:bidi="en_US"/>
+        </w:rPr>
+      </w:r>
+      <w:r>
+        <w:rPr>
           <w:b/>
           <w:lang w:val="en_US" w:bidi="en_US"/>
         </w:rPr>
@@ -24821,6 +26893,20 @@
       </w:r>
       <w:r>
         <w:rPr>
+          <w:lang w:val="en_US" w:bidi="en_US"/>
+        </w:rPr>
+        <w:t>מַתְאִימ֔וֹת</w:t>
+      </w:r>
+    </w:p>
+    <w:p>
+      <w:pPr/>
+      <w:r>
+        <w:rPr>
+          <w:lang w:val="en_US" w:bidi="en_US"/>
+        </w:rPr>
+      </w:r>
+      <w:r>
+        <w:rPr>
           <w:b/>
           <w:lang w:val="en_US" w:bidi="en_US"/>
         </w:rPr>
@@ -24987,6 +27073,20 @@
       </w:r>
       <w:r>
         <w:rPr>
+          <w:lang w:val="en_US" w:bidi="en_US"/>
+        </w:rPr>
+        <w:t>וְ⁠שַׁכֻּלָ֖ה אֵ֥ין בָּ⁠הֶֽם</w:t>
+      </w:r>
+    </w:p>
+    <w:p>
+      <w:pPr/>
+      <w:r>
+        <w:rPr>
+          <w:lang w:val="en_US" w:bidi="en_US"/>
+        </w:rPr>
+      </w:r>
+      <w:r>
+        <w:rPr>
           <w:b/>
           <w:lang w:val="en_US" w:bidi="en_US"/>
         </w:rPr>
@@ -25153,6 +27253,20 @@
       </w:r>
       <w:r>
         <w:rPr>
+          <w:lang w:val="en_US" w:bidi="en_US"/>
+        </w:rPr>
+        <w:t>כְּ⁠פֶ֤לַח הָֽ⁠רִמּוֹן֙ רַקָּתֵ֔⁠ךְ</w:t>
+      </w:r>
+    </w:p>
+    <w:p>
+      <w:pPr/>
+      <w:r>
+        <w:rPr>
+          <w:lang w:val="en_US" w:bidi="en_US"/>
+        </w:rPr>
+      </w:r>
+      <w:r>
+        <w:rPr>
           <w:b/>
           <w:lang w:val="en_US" w:bidi="en_US"/>
         </w:rPr>
@@ -25231,6 +27345,20 @@
         <w:rPr>
           <w:lang w:val="en_US" w:bidi="en_US"/>
         </w:rPr>
+      </w:r>
+    </w:p>
+    <w:p>
+      <w:pPr/>
+      <w:r>
+        <w:rPr>
+          <w:lang w:val="en_US" w:bidi="en_US"/>
+        </w:rPr>
+      </w:r>
+      <w:r>
+        <w:rPr>
+          <w:lang w:val="en_US" w:bidi="en_US"/>
+        </w:rPr>
+        <w:t>כְּ⁠פֶ֤לַח הָֽ⁠רִמּוֹן֙ רַקָּתֵ֔⁠ךְ</w:t>
       </w:r>
     </w:p>
     <w:p>
@@ -25484,6 +27612,20 @@
       </w:r>
       <w:r>
         <w:rPr>
+          <w:lang w:val="en_US" w:bidi="en_US"/>
+        </w:rPr>
+        <w:t>כְּ⁠מִגְדַּ֤ל דָּוִיד֙ צַוָּארֵ֔⁠ךְ בָּנ֖וּי לְ⁠תַלְפִּיּ֑וֹת</w:t>
+      </w:r>
+    </w:p>
+    <w:p>
+      <w:pPr/>
+      <w:r>
+        <w:rPr>
+          <w:lang w:val="en_US" w:bidi="en_US"/>
+        </w:rPr>
+      </w:r>
+      <w:r>
+        <w:rPr>
           <w:b/>
           <w:lang w:val="en_US" w:bidi="en_US"/>
         </w:rPr>
@@ -25606,6 +27748,20 @@
       </w:r>
       <w:r>
         <w:rPr>
+          <w:lang w:val="en_US" w:bidi="en_US"/>
+        </w:rPr>
+        <w:t>כְּ⁠מִגְדַּ֤ל דָּוִיד֙</w:t>
+      </w:r>
+    </w:p>
+    <w:p>
+      <w:pPr/>
+      <w:r>
+        <w:rPr>
+          <w:lang w:val="en_US" w:bidi="en_US"/>
+        </w:rPr>
+      </w:r>
+      <w:r>
+        <w:rPr>
           <w:b/>
           <w:lang w:val="en_US" w:bidi="en_US"/>
         </w:rPr>
@@ -25702,6 +27858,20 @@
       </w:r>
       <w:r>
         <w:rPr>
+          <w:lang w:val="en_US" w:bidi="en_US"/>
+        </w:rPr>
+        <w:t>כְּ⁠מִגְדַּ֤ל דָּוִיד֙ צַוָּארֵ֔⁠ךְ בָּנ֖וּי לְ⁠תַלְפִּיּ֑וֹת</w:t>
+      </w:r>
+    </w:p>
+    <w:p>
+      <w:pPr/>
+      <w:r>
+        <w:rPr>
+          <w:lang w:val="en_US" w:bidi="en_US"/>
+        </w:rPr>
+      </w:r>
+      <w:r>
+        <w:rPr>
           <w:b/>
           <w:lang w:val="en_US" w:bidi="en_US"/>
         </w:rPr>
@@ -25785,6 +27955,20 @@
       </w:r>
       <w:r>
         <w:rPr>
+          <w:lang w:val="en_US" w:bidi="en_US"/>
+        </w:rPr>
+        <w:t>בָּנ֖וּי לְ⁠תַלְפִּיּ֑וֹת</w:t>
+      </w:r>
+    </w:p>
+    <w:p>
+      <w:pPr/>
+      <w:r>
+        <w:rPr>
+          <w:lang w:val="en_US" w:bidi="en_US"/>
+        </w:rPr>
+      </w:r>
+      <w:r>
+        <w:rPr>
           <w:b/>
           <w:lang w:val="en_US" w:bidi="en_US"/>
         </w:rPr>
@@ -25848,6 +28032,20 @@
       </w:r>
       <w:r>
         <w:rPr>
+          <w:lang w:val="en_US" w:bidi="en_US"/>
+        </w:rPr>
+        <w:t>אֶ֤לֶף הַ⁠מָּגֵן֙ תָּל֣וּי עָלָ֔י⁠ו כֹּ֖ל שִׁלְטֵ֥י הַ⁠גִּבּוֹרִֽים</w:t>
+      </w:r>
+    </w:p>
+    <w:p>
+      <w:pPr/>
+      <w:r>
+        <w:rPr>
+          <w:lang w:val="en_US" w:bidi="en_US"/>
+        </w:rPr>
+      </w:r>
+      <w:r>
+        <w:rPr>
           <w:b/>
           <w:lang w:val="en_US" w:bidi="en_US"/>
         </w:rPr>
@@ -25970,6 +28168,20 @@
       </w:r>
       <w:r>
         <w:rPr>
+          <w:lang w:val="en_US" w:bidi="en_US"/>
+        </w:rPr>
+        <w:t>אֶ֤לֶף</w:t>
+      </w:r>
+    </w:p>
+    <w:p>
+      <w:pPr/>
+      <w:r>
+        <w:rPr>
+          <w:lang w:val="en_US" w:bidi="en_US"/>
+        </w:rPr>
+      </w:r>
+      <w:r>
+        <w:rPr>
           <w:b/>
           <w:lang w:val="en_US" w:bidi="en_US"/>
         </w:rPr>
@@ -26055,6 +28267,20 @@
         <w:rPr>
           <w:lang w:val="en_US" w:bidi="en_US"/>
         </w:rPr>
+      </w:r>
+    </w:p>
+    <w:p>
+      <w:pPr/>
+      <w:r>
+        <w:rPr>
+          <w:lang w:val="en_US" w:bidi="en_US"/>
+        </w:rPr>
+      </w:r>
+      <w:r>
+        <w:rPr>
+          <w:lang w:val="en_US" w:bidi="en_US"/>
+        </w:rPr>
+        <w:t>אֶ֤לֶף הַ⁠מָּגֵן֙ תָּל֣וּי עָלָ֔י⁠ו כֹּ֖ל שִׁלְטֵ֥י הַ⁠גִּבּוֹרִֽים</w:t>
       </w:r>
     </w:p>
     <w:p>
@@ -26525,6 +28751,20 @@
       </w:r>
       <w:r>
         <w:rPr>
+          <w:lang w:val="en_US" w:bidi="en_US"/>
+        </w:rPr>
+        <w:t>עַ֤ד שֶׁ⁠יָּפ֨וּחַ֙ הַ⁠יּ֔וֹם וְ⁠נָ֖סוּ הַ⁠צְּלָלִ֑ים</w:t>
+      </w:r>
+    </w:p>
+    <w:p>
+      <w:pPr/>
+      <w:r>
+        <w:rPr>
+          <w:lang w:val="en_US" w:bidi="en_US"/>
+        </w:rPr>
+      </w:r>
+      <w:r>
+        <w:rPr>
           <w:b/>
           <w:lang w:val="en_US" w:bidi="en_US"/>
         </w:rPr>
@@ -26639,6 +28879,20 @@
       </w:r>
       <w:r>
         <w:rPr>
+          <w:lang w:val="en_US" w:bidi="en_US"/>
+        </w:rPr>
+        <w:t>אֵ֤לֶךְ לִ⁠י֙</w:t>
+      </w:r>
+    </w:p>
+    <w:p>
+      <w:pPr/>
+      <w:r>
+        <w:rPr>
+          <w:lang w:val="en_US" w:bidi="en_US"/>
+        </w:rPr>
+      </w:r>
+      <w:r>
+        <w:rPr>
           <w:b/>
           <w:lang w:val="en_US" w:bidi="en_US"/>
         </w:rPr>
@@ -26958,6 +29212,20 @@
       </w:r>
       <w:r>
         <w:rPr>
+          <w:lang w:val="en_US" w:bidi="en_US"/>
+        </w:rPr>
+        <w:t>כֻּלָּ֤⁠ךְ יָפָה֙</w:t>
+      </w:r>
+    </w:p>
+    <w:p>
+      <w:pPr/>
+      <w:r>
+        <w:rPr>
+          <w:lang w:val="en_US" w:bidi="en_US"/>
+        </w:rPr>
+      </w:r>
+      <w:r>
+        <w:rPr>
           <w:b/>
           <w:lang w:val="en_US" w:bidi="en_US"/>
         </w:rPr>
@@ -27104,6 +29372,20 @@
       </w:r>
       <w:r>
         <w:rPr>
+          <w:lang w:val="en_US" w:bidi="en_US"/>
+        </w:rPr>
+        <w:t>אִתִּ֤⁠י &amp; תָּב֑וֹאִי</w:t>
+      </w:r>
+    </w:p>
+    <w:p>
+      <w:pPr/>
+      <w:r>
+        <w:rPr>
+          <w:lang w:val="en_US" w:bidi="en_US"/>
+        </w:rPr>
+      </w:r>
+      <w:r>
+        <w:rPr>
           <w:b/>
           <w:lang w:val="en_US" w:bidi="en_US"/>
         </w:rPr>
@@ -27405,6 +29687,20 @@
       </w:r>
       <w:r>
         <w:rPr>
+          <w:lang w:val="en_US" w:bidi="en_US"/>
+        </w:rPr>
+        <w:t>מִ⁠מְּעֹנ֣וֹת אֲרָי֔וֹת מֵֽ⁠הַרְרֵ֖י נְמֵרִֽים</w:t>
+      </w:r>
+    </w:p>
+    <w:p>
+      <w:pPr/>
+      <w:r>
+        <w:rPr>
+          <w:lang w:val="en_US" w:bidi="en_US"/>
+        </w:rPr>
+      </w:r>
+      <w:r>
+        <w:rPr>
           <w:b/>
           <w:lang w:val="en_US" w:bidi="en_US"/>
         </w:rPr>
@@ -27488,6 +29784,20 @@
       </w:r>
       <w:r>
         <w:rPr>
+          <w:lang w:val="en_US" w:bidi="en_US"/>
+        </w:rPr>
+        <w:t>לִבַּבְתִּ֖⁠נִי אֲחֹתִ֣⁠י כַלָּ֑ה לִבַּבְתִּ֨י⁠נִי֙</w:t>
+      </w:r>
+    </w:p>
+    <w:p>
+      <w:pPr/>
+      <w:r>
+        <w:rPr>
+          <w:lang w:val="en_US" w:bidi="en_US"/>
+        </w:rPr>
+      </w:r>
+      <w:r>
+        <w:rPr>
           <w:b/>
           <w:lang w:val="en_US" w:bidi="en_US"/>
         </w:rPr>
@@ -27584,6 +29894,20 @@
       </w:r>
       <w:r>
         <w:rPr>
+          <w:lang w:val="en_US" w:bidi="en_US"/>
+        </w:rPr>
+        <w:t>לִבַּבְתִּ֖⁠נִי &amp; לִבַּבְתִּ֨י⁠נִי֙</w:t>
+      </w:r>
+    </w:p>
+    <w:p>
+      <w:pPr/>
+      <w:r>
+        <w:rPr>
+          <w:lang w:val="en_US" w:bidi="en_US"/>
+        </w:rPr>
+      </w:r>
+      <w:r>
+        <w:rPr>
           <w:b/>
           <w:lang w:val="en_US" w:bidi="en_US"/>
         </w:rPr>
@@ -27856,6 +30180,20 @@
         <w:rPr>
           <w:lang w:val="en_US" w:bidi="en_US"/>
         </w:rPr>
+      </w:r>
+    </w:p>
+    <w:p>
+      <w:pPr/>
+      <w:r>
+        <w:rPr>
+          <w:lang w:val="en_US" w:bidi="en_US"/>
+        </w:rPr>
+      </w:r>
+      <w:r>
+        <w:rPr>
+          <w:lang w:val="en_US" w:bidi="en_US"/>
+        </w:rPr>
+        <w:t>מַה &amp; מַה</w:t>
       </w:r>
     </w:p>
     <w:p>
@@ -28097,6 +30435,20 @@
       </w:r>
       <w:r>
         <w:rPr>
+          <w:lang w:val="en_US" w:bidi="en_US"/>
+        </w:rPr>
+        <w:t>מַה־יָּפ֥וּ דֹדַ֖יִ⁠ךְ אֲחֹתִ֣⁠י כַלָּ֑ה מַה־טֹּ֤בוּ דֹדַ֨יִ⁠ךְ֙ מִ⁠יַּ֔יִן</w:t>
+      </w:r>
+    </w:p>
+    <w:p>
+      <w:pPr/>
+      <w:r>
+        <w:rPr>
+          <w:lang w:val="en_US" w:bidi="en_US"/>
+        </w:rPr>
+      </w:r>
+      <w:r>
+        <w:rPr>
           <w:b/>
           <w:lang w:val="en_US" w:bidi="en_US"/>
         </w:rPr>
@@ -28289,6 +30641,20 @@
       </w:r>
       <w:r>
         <w:rPr>
+          <w:lang w:val="en_US" w:bidi="en_US"/>
+        </w:rPr>
+        <w:t>שְׁמָנַ֖יִ⁠ךְ</w:t>
+      </w:r>
+    </w:p>
+    <w:p>
+      <w:pPr/>
+      <w:r>
+        <w:rPr>
+          <w:lang w:val="en_US" w:bidi="en_US"/>
+        </w:rPr>
+      </w:r>
+      <w:r>
+        <w:rPr>
           <w:b/>
           <w:lang w:val="en_US" w:bidi="en_US"/>
         </w:rPr>
@@ -28468,6 +30834,20 @@
       </w:r>
       <w:r>
         <w:rPr>
+          <w:lang w:val="en_US" w:bidi="en_US"/>
+        </w:rPr>
+        <w:t>נֹ֛פֶת תִּטֹּ֥פְנָה שִׂפְתוֹתַ֖יִ⁠ךְ</w:t>
+      </w:r>
+    </w:p>
+    <w:p>
+      <w:pPr/>
+      <w:r>
+        <w:rPr>
+          <w:lang w:val="en_US" w:bidi="en_US"/>
+        </w:rPr>
+      </w:r>
+      <w:r>
+        <w:rPr>
           <w:b/>
           <w:lang w:val="en_US" w:bidi="en_US"/>
         </w:rPr>
@@ -28590,6 +30970,20 @@
       </w:r>
       <w:r>
         <w:rPr>
+          <w:lang w:val="en_US" w:bidi="en_US"/>
+        </w:rPr>
+        <w:t>נֹ֛פֶת</w:t>
+      </w:r>
+    </w:p>
+    <w:p>
+      <w:pPr/>
+      <w:r>
+        <w:rPr>
+          <w:lang w:val="en_US" w:bidi="en_US"/>
+        </w:rPr>
+      </w:r>
+      <w:r>
+        <w:rPr>
           <w:b/>
           <w:lang w:val="en_US" w:bidi="en_US"/>
         </w:rPr>
@@ -28686,6 +31080,20 @@
       </w:r>
       <w:r>
         <w:rPr>
+          <w:lang w:val="en_US" w:bidi="en_US"/>
+        </w:rPr>
+        <w:t>דְּבַ֤שׁ וְ⁠חָלָב֙ תַּ֣חַת לְשׁוֹנֵ֔⁠ךְ</w:t>
+      </w:r>
+    </w:p>
+    <w:p>
+      <w:pPr/>
+      <w:r>
+        <w:rPr>
+          <w:lang w:val="en_US" w:bidi="en_US"/>
+        </w:rPr>
+      </w:r>
+      <w:r>
+        <w:rPr>
           <w:b/>
           <w:lang w:val="en_US" w:bidi="en_US"/>
         </w:rPr>
@@ -28782,6 +31190,20 @@
       </w:r>
       <w:r>
         <w:rPr>
+          <w:lang w:val="en_US" w:bidi="en_US"/>
+        </w:rPr>
+        <w:t>וְ⁠רֵ֥יחַ שַׂלְמֹתַ֖יִ⁠ךְ כְּ⁠רֵ֥יחַ לְבָנֽוֹן</w:t>
+      </w:r>
+    </w:p>
+    <w:p>
+      <w:pPr/>
+      <w:r>
+        <w:rPr>
+          <w:lang w:val="en_US" w:bidi="en_US"/>
+        </w:rPr>
+      </w:r>
+      <w:r>
+        <w:rPr>
           <w:b/>
           <w:lang w:val="en_US" w:bidi="en_US"/>
         </w:rPr>
@@ -28885,6 +31307,20 @@
       </w:r>
       <w:r>
         <w:rPr>
+          <w:lang w:val="en_US" w:bidi="en_US"/>
+        </w:rPr>
+        <w:t>גַּ֥ן ׀ נָע֖וּל אֲחֹתִ֣⁠י כַלָּ֑ה גַּ֥ל נָע֖וּל מַעְיָ֥ן חָתֽוּם</w:t>
+      </w:r>
+    </w:p>
+    <w:p>
+      <w:pPr/>
+      <w:r>
+        <w:rPr>
+          <w:lang w:val="en_US" w:bidi="en_US"/>
+        </w:rPr>
+      </w:r>
+      <w:r>
+        <w:rPr>
           <w:b/>
           <w:lang w:val="en_US" w:bidi="en_US"/>
         </w:rPr>
@@ -28957,6 +31393,20 @@
         <w:rPr>
           <w:lang w:val="en_US" w:bidi="en_US"/>
         </w:rPr>
+      </w:r>
+    </w:p>
+    <w:p>
+      <w:pPr/>
+      <w:r>
+        <w:rPr>
+          <w:lang w:val="en_US" w:bidi="en_US"/>
+        </w:rPr>
+      </w:r>
+      <w:r>
+        <w:rPr>
+          <w:lang w:val="en_US" w:bidi="en_US"/>
+        </w:rPr>
+        <w:t>גַּ֥ן ׀ נָע֖וּל אֲחֹתִ֣⁠י כַלָּ֑ה</w:t>
       </w:r>
     </w:p>
     <w:p>
@@ -29313,6 +31763,20 @@
       </w:r>
       <w:r>
         <w:rPr>
+          <w:lang w:val="en_US" w:bidi="en_US"/>
+        </w:rPr>
+        <w:t>גַּ֥ל נָע֖וּל מַעְיָ֥ן חָתֽוּם</w:t>
+      </w:r>
+    </w:p>
+    <w:p>
+      <w:pPr/>
+      <w:r>
+        <w:rPr>
+          <w:lang w:val="en_US" w:bidi="en_US"/>
+        </w:rPr>
+      </w:r>
+      <w:r>
+        <w:rPr>
           <w:b/>
           <w:lang w:val="en_US" w:bidi="en_US"/>
         </w:rPr>
@@ -29487,6 +31951,20 @@
       </w:r>
       <w:r>
         <w:rPr>
+          <w:lang w:val="en_US" w:bidi="en_US"/>
+        </w:rPr>
+        <w:t>גַּ֥ל נָע֖וּל מַעְיָ֥ן חָתֽוּם</w:t>
+      </w:r>
+    </w:p>
+    <w:p>
+      <w:pPr/>
+      <w:r>
+        <w:rPr>
+          <w:lang w:val="en_US" w:bidi="en_US"/>
+        </w:rPr>
+      </w:r>
+      <w:r>
+        <w:rPr>
           <w:b/>
           <w:lang w:val="en_US" w:bidi="en_US"/>
         </w:rPr>
@@ -29720,6 +32198,20 @@
         <w:rPr>
           <w:lang w:val="en_US" w:bidi="en_US"/>
         </w:rPr>
+      </w:r>
+    </w:p>
+    <w:p>
+      <w:pPr/>
+      <w:r>
+        <w:rPr>
+          <w:lang w:val="en_US" w:bidi="en_US"/>
+        </w:rPr>
+      </w:r>
+      <w:r>
+        <w:rPr>
+          <w:lang w:val="en_US" w:bidi="en_US"/>
+        </w:rPr>
+        <w:t>שְׁלָחַ֨יִ⁠ךְ֙ פַּרְדֵּ֣ס רִמּוֹנִ֔ים עִ֖ם פְּרִ֣י מְגָדִ֑ים כְּפָרִ֖ים עִם־נְרָדִֽים׃ נֵ֣רְדְּ ׀ וְ⁠כַרְכֹּ֗ם קָנֶה֙ וְ⁠קִנָּמ֔וֹן עִ֖ם כָּל־עֲצֵ֣י לְבוֹנָ֑ה מֹ֚ר וַ⁠אֲהָל֔וֹת עִ֖ם כָּל־רָאשֵׁ֥י בְשָׂמִֽים</w:t>
       </w:r>
     </w:p>
     <w:p>
@@ -29863,6 +32355,20 @@
       </w:r>
       <w:r>
         <w:rPr>
+          <w:lang w:val="en_US" w:bidi="en_US"/>
+        </w:rPr>
+        <w:t>שְׁלָחַ֨יִ⁠ךְ֙ פַּרְדֵּ֣ס רִמּוֹנִ֔ים עִ֖ם פְּרִ֣י מְגָדִ֑ים כְּפָרִ֖ים עִם־נְרָדִֽים׃ נֵ֣רְדְּ ׀ וְ⁠כַרְכֹּ֗ם קָנֶה֙ וְ⁠קִנָּמ֔וֹן עִ֖ם כָּל־עֲצֵ֣י לְבוֹנָ֑ה מֹ֚ר וַ⁠אֲהָל֔וֹת עִ֖ם כָּל־רָאשֵׁ֥י בְשָׂמִֽים</w:t>
+      </w:r>
+    </w:p>
+    <w:p>
+      <w:pPr/>
+      <w:r>
+        <w:rPr>
+          <w:lang w:val="en_US" w:bidi="en_US"/>
+        </w:rPr>
+      </w:r>
+      <w:r>
+        <w:rPr>
           <w:b/>
           <w:lang w:val="en_US" w:bidi="en_US"/>
         </w:rPr>
@@ -30104,6 +32610,20 @@
       </w:r>
       <w:r>
         <w:rPr>
+          <w:lang w:val="en_US" w:bidi="en_US"/>
+        </w:rPr>
+        <w:t>וְ⁠כַרְכֹּ֗ם קָנֶה֙ וְ⁠קִנָּמ֔וֹן &amp; וַ⁠אֲהָל֔וֹת</w:t>
+      </w:r>
+    </w:p>
+    <w:p>
+      <w:pPr/>
+      <w:r>
+        <w:rPr>
+          <w:lang w:val="en_US" w:bidi="en_US"/>
+        </w:rPr>
+      </w:r>
+      <w:r>
+        <w:rPr>
           <w:b/>
           <w:lang w:val="en_US" w:bidi="en_US"/>
         </w:rPr>
@@ -30267,6 +32787,20 @@
         <w:rPr>
           <w:lang w:val="en_US" w:bidi="en_US"/>
         </w:rPr>
+      </w:r>
+    </w:p>
+    <w:p>
+      <w:pPr/>
+      <w:r>
+        <w:rPr>
+          <w:lang w:val="en_US" w:bidi="en_US"/>
+        </w:rPr>
+      </w:r>
+      <w:r>
+        <w:rPr>
+          <w:lang w:val="en_US" w:bidi="en_US"/>
+        </w:rPr>
+        <w:t>מַעְיַ֣ן גַּנִּ֔ים בְּאֵ֖ר מַ֣יִם חַיִּ֑ים וְ⁠נֹזְלִ֖ים מִן־לְבָנֽוֹן</w:t>
       </w:r>
     </w:p>
     <w:p>
@@ -30454,6 +32988,20 @@
       </w:r>
       <w:r>
         <w:rPr>
+          <w:lang w:val="en_US" w:bidi="en_US"/>
+        </w:rPr>
+        <w:t>מַעְיַ֣ן גַּנִּ֔ים</w:t>
+      </w:r>
+    </w:p>
+    <w:p>
+      <w:pPr/>
+      <w:r>
+        <w:rPr>
+          <w:lang w:val="en_US" w:bidi="en_US"/>
+        </w:rPr>
+      </w:r>
+      <w:r>
+        <w:rPr>
           <w:b/>
           <w:lang w:val="en_US" w:bidi="en_US"/>
         </w:rPr>
@@ -30550,6 +33098,20 @@
       </w:r>
       <w:r>
         <w:rPr>
+          <w:lang w:val="en_US" w:bidi="en_US"/>
+        </w:rPr>
+        <w:t>מַעְיַ֣ן גַּנִּ֔ים</w:t>
+      </w:r>
+    </w:p>
+    <w:p>
+      <w:pPr/>
+      <w:r>
+        <w:rPr>
+          <w:lang w:val="en_US" w:bidi="en_US"/>
+        </w:rPr>
+      </w:r>
+      <w:r>
+        <w:rPr>
           <w:b/>
           <w:lang w:val="en_US" w:bidi="en_US"/>
         </w:rPr>
@@ -30672,6 +33234,20 @@
       </w:r>
       <w:r>
         <w:rPr>
+          <w:lang w:val="en_US" w:bidi="en_US"/>
+        </w:rPr>
+        <w:t>מַ֣יִם חַיִּ֑ים</w:t>
+      </w:r>
+    </w:p>
+    <w:p>
+      <w:pPr/>
+      <w:r>
+        <w:rPr>
+          <w:lang w:val="en_US" w:bidi="en_US"/>
+        </w:rPr>
+      </w:r>
+      <w:r>
+        <w:rPr>
           <w:b/>
           <w:lang w:val="en_US" w:bidi="en_US"/>
         </w:rPr>
@@ -30768,6 +33344,20 @@
       </w:r>
       <w:r>
         <w:rPr>
+          <w:lang w:val="en_US" w:bidi="en_US"/>
+        </w:rPr>
+        <w:t>ע֤וּרִי צָפוֹן֙ וּ⁠ב֣וֹאִי תֵימָ֔ן הָפִ֥יחִי גַנִּ֖⁠י יִזְּל֣וּ בְשָׂמָ֑י⁠ו</w:t>
+      </w:r>
+    </w:p>
+    <w:p>
+      <w:pPr/>
+      <w:r>
+        <w:rPr>
+          <w:lang w:val="en_US" w:bidi="en_US"/>
+        </w:rPr>
+      </w:r>
+      <w:r>
+        <w:rPr>
           <w:b/>
           <w:lang w:val="en_US" w:bidi="en_US"/>
         </w:rPr>
@@ -30864,6 +33454,20 @@
       </w:r>
       <w:r>
         <w:rPr>
+          <w:lang w:val="en_US" w:bidi="en_US"/>
+        </w:rPr>
+        <w:t>וּ⁠ב֣וֹאִי &amp; יָבֹ֤א דוֹדִ⁠י֙</w:t>
+      </w:r>
+    </w:p>
+    <w:p>
+      <w:pPr/>
+      <w:r>
+        <w:rPr>
+          <w:lang w:val="en_US" w:bidi="en_US"/>
+        </w:rPr>
+      </w:r>
+      <w:r>
+        <w:rPr>
           <w:b/>
           <w:lang w:val="en_US" w:bidi="en_US"/>
         </w:rPr>
@@ -30962,6 +33566,20 @@
         <w:rPr>
           <w:lang w:val="en_US" w:bidi="en_US"/>
         </w:rPr>
+      </w:r>
+    </w:p>
+    <w:p>
+      <w:pPr/>
+      <w:r>
+        <w:rPr>
+          <w:lang w:val="en_US" w:bidi="en_US"/>
+        </w:rPr>
+      </w:r>
+      <w:r>
+        <w:rPr>
+          <w:lang w:val="en_US" w:bidi="en_US"/>
+        </w:rPr>
+        <w:t>ע֤וּרִי צָפוֹן֙ וּ⁠ב֣וֹאִי תֵימָ֔ן הָפִ֥יחִי גַנִּ֖⁠י יִזְּל֣וּ בְשָׂמָ֑י⁠ו יָבֹ֤א דוֹדִ⁠י֙ לְ⁠גַנּ֔⁠וֹ וְ⁠יֹאכַ֖ל פְּרִ֥י מְגָדָֽי⁠ו</w:t>
       </w:r>
     </w:p>
     <w:p>
@@ -31232,6 +33850,20 @@
       </w:r>
       <w:r>
         <w:rPr>
+          <w:lang w:val="en_US" w:bidi="en_US"/>
+        </w:rPr>
+        <w:t>יִזְּל֣וּ בְשָׂמָ֑י⁠ו</w:t>
+      </w:r>
+    </w:p>
+    <w:p>
+      <w:pPr/>
+      <w:r>
+        <w:rPr>
+          <w:lang w:val="en_US" w:bidi="en_US"/>
+        </w:rPr>
+      </w:r>
+      <w:r>
+        <w:rPr>
           <w:b/>
           <w:lang w:val="en_US" w:bidi="en_US"/>
         </w:rPr>
@@ -31616,6 +34248,20 @@
       </w:r>
       <w:r>
         <w:rPr>
+          <w:lang w:val="en_US" w:bidi="en_US"/>
+        </w:rPr>
+        <w:t>בָּ֣אתִי לְ⁠גַנִּ⁠י֮ אֲחֹתִ֣⁠י כַלָּה֒ אָרִ֤יתִי מוֹרִ⁠י֙ עִם־בְּשָׂמִ֔⁠י אָכַ֤לְתִּי יַעְרִ⁠י֙ עִם־דִּבְשִׁ֔⁠י שָׁתִ֥יתִי יֵינִ֖⁠י עִם־חֲלָבִ֑⁠י</w:t>
+      </w:r>
+    </w:p>
+    <w:p>
+      <w:pPr/>
+      <w:r>
+        <w:rPr>
+          <w:lang w:val="en_US" w:bidi="en_US"/>
+        </w:rPr>
+      </w:r>
+      <w:r>
+        <w:rPr>
           <w:b/>
           <w:lang w:val="en_US" w:bidi="en_US"/>
         </w:rPr>
@@ -31787,6 +34433,20 @@
       </w:r>
       <w:r>
         <w:rPr>
+          <w:lang w:val="en_US" w:bidi="en_US"/>
+        </w:rPr>
+        <w:t>בָּ֣אתִי לְ⁠גַנִּ⁠י֮ אֲחֹתִ֣⁠י כַלָּה֒ אָרִ֤יתִי מוֹרִ⁠י֙ עִם־בְּשָׂמִ֔⁠י אָכַ֤לְתִּי יַעְרִ⁠י֙ עִם־דִּבְשִׁ֔⁠י שָׁתִ֥יתִי יֵינִ֖⁠י עִם־חֲלָבִ֑⁠י</w:t>
+      </w:r>
+    </w:p>
+    <w:p>
+      <w:pPr/>
+      <w:r>
+        <w:rPr>
+          <w:lang w:val="en_US" w:bidi="en_US"/>
+        </w:rPr>
+      </w:r>
+      <w:r>
+        <w:rPr>
           <w:b/>
           <w:lang w:val="en_US" w:bidi="en_US"/>
         </w:rPr>
@@ -31870,6 +34530,20 @@
       </w:r>
       <w:r>
         <w:rPr>
+          <w:lang w:val="en_US" w:bidi="en_US"/>
+        </w:rPr>
+        <w:t>בָּ֣אתִי</w:t>
+      </w:r>
+    </w:p>
+    <w:p>
+      <w:pPr/>
+      <w:r>
+        <w:rPr>
+          <w:lang w:val="en_US" w:bidi="en_US"/>
+        </w:rPr>
+      </w:r>
+      <w:r>
+        <w:rPr>
           <w:b/>
           <w:lang w:val="en_US" w:bidi="en_US"/>
         </w:rPr>
@@ -31955,6 +34629,20 @@
         <w:rPr>
           <w:lang w:val="en_US" w:bidi="en_US"/>
         </w:rPr>
+      </w:r>
+    </w:p>
+    <w:p>
+      <w:pPr/>
+      <w:r>
+        <w:rPr>
+          <w:lang w:val="en_US" w:bidi="en_US"/>
+        </w:rPr>
+      </w:r>
+      <w:r>
+        <w:rPr>
+          <w:lang w:val="en_US" w:bidi="en_US"/>
+        </w:rPr>
+        <w:t>בָּ֣אתִי לְ⁠גַנִּ⁠י֮ אֲחֹתִ֣⁠י כַלָּה֒</w:t>
       </w:r>
     </w:p>
     <w:p>
@@ -32163,6 +34851,20 @@
       </w:r>
       <w:r>
         <w:rPr>
+          <w:lang w:val="en_US" w:bidi="en_US"/>
+        </w:rPr>
+        <w:t>אִכְל֣וּ רֵעִ֔ים שְׁת֥וּ וְ⁠שִׁכְר֖וּ דּוֹדִֽים</w:t>
+      </w:r>
+    </w:p>
+    <w:p>
+      <w:pPr/>
+      <w:r>
+        <w:rPr>
+          <w:lang w:val="en_US" w:bidi="en_US"/>
+        </w:rPr>
+      </w:r>
+      <w:r>
+        <w:rPr>
           <w:b/>
           <w:lang w:val="en_US" w:bidi="en_US"/>
         </w:rPr>
@@ -32342,6 +35044,20 @@
       </w:r>
       <w:r>
         <w:rPr>
+          <w:lang w:val="en_US" w:bidi="en_US"/>
+        </w:rPr>
+        <w:t>אֲנִ֥י יְשֵׁנָ֖ה וְ⁠לִבִּ֣⁠י עֵ֑ר</w:t>
+      </w:r>
+    </w:p>
+    <w:p>
+      <w:pPr/>
+      <w:r>
+        <w:rPr>
+          <w:lang w:val="en_US" w:bidi="en_US"/>
+        </w:rPr>
+      </w:r>
+      <w:r>
+        <w:rPr>
           <w:b/>
           <w:lang w:val="en_US" w:bidi="en_US"/>
         </w:rPr>
@@ -32490,6 +35206,20 @@
       </w:r>
       <w:r>
         <w:rPr>
+          <w:lang w:val="en_US" w:bidi="en_US"/>
+        </w:rPr>
+        <w:t>ק֣וֹל ׀ דּוֹדִ֣⁠י דוֹפֵ֗ק</w:t>
+      </w:r>
+    </w:p>
+    <w:p>
+      <w:pPr/>
+      <w:r>
+        <w:rPr>
+          <w:lang w:val="en_US" w:bidi="en_US"/>
+        </w:rPr>
+      </w:r>
+      <w:r>
+        <w:rPr>
           <w:b/>
           <w:lang w:val="en_US" w:bidi="en_US"/>
         </w:rPr>
@@ -32542,6 +35272,20 @@
         <w:rPr>
           <w:lang w:val="en_US" w:bidi="en_US"/>
         </w:rPr>
+      </w:r>
+    </w:p>
+    <w:p>
+      <w:pPr/>
+      <w:r>
+        <w:rPr>
+          <w:lang w:val="en_US" w:bidi="en_US"/>
+        </w:rPr>
+      </w:r>
+      <w:r>
+        <w:rPr>
+          <w:lang w:val="en_US" w:bidi="en_US"/>
+        </w:rPr>
+        <w:t>דּוֹדִ֣⁠י</w:t>
       </w:r>
     </w:p>
     <w:p>
@@ -33085,6 +35829,20 @@
       </w:r>
       <w:r>
         <w:rPr>
+          <w:lang w:val="en_US" w:bidi="en_US"/>
+        </w:rPr>
+        <w:t>פָּשַׁ֨טְתִּי֙ אֶת־כֻּתָּנְתִּ֔⁠י אֵיכָ֖כָה אֶלְבָּשֶׁ֑⁠נָּה רָחַ֥צְתִּי אֶת־רַגְלַ֖⁠י אֵיכָ֥כָה אֲטַנְּפֵֽ⁠ם</w:t>
+      </w:r>
+    </w:p>
+    <w:p>
+      <w:pPr/>
+      <w:r>
+        <w:rPr>
+          <w:lang w:val="en_US" w:bidi="en_US"/>
+        </w:rPr>
+      </w:r>
+      <w:r>
+        <w:rPr>
           <w:b/>
           <w:lang w:val="en_US" w:bidi="en_US"/>
         </w:rPr>
@@ -33157,6 +35915,20 @@
         <w:rPr>
           <w:lang w:val="en_US" w:bidi="en_US"/>
         </w:rPr>
+      </w:r>
+    </w:p>
+    <w:p>
+      <w:pPr/>
+      <w:r>
+        <w:rPr>
+          <w:lang w:val="en_US" w:bidi="en_US"/>
+        </w:rPr>
+      </w:r>
+      <w:r>
+        <w:rPr>
+          <w:lang w:val="en_US" w:bidi="en_US"/>
+        </w:rPr>
+        <w:t>אֵיכָ֖כָה אֶלְבָּשֶׁ֑⁠נָּה רָחַ֥צְתִּי אֶת־רַגְלַ֖⁠י אֵיכָ֥כָה אֲטַנְּפֵֽ⁠ם</w:t>
       </w:r>
     </w:p>
     <w:p>
@@ -33345,6 +36117,20 @@
       </w:r>
       <w:r>
         <w:rPr>
+          <w:lang w:val="en_US" w:bidi="en_US"/>
+        </w:rPr>
+        <w:t>וּ⁠מֵעַ֖⁠י הָמ֥וּ עָלָֽי⁠ו</w:t>
+      </w:r>
+    </w:p>
+    <w:p>
+      <w:pPr/>
+      <w:r>
+        <w:rPr>
+          <w:lang w:val="en_US" w:bidi="en_US"/>
+        </w:rPr>
+      </w:r>
+      <w:r>
+        <w:rPr>
           <w:b/>
           <w:lang w:val="en_US" w:bidi="en_US"/>
         </w:rPr>
@@ -33563,6 +36349,20 @@
       </w:r>
       <w:r>
         <w:rPr>
+          <w:lang w:val="en_US" w:bidi="en_US"/>
+        </w:rPr>
+        <w:t>וְ⁠יָדַ֣⁠י נָֽטְפוּ־מ֗וֹר וְ⁠אֶצְבְּעֹתַ⁠י֙ מ֣וֹר עֹבֵ֔ר</w:t>
+      </w:r>
+    </w:p>
+    <w:p>
+      <w:pPr/>
+      <w:r>
+        <w:rPr>
+          <w:lang w:val="en_US" w:bidi="en_US"/>
+        </w:rPr>
+      </w:r>
+      <w:r>
+        <w:rPr>
           <w:b/>
           <w:lang w:val="en_US" w:bidi="en_US"/>
         </w:rPr>
@@ -33674,6 +36474,20 @@
         <w:rPr>
           <w:lang w:val="en_US" w:bidi="en_US"/>
         </w:rPr>
+      </w:r>
+    </w:p>
+    <w:p>
+      <w:pPr/>
+      <w:r>
+        <w:rPr>
+          <w:lang w:val="en_US" w:bidi="en_US"/>
+        </w:rPr>
+      </w:r>
+      <w:r>
+        <w:rPr>
+          <w:lang w:val="en_US" w:bidi="en_US"/>
+        </w:rPr>
+        <w:t>מ֣וֹר עֹבֵ֔ר</w:t>
       </w:r>
     </w:p>
     <w:p>
@@ -33958,6 +36772,20 @@
       </w:r>
       <w:r>
         <w:rPr>
+          <w:lang w:val="en_US" w:bidi="en_US"/>
+        </w:rPr>
+        <w:t>עָבָ֑ר</w:t>
+      </w:r>
+    </w:p>
+    <w:p>
+      <w:pPr/>
+      <w:r>
+        <w:rPr>
+          <w:lang w:val="en_US" w:bidi="en_US"/>
+        </w:rPr>
+      </w:r>
+      <w:r>
+        <w:rPr>
           <w:b/>
           <w:lang w:val="en_US" w:bidi="en_US"/>
         </w:rPr>
@@ -34054,6 +36882,20 @@
       </w:r>
       <w:r>
         <w:rPr>
+          <w:lang w:val="en_US" w:bidi="en_US"/>
+        </w:rPr>
+        <w:t>נַפְשִׁ⁠י֙ יָֽצְאָ֣ה</w:t>
+      </w:r>
+    </w:p>
+    <w:p>
+      <w:pPr/>
+      <w:r>
+        <w:rPr>
+          <w:lang w:val="en_US" w:bidi="en_US"/>
+        </w:rPr>
+      </w:r>
+      <w:r>
+        <w:rPr>
           <w:b/>
           <w:lang w:val="en_US" w:bidi="en_US"/>
         </w:rPr>
@@ -34150,6 +36992,20 @@
       </w:r>
       <w:r>
         <w:rPr>
+          <w:lang w:val="en_US" w:bidi="en_US"/>
+        </w:rPr>
+        <w:t>נַפְשִׁ⁠י֙ יָֽצְאָ֣ה</w:t>
+      </w:r>
+    </w:p>
+    <w:p>
+      <w:pPr/>
+      <w:r>
+        <w:rPr>
+          <w:lang w:val="en_US" w:bidi="en_US"/>
+        </w:rPr>
+      </w:r>
+      <w:r>
+        <w:rPr>
           <w:b/>
           <w:lang w:val="en_US" w:bidi="en_US"/>
         </w:rPr>
@@ -34259,6 +37115,20 @@
       </w:r>
       <w:r>
         <w:rPr>
+          <w:lang w:val="en_US" w:bidi="en_US"/>
+        </w:rPr>
+        <w:t>בְ⁠דַבְּר֔⁠וֹ</w:t>
+      </w:r>
+    </w:p>
+    <w:p>
+      <w:pPr/>
+      <w:r>
+        <w:rPr>
+          <w:lang w:val="en_US" w:bidi="en_US"/>
+        </w:rPr>
+      </w:r>
+      <w:r>
+        <w:rPr>
           <w:b/>
           <w:lang w:val="en_US" w:bidi="en_US"/>
         </w:rPr>
@@ -34433,6 +37303,20 @@
         <w:rPr>
           <w:lang w:val="en_US" w:bidi="en_US"/>
         </w:rPr>
+      </w:r>
+    </w:p>
+    <w:p>
+      <w:pPr/>
+      <w:r>
+        <w:rPr>
+          <w:lang w:val="en_US" w:bidi="en_US"/>
+        </w:rPr>
+      </w:r>
+      <w:r>
+        <w:rPr>
+          <w:lang w:val="en_US" w:bidi="en_US"/>
+        </w:rPr>
+        <w:t>מְצָאֻ֧⁠נִי הַ⁠שֹּׁמְרִ֛ים הַ⁠סֹּבְבִ֥ים בָּ⁠עִ֖יר</w:t>
       </w:r>
     </w:p>
     <w:p>
@@ -34558,6 +37442,20 @@
       </w:r>
       <w:r>
         <w:rPr>
+          <w:lang w:val="en_US" w:bidi="en_US"/>
+        </w:rPr>
+        <w:t>הִכּ֣וּ⁠נִי פְצָע֑וּ⁠נִי נָשְׂא֤וּ אֶת־רְדִידִ⁠י֙ מֵֽ⁠עָלַ֔⁠י שֹׁמְרֵ֖י הַ⁠חֹמֽוֹת</w:t>
+      </w:r>
+    </w:p>
+    <w:p>
+      <w:pPr/>
+      <w:r>
+        <w:rPr>
+          <w:lang w:val="en_US" w:bidi="en_US"/>
+        </w:rPr>
+      </w:r>
+      <w:r>
+        <w:rPr>
           <w:b/>
           <w:lang w:val="en_US" w:bidi="en_US"/>
         </w:rPr>
@@ -34641,6 +37539,20 @@
       </w:r>
       <w:r>
         <w:rPr>
+          <w:lang w:val="en_US" w:bidi="en_US"/>
+        </w:rPr>
+        <w:t>הִכּ֣וּ⁠נִי פְצָע֑וּ⁠נִי</w:t>
+      </w:r>
+    </w:p>
+    <w:p>
+      <w:pPr/>
+      <w:r>
+        <w:rPr>
+          <w:lang w:val="en_US" w:bidi="en_US"/>
+        </w:rPr>
+      </w:r>
+      <w:r>
+        <w:rPr>
           <w:b/>
           <w:lang w:val="en_US" w:bidi="en_US"/>
         </w:rPr>
@@ -34750,6 +37662,20 @@
       </w:r>
       <w:r>
         <w:rPr>
+          <w:lang w:val="en_US" w:bidi="en_US"/>
+        </w:rPr>
+        <w:t>אֶת־רְדִידִ⁠י֙</w:t>
+      </w:r>
+    </w:p>
+    <w:p>
+      <w:pPr/>
+      <w:r>
+        <w:rPr>
+          <w:lang w:val="en_US" w:bidi="en_US"/>
+        </w:rPr>
+      </w:r>
+      <w:r>
+        <w:rPr>
           <w:b/>
           <w:lang w:val="en_US" w:bidi="en_US"/>
         </w:rPr>
@@ -34848,6 +37774,20 @@
         <w:rPr>
           <w:lang w:val="en_US" w:bidi="en_US"/>
         </w:rPr>
+      </w:r>
+    </w:p>
+    <w:p>
+      <w:pPr/>
+      <w:r>
+        <w:rPr>
+          <w:lang w:val="en_US" w:bidi="en_US"/>
+        </w:rPr>
+      </w:r>
+      <w:r>
+        <w:rPr>
+          <w:lang w:val="en_US" w:bidi="en_US"/>
+        </w:rPr>
+        <w:t>שֹׁמְרֵ֖י הַ⁠חֹמֽוֹת</w:t>
       </w:r>
     </w:p>
     <w:p>
@@ -35190,6 +38130,20 @@
       </w:r>
       <w:r>
         <w:rPr>
+          <w:lang w:val="en_US" w:bidi="en_US"/>
+        </w:rPr>
+        <w:t>שֶׁ⁠חוֹלַ֥ת אַהֲבָ֖ה אָֽנִי</w:t>
+      </w:r>
+    </w:p>
+    <w:p>
+      <w:pPr/>
+      <w:r>
+        <w:rPr>
+          <w:lang w:val="en_US" w:bidi="en_US"/>
+        </w:rPr>
+      </w:r>
+      <w:r>
+        <w:rPr>
           <w:b/>
           <w:lang w:val="en_US" w:bidi="en_US"/>
         </w:rPr>
@@ -35273,6 +38227,20 @@
       </w:r>
       <w:r>
         <w:rPr>
+          <w:lang w:val="en_US" w:bidi="en_US"/>
+        </w:rPr>
+        <w:t>מַה־דּוֹדֵ֣⁠ךְ מִ⁠דּ֔וֹד הַ⁠יָּפָ֖ה בַּ⁠נָּשִׁ֑ים מַה־דּוֹדֵ֣⁠ךְ מִ⁠דּ֔וֹד שֶׁ⁠כָּ֖כָה הִשְׁבַּעְתָּֽ⁠נוּ</w:t>
+      </w:r>
+    </w:p>
+    <w:p>
+      <w:pPr/>
+      <w:r>
+        <w:rPr>
+          <w:lang w:val="en_US" w:bidi="en_US"/>
+        </w:rPr>
+      </w:r>
+      <w:r>
+        <w:rPr>
           <w:b/>
           <w:lang w:val="en_US" w:bidi="en_US"/>
         </w:rPr>
@@ -35369,6 +38337,20 @@
       </w:r>
       <w:r>
         <w:rPr>
+          <w:lang w:val="en_US" w:bidi="en_US"/>
+        </w:rPr>
+        <w:t>מַה־דּוֹדֵ֣⁠ךְ מִ⁠דּ֔וֹד</w:t>
+      </w:r>
+    </w:p>
+    <w:p>
+      <w:pPr/>
+      <w:r>
+        <w:rPr>
+          <w:lang w:val="en_US" w:bidi="en_US"/>
+        </w:rPr>
+      </w:r>
+      <w:r>
+        <w:rPr>
           <w:b/>
           <w:lang w:val="en_US" w:bidi="en_US"/>
         </w:rPr>
@@ -35421,6 +38403,20 @@
         <w:rPr>
           <w:lang w:val="en_US" w:bidi="en_US"/>
         </w:rPr>
+      </w:r>
+    </w:p>
+    <w:p>
+      <w:pPr/>
+      <w:r>
+        <w:rPr>
+          <w:lang w:val="en_US" w:bidi="en_US"/>
+        </w:rPr>
+      </w:r>
+      <w:r>
+        <w:rPr>
+          <w:lang w:val="en_US" w:bidi="en_US"/>
+        </w:rPr>
+        <w:t>מַה־דּוֹדֵ֣⁠ךְ מִ⁠דּ֔וֹד הַ⁠יָּפָ֖ה בַּ⁠נָּשִׁ֑ים</w:t>
       </w:r>
     </w:p>
     <w:p>
@@ -35609,6 +38605,20 @@
       </w:r>
       <w:r>
         <w:rPr>
+          <w:lang w:val="en_US" w:bidi="en_US"/>
+        </w:rPr>
+        <w:t>שֶׁ⁠כָּ֖כָה הִשְׁבַּעְתָּֽ⁠נוּ</w:t>
+      </w:r>
+    </w:p>
+    <w:p>
+      <w:pPr/>
+      <w:r>
+        <w:rPr>
+          <w:lang w:val="en_US" w:bidi="en_US"/>
+        </w:rPr>
+      </w:r>
+      <w:r>
+        <w:rPr>
           <w:b/>
           <w:lang w:val="en_US" w:bidi="en_US"/>
         </w:rPr>
@@ -35672,6 +38682,20 @@
       </w:r>
       <w:r>
         <w:rPr>
+          <w:lang w:val="en_US" w:bidi="en_US"/>
+        </w:rPr>
+        <w:t>הִשְׁבַּעְתָּֽ⁠נוּ</w:t>
+      </w:r>
+    </w:p>
+    <w:p>
+      <w:pPr/>
+      <w:r>
+        <w:rPr>
+          <w:lang w:val="en_US" w:bidi="en_US"/>
+        </w:rPr>
+      </w:r>
+      <w:r>
+        <w:rPr>
           <w:b/>
           <w:lang w:val="en_US" w:bidi="en_US"/>
         </w:rPr>
@@ -35877,6 +38901,20 @@
       </w:r>
       <w:r>
         <w:rPr>
+          <w:lang w:val="en_US" w:bidi="en_US"/>
+        </w:rPr>
+        <w:t>דָּג֖וּל מֵ⁠רְבָבָֽה</w:t>
+      </w:r>
+    </w:p>
+    <w:p>
+      <w:pPr/>
+      <w:r>
+        <w:rPr>
+          <w:lang w:val="en_US" w:bidi="en_US"/>
+        </w:rPr>
+      </w:r>
+      <w:r>
+        <w:rPr>
           <w:b/>
           <w:lang w:val="en_US" w:bidi="en_US"/>
         </w:rPr>
@@ -36149,6 +39187,20 @@
         <w:rPr>
           <w:lang w:val="en_US" w:bidi="en_US"/>
         </w:rPr>
+      </w:r>
+    </w:p>
+    <w:p>
+      <w:pPr/>
+      <w:r>
+        <w:rPr>
+          <w:lang w:val="en_US" w:bidi="en_US"/>
+        </w:rPr>
+      </w:r>
+      <w:r>
+        <w:rPr>
+          <w:lang w:val="en_US" w:bidi="en_US"/>
+        </w:rPr>
+        <w:t>שְׁחֹר֖וֹת כָּ⁠עוֹרֵֽב</w:t>
       </w:r>
     </w:p>
     <w:p>
@@ -36596,6 +39648,20 @@
       </w:r>
       <w:r>
         <w:rPr>
+          <w:lang w:val="en_US" w:bidi="en_US"/>
+        </w:rPr>
+        <w:t>עֵינָ֕י⁠ו כְּ⁠יוֹנִ֖ים עַל־אֲפִ֣יקֵי מָ֑יִם רֹֽחֲצוֹת֙ בֶּֽ⁠חָלָ֔ב יֹשְׁב֖וֹת עַל־מִלֵּֽאת</w:t>
+      </w:r>
+    </w:p>
+    <w:p>
+      <w:pPr/>
+      <w:r>
+        <w:rPr>
+          <w:lang w:val="en_US" w:bidi="en_US"/>
+        </w:rPr>
+      </w:r>
+      <w:r>
+        <w:rPr>
           <w:b/>
           <w:lang w:val="en_US" w:bidi="en_US"/>
         </w:rPr>
@@ -36879,6 +39945,20 @@
       </w:r>
       <w:r>
         <w:rPr>
+          <w:lang w:val="en_US" w:bidi="en_US"/>
+        </w:rPr>
+        <w:t>כַּ⁠עֲרוּגַ֣ת הַ⁠בֹּ֔שֶׂם</w:t>
+      </w:r>
+    </w:p>
+    <w:p>
+      <w:pPr/>
+      <w:r>
+        <w:rPr>
+          <w:lang w:val="en_US" w:bidi="en_US"/>
+        </w:rPr>
+      </w:r>
+      <w:r>
+        <w:rPr>
           <w:b/>
           <w:lang w:val="en_US" w:bidi="en_US"/>
         </w:rPr>
@@ -36975,6 +40055,20 @@
       </w:r>
       <w:r>
         <w:rPr>
+          <w:lang w:val="en_US" w:bidi="en_US"/>
+        </w:rPr>
+        <w:t>מִגְדְּל֖וֹת</w:t>
+      </w:r>
+    </w:p>
+    <w:p>
+      <w:pPr/>
+      <w:r>
+        <w:rPr>
+          <w:lang w:val="en_US" w:bidi="en_US"/>
+        </w:rPr>
+      </w:r>
+      <w:r>
+        <w:rPr>
           <w:b/>
           <w:lang w:val="en_US" w:bidi="en_US"/>
         </w:rPr>
@@ -37040,6 +40134,20 @@
         <w:rPr>
           <w:lang w:val="en_US" w:bidi="en_US"/>
         </w:rPr>
+      </w:r>
+    </w:p>
+    <w:p>
+      <w:pPr/>
+      <w:r>
+        <w:rPr>
+          <w:lang w:val="en_US" w:bidi="en_US"/>
+        </w:rPr>
+      </w:r>
+      <w:r>
+        <w:rPr>
+          <w:lang w:val="en_US" w:bidi="en_US"/>
+        </w:rPr>
+        <w:t>מִגְדְּל֖וֹת מֶרְקָחִ֑ים</w:t>
       </w:r>
     </w:p>
     <w:p>
@@ -37549,6 +40657,20 @@
       </w:r>
       <w:r>
         <w:rPr>
+          <w:lang w:val="en_US" w:bidi="en_US"/>
+        </w:rPr>
+        <w:t>יָדָי⁠ו֙ גְּלִילֵ֣י זָהָ֔ב מְמֻלָּאִ֖ים בַּ⁠תַּרְשִׁ֑ישׁ</w:t>
+      </w:r>
+    </w:p>
+    <w:p>
+      <w:pPr/>
+      <w:r>
+        <w:rPr>
+          <w:lang w:val="en_US" w:bidi="en_US"/>
+        </w:rPr>
+      </w:r>
+      <w:r>
+        <w:rPr>
           <w:b/>
           <w:lang w:val="en_US" w:bidi="en_US"/>
         </w:rPr>
@@ -37697,6 +40819,20 @@
       </w:r>
       <w:r>
         <w:rPr>
+          <w:lang w:val="en_US" w:bidi="en_US"/>
+        </w:rPr>
+        <w:t>יָדָי⁠ו֙</w:t>
+      </w:r>
+    </w:p>
+    <w:p>
+      <w:pPr/>
+      <w:r>
+        <w:rPr>
+          <w:lang w:val="en_US" w:bidi="en_US"/>
+        </w:rPr>
+      </w:r>
+      <w:r>
+        <w:rPr>
           <w:b/>
           <w:lang w:val="en_US" w:bidi="en_US"/>
         </w:rPr>
@@ -37786,6 +40922,20 @@
       </w:r>
       <w:r>
         <w:rPr>
+          <w:lang w:val="en_US" w:bidi="en_US"/>
+        </w:rPr>
+        <w:t>בַּ⁠תַּרְשִׁ֑ישׁ</w:t>
+      </w:r>
+    </w:p>
+    <w:p>
+      <w:pPr/>
+      <w:r>
+        <w:rPr>
+          <w:lang w:val="en_US" w:bidi="en_US"/>
+        </w:rPr>
+      </w:r>
+      <w:r>
+        <w:rPr>
           <w:b/>
           <w:lang w:val="en_US" w:bidi="en_US"/>
         </w:rPr>
@@ -38089,6 +41239,20 @@
       </w:r>
       <w:r>
         <w:rPr>
+          <w:lang w:val="en_US" w:bidi="en_US"/>
+        </w:rPr>
+        <w:t>מֵעָי⁠ו֙</w:t>
+      </w:r>
+    </w:p>
+    <w:p>
+      <w:pPr/>
+      <w:r>
+        <w:rPr>
+          <w:lang w:val="en_US" w:bidi="en_US"/>
+        </w:rPr>
+      </w:r>
+      <w:r>
+        <w:rPr>
           <w:b/>
           <w:lang w:val="en_US" w:bidi="en_US"/>
         </w:rPr>
@@ -38152,6 +41316,20 @@
       </w:r>
       <w:r>
         <w:rPr>
+          <w:lang w:val="en_US" w:bidi="en_US"/>
+        </w:rPr>
+        <w:t>שֵׁ֔ן</w:t>
+      </w:r>
+    </w:p>
+    <w:p>
+      <w:pPr/>
+      <w:r>
+        <w:rPr>
+          <w:lang w:val="en_US" w:bidi="en_US"/>
+        </w:rPr>
+      </w:r>
+      <w:r>
+        <w:rPr>
           <w:b/>
           <w:lang w:val="en_US" w:bidi="en_US"/>
         </w:rPr>
@@ -38274,6 +41452,20 @@
       </w:r>
       <w:r>
         <w:rPr>
+          <w:lang w:val="en_US" w:bidi="en_US"/>
+        </w:rPr>
+        <w:t>סַפִּירִֽים</w:t>
+      </w:r>
+    </w:p>
+    <w:p>
+      <w:pPr/>
+      <w:r>
+        <w:rPr>
+          <w:lang w:val="en_US" w:bidi="en_US"/>
+        </w:rPr>
+      </w:r>
+      <w:r>
+        <w:rPr>
           <w:b/>
           <w:lang w:val="en_US" w:bidi="en_US"/>
         </w:rPr>
@@ -38486,6 +41678,20 @@
       </w:r>
       <w:r>
         <w:rPr>
+          <w:lang w:val="en_US" w:bidi="en_US"/>
+        </w:rPr>
+        <w:t>שׁוֹקָי⁠ו֙</w:t>
+      </w:r>
+    </w:p>
+    <w:p>
+      <w:pPr/>
+      <w:r>
+        <w:rPr>
+          <w:lang w:val="en_US" w:bidi="en_US"/>
+        </w:rPr>
+      </w:r>
+      <w:r>
+        <w:rPr>
           <w:b/>
           <w:lang w:val="en_US" w:bidi="en_US"/>
         </w:rPr>
@@ -38898,6 +42104,20 @@
       </w:r>
       <w:r>
         <w:rPr>
+          <w:lang w:val="en_US" w:bidi="en_US"/>
+        </w:rPr>
+        <w:t>חִכּ⁠וֹ֙ מַֽמְתַקִּ֔ים</w:t>
+      </w:r>
+    </w:p>
+    <w:p>
+      <w:pPr/>
+      <w:r>
+        <w:rPr>
+          <w:lang w:val="en_US" w:bidi="en_US"/>
+        </w:rPr>
+      </w:r>
+      <w:r>
+        <w:rPr>
           <w:b/>
           <w:lang w:val="en_US" w:bidi="en_US"/>
         </w:rPr>
@@ -38983,6 +42203,20 @@
         <w:rPr>
           <w:lang w:val="en_US" w:bidi="en_US"/>
         </w:rPr>
+      </w:r>
+    </w:p>
+    <w:p>
+      <w:pPr/>
+      <w:r>
+        <w:rPr>
+          <w:lang w:val="en_US" w:bidi="en_US"/>
+        </w:rPr>
+      </w:r>
+      <w:r>
+        <w:rPr>
+          <w:lang w:val="en_US" w:bidi="en_US"/>
+        </w:rPr>
+        <w:t>וְ⁠כֻלּ֖⁠וֹ מַחֲמַדִּ֑ים</w:t>
       </w:r>
     </w:p>
     <w:p>
@@ -39231,7 +42465,13 @@
         <w:rPr>
           <w:lang w:val="en_US" w:bidi="en_US"/>
         </w:rPr>
-        <w:t xml:space="preserve">In the ancient Near East, it was acceptable to describe a woman using similes involving animals. In many cultures today, this can be considered offensive. Different similes of beauty are used in different cultures. (See: </w:t>
+        <w:t>In the ancient Near East, it was acceptable to describe a woman using comparisons to animals. In many cultures today, this can be considered offensive. Different comparisons of beauty are used in different cultures.</w:t>
+      </w:r>
+      <w:r>
+        <w:rPr>
+          <w:lang w:val="en_US" w:bidi="en_US"/>
+        </w:rPr>
+        <w:t xml:space="preserve"> (See: </w:t>
       </w:r>
       <w:r>
         <w:rPr>
@@ -39339,6 +42579,20 @@
       </w:r>
       <w:r>
         <w:rPr>
+          <w:lang w:val="en_US" w:bidi="en_US"/>
+        </w:rPr>
+        <w:t>אָ֚נָה הָלַ֣ךְ דּוֹדֵ֔⁠ךְ הַ⁠יָּפָ֖ה בַּ⁠נָּשִׁ֑ים אָ֚נָה פָּנָ֣ה דוֹדֵ֔⁠ךְ וּ⁠נְבַקְשֶׁ֖⁠נּוּ עִמָּֽ⁠ךְ</w:t>
+      </w:r>
+    </w:p>
+    <w:p>
+      <w:pPr/>
+      <w:r>
+        <w:rPr>
+          <w:lang w:val="en_US" w:bidi="en_US"/>
+        </w:rPr>
+      </w:r>
+      <w:r>
+        <w:rPr>
           <w:b/>
           <w:lang w:val="en_US" w:bidi="en_US"/>
         </w:rPr>
@@ -39437,6 +42691,20 @@
         <w:rPr>
           <w:lang w:val="en_US" w:bidi="en_US"/>
         </w:rPr>
+      </w:r>
+    </w:p>
+    <w:p>
+      <w:pPr/>
+      <w:r>
+        <w:rPr>
+          <w:lang w:val="en_US" w:bidi="en_US"/>
+        </w:rPr>
+      </w:r>
+      <w:r>
+        <w:rPr>
+          <w:lang w:val="en_US" w:bidi="en_US"/>
+        </w:rPr>
+        <w:t>אָ֚נָה הָלַ֣ךְ דּוֹדֵ֔⁠ךְ &amp; אָ֚נָה פָּנָ֣ה דוֹדֵ֔⁠ךְ</w:t>
       </w:r>
     </w:p>
     <w:p>
@@ -39605,6 +42873,20 @@
       </w:r>
       <w:r>
         <w:rPr>
+          <w:lang w:val="en_US" w:bidi="en_US"/>
+        </w:rPr>
+        <w:t>אָ֚נָה פָּנָ֣ה דוֹדֵ֔⁠ךְ</w:t>
+      </w:r>
+    </w:p>
+    <w:p>
+      <w:pPr/>
+      <w:r>
+        <w:rPr>
+          <w:lang w:val="en_US" w:bidi="en_US"/>
+        </w:rPr>
+      </w:r>
+      <w:r>
+        <w:rPr>
           <w:b/>
           <w:lang w:val="en_US" w:bidi="en_US"/>
         </w:rPr>
@@ -39668,6 +42950,20 @@
       </w:r>
       <w:r>
         <w:rPr>
+          <w:lang w:val="en_US" w:bidi="en_US"/>
+        </w:rPr>
+        <w:t>וּ⁠נְבַקְשֶׁ֖⁠נּוּ עִמָּֽ⁠ךְ</w:t>
+      </w:r>
+    </w:p>
+    <w:p>
+      <w:pPr/>
+      <w:r>
+        <w:rPr>
+          <w:lang w:val="en_US" w:bidi="en_US"/>
+        </w:rPr>
+      </w:r>
+      <w:r>
+        <w:rPr>
           <w:b/>
           <w:lang w:val="en_US" w:bidi="en_US"/>
         </w:rPr>
@@ -39740,6 +43036,20 @@
         <w:rPr>
           <w:lang w:val="en_US" w:bidi="en_US"/>
         </w:rPr>
+      </w:r>
+    </w:p>
+    <w:p>
+      <w:pPr/>
+      <w:r>
+        <w:rPr>
+          <w:lang w:val="en_US" w:bidi="en_US"/>
+        </w:rPr>
+      </w:r>
+      <w:r>
+        <w:rPr>
+          <w:lang w:val="en_US" w:bidi="en_US"/>
+        </w:rPr>
+        <w:t>דּוֹדִ⁠י֙ יָרַ֣ד לְ⁠גַנּ֔⁠וֹ לַ⁠עֲרוּג֖וֹת הַ⁠בֹּ֑שֶׂם לִ⁠רְעוֹת֙ בַּ⁠גַּנִּ֔ים וְ⁠לִ⁠לְקֹ֖ט שֽׁוֹשַׁנִּֽים</w:t>
       </w:r>
     </w:p>
     <w:p>
@@ -39935,6 +43245,20 @@
       </w:r>
       <w:r>
         <w:rPr>
+          <w:lang w:val="en_US" w:bidi="en_US"/>
+        </w:rPr>
+        <w:t>דּוֹדִ⁠י֙ יָרַ֣ד לְ⁠גַנּ֔⁠וֹ לַ⁠עֲרוּג֖וֹת הַ⁠בֹּ֑שֶׂם</w:t>
+      </w:r>
+    </w:p>
+    <w:p>
+      <w:pPr/>
+      <w:r>
+        <w:rPr>
+          <w:lang w:val="en_US" w:bidi="en_US"/>
+        </w:rPr>
+      </w:r>
+      <w:r>
+        <w:rPr>
           <w:b/>
           <w:lang w:val="en_US" w:bidi="en_US"/>
         </w:rPr>
@@ -40059,6 +43383,20 @@
         <w:rPr>
           <w:lang w:val="en_US" w:bidi="en_US"/>
         </w:rPr>
+      </w:r>
+    </w:p>
+    <w:p>
+      <w:pPr/>
+      <w:r>
+        <w:rPr>
+          <w:lang w:val="en_US" w:bidi="en_US"/>
+        </w:rPr>
+      </w:r>
+      <w:r>
+        <w:rPr>
+          <w:lang w:val="en_US" w:bidi="en_US"/>
+        </w:rPr>
+        <w:t>יָרַ֣ד</w:t>
       </w:r>
     </w:p>
     <w:p>
@@ -40382,6 +43720,20 @@
       </w:r>
       <w:r>
         <w:rPr>
+          <w:lang w:val="en_US" w:bidi="en_US"/>
+        </w:rPr>
+        <w:t>אֲנִ֤י לְ⁠דוֹדִ⁠י֙ וְ⁠דוֹדִ֣⁠י לִ֔⁠י</w:t>
+      </w:r>
+    </w:p>
+    <w:p>
+      <w:pPr/>
+      <w:r>
+        <w:rPr>
+          <w:lang w:val="en_US" w:bidi="en_US"/>
+        </w:rPr>
+      </w:r>
+      <w:r>
+        <w:rPr>
           <w:b/>
           <w:lang w:val="en_US" w:bidi="en_US"/>
         </w:rPr>
@@ -40463,6 +43815,20 @@
       </w:r>
       <w:r>
         <w:rPr>
+          <w:lang w:val="en_US" w:bidi="en_US"/>
+        </w:rPr>
+        <w:t>הָ⁠רֹעֶ֖ה בַּ⁠שׁוֹשַׁנִּֽים</w:t>
+      </w:r>
+    </w:p>
+    <w:p>
+      <w:pPr/>
+      <w:r>
+        <w:rPr>
+          <w:lang w:val="en_US" w:bidi="en_US"/>
+        </w:rPr>
+      </w:r>
+      <w:r>
+        <w:rPr>
           <w:b/>
           <w:lang w:val="en_US" w:bidi="en_US"/>
         </w:rPr>
@@ -40564,6 +43930,20 @@
       </w:r>
       <w:r>
         <w:rPr>
+          <w:lang w:val="en_US" w:bidi="en_US"/>
+        </w:rPr>
+        <w:t>יָפָ֨ה אַ֤תְּ רַעְיָתִ⁠י֙ כְּ⁠תִרְצָ֔ה נָאוָ֖ה כִּ⁠ירוּשָׁלִָ֑ם</w:t>
+      </w:r>
+    </w:p>
+    <w:p>
+      <w:pPr/>
+      <w:r>
+        <w:rPr>
+          <w:lang w:val="en_US" w:bidi="en_US"/>
+        </w:rPr>
+      </w:r>
+      <w:r>
+        <w:rPr>
           <w:b/>
           <w:lang w:val="en_US" w:bidi="en_US"/>
         </w:rPr>
@@ -40780,6 +44160,20 @@
       </w:r>
       <w:r>
         <w:rPr>
+          <w:lang w:val="en_US" w:bidi="en_US"/>
+        </w:rPr>
+        <w:t>יָפָ֨ה אַ֤תְּ רַעְיָתִ⁠י֙ כְּ⁠תִרְצָ֔ה</w:t>
+      </w:r>
+    </w:p>
+    <w:p>
+      <w:pPr/>
+      <w:r>
+        <w:rPr>
+          <w:lang w:val="en_US" w:bidi="en_US"/>
+        </w:rPr>
+      </w:r>
+      <w:r>
+        <w:rPr>
           <w:b/>
           <w:lang w:val="en_US" w:bidi="en_US"/>
         </w:rPr>
@@ -40863,6 +44257,20 @@
       </w:r>
       <w:r>
         <w:rPr>
+          <w:lang w:val="en_US" w:bidi="en_US"/>
+        </w:rPr>
+        <w:t>נָאוָ֖ה כִּ⁠ירוּשָׁלִָ֑ם אֲיֻמָּ֖ה כַּ⁠נִּדְגָּלֽוֹת</w:t>
+      </w:r>
+    </w:p>
+    <w:p>
+      <w:pPr/>
+      <w:r>
+        <w:rPr>
+          <w:lang w:val="en_US" w:bidi="en_US"/>
+        </w:rPr>
+      </w:r>
+      <w:r>
+        <w:rPr>
           <w:b/>
           <w:lang w:val="en_US" w:bidi="en_US"/>
         </w:rPr>
@@ -40935,6 +44343,20 @@
         <w:rPr>
           <w:lang w:val="en_US" w:bidi="en_US"/>
         </w:rPr>
+      </w:r>
+    </w:p>
+    <w:p>
+      <w:pPr/>
+      <w:r>
+        <w:rPr>
+          <w:lang w:val="en_US" w:bidi="en_US"/>
+        </w:rPr>
+      </w:r>
+      <w:r>
+        <w:rPr>
+          <w:lang w:val="en_US" w:bidi="en_US"/>
+        </w:rPr>
+        <w:t>אֲיֻמָּ֖ה כַּ⁠נִּדְגָּלֽוֹת</w:t>
       </w:r>
     </w:p>
     <w:p>
@@ -41156,6 +44578,20 @@
       </w:r>
       <w:r>
         <w:rPr>
+          <w:lang w:val="en_US" w:bidi="en_US"/>
+        </w:rPr>
+        <w:t>שַׂעְרֵ⁠ךְ֙ כְּ⁠עֵ֣דֶר הָֽ⁠עִזִּ֔ים שֶׁ⁠גָּלְשׁ֖וּ מִן־הַ⁠גִּלְעָֽד</w:t>
+      </w:r>
+    </w:p>
+    <w:p>
+      <w:pPr/>
+      <w:r>
+        <w:rPr>
+          <w:lang w:val="en_US" w:bidi="en_US"/>
+        </w:rPr>
+      </w:r>
+      <w:r>
+        <w:rPr>
           <w:b/>
           <w:lang w:val="en_US" w:bidi="en_US"/>
         </w:rPr>
@@ -41371,6 +44807,20 @@
       </w:r>
       <w:r>
         <w:rPr>
+          <w:lang w:val="en_US" w:bidi="en_US"/>
+        </w:rPr>
+        <w:t>הָֽ⁠רְחֵלִ֔ים</w:t>
+      </w:r>
+    </w:p>
+    <w:p>
+      <w:pPr/>
+      <w:r>
+        <w:rPr>
+          <w:lang w:val="en_US" w:bidi="en_US"/>
+        </w:rPr>
+      </w:r>
+      <w:r>
+        <w:rPr>
           <w:b/>
           <w:lang w:val="en_US" w:bidi="en_US"/>
         </w:rPr>
@@ -41581,6 +45031,20 @@
       </w:r>
       <w:r>
         <w:rPr>
+          <w:lang w:val="en_US" w:bidi="en_US"/>
+        </w:rPr>
+        <w:t>שִׁשִּׁ֥ים הֵ֨מָּה֙ מְּלָכ֔וֹת</w:t>
+      </w:r>
+    </w:p>
+    <w:p>
+      <w:pPr/>
+      <w:r>
+        <w:rPr>
+          <w:lang w:val="en_US" w:bidi="en_US"/>
+        </w:rPr>
+      </w:r>
+      <w:r>
+        <w:rPr>
           <w:b/>
           <w:lang w:val="en_US" w:bidi="en_US"/>
         </w:rPr>
@@ -41926,6 +45390,20 @@
       </w:r>
       <w:r>
         <w:rPr>
+          <w:lang w:val="en_US" w:bidi="en_US"/>
+        </w:rPr>
+        <w:t>וַ⁠עֲלָמ֖וֹת אֵ֥ין מִסְפָּֽר</w:t>
+      </w:r>
+    </w:p>
+    <w:p>
+      <w:pPr/>
+      <w:r>
+        <w:rPr>
+          <w:lang w:val="en_US" w:bidi="en_US"/>
+        </w:rPr>
+      </w:r>
+      <w:r>
+        <w:rPr>
           <w:b/>
           <w:lang w:val="en_US" w:bidi="en_US"/>
         </w:rPr>
@@ -42022,6 +45500,20 @@
       </w:r>
       <w:r>
         <w:rPr>
+          <w:lang w:val="en_US" w:bidi="en_US"/>
+        </w:rPr>
+        <w:t>שִׁשִּׁ֥ים הֵ֨מָּה֙ מְּלָכ֔וֹת וּ⁠שְׁמֹנִ֖ים פִּֽילַגְשִׁ֑ים וַ⁠עֲלָמ֖וֹת אֵ֥ין מִסְפָּֽר׃ אַחַ֥ת הִיא֙ יוֹנָתִ֣⁠י תַמָּתִ֔⁠י אַחַ֥ת הִיא֙ לְ⁠אִמָּ֔⁠הּ בָּרָ֥ה הִ֖יא לְ⁠יֽוֹלַדְתָּ֑⁠הּ</w:t>
+      </w:r>
+    </w:p>
+    <w:p>
+      <w:pPr/>
+      <w:r>
+        <w:rPr>
+          <w:lang w:val="en_US" w:bidi="en_US"/>
+        </w:rPr>
+      </w:r>
+      <w:r>
+        <w:rPr>
           <w:b/>
           <w:lang w:val="en_US" w:bidi="en_US"/>
         </w:rPr>
@@ -42094,6 +45586,20 @@
         <w:rPr>
           <w:lang w:val="en_US" w:bidi="en_US"/>
         </w:rPr>
+      </w:r>
+    </w:p>
+    <w:p>
+      <w:pPr/>
+      <w:r>
+        <w:rPr>
+          <w:lang w:val="en_US" w:bidi="en_US"/>
+        </w:rPr>
+      </w:r>
+      <w:r>
+        <w:rPr>
+          <w:lang w:val="en_US" w:bidi="en_US"/>
+        </w:rPr>
+        <w:t>אַחַ֥ת הִיא֙</w:t>
       </w:r>
     </w:p>
     <w:p>
@@ -42341,6 +45847,20 @@
       </w:r>
       <w:r>
         <w:rPr>
+          <w:lang w:val="en_US" w:bidi="en_US"/>
+        </w:rPr>
+        <w:t>אַחַ֥ת הִיא֙ לְ⁠אִמָּ֔⁠הּ</w:t>
+      </w:r>
+    </w:p>
+    <w:p>
+      <w:pPr/>
+      <w:r>
+        <w:rPr>
+          <w:lang w:val="en_US" w:bidi="en_US"/>
+        </w:rPr>
+      </w:r>
+      <w:r>
+        <w:rPr>
           <w:b/>
           <w:lang w:val="en_US" w:bidi="en_US"/>
         </w:rPr>
@@ -42463,6 +45983,20 @@
       </w:r>
       <w:r>
         <w:rPr>
+          <w:lang w:val="en_US" w:bidi="en_US"/>
+        </w:rPr>
+        <w:t>בָּרָ֥ה הִ֖יא לְ⁠יֽוֹלַדְתָּ֑⁠הּ</w:t>
+      </w:r>
+    </w:p>
+    <w:p>
+      <w:pPr/>
+      <w:r>
+        <w:rPr>
+          <w:lang w:val="en_US" w:bidi="en_US"/>
+        </w:rPr>
+      </w:r>
+      <w:r>
+        <w:rPr>
           <w:b/>
           <w:lang w:val="en_US" w:bidi="en_US"/>
         </w:rPr>
@@ -42694,6 +46228,20 @@
       </w:r>
       <w:r>
         <w:rPr>
+          <w:lang w:val="en_US" w:bidi="en_US"/>
+        </w:rPr>
+        <w:t>בָנוֹת֙</w:t>
+      </w:r>
+    </w:p>
+    <w:p>
+      <w:pPr/>
+      <w:r>
+        <w:rPr>
+          <w:lang w:val="en_US" w:bidi="en_US"/>
+        </w:rPr>
+      </w:r>
+      <w:r>
+        <w:rPr>
           <w:b/>
           <w:lang w:val="en_US" w:bidi="en_US"/>
         </w:rPr>
@@ -42790,6 +46338,20 @@
       </w:r>
       <w:r>
         <w:rPr>
+          <w:lang w:val="en_US" w:bidi="en_US"/>
+        </w:rPr>
+        <w:t>מִי־זֹ֥את הַ⁠נִּשְׁקָפָ֖ה כְּמוֹ־שָׁ֑חַר יָפָ֣ה כַ⁠לְּבָנָ֗ה בָּרָה֙ כַּֽ⁠חַמָּ֔ה אֲיֻמָּ֖ה כַּ⁠נִּדְגָּלֽוֹת</w:t>
+      </w:r>
+    </w:p>
+    <w:p>
+      <w:pPr/>
+      <w:r>
+        <w:rPr>
+          <w:lang w:val="en_US" w:bidi="en_US"/>
+        </w:rPr>
+      </w:r>
+      <w:r>
+        <w:rPr>
           <w:b/>
           <w:lang w:val="en_US" w:bidi="en_US"/>
         </w:rPr>
@@ -42912,6 +46474,20 @@
       </w:r>
       <w:r>
         <w:rPr>
+          <w:lang w:val="en_US" w:bidi="en_US"/>
+        </w:rPr>
+        <w:t>מִי־זֹ֥את הַ⁠נִּשְׁקָפָ֖ה כְּמוֹ־שָׁ֑חַר יָפָ֣ה כַ⁠לְּבָנָ֗ה בָּרָה֙ כַּֽ⁠חַמָּ֔ה אֲיֻמָּ֖ה כַּ⁠נִּדְגָּלֽוֹת</w:t>
+      </w:r>
+    </w:p>
+    <w:p>
+      <w:pPr/>
+      <w:r>
+        <w:rPr>
+          <w:lang w:val="en_US" w:bidi="en_US"/>
+        </w:rPr>
+      </w:r>
+      <w:r>
+        <w:rPr>
           <w:b/>
           <w:lang w:val="en_US" w:bidi="en_US"/>
         </w:rPr>
@@ -42995,6 +46571,20 @@
       </w:r>
       <w:r>
         <w:rPr>
+          <w:lang w:val="en_US" w:bidi="en_US"/>
+        </w:rPr>
+        <w:t>הַ⁠נִּשְׁקָפָ֖ה כְּמוֹ־שָׁ֑חַר</w:t>
+      </w:r>
+    </w:p>
+    <w:p>
+      <w:pPr/>
+      <w:r>
+        <w:rPr>
+          <w:lang w:val="en_US" w:bidi="en_US"/>
+        </w:rPr>
+      </w:r>
+      <w:r>
+        <w:rPr>
           <w:b/>
           <w:lang w:val="en_US" w:bidi="en_US"/>
         </w:rPr>
@@ -43078,6 +46668,20 @@
       </w:r>
       <w:r>
         <w:rPr>
+          <w:lang w:val="en_US" w:bidi="en_US"/>
+        </w:rPr>
+        <w:t>הַ⁠נִּשְׁקָפָ֖ה כְּמוֹ־שָׁ֑חַר יָפָ֣ה כַ⁠לְּבָנָ֗ה בָּרָה֙ כַּֽ⁠חַמָּ֔ה</w:t>
+      </w:r>
+    </w:p>
+    <w:p>
+      <w:pPr/>
+      <w:r>
+        <w:rPr>
+          <w:lang w:val="en_US" w:bidi="en_US"/>
+        </w:rPr>
+      </w:r>
+      <w:r>
+        <w:rPr>
           <w:b/>
           <w:lang w:val="en_US" w:bidi="en_US"/>
         </w:rPr>
@@ -43176,6 +46780,20 @@
         <w:rPr>
           <w:lang w:val="en_US" w:bidi="en_US"/>
         </w:rPr>
+      </w:r>
+    </w:p>
+    <w:p>
+      <w:pPr/>
+      <w:r>
+        <w:rPr>
+          <w:lang w:val="en_US" w:bidi="en_US"/>
+        </w:rPr>
+      </w:r>
+      <w:r>
+        <w:rPr>
+          <w:lang w:val="en_US" w:bidi="en_US"/>
+        </w:rPr>
+        <w:t>אֲיֻמָּ֖ה כַּ⁠נִּדְגָּלֽוֹת</w:t>
       </w:r>
     </w:p>
     <w:p>
@@ -43288,6 +46906,20 @@
       </w:r>
       <w:r>
         <w:rPr>
+          <w:lang w:val="en_US" w:bidi="en_US"/>
+        </w:rPr>
+        <w:t>אֶל־גִּנַּ֤ת אֱגוֹז֙ יָרַ֔דְתִּי</w:t>
+      </w:r>
+    </w:p>
+    <w:p>
+      <w:pPr/>
+      <w:r>
+        <w:rPr>
+          <w:lang w:val="en_US" w:bidi="en_US"/>
+        </w:rPr>
+      </w:r>
+      <w:r>
+        <w:rPr>
           <w:b/>
           <w:lang w:val="en_US" w:bidi="en_US"/>
         </w:rPr>
@@ -43371,6 +47003,20 @@
       </w:r>
       <w:r>
         <w:rPr>
+          <w:lang w:val="en_US" w:bidi="en_US"/>
+        </w:rPr>
+        <w:t>אֶל־גִּנַּ֤ת אֱגוֹז֙ יָרַ֔דְתִּי</w:t>
+      </w:r>
+    </w:p>
+    <w:p>
+      <w:pPr/>
+      <w:r>
+        <w:rPr>
+          <w:lang w:val="en_US" w:bidi="en_US"/>
+        </w:rPr>
+      </w:r>
+      <w:r>
+        <w:rPr>
           <w:b/>
           <w:lang w:val="en_US" w:bidi="en_US"/>
         </w:rPr>
@@ -43454,6 +47100,20 @@
       </w:r>
       <w:r>
         <w:rPr>
+          <w:lang w:val="en_US" w:bidi="en_US"/>
+        </w:rPr>
+        <w:t>יָרַ֔דְתִּי</w:t>
+      </w:r>
+    </w:p>
+    <w:p>
+      <w:pPr/>
+      <w:r>
+        <w:rPr>
+          <w:lang w:val="en_US" w:bidi="en_US"/>
+        </w:rPr>
+      </w:r>
+      <w:r>
+        <w:rPr>
           <w:b/>
           <w:lang w:val="en_US" w:bidi="en_US"/>
         </w:rPr>
@@ -43633,6 +47293,20 @@
       </w:r>
       <w:r>
         <w:rPr>
+          <w:lang w:val="en_US" w:bidi="en_US"/>
+        </w:rPr>
+        <w:t>לֹ֣א יָדַ֔עְתִּי</w:t>
+      </w:r>
+    </w:p>
+    <w:p>
+      <w:pPr/>
+      <w:r>
+        <w:rPr>
+          <w:lang w:val="en_US" w:bidi="en_US"/>
+        </w:rPr>
+      </w:r>
+      <w:r>
+        <w:rPr>
           <w:b/>
           <w:lang w:val="en_US" w:bidi="en_US"/>
         </w:rPr>
@@ -43812,6 +47486,20 @@
       </w:r>
       <w:r>
         <w:rPr>
+          <w:lang w:val="en_US" w:bidi="en_US"/>
+        </w:rPr>
+        <w:t>מַרְכְּב֖וֹת עַמִּ⁠י־נָדִֽיב</w:t>
+      </w:r>
+    </w:p>
+    <w:p>
+      <w:pPr/>
+      <w:r>
+        <w:rPr>
+          <w:lang w:val="en_US" w:bidi="en_US"/>
+        </w:rPr>
+      </w:r>
+      <w:r>
+        <w:rPr>
           <w:b/>
           <w:lang w:val="en_US" w:bidi="en_US"/>
         </w:rPr>
@@ -43978,6 +47666,20 @@
       </w:r>
       <w:r>
         <w:rPr>
+          <w:lang w:val="en_US" w:bidi="en_US"/>
+        </w:rPr>
+        <w:t>הַ⁠שּׁ֣וּלַמִּ֔ית &amp; בַּ⁠שּׁ֣וּלַמִּ֔ית</w:t>
+      </w:r>
+    </w:p>
+    <w:p>
+      <w:pPr/>
+      <w:r>
+        <w:rPr>
+          <w:lang w:val="en_US" w:bidi="en_US"/>
+        </w:rPr>
+      </w:r>
+      <w:r>
+        <w:rPr>
           <w:b/>
           <w:lang w:val="en_US" w:bidi="en_US"/>
         </w:rPr>
@@ -44170,6 +47872,20 @@
       </w:r>
       <w:r>
         <w:rPr>
+          <w:lang w:val="en_US" w:bidi="en_US"/>
+        </w:rPr>
+        <w:t>מַֽה־תֶּחֱזוּ֙ בַּ⁠שּׁ֣וּלַמִּ֔ית כִּ⁠מְחֹלַ֖ת הַֽ⁠מַּחֲנָֽיִם</w:t>
+      </w:r>
+    </w:p>
+    <w:p>
+      <w:pPr/>
+      <w:r>
+        <w:rPr>
+          <w:lang w:val="en_US" w:bidi="en_US"/>
+        </w:rPr>
+      </w:r>
+      <w:r>
+        <w:rPr>
           <w:b/>
           <w:lang w:val="en_US" w:bidi="en_US"/>
         </w:rPr>
@@ -44253,6 +47969,20 @@
       </w:r>
       <w:r>
         <w:rPr>
+          <w:lang w:val="en_US" w:bidi="en_US"/>
+        </w:rPr>
+        <w:t>כִּ⁠מְחֹלַ֖ת הַֽ⁠מַּחֲנָֽיִם</w:t>
+      </w:r>
+    </w:p>
+    <w:p>
+      <w:pPr/>
+      <w:r>
+        <w:rPr>
+          <w:lang w:val="en_US" w:bidi="en_US"/>
+        </w:rPr>
+      </w:r>
+      <w:r>
+        <w:rPr>
           <w:b/>
           <w:lang w:val="en_US" w:bidi="en_US"/>
         </w:rPr>
@@ -44325,6 +48055,20 @@
         <w:rPr>
           <w:lang w:val="en_US" w:bidi="en_US"/>
         </w:rPr>
+      </w:r>
+    </w:p>
+    <w:p>
+      <w:pPr/>
+      <w:r>
+        <w:rPr>
+          <w:lang w:val="en_US" w:bidi="en_US"/>
+        </w:rPr>
+      </w:r>
+      <w:r>
+        <w:rPr>
+          <w:lang w:val="en_US" w:bidi="en_US"/>
+        </w:rPr>
+        <w:t>כִּ⁠מְחֹלַ֖ת הַֽ⁠מַּחֲנָֽיִם</w:t>
       </w:r>
     </w:p>
     <w:p>
@@ -44660,6 +48404,20 @@
       </w:r>
       <w:r>
         <w:rPr>
+          <w:lang w:val="en_US" w:bidi="en_US"/>
+        </w:rPr>
+        <w:t>מַה־יָּפ֧וּ פְעָמַ֛יִ⁠ךְ בַּ⁠נְּעָלִ֖ים בַּת־נָדִ֑יב חַמּוּקֵ֣י יְרֵכַ֔יִ⁠ךְ כְּמ֣וֹ חֲלָאִ֔ים מַעֲשֵׂ֖ה יְדֵ֥י אָמָּֽן</w:t>
+      </w:r>
+    </w:p>
+    <w:p>
+      <w:pPr/>
+      <w:r>
+        <w:rPr>
+          <w:lang w:val="en_US" w:bidi="en_US"/>
+        </w:rPr>
+      </w:r>
+      <w:r>
+        <w:rPr>
           <w:b/>
           <w:lang w:val="en_US" w:bidi="en_US"/>
         </w:rPr>
@@ -44761,6 +48519,20 @@
       </w:r>
       <w:r>
         <w:rPr>
+          <w:lang w:val="en_US" w:bidi="en_US"/>
+        </w:rPr>
+        <w:t>מַה</w:t>
+      </w:r>
+    </w:p>
+    <w:p>
+      <w:pPr/>
+      <w:r>
+        <w:rPr>
+          <w:lang w:val="en_US" w:bidi="en_US"/>
+        </w:rPr>
+      </w:r>
+      <w:r>
+        <w:rPr>
           <w:b/>
           <w:lang w:val="en_US" w:bidi="en_US"/>
         </w:rPr>
@@ -44890,6 +48662,20 @@
       </w:r>
       <w:r>
         <w:rPr>
+          <w:lang w:val="en_US" w:bidi="en_US"/>
+        </w:rPr>
+        <w:t>מַה־יָּפ֧וּ פְעָמַ֛יִ⁠ךְ בַּ⁠נְּעָלִ֖ים בַּת־נָדִ֑יב</w:t>
+      </w:r>
+    </w:p>
+    <w:p>
+      <w:pPr/>
+      <w:r>
+        <w:rPr>
+          <w:lang w:val="en_US" w:bidi="en_US"/>
+        </w:rPr>
+      </w:r>
+      <w:r>
+        <w:rPr>
           <w:b/>
           <w:lang w:val="en_US" w:bidi="en_US"/>
         </w:rPr>
@@ -44973,6 +48759,20 @@
       </w:r>
       <w:r>
         <w:rPr>
+          <w:lang w:val="en_US" w:bidi="en_US"/>
+        </w:rPr>
+        <w:t>בַּת־נָדִ֑יב</w:t>
+      </w:r>
+    </w:p>
+    <w:p>
+      <w:pPr/>
+      <w:r>
+        <w:rPr>
+          <w:lang w:val="en_US" w:bidi="en_US"/>
+        </w:rPr>
+      </w:r>
+      <w:r>
+        <w:rPr>
           <w:b/>
           <w:lang w:val="en_US" w:bidi="en_US"/>
         </w:rPr>
@@ -45326,6 +49126,20 @@
       </w:r>
       <w:r>
         <w:rPr>
+          <w:lang w:val="en_US" w:bidi="en_US"/>
+        </w:rPr>
+        <w:t>מַעֲשֵׂ֖ה יְדֵ֥י אָמָּֽן</w:t>
+      </w:r>
+    </w:p>
+    <w:p>
+      <w:pPr/>
+      <w:r>
+        <w:rPr>
+          <w:lang w:val="en_US" w:bidi="en_US"/>
+        </w:rPr>
+      </w:r>
+      <w:r>
+        <w:rPr>
           <w:b/>
           <w:lang w:val="en_US" w:bidi="en_US"/>
         </w:rPr>
@@ -45635,6 +49449,20 @@
       </w:r>
       <w:r>
         <w:rPr>
+          <w:lang w:val="en_US" w:bidi="en_US"/>
+        </w:rPr>
+        <w:t>אַל־יֶחְסַ֖ר הַ⁠מָּ֑זֶג</w:t>
+      </w:r>
+    </w:p>
+    <w:p>
+      <w:pPr/>
+      <w:r>
+        <w:rPr>
+          <w:lang w:val="en_US" w:bidi="en_US"/>
+        </w:rPr>
+      </w:r>
+      <w:r>
+        <w:rPr>
           <w:b/>
           <w:lang w:val="en_US" w:bidi="en_US"/>
         </w:rPr>
@@ -45711,6 +49539,20 @@
       </w:r>
       <w:r>
         <w:rPr>
+          <w:lang w:val="en_US" w:bidi="en_US"/>
+        </w:rPr>
+        <w:t>הַ⁠מָּ֑זֶג</w:t>
+      </w:r>
+    </w:p>
+    <w:p>
+      <w:pPr/>
+      <w:r>
+        <w:rPr>
+          <w:lang w:val="en_US" w:bidi="en_US"/>
+        </w:rPr>
+      </w:r>
+      <w:r>
+        <w:rPr>
           <w:b/>
           <w:lang w:val="en_US" w:bidi="en_US"/>
         </w:rPr>
@@ -46061,6 +49903,20 @@
         <w:rPr>
           <w:lang w:val="en_US" w:bidi="en_US"/>
         </w:rPr>
+      </w:r>
+    </w:p>
+    <w:p>
+      <w:pPr/>
+      <w:r>
+        <w:rPr>
+          <w:lang w:val="en_US" w:bidi="en_US"/>
+        </w:rPr>
+      </w:r>
+      <w:r>
+        <w:rPr>
+          <w:lang w:val="en_US" w:bidi="en_US"/>
+        </w:rPr>
+        <w:t>סוּגָ֖ה בַּ⁠שּׁוֹשַׁנִּֽים</w:t>
       </w:r>
     </w:p>
     <w:p>
@@ -46762,6 +50618,20 @@
       </w:r>
       <w:r>
         <w:rPr>
+          <w:lang w:val="en_US" w:bidi="en_US"/>
+        </w:rPr>
+        <w:t>עַל־שַׁ֨עַר֙ בַּת־רַבִּ֔ים</w:t>
+      </w:r>
+    </w:p>
+    <w:p>
+      <w:pPr/>
+      <w:r>
+        <w:rPr>
+          <w:lang w:val="en_US" w:bidi="en_US"/>
+        </w:rPr>
+      </w:r>
+      <w:r>
+        <w:rPr>
           <w:b/>
           <w:lang w:val="en_US" w:bidi="en_US"/>
         </w:rPr>
@@ -46987,6 +50857,20 @@
       </w:r>
       <w:r>
         <w:rPr>
+          <w:lang w:val="en_US" w:bidi="en_US"/>
+        </w:rPr>
+        <w:t>רֹאשֵׁ֤⁠ךְ עָלַ֨יִ⁠ךְ֙ כַּ⁠כַּרְמֶ֔ל</w:t>
+      </w:r>
+    </w:p>
+    <w:p>
+      <w:pPr/>
+      <w:r>
+        <w:rPr>
+          <w:lang w:val="en_US" w:bidi="en_US"/>
+        </w:rPr>
+      </w:r>
+      <w:r>
+        <w:rPr>
           <w:b/>
           <w:lang w:val="en_US" w:bidi="en_US"/>
         </w:rPr>
@@ -47186,6 +51070,20 @@
       </w:r>
       <w:r>
         <w:rPr>
+          <w:lang w:val="en_US" w:bidi="en_US"/>
+        </w:rPr>
+        <w:t>וְ⁠דַלַּ֥ת רֹאשֵׁ֖⁠ךְ כָּ⁠אַרְגָּמָ֑ן</w:t>
+      </w:r>
+    </w:p>
+    <w:p>
+      <w:pPr/>
+      <w:r>
+        <w:rPr>
+          <w:lang w:val="en_US" w:bidi="en_US"/>
+        </w:rPr>
+      </w:r>
+      <w:r>
+        <w:rPr>
           <w:b/>
           <w:lang w:val="en_US" w:bidi="en_US"/>
         </w:rPr>
@@ -47295,6 +51193,20 @@
       </w:r>
       <w:r>
         <w:rPr>
+          <w:lang w:val="en_US" w:bidi="en_US"/>
+        </w:rPr>
+        <w:t>מֶ֖לֶךְ אָס֥וּר בָּ⁠רְהָטִֽים</w:t>
+      </w:r>
+    </w:p>
+    <w:p>
+      <w:pPr/>
+      <w:r>
+        <w:rPr>
+          <w:lang w:val="en_US" w:bidi="en_US"/>
+        </w:rPr>
+      </w:r>
+      <w:r>
+        <w:rPr>
           <w:b/>
           <w:lang w:val="en_US" w:bidi="en_US"/>
         </w:rPr>
@@ -47417,6 +51329,20 @@
       </w:r>
       <w:r>
         <w:rPr>
+          <w:lang w:val="en_US" w:bidi="en_US"/>
+        </w:rPr>
+        <w:t>מֶ֖לֶךְ אָס֥וּר</w:t>
+      </w:r>
+    </w:p>
+    <w:p>
+      <w:pPr/>
+      <w:r>
+        <w:rPr>
+          <w:lang w:val="en_US" w:bidi="en_US"/>
+        </w:rPr>
+      </w:r>
+      <w:r>
+        <w:rPr>
           <w:b/>
           <w:lang w:val="en_US" w:bidi="en_US"/>
         </w:rPr>
@@ -47513,6 +51439,20 @@
       </w:r>
       <w:r>
         <w:rPr>
+          <w:lang w:val="en_US" w:bidi="en_US"/>
+        </w:rPr>
+        <w:t>מֶ֖לֶךְ אָס֥וּר בָּ⁠רְהָטִֽים</w:t>
+      </w:r>
+    </w:p>
+    <w:p>
+      <w:pPr/>
+      <w:r>
+        <w:rPr>
+          <w:lang w:val="en_US" w:bidi="en_US"/>
+        </w:rPr>
+      </w:r>
+      <w:r>
+        <w:rPr>
           <w:b/>
           <w:lang w:val="en_US" w:bidi="en_US"/>
         </w:rPr>
@@ -47598,6 +51538,20 @@
         <w:rPr>
           <w:lang w:val="en_US" w:bidi="en_US"/>
         </w:rPr>
+      </w:r>
+    </w:p>
+    <w:p>
+      <w:pPr/>
+      <w:r>
+        <w:rPr>
+          <w:lang w:val="en_US" w:bidi="en_US"/>
+        </w:rPr>
+      </w:r>
+      <w:r>
+        <w:rPr>
+          <w:lang w:val="en_US" w:bidi="en_US"/>
+        </w:rPr>
+        <w:t>בָּ⁠רְהָטִֽים</w:t>
       </w:r>
     </w:p>
     <w:p>
@@ -47992,6 +51946,20 @@
       </w:r>
       <w:r>
         <w:rPr>
+          <w:lang w:val="en_US" w:bidi="en_US"/>
+        </w:rPr>
+        <w:t>אַהֲבָ֖ה בַּ⁠תַּֽעֲנוּגִֽים</w:t>
+      </w:r>
+    </w:p>
+    <w:p>
+      <w:pPr/>
+      <w:r>
+        <w:rPr>
+          <w:lang w:val="en_US" w:bidi="en_US"/>
+        </w:rPr>
+      </w:r>
+      <w:r>
+        <w:rPr>
           <w:b/>
           <w:lang w:val="en_US" w:bidi="en_US"/>
         </w:rPr>
@@ -48498,6 +52466,20 @@
       </w:r>
       <w:r>
         <w:rPr>
+          <w:lang w:val="en_US" w:bidi="en_US"/>
+        </w:rPr>
+        <w:t>אָמַ֨רְתִּי֙ אֶעֱלֶ֣ה בְ⁠תָמָ֔ר אֹֽחֲזָ֖ה בְּ⁠סַנְסִנָּ֑י⁠ו</w:t>
+      </w:r>
+    </w:p>
+    <w:p>
+      <w:pPr/>
+      <w:r>
+        <w:rPr>
+          <w:lang w:val="en_US" w:bidi="en_US"/>
+        </w:rPr>
+      </w:r>
+      <w:r>
+        <w:rPr>
           <w:b/>
           <w:lang w:val="en_US" w:bidi="en_US"/>
         </w:rPr>
@@ -48838,6 +52820,20 @@
       </w:r>
       <w:r>
         <w:rPr>
+          <w:lang w:val="en_US" w:bidi="en_US"/>
+        </w:rPr>
+        <w:t>אֶעֱלֶ֣ה בְ⁠תָמָ֔ר אֹֽחֲזָ֖ה בְּ⁠סַנְסִנָּ֑י⁠ו</w:t>
+      </w:r>
+    </w:p>
+    <w:p>
+      <w:pPr/>
+      <w:r>
+        <w:rPr>
+          <w:lang w:val="en_US" w:bidi="en_US"/>
+        </w:rPr>
+      </w:r>
+      <w:r>
+        <w:rPr>
           <w:b/>
           <w:lang w:val="en_US" w:bidi="en_US"/>
         </w:rPr>
@@ -49222,6 +53218,20 @@
       </w:r>
       <w:r>
         <w:rPr>
+          <w:lang w:val="en_US" w:bidi="en_US"/>
+        </w:rPr>
+        <w:t>כְּ⁠אֶשְׁכְּל֣וֹת הַ⁠גֶּ֔פֶן</w:t>
+      </w:r>
+    </w:p>
+    <w:p>
+      <w:pPr/>
+      <w:r>
+        <w:rPr>
+          <w:lang w:val="en_US" w:bidi="en_US"/>
+        </w:rPr>
+      </w:r>
+      <w:r>
+        <w:rPr>
           <w:b/>
           <w:lang w:val="en_US" w:bidi="en_US"/>
         </w:rPr>
@@ -49331,6 +53341,20 @@
       </w:r>
       <w:r>
         <w:rPr>
+          <w:lang w:val="en_US" w:bidi="en_US"/>
+        </w:rPr>
+        <w:t>וְ⁠רֵ֥יחַ אַפֵּ֖⁠ךְ כַּ⁠תַּפּוּחִֽים</w:t>
+      </w:r>
+    </w:p>
+    <w:p>
+      <w:pPr/>
+      <w:r>
+        <w:rPr>
+          <w:lang w:val="en_US" w:bidi="en_US"/>
+        </w:rPr>
+      </w:r>
+      <w:r>
+        <w:rPr>
           <w:b/>
           <w:lang w:val="en_US" w:bidi="en_US"/>
         </w:rPr>
@@ -49510,6 +53534,20 @@
       </w:r>
       <w:r>
         <w:rPr>
+          <w:lang w:val="en_US" w:bidi="en_US"/>
+        </w:rPr>
+        <w:t>כַּ⁠תַּפּוּחִֽים</w:t>
+      </w:r>
+    </w:p>
+    <w:p>
+      <w:pPr/>
+      <w:r>
+        <w:rPr>
+          <w:lang w:val="en_US" w:bidi="en_US"/>
+        </w:rPr>
+      </w:r>
+      <w:r>
+        <w:rPr>
           <w:b/>
           <w:lang w:val="en_US" w:bidi="en_US"/>
         </w:rPr>
@@ -49811,6 +53849,20 @@
       </w:r>
       <w:r>
         <w:rPr>
+          <w:lang w:val="en_US" w:bidi="en_US"/>
+        </w:rPr>
+        <w:t>וְ⁠חִכֵּ֕⁠ךְ</w:t>
+      </w:r>
+    </w:p>
+    <w:p>
+      <w:pPr/>
+      <w:r>
+        <w:rPr>
+          <w:lang w:val="en_US" w:bidi="en_US"/>
+        </w:rPr>
+      </w:r>
+      <w:r>
+        <w:rPr>
           <w:b/>
           <w:lang w:val="en_US" w:bidi="en_US"/>
         </w:rPr>
@@ -49920,6 +53972,20 @@
       </w:r>
       <w:r>
         <w:rPr>
+          <w:lang w:val="en_US" w:bidi="en_US"/>
+        </w:rPr>
+        <w:t>הוֹלֵ֥ךְ לְ⁠דוֹדִ֖⁠י לְ⁠מֵישָׁרִ֑ים דּוֹבֵ֖ב שִׂפְתֵ֥י יְשֵׁנִֽים</w:t>
+      </w:r>
+    </w:p>
+    <w:p>
+      <w:pPr/>
+      <w:r>
+        <w:rPr>
+          <w:lang w:val="en_US" w:bidi="en_US"/>
+        </w:rPr>
+      </w:r>
+      <w:r>
+        <w:rPr>
           <w:b/>
           <w:lang w:val="en_US" w:bidi="en_US"/>
         </w:rPr>
@@ -50099,6 +54165,20 @@
       </w:r>
       <w:r>
         <w:rPr>
+          <w:lang w:val="en_US" w:bidi="en_US"/>
+        </w:rPr>
+        <w:t>הוֹלֵ֥ךְ לְ⁠דוֹדִ֖⁠י לְ⁠מֵישָׁרִ֑ים דּוֹבֵ֖ב שִׂפְתֵ֥י יְשֵׁנִֽים</w:t>
+      </w:r>
+    </w:p>
+    <w:p>
+      <w:pPr/>
+      <w:r>
+        <w:rPr>
+          <w:lang w:val="en_US" w:bidi="en_US"/>
+        </w:rPr>
+      </w:r>
+      <w:r>
+        <w:rPr>
           <w:b/>
           <w:lang w:val="en_US" w:bidi="en_US"/>
         </w:rPr>
@@ -50221,6 +54301,20 @@
       </w:r>
       <w:r>
         <w:rPr>
+          <w:lang w:val="en_US" w:bidi="en_US"/>
+        </w:rPr>
+        <w:t>לְ⁠מֵישָׁרִ֑ים דּוֹבֵ֖ב</w:t>
+      </w:r>
+    </w:p>
+    <w:p>
+      <w:pPr/>
+      <w:r>
+        <w:rPr>
+          <w:lang w:val="en_US" w:bidi="en_US"/>
+        </w:rPr>
+      </w:r>
+      <w:r>
+        <w:rPr>
           <w:b/>
           <w:lang w:val="en_US" w:bidi="en_US"/>
         </w:rPr>
@@ -50332,6 +54426,20 @@
         <w:rPr>
           <w:lang w:val="en_US" w:bidi="en_US"/>
         </w:rPr>
+      </w:r>
+    </w:p>
+    <w:p>
+      <w:pPr/>
+      <w:r>
+        <w:rPr>
+          <w:lang w:val="en_US" w:bidi="en_US"/>
+        </w:rPr>
+      </w:r>
+      <w:r>
+        <w:rPr>
+          <w:lang w:val="en_US" w:bidi="en_US"/>
+        </w:rPr>
+        <w:t>שִׂפְתֵ֥י יְשֵׁנִֽים</w:t>
       </w:r>
     </w:p>
     <w:p>
@@ -50596,6 +54704,20 @@
       </w:r>
       <w:r>
         <w:rPr>
+          <w:lang w:val="en_US" w:bidi="en_US"/>
+        </w:rPr>
+        <w:t>לְכָ֤⁠ה דוֹדִ⁠י֙</w:t>
+      </w:r>
+    </w:p>
+    <w:p>
+      <w:pPr/>
+      <w:r>
+        <w:rPr>
+          <w:lang w:val="en_US" w:bidi="en_US"/>
+        </w:rPr>
+      </w:r>
+      <w:r>
+        <w:rPr>
           <w:b/>
           <w:lang w:val="en_US" w:bidi="en_US"/>
         </w:rPr>
@@ -50679,6 +54801,20 @@
       </w:r>
       <w:r>
         <w:rPr>
+          <w:lang w:val="en_US" w:bidi="en_US"/>
+        </w:rPr>
+        <w:t>נָלִ֖ינָה בַּ⁠כְּפָרִֽים</w:t>
+      </w:r>
+    </w:p>
+    <w:p>
+      <w:pPr/>
+      <w:r>
+        <w:rPr>
+          <w:lang w:val="en_US" w:bidi="en_US"/>
+        </w:rPr>
+      </w:r>
+      <w:r>
+        <w:rPr>
           <w:b/>
           <w:lang w:val="en_US" w:bidi="en_US"/>
         </w:rPr>
@@ -50731,6 +54867,20 @@
         <w:rPr>
           <w:lang w:val="en_US" w:bidi="en_US"/>
         </w:rPr>
+      </w:r>
+    </w:p>
+    <w:p>
+      <w:pPr/>
+      <w:r>
+        <w:rPr>
+          <w:lang w:val="en_US" w:bidi="en_US"/>
+        </w:rPr>
+      </w:r>
+      <w:r>
+        <w:rPr>
+          <w:lang w:val="en_US" w:bidi="en_US"/>
+        </w:rPr>
+        <w:t>בַּ⁠כְּפָרִֽים</w:t>
       </w:r>
     </w:p>
     <w:p>
@@ -50869,6 +55019,20 @@
       </w:r>
       <w:r>
         <w:rPr>
+          <w:lang w:val="en_US" w:bidi="en_US"/>
+        </w:rPr>
+        <w:t>נַשְׁכִּ֨ימָה֙</w:t>
+      </w:r>
+    </w:p>
+    <w:p>
+      <w:pPr/>
+      <w:r>
+        <w:rPr>
+          <w:lang w:val="en_US" w:bidi="en_US"/>
+        </w:rPr>
+      </w:r>
+      <w:r>
+        <w:rPr>
           <w:b/>
           <w:lang w:val="en_US" w:bidi="en_US"/>
         </w:rPr>
@@ -51109,6 +55273,20 @@
       </w:r>
       <w:r>
         <w:rPr>
+          <w:lang w:val="en_US" w:bidi="en_US"/>
+        </w:rPr>
+        <w:t>פָּֽרְחָ֤ה הַ⁠גֶּ֨פֶן֙</w:t>
+      </w:r>
+    </w:p>
+    <w:p>
+      <w:pPr/>
+      <w:r>
+        <w:rPr>
+          <w:lang w:val="en_US" w:bidi="en_US"/>
+        </w:rPr>
+      </w:r>
+      <w:r>
+        <w:rPr>
           <w:b/>
           <w:lang w:val="en_US" w:bidi="en_US"/>
         </w:rPr>
@@ -51530,6 +55708,20 @@
       </w:r>
       <w:r>
         <w:rPr>
+          <w:lang w:val="en_US" w:bidi="en_US"/>
+        </w:rPr>
+        <w:t>וְ⁠עַל־פְּתָחֵ֨י⁠נוּ֙ כָּל־מְגָדִ֔ים</w:t>
+      </w:r>
+    </w:p>
+    <w:p>
+      <w:pPr/>
+      <w:r>
+        <w:rPr>
+          <w:lang w:val="en_US" w:bidi="en_US"/>
+        </w:rPr>
+      </w:r>
+      <w:r>
+        <w:rPr>
           <w:b/>
           <w:lang w:val="en_US" w:bidi="en_US"/>
         </w:rPr>
@@ -51678,6 +55870,20 @@
         <w:rPr>
           <w:lang w:val="en_US" w:bidi="en_US"/>
         </w:rPr>
+      </w:r>
+    </w:p>
+    <w:p>
+      <w:pPr/>
+      <w:r>
+        <w:rPr>
+          <w:lang w:val="en_US" w:bidi="en_US"/>
+        </w:rPr>
+      </w:r>
+      <w:r>
+        <w:rPr>
+          <w:lang w:val="en_US" w:bidi="en_US"/>
+        </w:rPr>
+        <w:t>דּוֹדִ֖⁠י צָפַ֥נְתִּי לָֽ⁠ךְ</w:t>
       </w:r>
     </w:p>
     <w:p>
@@ -51924,6 +56130,20 @@
       </w:r>
       <w:r>
         <w:rPr>
+          <w:lang w:val="en_US" w:bidi="en_US"/>
+        </w:rPr>
+        <w:t>מִ֤י יִתֶּנְ⁠ךָ֙ כְּ⁠אָ֣ח לִ֔⁠י יוֹנֵ֖ק שְׁדֵ֣י אִמִּ֑⁠י</w:t>
+      </w:r>
+    </w:p>
+    <w:p>
+      <w:pPr/>
+      <w:r>
+        <w:rPr>
+          <w:lang w:val="en_US" w:bidi="en_US"/>
+        </w:rPr>
+      </w:r>
+      <w:r>
+        <w:rPr>
           <w:b/>
           <w:lang w:val="en_US" w:bidi="en_US"/>
         </w:rPr>
@@ -52155,6 +56375,20 @@
       </w:r>
       <w:r>
         <w:rPr>
+          <w:lang w:val="en_US" w:bidi="en_US"/>
+        </w:rPr>
+        <w:t>מִ֤י יִתֶּנְ⁠ךָ֙ כְּ⁠אָ֣ח לִ֔⁠י יוֹנֵ֖ק שְׁדֵ֣י אִמִּ֑⁠י</w:t>
+      </w:r>
+    </w:p>
+    <w:p>
+      <w:pPr/>
+      <w:r>
+        <w:rPr>
+          <w:lang w:val="en_US" w:bidi="en_US"/>
+        </w:rPr>
+      </w:r>
+      <w:r>
+        <w:rPr>
           <w:b/>
           <w:lang w:val="en_US" w:bidi="en_US"/>
         </w:rPr>
@@ -52277,6 +56511,20 @@
       </w:r>
       <w:r>
         <w:rPr>
+          <w:lang w:val="en_US" w:bidi="en_US"/>
+        </w:rPr>
+        <w:t>גַּ֖ם</w:t>
+      </w:r>
+    </w:p>
+    <w:p>
+      <w:pPr/>
+      <w:r>
+        <w:rPr>
+          <w:lang w:val="en_US" w:bidi="en_US"/>
+        </w:rPr>
+      </w:r>
+      <w:r>
+        <w:rPr>
           <w:b/>
           <w:lang w:val="en_US" w:bidi="en_US"/>
         </w:rPr>
@@ -52373,6 +56621,20 @@
       </w:r>
       <w:r>
         <w:rPr>
+          <w:lang w:val="en_US" w:bidi="en_US"/>
+        </w:rPr>
+        <w:t>לֹא־יָב֥וּזוּ לִֽ⁠י</w:t>
+      </w:r>
+    </w:p>
+    <w:p>
+      <w:pPr/>
+      <w:r>
+        <w:rPr>
+          <w:lang w:val="en_US" w:bidi="en_US"/>
+        </w:rPr>
+      </w:r>
+      <w:r>
+        <w:rPr>
           <w:b/>
           <w:lang w:val="en_US" w:bidi="en_US"/>
         </w:rPr>
@@ -52495,6 +56757,20 @@
       </w:r>
       <w:r>
         <w:rPr>
+          <w:lang w:val="en_US" w:bidi="en_US"/>
+        </w:rPr>
+        <w:t>אֶֽמְצָאֲ⁠ךָ֤ בַ⁠חוּץ֙ אֶשָׁ֣קְ⁠ךָ֔ גַּ֖ם לֹא־יָב֥וּזוּ לִֽ⁠י׃ אֶנְהָֽגֲ⁠ךָ֗ אֲבִֽיאֲ⁠ךָ֛ אֶל־בֵּ֥ית אִמִּ֖⁠י תְּלַמְּדֵ֑⁠נִי אַשְׁקְ⁠ךָ֙ מִ⁠יַּ֣יִן הָ⁠רֶ֔קַח מֵ⁠עֲסִ֖יס רִמֹּנִֽ⁠י</w:t>
+      </w:r>
+    </w:p>
+    <w:p>
+      <w:pPr/>
+      <w:r>
+        <w:rPr>
+          <w:lang w:val="en_US" w:bidi="en_US"/>
+        </w:rPr>
+      </w:r>
+      <w:r>
+        <w:rPr>
           <w:b/>
           <w:lang w:val="en_US" w:bidi="en_US"/>
         </w:rPr>
@@ -52606,6 +56882,20 @@
         <w:rPr>
           <w:lang w:val="en_US" w:bidi="en_US"/>
         </w:rPr>
+      </w:r>
+    </w:p>
+    <w:p>
+      <w:pPr/>
+      <w:r>
+        <w:rPr>
+          <w:lang w:val="en_US" w:bidi="en_US"/>
+        </w:rPr>
+      </w:r>
+      <w:r>
+        <w:rPr>
+          <w:lang w:val="en_US" w:bidi="en_US"/>
+        </w:rPr>
+        <w:t>אֲבִֽיאֲ⁠ךָ֛ אֶל־בֵּ֥ית אִמִּ֖⁠י</w:t>
       </w:r>
     </w:p>
     <w:p>
@@ -52731,6 +57021,20 @@
       </w:r>
       <w:r>
         <w:rPr>
+          <w:lang w:val="en_US" w:bidi="en_US"/>
+        </w:rPr>
+        <w:t>אֲבִֽיאֲ⁠ךָ֛ אֶל־בֵּ֥ית אִמִּ֖⁠י תְּלַמְּדֵ֑⁠נִי</w:t>
+      </w:r>
+    </w:p>
+    <w:p>
+      <w:pPr/>
+      <w:r>
+        <w:rPr>
+          <w:lang w:val="en_US" w:bidi="en_US"/>
+        </w:rPr>
+      </w:r>
+      <w:r>
+        <w:rPr>
           <w:b/>
           <w:lang w:val="en_US" w:bidi="en_US"/>
         </w:rPr>
@@ -52783,6 +57087,20 @@
         <w:rPr>
           <w:lang w:val="en_US" w:bidi="en_US"/>
         </w:rPr>
+      </w:r>
+    </w:p>
+    <w:p>
+      <w:pPr/>
+      <w:r>
+        <w:rPr>
+          <w:lang w:val="en_US" w:bidi="en_US"/>
+        </w:rPr>
+      </w:r>
+      <w:r>
+        <w:rPr>
+          <w:lang w:val="en_US" w:bidi="en_US"/>
+        </w:rPr>
+        <w:t>אַשְׁקְ⁠ךָ֙ מִ⁠יַּ֣יִן הָ⁠רֶ֔קַח</w:t>
       </w:r>
     </w:p>
     <w:p>
@@ -52991,6 +57309,20 @@
       </w:r>
       <w:r>
         <w:rPr>
+          <w:lang w:val="en_US" w:bidi="en_US"/>
+        </w:rPr>
+        <w:t>אַשְׁקְ⁠ךָ֙ מִ⁠יַּ֣יִן הָ⁠רֶ֔קַח מֵ⁠עֲסִ֖יס רִמֹּנִֽ⁠י</w:t>
+      </w:r>
+    </w:p>
+    <w:p>
+      <w:pPr/>
+      <w:r>
+        <w:rPr>
+          <w:lang w:val="en_US" w:bidi="en_US"/>
+        </w:rPr>
+      </w:r>
+      <w:r>
+        <w:rPr>
           <w:b/>
           <w:lang w:val="en_US" w:bidi="en_US"/>
         </w:rPr>
@@ -53089,6 +57421,20 @@
         <w:rPr>
           <w:lang w:val="en_US" w:bidi="en_US"/>
         </w:rPr>
+      </w:r>
+    </w:p>
+    <w:p>
+      <w:pPr/>
+      <w:r>
+        <w:rPr>
+          <w:lang w:val="en_US" w:bidi="en_US"/>
+        </w:rPr>
+      </w:r>
+      <w:r>
+        <w:rPr>
+          <w:lang w:val="en_US" w:bidi="en_US"/>
+        </w:rPr>
+        <w:t>מֵ⁠עֲסִ֖יס רִמֹּנִֽ⁠י</w:t>
       </w:r>
     </w:p>
     <w:p>
@@ -53434,6 +57780,20 @@
       </w:r>
       <w:r>
         <w:rPr>
+          <w:lang w:val="en_US" w:bidi="en_US"/>
+        </w:rPr>
+        <w:t>מִ֣י זֹ֗את עֹלָה֙ מִן־הַ⁠מִּדְבָּ֔ר מִתְרַפֶּ֖קֶת עַל־דּוֹדָ֑⁠הּ</w:t>
+      </w:r>
+    </w:p>
+    <w:p>
+      <w:pPr/>
+      <w:r>
+        <w:rPr>
+          <w:lang w:val="en_US" w:bidi="en_US"/>
+        </w:rPr>
+      </w:r>
+      <w:r>
+        <w:rPr>
           <w:b/>
           <w:lang w:val="en_US" w:bidi="en_US"/>
         </w:rPr>
@@ -53724,6 +58084,20 @@
         <w:rPr>
           <w:lang w:val="en_US" w:bidi="en_US"/>
         </w:rPr>
+      </w:r>
+    </w:p>
+    <w:p>
+      <w:pPr/>
+      <w:r>
+        <w:rPr>
+          <w:lang w:val="en_US" w:bidi="en_US"/>
+        </w:rPr>
+      </w:r>
+      <w:r>
+        <w:rPr>
+          <w:lang w:val="en_US" w:bidi="en_US"/>
+        </w:rPr>
+        <w:t>עֹלָה֙</w:t>
       </w:r>
     </w:p>
     <w:p>
@@ -53945,6 +58319,20 @@
       </w:r>
       <w:r>
         <w:rPr>
+          <w:lang w:val="en_US" w:bidi="en_US"/>
+        </w:rPr>
+        <w:t>חִבְּלַ֣תְ⁠ךָ</w:t>
+      </w:r>
+    </w:p>
+    <w:p>
+      <w:pPr/>
+      <w:r>
+        <w:rPr>
+          <w:lang w:val="en_US" w:bidi="en_US"/>
+        </w:rPr>
+      </w:r>
+      <w:r>
+        <w:rPr>
           <w:b/>
           <w:lang w:val="en_US" w:bidi="en_US"/>
         </w:rPr>
@@ -54021,6 +58409,20 @@
       </w:r>
       <w:r>
         <w:rPr>
+          <w:lang w:val="en_US" w:bidi="en_US"/>
+        </w:rPr>
+        <w:t>תַּ֤חַת הַ⁠תַּפּ֨וּחַ֙ עֽוֹרַרְתִּ֔י⁠ךָ שָׁ֚מָּ⁠ה חִבְּלַ֣תְ⁠ךָ אִמֶּ֔⁠ךָ שָׁ֖מָּ⁠ה חִבְּלָ֥ה יְלָדַֽתְ⁠ךָ׃ שִׂימֵ֨⁠נִי כַֽ⁠חוֹתָ֜ם עַל־לִבֶּ֗⁠ךָ כַּֽ⁠חוֹתָם֙ עַל־זְרוֹעֶ֔⁠ךָ כִּֽי־עַזָּ֤ה כַ⁠מָּ֨וֶת֙ אַהֲבָ֔ה קָשָׁ֥ה כִ⁠שְׁא֖וֹל קִנְאָ֑ה רְשָׁפֶ֕י⁠הָ רִשְׁפֵּ֕י אֵ֖שׁ שַׁלְהֶ֥בֶתְ יָֽה׃ מַ֣יִם רַבִּ֗ים לֹ֤א יֽוּכְלוּ֙ לְ⁠כַבּ֣וֹת אֶת־הָֽ⁠אַהֲבָ֔ה וּ⁠נְהָר֖וֹת לֹ֣א יִשְׁטְפ֑וּ⁠הָ אִם־יִתֵּ֨ן אִ֜ישׁ אֶת־כָּל־ה֤וֹן בֵּית⁠וֹ֙ בָּ⁠אַהֲבָ֔ה בּ֖וֹז יָב֥וּזוּ לֽ⁠וֹ</w:t>
+      </w:r>
+    </w:p>
+    <w:p>
+      <w:pPr/>
+      <w:r>
+        <w:rPr>
+          <w:lang w:val="en_US" w:bidi="en_US"/>
+        </w:rPr>
+      </w:r>
+      <w:r>
+        <w:rPr>
           <w:b/>
           <w:lang w:val="en_US" w:bidi="en_US"/>
         </w:rPr>
@@ -54335,6 +58737,20 @@
       </w:r>
       <w:r>
         <w:rPr>
+          <w:lang w:val="en_US" w:bidi="en_US"/>
+        </w:rPr>
+        <w:t>כַּֽ⁠חוֹתָם֙ עַל־זְרוֹעֶ֔⁠ךָ</w:t>
+      </w:r>
+    </w:p>
+    <w:p>
+      <w:pPr/>
+      <w:r>
+        <w:rPr>
+          <w:lang w:val="en_US" w:bidi="en_US"/>
+        </w:rPr>
+      </w:r>
+      <w:r>
+        <w:rPr>
           <w:b/>
           <w:lang w:val="en_US" w:bidi="en_US"/>
         </w:rPr>
@@ -54457,6 +58873,20 @@
       </w:r>
       <w:r>
         <w:rPr>
+          <w:lang w:val="en_US" w:bidi="en_US"/>
+        </w:rPr>
+        <w:t>כַּֽ⁠חוֹתָם֙ עַל־זְרוֹעֶ֔⁠ךָ</w:t>
+      </w:r>
+    </w:p>
+    <w:p>
+      <w:pPr/>
+      <w:r>
+        <w:rPr>
+          <w:lang w:val="en_US" w:bidi="en_US"/>
+        </w:rPr>
+      </w:r>
+      <w:r>
+        <w:rPr>
           <w:b/>
           <w:lang w:val="en_US" w:bidi="en_US"/>
         </w:rPr>
@@ -54810,6 +59240,20 @@
       </w:r>
       <w:r>
         <w:rPr>
+          <w:lang w:val="en_US" w:bidi="en_US"/>
+        </w:rPr>
+        <w:t>קָשָׁ֥ה כִ⁠שְׁא֖וֹל קִנְאָ֑ה</w:t>
+      </w:r>
+    </w:p>
+    <w:p>
+      <w:pPr/>
+      <w:r>
+        <w:rPr>
+          <w:lang w:val="en_US" w:bidi="en_US"/>
+        </w:rPr>
+      </w:r>
+      <w:r>
+        <w:rPr>
           <w:b/>
           <w:lang w:val="en_US" w:bidi="en_US"/>
         </w:rPr>
@@ -55002,6 +59446,20 @@
       </w:r>
       <w:r>
         <w:rPr>
+          <w:lang w:val="en_US" w:bidi="en_US"/>
+        </w:rPr>
+        <w:t>כִ⁠שְׁא֖וֹל</w:t>
+      </w:r>
+    </w:p>
+    <w:p>
+      <w:pPr/>
+      <w:r>
+        <w:rPr>
+          <w:lang w:val="en_US" w:bidi="en_US"/>
+        </w:rPr>
+      </w:r>
+      <w:r>
+        <w:rPr>
           <w:b/>
           <w:lang w:val="en_US" w:bidi="en_US"/>
         </w:rPr>
@@ -55124,6 +59582,20 @@
       </w:r>
       <w:r>
         <w:rPr>
+          <w:lang w:val="en_US" w:bidi="en_US"/>
+        </w:rPr>
+        <w:t>רְשָׁפֶ֕י⁠הָ רִשְׁפֵּ֕י אֵ֖שׁ שַׁלְהֶ֥בֶתְ יָֽה</w:t>
+      </w:r>
+    </w:p>
+    <w:p>
+      <w:pPr/>
+      <w:r>
+        <w:rPr>
+          <w:lang w:val="en_US" w:bidi="en_US"/>
+        </w:rPr>
+      </w:r>
+      <w:r>
+        <w:rPr>
           <w:b/>
           <w:lang w:val="en_US" w:bidi="en_US"/>
         </w:rPr>
@@ -55342,6 +59814,20 @@
       </w:r>
       <w:r>
         <w:rPr>
+          <w:lang w:val="en_US" w:bidi="en_US"/>
+        </w:rPr>
+        <w:t>מַ֣יִם רַבִּ֗ים לֹ֤א יֽוּכְלוּ֙ לְ⁠כַבּ֣וֹת אֶת־הָֽ⁠אַהֲבָ֔ה וּ⁠נְהָר֖וֹת לֹ֣א יִשְׁטְפ֑וּ⁠הָ</w:t>
+      </w:r>
+    </w:p>
+    <w:p>
+      <w:pPr/>
+      <w:r>
+        <w:rPr>
+          <w:lang w:val="en_US" w:bidi="en_US"/>
+        </w:rPr>
+      </w:r>
+      <w:r>
+        <w:rPr>
           <w:b/>
           <w:lang w:val="en_US" w:bidi="en_US"/>
         </w:rPr>
@@ -55490,6 +59976,20 @@
       </w:r>
       <w:r>
         <w:rPr>
+          <w:lang w:val="en_US" w:bidi="en_US"/>
+        </w:rPr>
+        <w:t>מַ֣יִם רַבִּ֗ים לֹ֤א יֽוּכְלוּ֙ לְ⁠כַבּ֣וֹת אֶת־הָֽ⁠אַהֲבָ֔ה וּ⁠נְהָר֖וֹת לֹ֣א יִשְׁטְפ֑וּ⁠הָ</w:t>
+      </w:r>
+    </w:p>
+    <w:p>
+      <w:pPr/>
+      <w:r>
+        <w:rPr>
+          <w:lang w:val="en_US" w:bidi="en_US"/>
+        </w:rPr>
+      </w:r>
+      <w:r>
+        <w:rPr>
           <w:b/>
           <w:lang w:val="en_US" w:bidi="en_US"/>
         </w:rPr>
@@ -55649,6 +60149,20 @@
       </w:r>
       <w:r>
         <w:rPr>
+          <w:lang w:val="en_US" w:bidi="en_US"/>
+        </w:rPr>
+        <w:t>אִם־יִתֵּ֨ן אִ֜ישׁ אֶת־כָּל־ה֤וֹן בֵּית⁠וֹ֙ בָּ⁠אַהֲבָ֔ה בּ֖וֹז יָב֥וּזוּ לֽ⁠וֹ</w:t>
+      </w:r>
+    </w:p>
+    <w:p>
+      <w:pPr/>
+      <w:r>
+        <w:rPr>
+          <w:lang w:val="en_US" w:bidi="en_US"/>
+        </w:rPr>
+      </w:r>
+      <w:r>
+        <w:rPr>
           <w:b/>
           <w:lang w:val="en_US" w:bidi="en_US"/>
         </w:rPr>
@@ -55732,6 +60246,20 @@
       </w:r>
       <w:r>
         <w:rPr>
+          <w:lang w:val="en_US" w:bidi="en_US"/>
+        </w:rPr>
+        <w:t>בָּ⁠אַהֲבָ֔ה</w:t>
+      </w:r>
+    </w:p>
+    <w:p>
+      <w:pPr/>
+      <w:r>
+        <w:rPr>
+          <w:lang w:val="en_US" w:bidi="en_US"/>
+        </w:rPr>
+      </w:r>
+      <w:r>
+        <w:rPr>
           <w:b/>
           <w:lang w:val="en_US" w:bidi="en_US"/>
         </w:rPr>
@@ -55795,6 +60323,20 @@
       </w:r>
       <w:r>
         <w:rPr>
+          <w:lang w:val="en_US" w:bidi="en_US"/>
+        </w:rPr>
+        <w:t>לֽ⁠וֹ</w:t>
+      </w:r>
+    </w:p>
+    <w:p>
+      <w:pPr/>
+      <w:r>
+        <w:rPr>
+          <w:lang w:val="en_US" w:bidi="en_US"/>
+        </w:rPr>
+      </w:r>
+      <w:r>
+        <w:rPr>
           <w:b/>
           <w:lang w:val="en_US" w:bidi="en_US"/>
         </w:rPr>
@@ -55930,6 +60472,20 @@
       </w:r>
       <w:r>
         <w:rPr>
+          <w:lang w:val="en_US" w:bidi="en_US"/>
+        </w:rPr>
+        <w:t>קְטַנָּ֔ה</w:t>
+      </w:r>
+    </w:p>
+    <w:p>
+      <w:pPr/>
+      <w:r>
+        <w:rPr>
+          <w:lang w:val="en_US" w:bidi="en_US"/>
+        </w:rPr>
+      </w:r>
+      <w:r>
+        <w:rPr>
           <w:b/>
           <w:lang w:val="en_US" w:bidi="en_US"/>
         </w:rPr>
@@ -56026,6 +60582,20 @@
       </w:r>
       <w:r>
         <w:rPr>
+          <w:lang w:val="en_US" w:bidi="en_US"/>
+        </w:rPr>
+        <w:t>וְ⁠שָׁדַ֖יִם אֵ֣ין לָ֑⁠הּ</w:t>
+      </w:r>
+    </w:p>
+    <w:p>
+      <w:pPr/>
+      <w:r>
+        <w:rPr>
+          <w:lang w:val="en_US" w:bidi="en_US"/>
+        </w:rPr>
+      </w:r>
+      <w:r>
+        <w:rPr>
           <w:b/>
           <w:lang w:val="en_US" w:bidi="en_US"/>
         </w:rPr>
@@ -56314,6 +60884,20 @@
       </w:r>
       <w:r>
         <w:rPr>
+          <w:lang w:val="en_US" w:bidi="en_US"/>
+        </w:rPr>
+        <w:t>שֶׁ⁠יְּדֻבַּר־בָּֽ⁠הּ</w:t>
+      </w:r>
+    </w:p>
+    <w:p>
+      <w:pPr/>
+      <w:r>
+        <w:rPr>
+          <w:lang w:val="en_US" w:bidi="en_US"/>
+        </w:rPr>
+      </w:r>
+      <w:r>
+        <w:rPr>
           <w:b/>
           <w:lang w:val="en_US" w:bidi="en_US"/>
         </w:rPr>
@@ -56506,6 +61090,20 @@
       </w:r>
       <w:r>
         <w:rPr>
+          <w:lang w:val="en_US" w:bidi="en_US"/>
+        </w:rPr>
+        <w:t>וְ⁠אִם־דֶּ֣לֶת הִ֔יא נָצ֥וּר עָלֶ֖י⁠הָ ל֥וּחַ אָֽרֶז</w:t>
+      </w:r>
+    </w:p>
+    <w:p>
+      <w:pPr/>
+      <w:r>
+        <w:rPr>
+          <w:lang w:val="en_US" w:bidi="en_US"/>
+        </w:rPr>
+      </w:r>
+      <w:r>
+        <w:rPr>
           <w:b/>
           <w:lang w:val="en_US" w:bidi="en_US"/>
         </w:rPr>
@@ -56802,6 +61400,20 @@
       </w:r>
       <w:r>
         <w:rPr>
+          <w:lang w:val="en_US" w:bidi="en_US"/>
+        </w:rPr>
+        <w:t>אֲנִ֣י חוֹמָ֔ה וְ⁠שָׁדַ֖⁠י כַּ⁠מִּגְדָּל֑וֹת אָ֛ז הָיִ֥יתִי בְ⁠עֵינָ֖י⁠ו כְּ⁠מוֹצְאֵ֥ת שָׁלֽוֹם</w:t>
+      </w:r>
+    </w:p>
+    <w:p>
+      <w:pPr/>
+      <w:r>
+        <w:rPr>
+          <w:lang w:val="en_US" w:bidi="en_US"/>
+        </w:rPr>
+      </w:r>
+      <w:r>
+        <w:rPr>
           <w:b/>
           <w:lang w:val="en_US" w:bidi="en_US"/>
         </w:rPr>
@@ -56885,6 +61497,20 @@
       </w:r>
       <w:r>
         <w:rPr>
+          <w:lang w:val="en_US" w:bidi="en_US"/>
+        </w:rPr>
+        <w:t>אֲנִ֣י חוֹמָ֔ה</w:t>
+      </w:r>
+    </w:p>
+    <w:p>
+      <w:pPr/>
+      <w:r>
+        <w:rPr>
+          <w:lang w:val="en_US" w:bidi="en_US"/>
+        </w:rPr>
+      </w:r>
+      <w:r>
+        <w:rPr>
           <w:b/>
           <w:lang w:val="en_US" w:bidi="en_US"/>
         </w:rPr>
@@ -56981,6 +61607,20 @@
       </w:r>
       <w:r>
         <w:rPr>
+          <w:lang w:val="en_US" w:bidi="en_US"/>
+        </w:rPr>
+        <w:t>וְ⁠שָׁדַ֖⁠י</w:t>
+      </w:r>
+    </w:p>
+    <w:p>
+      <w:pPr/>
+      <w:r>
+        <w:rPr>
+          <w:lang w:val="en_US" w:bidi="en_US"/>
+        </w:rPr>
+      </w:r>
+      <w:r>
+        <w:rPr>
           <w:b/>
           <w:lang w:val="en_US" w:bidi="en_US"/>
         </w:rPr>
@@ -57140,6 +61780,20 @@
       </w:r>
       <w:r>
         <w:rPr>
+          <w:lang w:val="en_US" w:bidi="en_US"/>
+        </w:rPr>
+        <w:t>אָ֛ז</w:t>
+      </w:r>
+    </w:p>
+    <w:p>
+      <w:pPr/>
+      <w:r>
+        <w:rPr>
+          <w:lang w:val="en_US" w:bidi="en_US"/>
+        </w:rPr>
+      </w:r>
+      <w:r>
+        <w:rPr>
           <w:b/>
           <w:lang w:val="en_US" w:bidi="en_US"/>
         </w:rPr>
@@ -57236,6 +61890,20 @@
       </w:r>
       <w:r>
         <w:rPr>
+          <w:lang w:val="en_US" w:bidi="en_US"/>
+        </w:rPr>
+        <w:t>הָיִ֥יתִי בְ⁠עֵינָ֖י⁠ו</w:t>
+      </w:r>
+    </w:p>
+    <w:p>
+      <w:pPr/>
+      <w:r>
+        <w:rPr>
+          <w:lang w:val="en_US" w:bidi="en_US"/>
+        </w:rPr>
+      </w:r>
+      <w:r>
+        <w:rPr>
           <w:b/>
           <w:lang w:val="en_US" w:bidi="en_US"/>
         </w:rPr>
@@ -57332,6 +62000,20 @@
       </w:r>
       <w:r>
         <w:rPr>
+          <w:lang w:val="en_US" w:bidi="en_US"/>
+        </w:rPr>
+        <w:t>כְּ⁠מוֹצְאֵ֥ת</w:t>
+      </w:r>
+    </w:p>
+    <w:p>
+      <w:pPr/>
+      <w:r>
+        <w:rPr>
+          <w:lang w:val="en_US" w:bidi="en_US"/>
+        </w:rPr>
+      </w:r>
+      <w:r>
+        <w:rPr>
           <w:b/>
           <w:lang w:val="en_US" w:bidi="en_US"/>
         </w:rPr>
@@ -57408,6 +62090,20 @@
       </w:r>
       <w:r>
         <w:rPr>
+          <w:lang w:val="en_US" w:bidi="en_US"/>
+        </w:rPr>
+        <w:t>הָיִ֥יתִי בְ⁠עֵינָ֖י⁠ו כְּ⁠מוֹצְאֵ֥ת שָׁלֽוֹם</w:t>
+      </w:r>
+    </w:p>
+    <w:p>
+      <w:pPr/>
+      <w:r>
+        <w:rPr>
+          <w:lang w:val="en_US" w:bidi="en_US"/>
+        </w:rPr>
+      </w:r>
+      <w:r>
+        <w:rPr>
           <w:b/>
           <w:lang w:val="en_US" w:bidi="en_US"/>
         </w:rPr>
@@ -57620,6 +62316,20 @@
       </w:r>
       <w:r>
         <w:rPr>
+          <w:lang w:val="en_US" w:bidi="en_US"/>
+        </w:rPr>
+        <w:t>לַ⁠נֹּטְרִ֑ים</w:t>
+      </w:r>
+    </w:p>
+    <w:p>
+      <w:pPr/>
+      <w:r>
+        <w:rPr>
+          <w:lang w:val="en_US" w:bidi="en_US"/>
+        </w:rPr>
+      </w:r>
+      <w:r>
+        <w:rPr>
           <w:b/>
           <w:lang w:val="en_US" w:bidi="en_US"/>
         </w:rPr>
@@ -57755,6 +62465,20 @@
       </w:r>
       <w:r>
         <w:rPr>
+          <w:lang w:val="en_US" w:bidi="en_US"/>
+        </w:rPr>
+        <w:t>נָתַ֥ן אֶת־הַ⁠כֶּ֖רֶם לַ⁠נֹּטְרִ֑ים</w:t>
+      </w:r>
+    </w:p>
+    <w:p>
+      <w:pPr/>
+      <w:r>
+        <w:rPr>
+          <w:lang w:val="en_US" w:bidi="en_US"/>
+        </w:rPr>
+      </w:r>
+      <w:r>
+        <w:rPr>
           <w:b/>
           <w:lang w:val="en_US" w:bidi="en_US"/>
         </w:rPr>
@@ -57818,6 +62542,20 @@
       </w:r>
       <w:r>
         <w:rPr>
+          <w:lang w:val="en_US" w:bidi="en_US"/>
+        </w:rPr>
+        <w:t>אִ֛ישׁ יָבִ֥א בְּ⁠פִרְי֖⁠וֹ אֶ֥לֶף כָּֽסֶף</w:t>
+      </w:r>
+    </w:p>
+    <w:p>
+      <w:pPr/>
+      <w:r>
+        <w:rPr>
+          <w:lang w:val="en_US" w:bidi="en_US"/>
+        </w:rPr>
+      </w:r>
+      <w:r>
+        <w:rPr>
           <w:b/>
           <w:lang w:val="en_US" w:bidi="en_US"/>
         </w:rPr>
@@ -57953,6 +62691,20 @@
       </w:r>
       <w:r>
         <w:rPr>
+          <w:lang w:val="en_US" w:bidi="en_US"/>
+        </w:rPr>
+        <w:t>אֶ֥לֶף כָּֽסֶף</w:t>
+      </w:r>
+    </w:p>
+    <w:p>
+      <w:pPr/>
+      <w:r>
+        <w:rPr>
+          <w:lang w:val="en_US" w:bidi="en_US"/>
+        </w:rPr>
+      </w:r>
+      <w:r>
+        <w:rPr>
           <w:b/>
           <w:lang w:val="en_US" w:bidi="en_US"/>
         </w:rPr>
@@ -58036,6 +62788,20 @@
       </w:r>
       <w:r>
         <w:rPr>
+          <w:lang w:val="en_US" w:bidi="en_US"/>
+        </w:rPr>
+        <w:t>כֶּ֣רֶם הָיָ֤ה לִ⁠שְׁלֹמֹה֙ בְּ⁠בַ֣עַל הָמ֔וֹן נָתַ֥ן אֶת־הַ⁠כֶּ֖רֶם לַ⁠נֹּטְרִ֑ים אִ֛ישׁ יָבִ֥א בְּ⁠פִרְי֖⁠וֹ אֶ֥לֶף כָּֽסֶף׃ כָּרְמִ֥⁠י שֶׁ⁠לִּ֖⁠י לְ⁠פָנָ֑⁠י הָ⁠אֶ֤לֶף לְ⁠ךָ֙ שְׁלֹמֹ֔ה וּ⁠מָאתַ֖יִם לְ⁠נֹטְרִ֥ים אֶת־פִּרְיֽ⁠וֹ</w:t>
+      </w:r>
+    </w:p>
+    <w:p>
+      <w:pPr/>
+      <w:r>
+        <w:rPr>
+          <w:lang w:val="en_US" w:bidi="en_US"/>
+        </w:rPr>
+      </w:r>
+      <w:r>
+        <w:rPr>
           <w:b/>
           <w:lang w:val="en_US" w:bidi="en_US"/>
         </w:rPr>
@@ -58108,6 +62874,20 @@
         <w:rPr>
           <w:lang w:val="en_US" w:bidi="en_US"/>
         </w:rPr>
+      </w:r>
+    </w:p>
+    <w:p>
+      <w:pPr/>
+      <w:r>
+        <w:rPr>
+          <w:lang w:val="en_US" w:bidi="en_US"/>
+        </w:rPr>
+      </w:r>
+      <w:r>
+        <w:rPr>
+          <w:lang w:val="en_US" w:bidi="en_US"/>
+        </w:rPr>
+        <w:t>כָּרְמִ֥⁠י</w:t>
       </w:r>
     </w:p>
     <w:p>
@@ -58290,6 +63070,20 @@
       </w:r>
       <w:r>
         <w:rPr>
+          <w:lang w:val="en_US" w:bidi="en_US"/>
+        </w:rPr>
+        <w:t>לְ⁠פָנָ֑⁠י</w:t>
+      </w:r>
+    </w:p>
+    <w:p>
+      <w:pPr/>
+      <w:r>
+        <w:rPr>
+          <w:lang w:val="en_US" w:bidi="en_US"/>
+        </w:rPr>
+      </w:r>
+      <w:r>
+        <w:rPr>
           <w:b/>
           <w:lang w:val="en_US" w:bidi="en_US"/>
         </w:rPr>
@@ -58386,6 +63180,20 @@
       </w:r>
       <w:r>
         <w:rPr>
+          <w:lang w:val="en_US" w:bidi="en_US"/>
+        </w:rPr>
+        <w:t>הָ⁠אֶ֤לֶף לְ⁠ךָ֙ שְׁלֹמֹ֔ה וּ⁠מָאתַ֖יִם לְ⁠נֹטְרִ֥ים אֶת־פִּרְיֽ⁠וֹ</w:t>
+      </w:r>
+    </w:p>
+    <w:p>
+      <w:pPr/>
+      <w:r>
+        <w:rPr>
+          <w:lang w:val="en_US" w:bidi="en_US"/>
+        </w:rPr>
+      </w:r>
+      <w:r>
+        <w:rPr>
           <w:b/>
           <w:lang w:val="en_US" w:bidi="en_US"/>
         </w:rPr>
@@ -58523,6 +63331,20 @@
         <w:rPr>
           <w:lang w:val="en_US" w:bidi="en_US"/>
         </w:rPr>
+      </w:r>
+    </w:p>
+    <w:p>
+      <w:pPr/>
+      <w:r>
+        <w:rPr>
+          <w:lang w:val="en_US" w:bidi="en_US"/>
+        </w:rPr>
+      </w:r>
+      <w:r>
+        <w:rPr>
+          <w:lang w:val="en_US" w:bidi="en_US"/>
+        </w:rPr>
+        <w:t>הָ⁠אֶ֤לֶף לְ⁠ךָ֙ שְׁלֹמֹ֔ה</w:t>
       </w:r>
     </w:p>
     <w:p>
@@ -58687,6 +63509,20 @@
       </w:r>
       <w:r>
         <w:rPr>
+          <w:lang w:val="en_US" w:bidi="en_US"/>
+        </w:rPr>
+        <w:t>הַ⁠יוֹשֶׁ֣בֶת בַּ⁠גַּנִּ֗ים חֲבֵרִ֛ים מַקְשִׁיבִ֥ים לְ⁠קוֹלֵ֖⁠ךְ הַשְׁמִיעִֽי⁠נִי</w:t>
+      </w:r>
+    </w:p>
+    <w:p>
+      <w:pPr/>
+      <w:r>
+        <w:rPr>
+          <w:lang w:val="en_US" w:bidi="en_US"/>
+        </w:rPr>
+      </w:r>
+      <w:r>
+        <w:rPr>
           <w:b/>
           <w:lang w:val="en_US" w:bidi="en_US"/>
         </w:rPr>
@@ -58759,6 +63595,20 @@
         <w:rPr>
           <w:lang w:val="en_US" w:bidi="en_US"/>
         </w:rPr>
+      </w:r>
+    </w:p>
+    <w:p>
+      <w:pPr/>
+      <w:r>
+        <w:rPr>
+          <w:lang w:val="en_US" w:bidi="en_US"/>
+        </w:rPr>
+      </w:r>
+      <w:r>
+        <w:rPr>
+          <w:lang w:val="en_US" w:bidi="en_US"/>
+        </w:rPr>
+        <w:t>חֲבֵרִ֛ים</w:t>
       </w:r>
     </w:p>
     <w:p>
@@ -58895,6 +63745,20 @@
       </w:r>
       <w:r>
         <w:rPr>
+          <w:lang w:val="en_US" w:bidi="en_US"/>
+        </w:rPr>
+        <w:t>לְ⁠קוֹלֵ֖⁠ךְ</w:t>
+      </w:r>
+    </w:p>
+    <w:p>
+      <w:pPr/>
+      <w:r>
+        <w:rPr>
+          <w:lang w:val="en_US" w:bidi="en_US"/>
+        </w:rPr>
+      </w:r>
+      <w:r>
+        <w:rPr>
           <w:b/>
           <w:lang w:val="en_US" w:bidi="en_US"/>
         </w:rPr>
@@ -58991,6 +63855,20 @@
       </w:r>
       <w:r>
         <w:rPr>
+          <w:lang w:val="en_US" w:bidi="en_US"/>
+        </w:rPr>
+        <w:t>בְּרַ֣ח ׀ דּוֹדִ֗⁠י וּֽ⁠דְמֵה־לְ⁠ךָ֤ לִ⁠צְבִי֙ א֚וֹ לְ⁠עֹ֣פֶר הָֽ⁠אַיָּלִ֔ים עַ֖ל הָרֵ֥י בְשָׂמִֽים</w:t>
+      </w:r>
+    </w:p>
+    <w:p>
+      <w:pPr/>
+      <w:r>
+        <w:rPr>
+          <w:lang w:val="en_US" w:bidi="en_US"/>
+        </w:rPr>
+      </w:r>
+      <w:r>
+        <w:rPr>
           <w:b/>
           <w:lang w:val="en_US" w:bidi="en_US"/>
         </w:rPr>
@@ -59074,6 +63952,20 @@
       </w:r>
       <w:r>
         <w:rPr>
+          <w:lang w:val="en_US" w:bidi="en_US"/>
+        </w:rPr>
+        <w:t>בְּרַ֣ח</w:t>
+      </w:r>
+    </w:p>
+    <w:p>
+      <w:pPr/>
+      <w:r>
+        <w:rPr>
+          <w:lang w:val="en_US" w:bidi="en_US"/>
+        </w:rPr>
+      </w:r>
+      <w:r>
+        <w:rPr>
           <w:b/>
           <w:lang w:val="en_US" w:bidi="en_US"/>
         </w:rPr>
@@ -59159,6 +64051,20 @@
         <w:rPr>
           <w:lang w:val="en_US" w:bidi="en_US"/>
         </w:rPr>
+      </w:r>
+    </w:p>
+    <w:p>
+      <w:pPr/>
+      <w:r>
+        <w:rPr>
+          <w:lang w:val="en_US" w:bidi="en_US"/>
+        </w:rPr>
+      </w:r>
+      <w:r>
+        <w:rPr>
+          <w:lang w:val="en_US" w:bidi="en_US"/>
+        </w:rPr>
+        <w:t>דּוֹדִ֗⁠י וּֽ⁠דְמֵה־לְ⁠ךָ֤ לִ⁠צְבִי֙ א֚וֹ לְ⁠עֹ֣פֶר הָֽ⁠אַיָּלִ֔ים</w:t>
       </w:r>
     </w:p>
     <w:p>

--- a/eng/docx/22.content.docx
+++ b/eng/docx/22.content.docx
@@ -28,49 +28,15 @@
       </w:r>
     </w:p>
     <w:p>
-      <w:pPr>
-        <w:pStyle w:val="Heading2"/>
-      </w:pPr>
-      <w:r>
-        <w:rPr>
-          <w:lang w:val="en_US" w:bidi="en_US"/>
-        </w:rPr>
-        <w:t>License Information</w:t>
-      </w:r>
-      <w:r>
-        <w:rPr>
-          <w:lang w:val="en_US" w:bidi="en_US"/>
-        </w:rPr>
-      </w:r>
-    </w:p>
-    <w:p>
-      <w:pPr/>
-      <w:r>
-        <w:rPr>
-          <w:lang w:val="en_US" w:bidi="en_US"/>
-        </w:rPr>
-      </w:r>
-      <w:r>
-        <w:rPr>
-          <w:b/>
-          <w:lang w:val="en_US" w:bidi="en_US"/>
-        </w:rPr>
-        <w:t>Translation Notes (unfoldingWord)</w:t>
-      </w:r>
-      <w:r>
-        <w:rPr>
-          <w:lang w:val="en_US" w:bidi="en_US"/>
-        </w:rPr>
-        <w:t xml:space="preserve"> is based on</w:t>
-      </w:r>
-      <w:r>
-        <w:rPr>
-          <w:lang w:val="en_US" w:bidi="en_US"/>
-        </w:rPr>
-        <w:t xml:space="preserve">: </w:t>
-      </w:r>
-      <w:r>
-        <w:rPr>
+      <w:pPr/>
+      <w:r>
+        <w:rPr>
+          <w:lang w:val="en_US" w:bidi="en_US"/>
+        </w:rPr>
+      </w:r>
+      <w:r>
+        <w:rPr>
+          <w:b/>
           <w:lang w:val="en_US" w:bidi="en_US"/>
         </w:rPr>
         <w:t>unfoldingWord® Translation Notes</w:t>
@@ -79,62 +45,31 @@
         <w:rPr>
           <w:lang w:val="en_US" w:bidi="en_US"/>
         </w:rPr>
-        <w:t xml:space="preserve">, </w:t>
-      </w:r>
-      <w:hyperlink r:id="rId13">
-        <w:r>
-          <w:rPr>
-            <w:lang w:val="en_US" w:bidi="en_US"/>
-          </w:rPr>
-          <w:rPr>
-            <w:color w:val="0000EE"/>
-            <w:u w:val="single"/>
-          </w:rPr>
-          <w:t>unfoldingWord</w:t>
-        </w:r>
-      </w:hyperlink>
-      <w:r>
-        <w:rPr>
-          <w:lang w:val="en_US" w:bidi="en_US"/>
-        </w:rPr>
-        <w:t xml:space="preserve">, 2022, which is licensed under a </w:t>
-      </w:r>
-      <w:hyperlink r:id="rId14">
-        <w:r>
-          <w:rPr>
-            <w:lang w:val="en_US" w:bidi="en_US"/>
-          </w:rPr>
-          <w:rPr>
-            <w:color w:val="0000EE"/>
-            <w:u w:val="single"/>
-          </w:rPr>
-          <w:t>CC BY-SA 4.0 license</w:t>
-        </w:r>
-      </w:hyperlink>
-      <w:r>
-        <w:rPr>
-          <w:lang w:val="en_US" w:bidi="en_US"/>
-        </w:rPr>
-        <w:t>.</w:t>
-      </w:r>
-      <w:r>
-        <w:rPr>
-          <w:lang w:val="en_US" w:bidi="en_US"/>
-        </w:rPr>
-      </w:r>
-    </w:p>
-    <w:p>
-      <w:pPr/>
-      <w:r>
-        <w:rPr>
-          <w:lang w:val="en_US" w:bidi="en_US"/>
-        </w:rPr>
-      </w:r>
-      <w:r>
-        <w:rPr>
-          <w:lang w:val="en_US" w:bidi="en_US"/>
-        </w:rPr>
-        <w:t>This PDF version is provided under the same license.</w:t>
+        <w:t xml:space="preserve"> © 2022 unfoldingWord. Released under CC BY-SA 4.0 license. </w:t>
+      </w:r>
+      <w:r>
+        <w:rPr>
+          <w:lang w:val="en_US" w:bidi="en_US"/>
+        </w:rPr>
+        <w:t>unfoldingWord® Translation Notes</w:t>
+      </w:r>
+      <w:r>
+        <w:rPr>
+          <w:lang w:val="en_US" w:bidi="en_US"/>
+        </w:rPr>
+        <w:t xml:space="preserve"> has been adapted in the following languages: Tok Pisin, Arabic (عربي), French (Français), Hindi (हिंदी), Indonesian (Bahasa Indonesia), Portuguese (Português), Russian (Русский), Spanish (Español), Swahili (Kiswahili), and Simplified Chinese (简体中文) from </w:t>
+      </w:r>
+      <w:r>
+        <w:rPr>
+          <w:lang w:val="en_US" w:bidi="en_US"/>
+        </w:rPr>
+        <w:t>unfoldingWord® Translation Notes</w:t>
+      </w:r>
+      <w:r>
+        <w:rPr>
+          <w:lang w:val="en_US" w:bidi="en_US"/>
+        </w:rPr>
+        <w:t xml:space="preserve"> © 2022 unfoldingWord. Released under CC BY-SA 4.0 license by Mission Mutual</w:t>
       </w:r>
       <w:r>
         <w:rPr>
@@ -895,7 +830,7 @@
         </w:rPr>
         <w:t xml:space="preserve">The two main characters in this book are the man and the woman, who love each other. In </w:t>
       </w:r>
-      <w:hyperlink r:id="rId15">
+      <w:hyperlink r:id="rId13">
         <w:r>
           <w:rPr>
             <w:lang w:val="en_US" w:bidi="en_US"/>
@@ -1222,7 +1157,7 @@
         </w:rPr>
         <w:t xml:space="preserve">In the ancient Near East, rich people usually had lighter skin because they did not need to work outside in the sun. This young woman had to work outside in the sun, and her skin became dark as a result and this is why she says “I am black” in </w:t>
       </w:r>
-      <w:hyperlink r:id="rId16">
+      <w:hyperlink r:id="rId14">
         <w:r>
           <w:rPr>
             <w:lang w:val="en_US" w:bidi="en_US"/>
@@ -1284,20 +1219,6 @@
       </w:r>
       <w:r>
         <w:rPr>
-          <w:lang w:val="en_US" w:bidi="en_US"/>
-        </w:rPr>
-        <w:t>שִׁ֥יר הַ⁠שִּׁירִ֖ים אֲשֶׁ֥ר לִ⁠שְׁלֹמֹֽה</w:t>
-      </w:r>
-    </w:p>
-    <w:p>
-      <w:pPr/>
-      <w:r>
-        <w:rPr>
-          <w:lang w:val="en_US" w:bidi="en_US"/>
-        </w:rPr>
-      </w:r>
-      <w:r>
-        <w:rPr>
           <w:b/>
           <w:lang w:val="en_US" w:bidi="en_US"/>
         </w:rPr>
@@ -1381,20 +1302,6 @@
       </w:r>
       <w:r>
         <w:rPr>
-          <w:lang w:val="en_US" w:bidi="en_US"/>
-        </w:rPr>
-        <w:t>שִׁ֥יר הַ⁠שִּׁירִ֖ים</w:t>
-      </w:r>
-    </w:p>
-    <w:p>
-      <w:pPr/>
-      <w:r>
-        <w:rPr>
-          <w:lang w:val="en_US" w:bidi="en_US"/>
-        </w:rPr>
-      </w:r>
-      <w:r>
-        <w:rPr>
           <w:b/>
           <w:lang w:val="en_US" w:bidi="en_US"/>
         </w:rPr>
@@ -1517,20 +1424,6 @@
       </w:r>
       <w:r>
         <w:rPr>
-          <w:lang w:val="en_US" w:bidi="en_US"/>
-        </w:rPr>
-        <w:t>לִ⁠שְׁלֹמֹֽה</w:t>
-      </w:r>
-    </w:p>
-    <w:p>
-      <w:pPr/>
-      <w:r>
-        <w:rPr>
-          <w:lang w:val="en_US" w:bidi="en_US"/>
-        </w:rPr>
-      </w:r>
-      <w:r>
-        <w:rPr>
           <w:b/>
           <w:lang w:val="en_US" w:bidi="en_US"/>
         </w:rPr>
@@ -1690,20 +1583,6 @@
       </w:r>
       <w:r>
         <w:rPr>
-          <w:lang w:val="en_US" w:bidi="en_US"/>
-        </w:rPr>
-        <w:t>דֹּדֶ֖י⁠ךָ</w:t>
-      </w:r>
-    </w:p>
-    <w:p>
-      <w:pPr/>
-      <w:r>
-        <w:rPr>
-          <w:lang w:val="en_US" w:bidi="en_US"/>
-        </w:rPr>
-      </w:r>
-      <w:r>
-        <w:rPr>
           <w:b/>
           <w:lang w:val="en_US" w:bidi="en_US"/>
         </w:rPr>
@@ -1813,20 +1692,6 @@
       </w:r>
       <w:r>
         <w:rPr>
-          <w:lang w:val="en_US" w:bidi="en_US"/>
-        </w:rPr>
-        <w:t>טוֹבִ֥ים דֹּדֶ֖י⁠ךָ מִ⁠יָּֽיִן</w:t>
-      </w:r>
-    </w:p>
-    <w:p>
-      <w:pPr/>
-      <w:r>
-        <w:rPr>
-          <w:lang w:val="en_US" w:bidi="en_US"/>
-        </w:rPr>
-      </w:r>
-      <w:r>
-        <w:rPr>
           <w:b/>
           <w:lang w:val="en_US" w:bidi="en_US"/>
         </w:rPr>
@@ -1923,20 +1788,6 @@
       </w:r>
       <w:r>
         <w:rPr>
-          <w:lang w:val="en_US" w:bidi="en_US"/>
-        </w:rPr>
-        <w:t>טוֹבִ֥ים דֹּדֶ֖י⁠ךָ מִ⁠יָּֽיִן</w:t>
-      </w:r>
-    </w:p>
-    <w:p>
-      <w:pPr/>
-      <w:r>
-        <w:rPr>
-          <w:lang w:val="en_US" w:bidi="en_US"/>
-        </w:rPr>
-      </w:r>
-      <w:r>
-        <w:rPr>
           <w:b/>
           <w:lang w:val="en_US" w:bidi="en_US"/>
         </w:rPr>
@@ -2083,20 +1934,6 @@
       </w:r>
       <w:r>
         <w:rPr>
-          <w:lang w:val="en_US" w:bidi="en_US"/>
-        </w:rPr>
-        <w:t>לְ⁠רֵ֨יחַ֙</w:t>
-      </w:r>
-    </w:p>
-    <w:p>
-      <w:pPr/>
-      <w:r>
-        <w:rPr>
-          <w:lang w:val="en_US" w:bidi="en_US"/>
-        </w:rPr>
-      </w:r>
-      <w:r>
-        <w:rPr>
           <w:b/>
           <w:lang w:val="en_US" w:bidi="en_US"/>
         </w:rPr>
@@ -2173,20 +2010,6 @@
       </w:r>
       <w:r>
         <w:rPr>
-          <w:lang w:val="en_US" w:bidi="en_US"/>
-        </w:rPr>
-        <w:t>שְׁמָנֶ֣י⁠ךָ טוֹבִ֔ים</w:t>
-      </w:r>
-    </w:p>
-    <w:p>
-      <w:pPr/>
-      <w:r>
-        <w:rPr>
-          <w:lang w:val="en_US" w:bidi="en_US"/>
-        </w:rPr>
-      </w:r>
-      <w:r>
-        <w:rPr>
           <w:b/>
           <w:lang w:val="en_US" w:bidi="en_US"/>
         </w:rPr>
@@ -2283,20 +2106,6 @@
       </w:r>
       <w:r>
         <w:rPr>
-          <w:lang w:val="en_US" w:bidi="en_US"/>
-        </w:rPr>
-        <w:t>שֶׁ֖מֶן תּוּרַ֣ק שְׁמֶ֑⁠ךָ</w:t>
-      </w:r>
-    </w:p>
-    <w:p>
-      <w:pPr/>
-      <w:r>
-        <w:rPr>
-          <w:lang w:val="en_US" w:bidi="en_US"/>
-        </w:rPr>
-      </w:r>
-      <w:r>
-        <w:rPr>
           <w:b/>
           <w:lang w:val="en_US" w:bidi="en_US"/>
         </w:rPr>
@@ -2393,20 +2202,6 @@
       </w:r>
       <w:r>
         <w:rPr>
-          <w:lang w:val="en_US" w:bidi="en_US"/>
-        </w:rPr>
-        <w:t>שֶׁ֖מֶן תּוּרַ֣ק שְׁמֶ֑⁠ךָ</w:t>
-      </w:r>
-    </w:p>
-    <w:p>
-      <w:pPr/>
-      <w:r>
-        <w:rPr>
-          <w:lang w:val="en_US" w:bidi="en_US"/>
-        </w:rPr>
-      </w:r>
-      <w:r>
-        <w:rPr>
           <w:b/>
           <w:lang w:val="en_US" w:bidi="en_US"/>
         </w:rPr>
@@ -2503,20 +2298,6 @@
       </w:r>
       <w:r>
         <w:rPr>
-          <w:lang w:val="en_US" w:bidi="en_US"/>
-        </w:rPr>
-        <w:t>עַל־כֵּ֖ן</w:t>
-      </w:r>
-    </w:p>
-    <w:p>
-      <w:pPr/>
-      <w:r>
-        <w:rPr>
-          <w:lang w:val="en_US" w:bidi="en_US"/>
-        </w:rPr>
-      </w:r>
-      <w:r>
-        <w:rPr>
           <w:b/>
           <w:lang w:val="en_US" w:bidi="en_US"/>
         </w:rPr>
@@ -2709,20 +2490,6 @@
       </w:r>
       <w:r>
         <w:rPr>
-          <w:lang w:val="en_US" w:bidi="en_US"/>
-        </w:rPr>
-        <w:t>מָשְׁכֵ֖⁠נִי</w:t>
-      </w:r>
-    </w:p>
-    <w:p>
-      <w:pPr/>
-      <w:r>
-        <w:rPr>
-          <w:lang w:val="en_US" w:bidi="en_US"/>
-        </w:rPr>
-      </w:r>
-      <w:r>
-        <w:rPr>
           <w:b/>
           <w:lang w:val="en_US" w:bidi="en_US"/>
         </w:rPr>
@@ -2908,20 +2675,6 @@
       </w:r>
       <w:r>
         <w:rPr>
-          <w:lang w:val="en_US" w:bidi="en_US"/>
-        </w:rPr>
-        <w:t>נָּר֑וּצָה</w:t>
-      </w:r>
-    </w:p>
-    <w:p>
-      <w:pPr/>
-      <w:r>
-        <w:rPr>
-          <w:lang w:val="en_US" w:bidi="en_US"/>
-        </w:rPr>
-      </w:r>
-      <w:r>
-        <w:rPr>
           <w:b/>
           <w:lang w:val="en_US" w:bidi="en_US"/>
         </w:rPr>
@@ -3031,20 +2784,6 @@
       </w:r>
       <w:r>
         <w:rPr>
-          <w:lang w:val="en_US" w:bidi="en_US"/>
-        </w:rPr>
-        <w:t>נָּר֑וּצָה</w:t>
-      </w:r>
-    </w:p>
-    <w:p>
-      <w:pPr/>
-      <w:r>
-        <w:rPr>
-          <w:lang w:val="en_US" w:bidi="en_US"/>
-        </w:rPr>
-      </w:r>
-      <w:r>
-        <w:rPr>
           <w:b/>
           <w:lang w:val="en_US" w:bidi="en_US"/>
         </w:rPr>
@@ -3186,7 +2925,7 @@
         </w:rPr>
         <w:t xml:space="preserve"> is a term of endearment and is an affectionate way for the woman to refer to the man she loves. The woman is not speaking of an actual king but rather this is a poetic way of speaking. The woman is still speaking of the same man that she was speaking of in </w:t>
       </w:r>
-      <w:hyperlink r:id="rId17">
+      <w:hyperlink r:id="rId15">
         <w:r>
           <w:rPr>
             <w:lang w:val="en_US" w:bidi="en_US"/>
@@ -3268,20 +3007,6 @@
       </w:r>
       <w:r>
         <w:rPr>
-          <w:lang w:val="en_US" w:bidi="en_US"/>
-        </w:rPr>
-        <w:t>הֱבִיאַ֨⁠נִי הַ⁠מֶּ֜לֶךְ</w:t>
-      </w:r>
-    </w:p>
-    <w:p>
-      <w:pPr/>
-      <w:r>
-        <w:rPr>
-          <w:lang w:val="en_US" w:bidi="en_US"/>
-        </w:rPr>
-      </w:r>
-      <w:r>
-        <w:rPr>
           <w:b/>
           <w:lang w:val="en_US" w:bidi="en_US"/>
         </w:rPr>
@@ -3378,20 +3103,6 @@
       </w:r>
       <w:r>
         <w:rPr>
-          <w:lang w:val="en_US" w:bidi="en_US"/>
-        </w:rPr>
-        <w:t>הֱבִיאַ֨⁠נִי</w:t>
-      </w:r>
-    </w:p>
-    <w:p>
-      <w:pPr/>
-      <w:r>
-        <w:rPr>
-          <w:lang w:val="en_US" w:bidi="en_US"/>
-        </w:rPr>
-      </w:r>
-      <w:r>
-        <w:rPr>
           <w:b/>
           <w:lang w:val="en_US" w:bidi="en_US"/>
         </w:rPr>
@@ -3686,20 +3397,6 @@
       </w:r>
       <w:r>
         <w:rPr>
-          <w:lang w:val="en_US" w:bidi="en_US"/>
-        </w:rPr>
-        <w:t>נָגִ֤ילָה וְ⁠נִשְׂמְחָה֙</w:t>
-      </w:r>
-    </w:p>
-    <w:p>
-      <w:pPr/>
-      <w:r>
-        <w:rPr>
-          <w:lang w:val="en_US" w:bidi="en_US"/>
-        </w:rPr>
-      </w:r>
-      <w:r>
-        <w:rPr>
           <w:b/>
           <w:lang w:val="en_US" w:bidi="en_US"/>
         </w:rPr>
@@ -3809,20 +3506,6 @@
       </w:r>
       <w:r>
         <w:rPr>
-          <w:lang w:val="en_US" w:bidi="en_US"/>
-        </w:rPr>
-        <w:t>נַזְכִּ֤ירָה</w:t>
-      </w:r>
-    </w:p>
-    <w:p>
-      <w:pPr/>
-      <w:r>
-        <w:rPr>
-          <w:lang w:val="en_US" w:bidi="en_US"/>
-        </w:rPr>
-      </w:r>
-      <w:r>
-        <w:rPr>
           <w:b/>
           <w:lang w:val="en_US" w:bidi="en_US"/>
         </w:rPr>
@@ -3886,20 +3569,6 @@
       </w:r>
       <w:r>
         <w:rPr>
-          <w:lang w:val="en_US" w:bidi="en_US"/>
-        </w:rPr>
-        <w:t>מִ⁠יַּ֔יִן</w:t>
-      </w:r>
-    </w:p>
-    <w:p>
-      <w:pPr/>
-      <w:r>
-        <w:rPr>
-          <w:lang w:val="en_US" w:bidi="en_US"/>
-        </w:rPr>
-      </w:r>
-      <w:r>
-        <w:rPr>
           <w:b/>
           <w:lang w:val="en_US" w:bidi="en_US"/>
         </w:rPr>
@@ -4080,20 +3749,6 @@
       </w:r>
       <w:r>
         <w:rPr>
-          <w:lang w:val="en_US" w:bidi="en_US"/>
-        </w:rPr>
-        <w:t>דֹדֶ֨י⁠ךָ֙ מִ⁠יַּ֔יִן</w:t>
-      </w:r>
-    </w:p>
-    <w:p>
-      <w:pPr/>
-      <w:r>
-        <w:rPr>
-          <w:lang w:val="en_US" w:bidi="en_US"/>
-        </w:rPr>
-      </w:r>
-      <w:r>
-        <w:rPr>
           <w:b/>
           <w:lang w:val="en_US" w:bidi="en_US"/>
         </w:rPr>
@@ -4190,20 +3845,6 @@
       </w:r>
       <w:r>
         <w:rPr>
-          <w:lang w:val="en_US" w:bidi="en_US"/>
-        </w:rPr>
-        <w:t>מֵישָׁרִ֖ים אֲהֵבֽוּ⁠ךָ</w:t>
-      </w:r>
-    </w:p>
-    <w:p>
-      <w:pPr/>
-      <w:r>
-        <w:rPr>
-          <w:lang w:val="en_US" w:bidi="en_US"/>
-        </w:rPr>
-      </w:r>
-      <w:r>
-        <w:rPr>
           <w:b/>
           <w:lang w:val="en_US" w:bidi="en_US"/>
         </w:rPr>
@@ -4330,20 +3971,6 @@
       </w:r>
       <w:r>
         <w:rPr>
-          <w:lang w:val="en_US" w:bidi="en_US"/>
-        </w:rPr>
-        <w:t>מֵישָׁרִ֖ים אֲהֵבֽוּ⁠ךָ</w:t>
-      </w:r>
-    </w:p>
-    <w:p>
-      <w:pPr/>
-      <w:r>
-        <w:rPr>
-          <w:lang w:val="en_US" w:bidi="en_US"/>
-        </w:rPr>
-      </w:r>
-      <w:r>
-        <w:rPr>
           <w:b/>
           <w:lang w:val="en_US" w:bidi="en_US"/>
         </w:rPr>
@@ -4612,20 +4239,6 @@
       </w:r>
       <w:r>
         <w:rPr>
-          <w:lang w:val="en_US" w:bidi="en_US"/>
-        </w:rPr>
-        <w:t>בְּנ֖וֹת יְרוּשָׁלִָ֑ם</w:t>
-      </w:r>
-    </w:p>
-    <w:p>
-      <w:pPr/>
-      <w:r>
-        <w:rPr>
-          <w:lang w:val="en_US" w:bidi="en_US"/>
-        </w:rPr>
-      </w:r>
-      <w:r>
-        <w:rPr>
           <w:b/>
           <w:lang w:val="en_US" w:bidi="en_US"/>
         </w:rPr>
@@ -4671,7 +4284,7 @@
         </w:rPr>
         <w:t xml:space="preserve"> refers to the young women who were from the city of Jerusalem (These are probably the same women as the “marriageable women” in </w:t>
       </w:r>
-      <w:hyperlink r:id="rId18">
+      <w:hyperlink r:id="rId16">
         <w:r>
           <w:rPr>
             <w:lang w:val="en_US" w:bidi="en_US"/>
@@ -4689,7 +4302,7 @@
         </w:rPr>
         <w:t xml:space="preserve"> and the women referred to as “they” in </w:t>
       </w:r>
-      <w:hyperlink r:id="rId19">
+      <w:hyperlink r:id="rId17">
         <w:r>
           <w:rPr>
             <w:lang w:val="en_US" w:bidi="en_US"/>
@@ -4906,20 +4519,6 @@
       </w:r>
       <w:r>
         <w:rPr>
-          <w:lang w:val="en_US" w:bidi="en_US"/>
-        </w:rPr>
-        <w:t>אַל־תִּרְא֨וּ⁠נִי֙ שֶׁ⁠אֲנִ֣י שְׁחַרְחֹ֔רֶת</w:t>
-      </w:r>
-    </w:p>
-    <w:p>
-      <w:pPr/>
-      <w:r>
-        <w:rPr>
-          <w:lang w:val="en_US" w:bidi="en_US"/>
-        </w:rPr>
-      </w:r>
-      <w:r>
-        <w:rPr>
           <w:b/>
           <w:lang w:val="en_US" w:bidi="en_US"/>
         </w:rPr>
@@ -4996,20 +4595,6 @@
       </w:r>
       <w:r>
         <w:rPr>
-          <w:lang w:val="en_US" w:bidi="en_US"/>
-        </w:rPr>
-        <w:t>שֶׁ⁠אֲנִ֣י</w:t>
-      </w:r>
-    </w:p>
-    <w:p>
-      <w:pPr/>
-      <w:r>
-        <w:rPr>
-          <w:lang w:val="en_US" w:bidi="en_US"/>
-        </w:rPr>
-      </w:r>
-      <w:r>
-        <w:rPr>
           <w:b/>
           <w:lang w:val="en_US" w:bidi="en_US"/>
         </w:rPr>
@@ -5138,7 +4723,7 @@
         </w:rPr>
         <w:t xml:space="preserve"> means “my skin is black” or “my skin is very dark” as it did in </w:t>
       </w:r>
-      <w:hyperlink r:id="rId20">
+      <w:hyperlink r:id="rId18">
         <w:r>
           <w:rPr>
             <w:lang w:val="en_US" w:bidi="en_US"/>
@@ -5220,20 +4805,6 @@
       </w:r>
       <w:r>
         <w:rPr>
-          <w:lang w:val="en_US" w:bidi="en_US"/>
-        </w:rPr>
-        <w:t>שֶׁ⁠שֱּׁזָפַ֖תְ⁠נִי הַ⁠שָּׁ֑מֶשׁ</w:t>
-      </w:r>
-    </w:p>
-    <w:p>
-      <w:pPr/>
-      <w:r>
-        <w:rPr>
-          <w:lang w:val="en_US" w:bidi="en_US"/>
-        </w:rPr>
-      </w:r>
-      <w:r>
-        <w:rPr>
           <w:b/>
           <w:lang w:val="en_US" w:bidi="en_US"/>
         </w:rPr>
@@ -5426,20 +4997,6 @@
       </w:r>
       <w:r>
         <w:rPr>
-          <w:lang w:val="en_US" w:bidi="en_US"/>
-        </w:rPr>
-        <w:t>נֹטֵרָ֣ה אֶת־הַ⁠כְּרָמִ֔ים כַּרְמִ֥⁠י שֶׁ⁠לִּ֖⁠י לֹ֥א נָטָֽרְתִּי</w:t>
-      </w:r>
-    </w:p>
-    <w:p>
-      <w:pPr/>
-      <w:r>
-        <w:rPr>
-          <w:lang w:val="en_US" w:bidi="en_US"/>
-        </w:rPr>
-      </w:r>
-      <w:r>
-        <w:rPr>
           <w:b/>
           <w:lang w:val="en_US" w:bidi="en_US"/>
         </w:rPr>
@@ -5503,20 +5060,6 @@
       </w:r>
       <w:r>
         <w:rPr>
-          <w:lang w:val="en_US" w:bidi="en_US"/>
-        </w:rPr>
-        <w:t>כַּרְמִ֥⁠י שֶׁ⁠לִּ֖⁠י לֹ֥א נָטָֽרְתִּי</w:t>
-      </w:r>
-    </w:p>
-    <w:p>
-      <w:pPr/>
-      <w:r>
-        <w:rPr>
-          <w:lang w:val="en_US" w:bidi="en_US"/>
-        </w:rPr>
-      </w:r>
-      <w:r>
-        <w:rPr>
           <w:b/>
           <w:lang w:val="en_US" w:bidi="en_US"/>
         </w:rPr>
@@ -5613,20 +5156,6 @@
       </w:r>
       <w:r>
         <w:rPr>
-          <w:lang w:val="en_US" w:bidi="en_US"/>
-        </w:rPr>
-        <w:t>שֶׁ֤⁠אָהֲבָה֙ נַפְשִׁ֔⁠י</w:t>
-      </w:r>
-    </w:p>
-    <w:p>
-      <w:pPr/>
-      <w:r>
-        <w:rPr>
-          <w:lang w:val="en_US" w:bidi="en_US"/>
-        </w:rPr>
-      </w:r>
-      <w:r>
-        <w:rPr>
           <w:b/>
           <w:lang w:val="en_US" w:bidi="en_US"/>
         </w:rPr>
@@ -5723,20 +5252,6 @@
       </w:r>
       <w:r>
         <w:rPr>
-          <w:lang w:val="en_US" w:bidi="en_US"/>
-        </w:rPr>
-        <w:t>אֵיכָ֣ה תִרְעֶ֔ה</w:t>
-      </w:r>
-    </w:p>
-    <w:p>
-      <w:pPr/>
-      <w:r>
-        <w:rPr>
-          <w:lang w:val="en_US" w:bidi="en_US"/>
-        </w:rPr>
-      </w:r>
-      <w:r>
-        <w:rPr>
           <w:b/>
           <w:lang w:val="en_US" w:bidi="en_US"/>
         </w:rPr>
@@ -6012,20 +5527,6 @@
       </w:r>
       <w:r>
         <w:rPr>
-          <w:lang w:val="en_US" w:bidi="en_US"/>
-        </w:rPr>
-        <w:t>כְּ⁠עֹ֣טְיָ֔ה עַ֖ל עֶדְרֵ֥י חֲבֵרֶֽי⁠ךָ</w:t>
-      </w:r>
-    </w:p>
-    <w:p>
-      <w:pPr/>
-      <w:r>
-        <w:rPr>
-          <w:lang w:val="en_US" w:bidi="en_US"/>
-        </w:rPr>
-      </w:r>
-      <w:r>
-        <w:rPr>
           <w:b/>
           <w:lang w:val="en_US" w:bidi="en_US"/>
         </w:rPr>
@@ -6231,20 +5732,6 @@
       </w:r>
       <w:r>
         <w:rPr>
-          <w:lang w:val="en_US" w:bidi="en_US"/>
-        </w:rPr>
-        <w:t>אִם־לֹ֤א תֵדְעִי֙ לָ֔⁠ךְ הַ⁠יָּפָ֖ה בַּ⁠נָּשִׁ֑ים צְֽאִי־לָ֞⁠ךְ</w:t>
-      </w:r>
-    </w:p>
-    <w:p>
-      <w:pPr/>
-      <w:r>
-        <w:rPr>
-          <w:lang w:val="en_US" w:bidi="en_US"/>
-        </w:rPr>
-      </w:r>
-      <w:r>
-        <w:rPr>
           <w:b/>
           <w:lang w:val="en_US" w:bidi="en_US"/>
         </w:rPr>
@@ -6328,20 +5815,6 @@
       </w:r>
       <w:r>
         <w:rPr>
-          <w:lang w:val="en_US" w:bidi="en_US"/>
-        </w:rPr>
-        <w:t>אִם־לֹ֤א תֵדְעִי֙ לָ֔⁠ךְ הַ⁠יָּפָ֖ה בַּ⁠נָּשִׁ֑ים</w:t>
-      </w:r>
-    </w:p>
-    <w:p>
-      <w:pPr/>
-      <w:r>
-        <w:rPr>
-          <w:lang w:val="en_US" w:bidi="en_US"/>
-        </w:rPr>
-      </w:r>
-      <w:r>
-        <w:rPr>
           <w:b/>
           <w:lang w:val="en_US" w:bidi="en_US"/>
         </w:rPr>
@@ -6501,20 +5974,6 @@
       </w:r>
       <w:r>
         <w:rPr>
-          <w:lang w:val="en_US" w:bidi="en_US"/>
-        </w:rPr>
-        <w:t>צְֽאִי־לָ֞⁠ךְ</w:t>
-      </w:r>
-    </w:p>
-    <w:p>
-      <w:pPr/>
-      <w:r>
-        <w:rPr>
-          <w:lang w:val="en_US" w:bidi="en_US"/>
-        </w:rPr>
-      </w:r>
-      <w:r>
-        <w:rPr>
           <w:b/>
           <w:lang w:val="en_US" w:bidi="en_US"/>
         </w:rPr>
@@ -6611,20 +6070,6 @@
       </w:r>
       <w:r>
         <w:rPr>
-          <w:lang w:val="en_US" w:bidi="en_US"/>
-        </w:rPr>
-        <w:t>וּ⁠רְעִי֙ אֶת־גְּדִיֹּתַ֔יִ⁠ךְ</w:t>
-      </w:r>
-    </w:p>
-    <w:p>
-      <w:pPr/>
-      <w:r>
-        <w:rPr>
-          <w:lang w:val="en_US" w:bidi="en_US"/>
-        </w:rPr>
-      </w:r>
-      <w:r>
-        <w:rPr>
           <w:b/>
           <w:lang w:val="en_US" w:bidi="en_US"/>
         </w:rPr>
@@ -6751,20 +6196,6 @@
       </w:r>
       <w:r>
         <w:rPr>
-          <w:lang w:val="en_US" w:bidi="en_US"/>
-        </w:rPr>
-        <w:t>לְ⁠סֻסָתִ⁠י֙ בְּ⁠רִכְבֵ֣י פַרְעֹ֔ה דִּמִּיתִ֖י⁠ךְ רַעְיָתִֽ⁠י</w:t>
-      </w:r>
-    </w:p>
-    <w:p>
-      <w:pPr/>
-      <w:r>
-        <w:rPr>
-          <w:lang w:val="en_US" w:bidi="en_US"/>
-        </w:rPr>
-      </w:r>
-      <w:r>
-        <w:rPr>
           <w:b/>
           <w:lang w:val="en_US" w:bidi="en_US"/>
         </w:rPr>
@@ -7040,20 +6471,6 @@
       </w:r>
       <w:r>
         <w:rPr>
-          <w:lang w:val="en_US" w:bidi="en_US"/>
-        </w:rPr>
-        <w:t>פַרְעֹ֔ה</w:t>
-      </w:r>
-    </w:p>
-    <w:p>
-      <w:pPr/>
-      <w:r>
-        <w:rPr>
-          <w:lang w:val="en_US" w:bidi="en_US"/>
-        </w:rPr>
-      </w:r>
-      <w:r>
-        <w:rPr>
           <w:b/>
           <w:lang w:val="en_US" w:bidi="en_US"/>
         </w:rPr>
@@ -7150,20 +6567,6 @@
       </w:r>
       <w:r>
         <w:rPr>
-          <w:lang w:val="en_US" w:bidi="en_US"/>
-        </w:rPr>
-        <w:t>בַּ⁠תֹּרִ֔ים</w:t>
-      </w:r>
-    </w:p>
-    <w:p>
-      <w:pPr/>
-      <w:r>
-        <w:rPr>
-          <w:lang w:val="en_US" w:bidi="en_US"/>
-        </w:rPr>
-      </w:r>
-      <w:r>
-        <w:rPr>
           <w:b/>
           <w:lang w:val="en_US" w:bidi="en_US"/>
         </w:rPr>
@@ -7363,20 +6766,6 @@
       </w:r>
       <w:r>
         <w:rPr>
-          <w:lang w:val="en_US" w:bidi="en_US"/>
-        </w:rPr>
-        <w:t>תּוֹרֵ֤י</w:t>
-      </w:r>
-    </w:p>
-    <w:p>
-      <w:pPr/>
-      <w:r>
-        <w:rPr>
-          <w:lang w:val="en_US" w:bidi="en_US"/>
-        </w:rPr>
-      </w:r>
-      <w:r>
-        <w:rPr>
           <w:b/>
           <w:lang w:val="en_US" w:bidi="en_US"/>
         </w:rPr>
@@ -7460,20 +6849,6 @@
       </w:r>
       <w:r>
         <w:rPr>
-          <w:lang w:val="en_US" w:bidi="en_US"/>
-        </w:rPr>
-        <w:t>תּוֹרֵ֤י זָהָב֙ נַעֲשֶׂה־לָּ֔⁠ךְ</w:t>
-      </w:r>
-    </w:p>
-    <w:p>
-      <w:pPr/>
-      <w:r>
-        <w:rPr>
-          <w:lang w:val="en_US" w:bidi="en_US"/>
-        </w:rPr>
-      </w:r>
-      <w:r>
-        <w:rPr>
           <w:b/>
           <w:lang w:val="en_US" w:bidi="en_US"/>
         </w:rPr>
@@ -7596,20 +6971,6 @@
       </w:r>
       <w:r>
         <w:rPr>
-          <w:lang w:val="en_US" w:bidi="en_US"/>
-        </w:rPr>
-        <w:t>עִ֖ם נְקֻדּ֥וֹת הַ⁠כָּֽסֶף</w:t>
-      </w:r>
-    </w:p>
-    <w:p>
-      <w:pPr/>
-      <w:r>
-        <w:rPr>
-          <w:lang w:val="en_US" w:bidi="en_US"/>
-        </w:rPr>
-      </w:r>
-      <w:r>
-        <w:rPr>
           <w:b/>
           <w:lang w:val="en_US" w:bidi="en_US"/>
         </w:rPr>
@@ -7673,20 +7034,6 @@
       </w:r>
       <w:r>
         <w:rPr>
-          <w:lang w:val="en_US" w:bidi="en_US"/>
-        </w:rPr>
-        <w:t>שֶׁ֤⁠הַ⁠מֶּ֨לֶךְ֙</w:t>
-      </w:r>
-    </w:p>
-    <w:p>
-      <w:pPr/>
-      <w:r>
-        <w:rPr>
-          <w:lang w:val="en_US" w:bidi="en_US"/>
-        </w:rPr>
-      </w:r>
-      <w:r>
-        <w:rPr>
           <w:b/>
           <w:lang w:val="en_US" w:bidi="en_US"/>
         </w:rPr>
@@ -7706,7 +7053,7 @@
         </w:rPr>
         <w:t xml:space="preserve">See how you translated the phrase “The king” in </w:t>
       </w:r>
-      <w:hyperlink r:id="rId19">
+      <w:hyperlink r:id="rId17">
         <w:r>
           <w:rPr>
             <w:lang w:val="en_US" w:bidi="en_US"/>
@@ -7788,20 +7135,6 @@
       </w:r>
       <w:r>
         <w:rPr>
-          <w:lang w:val="en_US" w:bidi="en_US"/>
-        </w:rPr>
-        <w:t>בִּ⁠מְסִבּ֔⁠וֹ</w:t>
-      </w:r>
-    </w:p>
-    <w:p>
-      <w:pPr/>
-      <w:r>
-        <w:rPr>
-          <w:lang w:val="en_US" w:bidi="en_US"/>
-        </w:rPr>
-      </w:r>
-      <w:r>
-        <w:rPr>
           <w:b/>
           <w:lang w:val="en_US" w:bidi="en_US"/>
         </w:rPr>
@@ -7891,20 +7224,6 @@
       </w:r>
       <w:r>
         <w:rPr>
-          <w:lang w:val="en_US" w:bidi="en_US"/>
-        </w:rPr>
-        <w:t>נִרְדִּ֖⁠י</w:t>
-      </w:r>
-    </w:p>
-    <w:p>
-      <w:pPr/>
-      <w:r>
-        <w:rPr>
-          <w:lang w:val="en_US" w:bidi="en_US"/>
-        </w:rPr>
-      </w:r>
-      <w:r>
-        <w:rPr>
           <w:b/>
           <w:lang w:val="en_US" w:bidi="en_US"/>
         </w:rPr>
@@ -8040,20 +7359,6 @@
       </w:r>
       <w:r>
         <w:rPr>
-          <w:lang w:val="en_US" w:bidi="en_US"/>
-        </w:rPr>
-        <w:t>נָתַ֥ן רֵיחֽ⁠וֹ</w:t>
-      </w:r>
-    </w:p>
-    <w:p>
-      <w:pPr/>
-      <w:r>
-        <w:rPr>
-          <w:lang w:val="en_US" w:bidi="en_US"/>
-        </w:rPr>
-      </w:r>
-      <w:r>
-        <w:rPr>
           <w:b/>
           <w:lang w:val="en_US" w:bidi="en_US"/>
         </w:rPr>
@@ -8303,20 +7608,6 @@
       </w:r>
       <w:r>
         <w:rPr>
-          <w:lang w:val="en_US" w:bidi="en_US"/>
-        </w:rPr>
-        <w:t>דּוֹדִ⁠י֙</w:t>
-      </w:r>
-    </w:p>
-    <w:p>
-      <w:pPr/>
-      <w:r>
-        <w:rPr>
-          <w:lang w:val="en_US" w:bidi="en_US"/>
-        </w:rPr>
-      </w:r>
-      <w:r>
-        <w:rPr>
           <w:b/>
           <w:lang w:val="en_US" w:bidi="en_US"/>
         </w:rPr>
@@ -8380,20 +7671,6 @@
       </w:r>
       <w:r>
         <w:rPr>
-          <w:lang w:val="en_US" w:bidi="en_US"/>
-        </w:rPr>
-        <w:t>צְר֨וֹר הַ⁠מֹּ֤ר ׀ דּוֹדִ⁠י֙ לִ֔⁠י בֵּ֥ין שָׁדַ֖⁠י יָלִֽין</w:t>
-      </w:r>
-    </w:p>
-    <w:p>
-      <w:pPr/>
-      <w:r>
-        <w:rPr>
-          <w:lang w:val="en_US" w:bidi="en_US"/>
-        </w:rPr>
-      </w:r>
-      <w:r>
-        <w:rPr>
           <w:b/>
           <w:lang w:val="en_US" w:bidi="en_US"/>
         </w:rPr>
@@ -8516,20 +7793,6 @@
       </w:r>
       <w:r>
         <w:rPr>
-          <w:lang w:val="en_US" w:bidi="en_US"/>
-        </w:rPr>
-        <w:t>יָלִֽין</w:t>
-      </w:r>
-    </w:p>
-    <w:p>
-      <w:pPr/>
-      <w:r>
-        <w:rPr>
-          <w:lang w:val="en_US" w:bidi="en_US"/>
-        </w:rPr>
-      </w:r>
-      <w:r>
-        <w:rPr>
           <w:b/>
           <w:lang w:val="en_US" w:bidi="en_US"/>
         </w:rPr>
@@ -9004,20 +8267,6 @@
       </w:r>
       <w:r>
         <w:rPr>
-          <w:lang w:val="en_US" w:bidi="en_US"/>
-        </w:rPr>
-        <w:t>הִנָּ֤⁠ךְ &amp; הִנָּ֥⁠ךְ</w:t>
-      </w:r>
-    </w:p>
-    <w:p>
-      <w:pPr/>
-      <w:r>
-        <w:rPr>
-          <w:lang w:val="en_US" w:bidi="en_US"/>
-        </w:rPr>
-      </w:r>
-      <w:r>
-        <w:rPr>
           <w:b/>
           <w:lang w:val="en_US" w:bidi="en_US"/>
         </w:rPr>
@@ -9249,7 +8498,7 @@
         </w:rPr>
         <w:t xml:space="preserve"> in </w:t>
       </w:r>
-      <w:hyperlink r:id="rId21">
+      <w:hyperlink r:id="rId19">
         <w:r>
           <w:rPr>
             <w:lang w:val="en_US" w:bidi="en_US"/>
@@ -9388,20 +8637,6 @@
       </w:r>
       <w:r>
         <w:rPr>
-          <w:lang w:val="en_US" w:bidi="en_US"/>
-        </w:rPr>
-        <w:t>הִנְּ⁠ךָ֨</w:t>
-      </w:r>
-    </w:p>
-    <w:p>
-      <w:pPr/>
-      <w:r>
-        <w:rPr>
-          <w:lang w:val="en_US" w:bidi="en_US"/>
-        </w:rPr>
-      </w:r>
-      <w:r>
-        <w:rPr>
           <w:b/>
           <w:lang w:val="en_US" w:bidi="en_US"/>
         </w:rPr>
@@ -9588,20 +8823,6 @@
       </w:r>
       <w:r>
         <w:rPr>
-          <w:lang w:val="en_US" w:bidi="en_US"/>
-        </w:rPr>
-        <w:t>דוֹדִ⁠י֙</w:t>
-      </w:r>
-    </w:p>
-    <w:p>
-      <w:pPr/>
-      <w:r>
-        <w:rPr>
-          <w:lang w:val="en_US" w:bidi="en_US"/>
-        </w:rPr>
-      </w:r>
-      <w:r>
-        <w:rPr>
           <w:b/>
           <w:lang w:val="en_US" w:bidi="en_US"/>
         </w:rPr>
@@ -9634,7 +8855,7 @@
         </w:rPr>
         <w:t xml:space="preserve"> in </w:t>
       </w:r>
-      <w:hyperlink r:id="rId22">
+      <w:hyperlink r:id="rId20">
         <w:r>
           <w:rPr>
             <w:lang w:val="en_US" w:bidi="en_US"/>
@@ -9696,20 +8917,6 @@
       </w:r>
       <w:r>
         <w:rPr>
-          <w:lang w:val="en_US" w:bidi="en_US"/>
-        </w:rPr>
-        <w:t>דוֹדִ⁠י֙ אַ֣ף נָעִ֔ים</w:t>
-      </w:r>
-    </w:p>
-    <w:p>
-      <w:pPr/>
-      <w:r>
-        <w:rPr>
-          <w:lang w:val="en_US" w:bidi="en_US"/>
-        </w:rPr>
-      </w:r>
-      <w:r>
-        <w:rPr>
           <w:b/>
           <w:lang w:val="en_US" w:bidi="en_US"/>
         </w:rPr>
@@ -9793,20 +9000,6 @@
       </w:r>
       <w:r>
         <w:rPr>
-          <w:lang w:val="en_US" w:bidi="en_US"/>
-        </w:rPr>
-        <w:t>עַרְשֵׂ֖⁠נוּ</w:t>
-      </w:r>
-    </w:p>
-    <w:p>
-      <w:pPr/>
-      <w:r>
-        <w:rPr>
-          <w:lang w:val="en_US" w:bidi="en_US"/>
-        </w:rPr>
-      </w:r>
-      <w:r>
-        <w:rPr>
           <w:b/>
           <w:lang w:val="en_US" w:bidi="en_US"/>
         </w:rPr>
@@ -9903,20 +9096,6 @@
       </w:r>
       <w:r>
         <w:rPr>
-          <w:lang w:val="en_US" w:bidi="en_US"/>
-        </w:rPr>
-        <w:t>רַעֲנָנָֽה</w:t>
-      </w:r>
-    </w:p>
-    <w:p>
-      <w:pPr/>
-      <w:r>
-        <w:rPr>
-          <w:lang w:val="en_US" w:bidi="en_US"/>
-        </w:rPr>
-      </w:r>
-      <w:r>
-        <w:rPr>
           <w:b/>
           <w:lang w:val="en_US" w:bidi="en_US"/>
         </w:rPr>
@@ -10052,20 +9231,6 @@
       </w:r>
       <w:r>
         <w:rPr>
-          <w:lang w:val="en_US" w:bidi="en_US"/>
-        </w:rPr>
-        <w:t>קֹר֤וֹת בָּתֵּ֨י⁠נוּ֙ אֲרָזִ֔ים רַהִיטֵ֖נוּ בְּרוֹתִֽים</w:t>
-      </w:r>
-    </w:p>
-    <w:p>
-      <w:pPr/>
-      <w:r>
-        <w:rPr>
-          <w:lang w:val="en_US" w:bidi="en_US"/>
-        </w:rPr>
-      </w:r>
-      <w:r>
-        <w:rPr>
           <w:b/>
           <w:lang w:val="en_US" w:bidi="en_US"/>
         </w:rPr>
@@ -10392,7 +9557,7 @@
         </w:rPr>
         <w:t xml:space="preserve">Hebrew poetry sometimes uses a literary a device called a “chiasm” (sometimes called “chiasmus”). A chiasm is when words or phrases are ordered in a AB-BA sequence. In </w:t>
       </w:r>
-      <w:hyperlink r:id="rId23">
+      <w:hyperlink r:id="rId21">
         <w:r>
           <w:rPr>
             <w:lang w:val="en_US" w:bidi="en_US"/>
@@ -10589,20 +9754,6 @@
       </w:r>
       <w:r>
         <w:rPr>
-          <w:lang w:val="en_US" w:bidi="en_US"/>
-        </w:rPr>
-        <w:t>חֲבַצֶּ֣לֶת</w:t>
-      </w:r>
-    </w:p>
-    <w:p>
-      <w:pPr/>
-      <w:r>
-        <w:rPr>
-          <w:lang w:val="en_US" w:bidi="en_US"/>
-        </w:rPr>
-      </w:r>
-      <w:r>
-        <w:rPr>
           <w:b/>
           <w:lang w:val="en_US" w:bidi="en_US"/>
         </w:rPr>
@@ -10802,20 +9953,6 @@
       </w:r>
       <w:r>
         <w:rPr>
-          <w:lang w:val="en_US" w:bidi="en_US"/>
-        </w:rPr>
-        <w:t>אֲנִי֙ חֲבַצֶּ֣לֶת הַ⁠שָּׁר֔וֹן שֽׁוֹשַׁנַּ֖ת הָ⁠עֲמָקִֽים</w:t>
-      </w:r>
-    </w:p>
-    <w:p>
-      <w:pPr/>
-      <w:r>
-        <w:rPr>
-          <w:lang w:val="en_US" w:bidi="en_US"/>
-        </w:rPr>
-      </w:r>
-      <w:r>
-        <w:rPr>
           <w:b/>
           <w:lang w:val="en_US" w:bidi="en_US"/>
         </w:rPr>
@@ -10925,20 +10062,6 @@
       </w:r>
       <w:r>
         <w:rPr>
-          <w:lang w:val="en_US" w:bidi="en_US"/>
-        </w:rPr>
-        <w:t>שֽׁוֹשַׁנַּ֖ת</w:t>
-      </w:r>
-    </w:p>
-    <w:p>
-      <w:pPr/>
-      <w:r>
-        <w:rPr>
-          <w:lang w:val="en_US" w:bidi="en_US"/>
-        </w:rPr>
-      </w:r>
-      <w:r>
-        <w:rPr>
           <w:b/>
           <w:lang w:val="en_US" w:bidi="en_US"/>
         </w:rPr>
@@ -11118,20 +10241,6 @@
       </w:r>
       <w:r>
         <w:rPr>
-          <w:lang w:val="en_US" w:bidi="en_US"/>
-        </w:rPr>
-        <w:t>כְּ⁠שֽׁוֹשַׁנָּה֙ בֵּ֣ין הַ⁠חוֹחִ֔ים כֵּ֥ן רַעְיָתִ֖⁠י בֵּ֥ין הַ⁠בָּנֽוֹת</w:t>
-      </w:r>
-    </w:p>
-    <w:p>
-      <w:pPr/>
-      <w:r>
-        <w:rPr>
-          <w:lang w:val="en_US" w:bidi="en_US"/>
-        </w:rPr>
-      </w:r>
-      <w:r>
-        <w:rPr>
           <w:b/>
           <w:lang w:val="en_US" w:bidi="en_US"/>
         </w:rPr>
@@ -11286,7 +10395,7 @@
         </w:rPr>
         <w:t xml:space="preserve"> in </w:t>
       </w:r>
-      <w:hyperlink r:id="rId24">
+      <w:hyperlink r:id="rId22">
         <w:r>
           <w:rPr>
             <w:lang w:val="en_US" w:bidi="en_US"/>
@@ -11394,7 +10503,7 @@
         </w:rPr>
         <w:t xml:space="preserve"> in </w:t>
       </w:r>
-      <w:hyperlink r:id="rId21">
+      <w:hyperlink r:id="rId19">
         <w:r>
           <w:rPr>
             <w:lang w:val="en_US" w:bidi="en_US"/>
@@ -11456,20 +10565,6 @@
       </w:r>
       <w:r>
         <w:rPr>
-          <w:lang w:val="en_US" w:bidi="en_US"/>
-        </w:rPr>
-        <w:t>הַ⁠בָּנֽוֹת</w:t>
-      </w:r>
-    </w:p>
-    <w:p>
-      <w:pPr/>
-      <w:r>
-        <w:rPr>
-          <w:lang w:val="en_US" w:bidi="en_US"/>
-        </w:rPr>
-      </w:r>
-      <w:r>
-        <w:rPr>
           <w:b/>
           <w:lang w:val="en_US" w:bidi="en_US"/>
         </w:rPr>
@@ -11515,7 +10610,7 @@
         </w:rPr>
         <w:t xml:space="preserve"> mentioned in </w:t>
       </w:r>
-      <w:hyperlink r:id="rId20">
+      <w:hyperlink r:id="rId18">
         <w:r>
           <w:rPr>
             <w:lang w:val="en_US" w:bidi="en_US"/>
@@ -11719,20 +10814,6 @@
       </w:r>
       <w:r>
         <w:rPr>
-          <w:lang w:val="en_US" w:bidi="en_US"/>
-        </w:rPr>
-        <w:t>כְּ⁠תַפּ֨וּחַ֙ בַּ⁠עֲצֵ֣י הַ⁠יַּ֔עַר כֵּ֥ן דּוֹדִ֖⁠י בֵּ֣ין הַ⁠בָּנִ֑ים</w:t>
-      </w:r>
-    </w:p>
-    <w:p>
-      <w:pPr/>
-      <w:r>
-        <w:rPr>
-          <w:lang w:val="en_US" w:bidi="en_US"/>
-        </w:rPr>
-      </w:r>
-      <w:r>
-        <w:rPr>
           <w:b/>
           <w:lang w:val="en_US" w:bidi="en_US"/>
         </w:rPr>
@@ -12066,7 +11147,7 @@
         </w:rPr>
         <w:t xml:space="preserve"> in </w:t>
       </w:r>
-      <w:hyperlink r:id="rId22">
+      <w:hyperlink r:id="rId20">
         <w:r>
           <w:rPr>
             <w:lang w:val="en_US" w:bidi="en_US"/>
@@ -12128,20 +11209,6 @@
       </w:r>
       <w:r>
         <w:rPr>
-          <w:lang w:val="en_US" w:bidi="en_US"/>
-        </w:rPr>
-        <w:t>בֵּ֣ין הַ⁠בָּנִ֑ים</w:t>
-      </w:r>
-    </w:p>
-    <w:p>
-      <w:pPr/>
-      <w:r>
-        <w:rPr>
-          <w:lang w:val="en_US" w:bidi="en_US"/>
-        </w:rPr>
-      </w:r>
-      <w:r>
-        <w:rPr>
           <w:b/>
           <w:lang w:val="en_US" w:bidi="en_US"/>
         </w:rPr>
@@ -12264,20 +11331,6 @@
       </w:r>
       <w:r>
         <w:rPr>
-          <w:lang w:val="en_US" w:bidi="en_US"/>
-        </w:rPr>
-        <w:t>בְּ⁠צִלּ⁠וֹ֙ חִמַּ֣דְתִּי וְ⁠יָשַׁ֔בְתִּי וּ⁠פִרְי֖⁠וֹ מָת֥וֹק לְ⁠חִכִּֽ⁠י</w:t>
-      </w:r>
-    </w:p>
-    <w:p>
-      <w:pPr/>
-      <w:r>
-        <w:rPr>
-          <w:lang w:val="en_US" w:bidi="en_US"/>
-        </w:rPr>
-      </w:r>
-      <w:r>
-        <w:rPr>
           <w:b/>
           <w:lang w:val="en_US" w:bidi="en_US"/>
         </w:rPr>
@@ -12413,20 +11466,6 @@
       </w:r>
       <w:r>
         <w:rPr>
-          <w:lang w:val="en_US" w:bidi="en_US"/>
-        </w:rPr>
-        <w:t>בְּ⁠צִלּ⁠וֹ֙ חִמַּ֣דְתִּי וְ⁠יָשַׁ֔בְתִּי</w:t>
-      </w:r>
-    </w:p>
-    <w:p>
-      <w:pPr/>
-      <w:r>
-        <w:rPr>
-          <w:lang w:val="en_US" w:bidi="en_US"/>
-        </w:rPr>
-      </w:r>
-      <w:r>
-        <w:rPr>
           <w:b/>
           <w:lang w:val="en_US" w:bidi="en_US"/>
         </w:rPr>
@@ -12553,20 +11592,6 @@
       </w:r>
       <w:r>
         <w:rPr>
-          <w:lang w:val="en_US" w:bidi="en_US"/>
-        </w:rPr>
-        <w:t>הֱבִיאַ֨⁠נִי֙</w:t>
-      </w:r>
-    </w:p>
-    <w:p>
-      <w:pPr/>
-      <w:r>
-        <w:rPr>
-          <w:lang w:val="en_US" w:bidi="en_US"/>
-        </w:rPr>
-      </w:r>
-      <w:r>
-        <w:rPr>
           <w:b/>
           <w:lang w:val="en_US" w:bidi="en_US"/>
         </w:rPr>
@@ -12586,7 +11611,7 @@
         </w:rPr>
         <w:t xml:space="preserve">See how you translated the phrase “has brought me” in </w:t>
       </w:r>
-      <w:hyperlink r:id="rId19">
+      <w:hyperlink r:id="rId17">
         <w:r>
           <w:rPr>
             <w:lang w:val="en_US" w:bidi="en_US"/>
@@ -12822,7 +11847,7 @@
         </w:rPr>
         <w:t xml:space="preserve"> or building so here it could be referring a private location that the couple used as their meeting place, possibly the “house” (location) where they spent time together in the forest (described in </w:t>
       </w:r>
-      <w:hyperlink r:id="rId25">
+      <w:hyperlink r:id="rId23">
         <w:r>
           <w:rPr>
             <w:lang w:val="en_US" w:bidi="en_US"/>
@@ -13026,20 +12051,6 @@
       </w:r>
       <w:r>
         <w:rPr>
-          <w:lang w:val="en_US" w:bidi="en_US"/>
-        </w:rPr>
-        <w:t>וְ⁠דִגְל֥⁠וֹ עָלַ֖⁠י אַהֲבָֽה</w:t>
-      </w:r>
-    </w:p>
-    <w:p>
-      <w:pPr/>
-      <w:r>
-        <w:rPr>
-          <w:lang w:val="en_US" w:bidi="en_US"/>
-        </w:rPr>
-      </w:r>
-      <w:r>
-        <w:rPr>
           <w:b/>
           <w:lang w:val="en_US" w:bidi="en_US"/>
         </w:rPr>
@@ -13149,20 +12160,6 @@
       </w:r>
       <w:r>
         <w:rPr>
-          <w:lang w:val="en_US" w:bidi="en_US"/>
-        </w:rPr>
-        <w:t>וְ⁠דִגְל֥⁠וֹ</w:t>
-      </w:r>
-    </w:p>
-    <w:p>
-      <w:pPr/>
-      <w:r>
-        <w:rPr>
-          <w:lang w:val="en_US" w:bidi="en_US"/>
-        </w:rPr>
-      </w:r>
-      <w:r>
-        <w:rPr>
           <w:b/>
           <w:lang w:val="en_US" w:bidi="en_US"/>
         </w:rPr>
@@ -13355,20 +12352,6 @@
       </w:r>
       <w:r>
         <w:rPr>
-          <w:lang w:val="en_US" w:bidi="en_US"/>
-        </w:rPr>
-        <w:t>סַמְּכ֨וּ⁠נִי֙ בָּֽ⁠אֲשִׁישׁ֔וֹת רַפְּד֖וּ⁠נִי בַּ⁠תַּפּוּחִ֑ים</w:t>
-      </w:r>
-    </w:p>
-    <w:p>
-      <w:pPr/>
-      <w:r>
-        <w:rPr>
-          <w:lang w:val="en_US" w:bidi="en_US"/>
-        </w:rPr>
-      </w:r>
-      <w:r>
-        <w:rPr>
           <w:b/>
           <w:lang w:val="en_US" w:bidi="en_US"/>
         </w:rPr>
@@ -13478,20 +12461,6 @@
       </w:r>
       <w:r>
         <w:rPr>
-          <w:lang w:val="en_US" w:bidi="en_US"/>
-        </w:rPr>
-        <w:t>סַמְּכ֨וּ⁠נִי֙ &amp; רַפְּד֖וּ⁠נִי</w:t>
-      </w:r>
-    </w:p>
-    <w:p>
-      <w:pPr/>
-      <w:r>
-        <w:rPr>
-          <w:lang w:val="en_US" w:bidi="en_US"/>
-        </w:rPr>
-      </w:r>
-      <w:r>
-        <w:rPr>
           <w:b/>
           <w:lang w:val="en_US" w:bidi="en_US"/>
         </w:rPr>
@@ -13614,20 +12583,6 @@
       </w:r>
       <w:r>
         <w:rPr>
-          <w:lang w:val="en_US" w:bidi="en_US"/>
-        </w:rPr>
-        <w:t>סַמְּכ֨וּ⁠נִי֙ בָּֽ⁠אֲשִׁישׁ֔וֹת רַפְּד֖וּ⁠נִי בַּ⁠תַּפּוּחִ֑ים כִּי־חוֹלַ֥ת אַהֲבָ֖ה אָֽנִי</w:t>
-      </w:r>
-    </w:p>
-    <w:p>
-      <w:pPr/>
-      <w:r>
-        <w:rPr>
-          <w:lang w:val="en_US" w:bidi="en_US"/>
-        </w:rPr>
-      </w:r>
-      <w:r>
-        <w:rPr>
           <w:b/>
           <w:lang w:val="en_US" w:bidi="en_US"/>
         </w:rPr>
@@ -13711,20 +12666,6 @@
       </w:r>
       <w:r>
         <w:rPr>
-          <w:lang w:val="en_US" w:bidi="en_US"/>
-        </w:rPr>
-        <w:t>בָּֽ⁠אֲשִׁישׁ֔וֹת</w:t>
-      </w:r>
-    </w:p>
-    <w:p>
-      <w:pPr/>
-      <w:r>
-        <w:rPr>
-          <w:lang w:val="en_US" w:bidi="en_US"/>
-        </w:rPr>
-      </w:r>
-      <w:r>
-        <w:rPr>
           <w:b/>
           <w:lang w:val="en_US" w:bidi="en_US"/>
         </w:rPr>
@@ -13853,7 +12794,7 @@
         </w:rPr>
         <w:t xml:space="preserve"> in </w:t>
       </w:r>
-      <w:hyperlink r:id="rId26">
+      <w:hyperlink r:id="rId24">
         <w:r>
           <w:rPr>
             <w:lang w:val="en_US" w:bidi="en_US"/>
@@ -13935,20 +12876,6 @@
       </w:r>
       <w:r>
         <w:rPr>
-          <w:lang w:val="en_US" w:bidi="en_US"/>
-        </w:rPr>
-        <w:t>כִּי־חוֹלַ֥ת אַהֲבָ֖ה אָֽנִי</w:t>
-      </w:r>
-    </w:p>
-    <w:p>
-      <w:pPr/>
-      <w:r>
-        <w:rPr>
-          <w:lang w:val="en_US" w:bidi="en_US"/>
-        </w:rPr>
-      </w:r>
-      <w:r>
-        <w:rPr>
           <w:b/>
           <w:lang w:val="en_US" w:bidi="en_US"/>
         </w:rPr>
@@ -14141,20 +13068,6 @@
       </w:r>
       <w:r>
         <w:rPr>
-          <w:lang w:val="en_US" w:bidi="en_US"/>
-        </w:rPr>
-        <w:t>שְׂמֹאל⁠וֹ֙ תַּ֣חַת לְ⁠רֹאשִׁ֔⁠י וִ⁠ימִינ֖⁠וֹ תְּחַבְּקֵֽ⁠נִי</w:t>
-      </w:r>
-    </w:p>
-    <w:p>
-      <w:pPr/>
-      <w:r>
-        <w:rPr>
-          <w:lang w:val="en_US" w:bidi="en_US"/>
-        </w:rPr>
-      </w:r>
-      <w:r>
-        <w:rPr>
           <w:b/>
           <w:lang w:val="en_US" w:bidi="en_US"/>
         </w:rPr>
@@ -14347,20 +13260,6 @@
       </w:r>
       <w:r>
         <w:rPr>
-          <w:lang w:val="en_US" w:bidi="en_US"/>
-        </w:rPr>
-        <w:t>הִשְׁבַּ֨עְתִּי אֶתְ⁠כֶ֜ם &amp; בִּ⁠צְבָא֔וֹת א֖וֹ בְּ⁠אַיְל֣וֹת הַ⁠שָּׂדֶ֑ה</w:t>
-      </w:r>
-    </w:p>
-    <w:p>
-      <w:pPr/>
-      <w:r>
-        <w:rPr>
-          <w:lang w:val="en_US" w:bidi="en_US"/>
-        </w:rPr>
-      </w:r>
-      <w:r>
-        <w:rPr>
           <w:b/>
           <w:lang w:val="en_US" w:bidi="en_US"/>
         </w:rPr>
@@ -14509,7 +13408,7 @@
         </w:rPr>
         <w:t xml:space="preserve"> in </w:t>
       </w:r>
-      <w:hyperlink r:id="rId20">
+      <w:hyperlink r:id="rId18">
         <w:r>
           <w:rPr>
             <w:lang w:val="en_US" w:bidi="en_US"/>
@@ -14591,20 +13490,6 @@
       </w:r>
       <w:r>
         <w:rPr>
-          <w:lang w:val="en_US" w:bidi="en_US"/>
-        </w:rPr>
-        <w:t>בִּ⁠צְבָא֔וֹת א֖וֹ בְּ⁠אַיְל֣וֹת הַ⁠שָּׂדֶ֑ה</w:t>
-      </w:r>
-    </w:p>
-    <w:p>
-      <w:pPr/>
-      <w:r>
-        <w:rPr>
-          <w:lang w:val="en_US" w:bidi="en_US"/>
-        </w:rPr>
-      </w:r>
-      <w:r>
-        <w:rPr>
           <w:b/>
           <w:lang w:val="en_US" w:bidi="en_US"/>
         </w:rPr>
@@ -14945,20 +13830,6 @@
       </w:r>
       <w:r>
         <w:rPr>
-          <w:lang w:val="en_US" w:bidi="en_US"/>
-        </w:rPr>
-        <w:t>אִם־תָּעִ֧ירוּ ׀ וְֽ⁠אִם־תְּעֽוֹרְר֛וּ אֶת־הָ⁠אַהֲבָ֖ה עַ֥ד שֶׁ⁠תֶּחְפָּֽץ</w:t>
-      </w:r>
-    </w:p>
-    <w:p>
-      <w:pPr/>
-      <w:r>
-        <w:rPr>
-          <w:lang w:val="en_US" w:bidi="en_US"/>
-        </w:rPr>
-      </w:r>
-      <w:r>
-        <w:rPr>
           <w:b/>
           <w:lang w:val="en_US" w:bidi="en_US"/>
         </w:rPr>
@@ -15068,20 +13939,6 @@
       </w:r>
       <w:r>
         <w:rPr>
-          <w:lang w:val="en_US" w:bidi="en_US"/>
-        </w:rPr>
-        <w:t>אִם־תָּעִ֧ירוּ ׀ וְֽ⁠אִם־תְּעֽוֹרְר֛וּ</w:t>
-      </w:r>
-    </w:p>
-    <w:p>
-      <w:pPr/>
-      <w:r>
-        <w:rPr>
-          <w:lang w:val="en_US" w:bidi="en_US"/>
-        </w:rPr>
-      </w:r>
-      <w:r>
-        <w:rPr>
           <w:b/>
           <w:lang w:val="en_US" w:bidi="en_US"/>
         </w:rPr>
@@ -15383,20 +14240,6 @@
       </w:r>
       <w:r>
         <w:rPr>
-          <w:lang w:val="en_US" w:bidi="en_US"/>
-        </w:rPr>
-        <w:t>הִנֵּה</w:t>
-      </w:r>
-    </w:p>
-    <w:p>
-      <w:pPr/>
-      <w:r>
-        <w:rPr>
-          <w:lang w:val="en_US" w:bidi="en_US"/>
-        </w:rPr>
-      </w:r>
-      <w:r>
-        <w:rPr>
           <w:b/>
           <w:lang w:val="en_US" w:bidi="en_US"/>
         </w:rPr>
@@ -15423,7 +14266,7 @@
         </w:rPr>
         <w:t xml:space="preserve"> is an exclamation word that is used to bring attention to something. Here it is used to bring attention to the man’s approach. Use an exclamation that is natural in your language for communicating this. See how you translated “Behold” in </w:t>
       </w:r>
-      <w:hyperlink r:id="rId27">
+      <w:hyperlink r:id="rId25">
         <w:r>
           <w:rPr>
             <w:lang w:val="en_US" w:bidi="en_US"/>
@@ -15499,20 +14342,6 @@
       </w:r>
       <w:r>
         <w:rPr>
-          <w:lang w:val="en_US" w:bidi="en_US"/>
-        </w:rPr>
-        <w:t>בָּ֑א</w:t>
-      </w:r>
-    </w:p>
-    <w:p>
-      <w:pPr/>
-      <w:r>
-        <w:rPr>
-          <w:lang w:val="en_US" w:bidi="en_US"/>
-        </w:rPr>
-      </w:r>
-      <w:r>
-        <w:rPr>
           <w:b/>
           <w:lang w:val="en_US" w:bidi="en_US"/>
         </w:rPr>
@@ -15890,7 +14719,7 @@
         </w:rPr>
         <w:t xml:space="preserve">See how you translated the plural form “gazelles” in </w:t>
       </w:r>
-      <w:hyperlink r:id="rId28">
+      <w:hyperlink r:id="rId26">
         <w:r>
           <w:rPr>
             <w:lang w:val="en_US" w:bidi="en_US"/>
@@ -16152,20 +14981,6 @@
       </w:r>
       <w:r>
         <w:rPr>
-          <w:lang w:val="en_US" w:bidi="en_US"/>
-        </w:rPr>
-        <w:t>זֶ֤ה</w:t>
-      </w:r>
-    </w:p>
-    <w:p>
-      <w:pPr/>
-      <w:r>
-        <w:rPr>
-          <w:lang w:val="en_US" w:bidi="en_US"/>
-        </w:rPr>
-      </w:r>
-      <w:r>
-        <w:rPr>
           <w:b/>
           <w:lang w:val="en_US" w:bidi="en_US"/>
         </w:rPr>
@@ -16275,20 +15090,6 @@
       </w:r>
       <w:r>
         <w:rPr>
-          <w:lang w:val="en_US" w:bidi="en_US"/>
-        </w:rPr>
-        <w:t>אַחַ֣ר כָּתְלֵ֔⁠נוּ</w:t>
-      </w:r>
-    </w:p>
-    <w:p>
-      <w:pPr/>
-      <w:r>
-        <w:rPr>
-          <w:lang w:val="en_US" w:bidi="en_US"/>
-        </w:rPr>
-      </w:r>
-      <w:r>
-        <w:rPr>
           <w:b/>
           <w:lang w:val="en_US" w:bidi="en_US"/>
         </w:rPr>
@@ -16385,20 +15186,6 @@
       </w:r>
       <w:r>
         <w:rPr>
-          <w:lang w:val="en_US" w:bidi="en_US"/>
-        </w:rPr>
-        <w:t>מַשְׁגִּ֨יחַ֙ מִן־הַֽ⁠חֲלֹּנ֔וֹת מֵצִ֖יץ מִן־הַֽ⁠חֲרַכִּֽים</w:t>
-      </w:r>
-    </w:p>
-    <w:p>
-      <w:pPr/>
-      <w:r>
-        <w:rPr>
-          <w:lang w:val="en_US" w:bidi="en_US"/>
-        </w:rPr>
-      </w:r>
-      <w:r>
-        <w:rPr>
           <w:b/>
           <w:lang w:val="en_US" w:bidi="en_US"/>
         </w:rPr>
@@ -16495,20 +15282,6 @@
       </w:r>
       <w:r>
         <w:rPr>
-          <w:lang w:val="en_US" w:bidi="en_US"/>
-        </w:rPr>
-        <w:t>הַֽ⁠חֲלֹּנ֔וֹת &amp; הַֽ⁠חֲרַכִּֽים</w:t>
-      </w:r>
-    </w:p>
-    <w:p>
-      <w:pPr/>
-      <w:r>
-        <w:rPr>
-          <w:lang w:val="en_US" w:bidi="en_US"/>
-        </w:rPr>
-      </w:r>
-      <w:r>
-        <w:rPr>
           <w:b/>
           <w:lang w:val="en_US" w:bidi="en_US"/>
         </w:rPr>
@@ -16618,20 +15391,6 @@
       </w:r>
       <w:r>
         <w:rPr>
-          <w:lang w:val="en_US" w:bidi="en_US"/>
-        </w:rPr>
-        <w:t>הַֽ⁠חֲרַכִּֽים</w:t>
-      </w:r>
-    </w:p>
-    <w:p>
-      <w:pPr/>
-      <w:r>
-        <w:rPr>
-          <w:lang w:val="en_US" w:bidi="en_US"/>
-        </w:rPr>
-      </w:r>
-      <w:r>
-        <w:rPr>
           <w:b/>
           <w:lang w:val="en_US" w:bidi="en_US"/>
         </w:rPr>
@@ -16754,20 +15513,6 @@
       </w:r>
       <w:r>
         <w:rPr>
-          <w:lang w:val="en_US" w:bidi="en_US"/>
-        </w:rPr>
-        <w:t>וּ⁠לְכִי־לָֽ⁠ךְ</w:t>
-      </w:r>
-    </w:p>
-    <w:p>
-      <w:pPr/>
-      <w:r>
-        <w:rPr>
-          <w:lang w:val="en_US" w:bidi="en_US"/>
-        </w:rPr>
-      </w:r>
-      <w:r>
-        <w:rPr>
           <w:b/>
           <w:lang w:val="en_US" w:bidi="en_US"/>
         </w:rPr>
@@ -16954,20 +15699,6 @@
       </w:r>
       <w:r>
         <w:rPr>
-          <w:lang w:val="en_US" w:bidi="en_US"/>
-        </w:rPr>
-        <w:t>כִּֽי־הִנֵּ֥ה</w:t>
-      </w:r>
-    </w:p>
-    <w:p>
-      <w:pPr/>
-      <w:r>
-        <w:rPr>
-          <w:lang w:val="en_US" w:bidi="en_US"/>
-        </w:rPr>
-      </w:r>
-      <w:r>
-        <w:rPr>
           <w:b/>
           <w:lang w:val="en_US" w:bidi="en_US"/>
         </w:rPr>
@@ -17064,20 +15795,6 @@
       </w:r>
       <w:r>
         <w:rPr>
-          <w:lang w:val="en_US" w:bidi="en_US"/>
-        </w:rPr>
-        <w:t>ה⁠סתו</w:t>
-      </w:r>
-    </w:p>
-    <w:p>
-      <w:pPr/>
-      <w:r>
-        <w:rPr>
-          <w:lang w:val="en_US" w:bidi="en_US"/>
-        </w:rPr>
-      </w:r>
-      <w:r>
-        <w:rPr>
           <w:b/>
           <w:lang w:val="en_US" w:bidi="en_US"/>
         </w:rPr>
@@ -17174,20 +15891,6 @@
       </w:r>
       <w:r>
         <w:rPr>
-          <w:lang w:val="en_US" w:bidi="en_US"/>
-        </w:rPr>
-        <w:t>ה⁠סתו עָבָ֑ר הַ⁠גֶּ֕שֶׁם חָלַ֖ף</w:t>
-      </w:r>
-    </w:p>
-    <w:p>
-      <w:pPr/>
-      <w:r>
-        <w:rPr>
-          <w:lang w:val="en_US" w:bidi="en_US"/>
-        </w:rPr>
-      </w:r>
-      <w:r>
-        <w:rPr>
           <w:b/>
           <w:lang w:val="en_US" w:bidi="en_US"/>
         </w:rPr>
@@ -17271,20 +15974,6 @@
       </w:r>
       <w:r>
         <w:rPr>
-          <w:lang w:val="en_US" w:bidi="en_US"/>
-        </w:rPr>
-        <w:t>עָבָ֑ר</w:t>
-      </w:r>
-    </w:p>
-    <w:p>
-      <w:pPr/>
-      <w:r>
-        <w:rPr>
-          <w:lang w:val="en_US" w:bidi="en_US"/>
-        </w:rPr>
-      </w:r>
-      <w:r>
-        <w:rPr>
           <w:b/>
           <w:lang w:val="en_US" w:bidi="en_US"/>
         </w:rPr>
@@ -17477,20 +16166,6 @@
       </w:r>
       <w:r>
         <w:rPr>
-          <w:lang w:val="en_US" w:bidi="en_US"/>
-        </w:rPr>
-        <w:t>חָלַ֖ף הָלַ֥ךְ לֽ⁠וֹ</w:t>
-      </w:r>
-    </w:p>
-    <w:p>
-      <w:pPr/>
-      <w:r>
-        <w:rPr>
-          <w:lang w:val="en_US" w:bidi="en_US"/>
-        </w:rPr>
-      </w:r>
-      <w:r>
-        <w:rPr>
           <w:b/>
           <w:lang w:val="en_US" w:bidi="en_US"/>
         </w:rPr>
@@ -17600,20 +16275,6 @@
       </w:r>
       <w:r>
         <w:rPr>
-          <w:lang w:val="en_US" w:bidi="en_US"/>
-        </w:rPr>
-        <w:t>בָ⁠אָ֔רֶץ</w:t>
-      </w:r>
-    </w:p>
-    <w:p>
-      <w:pPr/>
-      <w:r>
-        <w:rPr>
-          <w:lang w:val="en_US" w:bidi="en_US"/>
-        </w:rPr>
-      </w:r>
-      <w:r>
-        <w:rPr>
           <w:b/>
           <w:lang w:val="en_US" w:bidi="en_US"/>
         </w:rPr>
@@ -17677,20 +16338,6 @@
       </w:r>
       <w:r>
         <w:rPr>
-          <w:lang w:val="en_US" w:bidi="en_US"/>
-        </w:rPr>
-        <w:t>וְ⁠ק֥וֹל הַ⁠תּ֖וֹר נִשְׁמַ֥ע</w:t>
-      </w:r>
-    </w:p>
-    <w:p>
-      <w:pPr/>
-      <w:r>
-        <w:rPr>
-          <w:lang w:val="en_US" w:bidi="en_US"/>
-        </w:rPr>
-      </w:r>
-      <w:r>
-        <w:rPr>
           <w:b/>
           <w:lang w:val="en_US" w:bidi="en_US"/>
         </w:rPr>
@@ -17787,20 +16434,6 @@
       </w:r>
       <w:r>
         <w:rPr>
-          <w:lang w:val="en_US" w:bidi="en_US"/>
-        </w:rPr>
-        <w:t>הַ⁠תְּאֵנָה֙ חָֽנְטָ֣ה פַגֶּ֔י⁠הָ</w:t>
-      </w:r>
-    </w:p>
-    <w:p>
-      <w:pPr/>
-      <w:r>
-        <w:rPr>
-          <w:lang w:val="en_US" w:bidi="en_US"/>
-        </w:rPr>
-      </w:r>
-      <w:r>
-        <w:rPr>
           <w:b/>
           <w:lang w:val="en_US" w:bidi="en_US"/>
         </w:rPr>
@@ -17897,20 +16530,6 @@
       </w:r>
       <w:r>
         <w:rPr>
-          <w:lang w:val="en_US" w:bidi="en_US"/>
-        </w:rPr>
-        <w:t>וְ⁠הַ⁠גְּפָנִ֥ים ׀ סְמָדַ֖ר</w:t>
-      </w:r>
-    </w:p>
-    <w:p>
-      <w:pPr/>
-      <w:r>
-        <w:rPr>
-          <w:lang w:val="en_US" w:bidi="en_US"/>
-        </w:rPr>
-      </w:r>
-      <w:r>
-        <w:rPr>
           <w:b/>
           <w:lang w:val="en_US" w:bidi="en_US"/>
         </w:rPr>
@@ -17974,20 +16593,6 @@
       </w:r>
       <w:r>
         <w:rPr>
-          <w:lang w:val="en_US" w:bidi="en_US"/>
-        </w:rPr>
-        <w:t>נָ֣תְנוּ רֵ֑יחַ</w:t>
-      </w:r>
-    </w:p>
-    <w:p>
-      <w:pPr/>
-      <w:r>
-        <w:rPr>
-          <w:lang w:val="en_US" w:bidi="en_US"/>
-        </w:rPr>
-      </w:r>
-      <w:r>
-        <w:rPr>
           <w:b/>
           <w:lang w:val="en_US" w:bidi="en_US"/>
         </w:rPr>
@@ -18084,20 +16689,6 @@
       </w:r>
       <w:r>
         <w:rPr>
-          <w:lang w:val="en_US" w:bidi="en_US"/>
-        </w:rPr>
-        <w:t>ק֥וּמִי לכי רַעְיָתִ֥⁠י יָפָתִ֖⁠י וּ⁠לְכִי־לָֽ⁠ךְ</w:t>
-      </w:r>
-    </w:p>
-    <w:p>
-      <w:pPr/>
-      <w:r>
-        <w:rPr>
-          <w:lang w:val="en_US" w:bidi="en_US"/>
-        </w:rPr>
-      </w:r>
-      <w:r>
-        <w:rPr>
           <w:b/>
           <w:lang w:val="en_US" w:bidi="en_US"/>
         </w:rPr>
@@ -18117,7 +16708,7 @@
         </w:rPr>
         <w:t xml:space="preserve">See how you translated the similar phrase in </w:t>
       </w:r>
-      <w:hyperlink r:id="rId29">
+      <w:hyperlink r:id="rId27">
         <w:r>
           <w:rPr>
             <w:lang w:val="en_US" w:bidi="en_US"/>
@@ -18199,20 +16790,6 @@
       </w:r>
       <w:r>
         <w:rPr>
-          <w:lang w:val="en_US" w:bidi="en_US"/>
-        </w:rPr>
-        <w:t>יוֹנָתִ֞⁠י</w:t>
-      </w:r>
-    </w:p>
-    <w:p>
-      <w:pPr/>
-      <w:r>
-        <w:rPr>
-          <w:lang w:val="en_US" w:bidi="en_US"/>
-        </w:rPr>
-      </w:r>
-      <w:r>
-        <w:rPr>
           <w:b/>
           <w:lang w:val="en_US" w:bidi="en_US"/>
         </w:rPr>
@@ -18309,20 +16886,6 @@
       </w:r>
       <w:r>
         <w:rPr>
-          <w:lang w:val="en_US" w:bidi="en_US"/>
-        </w:rPr>
-        <w:t>יוֹנָתִ֞⁠י בְּ⁠חַגְוֵ֣י הַ⁠סֶּ֗לַע בְּ⁠סֵ֨תֶר֙ הַ⁠מַּדְרֵגָ֔ה</w:t>
-      </w:r>
-    </w:p>
-    <w:p>
-      <w:pPr/>
-      <w:r>
-        <w:rPr>
-          <w:lang w:val="en_US" w:bidi="en_US"/>
-        </w:rPr>
-      </w:r>
-      <w:r>
-        <w:rPr>
           <w:b/>
           <w:lang w:val="en_US" w:bidi="en_US"/>
         </w:rPr>
@@ -18419,20 +16982,6 @@
       </w:r>
       <w:r>
         <w:rPr>
-          <w:lang w:val="en_US" w:bidi="en_US"/>
-        </w:rPr>
-        <w:t>בְּ⁠חַגְוֵ֣י הַ⁠סֶּ֗לַע בְּ⁠סֵ֨תֶר֙ הַ⁠מַּדְרֵגָ֔ה</w:t>
-      </w:r>
-    </w:p>
-    <w:p>
-      <w:pPr/>
-      <w:r>
-        <w:rPr>
-          <w:lang w:val="en_US" w:bidi="en_US"/>
-        </w:rPr>
-      </w:r>
-      <w:r>
-        <w:rPr>
           <w:b/>
           <w:lang w:val="en_US" w:bidi="en_US"/>
         </w:rPr>
@@ -18579,20 +17128,6 @@
       </w:r>
       <w:r>
         <w:rPr>
-          <w:lang w:val="en_US" w:bidi="en_US"/>
-        </w:rPr>
-        <w:t>הַרְאִ֨י⁠נִי֙ אֶתּ־מַרְאַ֔יִ⁠ךְ הַשְׁמִיעִ֖י⁠נִי אֶת־קוֹלֵ֑⁠ךְ כִּי־קוֹלֵ֥⁠ךְ עָרֵ֖ב וּ⁠מַרְאֵ֥י⁠ךְ נָאוֶֽה</w:t>
-      </w:r>
-    </w:p>
-    <w:p>
-      <w:pPr/>
-      <w:r>
-        <w:rPr>
-          <w:lang w:val="en_US" w:bidi="en_US"/>
-        </w:rPr>
-      </w:r>
-      <w:r>
-        <w:rPr>
           <w:b/>
           <w:lang w:val="en_US" w:bidi="en_US"/>
         </w:rPr>
@@ -18676,20 +17211,6 @@
       </w:r>
       <w:r>
         <w:rPr>
-          <w:lang w:val="en_US" w:bidi="en_US"/>
-        </w:rPr>
-        <w:t>הַרְאִ֨י⁠נִי֙ אֶתּ־מַרְאַ֔יִ⁠ךְ הַשְׁמִיעִ֖י⁠נִי</w:t>
-      </w:r>
-    </w:p>
-    <w:p>
-      <w:pPr/>
-      <w:r>
-        <w:rPr>
-          <w:lang w:val="en_US" w:bidi="en_US"/>
-        </w:rPr>
-      </w:r>
-      <w:r>
-        <w:rPr>
           <w:b/>
           <w:lang w:val="en_US" w:bidi="en_US"/>
         </w:rPr>
@@ -18799,20 +17320,6 @@
       </w:r>
       <w:r>
         <w:rPr>
-          <w:lang w:val="en_US" w:bidi="en_US"/>
-        </w:rPr>
-        <w:t>קוֹלֵ֥⁠ךְ עָרֵ֖ב</w:t>
-      </w:r>
-    </w:p>
-    <w:p>
-      <w:pPr/>
-      <w:r>
-        <w:rPr>
-          <w:lang w:val="en_US" w:bidi="en_US"/>
-        </w:rPr>
-      </w:r>
-      <w:r>
-        <w:rPr>
           <w:b/>
           <w:lang w:val="en_US" w:bidi="en_US"/>
         </w:rPr>
@@ -18876,20 +17383,6 @@
       </w:r>
       <w:r>
         <w:rPr>
-          <w:lang w:val="en_US" w:bidi="en_US"/>
-        </w:rPr>
-        <w:t>אֶֽחֱזוּ־לָ֨⁠נוּ֙ שֽׁוּעָלִ֔ים שֽׁוּעָלִ֥ים קְטַנִּ֖ים מְחַבְּלִ֣ים כְּרָמִ֑ים וּ⁠כְרָמֵ֖י⁠נוּ סְמָדַֽר</w:t>
-      </w:r>
-    </w:p>
-    <w:p>
-      <w:pPr/>
-      <w:r>
-        <w:rPr>
-          <w:lang w:val="en_US" w:bidi="en_US"/>
-        </w:rPr>
-      </w:r>
-      <w:r>
-        <w:rPr>
           <w:b/>
           <w:lang w:val="en_US" w:bidi="en_US"/>
         </w:rPr>
@@ -19223,20 +17716,6 @@
       </w:r>
       <w:r>
         <w:rPr>
-          <w:lang w:val="en_US" w:bidi="en_US"/>
-        </w:rPr>
-        <w:t>לָ֨⁠נוּ֙ &amp; וּ⁠כְרָמֵ֖י⁠נוּ</w:t>
-      </w:r>
-    </w:p>
-    <w:p>
-      <w:pPr/>
-      <w:r>
-        <w:rPr>
-          <w:lang w:val="en_US" w:bidi="en_US"/>
-        </w:rPr>
-      </w:r>
-      <w:r>
-        <w:rPr>
           <w:b/>
           <w:lang w:val="en_US" w:bidi="en_US"/>
         </w:rPr>
@@ -19359,20 +17838,6 @@
       </w:r>
       <w:r>
         <w:rPr>
-          <w:lang w:val="en_US" w:bidi="en_US"/>
-        </w:rPr>
-        <w:t>וּ⁠כְרָמֵ֖י⁠נוּ סְמָדַֽר</w:t>
-      </w:r>
-    </w:p>
-    <w:p>
-      <w:pPr/>
-      <w:r>
-        <w:rPr>
-          <w:lang w:val="en_US" w:bidi="en_US"/>
-        </w:rPr>
-      </w:r>
-      <w:r>
-        <w:rPr>
           <w:b/>
           <w:lang w:val="en_US" w:bidi="en_US"/>
         </w:rPr>
@@ -19436,20 +17901,6 @@
       </w:r>
       <w:r>
         <w:rPr>
-          <w:lang w:val="en_US" w:bidi="en_US"/>
-        </w:rPr>
-        <w:t>דּוֹדִ֥⁠י לִ⁠י֙ וַ⁠אֲנִ֣י ל֔⁠וֹ</w:t>
-      </w:r>
-    </w:p>
-    <w:p>
-      <w:pPr/>
-      <w:r>
-        <w:rPr>
-          <w:lang w:val="en_US" w:bidi="en_US"/>
-        </w:rPr>
-      </w:r>
-      <w:r>
-        <w:rPr>
           <w:b/>
           <w:lang w:val="en_US" w:bidi="en_US"/>
         </w:rPr>
@@ -19609,20 +18060,6 @@
       </w:r>
       <w:r>
         <w:rPr>
-          <w:lang w:val="en_US" w:bidi="en_US"/>
-        </w:rPr>
-        <w:t>הָ⁠רֹעֶ֖ה בַּ⁠שּׁוֹשַׁנִּֽים</w:t>
-      </w:r>
-    </w:p>
-    <w:p>
-      <w:pPr/>
-      <w:r>
-        <w:rPr>
-          <w:lang w:val="en_US" w:bidi="en_US"/>
-        </w:rPr>
-      </w:r>
-      <w:r>
-        <w:rPr>
           <w:b/>
           <w:lang w:val="en_US" w:bidi="en_US"/>
         </w:rPr>
@@ -19642,7 +18079,7 @@
         </w:rPr>
         <w:t>The woman is speaking of the man as if he were “a gazelle or a young stag” (</w:t>
       </w:r>
-      <w:hyperlink r:id="rId30">
+      <w:hyperlink r:id="rId28">
         <w:r>
           <w:rPr>
             <w:lang w:val="en_US" w:bidi="en_US"/>
@@ -19686,7 +18123,7 @@
         </w:rPr>
         <w:t xml:space="preserve"> to represent herself as she did in </w:t>
       </w:r>
-      <w:hyperlink r:id="rId24">
+      <w:hyperlink r:id="rId22">
         <w:r>
           <w:rPr>
             <w:lang w:val="en_US" w:bidi="en_US"/>
@@ -19813,7 +18250,7 @@
         </w:rPr>
         <w:t xml:space="preserve">) in </w:t>
       </w:r>
-      <w:hyperlink r:id="rId24">
+      <w:hyperlink r:id="rId22">
         <w:r>
           <w:rPr>
             <w:lang w:val="en_US" w:bidi="en_US"/>
@@ -20043,20 +18480,6 @@
       </w:r>
       <w:r>
         <w:rPr>
-          <w:lang w:val="en_US" w:bidi="en_US"/>
-        </w:rPr>
-        <w:t>וְ⁠נָ֖סוּ הַ⁠צְּלָלִ֑ים</w:t>
-      </w:r>
-    </w:p>
-    <w:p>
-      <w:pPr/>
-      <w:r>
-        <w:rPr>
-          <w:lang w:val="en_US" w:bidi="en_US"/>
-        </w:rPr>
-      </w:r>
-      <w:r>
-        <w:rPr>
           <w:b/>
           <w:lang w:val="en_US" w:bidi="en_US"/>
         </w:rPr>
@@ -20153,20 +18576,6 @@
       </w:r>
       <w:r>
         <w:rPr>
-          <w:lang w:val="en_US" w:bidi="en_US"/>
-        </w:rPr>
-        <w:t>סֹב֩ דְּמֵה־לְ⁠ךָ֨ דוֹדִ֜⁠י</w:t>
-      </w:r>
-    </w:p>
-    <w:p>
-      <w:pPr/>
-      <w:r>
-        <w:rPr>
-          <w:lang w:val="en_US" w:bidi="en_US"/>
-        </w:rPr>
-      </w:r>
-      <w:r>
-        <w:rPr>
           <w:b/>
           <w:lang w:val="en_US" w:bidi="en_US"/>
         </w:rPr>
@@ -20230,20 +18639,6 @@
       </w:r>
       <w:r>
         <w:rPr>
-          <w:lang w:val="en_US" w:bidi="en_US"/>
-        </w:rPr>
-        <w:t>לִ⁠צְבִ֗י</w:t>
-      </w:r>
-    </w:p>
-    <w:p>
-      <w:pPr/>
-      <w:r>
-        <w:rPr>
-          <w:lang w:val="en_US" w:bidi="en_US"/>
-        </w:rPr>
-      </w:r>
-      <w:r>
-        <w:rPr>
           <w:b/>
           <w:lang w:val="en_US" w:bidi="en_US"/>
         </w:rPr>
@@ -20263,7 +18658,7 @@
         </w:rPr>
         <w:t xml:space="preserve">See how you translated the plural form “gazelles” in </w:t>
       </w:r>
-      <w:hyperlink r:id="rId28">
+      <w:hyperlink r:id="rId26">
         <w:r>
           <w:rPr>
             <w:lang w:val="en_US" w:bidi="en_US"/>
@@ -20474,7 +18869,7 @@
           <w:lang w:val="en_US" w:bidi="en_US"/>
         </w:rPr>
       </w:r>
-      <w:hyperlink r:id="rId31">
+      <w:hyperlink r:id="rId29">
         <w:r>
           <w:rPr>
             <w:lang w:val="en_US" w:bidi="en_US"/>
@@ -20492,7 +18887,7 @@
         </w:rPr>
         <w:t xml:space="preserve"> describes the feeling of longing that the woman had for the man she loved and it describes her diligently seeking the man loved. </w:t>
       </w:r>
-      <w:hyperlink r:id="rId32">
+      <w:hyperlink r:id="rId30">
         <w:r>
           <w:rPr>
             <w:lang w:val="en_US" w:bidi="en_US"/>
@@ -20532,7 +18927,7 @@
         </w:rPr>
         <w:t xml:space="preserve">Whether </w:t>
       </w:r>
-      <w:hyperlink r:id="rId33">
+      <w:hyperlink r:id="rId31">
         <w:r>
           <w:rPr>
             <w:lang w:val="en_US" w:bidi="en_US"/>
@@ -20564,7 +18959,7 @@
         </w:rPr>
         <w:t xml:space="preserve">Bible scholars do not know for certain whether the events described in </w:t>
       </w:r>
-      <w:hyperlink r:id="rId33">
+      <w:hyperlink r:id="rId31">
         <w:r>
           <w:rPr>
             <w:lang w:val="en_US" w:bidi="en_US"/>
@@ -20582,7 +18977,7 @@
         </w:rPr>
         <w:t xml:space="preserve"> are real events or something that the woman dreamed in a dream or something that the woman imagined. Many Bible scholars think that </w:t>
       </w:r>
-      <w:hyperlink r:id="rId33">
+      <w:hyperlink r:id="rId31">
         <w:r>
           <w:rPr>
             <w:lang w:val="en_US" w:bidi="en_US"/>
@@ -20663,7 +19058,7 @@
         </w:rPr>
         <w:t xml:space="preserve">Because Bible scholars do not know if the events described in </w:t>
       </w:r>
-      <w:hyperlink r:id="rId33">
+      <w:hyperlink r:id="rId31">
         <w:r>
           <w:rPr>
             <w:lang w:val="en_US" w:bidi="en_US"/>
@@ -20758,20 +19153,6 @@
       </w:r>
       <w:r>
         <w:rPr>
-          <w:lang w:val="en_US" w:bidi="en_US"/>
-        </w:rPr>
-        <w:t>בַּ⁠לֵּיל֔וֹת</w:t>
-      </w:r>
-    </w:p>
-    <w:p>
-      <w:pPr/>
-      <w:r>
-        <w:rPr>
-          <w:lang w:val="en_US" w:bidi="en_US"/>
-        </w:rPr>
-      </w:r>
-      <w:r>
-        <w:rPr>
           <w:b/>
           <w:lang w:val="en_US" w:bidi="en_US"/>
         </w:rPr>
@@ -20881,20 +19262,6 @@
       </w:r>
       <w:r>
         <w:rPr>
-          <w:lang w:val="en_US" w:bidi="en_US"/>
-        </w:rPr>
-        <w:t>בִּקַּ֕שְׁתִּי אֵ֥ת שֶׁ⁠אָהֲבָ֖ה נַפְשִׁ֑⁠י בִּקַּשְׁתִּ֖י⁠ו</w:t>
-      </w:r>
-    </w:p>
-    <w:p>
-      <w:pPr/>
-      <w:r>
-        <w:rPr>
-          <w:lang w:val="en_US" w:bidi="en_US"/>
-        </w:rPr>
-      </w:r>
-      <w:r>
-        <w:rPr>
           <w:b/>
           <w:lang w:val="en_US" w:bidi="en_US"/>
         </w:rPr>
@@ -20991,20 +19358,6 @@
       </w:r>
       <w:r>
         <w:rPr>
-          <w:lang w:val="en_US" w:bidi="en_US"/>
-        </w:rPr>
-        <w:t>אֵ֥ת שֶׁ⁠אָהֲבָ֖ה נַפְשִׁ֑⁠י</w:t>
-      </w:r>
-    </w:p>
-    <w:p>
-      <w:pPr/>
-      <w:r>
-        <w:rPr>
-          <w:lang w:val="en_US" w:bidi="en_US"/>
-        </w:rPr>
-      </w:r>
-      <w:r>
-        <w:rPr>
           <w:b/>
           <w:lang w:val="en_US" w:bidi="en_US"/>
         </w:rPr>
@@ -21024,7 +19377,7 @@
         </w:rPr>
         <w:t xml:space="preserve">See how you translated the similar phrase “you whom my soul loves” in </w:t>
       </w:r>
-      <w:hyperlink r:id="rId34">
+      <w:hyperlink r:id="rId32">
         <w:r>
           <w:rPr>
             <w:lang w:val="en_US" w:bidi="en_US"/>
@@ -21189,20 +19542,6 @@
       </w:r>
       <w:r>
         <w:rPr>
-          <w:lang w:val="en_US" w:bidi="en_US"/>
-        </w:rPr>
-        <w:t>וַ⁠אֲסוֹבְבָ֣ה בָ⁠עִ֗יר</w:t>
-      </w:r>
-    </w:p>
-    <w:p>
-      <w:pPr/>
-      <w:r>
-        <w:rPr>
-          <w:lang w:val="en_US" w:bidi="en_US"/>
-        </w:rPr>
-      </w:r>
-      <w:r>
-        <w:rPr>
           <w:b/>
           <w:lang w:val="en_US" w:bidi="en_US"/>
         </w:rPr>
@@ -21266,20 +19605,6 @@
       </w:r>
       <w:r>
         <w:rPr>
-          <w:lang w:val="en_US" w:bidi="en_US"/>
-        </w:rPr>
-        <w:t>וּ⁠בָ֣⁠רְחֹב֔וֹת</w:t>
-      </w:r>
-    </w:p>
-    <w:p>
-      <w:pPr/>
-      <w:r>
-        <w:rPr>
-          <w:lang w:val="en_US" w:bidi="en_US"/>
-        </w:rPr>
-      </w:r>
-      <w:r>
-        <w:rPr>
           <w:b/>
           <w:lang w:val="en_US" w:bidi="en_US"/>
         </w:rPr>
@@ -21376,20 +19701,6 @@
       </w:r>
       <w:r>
         <w:rPr>
-          <w:lang w:val="en_US" w:bidi="en_US"/>
-        </w:rPr>
-        <w:t>אֲבַקְשָׁ֕ה &amp; בִּקַּשְׁתִּ֖י⁠ו</w:t>
-      </w:r>
-    </w:p>
-    <w:p>
-      <w:pPr/>
-      <w:r>
-        <w:rPr>
-          <w:lang w:val="en_US" w:bidi="en_US"/>
-        </w:rPr>
-      </w:r>
-      <w:r>
-        <w:rPr>
           <w:b/>
           <w:lang w:val="en_US" w:bidi="en_US"/>
         </w:rPr>
@@ -21466,20 +19777,6 @@
       </w:r>
       <w:r>
         <w:rPr>
-          <w:lang w:val="en_US" w:bidi="en_US"/>
-        </w:rPr>
-        <w:t>אֵ֥ת שֶׁ⁠אָהֲבָ֖ה נַפְשִׁ֑⁠י</w:t>
-      </w:r>
-    </w:p>
-    <w:p>
-      <w:pPr/>
-      <w:r>
-        <w:rPr>
-          <w:lang w:val="en_US" w:bidi="en_US"/>
-        </w:rPr>
-      </w:r>
-      <w:r>
-        <w:rPr>
           <w:b/>
           <w:lang w:val="en_US" w:bidi="en_US"/>
         </w:rPr>
@@ -21499,7 +19796,7 @@
         </w:rPr>
         <w:t xml:space="preserve">See how you translated the similar phrase “you whom my soul loves” in </w:t>
       </w:r>
-      <w:hyperlink r:id="rId34">
+      <w:hyperlink r:id="rId32">
         <w:r>
           <w:rPr>
             <w:lang w:val="en_US" w:bidi="en_US"/>
@@ -21581,20 +19878,6 @@
       </w:r>
       <w:r>
         <w:rPr>
-          <w:lang w:val="en_US" w:bidi="en_US"/>
-        </w:rPr>
-        <w:t>הַ⁠שֹּׁ֣מְרִ֔ים</w:t>
-      </w:r>
-    </w:p>
-    <w:p>
-      <w:pPr/>
-      <w:r>
-        <w:rPr>
-          <w:lang w:val="en_US" w:bidi="en_US"/>
-        </w:rPr>
-      </w:r>
-      <w:r>
-        <w:rPr>
           <w:b/>
           <w:lang w:val="en_US" w:bidi="en_US"/>
         </w:rPr>
@@ -21787,20 +20070,6 @@
       </w:r>
       <w:r>
         <w:rPr>
-          <w:lang w:val="en_US" w:bidi="en_US"/>
-        </w:rPr>
-        <w:t>אֵ֛ת שֶׁ⁠אָהֲבָ֥ה נַפְשִׁ֖⁠י</w:t>
-      </w:r>
-    </w:p>
-    <w:p>
-      <w:pPr/>
-      <w:r>
-        <w:rPr>
-          <w:lang w:val="en_US" w:bidi="en_US"/>
-        </w:rPr>
-      </w:r>
-      <w:r>
-        <w:rPr>
           <w:b/>
           <w:lang w:val="en_US" w:bidi="en_US"/>
         </w:rPr>
@@ -21820,7 +20089,7 @@
         </w:rPr>
         <w:t xml:space="preserve">See how you translated the similar phrase “you whom my soul loves” in </w:t>
       </w:r>
-      <w:hyperlink r:id="rId34">
+      <w:hyperlink r:id="rId32">
         <w:r>
           <w:rPr>
             <w:lang w:val="en_US" w:bidi="en_US"/>
@@ -21902,20 +20171,6 @@
       </w:r>
       <w:r>
         <w:rPr>
-          <w:lang w:val="en_US" w:bidi="en_US"/>
-        </w:rPr>
-        <w:t>אֵ֛ת שֶׁ⁠אָהֲבָ֥ה נַפְשִׁ֖⁠י רְאִיתֶֽם</w:t>
-      </w:r>
-    </w:p>
-    <w:p>
-      <w:pPr/>
-      <w:r>
-        <w:rPr>
-          <w:lang w:val="en_US" w:bidi="en_US"/>
-        </w:rPr>
-      </w:r>
-      <w:r>
-        <w:rPr>
           <w:b/>
           <w:lang w:val="en_US" w:bidi="en_US"/>
         </w:rPr>
@@ -21979,20 +20234,6 @@
       </w:r>
       <w:r>
         <w:rPr>
-          <w:lang w:val="en_US" w:bidi="en_US"/>
-        </w:rPr>
-        <w:t>כִּ⁠מְעַט֙</w:t>
-      </w:r>
-    </w:p>
-    <w:p>
-      <w:pPr/>
-      <w:r>
-        <w:rPr>
-          <w:lang w:val="en_US" w:bidi="en_US"/>
-        </w:rPr>
-      </w:r>
-      <w:r>
-        <w:rPr>
           <w:b/>
           <w:lang w:val="en_US" w:bidi="en_US"/>
         </w:rPr>
@@ -22056,20 +20297,6 @@
       </w:r>
       <w:r>
         <w:rPr>
-          <w:lang w:val="en_US" w:bidi="en_US"/>
-        </w:rPr>
-        <w:t>אֵ֥ת שֶׁ⁠אָהֲבָ֖ה נַפְשִׁ֑⁠י</w:t>
-      </w:r>
-    </w:p>
-    <w:p>
-      <w:pPr/>
-      <w:r>
-        <w:rPr>
-          <w:lang w:val="en_US" w:bidi="en_US"/>
-        </w:rPr>
-      </w:r>
-      <w:r>
-        <w:rPr>
           <w:b/>
           <w:lang w:val="en_US" w:bidi="en_US"/>
         </w:rPr>
@@ -22089,7 +20316,7 @@
         </w:rPr>
         <w:t xml:space="preserve">See how you translated the similar phrase “you whom my soul loves” in </w:t>
       </w:r>
-      <w:hyperlink r:id="rId34">
+      <w:hyperlink r:id="rId32">
         <w:r>
           <w:rPr>
             <w:lang w:val="en_US" w:bidi="en_US"/>
@@ -22171,20 +20398,6 @@
       </w:r>
       <w:r>
         <w:rPr>
-          <w:lang w:val="en_US" w:bidi="en_US"/>
-        </w:rPr>
-        <w:t>שֶׁ֤⁠הֲבֵיאתִי⁠ו֙</w:t>
-      </w:r>
-    </w:p>
-    <w:p>
-      <w:pPr/>
-      <w:r>
-        <w:rPr>
-          <w:lang w:val="en_US" w:bidi="en_US"/>
-        </w:rPr>
-      </w:r>
-      <w:r>
-        <w:rPr>
           <w:b/>
           <w:lang w:val="en_US" w:bidi="en_US"/>
         </w:rPr>
@@ -22281,20 +20494,6 @@
       </w:r>
       <w:r>
         <w:rPr>
-          <w:lang w:val="en_US" w:bidi="en_US"/>
-        </w:rPr>
-        <w:t>שֶׁ֤⁠הֲבֵיאתִי⁠ו֙ אֶל־בֵּ֣ית אִמִּ֔⁠י וְ⁠אֶל־חֶ֖דֶר הוֹרָתִֽ⁠י</w:t>
-      </w:r>
-    </w:p>
-    <w:p>
-      <w:pPr/>
-      <w:r>
-        <w:rPr>
-          <w:lang w:val="en_US" w:bidi="en_US"/>
-        </w:rPr>
-      </w:r>
-      <w:r>
-        <w:rPr>
           <w:b/>
           <w:lang w:val="en_US" w:bidi="en_US"/>
         </w:rPr>
@@ -22397,7 +20596,7 @@
         </w:rPr>
         <w:t xml:space="preserve">This verse is identical to </w:t>
       </w:r>
-      <w:hyperlink r:id="rId28">
+      <w:hyperlink r:id="rId26">
         <w:r>
           <w:rPr>
             <w:lang w:val="en_US" w:bidi="en_US"/>
@@ -22479,20 +20678,6 @@
       </w:r>
       <w:r>
         <w:rPr>
-          <w:lang w:val="en_US" w:bidi="en_US"/>
-        </w:rPr>
-        <w:t>מִ֣י זֹ֗את עֹלָה֙ מִן־הַ⁠מִּדְבָּ֔ר כְּ⁠תִֽימֲר֖וֹת עָשָׁ֑ן מְקֻטֶּ֤רֶת מוֹר֙ וּ⁠לְבוֹנָ֔ה מִ⁠כֹּ֖ל אַבְקַ֥ת רוֹכֵֽל</w:t>
-      </w:r>
-    </w:p>
-    <w:p>
-      <w:pPr/>
-      <w:r>
-        <w:rPr>
-          <w:lang w:val="en_US" w:bidi="en_US"/>
-        </w:rPr>
-      </w:r>
-      <w:r>
-        <w:rPr>
           <w:b/>
           <w:lang w:val="en_US" w:bidi="en_US"/>
         </w:rPr>
@@ -22589,20 +20774,6 @@
       </w:r>
       <w:r>
         <w:rPr>
-          <w:lang w:val="en_US" w:bidi="en_US"/>
-        </w:rPr>
-        <w:t>זֹ֗את עֹלָה֙ מִן־הַ⁠מִּדְבָּ֔ר</w:t>
-      </w:r>
-    </w:p>
-    <w:p>
-      <w:pPr/>
-      <w:r>
-        <w:rPr>
-          <w:lang w:val="en_US" w:bidi="en_US"/>
-        </w:rPr>
-      </w:r>
-      <w:r>
-        <w:rPr>
           <w:b/>
           <w:lang w:val="en_US" w:bidi="en_US"/>
         </w:rPr>
@@ -22821,20 +20992,6 @@
       </w:r>
       <w:r>
         <w:rPr>
-          <w:lang w:val="en_US" w:bidi="en_US"/>
-        </w:rPr>
-        <w:t>עֹלָה֙</w:t>
-      </w:r>
-    </w:p>
-    <w:p>
-      <w:pPr/>
-      <w:r>
-        <w:rPr>
-          <w:lang w:val="en_US" w:bidi="en_US"/>
-        </w:rPr>
-      </w:r>
-      <w:r>
-        <w:rPr>
           <w:b/>
           <w:lang w:val="en_US" w:bidi="en_US"/>
         </w:rPr>
@@ -22931,20 +21088,6 @@
       </w:r>
       <w:r>
         <w:rPr>
-          <w:lang w:val="en_US" w:bidi="en_US"/>
-        </w:rPr>
-        <w:t>כְּ⁠תִֽימֲר֖וֹת עָשָׁ֑ן מְקֻטֶּ֤רֶת מוֹר֙ וּ⁠לְבוֹנָ֔ה</w:t>
-      </w:r>
-    </w:p>
-    <w:p>
-      <w:pPr/>
-      <w:r>
-        <w:rPr>
-          <w:lang w:val="en_US" w:bidi="en_US"/>
-        </w:rPr>
-      </w:r>
-      <w:r>
-        <w:rPr>
           <w:b/>
           <w:lang w:val="en_US" w:bidi="en_US"/>
         </w:rPr>
@@ -23054,20 +21197,6 @@
       </w:r>
       <w:r>
         <w:rPr>
-          <w:lang w:val="en_US" w:bidi="en_US"/>
-        </w:rPr>
-        <w:t>כְּ⁠תִֽימֲר֖וֹת עָשָׁ֑ן מְקֻטֶּ֤רֶת מוֹר֙ וּ⁠לְבוֹנָ֔ה</w:t>
-      </w:r>
-    </w:p>
-    <w:p>
-      <w:pPr/>
-      <w:r>
-        <w:rPr>
-          <w:lang w:val="en_US" w:bidi="en_US"/>
-        </w:rPr>
-      </w:r>
-      <w:r>
-        <w:rPr>
           <w:b/>
           <w:lang w:val="en_US" w:bidi="en_US"/>
         </w:rPr>
@@ -23190,20 +21319,6 @@
       </w:r>
       <w:r>
         <w:rPr>
-          <w:lang w:val="en_US" w:bidi="en_US"/>
-        </w:rPr>
-        <w:t>מְקֻטֶּ֤רֶת</w:t>
-      </w:r>
-    </w:p>
-    <w:p>
-      <w:pPr/>
-      <w:r>
-        <w:rPr>
-          <w:lang w:val="en_US" w:bidi="en_US"/>
-        </w:rPr>
-      </w:r>
-      <w:r>
-        <w:rPr>
           <w:b/>
           <w:lang w:val="en_US" w:bidi="en_US"/>
         </w:rPr>
@@ -23287,20 +21402,6 @@
       </w:r>
       <w:r>
         <w:rPr>
-          <w:lang w:val="en_US" w:bidi="en_US"/>
-        </w:rPr>
-        <w:t>מוֹר֙</w:t>
-      </w:r>
-    </w:p>
-    <w:p>
-      <w:pPr/>
-      <w:r>
-        <w:rPr>
-          <w:lang w:val="en_US" w:bidi="en_US"/>
-        </w:rPr>
-      </w:r>
-      <w:r>
-        <w:rPr>
           <w:b/>
           <w:lang w:val="en_US" w:bidi="en_US"/>
         </w:rPr>
@@ -23364,20 +21465,6 @@
       </w:r>
       <w:r>
         <w:rPr>
-          <w:lang w:val="en_US" w:bidi="en_US"/>
-        </w:rPr>
-        <w:t>מִ⁠כֹּ֖ל אַבְקַ֥ת רוֹכֵֽל</w:t>
-      </w:r>
-    </w:p>
-    <w:p>
-      <w:pPr/>
-      <w:r>
-        <w:rPr>
-          <w:lang w:val="en_US" w:bidi="en_US"/>
-        </w:rPr>
-      </w:r>
-      <w:r>
-        <w:rPr>
           <w:b/>
           <w:lang w:val="en_US" w:bidi="en_US"/>
         </w:rPr>
@@ -23610,20 +21697,6 @@
       </w:r>
       <w:r>
         <w:rPr>
-          <w:lang w:val="en_US" w:bidi="en_US"/>
-        </w:rPr>
-        <w:t>מִטָּת⁠וֹ֙</w:t>
-      </w:r>
-    </w:p>
-    <w:p>
-      <w:pPr/>
-      <w:r>
-        <w:rPr>
-          <w:lang w:val="en_US" w:bidi="en_US"/>
-        </w:rPr>
-      </w:r>
-      <w:r>
-        <w:rPr>
           <w:b/>
           <w:lang w:val="en_US" w:bidi="en_US"/>
         </w:rPr>
@@ -23733,20 +21806,6 @@
       </w:r>
       <w:r>
         <w:rPr>
-          <w:lang w:val="en_US" w:bidi="en_US"/>
-        </w:rPr>
-        <w:t>מִטָּת⁠וֹ֙ שֶׁ⁠לִּ⁠שְׁלֹמֹ֔ה</w:t>
-      </w:r>
-    </w:p>
-    <w:p>
-      <w:pPr/>
-      <w:r>
-        <w:rPr>
-          <w:lang w:val="en_US" w:bidi="en_US"/>
-        </w:rPr>
-      </w:r>
-      <w:r>
-        <w:rPr>
           <w:b/>
           <w:lang w:val="en_US" w:bidi="en_US"/>
         </w:rPr>
@@ -23895,20 +21954,6 @@
       </w:r>
       <w:r>
         <w:rPr>
-          <w:lang w:val="en_US" w:bidi="en_US"/>
-        </w:rPr>
-        <w:t>מְלֻמְּדֵ֖י מִלְחָמָ֑ה</w:t>
-      </w:r>
-    </w:p>
-    <w:p>
-      <w:pPr/>
-      <w:r>
-        <w:rPr>
-          <w:lang w:val="en_US" w:bidi="en_US"/>
-        </w:rPr>
-      </w:r>
-      <w:r>
-        <w:rPr>
           <w:b/>
           <w:lang w:val="en_US" w:bidi="en_US"/>
         </w:rPr>
@@ -23972,20 +22017,6 @@
       </w:r>
       <w:r>
         <w:rPr>
-          <w:lang w:val="en_US" w:bidi="en_US"/>
-        </w:rPr>
-        <w:t>אִ֤ישׁ חַרְבּ⁠וֹ֙ עַל־יְרֵכ֔⁠וֹ מִ⁠פַּ֖חַד בַּ⁠לֵּילּֽוֹת</w:t>
-      </w:r>
-    </w:p>
-    <w:p>
-      <w:pPr/>
-      <w:r>
-        <w:rPr>
-          <w:lang w:val="en_US" w:bidi="en_US"/>
-        </w:rPr>
-      </w:r>
-      <w:r>
-        <w:rPr>
           <w:b/>
           <w:lang w:val="en_US" w:bidi="en_US"/>
         </w:rPr>
@@ -24204,20 +22235,6 @@
       </w:r>
       <w:r>
         <w:rPr>
-          <w:lang w:val="en_US" w:bidi="en_US"/>
-        </w:rPr>
-        <w:t>אַפִּרְי֗וֹן</w:t>
-      </w:r>
-    </w:p>
-    <w:p>
-      <w:pPr/>
-      <w:r>
-        <w:rPr>
-          <w:lang w:val="en_US" w:bidi="en_US"/>
-        </w:rPr>
-      </w:r>
-      <w:r>
-        <w:rPr>
           <w:b/>
           <w:lang w:val="en_US" w:bidi="en_US"/>
         </w:rPr>
@@ -24250,7 +22267,7 @@
         </w:rPr>
         <w:t xml:space="preserve"> refers to the same object that the term “litter” referred to in </w:t>
       </w:r>
-      <w:hyperlink r:id="rId35">
+      <w:hyperlink r:id="rId33">
         <w:r>
           <w:rPr>
             <w:lang w:val="en_US" w:bidi="en_US"/>
@@ -24307,7 +22324,7 @@
         </w:rPr>
         <w:t xml:space="preserve"> the same way you translated “litter” in </w:t>
       </w:r>
-      <w:hyperlink r:id="rId35">
+      <w:hyperlink r:id="rId33">
         <w:r>
           <w:rPr>
             <w:lang w:val="en_US" w:bidi="en_US"/>
@@ -24389,20 +22406,6 @@
       </w:r>
       <w:r>
         <w:rPr>
-          <w:lang w:val="en_US" w:bidi="en_US"/>
-        </w:rPr>
-        <w:t>אַפִּרְי֗וֹן עָ֤שָׂה ל⁠וֹ֙ הַ⁠מֶּ֣לֶךְ שְׁלֹמֹ֔ה מֵ⁠עֲצֵ֖י הַ⁠לְּבָנֽוֹן</w:t>
-      </w:r>
-    </w:p>
-    <w:p>
-      <w:pPr/>
-      <w:r>
-        <w:rPr>
-          <w:lang w:val="en_US" w:bidi="en_US"/>
-        </w:rPr>
-      </w:r>
-      <w:r>
-        <w:rPr>
           <w:b/>
           <w:lang w:val="en_US" w:bidi="en_US"/>
         </w:rPr>
@@ -24549,20 +22552,6 @@
       </w:r>
       <w:r>
         <w:rPr>
-          <w:lang w:val="en_US" w:bidi="en_US"/>
-        </w:rPr>
-        <w:t>אַפִּרְי֗וֹן עָ֤שָׂה ל⁠וֹ֙ &amp; עַמּוּדָי⁠ו֙ עָ֣שָׂה כֶ֔סֶף</w:t>
-      </w:r>
-    </w:p>
-    <w:p>
-      <w:pPr/>
-      <w:r>
-        <w:rPr>
-          <w:lang w:val="en_US" w:bidi="en_US"/>
-        </w:rPr>
-      </w:r>
-      <w:r>
-        <w:rPr>
           <w:b/>
           <w:lang w:val="en_US" w:bidi="en_US"/>
         </w:rPr>
@@ -24896,20 +22885,6 @@
       </w:r>
       <w:r>
         <w:rPr>
-          <w:lang w:val="en_US" w:bidi="en_US"/>
-        </w:rPr>
-        <w:t>מֶרְכָּב֖⁠וֹ אַרְגָּמָ֑ן</w:t>
-      </w:r>
-    </w:p>
-    <w:p>
-      <w:pPr/>
-      <w:r>
-        <w:rPr>
-          <w:lang w:val="en_US" w:bidi="en_US"/>
-        </w:rPr>
-      </w:r>
-      <w:r>
-        <w:rPr>
           <w:b/>
           <w:lang w:val="en_US" w:bidi="en_US"/>
         </w:rPr>
@@ -24973,20 +22948,6 @@
       </w:r>
       <w:r>
         <w:rPr>
-          <w:lang w:val="en_US" w:bidi="en_US"/>
-        </w:rPr>
-        <w:t>תּוֹכ⁠וֹ֙ רָצ֣וּף אַהֲבָ֔ה מִ⁠בְּנ֖וֹת יְרוּשָׁלִָֽם</w:t>
-      </w:r>
-    </w:p>
-    <w:p>
-      <w:pPr/>
-      <w:r>
-        <w:rPr>
-          <w:lang w:val="en_US" w:bidi="en_US"/>
-        </w:rPr>
-      </w:r>
-      <w:r>
-        <w:rPr>
           <w:b/>
           <w:lang w:val="en_US" w:bidi="en_US"/>
         </w:rPr>
@@ -25166,20 +23127,6 @@
       </w:r>
       <w:r>
         <w:rPr>
-          <w:lang w:val="en_US" w:bidi="en_US"/>
-        </w:rPr>
-        <w:t>תּוֹכ⁠וֹ֙ רָצ֣וּף אַהֲבָ֔ה מִ⁠בְּנ֖וֹת יְרוּשָׁלִָֽם</w:t>
-      </w:r>
-    </w:p>
-    <w:p>
-      <w:pPr/>
-      <w:r>
-        <w:rPr>
-          <w:lang w:val="en_US" w:bidi="en_US"/>
-        </w:rPr>
-      </w:r>
-      <w:r>
-        <w:rPr>
           <w:b/>
           <w:lang w:val="en_US" w:bidi="en_US"/>
         </w:rPr>
@@ -25275,7 +23222,7 @@
         </w:rPr>
         <w:t xml:space="preserve"> in </w:t>
       </w:r>
-      <w:hyperlink r:id="rId20">
+      <w:hyperlink r:id="rId18">
         <w:r>
           <w:rPr>
             <w:lang w:val="en_US" w:bidi="en_US"/>
@@ -25357,20 +23304,6 @@
       </w:r>
       <w:r>
         <w:rPr>
-          <w:lang w:val="en_US" w:bidi="en_US"/>
-        </w:rPr>
-        <w:t>צְאֶ֧ינָה</w:t>
-      </w:r>
-    </w:p>
-    <w:p>
-      <w:pPr/>
-      <w:r>
-        <w:rPr>
-          <w:lang w:val="en_US" w:bidi="en_US"/>
-        </w:rPr>
-      </w:r>
-      <w:r>
-        <w:rPr>
           <w:b/>
           <w:lang w:val="en_US" w:bidi="en_US"/>
         </w:rPr>
@@ -25467,20 +23400,6 @@
       </w:r>
       <w:r>
         <w:rPr>
-          <w:lang w:val="en_US" w:bidi="en_US"/>
-        </w:rPr>
-        <w:t>בְּנ֥וֹת צִיּ֖וֹן</w:t>
-      </w:r>
-    </w:p>
-    <w:p>
-      <w:pPr/>
-      <w:r>
-        <w:rPr>
-          <w:lang w:val="en_US" w:bidi="en_US"/>
-        </w:rPr>
-      </w:r>
-      <w:r>
-        <w:rPr>
           <w:b/>
           <w:lang w:val="en_US" w:bidi="en_US"/>
         </w:rPr>
@@ -25513,7 +23432,7 @@
         </w:rPr>
         <w:t xml:space="preserve"> is a poetic way of referring to the young women who were from the city of Jerusalem (These are probably the same women as the “marriageable women” in </w:t>
       </w:r>
-      <w:hyperlink r:id="rId18">
+      <w:hyperlink r:id="rId16">
         <w:r>
           <w:rPr>
             <w:lang w:val="en_US" w:bidi="en_US"/>
@@ -25531,7 +23450,7 @@
         </w:rPr>
         <w:t xml:space="preserve"> and the women referred to as “daughters of Jerusalem” in </w:t>
       </w:r>
-      <w:hyperlink r:id="rId28">
+      <w:hyperlink r:id="rId26">
         <w:r>
           <w:rPr>
             <w:lang w:val="en_US" w:bidi="en_US"/>
@@ -25549,7 +23468,7 @@
         </w:rPr>
         <w:t xml:space="preserve"> and </w:t>
       </w:r>
-      <w:hyperlink r:id="rId36">
+      <w:hyperlink r:id="rId34">
         <w:r>
           <w:rPr>
             <w:lang w:val="en_US" w:bidi="en_US"/>
@@ -25624,20 +23543,6 @@
       </w:r>
       <w:r>
         <w:rPr>
-          <w:lang w:val="en_US" w:bidi="en_US"/>
-        </w:rPr>
-        <w:t>בְּ⁠י֣וֹם חֲתֻנָּת֔⁠וֹ וּ⁠בְ⁠י֖וֹם שִׂמְחַ֥ת לִבּֽ⁠וֹ</w:t>
-      </w:r>
-    </w:p>
-    <w:p>
-      <w:pPr/>
-      <w:r>
-        <w:rPr>
-          <w:lang w:val="en_US" w:bidi="en_US"/>
-        </w:rPr>
-      </w:r>
-      <w:r>
-        <w:rPr>
           <w:b/>
           <w:lang w:val="en_US" w:bidi="en_US"/>
         </w:rPr>
@@ -25721,20 +23626,6 @@
       </w:r>
       <w:r>
         <w:rPr>
-          <w:lang w:val="en_US" w:bidi="en_US"/>
-        </w:rPr>
-        <w:t>וּ⁠בְ⁠י֖וֹם שִׂמְחַ֥ת לִבּֽ⁠וֹ</w:t>
-      </w:r>
-    </w:p>
-    <w:p>
-      <w:pPr/>
-      <w:r>
-        <w:rPr>
-          <w:lang w:val="en_US" w:bidi="en_US"/>
-        </w:rPr>
-      </w:r>
-      <w:r>
-        <w:rPr>
           <w:b/>
           <w:lang w:val="en_US" w:bidi="en_US"/>
         </w:rPr>
@@ -25953,7 +23844,7 @@
         </w:rPr>
         <w:t xml:space="preserve">The man describes the woman he loves as the epitome of beauty and attractiveness in </w:t>
       </w:r>
-      <w:hyperlink r:id="rId37">
+      <w:hyperlink r:id="rId35">
         <w:r>
           <w:rPr>
             <w:lang w:val="en_US" w:bidi="en_US"/>
@@ -25971,7 +23862,7 @@
         </w:rPr>
         <w:t xml:space="preserve"> and in </w:t>
       </w:r>
-      <w:hyperlink r:id="rId38">
+      <w:hyperlink r:id="rId36">
         <w:r>
           <w:rPr>
             <w:lang w:val="en_US" w:bidi="en_US"/>
@@ -26014,7 +23905,7 @@
         </w:rPr>
         <w:t xml:space="preserve">In </w:t>
       </w:r>
-      <w:hyperlink r:id="rId39">
+      <w:hyperlink r:id="rId37">
         <w:r>
           <w:rPr>
             <w:lang w:val="en_US" w:bidi="en_US"/>
@@ -26032,7 +23923,7 @@
         </w:rPr>
         <w:t xml:space="preserve"> the man speaks of the woman he loves as if she were far away from him and he invites her to “come with” him and “descend from” the height of three high places and be with him. The woman is not actually dwelling in these places but rather the man is using imaginative and poetic language to describe how he feels about being separated from her and to describe his desire to be with her. In </w:t>
       </w:r>
-      <w:hyperlink r:id="rId40">
+      <w:hyperlink r:id="rId38">
         <w:r>
           <w:rPr>
             <w:lang w:val="en_US" w:bidi="en_US"/>
@@ -26080,7 +23971,7 @@
           <w:lang w:val="en_US" w:bidi="en_US"/>
         </w:rPr>
       </w:r>
-      <w:hyperlink r:id="rId41">
+      <w:hyperlink r:id="rId39">
         <w:r>
           <w:rPr>
             <w:lang w:val="en_US" w:bidi="en_US"/>
@@ -26098,7 +23989,7 @@
         </w:rPr>
         <w:t xml:space="preserve"> is an extended metaphor. This metaphor is a conversation between the man and the woman he loves in which the man first compares the woman he loves to “a locked garden” (in </w:t>
       </w:r>
-      <w:hyperlink r:id="rId42">
+      <w:hyperlink r:id="rId40">
         <w:r>
           <w:rPr>
             <w:lang w:val="en_US" w:bidi="en_US"/>
@@ -26116,7 +24007,7 @@
         </w:rPr>
         <w:t xml:space="preserve">) where many delightful things grow and then the woman responds by inviting the man to come to her garden in </w:t>
       </w:r>
-      <w:hyperlink r:id="rId43">
+      <w:hyperlink r:id="rId41">
         <w:r>
           <w:rPr>
             <w:lang w:val="en_US" w:bidi="en_US"/>
@@ -26134,7 +24025,7 @@
         </w:rPr>
         <w:t xml:space="preserve">. The man then responds to her invitation in </w:t>
       </w:r>
-      <w:hyperlink r:id="rId44">
+      <w:hyperlink r:id="rId42">
         <w:r>
           <w:rPr>
             <w:lang w:val="en_US" w:bidi="en_US"/>
@@ -26165,7 +24056,7 @@
         </w:rPr>
         <w:t xml:space="preserve"> is used as a metaphor for the woman in </w:t>
       </w:r>
-      <w:hyperlink r:id="rId40">
+      <w:hyperlink r:id="rId38">
         <w:r>
           <w:rPr>
             <w:lang w:val="en_US" w:bidi="en_US"/>
@@ -26183,7 +24074,7 @@
         </w:rPr>
         <w:t xml:space="preserve">, in </w:t>
       </w:r>
-      <w:hyperlink r:id="rId43">
+      <w:hyperlink r:id="rId41">
         <w:r>
           <w:rPr>
             <w:lang w:val="en_US" w:bidi="en_US"/>
@@ -26201,7 +24092,7 @@
         </w:rPr>
         <w:t xml:space="preserve"> (two times), and in </w:t>
       </w:r>
-      <w:hyperlink r:id="rId44">
+      <w:hyperlink r:id="rId42">
         <w:r>
           <w:rPr>
             <w:lang w:val="en_US" w:bidi="en_US"/>
@@ -26219,7 +24110,7 @@
         </w:rPr>
         <w:t xml:space="preserve">. You should be consistent in how you translate the term “garden.” In </w:t>
       </w:r>
-      <w:hyperlink r:id="rId45">
+      <w:hyperlink r:id="rId43">
         <w:r>
           <w:rPr>
             <w:lang w:val="en_US" w:bidi="en_US"/>
@@ -26237,7 +24128,7 @@
         </w:rPr>
         <w:t xml:space="preserve"> the man speaks of the woman’s body as “an orchard of pomegranate trees with delicious fruits” and then in </w:t>
       </w:r>
-      <w:hyperlink r:id="rId43">
+      <w:hyperlink r:id="rId41">
         <w:r>
           <w:rPr>
             <w:lang w:val="en_US" w:bidi="en_US"/>
@@ -26381,7 +24272,7 @@
         </w:rPr>
         <w:t xml:space="preserve">See how you translated these two parallel phrases in </w:t>
       </w:r>
-      <w:hyperlink r:id="rId27">
+      <w:hyperlink r:id="rId25">
         <w:r>
           <w:rPr>
             <w:lang w:val="en_US" w:bidi="en_US"/>
@@ -26495,7 +24386,7 @@
         </w:rPr>
         <w:t xml:space="preserve"> in </w:t>
       </w:r>
-      <w:hyperlink r:id="rId27">
+      <w:hyperlink r:id="rId25">
         <w:r>
           <w:rPr>
             <w:lang w:val="en_US" w:bidi="en_US"/>
@@ -26577,20 +24468,6 @@
       </w:r>
       <w:r>
         <w:rPr>
-          <w:lang w:val="en_US" w:bidi="en_US"/>
-        </w:rPr>
-        <w:t>שַׂעְרֵ⁠ךְ֙ כְּ⁠עֵ֣דֶר הָֽ⁠עִזִּ֔ים שֶׁ⁠גָּלְשׁ֖וּ מֵ⁠הַ֥ר גִּלְעָֽד</w:t>
-      </w:r>
-    </w:p>
-    <w:p>
-      <w:pPr/>
-      <w:r>
-        <w:rPr>
-          <w:lang w:val="en_US" w:bidi="en_US"/>
-        </w:rPr>
-      </w:r>
-      <w:r>
-        <w:rPr>
           <w:b/>
           <w:lang w:val="en_US" w:bidi="en_US"/>
         </w:rPr>
@@ -26796,20 +24673,6 @@
       </w:r>
       <w:r>
         <w:rPr>
-          <w:lang w:val="en_US" w:bidi="en_US"/>
-        </w:rPr>
-        <w:t>הַ⁠קְּצוּב֔וֹת</w:t>
-      </w:r>
-    </w:p>
-    <w:p>
-      <w:pPr/>
-      <w:r>
-        <w:rPr>
-          <w:lang w:val="en_US" w:bidi="en_US"/>
-        </w:rPr>
-      </w:r>
-      <w:r>
-        <w:rPr>
           <w:b/>
           <w:lang w:val="en_US" w:bidi="en_US"/>
         </w:rPr>
@@ -26893,20 +24756,6 @@
       </w:r>
       <w:r>
         <w:rPr>
-          <w:lang w:val="en_US" w:bidi="en_US"/>
-        </w:rPr>
-        <w:t>מַתְאִימ֔וֹת</w:t>
-      </w:r>
-    </w:p>
-    <w:p>
-      <w:pPr/>
-      <w:r>
-        <w:rPr>
-          <w:lang w:val="en_US" w:bidi="en_US"/>
-        </w:rPr>
-      </w:r>
-      <w:r>
-        <w:rPr>
           <w:b/>
           <w:lang w:val="en_US" w:bidi="en_US"/>
         </w:rPr>
@@ -27073,20 +24922,6 @@
       </w:r>
       <w:r>
         <w:rPr>
-          <w:lang w:val="en_US" w:bidi="en_US"/>
-        </w:rPr>
-        <w:t>וְ⁠שַׁכֻּלָ֖ה אֵ֥ין בָּ⁠הֶֽם</w:t>
-      </w:r>
-    </w:p>
-    <w:p>
-      <w:pPr/>
-      <w:r>
-        <w:rPr>
-          <w:lang w:val="en_US" w:bidi="en_US"/>
-        </w:rPr>
-      </w:r>
-      <w:r>
-        <w:rPr>
           <w:b/>
           <w:lang w:val="en_US" w:bidi="en_US"/>
         </w:rPr>
@@ -27253,20 +25088,6 @@
       </w:r>
       <w:r>
         <w:rPr>
-          <w:lang w:val="en_US" w:bidi="en_US"/>
-        </w:rPr>
-        <w:t>כְּ⁠פֶ֤לַח הָֽ⁠רִמּוֹן֙ רַקָּתֵ֔⁠ךְ</w:t>
-      </w:r>
-    </w:p>
-    <w:p>
-      <w:pPr/>
-      <w:r>
-        <w:rPr>
-          <w:lang w:val="en_US" w:bidi="en_US"/>
-        </w:rPr>
-      </w:r>
-      <w:r>
-        <w:rPr>
           <w:b/>
           <w:lang w:val="en_US" w:bidi="en_US"/>
         </w:rPr>
@@ -27356,20 +25177,6 @@
       </w:r>
       <w:r>
         <w:rPr>
-          <w:lang w:val="en_US" w:bidi="en_US"/>
-        </w:rPr>
-        <w:t>כְּ⁠פֶ֤לַח הָֽ⁠רִמּוֹן֙ רַקָּתֵ֔⁠ךְ</w:t>
-      </w:r>
-    </w:p>
-    <w:p>
-      <w:pPr/>
-      <w:r>
-        <w:rPr>
-          <w:lang w:val="en_US" w:bidi="en_US"/>
-        </w:rPr>
-      </w:r>
-      <w:r>
-        <w:rPr>
           <w:b/>
           <w:lang w:val="en_US" w:bidi="en_US"/>
         </w:rPr>
@@ -27550,7 +25357,7 @@
         </w:rPr>
         <w:t xml:space="preserve"> in </w:t>
       </w:r>
-      <w:hyperlink r:id="rId46">
+      <w:hyperlink r:id="rId44">
         <w:r>
           <w:rPr>
             <w:lang w:val="en_US" w:bidi="en_US"/>
@@ -27612,20 +25419,6 @@
       </w:r>
       <w:r>
         <w:rPr>
-          <w:lang w:val="en_US" w:bidi="en_US"/>
-        </w:rPr>
-        <w:t>כְּ⁠מִגְדַּ֤ל דָּוִיד֙ צַוָּארֵ֔⁠ךְ בָּנ֖וּי לְ⁠תַלְפִּיּ֑וֹת</w:t>
-      </w:r>
-    </w:p>
-    <w:p>
-      <w:pPr/>
-      <w:r>
-        <w:rPr>
-          <w:lang w:val="en_US" w:bidi="en_US"/>
-        </w:rPr>
-      </w:r>
-      <w:r>
-        <w:rPr>
           <w:b/>
           <w:lang w:val="en_US" w:bidi="en_US"/>
         </w:rPr>
@@ -27748,20 +25541,6 @@
       </w:r>
       <w:r>
         <w:rPr>
-          <w:lang w:val="en_US" w:bidi="en_US"/>
-        </w:rPr>
-        <w:t>כְּ⁠מִגְדַּ֤ל דָּוִיד֙</w:t>
-      </w:r>
-    </w:p>
-    <w:p>
-      <w:pPr/>
-      <w:r>
-        <w:rPr>
-          <w:lang w:val="en_US" w:bidi="en_US"/>
-        </w:rPr>
-      </w:r>
-      <w:r>
-        <w:rPr>
           <w:b/>
           <w:lang w:val="en_US" w:bidi="en_US"/>
         </w:rPr>
@@ -27858,20 +25637,6 @@
       </w:r>
       <w:r>
         <w:rPr>
-          <w:lang w:val="en_US" w:bidi="en_US"/>
-        </w:rPr>
-        <w:t>כְּ⁠מִגְדַּ֤ל דָּוִיד֙ צַוָּארֵ֔⁠ךְ בָּנ֖וּי לְ⁠תַלְפִּיּ֑וֹת</w:t>
-      </w:r>
-    </w:p>
-    <w:p>
-      <w:pPr/>
-      <w:r>
-        <w:rPr>
-          <w:lang w:val="en_US" w:bidi="en_US"/>
-        </w:rPr>
-      </w:r>
-      <w:r>
-        <w:rPr>
           <w:b/>
           <w:lang w:val="en_US" w:bidi="en_US"/>
         </w:rPr>
@@ -27955,20 +25720,6 @@
       </w:r>
       <w:r>
         <w:rPr>
-          <w:lang w:val="en_US" w:bidi="en_US"/>
-        </w:rPr>
-        <w:t>בָּנ֖וּי לְ⁠תַלְפִּיּ֑וֹת</w:t>
-      </w:r>
-    </w:p>
-    <w:p>
-      <w:pPr/>
-      <w:r>
-        <w:rPr>
-          <w:lang w:val="en_US" w:bidi="en_US"/>
-        </w:rPr>
-      </w:r>
-      <w:r>
-        <w:rPr>
           <w:b/>
           <w:lang w:val="en_US" w:bidi="en_US"/>
         </w:rPr>
@@ -28032,20 +25783,6 @@
       </w:r>
       <w:r>
         <w:rPr>
-          <w:lang w:val="en_US" w:bidi="en_US"/>
-        </w:rPr>
-        <w:t>אֶ֤לֶף הַ⁠מָּגֵן֙ תָּל֣וּי עָלָ֔י⁠ו כֹּ֖ל שִׁלְטֵ֥י הַ⁠גִּבּוֹרִֽים</w:t>
-      </w:r>
-    </w:p>
-    <w:p>
-      <w:pPr/>
-      <w:r>
-        <w:rPr>
-          <w:lang w:val="en_US" w:bidi="en_US"/>
-        </w:rPr>
-      </w:r>
-      <w:r>
-        <w:rPr>
           <w:b/>
           <w:lang w:val="en_US" w:bidi="en_US"/>
         </w:rPr>
@@ -28168,20 +25905,6 @@
       </w:r>
       <w:r>
         <w:rPr>
-          <w:lang w:val="en_US" w:bidi="en_US"/>
-        </w:rPr>
-        <w:t>אֶ֤לֶף</w:t>
-      </w:r>
-    </w:p>
-    <w:p>
-      <w:pPr/>
-      <w:r>
-        <w:rPr>
-          <w:lang w:val="en_US" w:bidi="en_US"/>
-        </w:rPr>
-      </w:r>
-      <w:r>
-        <w:rPr>
           <w:b/>
           <w:lang w:val="en_US" w:bidi="en_US"/>
         </w:rPr>
@@ -28278,20 +26001,6 @@
       </w:r>
       <w:r>
         <w:rPr>
-          <w:lang w:val="en_US" w:bidi="en_US"/>
-        </w:rPr>
-        <w:t>אֶ֤לֶף הַ⁠מָּגֵן֙ תָּל֣וּי עָלָ֔י⁠ו כֹּ֖ל שִׁלְטֵ֥י הַ⁠גִּבּוֹרִֽים</w:t>
-      </w:r>
-    </w:p>
-    <w:p>
-      <w:pPr/>
-      <w:r>
-        <w:rPr>
-          <w:lang w:val="en_US" w:bidi="en_US"/>
-        </w:rPr>
-      </w:r>
-      <w:r>
-        <w:rPr>
           <w:b/>
           <w:lang w:val="en_US" w:bidi="en_US"/>
         </w:rPr>
@@ -28568,7 +26277,7 @@
         </w:rPr>
         <w:t xml:space="preserve">See how you translated the plural form “gazelles” in </w:t>
       </w:r>
-      <w:hyperlink r:id="rId28">
+      <w:hyperlink r:id="rId26">
         <w:r>
           <w:rPr>
             <w:lang w:val="en_US" w:bidi="en_US"/>
@@ -28669,7 +26378,7 @@
         </w:rPr>
         <w:t xml:space="preserve">See how you translated the singular form “lily” in </w:t>
       </w:r>
-      <w:hyperlink r:id="rId24">
+      <w:hyperlink r:id="rId22">
         <w:r>
           <w:rPr>
             <w:lang w:val="en_US" w:bidi="en_US"/>
@@ -28751,20 +26460,6 @@
       </w:r>
       <w:r>
         <w:rPr>
-          <w:lang w:val="en_US" w:bidi="en_US"/>
-        </w:rPr>
-        <w:t>עַ֤ד שֶׁ⁠יָּפ֨וּחַ֙ הַ⁠יּ֔וֹם וְ⁠נָ֖סוּ הַ⁠צְּלָלִ֑ים</w:t>
-      </w:r>
-    </w:p>
-    <w:p>
-      <w:pPr/>
-      <w:r>
-        <w:rPr>
-          <w:lang w:val="en_US" w:bidi="en_US"/>
-        </w:rPr>
-      </w:r>
-      <w:r>
-        <w:rPr>
           <w:b/>
           <w:lang w:val="en_US" w:bidi="en_US"/>
         </w:rPr>
@@ -28797,7 +26492,7 @@
         </w:rPr>
         <w:t xml:space="preserve"> in </w:t>
       </w:r>
-      <w:hyperlink r:id="rId47">
+      <w:hyperlink r:id="rId45">
         <w:r>
           <w:rPr>
             <w:lang w:val="en_US" w:bidi="en_US"/>
@@ -28879,20 +26574,6 @@
       </w:r>
       <w:r>
         <w:rPr>
-          <w:lang w:val="en_US" w:bidi="en_US"/>
-        </w:rPr>
-        <w:t>אֵ֤לֶךְ לִ⁠י֙</w:t>
-      </w:r>
-    </w:p>
-    <w:p>
-      <w:pPr/>
-      <w:r>
-        <w:rPr>
-          <w:lang w:val="en_US" w:bidi="en_US"/>
-        </w:rPr>
-      </w:r>
-      <w:r>
-        <w:rPr>
           <w:b/>
           <w:lang w:val="en_US" w:bidi="en_US"/>
         </w:rPr>
@@ -29021,7 +26702,7 @@
         </w:rPr>
         <w:t xml:space="preserve"> in </w:t>
       </w:r>
-      <w:hyperlink r:id="rId22">
+      <w:hyperlink r:id="rId20">
         <w:r>
           <w:rPr>
             <w:lang w:val="en_US" w:bidi="en_US"/>
@@ -29212,20 +26893,6 @@
       </w:r>
       <w:r>
         <w:rPr>
-          <w:lang w:val="en_US" w:bidi="en_US"/>
-        </w:rPr>
-        <w:t>כֻּלָּ֤⁠ךְ יָפָה֙</w:t>
-      </w:r>
-    </w:p>
-    <w:p>
-      <w:pPr/>
-      <w:r>
-        <w:rPr>
-          <w:lang w:val="en_US" w:bidi="en_US"/>
-        </w:rPr>
-      </w:r>
-      <w:r>
-        <w:rPr>
           <w:b/>
           <w:lang w:val="en_US" w:bidi="en_US"/>
         </w:rPr>
@@ -29372,20 +27039,6 @@
       </w:r>
       <w:r>
         <w:rPr>
-          <w:lang w:val="en_US" w:bidi="en_US"/>
-        </w:rPr>
-        <w:t>אִתִּ֤⁠י &amp; תָּב֑וֹאִי</w:t>
-      </w:r>
-    </w:p>
-    <w:p>
-      <w:pPr/>
-      <w:r>
-        <w:rPr>
-          <w:lang w:val="en_US" w:bidi="en_US"/>
-        </w:rPr>
-      </w:r>
-      <w:r>
-        <w:rPr>
           <w:b/>
           <w:lang w:val="en_US" w:bidi="en_US"/>
         </w:rPr>
@@ -29687,20 +27340,6 @@
       </w:r>
       <w:r>
         <w:rPr>
-          <w:lang w:val="en_US" w:bidi="en_US"/>
-        </w:rPr>
-        <w:t>מִ⁠מְּעֹנ֣וֹת אֲרָי֔וֹת מֵֽ⁠הַרְרֵ֖י נְמֵרִֽים</w:t>
-      </w:r>
-    </w:p>
-    <w:p>
-      <w:pPr/>
-      <w:r>
-        <w:rPr>
-          <w:lang w:val="en_US" w:bidi="en_US"/>
-        </w:rPr>
-      </w:r>
-      <w:r>
-        <w:rPr>
           <w:b/>
           <w:lang w:val="en_US" w:bidi="en_US"/>
         </w:rPr>
@@ -29784,20 +27423,6 @@
       </w:r>
       <w:r>
         <w:rPr>
-          <w:lang w:val="en_US" w:bidi="en_US"/>
-        </w:rPr>
-        <w:t>לִבַּבְתִּ֖⁠נִי אֲחֹתִ֣⁠י כַלָּ֑ה לִבַּבְתִּ֨י⁠נִי֙</w:t>
-      </w:r>
-    </w:p>
-    <w:p>
-      <w:pPr/>
-      <w:r>
-        <w:rPr>
-          <w:lang w:val="en_US" w:bidi="en_US"/>
-        </w:rPr>
-      </w:r>
-      <w:r>
-        <w:rPr>
           <w:b/>
           <w:lang w:val="en_US" w:bidi="en_US"/>
         </w:rPr>
@@ -29894,20 +27519,6 @@
       </w:r>
       <w:r>
         <w:rPr>
-          <w:lang w:val="en_US" w:bidi="en_US"/>
-        </w:rPr>
-        <w:t>לִבַּבְתִּ֖⁠נִי &amp; לִבַּבְתִּ֨י⁠נִי֙</w:t>
-      </w:r>
-    </w:p>
-    <w:p>
-      <w:pPr/>
-      <w:r>
-        <w:rPr>
-          <w:lang w:val="en_US" w:bidi="en_US"/>
-        </w:rPr>
-      </w:r>
-      <w:r>
-        <w:rPr>
           <w:b/>
           <w:lang w:val="en_US" w:bidi="en_US"/>
         </w:rPr>
@@ -30191,20 +27802,6 @@
       </w:r>
       <w:r>
         <w:rPr>
-          <w:lang w:val="en_US" w:bidi="en_US"/>
-        </w:rPr>
-        <w:t>מַה &amp; מַה</w:t>
-      </w:r>
-    </w:p>
-    <w:p>
-      <w:pPr/>
-      <w:r>
-        <w:rPr>
-          <w:lang w:val="en_US" w:bidi="en_US"/>
-        </w:rPr>
-      </w:r>
-      <w:r>
-        <w:rPr>
           <w:b/>
           <w:lang w:val="en_US" w:bidi="en_US"/>
         </w:rPr>
@@ -30353,7 +27950,7 @@
         </w:rPr>
         <w:t xml:space="preserve"> in </w:t>
       </w:r>
-      <w:hyperlink r:id="rId48">
+      <w:hyperlink r:id="rId46">
         <w:r>
           <w:rPr>
             <w:lang w:val="en_US" w:bidi="en_US"/>
@@ -30435,20 +28032,6 @@
       </w:r>
       <w:r>
         <w:rPr>
-          <w:lang w:val="en_US" w:bidi="en_US"/>
-        </w:rPr>
-        <w:t>מַה־יָּפ֥וּ דֹדַ֖יִ⁠ךְ אֲחֹתִ֣⁠י כַלָּ֑ה מַה־טֹּ֤בוּ דֹדַ֨יִ⁠ךְ֙ מִ⁠יַּ֔יִן</w:t>
-      </w:r>
-    </w:p>
-    <w:p>
-      <w:pPr/>
-      <w:r>
-        <w:rPr>
-          <w:lang w:val="en_US" w:bidi="en_US"/>
-        </w:rPr>
-      </w:r>
-      <w:r>
-        <w:rPr>
           <w:b/>
           <w:lang w:val="en_US" w:bidi="en_US"/>
         </w:rPr>
@@ -30641,20 +28224,6 @@
       </w:r>
       <w:r>
         <w:rPr>
-          <w:lang w:val="en_US" w:bidi="en_US"/>
-        </w:rPr>
-        <w:t>שְׁמָנַ֖יִ⁠ךְ</w:t>
-      </w:r>
-    </w:p>
-    <w:p>
-      <w:pPr/>
-      <w:r>
-        <w:rPr>
-          <w:lang w:val="en_US" w:bidi="en_US"/>
-        </w:rPr>
-      </w:r>
-      <w:r>
-        <w:rPr>
           <w:b/>
           <w:lang w:val="en_US" w:bidi="en_US"/>
         </w:rPr>
@@ -30834,20 +28403,6 @@
       </w:r>
       <w:r>
         <w:rPr>
-          <w:lang w:val="en_US" w:bidi="en_US"/>
-        </w:rPr>
-        <w:t>נֹ֛פֶת תִּטֹּ֥פְנָה שִׂפְתוֹתַ֖יִ⁠ךְ</w:t>
-      </w:r>
-    </w:p>
-    <w:p>
-      <w:pPr/>
-      <w:r>
-        <w:rPr>
-          <w:lang w:val="en_US" w:bidi="en_US"/>
-        </w:rPr>
-      </w:r>
-      <w:r>
-        <w:rPr>
           <w:b/>
           <w:lang w:val="en_US" w:bidi="en_US"/>
         </w:rPr>
@@ -30970,20 +28525,6 @@
       </w:r>
       <w:r>
         <w:rPr>
-          <w:lang w:val="en_US" w:bidi="en_US"/>
-        </w:rPr>
-        <w:t>נֹ֛פֶת</w:t>
-      </w:r>
-    </w:p>
-    <w:p>
-      <w:pPr/>
-      <w:r>
-        <w:rPr>
-          <w:lang w:val="en_US" w:bidi="en_US"/>
-        </w:rPr>
-      </w:r>
-      <w:r>
-        <w:rPr>
           <w:b/>
           <w:lang w:val="en_US" w:bidi="en_US"/>
         </w:rPr>
@@ -31080,20 +28621,6 @@
       </w:r>
       <w:r>
         <w:rPr>
-          <w:lang w:val="en_US" w:bidi="en_US"/>
-        </w:rPr>
-        <w:t>דְּבַ֤שׁ וְ⁠חָלָב֙ תַּ֣חַת לְשׁוֹנֵ֔⁠ךְ</w:t>
-      </w:r>
-    </w:p>
-    <w:p>
-      <w:pPr/>
-      <w:r>
-        <w:rPr>
-          <w:lang w:val="en_US" w:bidi="en_US"/>
-        </w:rPr>
-      </w:r>
-      <w:r>
-        <w:rPr>
           <w:b/>
           <w:lang w:val="en_US" w:bidi="en_US"/>
         </w:rPr>
@@ -31190,20 +28717,6 @@
       </w:r>
       <w:r>
         <w:rPr>
-          <w:lang w:val="en_US" w:bidi="en_US"/>
-        </w:rPr>
-        <w:t>וְ⁠רֵ֥יחַ שַׂלְמֹתַ֖יִ⁠ךְ כְּ⁠רֵ֥יחַ לְבָנֽוֹן</w:t>
-      </w:r>
-    </w:p>
-    <w:p>
-      <w:pPr/>
-      <w:r>
-        <w:rPr>
-          <w:lang w:val="en_US" w:bidi="en_US"/>
-        </w:rPr>
-      </w:r>
-      <w:r>
-        <w:rPr>
           <w:b/>
           <w:lang w:val="en_US" w:bidi="en_US"/>
         </w:rPr>
@@ -31307,20 +28820,6 @@
       </w:r>
       <w:r>
         <w:rPr>
-          <w:lang w:val="en_US" w:bidi="en_US"/>
-        </w:rPr>
-        <w:t>גַּ֥ן ׀ נָע֖וּל אֲחֹתִ֣⁠י כַלָּ֑ה גַּ֥ל נָע֖וּל מַעְיָ֥ן חָתֽוּם</w:t>
-      </w:r>
-    </w:p>
-    <w:p>
-      <w:pPr/>
-      <w:r>
-        <w:rPr>
-          <w:lang w:val="en_US" w:bidi="en_US"/>
-        </w:rPr>
-      </w:r>
-      <w:r>
-        <w:rPr>
           <w:b/>
           <w:lang w:val="en_US" w:bidi="en_US"/>
         </w:rPr>
@@ -31404,20 +28903,6 @@
       </w:r>
       <w:r>
         <w:rPr>
-          <w:lang w:val="en_US" w:bidi="en_US"/>
-        </w:rPr>
-        <w:t>גַּ֥ן ׀ נָע֖וּל אֲחֹתִ֣⁠י כַלָּ֑ה</w:t>
-      </w:r>
-    </w:p>
-    <w:p>
-      <w:pPr/>
-      <w:r>
-        <w:rPr>
-          <w:lang w:val="en_US" w:bidi="en_US"/>
-        </w:rPr>
-      </w:r>
-      <w:r>
-        <w:rPr>
           <w:b/>
           <w:lang w:val="en_US" w:bidi="en_US"/>
         </w:rPr>
@@ -31681,7 +29166,7 @@
         </w:rPr>
         <w:t xml:space="preserve"> in </w:t>
       </w:r>
-      <w:hyperlink r:id="rId48">
+      <w:hyperlink r:id="rId46">
         <w:r>
           <w:rPr>
             <w:lang w:val="en_US" w:bidi="en_US"/>
@@ -31763,20 +29248,6 @@
       </w:r>
       <w:r>
         <w:rPr>
-          <w:lang w:val="en_US" w:bidi="en_US"/>
-        </w:rPr>
-        <w:t>גַּ֥ל נָע֖וּל מַעְיָ֥ן חָתֽוּם</w:t>
-      </w:r>
-    </w:p>
-    <w:p>
-      <w:pPr/>
-      <w:r>
-        <w:rPr>
-          <w:lang w:val="en_US" w:bidi="en_US"/>
-        </w:rPr>
-      </w:r>
-      <w:r>
-        <w:rPr>
           <w:b/>
           <w:lang w:val="en_US" w:bidi="en_US"/>
         </w:rPr>
@@ -31951,20 +29422,6 @@
       </w:r>
       <w:r>
         <w:rPr>
-          <w:lang w:val="en_US" w:bidi="en_US"/>
-        </w:rPr>
-        <w:t>גַּ֥ל נָע֖וּל מַעְיָ֥ן חָתֽוּם</w:t>
-      </w:r>
-    </w:p>
-    <w:p>
-      <w:pPr/>
-      <w:r>
-        <w:rPr>
-          <w:lang w:val="en_US" w:bidi="en_US"/>
-        </w:rPr>
-      </w:r>
-      <w:r>
-        <w:rPr>
           <w:b/>
           <w:lang w:val="en_US" w:bidi="en_US"/>
         </w:rPr>
@@ -32209,20 +29666,6 @@
       </w:r>
       <w:r>
         <w:rPr>
-          <w:lang w:val="en_US" w:bidi="en_US"/>
-        </w:rPr>
-        <w:t>שְׁלָחַ֨יִ⁠ךְ֙ פַּרְדֵּ֣ס רִמּוֹנִ֔ים עִ֖ם פְּרִ֣י מְגָדִ֑ים כְּפָרִ֖ים עִם־נְרָדִֽים׃ נֵ֣רְדְּ ׀ וְ⁠כַרְכֹּ֗ם קָנֶה֙ וְ⁠קִנָּמ֔וֹן עִ֖ם כָּל־עֲצֵ֣י לְבוֹנָ֑ה מֹ֚ר וַ⁠אֲהָל֔וֹת עִ֖ם כָּל־רָאשֵׁ֥י בְשָׂמִֽים</w:t>
-      </w:r>
-    </w:p>
-    <w:p>
-      <w:pPr/>
-      <w:r>
-        <w:rPr>
-          <w:lang w:val="en_US" w:bidi="en_US"/>
-        </w:rPr>
-      </w:r>
-      <w:r>
-        <w:rPr>
           <w:b/>
           <w:lang w:val="en_US" w:bidi="en_US"/>
         </w:rPr>
@@ -32255,7 +29698,7 @@
         </w:rPr>
         <w:t xml:space="preserve"> and as as if she is various other spices and pleasant smelling plants and trees that are in the “locked garden” (</w:t>
       </w:r>
-      <w:hyperlink r:id="rId40">
+      <w:hyperlink r:id="rId38">
         <w:r>
           <w:rPr>
             <w:lang w:val="en_US" w:bidi="en_US"/>
@@ -32273,7 +29716,7 @@
         </w:rPr>
         <w:t xml:space="preserve">). If you translated </w:t>
       </w:r>
-      <w:hyperlink r:id="rId40">
+      <w:hyperlink r:id="rId38">
         <w:r>
           <w:rPr>
             <w:lang w:val="en_US" w:bidi="en_US"/>
@@ -32355,20 +29798,6 @@
       </w:r>
       <w:r>
         <w:rPr>
-          <w:lang w:val="en_US" w:bidi="en_US"/>
-        </w:rPr>
-        <w:t>שְׁלָחַ֨יִ⁠ךְ֙ פַּרְדֵּ֣ס רִמּוֹנִ֔ים עִ֖ם פְּרִ֣י מְגָדִ֑ים כְּפָרִ֖ים עִם־נְרָדִֽים׃ נֵ֣רְדְּ ׀ וְ⁠כַרְכֹּ֗ם קָנֶה֙ וְ⁠קִנָּמ֔וֹן עִ֖ם כָּל־עֲצֵ֣י לְבוֹנָ֑ה מֹ֚ר וַ⁠אֲהָל֔וֹת עִ֖ם כָּל־רָאשֵׁ֥י בְשָׂמִֽים</w:t>
-      </w:r>
-    </w:p>
-    <w:p>
-      <w:pPr/>
-      <w:r>
-        <w:rPr>
-          <w:lang w:val="en_US" w:bidi="en_US"/>
-        </w:rPr>
-      </w:r>
-      <w:r>
-        <w:rPr>
           <w:b/>
           <w:lang w:val="en_US" w:bidi="en_US"/>
         </w:rPr>
@@ -32497,7 +29926,7 @@
         </w:rPr>
         <w:t xml:space="preserve"> in </w:t>
       </w:r>
-      <w:hyperlink r:id="rId49">
+      <w:hyperlink r:id="rId47">
         <w:r>
           <w:rPr>
             <w:lang w:val="en_US" w:bidi="en_US"/>
@@ -32528,7 +29957,7 @@
         </w:rPr>
         <w:t xml:space="preserve"> in </w:t>
       </w:r>
-      <w:hyperlink r:id="rId50">
+      <w:hyperlink r:id="rId48">
         <w:r>
           <w:rPr>
             <w:lang w:val="en_US" w:bidi="en_US"/>
@@ -32610,20 +30039,6 @@
       </w:r>
       <w:r>
         <w:rPr>
-          <w:lang w:val="en_US" w:bidi="en_US"/>
-        </w:rPr>
-        <w:t>וְ⁠כַרְכֹּ֗ם קָנֶה֙ וְ⁠קִנָּמ֔וֹן &amp; וַ⁠אֲהָל֔וֹת</w:t>
-      </w:r>
-    </w:p>
-    <w:p>
-      <w:pPr/>
-      <w:r>
-        <w:rPr>
-          <w:lang w:val="en_US" w:bidi="en_US"/>
-        </w:rPr>
-      </w:r>
-      <w:r>
-        <w:rPr>
           <w:b/>
           <w:lang w:val="en_US" w:bidi="en_US"/>
         </w:rPr>
@@ -32798,20 +30213,6 @@
       </w:r>
       <w:r>
         <w:rPr>
-          <w:lang w:val="en_US" w:bidi="en_US"/>
-        </w:rPr>
-        <w:t>מַעְיַ֣ן גַּנִּ֔ים בְּאֵ֖ר מַ֣יִם חַיִּ֑ים וְ⁠נֹזְלִ֖ים מִן־לְבָנֽוֹן</w:t>
-      </w:r>
-    </w:p>
-    <w:p>
-      <w:pPr/>
-      <w:r>
-        <w:rPr>
-          <w:lang w:val="en_US" w:bidi="en_US"/>
-        </w:rPr>
-      </w:r>
-      <w:r>
-        <w:rPr>
           <w:b/>
           <w:lang w:val="en_US" w:bidi="en_US"/>
         </w:rPr>
@@ -32831,7 +30232,7 @@
         </w:rPr>
         <w:t xml:space="preserve">Here, the man continues the metaphor that he began in </w:t>
       </w:r>
-      <w:hyperlink r:id="rId40">
+      <w:hyperlink r:id="rId38">
         <w:r>
           <w:rPr>
             <w:lang w:val="en_US" w:bidi="en_US"/>
@@ -32888,7 +30289,7 @@
         </w:rPr>
         <w:t xml:space="preserve">. If you translated </w:t>
       </w:r>
-      <w:hyperlink r:id="rId51">
+      <w:hyperlink r:id="rId49">
         <w:r>
           <w:rPr>
             <w:lang w:val="en_US" w:bidi="en_US"/>
@@ -32906,7 +30307,7 @@
         </w:rPr>
         <w:t xml:space="preserve"> as a simile you should also translate this verse as a simile See how you translated the word “garden” in </w:t>
       </w:r>
-      <w:hyperlink r:id="rId40">
+      <w:hyperlink r:id="rId38">
         <w:r>
           <w:rPr>
             <w:lang w:val="en_US" w:bidi="en_US"/>
@@ -32988,20 +30389,6 @@
       </w:r>
       <w:r>
         <w:rPr>
-          <w:lang w:val="en_US" w:bidi="en_US"/>
-        </w:rPr>
-        <w:t>מַעְיַ֣ן גַּנִּ֔ים</w:t>
-      </w:r>
-    </w:p>
-    <w:p>
-      <w:pPr/>
-      <w:r>
-        <w:rPr>
-          <w:lang w:val="en_US" w:bidi="en_US"/>
-        </w:rPr>
-      </w:r>
-      <w:r>
-        <w:rPr>
           <w:b/>
           <w:lang w:val="en_US" w:bidi="en_US"/>
         </w:rPr>
@@ -33098,20 +30485,6 @@
       </w:r>
       <w:r>
         <w:rPr>
-          <w:lang w:val="en_US" w:bidi="en_US"/>
-        </w:rPr>
-        <w:t>מַעְיַ֣ן גַּנִּ֔ים</w:t>
-      </w:r>
-    </w:p>
-    <w:p>
-      <w:pPr/>
-      <w:r>
-        <w:rPr>
-          <w:lang w:val="en_US" w:bidi="en_US"/>
-        </w:rPr>
-      </w:r>
-      <w:r>
-        <w:rPr>
           <w:b/>
           <w:lang w:val="en_US" w:bidi="en_US"/>
         </w:rPr>
@@ -33234,20 +30607,6 @@
       </w:r>
       <w:r>
         <w:rPr>
-          <w:lang w:val="en_US" w:bidi="en_US"/>
-        </w:rPr>
-        <w:t>מַ֣יִם חַיִּ֑ים</w:t>
-      </w:r>
-    </w:p>
-    <w:p>
-      <w:pPr/>
-      <w:r>
-        <w:rPr>
-          <w:lang w:val="en_US" w:bidi="en_US"/>
-        </w:rPr>
-      </w:r>
-      <w:r>
-        <w:rPr>
           <w:b/>
           <w:lang w:val="en_US" w:bidi="en_US"/>
         </w:rPr>
@@ -33344,20 +30703,6 @@
       </w:r>
       <w:r>
         <w:rPr>
-          <w:lang w:val="en_US" w:bidi="en_US"/>
-        </w:rPr>
-        <w:t>ע֤וּרִי צָפוֹן֙ וּ⁠ב֣וֹאִי תֵימָ֔ן הָפִ֥יחִי גַנִּ֖⁠י יִזְּל֣וּ בְשָׂמָ֑י⁠ו</w:t>
-      </w:r>
-    </w:p>
-    <w:p>
-      <w:pPr/>
-      <w:r>
-        <w:rPr>
-          <w:lang w:val="en_US" w:bidi="en_US"/>
-        </w:rPr>
-      </w:r>
-      <w:r>
-        <w:rPr>
           <w:b/>
           <w:lang w:val="en_US" w:bidi="en_US"/>
         </w:rPr>
@@ -33454,20 +30799,6 @@
       </w:r>
       <w:r>
         <w:rPr>
-          <w:lang w:val="en_US" w:bidi="en_US"/>
-        </w:rPr>
-        <w:t>וּ⁠ב֣וֹאִי &amp; יָבֹ֤א דוֹדִ⁠י֙</w:t>
-      </w:r>
-    </w:p>
-    <w:p>
-      <w:pPr/>
-      <w:r>
-        <w:rPr>
-          <w:lang w:val="en_US" w:bidi="en_US"/>
-        </w:rPr>
-      </w:r>
-      <w:r>
-        <w:rPr>
           <w:b/>
           <w:lang w:val="en_US" w:bidi="en_US"/>
         </w:rPr>
@@ -33577,20 +30908,6 @@
       </w:r>
       <w:r>
         <w:rPr>
-          <w:lang w:val="en_US" w:bidi="en_US"/>
-        </w:rPr>
-        <w:t>ע֤וּרִי צָפוֹן֙ וּ⁠ב֣וֹאִי תֵימָ֔ן הָפִ֥יחִי גַנִּ֖⁠י יִזְּל֣וּ בְשָׂמָ֑י⁠ו יָבֹ֤א דוֹדִ⁠י֙ לְ⁠גַנּ֔⁠וֹ וְ⁠יֹאכַ֖ל פְּרִ֥י מְגָדָֽי⁠ו</w:t>
-      </w:r>
-    </w:p>
-    <w:p>
-      <w:pPr/>
-      <w:r>
-        <w:rPr>
-          <w:lang w:val="en_US" w:bidi="en_US"/>
-        </w:rPr>
-      </w:r>
-      <w:r>
-        <w:rPr>
           <w:b/>
           <w:lang w:val="en_US" w:bidi="en_US"/>
         </w:rPr>
@@ -33610,7 +30927,7 @@
         </w:rPr>
         <w:t xml:space="preserve">Here, the woman continues the “garden” metaphor (that the man began in </w:t>
       </w:r>
-      <w:hyperlink r:id="rId40">
+      <w:hyperlink r:id="rId38">
         <w:r>
           <w:rPr>
             <w:lang w:val="en_US" w:bidi="en_US"/>
@@ -33706,7 +31023,7 @@
         </w:rPr>
         <w:t xml:space="preserve"> here the same way you did in </w:t>
       </w:r>
-      <w:hyperlink r:id="rId40">
+      <w:hyperlink r:id="rId38">
         <w:r>
           <w:rPr>
             <w:lang w:val="en_US" w:bidi="en_US"/>
@@ -33724,7 +31041,7 @@
         </w:rPr>
         <w:t xml:space="preserve"> because both uses refer to the woman’s body. In </w:t>
       </w:r>
-      <w:hyperlink r:id="rId45">
+      <w:hyperlink r:id="rId43">
         <w:r>
           <w:rPr>
             <w:lang w:val="en_US" w:bidi="en_US"/>
@@ -33755,7 +31072,7 @@
         </w:rPr>
         <w:t xml:space="preserve">. If you translated </w:t>
       </w:r>
-      <w:hyperlink r:id="rId42">
+      <w:hyperlink r:id="rId40">
         <w:r>
           <w:rPr>
             <w:lang w:val="en_US" w:bidi="en_US"/>
@@ -33850,20 +31167,6 @@
       </w:r>
       <w:r>
         <w:rPr>
-          <w:lang w:val="en_US" w:bidi="en_US"/>
-        </w:rPr>
-        <w:t>יִזְּל֣וּ בְשָׂמָ֑י⁠ו</w:t>
-      </w:r>
-    </w:p>
-    <w:p>
-      <w:pPr/>
-      <w:r>
-        <w:rPr>
-          <w:lang w:val="en_US" w:bidi="en_US"/>
-        </w:rPr>
-      </w:r>
-      <w:r>
-        <w:rPr>
           <w:b/>
           <w:lang w:val="en_US" w:bidi="en_US"/>
         </w:rPr>
@@ -34178,7 +31481,7 @@
         </w:rPr>
         <w:t xml:space="preserve">An alternate translation possibility for the word the ULT translates as “towers of” in </w:t>
       </w:r>
-      <w:hyperlink r:id="rId52">
+      <w:hyperlink r:id="rId50">
         <w:r>
           <w:rPr>
             <w:lang w:val="en_US" w:bidi="en_US"/>
@@ -34248,20 +31551,6 @@
       </w:r>
       <w:r>
         <w:rPr>
-          <w:lang w:val="en_US" w:bidi="en_US"/>
-        </w:rPr>
-        <w:t>בָּ֣אתִי לְ⁠גַנִּ⁠י֮ אֲחֹתִ֣⁠י כַלָּה֒ אָרִ֤יתִי מוֹרִ⁠י֙ עִם־בְּשָׂמִ֔⁠י אָכַ֤לְתִּי יַעְרִ⁠י֙ עִם־דִּבְשִׁ֔⁠י שָׁתִ֥יתִי יֵינִ֖⁠י עִם־חֲלָבִ֑⁠י</w:t>
-      </w:r>
-    </w:p>
-    <w:p>
-      <w:pPr/>
-      <w:r>
-        <w:rPr>
-          <w:lang w:val="en_US" w:bidi="en_US"/>
-        </w:rPr>
-      </w:r>
-      <w:r>
-        <w:rPr>
           <w:b/>
           <w:lang w:val="en_US" w:bidi="en_US"/>
         </w:rPr>
@@ -34281,7 +31570,7 @@
         </w:rPr>
         <w:t xml:space="preserve">Here, the man continues using the “garden” metaphor that he began in </w:t>
       </w:r>
-      <w:hyperlink r:id="rId40">
+      <w:hyperlink r:id="rId38">
         <w:r>
           <w:rPr>
             <w:lang w:val="en_US" w:bidi="en_US"/>
@@ -34351,7 +31640,7 @@
         </w:rPr>
         <w:t xml:space="preserve"> are all metaphors for the man enjoying the woman’s body. If you used similes to translate </w:t>
       </w:r>
-      <w:hyperlink r:id="rId53">
+      <w:hyperlink r:id="rId51">
         <w:r>
           <w:rPr>
             <w:lang w:val="en_US" w:bidi="en_US"/>
@@ -34433,20 +31722,6 @@
       </w:r>
       <w:r>
         <w:rPr>
-          <w:lang w:val="en_US" w:bidi="en_US"/>
-        </w:rPr>
-        <w:t>בָּ֣אתִי לְ⁠גַנִּ⁠י֮ אֲחֹתִ֣⁠י כַלָּה֒ אָרִ֤יתִי מוֹרִ⁠י֙ עִם־בְּשָׂמִ֔⁠י אָכַ֤לְתִּי יַעְרִ⁠י֙ עִם־דִּבְשִׁ֔⁠י שָׁתִ֥יתִי יֵינִ֖⁠י עִם־חֲלָבִ֑⁠י</w:t>
-      </w:r>
-    </w:p>
-    <w:p>
-      <w:pPr/>
-      <w:r>
-        <w:rPr>
-          <w:lang w:val="en_US" w:bidi="en_US"/>
-        </w:rPr>
-      </w:r>
-      <w:r>
-        <w:rPr>
           <w:b/>
           <w:lang w:val="en_US" w:bidi="en_US"/>
         </w:rPr>
@@ -34530,20 +31805,6 @@
       </w:r>
       <w:r>
         <w:rPr>
-          <w:lang w:val="en_US" w:bidi="en_US"/>
-        </w:rPr>
-        <w:t>בָּ֣אתִי</w:t>
-      </w:r>
-    </w:p>
-    <w:p>
-      <w:pPr/>
-      <w:r>
-        <w:rPr>
-          <w:lang w:val="en_US" w:bidi="en_US"/>
-        </w:rPr>
-      </w:r>
-      <w:r>
-        <w:rPr>
           <w:b/>
           <w:lang w:val="en_US" w:bidi="en_US"/>
         </w:rPr>
@@ -34640,20 +31901,6 @@
       </w:r>
       <w:r>
         <w:rPr>
-          <w:lang w:val="en_US" w:bidi="en_US"/>
-        </w:rPr>
-        <w:t>בָּ֣אתִי לְ⁠גַנִּ⁠י֮ אֲחֹתִ֣⁠י כַלָּה֒</w:t>
-      </w:r>
-    </w:p>
-    <w:p>
-      <w:pPr/>
-      <w:r>
-        <w:rPr>
-          <w:lang w:val="en_US" w:bidi="en_US"/>
-        </w:rPr>
-      </w:r>
-      <w:r>
-        <w:rPr>
           <w:b/>
           <w:lang w:val="en_US" w:bidi="en_US"/>
         </w:rPr>
@@ -34769,7 +32016,7 @@
         </w:rPr>
         <w:t xml:space="preserve"> in </w:t>
       </w:r>
-      <w:hyperlink r:id="rId48">
+      <w:hyperlink r:id="rId46">
         <w:r>
           <w:rPr>
             <w:lang w:val="en_US" w:bidi="en_US"/>
@@ -34851,20 +32098,6 @@
       </w:r>
       <w:r>
         <w:rPr>
-          <w:lang w:val="en_US" w:bidi="en_US"/>
-        </w:rPr>
-        <w:t>אִכְל֣וּ רֵעִ֔ים שְׁת֥וּ וְ⁠שִׁכְר֖וּ דּוֹדִֽים</w:t>
-      </w:r>
-    </w:p>
-    <w:p>
-      <w:pPr/>
-      <w:r>
-        <w:rPr>
-          <w:lang w:val="en_US" w:bidi="en_US"/>
-        </w:rPr>
-      </w:r>
-      <w:r>
-        <w:rPr>
           <w:b/>
           <w:lang w:val="en_US" w:bidi="en_US"/>
         </w:rPr>
@@ -35044,20 +32277,6 @@
       </w:r>
       <w:r>
         <w:rPr>
-          <w:lang w:val="en_US" w:bidi="en_US"/>
-        </w:rPr>
-        <w:t>אֲנִ֥י יְשֵׁנָ֖ה וְ⁠לִבִּ֣⁠י עֵ֑ר</w:t>
-      </w:r>
-    </w:p>
-    <w:p>
-      <w:pPr/>
-      <w:r>
-        <w:rPr>
-          <w:lang w:val="en_US" w:bidi="en_US"/>
-        </w:rPr>
-      </w:r>
-      <w:r>
-        <w:rPr>
           <w:b/>
           <w:lang w:val="en_US" w:bidi="en_US"/>
         </w:rPr>
@@ -35206,20 +32425,6 @@
       </w:r>
       <w:r>
         <w:rPr>
-          <w:lang w:val="en_US" w:bidi="en_US"/>
-        </w:rPr>
-        <w:t>ק֣וֹל ׀ דּוֹדִ֣⁠י דוֹפֵ֗ק</w:t>
-      </w:r>
-    </w:p>
-    <w:p>
-      <w:pPr/>
-      <w:r>
-        <w:rPr>
-          <w:lang w:val="en_US" w:bidi="en_US"/>
-        </w:rPr>
-      </w:r>
-      <w:r>
-        <w:rPr>
           <w:b/>
           <w:lang w:val="en_US" w:bidi="en_US"/>
         </w:rPr>
@@ -35283,20 +32488,6 @@
       </w:r>
       <w:r>
         <w:rPr>
-          <w:lang w:val="en_US" w:bidi="en_US"/>
-        </w:rPr>
-        <w:t>דּוֹדִ֣⁠י</w:t>
-      </w:r>
-    </w:p>
-    <w:p>
-      <w:pPr/>
-      <w:r>
-        <w:rPr>
-          <w:lang w:val="en_US" w:bidi="en_US"/>
-        </w:rPr>
-      </w:r>
-      <w:r>
-        <w:rPr>
           <w:b/>
           <w:lang w:val="en_US" w:bidi="en_US"/>
         </w:rPr>
@@ -35329,7 +32520,7 @@
         </w:rPr>
         <w:t xml:space="preserve"> in </w:t>
       </w:r>
-      <w:hyperlink r:id="rId22">
+      <w:hyperlink r:id="rId20">
         <w:r>
           <w:rPr>
             <w:lang w:val="en_US" w:bidi="en_US"/>
@@ -35423,7 +32614,7 @@
         </w:rPr>
         <w:t xml:space="preserve"> in </w:t>
       </w:r>
-      <w:hyperlink r:id="rId48">
+      <w:hyperlink r:id="rId46">
         <w:r>
           <w:rPr>
             <w:lang w:val="en_US" w:bidi="en_US"/>
@@ -35454,7 +32645,7 @@
         </w:rPr>
         <w:t xml:space="preserve"> in </w:t>
       </w:r>
-      <w:hyperlink r:id="rId21">
+      <w:hyperlink r:id="rId19">
         <w:r>
           <w:rPr>
             <w:lang w:val="en_US" w:bidi="en_US"/>
@@ -35568,7 +32759,7 @@
         </w:rPr>
         <w:t xml:space="preserve"> in </w:t>
       </w:r>
-      <w:hyperlink r:id="rId23">
+      <w:hyperlink r:id="rId21">
         <w:r>
           <w:rPr>
             <w:lang w:val="en_US" w:bidi="en_US"/>
@@ -35829,20 +33020,6 @@
       </w:r>
       <w:r>
         <w:rPr>
-          <w:lang w:val="en_US" w:bidi="en_US"/>
-        </w:rPr>
-        <w:t>פָּשַׁ֨טְתִּי֙ אֶת־כֻּתָּנְתִּ֔⁠י אֵיכָ֖כָה אֶלְבָּשֶׁ֑⁠נָּה רָחַ֥צְתִּי אֶת־רַגְלַ֖⁠י אֵיכָ֥כָה אֲטַנְּפֵֽ⁠ם</w:t>
-      </w:r>
-    </w:p>
-    <w:p>
-      <w:pPr/>
-      <w:r>
-        <w:rPr>
-          <w:lang w:val="en_US" w:bidi="en_US"/>
-        </w:rPr>
-      </w:r>
-      <w:r>
-        <w:rPr>
           <w:b/>
           <w:lang w:val="en_US" w:bidi="en_US"/>
         </w:rPr>
@@ -35926,20 +33103,6 @@
       </w:r>
       <w:r>
         <w:rPr>
-          <w:lang w:val="en_US" w:bidi="en_US"/>
-        </w:rPr>
-        <w:t>אֵיכָ֖כָה אֶלְבָּשֶׁ֑⁠נָּה רָחַ֥צְתִּי אֶת־רַגְלַ֖⁠י אֵיכָ֥כָה אֲטַנְּפֵֽ⁠ם</w:t>
-      </w:r>
-    </w:p>
-    <w:p>
-      <w:pPr/>
-      <w:r>
-        <w:rPr>
-          <w:lang w:val="en_US" w:bidi="en_US"/>
-        </w:rPr>
-      </w:r>
-      <w:r>
-        <w:rPr>
           <w:b/>
           <w:lang w:val="en_US" w:bidi="en_US"/>
         </w:rPr>
@@ -36055,7 +33218,7 @@
         </w:rPr>
         <w:t xml:space="preserve"> in </w:t>
       </w:r>
-      <w:hyperlink r:id="rId22">
+      <w:hyperlink r:id="rId20">
         <w:r>
           <w:rPr>
             <w:lang w:val="en_US" w:bidi="en_US"/>
@@ -36117,20 +33280,6 @@
       </w:r>
       <w:r>
         <w:rPr>
-          <w:lang w:val="en_US" w:bidi="en_US"/>
-        </w:rPr>
-        <w:t>וּ⁠מֵעַ֖⁠י הָמ֥וּ עָלָֽי⁠ו</w:t>
-      </w:r>
-    </w:p>
-    <w:p>
-      <w:pPr/>
-      <w:r>
-        <w:rPr>
-          <w:lang w:val="en_US" w:bidi="en_US"/>
-        </w:rPr>
-      </w:r>
-      <w:r>
-        <w:rPr>
           <w:b/>
           <w:lang w:val="en_US" w:bidi="en_US"/>
         </w:rPr>
@@ -36349,20 +33498,6 @@
       </w:r>
       <w:r>
         <w:rPr>
-          <w:lang w:val="en_US" w:bidi="en_US"/>
-        </w:rPr>
-        <w:t>וְ⁠יָדַ֣⁠י נָֽטְפוּ־מ֗וֹר וְ⁠אֶצְבְּעֹתַ⁠י֙ מ֣וֹר עֹבֵ֔ר</w:t>
-      </w:r>
-    </w:p>
-    <w:p>
-      <w:pPr/>
-      <w:r>
-        <w:rPr>
-          <w:lang w:val="en_US" w:bidi="en_US"/>
-        </w:rPr>
-      </w:r>
-      <w:r>
-        <w:rPr>
           <w:b/>
           <w:lang w:val="en_US" w:bidi="en_US"/>
         </w:rPr>
@@ -36485,20 +33620,6 @@
       </w:r>
       <w:r>
         <w:rPr>
-          <w:lang w:val="en_US" w:bidi="en_US"/>
-        </w:rPr>
-        <w:t>מ֣וֹר עֹבֵ֔ר</w:t>
-      </w:r>
-    </w:p>
-    <w:p>
-      <w:pPr/>
-      <w:r>
-        <w:rPr>
-          <w:lang w:val="en_US" w:bidi="en_US"/>
-        </w:rPr>
-      </w:r>
-      <w:r>
-        <w:rPr>
           <w:b/>
           <w:lang w:val="en_US" w:bidi="en_US"/>
         </w:rPr>
@@ -36710,7 +33831,7 @@
         </w:rPr>
         <w:t xml:space="preserve"> in </w:t>
       </w:r>
-      <w:hyperlink r:id="rId22">
+      <w:hyperlink r:id="rId20">
         <w:r>
           <w:rPr>
             <w:lang w:val="en_US" w:bidi="en_US"/>
@@ -36772,20 +33893,6 @@
       </w:r>
       <w:r>
         <w:rPr>
-          <w:lang w:val="en_US" w:bidi="en_US"/>
-        </w:rPr>
-        <w:t>עָבָ֑ר</w:t>
-      </w:r>
-    </w:p>
-    <w:p>
-      <w:pPr/>
-      <w:r>
-        <w:rPr>
-          <w:lang w:val="en_US" w:bidi="en_US"/>
-        </w:rPr>
-      </w:r>
-      <w:r>
-        <w:rPr>
           <w:b/>
           <w:lang w:val="en_US" w:bidi="en_US"/>
         </w:rPr>
@@ -36882,20 +33989,6 @@
       </w:r>
       <w:r>
         <w:rPr>
-          <w:lang w:val="en_US" w:bidi="en_US"/>
-        </w:rPr>
-        <w:t>נַפְשִׁ⁠י֙ יָֽצְאָ֣ה</w:t>
-      </w:r>
-    </w:p>
-    <w:p>
-      <w:pPr/>
-      <w:r>
-        <w:rPr>
-          <w:lang w:val="en_US" w:bidi="en_US"/>
-        </w:rPr>
-      </w:r>
-      <w:r>
-        <w:rPr>
           <w:b/>
           <w:lang w:val="en_US" w:bidi="en_US"/>
         </w:rPr>
@@ -36992,20 +34085,6 @@
       </w:r>
       <w:r>
         <w:rPr>
-          <w:lang w:val="en_US" w:bidi="en_US"/>
-        </w:rPr>
-        <w:t>נַפְשִׁ⁠י֙ יָֽצְאָ֣ה</w:t>
-      </w:r>
-    </w:p>
-    <w:p>
-      <w:pPr/>
-      <w:r>
-        <w:rPr>
-          <w:lang w:val="en_US" w:bidi="en_US"/>
-        </w:rPr>
-      </w:r>
-      <w:r>
-        <w:rPr>
           <w:b/>
           <w:lang w:val="en_US" w:bidi="en_US"/>
         </w:rPr>
@@ -37115,20 +34194,6 @@
       </w:r>
       <w:r>
         <w:rPr>
-          <w:lang w:val="en_US" w:bidi="en_US"/>
-        </w:rPr>
-        <w:t>בְ⁠דַבְּר֔⁠וֹ</w:t>
-      </w:r>
-    </w:p>
-    <w:p>
-      <w:pPr/>
-      <w:r>
-        <w:rPr>
-          <w:lang w:val="en_US" w:bidi="en_US"/>
-        </w:rPr>
-      </w:r>
-      <w:r>
-        <w:rPr>
           <w:b/>
           <w:lang w:val="en_US" w:bidi="en_US"/>
         </w:rPr>
@@ -37314,20 +34379,6 @@
       </w:r>
       <w:r>
         <w:rPr>
-          <w:lang w:val="en_US" w:bidi="en_US"/>
-        </w:rPr>
-        <w:t>מְצָאֻ֧⁠נִי הַ⁠שֹּׁמְרִ֛ים הַ⁠סֹּבְבִ֥ים בָּ⁠עִ֖יר</w:t>
-      </w:r>
-    </w:p>
-    <w:p>
-      <w:pPr/>
-      <w:r>
-        <w:rPr>
-          <w:lang w:val="en_US" w:bidi="en_US"/>
-        </w:rPr>
-      </w:r>
-      <w:r>
-        <w:rPr>
           <w:b/>
           <w:lang w:val="en_US" w:bidi="en_US"/>
         </w:rPr>
@@ -37360,7 +34411,7 @@
         </w:rPr>
         <w:t xml:space="preserve"> in </w:t>
       </w:r>
-      <w:hyperlink r:id="rId54">
+      <w:hyperlink r:id="rId52">
         <w:r>
           <w:rPr>
             <w:lang w:val="en_US" w:bidi="en_US"/>
@@ -37442,20 +34493,6 @@
       </w:r>
       <w:r>
         <w:rPr>
-          <w:lang w:val="en_US" w:bidi="en_US"/>
-        </w:rPr>
-        <w:t>הִכּ֣וּ⁠נִי פְצָע֑וּ⁠נִי נָשְׂא֤וּ אֶת־רְדִידִ⁠י֙ מֵֽ⁠עָלַ֔⁠י שֹׁמְרֵ֖י הַ⁠חֹמֽוֹת</w:t>
-      </w:r>
-    </w:p>
-    <w:p>
-      <w:pPr/>
-      <w:r>
-        <w:rPr>
-          <w:lang w:val="en_US" w:bidi="en_US"/>
-        </w:rPr>
-      </w:r>
-      <w:r>
-        <w:rPr>
           <w:b/>
           <w:lang w:val="en_US" w:bidi="en_US"/>
         </w:rPr>
@@ -37539,20 +34576,6 @@
       </w:r>
       <w:r>
         <w:rPr>
-          <w:lang w:val="en_US" w:bidi="en_US"/>
-        </w:rPr>
-        <w:t>הִכּ֣וּ⁠נִי פְצָע֑וּ⁠נִי</w:t>
-      </w:r>
-    </w:p>
-    <w:p>
-      <w:pPr/>
-      <w:r>
-        <w:rPr>
-          <w:lang w:val="en_US" w:bidi="en_US"/>
-        </w:rPr>
-      </w:r>
-      <w:r>
-        <w:rPr>
           <w:b/>
           <w:lang w:val="en_US" w:bidi="en_US"/>
         </w:rPr>
@@ -37662,20 +34685,6 @@
       </w:r>
       <w:r>
         <w:rPr>
-          <w:lang w:val="en_US" w:bidi="en_US"/>
-        </w:rPr>
-        <w:t>אֶת־רְדִידִ⁠י֙</w:t>
-      </w:r>
-    </w:p>
-    <w:p>
-      <w:pPr/>
-      <w:r>
-        <w:rPr>
-          <w:lang w:val="en_US" w:bidi="en_US"/>
-        </w:rPr>
-      </w:r>
-      <w:r>
-        <w:rPr>
           <w:b/>
           <w:lang w:val="en_US" w:bidi="en_US"/>
         </w:rPr>
@@ -37785,20 +34794,6 @@
       </w:r>
       <w:r>
         <w:rPr>
-          <w:lang w:val="en_US" w:bidi="en_US"/>
-        </w:rPr>
-        <w:t>שֹׁמְרֵ֖י הַ⁠חֹמֽוֹת</w:t>
-      </w:r>
-    </w:p>
-    <w:p>
-      <w:pPr/>
-      <w:r>
-        <w:rPr>
-          <w:lang w:val="en_US" w:bidi="en_US"/>
-        </w:rPr>
-      </w:r>
-      <w:r>
-        <w:rPr>
           <w:b/>
           <w:lang w:val="en_US" w:bidi="en_US"/>
         </w:rPr>
@@ -37940,7 +34935,7 @@
         </w:rPr>
         <w:t xml:space="preserve"> in </w:t>
       </w:r>
-      <w:hyperlink r:id="rId28">
+      <w:hyperlink r:id="rId26">
         <w:r>
           <w:rPr>
             <w:lang w:val="en_US" w:bidi="en_US"/>
@@ -38054,7 +35049,7 @@
         </w:rPr>
         <w:t xml:space="preserve"> in </w:t>
       </w:r>
-      <w:hyperlink r:id="rId55">
+      <w:hyperlink r:id="rId53">
         <w:r>
           <w:rPr>
             <w:lang w:val="en_US" w:bidi="en_US"/>
@@ -38130,20 +35125,6 @@
       </w:r>
       <w:r>
         <w:rPr>
-          <w:lang w:val="en_US" w:bidi="en_US"/>
-        </w:rPr>
-        <w:t>שֶׁ⁠חוֹלַ֥ת אַהֲבָ֖ה אָֽנִי</w:t>
-      </w:r>
-    </w:p>
-    <w:p>
-      <w:pPr/>
-      <w:r>
-        <w:rPr>
-          <w:lang w:val="en_US" w:bidi="en_US"/>
-        </w:rPr>
-      </w:r>
-      <w:r>
-        <w:rPr>
           <w:b/>
           <w:lang w:val="en_US" w:bidi="en_US"/>
         </w:rPr>
@@ -38227,20 +35208,6 @@
       </w:r>
       <w:r>
         <w:rPr>
-          <w:lang w:val="en_US" w:bidi="en_US"/>
-        </w:rPr>
-        <w:t>מַה־דּוֹדֵ֣⁠ךְ מִ⁠דּ֔וֹד הַ⁠יָּפָ֖ה בַּ⁠נָּשִׁ֑ים מַה־דּוֹדֵ֣⁠ךְ מִ⁠דּ֔וֹד שֶׁ⁠כָּ֖כָה הִשְׁבַּעְתָּֽ⁠נוּ</w:t>
-      </w:r>
-    </w:p>
-    <w:p>
-      <w:pPr/>
-      <w:r>
-        <w:rPr>
-          <w:lang w:val="en_US" w:bidi="en_US"/>
-        </w:rPr>
-      </w:r>
-      <w:r>
-        <w:rPr>
           <w:b/>
           <w:lang w:val="en_US" w:bidi="en_US"/>
         </w:rPr>
@@ -38337,20 +35304,6 @@
       </w:r>
       <w:r>
         <w:rPr>
-          <w:lang w:val="en_US" w:bidi="en_US"/>
-        </w:rPr>
-        <w:t>מַה־דּוֹדֵ֣⁠ךְ מִ⁠דּ֔וֹד</w:t>
-      </w:r>
-    </w:p>
-    <w:p>
-      <w:pPr/>
-      <w:r>
-        <w:rPr>
-          <w:lang w:val="en_US" w:bidi="en_US"/>
-        </w:rPr>
-      </w:r>
-      <w:r>
-        <w:rPr>
           <w:b/>
           <w:lang w:val="en_US" w:bidi="en_US"/>
         </w:rPr>
@@ -38414,20 +35367,6 @@
       </w:r>
       <w:r>
         <w:rPr>
-          <w:lang w:val="en_US" w:bidi="en_US"/>
-        </w:rPr>
-        <w:t>מַה־דּוֹדֵ֣⁠ךְ מִ⁠דּ֔וֹד הַ⁠יָּפָ֖ה בַּ⁠נָּשִׁ֑ים</w:t>
-      </w:r>
-    </w:p>
-    <w:p>
-      <w:pPr/>
-      <w:r>
-        <w:rPr>
-          <w:lang w:val="en_US" w:bidi="en_US"/>
-        </w:rPr>
-      </w:r>
-      <w:r>
-        <w:rPr>
           <w:b/>
           <w:lang w:val="en_US" w:bidi="en_US"/>
         </w:rPr>
@@ -38543,7 +35482,7 @@
         </w:rPr>
         <w:t xml:space="preserve"> in </w:t>
       </w:r>
-      <w:hyperlink r:id="rId56">
+      <w:hyperlink r:id="rId54">
         <w:r>
           <w:rPr>
             <w:lang w:val="en_US" w:bidi="en_US"/>
@@ -38605,20 +35544,6 @@
       </w:r>
       <w:r>
         <w:rPr>
-          <w:lang w:val="en_US" w:bidi="en_US"/>
-        </w:rPr>
-        <w:t>שֶׁ⁠כָּ֖כָה הִשְׁבַּעְתָּֽ⁠נוּ</w:t>
-      </w:r>
-    </w:p>
-    <w:p>
-      <w:pPr/>
-      <w:r>
-        <w:rPr>
-          <w:lang w:val="en_US" w:bidi="en_US"/>
-        </w:rPr>
-      </w:r>
-      <w:r>
-        <w:rPr>
           <w:b/>
           <w:lang w:val="en_US" w:bidi="en_US"/>
         </w:rPr>
@@ -38682,20 +35607,6 @@
       </w:r>
       <w:r>
         <w:rPr>
-          <w:lang w:val="en_US" w:bidi="en_US"/>
-        </w:rPr>
-        <w:t>הִשְׁבַּעְתָּֽ⁠נוּ</w:t>
-      </w:r>
-    </w:p>
-    <w:p>
-      <w:pPr/>
-      <w:r>
-        <w:rPr>
-          <w:lang w:val="en_US" w:bidi="en_US"/>
-        </w:rPr>
-      </w:r>
-      <w:r>
-        <w:rPr>
           <w:b/>
           <w:lang w:val="en_US" w:bidi="en_US"/>
         </w:rPr>
@@ -38901,20 +35812,6 @@
       </w:r>
       <w:r>
         <w:rPr>
-          <w:lang w:val="en_US" w:bidi="en_US"/>
-        </w:rPr>
-        <w:t>דָּג֖וּל מֵ⁠רְבָבָֽה</w:t>
-      </w:r>
-    </w:p>
-    <w:p>
-      <w:pPr/>
-      <w:r>
-        <w:rPr>
-          <w:lang w:val="en_US" w:bidi="en_US"/>
-        </w:rPr>
-      </w:r>
-      <w:r>
-        <w:rPr>
           <w:b/>
           <w:lang w:val="en_US" w:bidi="en_US"/>
         </w:rPr>
@@ -39198,20 +36095,6 @@
       </w:r>
       <w:r>
         <w:rPr>
-          <w:lang w:val="en_US" w:bidi="en_US"/>
-        </w:rPr>
-        <w:t>שְׁחֹר֖וֹת כָּ⁠עוֹרֵֽב</w:t>
-      </w:r>
-    </w:p>
-    <w:p>
-      <w:pPr/>
-      <w:r>
-        <w:rPr>
-          <w:lang w:val="en_US" w:bidi="en_US"/>
-        </w:rPr>
-      </w:r>
-      <w:r>
-        <w:rPr>
           <w:b/>
           <w:lang w:val="en_US" w:bidi="en_US"/>
         </w:rPr>
@@ -39449,7 +36332,7 @@
         </w:rPr>
         <w:t xml:space="preserve">In </w:t>
       </w:r>
-      <w:hyperlink r:id="rId27">
+      <w:hyperlink r:id="rId25">
         <w:r>
           <w:rPr>
             <w:lang w:val="en_US" w:bidi="en_US"/>
@@ -39648,20 +36531,6 @@
       </w:r>
       <w:r>
         <w:rPr>
-          <w:lang w:val="en_US" w:bidi="en_US"/>
-        </w:rPr>
-        <w:t>עֵינָ֕י⁠ו כְּ⁠יוֹנִ֖ים עַל־אֲפִ֣יקֵי מָ֑יִם רֹֽחֲצוֹת֙ בֶּֽ⁠חָלָ֔ב יֹשְׁב֖וֹת עַל־מִלֵּֽאת</w:t>
-      </w:r>
-    </w:p>
-    <w:p>
-      <w:pPr/>
-      <w:r>
-        <w:rPr>
-          <w:lang w:val="en_US" w:bidi="en_US"/>
-        </w:rPr>
-      </w:r>
-      <w:r>
-        <w:rPr>
           <w:b/>
           <w:lang w:val="en_US" w:bidi="en_US"/>
         </w:rPr>
@@ -39945,20 +36814,6 @@
       </w:r>
       <w:r>
         <w:rPr>
-          <w:lang w:val="en_US" w:bidi="en_US"/>
-        </w:rPr>
-        <w:t>כַּ⁠עֲרוּגַ֣ת הַ⁠בֹּ֔שֶׂם</w:t>
-      </w:r>
-    </w:p>
-    <w:p>
-      <w:pPr/>
-      <w:r>
-        <w:rPr>
-          <w:lang w:val="en_US" w:bidi="en_US"/>
-        </w:rPr>
-      </w:r>
-      <w:r>
-        <w:rPr>
           <w:b/>
           <w:lang w:val="en_US" w:bidi="en_US"/>
         </w:rPr>
@@ -40055,20 +36910,6 @@
       </w:r>
       <w:r>
         <w:rPr>
-          <w:lang w:val="en_US" w:bidi="en_US"/>
-        </w:rPr>
-        <w:t>מִגְדְּל֖וֹת</w:t>
-      </w:r>
-    </w:p>
-    <w:p>
-      <w:pPr/>
-      <w:r>
-        <w:rPr>
-          <w:lang w:val="en_US" w:bidi="en_US"/>
-        </w:rPr>
-      </w:r>
-      <w:r>
-        <w:rPr>
           <w:b/>
           <w:lang w:val="en_US" w:bidi="en_US"/>
         </w:rPr>
@@ -40145,20 +36986,6 @@
       </w:r>
       <w:r>
         <w:rPr>
-          <w:lang w:val="en_US" w:bidi="en_US"/>
-        </w:rPr>
-        <w:t>מִגְדְּל֖וֹת מֶרְקָחִ֑ים</w:t>
-      </w:r>
-    </w:p>
-    <w:p>
-      <w:pPr/>
-      <w:r>
-        <w:rPr>
-          <w:lang w:val="en_US" w:bidi="en_US"/>
-        </w:rPr>
-      </w:r>
-      <w:r>
-        <w:rPr>
           <w:b/>
           <w:lang w:val="en_US" w:bidi="en_US"/>
         </w:rPr>
@@ -40461,7 +37288,7 @@
         </w:rPr>
         <w:t xml:space="preserve"> in </w:t>
       </w:r>
-      <w:hyperlink r:id="rId57">
+      <w:hyperlink r:id="rId55">
         <w:r>
           <w:rPr>
             <w:lang w:val="en_US" w:bidi="en_US"/>
@@ -40575,7 +37402,7 @@
         </w:rPr>
         <w:t xml:space="preserve"> in </w:t>
       </w:r>
-      <w:hyperlink r:id="rId58">
+      <w:hyperlink r:id="rId56">
         <w:r>
           <w:rPr>
             <w:lang w:val="en_US" w:bidi="en_US"/>
@@ -40657,20 +37484,6 @@
       </w:r>
       <w:r>
         <w:rPr>
-          <w:lang w:val="en_US" w:bidi="en_US"/>
-        </w:rPr>
-        <w:t>יָדָי⁠ו֙ גְּלִילֵ֣י זָהָ֔ב מְמֻלָּאִ֖ים בַּ⁠תַּרְשִׁ֑ישׁ</w:t>
-      </w:r>
-    </w:p>
-    <w:p>
-      <w:pPr/>
-      <w:r>
-        <w:rPr>
-          <w:lang w:val="en_US" w:bidi="en_US"/>
-        </w:rPr>
-      </w:r>
-      <w:r>
-        <w:rPr>
           <w:b/>
           <w:lang w:val="en_US" w:bidi="en_US"/>
         </w:rPr>
@@ -40819,20 +37632,6 @@
       </w:r>
       <w:r>
         <w:rPr>
-          <w:lang w:val="en_US" w:bidi="en_US"/>
-        </w:rPr>
-        <w:t>יָדָי⁠ו֙</w:t>
-      </w:r>
-    </w:p>
-    <w:p>
-      <w:pPr/>
-      <w:r>
-        <w:rPr>
-          <w:lang w:val="en_US" w:bidi="en_US"/>
-        </w:rPr>
-      </w:r>
-      <w:r>
-        <w:rPr>
           <w:b/>
           <w:lang w:val="en_US" w:bidi="en_US"/>
         </w:rPr>
@@ -40922,20 +37721,6 @@
       </w:r>
       <w:r>
         <w:rPr>
-          <w:lang w:val="en_US" w:bidi="en_US"/>
-        </w:rPr>
-        <w:t>בַּ⁠תַּרְשִׁ֑ישׁ</w:t>
-      </w:r>
-    </w:p>
-    <w:p>
-      <w:pPr/>
-      <w:r>
-        <w:rPr>
-          <w:lang w:val="en_US" w:bidi="en_US"/>
-        </w:rPr>
-      </w:r>
-      <w:r>
-        <w:rPr>
           <w:b/>
           <w:lang w:val="en_US" w:bidi="en_US"/>
         </w:rPr>
@@ -41239,20 +38024,6 @@
       </w:r>
       <w:r>
         <w:rPr>
-          <w:lang w:val="en_US" w:bidi="en_US"/>
-        </w:rPr>
-        <w:t>מֵעָי⁠ו֙</w:t>
-      </w:r>
-    </w:p>
-    <w:p>
-      <w:pPr/>
-      <w:r>
-        <w:rPr>
-          <w:lang w:val="en_US" w:bidi="en_US"/>
-        </w:rPr>
-      </w:r>
-      <w:r>
-        <w:rPr>
           <w:b/>
           <w:lang w:val="en_US" w:bidi="en_US"/>
         </w:rPr>
@@ -41316,20 +38087,6 @@
       </w:r>
       <w:r>
         <w:rPr>
-          <w:lang w:val="en_US" w:bidi="en_US"/>
-        </w:rPr>
-        <w:t>שֵׁ֔ן</w:t>
-      </w:r>
-    </w:p>
-    <w:p>
-      <w:pPr/>
-      <w:r>
-        <w:rPr>
-          <w:lang w:val="en_US" w:bidi="en_US"/>
-        </w:rPr>
-      </w:r>
-      <w:r>
-        <w:rPr>
           <w:b/>
           <w:lang w:val="en_US" w:bidi="en_US"/>
         </w:rPr>
@@ -41452,20 +38209,6 @@
       </w:r>
       <w:r>
         <w:rPr>
-          <w:lang w:val="en_US" w:bidi="en_US"/>
-        </w:rPr>
-        <w:t>סַפִּירִֽים</w:t>
-      </w:r>
-    </w:p>
-    <w:p>
-      <w:pPr/>
-      <w:r>
-        <w:rPr>
-          <w:lang w:val="en_US" w:bidi="en_US"/>
-        </w:rPr>
-      </w:r>
-      <w:r>
-        <w:rPr>
           <w:b/>
           <w:lang w:val="en_US" w:bidi="en_US"/>
         </w:rPr>
@@ -41678,20 +38421,6 @@
       </w:r>
       <w:r>
         <w:rPr>
-          <w:lang w:val="en_US" w:bidi="en_US"/>
-        </w:rPr>
-        <w:t>שׁוֹקָי⁠ו֙</w:t>
-      </w:r>
-    </w:p>
-    <w:p>
-      <w:pPr/>
-      <w:r>
-        <w:rPr>
-          <w:lang w:val="en_US" w:bidi="en_US"/>
-        </w:rPr>
-      </w:r>
-      <w:r>
-        <w:rPr>
           <w:b/>
           <w:lang w:val="en_US" w:bidi="en_US"/>
         </w:rPr>
@@ -42104,20 +38833,6 @@
       </w:r>
       <w:r>
         <w:rPr>
-          <w:lang w:val="en_US" w:bidi="en_US"/>
-        </w:rPr>
-        <w:t>חִכּ⁠וֹ֙ מַֽמְתַקִּ֔ים</w:t>
-      </w:r>
-    </w:p>
-    <w:p>
-      <w:pPr/>
-      <w:r>
-        <w:rPr>
-          <w:lang w:val="en_US" w:bidi="en_US"/>
-        </w:rPr>
-      </w:r>
-      <w:r>
-        <w:rPr>
           <w:b/>
           <w:lang w:val="en_US" w:bidi="en_US"/>
         </w:rPr>
@@ -42214,20 +38929,6 @@
       </w:r>
       <w:r>
         <w:rPr>
-          <w:lang w:val="en_US" w:bidi="en_US"/>
-        </w:rPr>
-        <w:t>וְ⁠כֻלּ֖⁠וֹ מַחֲמַדִּ֑ים</w:t>
-      </w:r>
-    </w:p>
-    <w:p>
-      <w:pPr/>
-      <w:r>
-        <w:rPr>
-          <w:lang w:val="en_US" w:bidi="en_US"/>
-        </w:rPr>
-      </w:r>
-      <w:r>
-        <w:rPr>
           <w:b/>
           <w:lang w:val="en_US" w:bidi="en_US"/>
         </w:rPr>
@@ -42323,7 +39024,7 @@
         </w:rPr>
         <w:t xml:space="preserve"> in </w:t>
       </w:r>
-      <w:hyperlink r:id="rId20">
+      <w:hyperlink r:id="rId18">
         <w:r>
           <w:rPr>
             <w:lang w:val="en_US" w:bidi="en_US"/>
@@ -42579,20 +39280,6 @@
       </w:r>
       <w:r>
         <w:rPr>
-          <w:lang w:val="en_US" w:bidi="en_US"/>
-        </w:rPr>
-        <w:t>אָ֚נָה הָלַ֣ךְ דּוֹדֵ֔⁠ךְ הַ⁠יָּפָ֖ה בַּ⁠נָּשִׁ֑ים אָ֚נָה פָּנָ֣ה דוֹדֵ֔⁠ךְ וּ⁠נְבַקְשֶׁ֖⁠נּוּ עִמָּֽ⁠ךְ</w:t>
-      </w:r>
-    </w:p>
-    <w:p>
-      <w:pPr/>
-      <w:r>
-        <w:rPr>
-          <w:lang w:val="en_US" w:bidi="en_US"/>
-        </w:rPr>
-      </w:r>
-      <w:r>
-        <w:rPr>
           <w:b/>
           <w:lang w:val="en_US" w:bidi="en_US"/>
         </w:rPr>
@@ -42702,20 +39389,6 @@
       </w:r>
       <w:r>
         <w:rPr>
-          <w:lang w:val="en_US" w:bidi="en_US"/>
-        </w:rPr>
-        <w:t>אָ֚נָה הָלַ֣ךְ דּוֹדֵ֔⁠ךְ &amp; אָ֚נָה פָּנָ֣ה דוֹדֵ֔⁠ךְ</w:t>
-      </w:r>
-    </w:p>
-    <w:p>
-      <w:pPr/>
-      <w:r>
-        <w:rPr>
-          <w:lang w:val="en_US" w:bidi="en_US"/>
-        </w:rPr>
-      </w:r>
-      <w:r>
-        <w:rPr>
           <w:b/>
           <w:lang w:val="en_US" w:bidi="en_US"/>
         </w:rPr>
@@ -42811,7 +39484,7 @@
         </w:rPr>
         <w:t xml:space="preserve"> in </w:t>
       </w:r>
-      <w:hyperlink r:id="rId56">
+      <w:hyperlink r:id="rId54">
         <w:r>
           <w:rPr>
             <w:lang w:val="en_US" w:bidi="en_US"/>
@@ -42873,20 +39546,6 @@
       </w:r>
       <w:r>
         <w:rPr>
-          <w:lang w:val="en_US" w:bidi="en_US"/>
-        </w:rPr>
-        <w:t>אָ֚נָה פָּנָ֣ה דוֹדֵ֔⁠ךְ</w:t>
-      </w:r>
-    </w:p>
-    <w:p>
-      <w:pPr/>
-      <w:r>
-        <w:rPr>
-          <w:lang w:val="en_US" w:bidi="en_US"/>
-        </w:rPr>
-      </w:r>
-      <w:r>
-        <w:rPr>
           <w:b/>
           <w:lang w:val="en_US" w:bidi="en_US"/>
         </w:rPr>
@@ -42950,20 +39609,6 @@
       </w:r>
       <w:r>
         <w:rPr>
-          <w:lang w:val="en_US" w:bidi="en_US"/>
-        </w:rPr>
-        <w:t>וּ⁠נְבַקְשֶׁ֖⁠נּוּ עִמָּֽ⁠ךְ</w:t>
-      </w:r>
-    </w:p>
-    <w:p>
-      <w:pPr/>
-      <w:r>
-        <w:rPr>
-          <w:lang w:val="en_US" w:bidi="en_US"/>
-        </w:rPr>
-      </w:r>
-      <w:r>
-        <w:rPr>
           <w:b/>
           <w:lang w:val="en_US" w:bidi="en_US"/>
         </w:rPr>
@@ -43047,20 +39692,6 @@
       </w:r>
       <w:r>
         <w:rPr>
-          <w:lang w:val="en_US" w:bidi="en_US"/>
-        </w:rPr>
-        <w:t>דּוֹדִ⁠י֙ יָרַ֣ד לְ⁠גַנּ֔⁠וֹ לַ⁠עֲרוּג֖וֹת הַ⁠בֹּ֑שֶׂם לִ⁠רְעוֹת֙ בַּ⁠גַּנִּ֔ים וְ⁠לִ⁠לְקֹ֖ט שֽׁוֹשַׁנִּֽים</w:t>
-      </w:r>
-    </w:p>
-    <w:p>
-      <w:pPr/>
-      <w:r>
-        <w:rPr>
-          <w:lang w:val="en_US" w:bidi="en_US"/>
-        </w:rPr>
-      </w:r>
-      <w:r>
-        <w:rPr>
           <w:b/>
           <w:lang w:val="en_US" w:bidi="en_US"/>
         </w:rPr>
@@ -43106,7 +39737,7 @@
         </w:rPr>
         <w:t xml:space="preserve"> both refer to the woman’s body. The woman resumes the “garden” metaphor that was used in </w:t>
       </w:r>
-      <w:hyperlink r:id="rId41">
+      <w:hyperlink r:id="rId39">
         <w:r>
           <w:rPr>
             <w:lang w:val="en_US" w:bidi="en_US"/>
@@ -43163,7 +39794,7 @@
         </w:rPr>
         <w:t xml:space="preserve"> are both metaphors for the man enjoying the woman’s body. If you used similes to translate </w:t>
       </w:r>
-      <w:hyperlink r:id="rId41">
+      <w:hyperlink r:id="rId39">
         <w:r>
           <w:rPr>
             <w:lang w:val="en_US" w:bidi="en_US"/>
@@ -43245,20 +39876,6 @@
       </w:r>
       <w:r>
         <w:rPr>
-          <w:lang w:val="en_US" w:bidi="en_US"/>
-        </w:rPr>
-        <w:t>דּוֹדִ⁠י֙ יָרַ֣ד לְ⁠גַנּ֔⁠וֹ לַ⁠עֲרוּג֖וֹת הַ⁠בֹּ֑שֶׂם</w:t>
-      </w:r>
-    </w:p>
-    <w:p>
-      <w:pPr/>
-      <w:r>
-        <w:rPr>
-          <w:lang w:val="en_US" w:bidi="en_US"/>
-        </w:rPr>
-      </w:r>
-      <w:r>
-        <w:rPr>
           <w:b/>
           <w:lang w:val="en_US" w:bidi="en_US"/>
         </w:rPr>
@@ -43394,20 +40011,6 @@
       </w:r>
       <w:r>
         <w:rPr>
-          <w:lang w:val="en_US" w:bidi="en_US"/>
-        </w:rPr>
-        <w:t>יָרַ֣ד</w:t>
-      </w:r>
-    </w:p>
-    <w:p>
-      <w:pPr/>
-      <w:r>
-        <w:rPr>
-          <w:lang w:val="en_US" w:bidi="en_US"/>
-        </w:rPr>
-      </w:r>
-      <w:r>
-        <w:rPr>
           <w:b/>
           <w:lang w:val="en_US" w:bidi="en_US"/>
         </w:rPr>
@@ -43536,7 +40139,7 @@
         </w:rPr>
         <w:t xml:space="preserve"> in </w:t>
       </w:r>
-      <w:hyperlink r:id="rId52">
+      <w:hyperlink r:id="rId50">
         <w:r>
           <w:rPr>
             <w:lang w:val="en_US" w:bidi="en_US"/>
@@ -43720,20 +40323,6 @@
       </w:r>
       <w:r>
         <w:rPr>
-          <w:lang w:val="en_US" w:bidi="en_US"/>
-        </w:rPr>
-        <w:t>אֲנִ֤י לְ⁠דוֹדִ⁠י֙ וְ⁠דוֹדִ֣⁠י לִ֔⁠י</w:t>
-      </w:r>
-    </w:p>
-    <w:p>
-      <w:pPr/>
-      <w:r>
-        <w:rPr>
-          <w:lang w:val="en_US" w:bidi="en_US"/>
-        </w:rPr>
-      </w:r>
-      <w:r>
-        <w:rPr>
           <w:b/>
           <w:lang w:val="en_US" w:bidi="en_US"/>
         </w:rPr>
@@ -43753,7 +40342,7 @@
         </w:rPr>
         <w:t xml:space="preserve">See how you translated the similar phrase “My beloved belongs to me and I belong to him” in </w:t>
       </w:r>
-      <w:hyperlink r:id="rId57">
+      <w:hyperlink r:id="rId55">
         <w:r>
           <w:rPr>
             <w:lang w:val="en_US" w:bidi="en_US"/>
@@ -43815,20 +40404,6 @@
       </w:r>
       <w:r>
         <w:rPr>
-          <w:lang w:val="en_US" w:bidi="en_US"/>
-        </w:rPr>
-        <w:t>הָ⁠רֹעֶ֖ה בַּ⁠שׁוֹשַׁנִּֽים</w:t>
-      </w:r>
-    </w:p>
-    <w:p>
-      <w:pPr/>
-      <w:r>
-        <w:rPr>
-          <w:lang w:val="en_US" w:bidi="en_US"/>
-        </w:rPr>
-      </w:r>
-      <w:r>
-        <w:rPr>
           <w:b/>
           <w:lang w:val="en_US" w:bidi="en_US"/>
         </w:rPr>
@@ -43848,7 +40423,7 @@
         </w:rPr>
         <w:t xml:space="preserve">See how you translated the similar phrase “the man grazing among the lilies” in </w:t>
       </w:r>
-      <w:hyperlink r:id="rId57">
+      <w:hyperlink r:id="rId55">
         <w:r>
           <w:rPr>
             <w:lang w:val="en_US" w:bidi="en_US"/>
@@ -43930,20 +40505,6 @@
       </w:r>
       <w:r>
         <w:rPr>
-          <w:lang w:val="en_US" w:bidi="en_US"/>
-        </w:rPr>
-        <w:t>יָפָ֨ה אַ֤תְּ רַעְיָתִ⁠י֙ כְּ⁠תִרְצָ֔ה נָאוָ֖ה כִּ⁠ירוּשָׁלִָ֑ם</w:t>
-      </w:r>
-    </w:p>
-    <w:p>
-      <w:pPr/>
-      <w:r>
-        <w:rPr>
-          <w:lang w:val="en_US" w:bidi="en_US"/>
-        </w:rPr>
-      </w:r>
-      <w:r>
-        <w:rPr>
           <w:b/>
           <w:lang w:val="en_US" w:bidi="en_US"/>
         </w:rPr>
@@ -44098,7 +40659,7 @@
         </w:rPr>
         <w:t xml:space="preserve">See how you translated the phrase “you are beautiful, my darling” in </w:t>
       </w:r>
-      <w:hyperlink r:id="rId27">
+      <w:hyperlink r:id="rId25">
         <w:r>
           <w:rPr>
             <w:lang w:val="en_US" w:bidi="en_US"/>
@@ -44160,20 +40721,6 @@
       </w:r>
       <w:r>
         <w:rPr>
-          <w:lang w:val="en_US" w:bidi="en_US"/>
-        </w:rPr>
-        <w:t>יָפָ֨ה אַ֤תְּ רַעְיָתִ⁠י֙ כְּ⁠תִרְצָ֔ה</w:t>
-      </w:r>
-    </w:p>
-    <w:p>
-      <w:pPr/>
-      <w:r>
-        <w:rPr>
-          <w:lang w:val="en_US" w:bidi="en_US"/>
-        </w:rPr>
-      </w:r>
-      <w:r>
-        <w:rPr>
           <w:b/>
           <w:lang w:val="en_US" w:bidi="en_US"/>
         </w:rPr>
@@ -44257,20 +40804,6 @@
       </w:r>
       <w:r>
         <w:rPr>
-          <w:lang w:val="en_US" w:bidi="en_US"/>
-        </w:rPr>
-        <w:t>נָאוָ֖ה כִּ⁠ירוּשָׁלִָ֑ם אֲיֻמָּ֖ה כַּ⁠נִּדְגָּלֽוֹת</w:t>
-      </w:r>
-    </w:p>
-    <w:p>
-      <w:pPr/>
-      <w:r>
-        <w:rPr>
-          <w:lang w:val="en_US" w:bidi="en_US"/>
-        </w:rPr>
-      </w:r>
-      <w:r>
-        <w:rPr>
           <w:b/>
           <w:lang w:val="en_US" w:bidi="en_US"/>
         </w:rPr>
@@ -44354,20 +40887,6 @@
       </w:r>
       <w:r>
         <w:rPr>
-          <w:lang w:val="en_US" w:bidi="en_US"/>
-        </w:rPr>
-        <w:t>אֲיֻמָּ֖ה כַּ⁠נִּדְגָּלֽוֹת</w:t>
-      </w:r>
-    </w:p>
-    <w:p>
-      <w:pPr/>
-      <w:r>
-        <w:rPr>
-          <w:lang w:val="en_US" w:bidi="en_US"/>
-        </w:rPr>
-      </w:r>
-      <w:r>
-        <w:rPr>
           <w:b/>
           <w:lang w:val="en_US" w:bidi="en_US"/>
         </w:rPr>
@@ -44496,7 +41015,7 @@
         </w:rPr>
         <w:t xml:space="preserve"> in </w:t>
       </w:r>
-      <w:hyperlink r:id="rId59">
+      <w:hyperlink r:id="rId57">
         <w:r>
           <w:rPr>
             <w:lang w:val="en_US" w:bidi="en_US"/>
@@ -44578,20 +41097,6 @@
       </w:r>
       <w:r>
         <w:rPr>
-          <w:lang w:val="en_US" w:bidi="en_US"/>
-        </w:rPr>
-        <w:t>שַׂעְרֵ⁠ךְ֙ כְּ⁠עֵ֣דֶר הָֽ⁠עִזִּ֔ים שֶׁ⁠גָּלְשׁ֖וּ מִן־הַ⁠גִּלְעָֽד</w:t>
-      </w:r>
-    </w:p>
-    <w:p>
-      <w:pPr/>
-      <w:r>
-        <w:rPr>
-          <w:lang w:val="en_US" w:bidi="en_US"/>
-        </w:rPr>
-      </w:r>
-      <w:r>
-        <w:rPr>
           <w:b/>
           <w:lang w:val="en_US" w:bidi="en_US"/>
         </w:rPr>
@@ -44611,7 +41116,7 @@
         </w:rPr>
         <w:t xml:space="preserve">See how you translated the similar sentence “Your hair is like a flock of goats that hop down from the slopes of Gilead” in </w:t>
       </w:r>
-      <w:hyperlink r:id="rId46">
+      <w:hyperlink r:id="rId44">
         <w:r>
           <w:rPr>
             <w:lang w:val="en_US" w:bidi="en_US"/>
@@ -44712,7 +41217,7 @@
         </w:rPr>
         <w:t xml:space="preserve">See how you translated the almost identical verse in </w:t>
       </w:r>
-      <w:hyperlink r:id="rId60">
+      <w:hyperlink r:id="rId58">
         <w:r>
           <w:rPr>
             <w:lang w:val="en_US" w:bidi="en_US"/>
@@ -44807,20 +41312,6 @@
       </w:r>
       <w:r>
         <w:rPr>
-          <w:lang w:val="en_US" w:bidi="en_US"/>
-        </w:rPr>
-        <w:t>הָֽ⁠רְחֵלִ֔ים</w:t>
-      </w:r>
-    </w:p>
-    <w:p>
-      <w:pPr/>
-      <w:r>
-        <w:rPr>
-          <w:lang w:val="en_US" w:bidi="en_US"/>
-        </w:rPr>
-      </w:r>
-      <w:r>
-        <w:rPr>
           <w:b/>
           <w:lang w:val="en_US" w:bidi="en_US"/>
         </w:rPr>
@@ -44949,7 +41440,7 @@
         </w:rPr>
         <w:t xml:space="preserve">See how you translated </w:t>
       </w:r>
-      <w:hyperlink r:id="rId61">
+      <w:hyperlink r:id="rId59">
         <w:r>
           <w:rPr>
             <w:lang w:val="en_US" w:bidi="en_US"/>
@@ -45031,20 +41522,6 @@
       </w:r>
       <w:r>
         <w:rPr>
-          <w:lang w:val="en_US" w:bidi="en_US"/>
-        </w:rPr>
-        <w:t>שִׁשִּׁ֥ים הֵ֨מָּה֙ מְּלָכ֔וֹת</w:t>
-      </w:r>
-    </w:p>
-    <w:p>
-      <w:pPr/>
-      <w:r>
-        <w:rPr>
-          <w:lang w:val="en_US" w:bidi="en_US"/>
-        </w:rPr>
-      </w:r>
-      <w:r>
-        <w:rPr>
           <w:b/>
           <w:lang w:val="en_US" w:bidi="en_US"/>
         </w:rPr>
@@ -45308,7 +41785,7 @@
         </w:rPr>
         <w:t xml:space="preserve"> in </w:t>
       </w:r>
-      <w:hyperlink r:id="rId18">
+      <w:hyperlink r:id="rId16">
         <w:r>
           <w:rPr>
             <w:lang w:val="en_US" w:bidi="en_US"/>
@@ -45390,20 +41867,6 @@
       </w:r>
       <w:r>
         <w:rPr>
-          <w:lang w:val="en_US" w:bidi="en_US"/>
-        </w:rPr>
-        <w:t>וַ⁠עֲלָמ֖וֹת אֵ֥ין מִסְפָּֽר</w:t>
-      </w:r>
-    </w:p>
-    <w:p>
-      <w:pPr/>
-      <w:r>
-        <w:rPr>
-          <w:lang w:val="en_US" w:bidi="en_US"/>
-        </w:rPr>
-      </w:r>
-      <w:r>
-        <w:rPr>
           <w:b/>
           <w:lang w:val="en_US" w:bidi="en_US"/>
         </w:rPr>
@@ -45500,20 +41963,6 @@
       </w:r>
       <w:r>
         <w:rPr>
-          <w:lang w:val="en_US" w:bidi="en_US"/>
-        </w:rPr>
-        <w:t>שִׁשִּׁ֥ים הֵ֨מָּה֙ מְּלָכ֔וֹת וּ⁠שְׁמֹנִ֖ים פִּֽילַגְשִׁ֑ים וַ⁠עֲלָמ֖וֹת אֵ֥ין מִסְפָּֽר׃ אַחַ֥ת הִיא֙ יוֹנָתִ֣⁠י תַמָּתִ֔⁠י אַחַ֥ת הִיא֙ לְ⁠אִמָּ֔⁠הּ בָּרָ֥ה הִ֖יא לְ⁠יֽוֹלַדְתָּ֑⁠הּ</w:t>
-      </w:r>
-    </w:p>
-    <w:p>
-      <w:pPr/>
-      <w:r>
-        <w:rPr>
-          <w:lang w:val="en_US" w:bidi="en_US"/>
-        </w:rPr>
-      </w:r>
-      <w:r>
-        <w:rPr>
           <w:b/>
           <w:lang w:val="en_US" w:bidi="en_US"/>
         </w:rPr>
@@ -45597,20 +42046,6 @@
       </w:r>
       <w:r>
         <w:rPr>
-          <w:lang w:val="en_US" w:bidi="en_US"/>
-        </w:rPr>
-        <w:t>אַחַ֥ת הִיא֙</w:t>
-      </w:r>
-    </w:p>
-    <w:p>
-      <w:pPr/>
-      <w:r>
-        <w:rPr>
-          <w:lang w:val="en_US" w:bidi="en_US"/>
-        </w:rPr>
-      </w:r>
-      <w:r>
-        <w:rPr>
           <w:b/>
           <w:lang w:val="en_US" w:bidi="en_US"/>
         </w:rPr>
@@ -45765,7 +42200,7 @@
         </w:rPr>
         <w:t xml:space="preserve"> in </w:t>
       </w:r>
-      <w:hyperlink r:id="rId62">
+      <w:hyperlink r:id="rId60">
         <w:r>
           <w:rPr>
             <w:lang w:val="en_US" w:bidi="en_US"/>
@@ -45847,20 +42282,6 @@
       </w:r>
       <w:r>
         <w:rPr>
-          <w:lang w:val="en_US" w:bidi="en_US"/>
-        </w:rPr>
-        <w:t>אַחַ֥ת הִיא֙ לְ⁠אִמָּ֔⁠הּ</w:t>
-      </w:r>
-    </w:p>
-    <w:p>
-      <w:pPr/>
-      <w:r>
-        <w:rPr>
-          <w:lang w:val="en_US" w:bidi="en_US"/>
-        </w:rPr>
-      </w:r>
-      <w:r>
-        <w:rPr>
           <w:b/>
           <w:lang w:val="en_US" w:bidi="en_US"/>
         </w:rPr>
@@ -45983,20 +42404,6 @@
       </w:r>
       <w:r>
         <w:rPr>
-          <w:lang w:val="en_US" w:bidi="en_US"/>
-        </w:rPr>
-        <w:t>בָּרָ֥ה הִ֖יא לְ⁠יֽוֹלַדְתָּ֑⁠הּ</w:t>
-      </w:r>
-    </w:p>
-    <w:p>
-      <w:pPr/>
-      <w:r>
-        <w:rPr>
-          <w:lang w:val="en_US" w:bidi="en_US"/>
-        </w:rPr>
-      </w:r>
-      <w:r>
-        <w:rPr>
           <w:b/>
           <w:lang w:val="en_US" w:bidi="en_US"/>
         </w:rPr>
@@ -46228,20 +42635,6 @@
       </w:r>
       <w:r>
         <w:rPr>
-          <w:lang w:val="en_US" w:bidi="en_US"/>
-        </w:rPr>
-        <w:t>בָנוֹת֙</w:t>
-      </w:r>
-    </w:p>
-    <w:p>
-      <w:pPr/>
-      <w:r>
-        <w:rPr>
-          <w:lang w:val="en_US" w:bidi="en_US"/>
-        </w:rPr>
-      </w:r>
-      <w:r>
-        <w:rPr>
           <w:b/>
           <w:lang w:val="en_US" w:bidi="en_US"/>
         </w:rPr>
@@ -46338,20 +42731,6 @@
       </w:r>
       <w:r>
         <w:rPr>
-          <w:lang w:val="en_US" w:bidi="en_US"/>
-        </w:rPr>
-        <w:t>מִי־זֹ֥את הַ⁠נִּשְׁקָפָ֖ה כְּמוֹ־שָׁ֑חַר יָפָ֣ה כַ⁠לְּבָנָ֗ה בָּרָה֙ כַּֽ⁠חַמָּ֔ה אֲיֻמָּ֖ה כַּ⁠נִּדְגָּלֽוֹת</w:t>
-      </w:r>
-    </w:p>
-    <w:p>
-      <w:pPr/>
-      <w:r>
-        <w:rPr>
-          <w:lang w:val="en_US" w:bidi="en_US"/>
-        </w:rPr>
-      </w:r>
-      <w:r>
-        <w:rPr>
           <w:b/>
           <w:lang w:val="en_US" w:bidi="en_US"/>
         </w:rPr>
@@ -46474,20 +42853,6 @@
       </w:r>
       <w:r>
         <w:rPr>
-          <w:lang w:val="en_US" w:bidi="en_US"/>
-        </w:rPr>
-        <w:t>מִי־זֹ֥את הַ⁠נִּשְׁקָפָ֖ה כְּמוֹ־שָׁ֑חַר יָפָ֣ה כַ⁠לְּבָנָ֗ה בָּרָה֙ כַּֽ⁠חַמָּ֔ה אֲיֻמָּ֖ה כַּ⁠נִּדְגָּלֽוֹת</w:t>
-      </w:r>
-    </w:p>
-    <w:p>
-      <w:pPr/>
-      <w:r>
-        <w:rPr>
-          <w:lang w:val="en_US" w:bidi="en_US"/>
-        </w:rPr>
-      </w:r>
-      <w:r>
-        <w:rPr>
           <w:b/>
           <w:lang w:val="en_US" w:bidi="en_US"/>
         </w:rPr>
@@ -46571,20 +42936,6 @@
       </w:r>
       <w:r>
         <w:rPr>
-          <w:lang w:val="en_US" w:bidi="en_US"/>
-        </w:rPr>
-        <w:t>הַ⁠נִּשְׁקָפָ֖ה כְּמוֹ־שָׁ֑חַר</w:t>
-      </w:r>
-    </w:p>
-    <w:p>
-      <w:pPr/>
-      <w:r>
-        <w:rPr>
-          <w:lang w:val="en_US" w:bidi="en_US"/>
-        </w:rPr>
-      </w:r>
-      <w:r>
-        <w:rPr>
           <w:b/>
           <w:lang w:val="en_US" w:bidi="en_US"/>
         </w:rPr>
@@ -46668,20 +43019,6 @@
       </w:r>
       <w:r>
         <w:rPr>
-          <w:lang w:val="en_US" w:bidi="en_US"/>
-        </w:rPr>
-        <w:t>הַ⁠נִּשְׁקָפָ֖ה כְּמוֹ־שָׁ֑חַר יָפָ֣ה כַ⁠לְּבָנָ֗ה בָּרָה֙ כַּֽ⁠חַמָּ֔ה</w:t>
-      </w:r>
-    </w:p>
-    <w:p>
-      <w:pPr/>
-      <w:r>
-        <w:rPr>
-          <w:lang w:val="en_US" w:bidi="en_US"/>
-        </w:rPr>
-      </w:r>
-      <w:r>
-        <w:rPr>
           <w:b/>
           <w:lang w:val="en_US" w:bidi="en_US"/>
         </w:rPr>
@@ -46791,20 +43128,6 @@
       </w:r>
       <w:r>
         <w:rPr>
-          <w:lang w:val="en_US" w:bidi="en_US"/>
-        </w:rPr>
-        <w:t>אֲיֻמָּ֖ה כַּ⁠נִּדְגָּלֽוֹת</w:t>
-      </w:r>
-    </w:p>
-    <w:p>
-      <w:pPr/>
-      <w:r>
-        <w:rPr>
-          <w:lang w:val="en_US" w:bidi="en_US"/>
-        </w:rPr>
-      </w:r>
-      <w:r>
-        <w:rPr>
           <w:b/>
           <w:lang w:val="en_US" w:bidi="en_US"/>
         </w:rPr>
@@ -46824,7 +43147,7 @@
         </w:rPr>
         <w:t xml:space="preserve">See how you translated the identical phrase “awe-inspiring like bannered armies” in </w:t>
       </w:r>
-      <w:hyperlink r:id="rId63">
+      <w:hyperlink r:id="rId61">
         <w:r>
           <w:rPr>
             <w:lang w:val="en_US" w:bidi="en_US"/>
@@ -46906,20 +43229,6 @@
       </w:r>
       <w:r>
         <w:rPr>
-          <w:lang w:val="en_US" w:bidi="en_US"/>
-        </w:rPr>
-        <w:t>אֶל־גִּנַּ֤ת אֱגוֹז֙ יָרַ֔דְתִּי</w:t>
-      </w:r>
-    </w:p>
-    <w:p>
-      <w:pPr/>
-      <w:r>
-        <w:rPr>
-          <w:lang w:val="en_US" w:bidi="en_US"/>
-        </w:rPr>
-      </w:r>
-      <w:r>
-        <w:rPr>
           <w:b/>
           <w:lang w:val="en_US" w:bidi="en_US"/>
         </w:rPr>
@@ -47003,20 +43312,6 @@
       </w:r>
       <w:r>
         <w:rPr>
-          <w:lang w:val="en_US" w:bidi="en_US"/>
-        </w:rPr>
-        <w:t>אֶל־גִּנַּ֤ת אֱגוֹז֙ יָרַ֔דְתִּי</w:t>
-      </w:r>
-    </w:p>
-    <w:p>
-      <w:pPr/>
-      <w:r>
-        <w:rPr>
-          <w:lang w:val="en_US" w:bidi="en_US"/>
-        </w:rPr>
-      </w:r>
-      <w:r>
-        <w:rPr>
           <w:b/>
           <w:lang w:val="en_US" w:bidi="en_US"/>
         </w:rPr>
@@ -47100,20 +43395,6 @@
       </w:r>
       <w:r>
         <w:rPr>
-          <w:lang w:val="en_US" w:bidi="en_US"/>
-        </w:rPr>
-        <w:t>יָרַ֔דְתִּי</w:t>
-      </w:r>
-    </w:p>
-    <w:p>
-      <w:pPr/>
-      <w:r>
-        <w:rPr>
-          <w:lang w:val="en_US" w:bidi="en_US"/>
-        </w:rPr>
-      </w:r>
-      <w:r>
-        <w:rPr>
           <w:b/>
           <w:lang w:val="en_US" w:bidi="en_US"/>
         </w:rPr>
@@ -47293,20 +43574,6 @@
       </w:r>
       <w:r>
         <w:rPr>
-          <w:lang w:val="en_US" w:bidi="en_US"/>
-        </w:rPr>
-        <w:t>לֹ֣א יָדַ֔עְתִּי</w:t>
-      </w:r>
-    </w:p>
-    <w:p>
-      <w:pPr/>
-      <w:r>
-        <w:rPr>
-          <w:lang w:val="en_US" w:bidi="en_US"/>
-        </w:rPr>
-      </w:r>
-      <w:r>
-        <w:rPr>
           <w:b/>
           <w:lang w:val="en_US" w:bidi="en_US"/>
         </w:rPr>
@@ -47486,20 +43753,6 @@
       </w:r>
       <w:r>
         <w:rPr>
-          <w:lang w:val="en_US" w:bidi="en_US"/>
-        </w:rPr>
-        <w:t>מַרְכְּב֖וֹת עַמִּ⁠י־נָדִֽיב</w:t>
-      </w:r>
-    </w:p>
-    <w:p>
-      <w:pPr/>
-      <w:r>
-        <w:rPr>
-          <w:lang w:val="en_US" w:bidi="en_US"/>
-        </w:rPr>
-      </w:r>
-      <w:r>
-        <w:rPr>
           <w:b/>
           <w:lang w:val="en_US" w:bidi="en_US"/>
         </w:rPr>
@@ -47666,20 +43919,6 @@
       </w:r>
       <w:r>
         <w:rPr>
-          <w:lang w:val="en_US" w:bidi="en_US"/>
-        </w:rPr>
-        <w:t>הַ⁠שּׁ֣וּלַמִּ֔ית &amp; בַּ⁠שּׁ֣וּלַמִּ֔ית</w:t>
-      </w:r>
-    </w:p>
-    <w:p>
-      <w:pPr/>
-      <w:r>
-        <w:rPr>
-          <w:lang w:val="en_US" w:bidi="en_US"/>
-        </w:rPr>
-      </w:r>
-      <w:r>
-        <w:rPr>
           <w:b/>
           <w:lang w:val="en_US" w:bidi="en_US"/>
         </w:rPr>
@@ -47872,20 +44111,6 @@
       </w:r>
       <w:r>
         <w:rPr>
-          <w:lang w:val="en_US" w:bidi="en_US"/>
-        </w:rPr>
-        <w:t>מַֽה־תֶּחֱזוּ֙ בַּ⁠שּׁ֣וּלַמִּ֔ית כִּ⁠מְחֹלַ֖ת הַֽ⁠מַּחֲנָֽיִם</w:t>
-      </w:r>
-    </w:p>
-    <w:p>
-      <w:pPr/>
-      <w:r>
-        <w:rPr>
-          <w:lang w:val="en_US" w:bidi="en_US"/>
-        </w:rPr>
-      </w:r>
-      <w:r>
-        <w:rPr>
           <w:b/>
           <w:lang w:val="en_US" w:bidi="en_US"/>
         </w:rPr>
@@ -47969,20 +44194,6 @@
       </w:r>
       <w:r>
         <w:rPr>
-          <w:lang w:val="en_US" w:bidi="en_US"/>
-        </w:rPr>
-        <w:t>כִּ⁠מְחֹלַ֖ת הַֽ⁠מַּחֲנָֽיִם</w:t>
-      </w:r>
-    </w:p>
-    <w:p>
-      <w:pPr/>
-      <w:r>
-        <w:rPr>
-          <w:lang w:val="en_US" w:bidi="en_US"/>
-        </w:rPr>
-      </w:r>
-      <w:r>
-        <w:rPr>
           <w:b/>
           <w:lang w:val="en_US" w:bidi="en_US"/>
         </w:rPr>
@@ -48066,20 +44277,6 @@
       </w:r>
       <w:r>
         <w:rPr>
-          <w:lang w:val="en_US" w:bidi="en_US"/>
-        </w:rPr>
-        <w:t>כִּ⁠מְחֹלַ֖ת הַֽ⁠מַּחֲנָֽיִם</w:t>
-      </w:r>
-    </w:p>
-    <w:p>
-      <w:pPr/>
-      <w:r>
-        <w:rPr>
-          <w:lang w:val="en_US" w:bidi="en_US"/>
-        </w:rPr>
-      </w:r>
-      <w:r>
-        <w:rPr>
           <w:b/>
           <w:lang w:val="en_US" w:bidi="en_US"/>
         </w:rPr>
@@ -48297,7 +44494,7 @@
         </w:rPr>
         <w:t xml:space="preserve">An alternate translation possibility for the word the ULT translates as “love” in </w:t>
       </w:r>
-      <w:hyperlink r:id="rId64">
+      <w:hyperlink r:id="rId62">
         <w:r>
           <w:rPr>
             <w:lang w:val="en_US" w:bidi="en_US"/>
@@ -48334,7 +44531,7 @@
         </w:rPr>
         <w:t xml:space="preserve">An alternate translation possibility for the words that the ULT translates as “the lips of those who sleep” in </w:t>
       </w:r>
-      <w:hyperlink r:id="rId65">
+      <w:hyperlink r:id="rId63">
         <w:r>
           <w:rPr>
             <w:lang w:val="en_US" w:bidi="en_US"/>
@@ -48404,20 +44601,6 @@
       </w:r>
       <w:r>
         <w:rPr>
-          <w:lang w:val="en_US" w:bidi="en_US"/>
-        </w:rPr>
-        <w:t>מַה־יָּפ֧וּ פְעָמַ֛יִ⁠ךְ בַּ⁠נְּעָלִ֖ים בַּת־נָדִ֑יב חַמּוּקֵ֣י יְרֵכַ֔יִ⁠ךְ כְּמ֣וֹ חֲלָאִ֔ים מַעֲשֵׂ֖ה יְדֵ֥י אָמָּֽן</w:t>
-      </w:r>
-    </w:p>
-    <w:p>
-      <w:pPr/>
-      <w:r>
-        <w:rPr>
-          <w:lang w:val="en_US" w:bidi="en_US"/>
-        </w:rPr>
-      </w:r>
-      <w:r>
-        <w:rPr>
           <w:b/>
           <w:lang w:val="en_US" w:bidi="en_US"/>
         </w:rPr>
@@ -48437,7 +44620,7 @@
         </w:rPr>
         <w:t xml:space="preserve">If you are using section headings to indicate who is speaking and you decided in the previous verse that the woman said the words “Why do you look at the Shulammite like the dance of two armies” you will need to place a section header above this verse indicating that the man is now speaking. The man begins speaking directly to the woman in this verse and continues speaking to her until part way through </w:t>
       </w:r>
-      <w:hyperlink r:id="rId65">
+      <w:hyperlink r:id="rId63">
         <w:r>
           <w:rPr>
             <w:lang w:val="en_US" w:bidi="en_US"/>
@@ -48519,20 +44702,6 @@
       </w:r>
       <w:r>
         <w:rPr>
-          <w:lang w:val="en_US" w:bidi="en_US"/>
-        </w:rPr>
-        <w:t>מַה</w:t>
-      </w:r>
-    </w:p>
-    <w:p>
-      <w:pPr/>
-      <w:r>
-        <w:rPr>
-          <w:lang w:val="en_US" w:bidi="en_US"/>
-        </w:rPr>
-      </w:r>
-      <w:r>
-        <w:rPr>
           <w:b/>
           <w:lang w:val="en_US" w:bidi="en_US"/>
         </w:rPr>
@@ -48662,20 +44831,6 @@
       </w:r>
       <w:r>
         <w:rPr>
-          <w:lang w:val="en_US" w:bidi="en_US"/>
-        </w:rPr>
-        <w:t>מַה־יָּפ֧וּ פְעָמַ֛יִ⁠ךְ בַּ⁠נְּעָלִ֖ים בַּת־נָדִ֑יב</w:t>
-      </w:r>
-    </w:p>
-    <w:p>
-      <w:pPr/>
-      <w:r>
-        <w:rPr>
-          <w:lang w:val="en_US" w:bidi="en_US"/>
-        </w:rPr>
-      </w:r>
-      <w:r>
-        <w:rPr>
           <w:b/>
           <w:lang w:val="en_US" w:bidi="en_US"/>
         </w:rPr>
@@ -48759,20 +44914,6 @@
       </w:r>
       <w:r>
         <w:rPr>
-          <w:lang w:val="en_US" w:bidi="en_US"/>
-        </w:rPr>
-        <w:t>בַּת־נָדִ֑יב</w:t>
-      </w:r>
-    </w:p>
-    <w:p>
-      <w:pPr/>
-      <w:r>
-        <w:rPr>
-          <w:lang w:val="en_US" w:bidi="en_US"/>
-        </w:rPr>
-      </w:r>
-      <w:r>
-        <w:rPr>
           <w:b/>
           <w:lang w:val="en_US" w:bidi="en_US"/>
         </w:rPr>
@@ -49126,20 +45267,6 @@
       </w:r>
       <w:r>
         <w:rPr>
-          <w:lang w:val="en_US" w:bidi="en_US"/>
-        </w:rPr>
-        <w:t>מַעֲשֵׂ֖ה יְדֵ֥י אָמָּֽן</w:t>
-      </w:r>
-    </w:p>
-    <w:p>
-      <w:pPr/>
-      <w:r>
-        <w:rPr>
-          <w:lang w:val="en_US" w:bidi="en_US"/>
-        </w:rPr>
-      </w:r>
-      <w:r>
-        <w:rPr>
           <w:b/>
           <w:lang w:val="en_US" w:bidi="en_US"/>
         </w:rPr>
@@ -49449,20 +45576,6 @@
       </w:r>
       <w:r>
         <w:rPr>
-          <w:lang w:val="en_US" w:bidi="en_US"/>
-        </w:rPr>
-        <w:t>אַל־יֶחְסַ֖ר הַ⁠מָּ֑זֶג</w:t>
-      </w:r>
-    </w:p>
-    <w:p>
-      <w:pPr/>
-      <w:r>
-        <w:rPr>
-          <w:lang w:val="en_US" w:bidi="en_US"/>
-        </w:rPr>
-      </w:r>
-      <w:r>
-        <w:rPr>
           <w:b/>
           <w:lang w:val="en_US" w:bidi="en_US"/>
         </w:rPr>
@@ -49539,20 +45652,6 @@
       </w:r>
       <w:r>
         <w:rPr>
-          <w:lang w:val="en_US" w:bidi="en_US"/>
-        </w:rPr>
-        <w:t>הַ⁠מָּ֑זֶג</w:t>
-      </w:r>
-    </w:p>
-    <w:p>
-      <w:pPr/>
-      <w:r>
-        <w:rPr>
-          <w:lang w:val="en_US" w:bidi="en_US"/>
-        </w:rPr>
-      </w:r>
-      <w:r>
-        <w:rPr>
           <w:b/>
           <w:lang w:val="en_US" w:bidi="en_US"/>
         </w:rPr>
@@ -49914,20 +46013,6 @@
       </w:r>
       <w:r>
         <w:rPr>
-          <w:lang w:val="en_US" w:bidi="en_US"/>
-        </w:rPr>
-        <w:t>סוּגָ֖ה בַּ⁠שּׁוֹשַׁנִּֽים</w:t>
-      </w:r>
-    </w:p>
-    <w:p>
-      <w:pPr/>
-      <w:r>
-        <w:rPr>
-          <w:lang w:val="en_US" w:bidi="en_US"/>
-        </w:rPr>
-      </w:r>
-      <w:r>
-        <w:rPr>
           <w:b/>
           <w:lang w:val="en_US" w:bidi="en_US"/>
         </w:rPr>
@@ -50010,7 +46095,7 @@
         </w:rPr>
         <w:t xml:space="preserve">See how you translated the almost identical statement in </w:t>
       </w:r>
-      <w:hyperlink r:id="rId66">
+      <w:hyperlink r:id="rId64">
         <w:r>
           <w:rPr>
             <w:lang w:val="en_US" w:bidi="en_US"/>
@@ -50311,7 +46396,7 @@
         </w:rPr>
         <w:t xml:space="preserve"> in </w:t>
       </w:r>
-      <w:hyperlink r:id="rId67">
+      <w:hyperlink r:id="rId65">
         <w:r>
           <w:rPr>
             <w:lang w:val="en_US" w:bidi="en_US"/>
@@ -50618,20 +46703,6 @@
       </w:r>
       <w:r>
         <w:rPr>
-          <w:lang w:val="en_US" w:bidi="en_US"/>
-        </w:rPr>
-        <w:t>עַל־שַׁ֨עַר֙ בַּת־רַבִּ֔ים</w:t>
-      </w:r>
-    </w:p>
-    <w:p>
-      <w:pPr/>
-      <w:r>
-        <w:rPr>
-          <w:lang w:val="en_US" w:bidi="en_US"/>
-        </w:rPr>
-      </w:r>
-      <w:r>
-        <w:rPr>
           <w:b/>
           <w:lang w:val="en_US" w:bidi="en_US"/>
         </w:rPr>
@@ -50857,20 +46928,6 @@
       </w:r>
       <w:r>
         <w:rPr>
-          <w:lang w:val="en_US" w:bidi="en_US"/>
-        </w:rPr>
-        <w:t>רֹאשֵׁ֤⁠ךְ עָלַ֨יִ⁠ךְ֙ כַּ⁠כַּרְמֶ֔ל</w:t>
-      </w:r>
-    </w:p>
-    <w:p>
-      <w:pPr/>
-      <w:r>
-        <w:rPr>
-          <w:lang w:val="en_US" w:bidi="en_US"/>
-        </w:rPr>
-      </w:r>
-      <w:r>
-        <w:rPr>
           <w:b/>
           <w:lang w:val="en_US" w:bidi="en_US"/>
         </w:rPr>
@@ -51070,20 +47127,6 @@
       </w:r>
       <w:r>
         <w:rPr>
-          <w:lang w:val="en_US" w:bidi="en_US"/>
-        </w:rPr>
-        <w:t>וְ⁠דַלַּ֥ת רֹאשֵׁ֖⁠ךְ כָּ⁠אַרְגָּמָ֑ן</w:t>
-      </w:r>
-    </w:p>
-    <w:p>
-      <w:pPr/>
-      <w:r>
-        <w:rPr>
-          <w:lang w:val="en_US" w:bidi="en_US"/>
-        </w:rPr>
-      </w:r>
-      <w:r>
-        <w:rPr>
           <w:b/>
           <w:lang w:val="en_US" w:bidi="en_US"/>
         </w:rPr>
@@ -51193,20 +47236,6 @@
       </w:r>
       <w:r>
         <w:rPr>
-          <w:lang w:val="en_US" w:bidi="en_US"/>
-        </w:rPr>
-        <w:t>מֶ֖לֶךְ אָס֥וּר בָּ⁠רְהָטִֽים</w:t>
-      </w:r>
-    </w:p>
-    <w:p>
-      <w:pPr/>
-      <w:r>
-        <w:rPr>
-          <w:lang w:val="en_US" w:bidi="en_US"/>
-        </w:rPr>
-      </w:r>
-      <w:r>
-        <w:rPr>
           <w:b/>
           <w:lang w:val="en_US" w:bidi="en_US"/>
         </w:rPr>
@@ -51329,20 +47358,6 @@
       </w:r>
       <w:r>
         <w:rPr>
-          <w:lang w:val="en_US" w:bidi="en_US"/>
-        </w:rPr>
-        <w:t>מֶ֖לֶךְ אָס֥וּר</w:t>
-      </w:r>
-    </w:p>
-    <w:p>
-      <w:pPr/>
-      <w:r>
-        <w:rPr>
-          <w:lang w:val="en_US" w:bidi="en_US"/>
-        </w:rPr>
-      </w:r>
-      <w:r>
-        <w:rPr>
           <w:b/>
           <w:lang w:val="en_US" w:bidi="en_US"/>
         </w:rPr>
@@ -51439,20 +47454,6 @@
       </w:r>
       <w:r>
         <w:rPr>
-          <w:lang w:val="en_US" w:bidi="en_US"/>
-        </w:rPr>
-        <w:t>מֶ֖לֶךְ אָס֥וּר בָּ⁠רְהָטִֽים</w:t>
-      </w:r>
-    </w:p>
-    <w:p>
-      <w:pPr/>
-      <w:r>
-        <w:rPr>
-          <w:lang w:val="en_US" w:bidi="en_US"/>
-        </w:rPr>
-      </w:r>
-      <w:r>
-        <w:rPr>
           <w:b/>
           <w:lang w:val="en_US" w:bidi="en_US"/>
         </w:rPr>
@@ -51549,20 +47550,6 @@
       </w:r>
       <w:r>
         <w:rPr>
-          <w:lang w:val="en_US" w:bidi="en_US"/>
-        </w:rPr>
-        <w:t>בָּ⁠רְהָטִֽים</w:t>
-      </w:r>
-    </w:p>
-    <w:p>
-      <w:pPr/>
-      <w:r>
-        <w:rPr>
-          <w:lang w:val="en_US" w:bidi="en_US"/>
-        </w:rPr>
-      </w:r>
-      <w:r>
-        <w:rPr>
           <w:b/>
           <w:lang w:val="en_US" w:bidi="en_US"/>
         </w:rPr>
@@ -51678,7 +47665,7 @@
         </w:rPr>
         <w:t xml:space="preserve">See how you translated the similar phrase “You are beautiful” in </w:t>
       </w:r>
-      <w:hyperlink r:id="rId63">
+      <w:hyperlink r:id="rId61">
         <w:r>
           <w:rPr>
             <w:lang w:val="en_US" w:bidi="en_US"/>
@@ -51946,20 +47933,6 @@
       </w:r>
       <w:r>
         <w:rPr>
-          <w:lang w:val="en_US" w:bidi="en_US"/>
-        </w:rPr>
-        <w:t>אַהֲבָ֖ה בַּ⁠תַּֽעֲנוּגִֽים</w:t>
-      </w:r>
-    </w:p>
-    <w:p>
-      <w:pPr/>
-      <w:r>
-        <w:rPr>
-          <w:lang w:val="en_US" w:bidi="en_US"/>
-        </w:rPr>
-      </w:r>
-      <w:r>
-        <w:rPr>
           <w:b/>
           <w:lang w:val="en_US" w:bidi="en_US"/>
         </w:rPr>
@@ -52466,20 +48439,6 @@
       </w:r>
       <w:r>
         <w:rPr>
-          <w:lang w:val="en_US" w:bidi="en_US"/>
-        </w:rPr>
-        <w:t>אָמַ֨רְתִּי֙ אֶעֱלֶ֣ה בְ⁠תָמָ֔ר אֹֽחֲזָ֖ה בְּ⁠סַנְסִנָּ֑י⁠ו</w:t>
-      </w:r>
-    </w:p>
-    <w:p>
-      <w:pPr/>
-      <w:r>
-        <w:rPr>
-          <w:lang w:val="en_US" w:bidi="en_US"/>
-        </w:rPr>
-      </w:r>
-      <w:r>
-        <w:rPr>
           <w:b/>
           <w:lang w:val="en_US" w:bidi="en_US"/>
         </w:rPr>
@@ -52820,20 +48779,6 @@
       </w:r>
       <w:r>
         <w:rPr>
-          <w:lang w:val="en_US" w:bidi="en_US"/>
-        </w:rPr>
-        <w:t>אֶעֱלֶ֣ה בְ⁠תָמָ֔ר אֹֽחֲזָ֖ה בְּ⁠סַנְסִנָּ֑י⁠ו</w:t>
-      </w:r>
-    </w:p>
-    <w:p>
-      <w:pPr/>
-      <w:r>
-        <w:rPr>
-          <w:lang w:val="en_US" w:bidi="en_US"/>
-        </w:rPr>
-      </w:r>
-      <w:r>
-        <w:rPr>
           <w:b/>
           <w:lang w:val="en_US" w:bidi="en_US"/>
         </w:rPr>
@@ -53218,20 +49163,6 @@
       </w:r>
       <w:r>
         <w:rPr>
-          <w:lang w:val="en_US" w:bidi="en_US"/>
-        </w:rPr>
-        <w:t>כְּ⁠אֶשְׁכְּל֣וֹת הַ⁠גֶּ֔פֶן</w:t>
-      </w:r>
-    </w:p>
-    <w:p>
-      <w:pPr/>
-      <w:r>
-        <w:rPr>
-          <w:lang w:val="en_US" w:bidi="en_US"/>
-        </w:rPr>
-      </w:r>
-      <w:r>
-        <w:rPr>
           <w:b/>
           <w:lang w:val="en_US" w:bidi="en_US"/>
         </w:rPr>
@@ -53341,20 +49272,6 @@
       </w:r>
       <w:r>
         <w:rPr>
-          <w:lang w:val="en_US" w:bidi="en_US"/>
-        </w:rPr>
-        <w:t>וְ⁠רֵ֥יחַ אַפֵּ֖⁠ךְ כַּ⁠תַּפּוּחִֽים</w:t>
-      </w:r>
-    </w:p>
-    <w:p>
-      <w:pPr/>
-      <w:r>
-        <w:rPr>
-          <w:lang w:val="en_US" w:bidi="en_US"/>
-        </w:rPr>
-      </w:r>
-      <w:r>
-        <w:rPr>
           <w:b/>
           <w:lang w:val="en_US" w:bidi="en_US"/>
         </w:rPr>
@@ -53534,20 +49451,6 @@
       </w:r>
       <w:r>
         <w:rPr>
-          <w:lang w:val="en_US" w:bidi="en_US"/>
-        </w:rPr>
-        <w:t>כַּ⁠תַּפּוּחִֽים</w:t>
-      </w:r>
-    </w:p>
-    <w:p>
-      <w:pPr/>
-      <w:r>
-        <w:rPr>
-          <w:lang w:val="en_US" w:bidi="en_US"/>
-        </w:rPr>
-      </w:r>
-      <w:r>
-        <w:rPr>
           <w:b/>
           <w:lang w:val="en_US" w:bidi="en_US"/>
         </w:rPr>
@@ -53849,20 +49752,6 @@
       </w:r>
       <w:r>
         <w:rPr>
-          <w:lang w:val="en_US" w:bidi="en_US"/>
-        </w:rPr>
-        <w:t>וְ⁠חִכֵּ֕⁠ךְ</w:t>
-      </w:r>
-    </w:p>
-    <w:p>
-      <w:pPr/>
-      <w:r>
-        <w:rPr>
-          <w:lang w:val="en_US" w:bidi="en_US"/>
-        </w:rPr>
-      </w:r>
-      <w:r>
-        <w:rPr>
           <w:b/>
           <w:lang w:val="en_US" w:bidi="en_US"/>
         </w:rPr>
@@ -53972,20 +49861,6 @@
       </w:r>
       <w:r>
         <w:rPr>
-          <w:lang w:val="en_US" w:bidi="en_US"/>
-        </w:rPr>
-        <w:t>הוֹלֵ֥ךְ לְ⁠דוֹדִ֖⁠י לְ⁠מֵישָׁרִ֑ים דּוֹבֵ֖ב שִׂפְתֵ֥י יְשֵׁנִֽים</w:t>
-      </w:r>
-    </w:p>
-    <w:p>
-      <w:pPr/>
-      <w:r>
-        <w:rPr>
-          <w:lang w:val="en_US" w:bidi="en_US"/>
-        </w:rPr>
-      </w:r>
-      <w:r>
-        <w:rPr>
           <w:b/>
           <w:lang w:val="en_US" w:bidi="en_US"/>
         </w:rPr>
@@ -54165,20 +50040,6 @@
       </w:r>
       <w:r>
         <w:rPr>
-          <w:lang w:val="en_US" w:bidi="en_US"/>
-        </w:rPr>
-        <w:t>הוֹלֵ֥ךְ לְ⁠דוֹדִ֖⁠י לְ⁠מֵישָׁרִ֑ים דּוֹבֵ֖ב שִׂפְתֵ֥י יְשֵׁנִֽים</w:t>
-      </w:r>
-    </w:p>
-    <w:p>
-      <w:pPr/>
-      <w:r>
-        <w:rPr>
-          <w:lang w:val="en_US" w:bidi="en_US"/>
-        </w:rPr>
-      </w:r>
-      <w:r>
-        <w:rPr>
           <w:b/>
           <w:lang w:val="en_US" w:bidi="en_US"/>
         </w:rPr>
@@ -54301,20 +50162,6 @@
       </w:r>
       <w:r>
         <w:rPr>
-          <w:lang w:val="en_US" w:bidi="en_US"/>
-        </w:rPr>
-        <w:t>לְ⁠מֵישָׁרִ֑ים דּוֹבֵ֖ב</w:t>
-      </w:r>
-    </w:p>
-    <w:p>
-      <w:pPr/>
-      <w:r>
-        <w:rPr>
-          <w:lang w:val="en_US" w:bidi="en_US"/>
-        </w:rPr>
-      </w:r>
-      <w:r>
-        <w:rPr>
           <w:b/>
           <w:lang w:val="en_US" w:bidi="en_US"/>
         </w:rPr>
@@ -54437,20 +50284,6 @@
       </w:r>
       <w:r>
         <w:rPr>
-          <w:lang w:val="en_US" w:bidi="en_US"/>
-        </w:rPr>
-        <w:t>שִׂפְתֵ֥י יְשֵׁנִֽים</w:t>
-      </w:r>
-    </w:p>
-    <w:p>
-      <w:pPr/>
-      <w:r>
-        <w:rPr>
-          <w:lang w:val="en_US" w:bidi="en_US"/>
-        </w:rPr>
-      </w:r>
-      <w:r>
-        <w:rPr>
           <w:b/>
           <w:lang w:val="en_US" w:bidi="en_US"/>
         </w:rPr>
@@ -54546,7 +50379,7 @@
         </w:rPr>
         <w:t xml:space="preserve">See how you translated the identical phrase in </w:t>
       </w:r>
-      <w:hyperlink r:id="rId68">
+      <w:hyperlink r:id="rId66">
         <w:r>
           <w:rPr>
             <w:lang w:val="en_US" w:bidi="en_US"/>
@@ -54704,20 +50537,6 @@
       </w:r>
       <w:r>
         <w:rPr>
-          <w:lang w:val="en_US" w:bidi="en_US"/>
-        </w:rPr>
-        <w:t>לְכָ֤⁠ה דוֹדִ⁠י֙</w:t>
-      </w:r>
-    </w:p>
-    <w:p>
-      <w:pPr/>
-      <w:r>
-        <w:rPr>
-          <w:lang w:val="en_US" w:bidi="en_US"/>
-        </w:rPr>
-      </w:r>
-      <w:r>
-        <w:rPr>
           <w:b/>
           <w:lang w:val="en_US" w:bidi="en_US"/>
         </w:rPr>
@@ -54801,20 +50620,6 @@
       </w:r>
       <w:r>
         <w:rPr>
-          <w:lang w:val="en_US" w:bidi="en_US"/>
-        </w:rPr>
-        <w:t>נָלִ֖ינָה בַּ⁠כְּפָרִֽים</w:t>
-      </w:r>
-    </w:p>
-    <w:p>
-      <w:pPr/>
-      <w:r>
-        <w:rPr>
-          <w:lang w:val="en_US" w:bidi="en_US"/>
-        </w:rPr>
-      </w:r>
-      <w:r>
-        <w:rPr>
           <w:b/>
           <w:lang w:val="en_US" w:bidi="en_US"/>
         </w:rPr>
@@ -54878,20 +50683,6 @@
       </w:r>
       <w:r>
         <w:rPr>
-          <w:lang w:val="en_US" w:bidi="en_US"/>
-        </w:rPr>
-        <w:t>בַּ⁠כְּפָרִֽים</w:t>
-      </w:r>
-    </w:p>
-    <w:p>
-      <w:pPr/>
-      <w:r>
-        <w:rPr>
-          <w:lang w:val="en_US" w:bidi="en_US"/>
-        </w:rPr>
-      </w:r>
-      <w:r>
-        <w:rPr>
           <w:b/>
           <w:lang w:val="en_US" w:bidi="en_US"/>
         </w:rPr>
@@ -54937,7 +50728,7 @@
         </w:rPr>
         <w:t xml:space="preserve"> as modeled by the ULT’s translation. (2) “among the henna bushes” (henna bushes produce flowers). If you choose this option see how you translated the phrase “henna blossoms” in </w:t>
       </w:r>
-      <w:hyperlink r:id="rId50">
+      <w:hyperlink r:id="rId48">
         <w:r>
           <w:rPr>
             <w:lang w:val="en_US" w:bidi="en_US"/>
@@ -55019,20 +50810,6 @@
       </w:r>
       <w:r>
         <w:rPr>
-          <w:lang w:val="en_US" w:bidi="en_US"/>
-        </w:rPr>
-        <w:t>נַשְׁכִּ֨ימָה֙</w:t>
-      </w:r>
-    </w:p>
-    <w:p>
-      <w:pPr/>
-      <w:r>
-        <w:rPr>
-          <w:lang w:val="en_US" w:bidi="en_US"/>
-        </w:rPr>
-      </w:r>
-      <w:r>
-        <w:rPr>
           <w:b/>
           <w:lang w:val="en_US" w:bidi="en_US"/>
         </w:rPr>
@@ -55211,7 +50988,7 @@
         </w:rPr>
         <w:t xml:space="preserve">See how you translated the similar phrase “had the vine budded” in </w:t>
       </w:r>
-      <w:hyperlink r:id="rId69">
+      <w:hyperlink r:id="rId67">
         <w:r>
           <w:rPr>
             <w:lang w:val="en_US" w:bidi="en_US"/>
@@ -55273,20 +51050,6 @@
       </w:r>
       <w:r>
         <w:rPr>
-          <w:lang w:val="en_US" w:bidi="en_US"/>
-        </w:rPr>
-        <w:t>פָּֽרְחָ֤ה הַ⁠גֶּ֨פֶן֙</w:t>
-      </w:r>
-    </w:p>
-    <w:p>
-      <w:pPr/>
-      <w:r>
-        <w:rPr>
-          <w:lang w:val="en_US" w:bidi="en_US"/>
-        </w:rPr>
-      </w:r>
-      <w:r>
-        <w:rPr>
           <w:b/>
           <w:lang w:val="en_US" w:bidi="en_US"/>
         </w:rPr>
@@ -55306,7 +51069,7 @@
         </w:rPr>
         <w:t xml:space="preserve">See how you translated the similar phrase “Had the pomegranates bloomed” in </w:t>
       </w:r>
-      <w:hyperlink r:id="rId69">
+      <w:hyperlink r:id="rId67">
         <w:r>
           <w:rPr>
             <w:lang w:val="en_US" w:bidi="en_US"/>
@@ -55708,20 +51471,6 @@
       </w:r>
       <w:r>
         <w:rPr>
-          <w:lang w:val="en_US" w:bidi="en_US"/>
-        </w:rPr>
-        <w:t>וְ⁠עַל־פְּתָחֵ֨י⁠נוּ֙ כָּל־מְגָדִ֔ים</w:t>
-      </w:r>
-    </w:p>
-    <w:p>
-      <w:pPr/>
-      <w:r>
-        <w:rPr>
-          <w:lang w:val="en_US" w:bidi="en_US"/>
-        </w:rPr>
-      </w:r>
-      <w:r>
-        <w:rPr>
           <w:b/>
           <w:lang w:val="en_US" w:bidi="en_US"/>
         </w:rPr>
@@ -55881,20 +51630,6 @@
       </w:r>
       <w:r>
         <w:rPr>
-          <w:lang w:val="en_US" w:bidi="en_US"/>
-        </w:rPr>
-        <w:t>דּוֹדִ֖⁠י צָפַ֥נְתִּי לָֽ⁠ךְ</w:t>
-      </w:r>
-    </w:p>
-    <w:p>
-      <w:pPr/>
-      <w:r>
-        <w:rPr>
-          <w:lang w:val="en_US" w:bidi="en_US"/>
-        </w:rPr>
-      </w:r>
-      <w:r>
-        <w:rPr>
           <w:b/>
           <w:lang w:val="en_US" w:bidi="en_US"/>
         </w:rPr>
@@ -56006,7 +51741,7 @@
         </w:rPr>
         <w:t xml:space="preserve">The meaning of </w:t>
       </w:r>
-      <w:hyperlink r:id="rId70">
+      <w:hyperlink r:id="rId68">
         <w:r>
           <w:rPr>
             <w:lang w:val="en_US" w:bidi="en_US"/>
@@ -56032,7 +51767,7 @@
         </w:rPr>
         <w:t xml:space="preserve">The three possible meanings of </w:t>
       </w:r>
-      <w:hyperlink r:id="rId70">
+      <w:hyperlink r:id="rId68">
         <w:r>
           <w:rPr>
             <w:lang w:val="en_US" w:bidi="en_US"/>
@@ -56050,7 +51785,7 @@
         </w:rPr>
         <w:t xml:space="preserve"> are: (1) that the woman is speaking of herself as a vineyard and saying that her vineyard is hers alone and is comparing herself to Solomon’s vineyard (which was discussed in </w:t>
       </w:r>
-      <w:hyperlink r:id="rId71">
+      <w:hyperlink r:id="rId69">
         <w:r>
           <w:rPr>
             <w:lang w:val="en_US" w:bidi="en_US"/>
@@ -56068,7 +51803,7 @@
         </w:rPr>
         <w:t xml:space="preserve">) and saying that Solomon can keep the profits from his vineyard and his vineyard keepers can keep their portion of the profits from that vineyard. This is the interpretation of the UST. (2) that the woman is speaking of herself as a vineyard and saying that her vineyard is hers alone but that the man who she loves and calls Solomon can freely have the vineyard (her) because she chooses to give herself freely to him. (3) that the man is speaking of the woman he loves as a vineyard and saying that his vineyard (the woman he loves) is his alone and is comparing his vineyard (the woman he loves) to Solomon’s vineyard (which was discussed in </w:t>
       </w:r>
-      <w:hyperlink r:id="rId71">
+      <w:hyperlink r:id="rId69">
         <w:r>
           <w:rPr>
             <w:lang w:val="en_US" w:bidi="en_US"/>
@@ -56130,20 +51865,6 @@
       </w:r>
       <w:r>
         <w:rPr>
-          <w:lang w:val="en_US" w:bidi="en_US"/>
-        </w:rPr>
-        <w:t>מִ֤י יִתֶּנְ⁠ךָ֙ כְּ⁠אָ֣ח לִ֔⁠י יוֹנֵ֖ק שְׁדֵ֣י אִמִּ֑⁠י</w:t>
-      </w:r>
-    </w:p>
-    <w:p>
-      <w:pPr/>
-      <w:r>
-        <w:rPr>
-          <w:lang w:val="en_US" w:bidi="en_US"/>
-        </w:rPr>
-      </w:r>
-      <w:r>
-        <w:rPr>
           <w:b/>
           <w:lang w:val="en_US" w:bidi="en_US"/>
         </w:rPr>
@@ -56375,20 +52096,6 @@
       </w:r>
       <w:r>
         <w:rPr>
-          <w:lang w:val="en_US" w:bidi="en_US"/>
-        </w:rPr>
-        <w:t>מִ֤י יִתֶּנְ⁠ךָ֙ כְּ⁠אָ֣ח לִ֔⁠י יוֹנֵ֖ק שְׁדֵ֣י אִמִּ֑⁠י</w:t>
-      </w:r>
-    </w:p>
-    <w:p>
-      <w:pPr/>
-      <w:r>
-        <w:rPr>
-          <w:lang w:val="en_US" w:bidi="en_US"/>
-        </w:rPr>
-      </w:r>
-      <w:r>
-        <w:rPr>
           <w:b/>
           <w:lang w:val="en_US" w:bidi="en_US"/>
         </w:rPr>
@@ -56511,20 +52218,6 @@
       </w:r>
       <w:r>
         <w:rPr>
-          <w:lang w:val="en_US" w:bidi="en_US"/>
-        </w:rPr>
-        <w:t>גַּ֖ם</w:t>
-      </w:r>
-    </w:p>
-    <w:p>
-      <w:pPr/>
-      <w:r>
-        <w:rPr>
-          <w:lang w:val="en_US" w:bidi="en_US"/>
-        </w:rPr>
-      </w:r>
-      <w:r>
-        <w:rPr>
           <w:b/>
           <w:lang w:val="en_US" w:bidi="en_US"/>
         </w:rPr>
@@ -56621,20 +52314,6 @@
       </w:r>
       <w:r>
         <w:rPr>
-          <w:lang w:val="en_US" w:bidi="en_US"/>
-        </w:rPr>
-        <w:t>לֹא־יָב֥וּזוּ לִֽ⁠י</w:t>
-      </w:r>
-    </w:p>
-    <w:p>
-      <w:pPr/>
-      <w:r>
-        <w:rPr>
-          <w:lang w:val="en_US" w:bidi="en_US"/>
-        </w:rPr>
-      </w:r>
-      <w:r>
-        <w:rPr>
           <w:b/>
           <w:lang w:val="en_US" w:bidi="en_US"/>
         </w:rPr>
@@ -56757,20 +52436,6 @@
       </w:r>
       <w:r>
         <w:rPr>
-          <w:lang w:val="en_US" w:bidi="en_US"/>
-        </w:rPr>
-        <w:t>אֶֽמְצָאֲ⁠ךָ֤ בַ⁠חוּץ֙ אֶשָׁ֣קְ⁠ךָ֔ גַּ֖ם לֹא־יָב֥וּזוּ לִֽ⁠י׃ אֶנְהָֽגֲ⁠ךָ֗ אֲבִֽיאֲ⁠ךָ֛ אֶל־בֵּ֥ית אִמִּ֖⁠י תְּלַמְּדֵ֑⁠נִי אַשְׁקְ⁠ךָ֙ מִ⁠יַּ֣יִן הָ⁠רֶ֔קַח מֵ⁠עֲסִ֖יס רִמֹּנִֽ⁠י</w:t>
-      </w:r>
-    </w:p>
-    <w:p>
-      <w:pPr/>
-      <w:r>
-        <w:rPr>
-          <w:lang w:val="en_US" w:bidi="en_US"/>
-        </w:rPr>
-      </w:r>
-      <w:r>
-        <w:rPr>
           <w:b/>
           <w:lang w:val="en_US" w:bidi="en_US"/>
         </w:rPr>
@@ -56893,20 +52558,6 @@
       </w:r>
       <w:r>
         <w:rPr>
-          <w:lang w:val="en_US" w:bidi="en_US"/>
-        </w:rPr>
-        <w:t>אֲבִֽיאֲ⁠ךָ֛ אֶל־בֵּ֥ית אִמִּ֖⁠י</w:t>
-      </w:r>
-    </w:p>
-    <w:p>
-      <w:pPr/>
-      <w:r>
-        <w:rPr>
-          <w:lang w:val="en_US" w:bidi="en_US"/>
-        </w:rPr>
-      </w:r>
-      <w:r>
-        <w:rPr>
           <w:b/>
           <w:lang w:val="en_US" w:bidi="en_US"/>
         </w:rPr>
@@ -56939,7 +52590,7 @@
         </w:rPr>
         <w:t xml:space="preserve"> in </w:t>
       </w:r>
-      <w:hyperlink r:id="rId32">
+      <w:hyperlink r:id="rId30">
         <w:r>
           <w:rPr>
             <w:lang w:val="en_US" w:bidi="en_US"/>
@@ -57021,20 +52672,6 @@
       </w:r>
       <w:r>
         <w:rPr>
-          <w:lang w:val="en_US" w:bidi="en_US"/>
-        </w:rPr>
-        <w:t>אֲבִֽיאֲ⁠ךָ֛ אֶל־בֵּ֥ית אִמִּ֖⁠י תְּלַמְּדֵ֑⁠נִי</w:t>
-      </w:r>
-    </w:p>
-    <w:p>
-      <w:pPr/>
-      <w:r>
-        <w:rPr>
-          <w:lang w:val="en_US" w:bidi="en_US"/>
-        </w:rPr>
-      </w:r>
-      <w:r>
-        <w:rPr>
           <w:b/>
           <w:lang w:val="en_US" w:bidi="en_US"/>
         </w:rPr>
@@ -57098,20 +52735,6 @@
       </w:r>
       <w:r>
         <w:rPr>
-          <w:lang w:val="en_US" w:bidi="en_US"/>
-        </w:rPr>
-        <w:t>אַשְׁקְ⁠ךָ֙ מִ⁠יַּ֣יִן הָ⁠רֶ֔קַח</w:t>
-      </w:r>
-    </w:p>
-    <w:p>
-      <w:pPr/>
-      <w:r>
-        <w:rPr>
-          <w:lang w:val="en_US" w:bidi="en_US"/>
-        </w:rPr>
-      </w:r>
-      <w:r>
-        <w:rPr>
           <w:b/>
           <w:lang w:val="en_US" w:bidi="en_US"/>
         </w:rPr>
@@ -57227,7 +52850,7 @@
         </w:rPr>
         <w:t xml:space="preserve">See how you translated the similar phrase “spiced wine” in </w:t>
       </w:r>
-      <w:hyperlink r:id="rId72">
+      <w:hyperlink r:id="rId70">
         <w:r>
           <w:rPr>
             <w:lang w:val="en_US" w:bidi="en_US"/>
@@ -57309,20 +52932,6 @@
       </w:r>
       <w:r>
         <w:rPr>
-          <w:lang w:val="en_US" w:bidi="en_US"/>
-        </w:rPr>
-        <w:t>אַשְׁקְ⁠ךָ֙ מִ⁠יַּ֣יִן הָ⁠רֶ֔קַח מֵ⁠עֲסִ֖יס רִמֹּנִֽ⁠י</w:t>
-      </w:r>
-    </w:p>
-    <w:p>
-      <w:pPr/>
-      <w:r>
-        <w:rPr>
-          <w:lang w:val="en_US" w:bidi="en_US"/>
-        </w:rPr>
-      </w:r>
-      <w:r>
-        <w:rPr>
           <w:b/>
           <w:lang w:val="en_US" w:bidi="en_US"/>
         </w:rPr>
@@ -57432,20 +53041,6 @@
       </w:r>
       <w:r>
         <w:rPr>
-          <w:lang w:val="en_US" w:bidi="en_US"/>
-        </w:rPr>
-        <w:t>מֵ⁠עֲסִ֖יס רִמֹּנִֽ⁠י</w:t>
-      </w:r>
-    </w:p>
-    <w:p>
-      <w:pPr/>
-      <w:r>
-        <w:rPr>
-          <w:lang w:val="en_US" w:bidi="en_US"/>
-        </w:rPr>
-      </w:r>
-      <w:r>
-        <w:rPr>
           <w:b/>
           <w:lang w:val="en_US" w:bidi="en_US"/>
         </w:rPr>
@@ -57561,7 +53156,7 @@
         </w:rPr>
         <w:t xml:space="preserve">This verse is identical to </w:t>
       </w:r>
-      <w:hyperlink r:id="rId73">
+      <w:hyperlink r:id="rId71">
         <w:r>
           <w:rPr>
             <w:lang w:val="en_US" w:bidi="en_US"/>
@@ -57579,7 +53174,7 @@
         </w:rPr>
         <w:t xml:space="preserve">. Translate this verse exactly as you translated </w:t>
       </w:r>
-      <w:hyperlink r:id="rId73">
+      <w:hyperlink r:id="rId71">
         <w:r>
           <w:rPr>
             <w:lang w:val="en_US" w:bidi="en_US"/>
@@ -57680,7 +53275,7 @@
         </w:rPr>
         <w:t xml:space="preserve">Besides excluding the phrase “by the female gazelles or the does of the field”, this verse is nearly identical to </w:t>
       </w:r>
-      <w:hyperlink r:id="rId28">
+      <w:hyperlink r:id="rId26">
         <w:r>
           <w:rPr>
             <w:lang w:val="en_US" w:bidi="en_US"/>
@@ -57698,7 +53293,7 @@
         </w:rPr>
         <w:t xml:space="preserve">. You should translate this verse in a similar way to how you translated </w:t>
       </w:r>
-      <w:hyperlink r:id="rId28">
+      <w:hyperlink r:id="rId26">
         <w:r>
           <w:rPr>
             <w:lang w:val="en_US" w:bidi="en_US"/>
@@ -57780,20 +53375,6 @@
       </w:r>
       <w:r>
         <w:rPr>
-          <w:lang w:val="en_US" w:bidi="en_US"/>
-        </w:rPr>
-        <w:t>מִ֣י זֹ֗את עֹלָה֙ מִן־הַ⁠מִּדְבָּ֔ר מִתְרַפֶּ֖קֶת עַל־דּוֹדָ֑⁠הּ</w:t>
-      </w:r>
-    </w:p>
-    <w:p>
-      <w:pPr/>
-      <w:r>
-        <w:rPr>
-          <w:lang w:val="en_US" w:bidi="en_US"/>
-        </w:rPr>
-      </w:r>
-      <w:r>
-        <w:rPr>
           <w:b/>
           <w:lang w:val="en_US" w:bidi="en_US"/>
         </w:rPr>
@@ -58095,20 +53676,6 @@
       </w:r>
       <w:r>
         <w:rPr>
-          <w:lang w:val="en_US" w:bidi="en_US"/>
-        </w:rPr>
-        <w:t>עֹלָה֙</w:t>
-      </w:r>
-    </w:p>
-    <w:p>
-      <w:pPr/>
-      <w:r>
-        <w:rPr>
-          <w:lang w:val="en_US" w:bidi="en_US"/>
-        </w:rPr>
-      </w:r>
-      <w:r>
-        <w:rPr>
           <w:b/>
           <w:lang w:val="en_US" w:bidi="en_US"/>
         </w:rPr>
@@ -58237,7 +53804,7 @@
         </w:rPr>
         <w:t xml:space="preserve"> in </w:t>
       </w:r>
-      <w:hyperlink r:id="rId26">
+      <w:hyperlink r:id="rId24">
         <w:r>
           <w:rPr>
             <w:lang w:val="en_US" w:bidi="en_US"/>
@@ -58319,20 +53886,6 @@
       </w:r>
       <w:r>
         <w:rPr>
-          <w:lang w:val="en_US" w:bidi="en_US"/>
-        </w:rPr>
-        <w:t>חִבְּלַ֣תְ⁠ךָ</w:t>
-      </w:r>
-    </w:p>
-    <w:p>
-      <w:pPr/>
-      <w:r>
-        <w:rPr>
-          <w:lang w:val="en_US" w:bidi="en_US"/>
-        </w:rPr>
-      </w:r>
-      <w:r>
-        <w:rPr>
           <w:b/>
           <w:lang w:val="en_US" w:bidi="en_US"/>
         </w:rPr>
@@ -58409,20 +53962,6 @@
       </w:r>
       <w:r>
         <w:rPr>
-          <w:lang w:val="en_US" w:bidi="en_US"/>
-        </w:rPr>
-        <w:t>תַּ֤חַת הַ⁠תַּפּ֨וּחַ֙ עֽוֹרַרְתִּ֔י⁠ךָ שָׁ֚מָּ⁠ה חִבְּלַ֣תְ⁠ךָ אִמֶּ֔⁠ךָ שָׁ֖מָּ⁠ה חִבְּלָ֥ה יְלָדַֽתְ⁠ךָ׃ שִׂימֵ֨⁠נִי כַֽ⁠חוֹתָ֜ם עַל־לִבֶּ֗⁠ךָ כַּֽ⁠חוֹתָם֙ עַל־זְרוֹעֶ֔⁠ךָ כִּֽי־עַזָּ֤ה כַ⁠מָּ֨וֶת֙ אַהֲבָ֔ה קָשָׁ֥ה כִ⁠שְׁא֖וֹל קִנְאָ֑ה רְשָׁפֶ֕י⁠הָ רִשְׁפֵּ֕י אֵ֖שׁ שַׁלְהֶ֥בֶתְ יָֽה׃ מַ֣יִם רַבִּ֗ים לֹ֤א יֽוּכְלוּ֙ לְ⁠כַבּ֣וֹת אֶת־הָֽ⁠אַהֲבָ֔ה וּ⁠נְהָר֖וֹת לֹ֣א יִשְׁטְפ֑וּ⁠הָ אִם־יִתֵּ֨ן אִ֜ישׁ אֶת־כָּל־ה֤וֹן בֵּית⁠וֹ֙ בָּ⁠אַהֲבָ֔ה בּ֖וֹז יָב֥וּזוּ לֽ⁠וֹ</w:t>
-      </w:r>
-    </w:p>
-    <w:p>
-      <w:pPr/>
-      <w:r>
-        <w:rPr>
-          <w:lang w:val="en_US" w:bidi="en_US"/>
-        </w:rPr>
-      </w:r>
-      <w:r>
-        <w:rPr>
           <w:b/>
           <w:lang w:val="en_US" w:bidi="en_US"/>
         </w:rPr>
@@ -58737,20 +54276,6 @@
       </w:r>
       <w:r>
         <w:rPr>
-          <w:lang w:val="en_US" w:bidi="en_US"/>
-        </w:rPr>
-        <w:t>כַּֽ⁠חוֹתָם֙ עַל־זְרוֹעֶ֔⁠ךָ</w:t>
-      </w:r>
-    </w:p>
-    <w:p>
-      <w:pPr/>
-      <w:r>
-        <w:rPr>
-          <w:lang w:val="en_US" w:bidi="en_US"/>
-        </w:rPr>
-      </w:r>
-      <w:r>
-        <w:rPr>
           <w:b/>
           <w:lang w:val="en_US" w:bidi="en_US"/>
         </w:rPr>
@@ -58873,20 +54398,6 @@
       </w:r>
       <w:r>
         <w:rPr>
-          <w:lang w:val="en_US" w:bidi="en_US"/>
-        </w:rPr>
-        <w:t>כַּֽ⁠חוֹתָם֙ עַל־זְרוֹעֶ֔⁠ךָ</w:t>
-      </w:r>
-    </w:p>
-    <w:p>
-      <w:pPr/>
-      <w:r>
-        <w:rPr>
-          <w:lang w:val="en_US" w:bidi="en_US"/>
-        </w:rPr>
-      </w:r>
-      <w:r>
-        <w:rPr>
           <w:b/>
           <w:lang w:val="en_US" w:bidi="en_US"/>
         </w:rPr>
@@ -59240,20 +54751,6 @@
       </w:r>
       <w:r>
         <w:rPr>
-          <w:lang w:val="en_US" w:bidi="en_US"/>
-        </w:rPr>
-        <w:t>קָשָׁ֥ה כִ⁠שְׁא֖וֹל קִנְאָ֑ה</w:t>
-      </w:r>
-    </w:p>
-    <w:p>
-      <w:pPr/>
-      <w:r>
-        <w:rPr>
-          <w:lang w:val="en_US" w:bidi="en_US"/>
-        </w:rPr>
-      </w:r>
-      <w:r>
-        <w:rPr>
           <w:b/>
           <w:lang w:val="en_US" w:bidi="en_US"/>
         </w:rPr>
@@ -59446,20 +54943,6 @@
       </w:r>
       <w:r>
         <w:rPr>
-          <w:lang w:val="en_US" w:bidi="en_US"/>
-        </w:rPr>
-        <w:t>כִ⁠שְׁא֖וֹל</w:t>
-      </w:r>
-    </w:p>
-    <w:p>
-      <w:pPr/>
-      <w:r>
-        <w:rPr>
-          <w:lang w:val="en_US" w:bidi="en_US"/>
-        </w:rPr>
-      </w:r>
-      <w:r>
-        <w:rPr>
           <w:b/>
           <w:lang w:val="en_US" w:bidi="en_US"/>
         </w:rPr>
@@ -59582,20 +55065,6 @@
       </w:r>
       <w:r>
         <w:rPr>
-          <w:lang w:val="en_US" w:bidi="en_US"/>
-        </w:rPr>
-        <w:t>רְשָׁפֶ֕י⁠הָ רִשְׁפֵּ֕י אֵ֖שׁ שַׁלְהֶ֥בֶתְ יָֽה</w:t>
-      </w:r>
-    </w:p>
-    <w:p>
-      <w:pPr/>
-      <w:r>
-        <w:rPr>
-          <w:lang w:val="en_US" w:bidi="en_US"/>
-        </w:rPr>
-      </w:r>
-      <w:r>
-        <w:rPr>
           <w:b/>
           <w:lang w:val="en_US" w:bidi="en_US"/>
         </w:rPr>
@@ -59814,20 +55283,6 @@
       </w:r>
       <w:r>
         <w:rPr>
-          <w:lang w:val="en_US" w:bidi="en_US"/>
-        </w:rPr>
-        <w:t>מַ֣יִם רַבִּ֗ים לֹ֤א יֽוּכְלוּ֙ לְ⁠כַבּ֣וֹת אֶת־הָֽ⁠אַהֲבָ֔ה וּ⁠נְהָר֖וֹת לֹ֣א יִשְׁטְפ֑וּ⁠הָ</w:t>
-      </w:r>
-    </w:p>
-    <w:p>
-      <w:pPr/>
-      <w:r>
-        <w:rPr>
-          <w:lang w:val="en_US" w:bidi="en_US"/>
-        </w:rPr>
-      </w:r>
-      <w:r>
-        <w:rPr>
           <w:b/>
           <w:lang w:val="en_US" w:bidi="en_US"/>
         </w:rPr>
@@ -59976,20 +55431,6 @@
       </w:r>
       <w:r>
         <w:rPr>
-          <w:lang w:val="en_US" w:bidi="en_US"/>
-        </w:rPr>
-        <w:t>מַ֣יִם רַבִּ֗ים לֹ֤א יֽוּכְלוּ֙ לְ⁠כַבּ֣וֹת אֶת־הָֽ⁠אַהֲבָ֔ה וּ⁠נְהָר֖וֹת לֹ֣א יִשְׁטְפ֑וּ⁠הָ</w:t>
-      </w:r>
-    </w:p>
-    <w:p>
-      <w:pPr/>
-      <w:r>
-        <w:rPr>
-          <w:lang w:val="en_US" w:bidi="en_US"/>
-        </w:rPr>
-      </w:r>
-      <w:r>
-        <w:rPr>
           <w:b/>
           <w:lang w:val="en_US" w:bidi="en_US"/>
         </w:rPr>
@@ -60149,20 +55590,6 @@
       </w:r>
       <w:r>
         <w:rPr>
-          <w:lang w:val="en_US" w:bidi="en_US"/>
-        </w:rPr>
-        <w:t>אִם־יִתֵּ֨ן אִ֜ישׁ אֶת־כָּל־ה֤וֹן בֵּית⁠וֹ֙ בָּ⁠אַהֲבָ֔ה בּ֖וֹז יָב֥וּזוּ לֽ⁠וֹ</w:t>
-      </w:r>
-    </w:p>
-    <w:p>
-      <w:pPr/>
-      <w:r>
-        <w:rPr>
-          <w:lang w:val="en_US" w:bidi="en_US"/>
-        </w:rPr>
-      </w:r>
-      <w:r>
-        <w:rPr>
           <w:b/>
           <w:lang w:val="en_US" w:bidi="en_US"/>
         </w:rPr>
@@ -60246,20 +55673,6 @@
       </w:r>
       <w:r>
         <w:rPr>
-          <w:lang w:val="en_US" w:bidi="en_US"/>
-        </w:rPr>
-        <w:t>בָּ⁠אַהֲבָ֔ה</w:t>
-      </w:r>
-    </w:p>
-    <w:p>
-      <w:pPr/>
-      <w:r>
-        <w:rPr>
-          <w:lang w:val="en_US" w:bidi="en_US"/>
-        </w:rPr>
-      </w:r>
-      <w:r>
-        <w:rPr>
           <w:b/>
           <w:lang w:val="en_US" w:bidi="en_US"/>
         </w:rPr>
@@ -60323,20 +55736,6 @@
       </w:r>
       <w:r>
         <w:rPr>
-          <w:lang w:val="en_US" w:bidi="en_US"/>
-        </w:rPr>
-        <w:t>לֽ⁠וֹ</w:t>
-      </w:r>
-    </w:p>
-    <w:p>
-      <w:pPr/>
-      <w:r>
-        <w:rPr>
-          <w:lang w:val="en_US" w:bidi="en_US"/>
-        </w:rPr>
-      </w:r>
-      <w:r>
-        <w:rPr>
           <w:b/>
           <w:lang w:val="en_US" w:bidi="en_US"/>
         </w:rPr>
@@ -60472,20 +55871,6 @@
       </w:r>
       <w:r>
         <w:rPr>
-          <w:lang w:val="en_US" w:bidi="en_US"/>
-        </w:rPr>
-        <w:t>קְטַנָּ֔ה</w:t>
-      </w:r>
-    </w:p>
-    <w:p>
-      <w:pPr/>
-      <w:r>
-        <w:rPr>
-          <w:lang w:val="en_US" w:bidi="en_US"/>
-        </w:rPr>
-      </w:r>
-      <w:r>
-        <w:rPr>
           <w:b/>
           <w:lang w:val="en_US" w:bidi="en_US"/>
         </w:rPr>
@@ -60582,20 +55967,6 @@
       </w:r>
       <w:r>
         <w:rPr>
-          <w:lang w:val="en_US" w:bidi="en_US"/>
-        </w:rPr>
-        <w:t>וְ⁠שָׁדַ֖יִם אֵ֣ין לָ֑⁠הּ</w:t>
-      </w:r>
-    </w:p>
-    <w:p>
-      <w:pPr/>
-      <w:r>
-        <w:rPr>
-          <w:lang w:val="en_US" w:bidi="en_US"/>
-        </w:rPr>
-      </w:r>
-      <w:r>
-        <w:rPr>
           <w:b/>
           <w:lang w:val="en_US" w:bidi="en_US"/>
         </w:rPr>
@@ -60884,20 +56255,6 @@
       </w:r>
       <w:r>
         <w:rPr>
-          <w:lang w:val="en_US" w:bidi="en_US"/>
-        </w:rPr>
-        <w:t>שֶׁ⁠יְּדֻבַּר־בָּֽ⁠הּ</w:t>
-      </w:r>
-    </w:p>
-    <w:p>
-      <w:pPr/>
-      <w:r>
-        <w:rPr>
-          <w:lang w:val="en_US" w:bidi="en_US"/>
-        </w:rPr>
-      </w:r>
-      <w:r>
-        <w:rPr>
           <w:b/>
           <w:lang w:val="en_US" w:bidi="en_US"/>
         </w:rPr>
@@ -61090,20 +56447,6 @@
       </w:r>
       <w:r>
         <w:rPr>
-          <w:lang w:val="en_US" w:bidi="en_US"/>
-        </w:rPr>
-        <w:t>וְ⁠אִם־דֶּ֣לֶת הִ֔יא נָצ֥וּר עָלֶ֖י⁠הָ ל֥וּחַ אָֽרֶז</w:t>
-      </w:r>
-    </w:p>
-    <w:p>
-      <w:pPr/>
-      <w:r>
-        <w:rPr>
-          <w:lang w:val="en_US" w:bidi="en_US"/>
-        </w:rPr>
-      </w:r>
-      <w:r>
-        <w:rPr>
           <w:b/>
           <w:lang w:val="en_US" w:bidi="en_US"/>
         </w:rPr>
@@ -61400,20 +56743,6 @@
       </w:r>
       <w:r>
         <w:rPr>
-          <w:lang w:val="en_US" w:bidi="en_US"/>
-        </w:rPr>
-        <w:t>אֲנִ֣י חוֹמָ֔ה וְ⁠שָׁדַ֖⁠י כַּ⁠מִּגְדָּל֑וֹת אָ֛ז הָיִ֥יתִי בְ⁠עֵינָ֖י⁠ו כְּ⁠מוֹצְאֵ֥ת שָׁלֽוֹם</w:t>
-      </w:r>
-    </w:p>
-    <w:p>
-      <w:pPr/>
-      <w:r>
-        <w:rPr>
-          <w:lang w:val="en_US" w:bidi="en_US"/>
-        </w:rPr>
-      </w:r>
-      <w:r>
-        <w:rPr>
           <w:b/>
           <w:lang w:val="en_US" w:bidi="en_US"/>
         </w:rPr>
@@ -61497,20 +56826,6 @@
       </w:r>
       <w:r>
         <w:rPr>
-          <w:lang w:val="en_US" w:bidi="en_US"/>
-        </w:rPr>
-        <w:t>אֲנִ֣י חוֹמָ֔ה</w:t>
-      </w:r>
-    </w:p>
-    <w:p>
-      <w:pPr/>
-      <w:r>
-        <w:rPr>
-          <w:lang w:val="en_US" w:bidi="en_US"/>
-        </w:rPr>
-      </w:r>
-      <w:r>
-        <w:rPr>
           <w:b/>
           <w:lang w:val="en_US" w:bidi="en_US"/>
         </w:rPr>
@@ -61607,20 +56922,6 @@
       </w:r>
       <w:r>
         <w:rPr>
-          <w:lang w:val="en_US" w:bidi="en_US"/>
-        </w:rPr>
-        <w:t>וְ⁠שָׁדַ֖⁠י</w:t>
-      </w:r>
-    </w:p>
-    <w:p>
-      <w:pPr/>
-      <w:r>
-        <w:rPr>
-          <w:lang w:val="en_US" w:bidi="en_US"/>
-        </w:rPr>
-      </w:r>
-      <w:r>
-        <w:rPr>
           <w:b/>
           <w:lang w:val="en_US" w:bidi="en_US"/>
         </w:rPr>
@@ -61780,20 +57081,6 @@
       </w:r>
       <w:r>
         <w:rPr>
-          <w:lang w:val="en_US" w:bidi="en_US"/>
-        </w:rPr>
-        <w:t>אָ֛ז</w:t>
-      </w:r>
-    </w:p>
-    <w:p>
-      <w:pPr/>
-      <w:r>
-        <w:rPr>
-          <w:lang w:val="en_US" w:bidi="en_US"/>
-        </w:rPr>
-      </w:r>
-      <w:r>
-        <w:rPr>
           <w:b/>
           <w:lang w:val="en_US" w:bidi="en_US"/>
         </w:rPr>
@@ -61890,20 +57177,6 @@
       </w:r>
       <w:r>
         <w:rPr>
-          <w:lang w:val="en_US" w:bidi="en_US"/>
-        </w:rPr>
-        <w:t>הָיִ֥יתִי בְ⁠עֵינָ֖י⁠ו</w:t>
-      </w:r>
-    </w:p>
-    <w:p>
-      <w:pPr/>
-      <w:r>
-        <w:rPr>
-          <w:lang w:val="en_US" w:bidi="en_US"/>
-        </w:rPr>
-      </w:r>
-      <w:r>
-        <w:rPr>
           <w:b/>
           <w:lang w:val="en_US" w:bidi="en_US"/>
         </w:rPr>
@@ -62000,20 +57273,6 @@
       </w:r>
       <w:r>
         <w:rPr>
-          <w:lang w:val="en_US" w:bidi="en_US"/>
-        </w:rPr>
-        <w:t>כְּ⁠מוֹצְאֵ֥ת</w:t>
-      </w:r>
-    </w:p>
-    <w:p>
-      <w:pPr/>
-      <w:r>
-        <w:rPr>
-          <w:lang w:val="en_US" w:bidi="en_US"/>
-        </w:rPr>
-      </w:r>
-      <w:r>
-        <w:rPr>
           <w:b/>
           <w:lang w:val="en_US" w:bidi="en_US"/>
         </w:rPr>
@@ -62090,20 +57349,6 @@
       </w:r>
       <w:r>
         <w:rPr>
-          <w:lang w:val="en_US" w:bidi="en_US"/>
-        </w:rPr>
-        <w:t>הָיִ֥יתִי בְ⁠עֵינָ֖י⁠ו כְּ⁠מוֹצְאֵ֥ת שָׁלֽוֹם</w:t>
-      </w:r>
-    </w:p>
-    <w:p>
-      <w:pPr/>
-      <w:r>
-        <w:rPr>
-          <w:lang w:val="en_US" w:bidi="en_US"/>
-        </w:rPr>
-      </w:r>
-      <w:r>
-        <w:rPr>
           <w:b/>
           <w:lang w:val="en_US" w:bidi="en_US"/>
         </w:rPr>
@@ -62316,20 +57561,6 @@
       </w:r>
       <w:r>
         <w:rPr>
-          <w:lang w:val="en_US" w:bidi="en_US"/>
-        </w:rPr>
-        <w:t>לַ⁠נֹּטְרִ֑ים</w:t>
-      </w:r>
-    </w:p>
-    <w:p>
-      <w:pPr/>
-      <w:r>
-        <w:rPr>
-          <w:lang w:val="en_US" w:bidi="en_US"/>
-        </w:rPr>
-      </w:r>
-      <w:r>
-        <w:rPr>
           <w:b/>
           <w:lang w:val="en_US" w:bidi="en_US"/>
         </w:rPr>
@@ -62465,20 +57696,6 @@
       </w:r>
       <w:r>
         <w:rPr>
-          <w:lang w:val="en_US" w:bidi="en_US"/>
-        </w:rPr>
-        <w:t>נָתַ֥ן אֶת־הַ⁠כֶּ֖רֶם לַ⁠נֹּטְרִ֑ים</w:t>
-      </w:r>
-    </w:p>
-    <w:p>
-      <w:pPr/>
-      <w:r>
-        <w:rPr>
-          <w:lang w:val="en_US" w:bidi="en_US"/>
-        </w:rPr>
-      </w:r>
-      <w:r>
-        <w:rPr>
           <w:b/>
           <w:lang w:val="en_US" w:bidi="en_US"/>
         </w:rPr>
@@ -62542,20 +57759,6 @@
       </w:r>
       <w:r>
         <w:rPr>
-          <w:lang w:val="en_US" w:bidi="en_US"/>
-        </w:rPr>
-        <w:t>אִ֛ישׁ יָבִ֥א בְּ⁠פִרְי֖⁠וֹ אֶ֥לֶף כָּֽסֶף</w:t>
-      </w:r>
-    </w:p>
-    <w:p>
-      <w:pPr/>
-      <w:r>
-        <w:rPr>
-          <w:lang w:val="en_US" w:bidi="en_US"/>
-        </w:rPr>
-      </w:r>
-      <w:r>
-        <w:rPr>
           <w:b/>
           <w:lang w:val="en_US" w:bidi="en_US"/>
         </w:rPr>
@@ -62691,20 +57894,6 @@
       </w:r>
       <w:r>
         <w:rPr>
-          <w:lang w:val="en_US" w:bidi="en_US"/>
-        </w:rPr>
-        <w:t>אֶ֥לֶף כָּֽסֶף</w:t>
-      </w:r>
-    </w:p>
-    <w:p>
-      <w:pPr/>
-      <w:r>
-        <w:rPr>
-          <w:lang w:val="en_US" w:bidi="en_US"/>
-        </w:rPr>
-      </w:r>
-      <w:r>
-        <w:rPr>
           <w:b/>
           <w:lang w:val="en_US" w:bidi="en_US"/>
         </w:rPr>
@@ -62788,20 +57977,6 @@
       </w:r>
       <w:r>
         <w:rPr>
-          <w:lang w:val="en_US" w:bidi="en_US"/>
-        </w:rPr>
-        <w:t>כֶּ֣רֶם הָיָ֤ה לִ⁠שְׁלֹמֹה֙ בְּ⁠בַ֣עַל הָמ֔וֹן נָתַ֥ן אֶת־הַ⁠כֶּ֖רֶם לַ⁠נֹּטְרִ֑ים אִ֛ישׁ יָבִ֥א בְּ⁠פִרְי֖⁠וֹ אֶ֥לֶף כָּֽסֶף׃ כָּרְמִ֥⁠י שֶׁ⁠לִּ֖⁠י לְ⁠פָנָ֑⁠י הָ⁠אֶ֤לֶף לְ⁠ךָ֙ שְׁלֹמֹ֔ה וּ⁠מָאתַ֖יִם לְ⁠נֹטְרִ֥ים אֶת־פִּרְיֽ⁠וֹ</w:t>
-      </w:r>
-    </w:p>
-    <w:p>
-      <w:pPr/>
-      <w:r>
-        <w:rPr>
-          <w:lang w:val="en_US" w:bidi="en_US"/>
-        </w:rPr>
-      </w:r>
-      <w:r>
-        <w:rPr>
           <w:b/>
           <w:lang w:val="en_US" w:bidi="en_US"/>
         </w:rPr>
@@ -62885,20 +58060,6 @@
       </w:r>
       <w:r>
         <w:rPr>
-          <w:lang w:val="en_US" w:bidi="en_US"/>
-        </w:rPr>
-        <w:t>כָּרְמִ֥⁠י</w:t>
-      </w:r>
-    </w:p>
-    <w:p>
-      <w:pPr/>
-      <w:r>
-        <w:rPr>
-          <w:lang w:val="en_US" w:bidi="en_US"/>
-        </w:rPr>
-      </w:r>
-      <w:r>
-        <w:rPr>
           <w:b/>
           <w:lang w:val="en_US" w:bidi="en_US"/>
         </w:rPr>
@@ -62931,7 +58092,7 @@
         </w:rPr>
         <w:t xml:space="preserve"> is a metaphor (see the section on </w:t>
       </w:r>
-      <w:hyperlink r:id="rId70">
+      <w:hyperlink r:id="rId68">
         <w:r>
           <w:rPr>
             <w:lang w:val="en_US" w:bidi="en_US"/>
@@ -62975,7 +58136,7 @@
         </w:rPr>
         <w:t xml:space="preserve">, as she did in </w:t>
       </w:r>
-      <w:hyperlink r:id="rId74">
+      <w:hyperlink r:id="rId72">
         <w:r>
           <w:rPr>
             <w:lang w:val="en_US" w:bidi="en_US"/>
@@ -63070,20 +58231,6 @@
       </w:r>
       <w:r>
         <w:rPr>
-          <w:lang w:val="en_US" w:bidi="en_US"/>
-        </w:rPr>
-        <w:t>לְ⁠פָנָ֑⁠י</w:t>
-      </w:r>
-    </w:p>
-    <w:p>
-      <w:pPr/>
-      <w:r>
-        <w:rPr>
-          <w:lang w:val="en_US" w:bidi="en_US"/>
-        </w:rPr>
-      </w:r>
-      <w:r>
-        <w:rPr>
           <w:b/>
           <w:lang w:val="en_US" w:bidi="en_US"/>
         </w:rPr>
@@ -63180,20 +58327,6 @@
       </w:r>
       <w:r>
         <w:rPr>
-          <w:lang w:val="en_US" w:bidi="en_US"/>
-        </w:rPr>
-        <w:t>הָ⁠אֶ֤לֶף לְ⁠ךָ֙ שְׁלֹמֹ֔ה וּ⁠מָאתַ֖יִם לְ⁠נֹטְרִ֥ים אֶת־פִּרְיֽ⁠וֹ</w:t>
-      </w:r>
-    </w:p>
-    <w:p>
-      <w:pPr/>
-      <w:r>
-        <w:rPr>
-          <w:lang w:val="en_US" w:bidi="en_US"/>
-        </w:rPr>
-      </w:r>
-      <w:r>
-        <w:rPr>
           <w:b/>
           <w:lang w:val="en_US" w:bidi="en_US"/>
         </w:rPr>
@@ -63342,20 +58475,6 @@
       </w:r>
       <w:r>
         <w:rPr>
-          <w:lang w:val="en_US" w:bidi="en_US"/>
-        </w:rPr>
-        <w:t>הָ⁠אֶ֤לֶף לְ⁠ךָ֙ שְׁלֹמֹ֔ה</w:t>
-      </w:r>
-    </w:p>
-    <w:p>
-      <w:pPr/>
-      <w:r>
-        <w:rPr>
-          <w:lang w:val="en_US" w:bidi="en_US"/>
-        </w:rPr>
-      </w:r>
-      <w:r>
-        <w:rPr>
           <w:b/>
           <w:lang w:val="en_US" w:bidi="en_US"/>
         </w:rPr>
@@ -63427,7 +58546,7 @@
         </w:rPr>
         <w:t xml:space="preserve"> (even though he was not Solomon) as term of endearment similar to how she called the man she loved “The king” in </w:t>
       </w:r>
-      <w:hyperlink r:id="rId19">
+      <w:hyperlink r:id="rId17">
         <w:r>
           <w:rPr>
             <w:lang w:val="en_US" w:bidi="en_US"/>
@@ -63509,20 +58628,6 @@
       </w:r>
       <w:r>
         <w:rPr>
-          <w:lang w:val="en_US" w:bidi="en_US"/>
-        </w:rPr>
-        <w:t>הַ⁠יוֹשֶׁ֣בֶת בַּ⁠גַּנִּ֗ים חֲבֵרִ֛ים מַקְשִׁיבִ֥ים לְ⁠קוֹלֵ֖⁠ךְ הַשְׁמִיעִֽי⁠נִי</w:t>
-      </w:r>
-    </w:p>
-    <w:p>
-      <w:pPr/>
-      <w:r>
-        <w:rPr>
-          <w:lang w:val="en_US" w:bidi="en_US"/>
-        </w:rPr>
-      </w:r>
-      <w:r>
-        <w:rPr>
           <w:b/>
           <w:lang w:val="en_US" w:bidi="en_US"/>
         </w:rPr>
@@ -63606,20 +58711,6 @@
       </w:r>
       <w:r>
         <w:rPr>
-          <w:lang w:val="en_US" w:bidi="en_US"/>
-        </w:rPr>
-        <w:t>חֲבֵרִ֛ים</w:t>
-      </w:r>
-    </w:p>
-    <w:p>
-      <w:pPr/>
-      <w:r>
-        <w:rPr>
-          <w:lang w:val="en_US" w:bidi="en_US"/>
-        </w:rPr>
-      </w:r>
-      <w:r>
-        <w:rPr>
           <w:b/>
           <w:lang w:val="en_US" w:bidi="en_US"/>
         </w:rPr>
@@ -63652,7 +58743,7 @@
         </w:rPr>
         <w:t xml:space="preserve"> is masculine in form in the original language and most likely refers to the man’s friends who were shepherds and were mentioned in </w:t>
       </w:r>
-      <w:hyperlink r:id="rId34">
+      <w:hyperlink r:id="rId32">
         <w:r>
           <w:rPr>
             <w:lang w:val="en_US" w:bidi="en_US"/>
@@ -63683,7 +58774,7 @@
         </w:rPr>
         <w:t xml:space="preserve"> in </w:t>
       </w:r>
-      <w:hyperlink r:id="rId34">
+      <w:hyperlink r:id="rId32">
         <w:r>
           <w:rPr>
             <w:lang w:val="en_US" w:bidi="en_US"/>
@@ -63745,20 +58836,6 @@
       </w:r>
       <w:r>
         <w:rPr>
-          <w:lang w:val="en_US" w:bidi="en_US"/>
-        </w:rPr>
-        <w:t>לְ⁠קוֹלֵ֖⁠ךְ</w:t>
-      </w:r>
-    </w:p>
-    <w:p>
-      <w:pPr/>
-      <w:r>
-        <w:rPr>
-          <w:lang w:val="en_US" w:bidi="en_US"/>
-        </w:rPr>
-      </w:r>
-      <w:r>
-        <w:rPr>
           <w:b/>
           <w:lang w:val="en_US" w:bidi="en_US"/>
         </w:rPr>
@@ -63855,20 +58932,6 @@
       </w:r>
       <w:r>
         <w:rPr>
-          <w:lang w:val="en_US" w:bidi="en_US"/>
-        </w:rPr>
-        <w:t>בְּרַ֣ח ׀ דּוֹדִ֗⁠י וּֽ⁠דְמֵה־לְ⁠ךָ֤ לִ⁠צְבִי֙ א֚וֹ לְ⁠עֹ֣פֶר הָֽ⁠אַיָּלִ֔ים עַ֖ל הָרֵ֥י בְשָׂמִֽים</w:t>
-      </w:r>
-    </w:p>
-    <w:p>
-      <w:pPr/>
-      <w:r>
-        <w:rPr>
-          <w:lang w:val="en_US" w:bidi="en_US"/>
-        </w:rPr>
-      </w:r>
-      <w:r>
-        <w:rPr>
           <w:b/>
           <w:lang w:val="en_US" w:bidi="en_US"/>
         </w:rPr>
@@ -63952,20 +59015,6 @@
       </w:r>
       <w:r>
         <w:rPr>
-          <w:lang w:val="en_US" w:bidi="en_US"/>
-        </w:rPr>
-        <w:t>בְּרַ֣ח</w:t>
-      </w:r>
-    </w:p>
-    <w:p>
-      <w:pPr/>
-      <w:r>
-        <w:rPr>
-          <w:lang w:val="en_US" w:bidi="en_US"/>
-        </w:rPr>
-      </w:r>
-      <w:r>
-        <w:rPr>
           <w:b/>
           <w:lang w:val="en_US" w:bidi="en_US"/>
         </w:rPr>
@@ -64062,20 +59111,6 @@
       </w:r>
       <w:r>
         <w:rPr>
-          <w:lang w:val="en_US" w:bidi="en_US"/>
-        </w:rPr>
-        <w:t>דּוֹדִ֗⁠י וּֽ⁠דְמֵה־לְ⁠ךָ֤ לִ⁠צְבִי֙ א֚וֹ לְ⁠עֹ֣פֶר הָֽ⁠אַיָּלִ֔ים</w:t>
-      </w:r>
-    </w:p>
-    <w:p>
-      <w:pPr/>
-      <w:r>
-        <w:rPr>
-          <w:lang w:val="en_US" w:bidi="en_US"/>
-        </w:rPr>
-      </w:r>
-      <w:r>
-        <w:rPr>
           <w:b/>
           <w:lang w:val="en_US" w:bidi="en_US"/>
         </w:rPr>
@@ -64095,7 +59130,7 @@
         </w:rPr>
         <w:t xml:space="preserve">See how you translated the similar expression “My beloved is resembling a gazelle or a young stag” in </w:t>
       </w:r>
-      <w:hyperlink r:id="rId30">
+      <w:hyperlink r:id="rId28">
         <w:r>
           <w:rPr>
             <w:lang w:val="en_US" w:bidi="en_US"/>

--- a/eng/docx/22.content.docx
+++ b/eng/docx/22.content.docx
@@ -28,15 +28,49 @@
       </w:r>
     </w:p>
     <w:p>
-      <w:pPr/>
-      <w:r>
-        <w:rPr>
-          <w:lang w:val="en_US" w:bidi="en_US"/>
-        </w:rPr>
-      </w:r>
-      <w:r>
-        <w:rPr>
-          <w:b/>
+      <w:pPr>
+        <w:pStyle w:val="Heading2"/>
+      </w:pPr>
+      <w:r>
+        <w:rPr>
+          <w:lang w:val="en_US" w:bidi="en_US"/>
+        </w:rPr>
+        <w:t>License Information</w:t>
+      </w:r>
+      <w:r>
+        <w:rPr>
+          <w:lang w:val="en_US" w:bidi="en_US"/>
+        </w:rPr>
+      </w:r>
+    </w:p>
+    <w:p>
+      <w:pPr/>
+      <w:r>
+        <w:rPr>
+          <w:lang w:val="en_US" w:bidi="en_US"/>
+        </w:rPr>
+      </w:r>
+      <w:r>
+        <w:rPr>
+          <w:b/>
+          <w:lang w:val="en_US" w:bidi="en_US"/>
+        </w:rPr>
+        <w:t>Translation Notes (unfoldingWord)</w:t>
+      </w:r>
+      <w:r>
+        <w:rPr>
+          <w:lang w:val="en_US" w:bidi="en_US"/>
+        </w:rPr>
+        <w:t xml:space="preserve"> is based on</w:t>
+      </w:r>
+      <w:r>
+        <w:rPr>
+          <w:lang w:val="en_US" w:bidi="en_US"/>
+        </w:rPr>
+        <w:t xml:space="preserve">: </w:t>
+      </w:r>
+      <w:r>
+        <w:rPr>
           <w:lang w:val="en_US" w:bidi="en_US"/>
         </w:rPr>
         <w:t>unfoldingWord® Translation Notes</w:t>
@@ -45,31 +79,62 @@
         <w:rPr>
           <w:lang w:val="en_US" w:bidi="en_US"/>
         </w:rPr>
-        <w:t xml:space="preserve"> © 2022 unfoldingWord. Released under CC BY-SA 4.0 license. </w:t>
-      </w:r>
-      <w:r>
-        <w:rPr>
-          <w:lang w:val="en_US" w:bidi="en_US"/>
-        </w:rPr>
-        <w:t>unfoldingWord® Translation Notes</w:t>
-      </w:r>
-      <w:r>
-        <w:rPr>
-          <w:lang w:val="en_US" w:bidi="en_US"/>
-        </w:rPr>
-        <w:t xml:space="preserve"> has been adapted in the following languages: Tok Pisin, Arabic (عربي), French (Français), Hindi (हिंदी), Indonesian (Bahasa Indonesia), Portuguese (Português), Russian (Русский), Spanish (Español), Swahili (Kiswahili), and Simplified Chinese (简体中文) from </w:t>
-      </w:r>
-      <w:r>
-        <w:rPr>
-          <w:lang w:val="en_US" w:bidi="en_US"/>
-        </w:rPr>
-        <w:t>unfoldingWord® Translation Notes</w:t>
-      </w:r>
-      <w:r>
-        <w:rPr>
-          <w:lang w:val="en_US" w:bidi="en_US"/>
-        </w:rPr>
-        <w:t xml:space="preserve"> © 2022 unfoldingWord. Released under CC BY-SA 4.0 license by Mission Mutual</w:t>
+        <w:t xml:space="preserve">, </w:t>
+      </w:r>
+      <w:hyperlink r:id="rId13">
+        <w:r>
+          <w:rPr>
+            <w:lang w:val="en_US" w:bidi="en_US"/>
+          </w:rPr>
+          <w:rPr>
+            <w:color w:val="0000EE"/>
+            <w:u w:val="single"/>
+          </w:rPr>
+          <w:t>unfoldingWord</w:t>
+        </w:r>
+      </w:hyperlink>
+      <w:r>
+        <w:rPr>
+          <w:lang w:val="en_US" w:bidi="en_US"/>
+        </w:rPr>
+        <w:t xml:space="preserve">, 2022, which is licensed under a </w:t>
+      </w:r>
+      <w:hyperlink r:id="rId14">
+        <w:r>
+          <w:rPr>
+            <w:lang w:val="en_US" w:bidi="en_US"/>
+          </w:rPr>
+          <w:rPr>
+            <w:color w:val="0000EE"/>
+            <w:u w:val="single"/>
+          </w:rPr>
+          <w:t>CC BY-SA 4.0 license</w:t>
+        </w:r>
+      </w:hyperlink>
+      <w:r>
+        <w:rPr>
+          <w:lang w:val="en_US" w:bidi="en_US"/>
+        </w:rPr>
+        <w:t>.</w:t>
+      </w:r>
+      <w:r>
+        <w:rPr>
+          <w:lang w:val="en_US" w:bidi="en_US"/>
+        </w:rPr>
+      </w:r>
+    </w:p>
+    <w:p>
+      <w:pPr/>
+      <w:r>
+        <w:rPr>
+          <w:lang w:val="en_US" w:bidi="en_US"/>
+        </w:rPr>
+      </w:r>
+      <w:r>
+        <w:rPr>
+          <w:lang w:val="en_US" w:bidi="en_US"/>
+        </w:rPr>
+        <w:t>This PDF version is provided under the same license.</w:t>
       </w:r>
       <w:r>
         <w:rPr>
@@ -830,7 +895,7 @@
         </w:rPr>
         <w:t xml:space="preserve">The two main characters in this book are the man and the woman, who love each other. In </w:t>
       </w:r>
-      <w:hyperlink r:id="rId13">
+      <w:hyperlink r:id="rId15">
         <w:r>
           <w:rPr>
             <w:lang w:val="en_US" w:bidi="en_US"/>
@@ -1157,7 +1222,7 @@
         </w:rPr>
         <w:t xml:space="preserve">In the ancient Near East, rich people usually had lighter skin because they did not need to work outside in the sun. This young woman had to work outside in the sun, and her skin became dark as a result and this is why she says “I am black” in </w:t>
       </w:r>
-      <w:hyperlink r:id="rId14">
+      <w:hyperlink r:id="rId16">
         <w:r>
           <w:rPr>
             <w:lang w:val="en_US" w:bidi="en_US"/>
@@ -1219,6 +1284,20 @@
       </w:r>
       <w:r>
         <w:rPr>
+          <w:lang w:val="en_US" w:bidi="en_US"/>
+        </w:rPr>
+        <w:t>שִׁ֥יר הַ⁠שִּׁירִ֖ים אֲשֶׁ֥ר לִ⁠שְׁלֹמֹֽה</w:t>
+      </w:r>
+    </w:p>
+    <w:p>
+      <w:pPr/>
+      <w:r>
+        <w:rPr>
+          <w:lang w:val="en_US" w:bidi="en_US"/>
+        </w:rPr>
+      </w:r>
+      <w:r>
+        <w:rPr>
           <w:b/>
           <w:lang w:val="en_US" w:bidi="en_US"/>
         </w:rPr>
@@ -1302,6 +1381,20 @@
       </w:r>
       <w:r>
         <w:rPr>
+          <w:lang w:val="en_US" w:bidi="en_US"/>
+        </w:rPr>
+        <w:t>שִׁ֥יר הַ⁠שִּׁירִ֖ים</w:t>
+      </w:r>
+    </w:p>
+    <w:p>
+      <w:pPr/>
+      <w:r>
+        <w:rPr>
+          <w:lang w:val="en_US" w:bidi="en_US"/>
+        </w:rPr>
+      </w:r>
+      <w:r>
+        <w:rPr>
           <w:b/>
           <w:lang w:val="en_US" w:bidi="en_US"/>
         </w:rPr>
@@ -1424,6 +1517,20 @@
       </w:r>
       <w:r>
         <w:rPr>
+          <w:lang w:val="en_US" w:bidi="en_US"/>
+        </w:rPr>
+        <w:t>לִ⁠שְׁלֹמֹֽה</w:t>
+      </w:r>
+    </w:p>
+    <w:p>
+      <w:pPr/>
+      <w:r>
+        <w:rPr>
+          <w:lang w:val="en_US" w:bidi="en_US"/>
+        </w:rPr>
+      </w:r>
+      <w:r>
+        <w:rPr>
           <w:b/>
           <w:lang w:val="en_US" w:bidi="en_US"/>
         </w:rPr>
@@ -1583,6 +1690,20 @@
       </w:r>
       <w:r>
         <w:rPr>
+          <w:lang w:val="en_US" w:bidi="en_US"/>
+        </w:rPr>
+        <w:t>דֹּדֶ֖י⁠ךָ</w:t>
+      </w:r>
+    </w:p>
+    <w:p>
+      <w:pPr/>
+      <w:r>
+        <w:rPr>
+          <w:lang w:val="en_US" w:bidi="en_US"/>
+        </w:rPr>
+      </w:r>
+      <w:r>
+        <w:rPr>
           <w:b/>
           <w:lang w:val="en_US" w:bidi="en_US"/>
         </w:rPr>
@@ -1692,6 +1813,20 @@
       </w:r>
       <w:r>
         <w:rPr>
+          <w:lang w:val="en_US" w:bidi="en_US"/>
+        </w:rPr>
+        <w:t>טוֹבִ֥ים דֹּדֶ֖י⁠ךָ מִ⁠יָּֽיִן</w:t>
+      </w:r>
+    </w:p>
+    <w:p>
+      <w:pPr/>
+      <w:r>
+        <w:rPr>
+          <w:lang w:val="en_US" w:bidi="en_US"/>
+        </w:rPr>
+      </w:r>
+      <w:r>
+        <w:rPr>
           <w:b/>
           <w:lang w:val="en_US" w:bidi="en_US"/>
         </w:rPr>
@@ -1788,6 +1923,20 @@
       </w:r>
       <w:r>
         <w:rPr>
+          <w:lang w:val="en_US" w:bidi="en_US"/>
+        </w:rPr>
+        <w:t>טוֹבִ֥ים דֹּדֶ֖י⁠ךָ מִ⁠יָּֽיִן</w:t>
+      </w:r>
+    </w:p>
+    <w:p>
+      <w:pPr/>
+      <w:r>
+        <w:rPr>
+          <w:lang w:val="en_US" w:bidi="en_US"/>
+        </w:rPr>
+      </w:r>
+      <w:r>
+        <w:rPr>
           <w:b/>
           <w:lang w:val="en_US" w:bidi="en_US"/>
         </w:rPr>
@@ -1934,6 +2083,20 @@
       </w:r>
       <w:r>
         <w:rPr>
+          <w:lang w:val="en_US" w:bidi="en_US"/>
+        </w:rPr>
+        <w:t>לְ⁠רֵ֨יחַ֙</w:t>
+      </w:r>
+    </w:p>
+    <w:p>
+      <w:pPr/>
+      <w:r>
+        <w:rPr>
+          <w:lang w:val="en_US" w:bidi="en_US"/>
+        </w:rPr>
+      </w:r>
+      <w:r>
+        <w:rPr>
           <w:b/>
           <w:lang w:val="en_US" w:bidi="en_US"/>
         </w:rPr>
@@ -2010,6 +2173,20 @@
       </w:r>
       <w:r>
         <w:rPr>
+          <w:lang w:val="en_US" w:bidi="en_US"/>
+        </w:rPr>
+        <w:t>שְׁמָנֶ֣י⁠ךָ טוֹבִ֔ים</w:t>
+      </w:r>
+    </w:p>
+    <w:p>
+      <w:pPr/>
+      <w:r>
+        <w:rPr>
+          <w:lang w:val="en_US" w:bidi="en_US"/>
+        </w:rPr>
+      </w:r>
+      <w:r>
+        <w:rPr>
           <w:b/>
           <w:lang w:val="en_US" w:bidi="en_US"/>
         </w:rPr>
@@ -2106,6 +2283,20 @@
       </w:r>
       <w:r>
         <w:rPr>
+          <w:lang w:val="en_US" w:bidi="en_US"/>
+        </w:rPr>
+        <w:t>שֶׁ֖מֶן תּוּרַ֣ק שְׁמֶ֑⁠ךָ</w:t>
+      </w:r>
+    </w:p>
+    <w:p>
+      <w:pPr/>
+      <w:r>
+        <w:rPr>
+          <w:lang w:val="en_US" w:bidi="en_US"/>
+        </w:rPr>
+      </w:r>
+      <w:r>
+        <w:rPr>
           <w:b/>
           <w:lang w:val="en_US" w:bidi="en_US"/>
         </w:rPr>
@@ -2202,6 +2393,20 @@
       </w:r>
       <w:r>
         <w:rPr>
+          <w:lang w:val="en_US" w:bidi="en_US"/>
+        </w:rPr>
+        <w:t>שֶׁ֖מֶן תּוּרַ֣ק שְׁמֶ֑⁠ךָ</w:t>
+      </w:r>
+    </w:p>
+    <w:p>
+      <w:pPr/>
+      <w:r>
+        <w:rPr>
+          <w:lang w:val="en_US" w:bidi="en_US"/>
+        </w:rPr>
+      </w:r>
+      <w:r>
+        <w:rPr>
           <w:b/>
           <w:lang w:val="en_US" w:bidi="en_US"/>
         </w:rPr>
@@ -2298,6 +2503,20 @@
       </w:r>
       <w:r>
         <w:rPr>
+          <w:lang w:val="en_US" w:bidi="en_US"/>
+        </w:rPr>
+        <w:t>עַל־כֵּ֖ן</w:t>
+      </w:r>
+    </w:p>
+    <w:p>
+      <w:pPr/>
+      <w:r>
+        <w:rPr>
+          <w:lang w:val="en_US" w:bidi="en_US"/>
+        </w:rPr>
+      </w:r>
+      <w:r>
+        <w:rPr>
           <w:b/>
           <w:lang w:val="en_US" w:bidi="en_US"/>
         </w:rPr>
@@ -2490,6 +2709,20 @@
       </w:r>
       <w:r>
         <w:rPr>
+          <w:lang w:val="en_US" w:bidi="en_US"/>
+        </w:rPr>
+        <w:t>מָשְׁכֵ֖⁠נִי</w:t>
+      </w:r>
+    </w:p>
+    <w:p>
+      <w:pPr/>
+      <w:r>
+        <w:rPr>
+          <w:lang w:val="en_US" w:bidi="en_US"/>
+        </w:rPr>
+      </w:r>
+      <w:r>
+        <w:rPr>
           <w:b/>
           <w:lang w:val="en_US" w:bidi="en_US"/>
         </w:rPr>
@@ -2675,6 +2908,20 @@
       </w:r>
       <w:r>
         <w:rPr>
+          <w:lang w:val="en_US" w:bidi="en_US"/>
+        </w:rPr>
+        <w:t>נָּר֑וּצָה</w:t>
+      </w:r>
+    </w:p>
+    <w:p>
+      <w:pPr/>
+      <w:r>
+        <w:rPr>
+          <w:lang w:val="en_US" w:bidi="en_US"/>
+        </w:rPr>
+      </w:r>
+      <w:r>
+        <w:rPr>
           <w:b/>
           <w:lang w:val="en_US" w:bidi="en_US"/>
         </w:rPr>
@@ -2784,6 +3031,20 @@
       </w:r>
       <w:r>
         <w:rPr>
+          <w:lang w:val="en_US" w:bidi="en_US"/>
+        </w:rPr>
+        <w:t>נָּר֑וּצָה</w:t>
+      </w:r>
+    </w:p>
+    <w:p>
+      <w:pPr/>
+      <w:r>
+        <w:rPr>
+          <w:lang w:val="en_US" w:bidi="en_US"/>
+        </w:rPr>
+      </w:r>
+      <w:r>
+        <w:rPr>
           <w:b/>
           <w:lang w:val="en_US" w:bidi="en_US"/>
         </w:rPr>
@@ -2925,7 +3186,7 @@
         </w:rPr>
         <w:t xml:space="preserve"> is a term of endearment and is an affectionate way for the woman to refer to the man she loves. The woman is not speaking of an actual king but rather this is a poetic way of speaking. The woman is still speaking of the same man that she was speaking of in </w:t>
       </w:r>
-      <w:hyperlink r:id="rId15">
+      <w:hyperlink r:id="rId17">
         <w:r>
           <w:rPr>
             <w:lang w:val="en_US" w:bidi="en_US"/>
@@ -3007,6 +3268,20 @@
       </w:r>
       <w:r>
         <w:rPr>
+          <w:lang w:val="en_US" w:bidi="en_US"/>
+        </w:rPr>
+        <w:t>הֱבִיאַ֨⁠נִי הַ⁠מֶּ֜לֶךְ</w:t>
+      </w:r>
+    </w:p>
+    <w:p>
+      <w:pPr/>
+      <w:r>
+        <w:rPr>
+          <w:lang w:val="en_US" w:bidi="en_US"/>
+        </w:rPr>
+      </w:r>
+      <w:r>
+        <w:rPr>
           <w:b/>
           <w:lang w:val="en_US" w:bidi="en_US"/>
         </w:rPr>
@@ -3103,6 +3378,20 @@
       </w:r>
       <w:r>
         <w:rPr>
+          <w:lang w:val="en_US" w:bidi="en_US"/>
+        </w:rPr>
+        <w:t>הֱבִיאַ֨⁠נִי</w:t>
+      </w:r>
+    </w:p>
+    <w:p>
+      <w:pPr/>
+      <w:r>
+        <w:rPr>
+          <w:lang w:val="en_US" w:bidi="en_US"/>
+        </w:rPr>
+      </w:r>
+      <w:r>
+        <w:rPr>
           <w:b/>
           <w:lang w:val="en_US" w:bidi="en_US"/>
         </w:rPr>
@@ -3397,6 +3686,20 @@
       </w:r>
       <w:r>
         <w:rPr>
+          <w:lang w:val="en_US" w:bidi="en_US"/>
+        </w:rPr>
+        <w:t>נָגִ֤ילָה וְ⁠נִשְׂמְחָה֙</w:t>
+      </w:r>
+    </w:p>
+    <w:p>
+      <w:pPr/>
+      <w:r>
+        <w:rPr>
+          <w:lang w:val="en_US" w:bidi="en_US"/>
+        </w:rPr>
+      </w:r>
+      <w:r>
+        <w:rPr>
           <w:b/>
           <w:lang w:val="en_US" w:bidi="en_US"/>
         </w:rPr>
@@ -3506,6 +3809,20 @@
       </w:r>
       <w:r>
         <w:rPr>
+          <w:lang w:val="en_US" w:bidi="en_US"/>
+        </w:rPr>
+        <w:t>נַזְכִּ֤ירָה</w:t>
+      </w:r>
+    </w:p>
+    <w:p>
+      <w:pPr/>
+      <w:r>
+        <w:rPr>
+          <w:lang w:val="en_US" w:bidi="en_US"/>
+        </w:rPr>
+      </w:r>
+      <w:r>
+        <w:rPr>
           <w:b/>
           <w:lang w:val="en_US" w:bidi="en_US"/>
         </w:rPr>
@@ -3569,6 +3886,20 @@
       </w:r>
       <w:r>
         <w:rPr>
+          <w:lang w:val="en_US" w:bidi="en_US"/>
+        </w:rPr>
+        <w:t>מִ⁠יַּ֔יִן</w:t>
+      </w:r>
+    </w:p>
+    <w:p>
+      <w:pPr/>
+      <w:r>
+        <w:rPr>
+          <w:lang w:val="en_US" w:bidi="en_US"/>
+        </w:rPr>
+      </w:r>
+      <w:r>
+        <w:rPr>
           <w:b/>
           <w:lang w:val="en_US" w:bidi="en_US"/>
         </w:rPr>
@@ -3749,6 +4080,20 @@
       </w:r>
       <w:r>
         <w:rPr>
+          <w:lang w:val="en_US" w:bidi="en_US"/>
+        </w:rPr>
+        <w:t>דֹדֶ֨י⁠ךָ֙ מִ⁠יַּ֔יִן</w:t>
+      </w:r>
+    </w:p>
+    <w:p>
+      <w:pPr/>
+      <w:r>
+        <w:rPr>
+          <w:lang w:val="en_US" w:bidi="en_US"/>
+        </w:rPr>
+      </w:r>
+      <w:r>
+        <w:rPr>
           <w:b/>
           <w:lang w:val="en_US" w:bidi="en_US"/>
         </w:rPr>
@@ -3845,6 +4190,20 @@
       </w:r>
       <w:r>
         <w:rPr>
+          <w:lang w:val="en_US" w:bidi="en_US"/>
+        </w:rPr>
+        <w:t>מֵישָׁרִ֖ים אֲהֵבֽוּ⁠ךָ</w:t>
+      </w:r>
+    </w:p>
+    <w:p>
+      <w:pPr/>
+      <w:r>
+        <w:rPr>
+          <w:lang w:val="en_US" w:bidi="en_US"/>
+        </w:rPr>
+      </w:r>
+      <w:r>
+        <w:rPr>
           <w:b/>
           <w:lang w:val="en_US" w:bidi="en_US"/>
         </w:rPr>
@@ -3971,6 +4330,20 @@
       </w:r>
       <w:r>
         <w:rPr>
+          <w:lang w:val="en_US" w:bidi="en_US"/>
+        </w:rPr>
+        <w:t>מֵישָׁרִ֖ים אֲהֵבֽוּ⁠ךָ</w:t>
+      </w:r>
+    </w:p>
+    <w:p>
+      <w:pPr/>
+      <w:r>
+        <w:rPr>
+          <w:lang w:val="en_US" w:bidi="en_US"/>
+        </w:rPr>
+      </w:r>
+      <w:r>
+        <w:rPr>
           <w:b/>
           <w:lang w:val="en_US" w:bidi="en_US"/>
         </w:rPr>
@@ -4239,6 +4612,20 @@
       </w:r>
       <w:r>
         <w:rPr>
+          <w:lang w:val="en_US" w:bidi="en_US"/>
+        </w:rPr>
+        <w:t>בְּנ֖וֹת יְרוּשָׁלִָ֑ם</w:t>
+      </w:r>
+    </w:p>
+    <w:p>
+      <w:pPr/>
+      <w:r>
+        <w:rPr>
+          <w:lang w:val="en_US" w:bidi="en_US"/>
+        </w:rPr>
+      </w:r>
+      <w:r>
+        <w:rPr>
           <w:b/>
           <w:lang w:val="en_US" w:bidi="en_US"/>
         </w:rPr>
@@ -4284,7 +4671,7 @@
         </w:rPr>
         <w:t xml:space="preserve"> refers to the young women who were from the city of Jerusalem (These are probably the same women as the “marriageable women” in </w:t>
       </w:r>
-      <w:hyperlink r:id="rId16">
+      <w:hyperlink r:id="rId18">
         <w:r>
           <w:rPr>
             <w:lang w:val="en_US" w:bidi="en_US"/>
@@ -4302,7 +4689,7 @@
         </w:rPr>
         <w:t xml:space="preserve"> and the women referred to as “they” in </w:t>
       </w:r>
-      <w:hyperlink r:id="rId17">
+      <w:hyperlink r:id="rId19">
         <w:r>
           <w:rPr>
             <w:lang w:val="en_US" w:bidi="en_US"/>
@@ -4519,6 +4906,20 @@
       </w:r>
       <w:r>
         <w:rPr>
+          <w:lang w:val="en_US" w:bidi="en_US"/>
+        </w:rPr>
+        <w:t>אַל־תִּרְא֨וּ⁠נִי֙ שֶׁ⁠אֲנִ֣י שְׁחַרְחֹ֔רֶת</w:t>
+      </w:r>
+    </w:p>
+    <w:p>
+      <w:pPr/>
+      <w:r>
+        <w:rPr>
+          <w:lang w:val="en_US" w:bidi="en_US"/>
+        </w:rPr>
+      </w:r>
+      <w:r>
+        <w:rPr>
           <w:b/>
           <w:lang w:val="en_US" w:bidi="en_US"/>
         </w:rPr>
@@ -4595,6 +4996,20 @@
       </w:r>
       <w:r>
         <w:rPr>
+          <w:lang w:val="en_US" w:bidi="en_US"/>
+        </w:rPr>
+        <w:t>שֶׁ⁠אֲנִ֣י</w:t>
+      </w:r>
+    </w:p>
+    <w:p>
+      <w:pPr/>
+      <w:r>
+        <w:rPr>
+          <w:lang w:val="en_US" w:bidi="en_US"/>
+        </w:rPr>
+      </w:r>
+      <w:r>
+        <w:rPr>
           <w:b/>
           <w:lang w:val="en_US" w:bidi="en_US"/>
         </w:rPr>
@@ -4723,7 +5138,7 @@
         </w:rPr>
         <w:t xml:space="preserve"> means “my skin is black” or “my skin is very dark” as it did in </w:t>
       </w:r>
-      <w:hyperlink r:id="rId18">
+      <w:hyperlink r:id="rId20">
         <w:r>
           <w:rPr>
             <w:lang w:val="en_US" w:bidi="en_US"/>
@@ -4805,6 +5220,20 @@
       </w:r>
       <w:r>
         <w:rPr>
+          <w:lang w:val="en_US" w:bidi="en_US"/>
+        </w:rPr>
+        <w:t>שֶׁ⁠שֱּׁזָפַ֖תְ⁠נִי הַ⁠שָּׁ֑מֶשׁ</w:t>
+      </w:r>
+    </w:p>
+    <w:p>
+      <w:pPr/>
+      <w:r>
+        <w:rPr>
+          <w:lang w:val="en_US" w:bidi="en_US"/>
+        </w:rPr>
+      </w:r>
+      <w:r>
+        <w:rPr>
           <w:b/>
           <w:lang w:val="en_US" w:bidi="en_US"/>
         </w:rPr>
@@ -4997,6 +5426,20 @@
       </w:r>
       <w:r>
         <w:rPr>
+          <w:lang w:val="en_US" w:bidi="en_US"/>
+        </w:rPr>
+        <w:t>נֹטֵרָ֣ה אֶת־הַ⁠כְּרָמִ֔ים כַּרְמִ֥⁠י שֶׁ⁠לִּ֖⁠י לֹ֥א נָטָֽרְתִּי</w:t>
+      </w:r>
+    </w:p>
+    <w:p>
+      <w:pPr/>
+      <w:r>
+        <w:rPr>
+          <w:lang w:val="en_US" w:bidi="en_US"/>
+        </w:rPr>
+      </w:r>
+      <w:r>
+        <w:rPr>
           <w:b/>
           <w:lang w:val="en_US" w:bidi="en_US"/>
         </w:rPr>
@@ -5060,6 +5503,20 @@
       </w:r>
       <w:r>
         <w:rPr>
+          <w:lang w:val="en_US" w:bidi="en_US"/>
+        </w:rPr>
+        <w:t>כַּרְמִ֥⁠י שֶׁ⁠לִּ֖⁠י לֹ֥א נָטָֽרְתִּי</w:t>
+      </w:r>
+    </w:p>
+    <w:p>
+      <w:pPr/>
+      <w:r>
+        <w:rPr>
+          <w:lang w:val="en_US" w:bidi="en_US"/>
+        </w:rPr>
+      </w:r>
+      <w:r>
+        <w:rPr>
           <w:b/>
           <w:lang w:val="en_US" w:bidi="en_US"/>
         </w:rPr>
@@ -5156,6 +5613,20 @@
       </w:r>
       <w:r>
         <w:rPr>
+          <w:lang w:val="en_US" w:bidi="en_US"/>
+        </w:rPr>
+        <w:t>שֶׁ֤⁠אָהֲבָה֙ נַפְשִׁ֔⁠י</w:t>
+      </w:r>
+    </w:p>
+    <w:p>
+      <w:pPr/>
+      <w:r>
+        <w:rPr>
+          <w:lang w:val="en_US" w:bidi="en_US"/>
+        </w:rPr>
+      </w:r>
+      <w:r>
+        <w:rPr>
           <w:b/>
           <w:lang w:val="en_US" w:bidi="en_US"/>
         </w:rPr>
@@ -5252,6 +5723,20 @@
       </w:r>
       <w:r>
         <w:rPr>
+          <w:lang w:val="en_US" w:bidi="en_US"/>
+        </w:rPr>
+        <w:t>אֵיכָ֣ה תִרְעֶ֔ה</w:t>
+      </w:r>
+    </w:p>
+    <w:p>
+      <w:pPr/>
+      <w:r>
+        <w:rPr>
+          <w:lang w:val="en_US" w:bidi="en_US"/>
+        </w:rPr>
+      </w:r>
+      <w:r>
+        <w:rPr>
           <w:b/>
           <w:lang w:val="en_US" w:bidi="en_US"/>
         </w:rPr>
@@ -5527,6 +6012,20 @@
       </w:r>
       <w:r>
         <w:rPr>
+          <w:lang w:val="en_US" w:bidi="en_US"/>
+        </w:rPr>
+        <w:t>כְּ⁠עֹ֣טְיָ֔ה עַ֖ל עֶדְרֵ֥י חֲבֵרֶֽי⁠ךָ</w:t>
+      </w:r>
+    </w:p>
+    <w:p>
+      <w:pPr/>
+      <w:r>
+        <w:rPr>
+          <w:lang w:val="en_US" w:bidi="en_US"/>
+        </w:rPr>
+      </w:r>
+      <w:r>
+        <w:rPr>
           <w:b/>
           <w:lang w:val="en_US" w:bidi="en_US"/>
         </w:rPr>
@@ -5732,6 +6231,20 @@
       </w:r>
       <w:r>
         <w:rPr>
+          <w:lang w:val="en_US" w:bidi="en_US"/>
+        </w:rPr>
+        <w:t>אִם־לֹ֤א תֵדְעִי֙ לָ֔⁠ךְ הַ⁠יָּפָ֖ה בַּ⁠נָּשִׁ֑ים צְֽאִי־לָ֞⁠ךְ</w:t>
+      </w:r>
+    </w:p>
+    <w:p>
+      <w:pPr/>
+      <w:r>
+        <w:rPr>
+          <w:lang w:val="en_US" w:bidi="en_US"/>
+        </w:rPr>
+      </w:r>
+      <w:r>
+        <w:rPr>
           <w:b/>
           <w:lang w:val="en_US" w:bidi="en_US"/>
         </w:rPr>
@@ -5815,6 +6328,20 @@
       </w:r>
       <w:r>
         <w:rPr>
+          <w:lang w:val="en_US" w:bidi="en_US"/>
+        </w:rPr>
+        <w:t>אִם־לֹ֤א תֵדְעִי֙ לָ֔⁠ךְ הַ⁠יָּפָ֖ה בַּ⁠נָּשִׁ֑ים</w:t>
+      </w:r>
+    </w:p>
+    <w:p>
+      <w:pPr/>
+      <w:r>
+        <w:rPr>
+          <w:lang w:val="en_US" w:bidi="en_US"/>
+        </w:rPr>
+      </w:r>
+      <w:r>
+        <w:rPr>
           <w:b/>
           <w:lang w:val="en_US" w:bidi="en_US"/>
         </w:rPr>
@@ -5974,6 +6501,20 @@
       </w:r>
       <w:r>
         <w:rPr>
+          <w:lang w:val="en_US" w:bidi="en_US"/>
+        </w:rPr>
+        <w:t>צְֽאִי־לָ֞⁠ךְ</w:t>
+      </w:r>
+    </w:p>
+    <w:p>
+      <w:pPr/>
+      <w:r>
+        <w:rPr>
+          <w:lang w:val="en_US" w:bidi="en_US"/>
+        </w:rPr>
+      </w:r>
+      <w:r>
+        <w:rPr>
           <w:b/>
           <w:lang w:val="en_US" w:bidi="en_US"/>
         </w:rPr>
@@ -6070,6 +6611,20 @@
       </w:r>
       <w:r>
         <w:rPr>
+          <w:lang w:val="en_US" w:bidi="en_US"/>
+        </w:rPr>
+        <w:t>וּ⁠רְעִי֙ אֶת־גְּדִיֹּתַ֔יִ⁠ךְ</w:t>
+      </w:r>
+    </w:p>
+    <w:p>
+      <w:pPr/>
+      <w:r>
+        <w:rPr>
+          <w:lang w:val="en_US" w:bidi="en_US"/>
+        </w:rPr>
+      </w:r>
+      <w:r>
+        <w:rPr>
           <w:b/>
           <w:lang w:val="en_US" w:bidi="en_US"/>
         </w:rPr>
@@ -6196,6 +6751,20 @@
       </w:r>
       <w:r>
         <w:rPr>
+          <w:lang w:val="en_US" w:bidi="en_US"/>
+        </w:rPr>
+        <w:t>לְ⁠סֻסָתִ⁠י֙ בְּ⁠רִכְבֵ֣י פַרְעֹ֔ה דִּמִּיתִ֖י⁠ךְ רַעְיָתִֽ⁠י</w:t>
+      </w:r>
+    </w:p>
+    <w:p>
+      <w:pPr/>
+      <w:r>
+        <w:rPr>
+          <w:lang w:val="en_US" w:bidi="en_US"/>
+        </w:rPr>
+      </w:r>
+      <w:r>
+        <w:rPr>
           <w:b/>
           <w:lang w:val="en_US" w:bidi="en_US"/>
         </w:rPr>
@@ -6471,6 +7040,20 @@
       </w:r>
       <w:r>
         <w:rPr>
+          <w:lang w:val="en_US" w:bidi="en_US"/>
+        </w:rPr>
+        <w:t>פַרְעֹ֔ה</w:t>
+      </w:r>
+    </w:p>
+    <w:p>
+      <w:pPr/>
+      <w:r>
+        <w:rPr>
+          <w:lang w:val="en_US" w:bidi="en_US"/>
+        </w:rPr>
+      </w:r>
+      <w:r>
+        <w:rPr>
           <w:b/>
           <w:lang w:val="en_US" w:bidi="en_US"/>
         </w:rPr>
@@ -6567,6 +7150,20 @@
       </w:r>
       <w:r>
         <w:rPr>
+          <w:lang w:val="en_US" w:bidi="en_US"/>
+        </w:rPr>
+        <w:t>בַּ⁠תֹּרִ֔ים</w:t>
+      </w:r>
+    </w:p>
+    <w:p>
+      <w:pPr/>
+      <w:r>
+        <w:rPr>
+          <w:lang w:val="en_US" w:bidi="en_US"/>
+        </w:rPr>
+      </w:r>
+      <w:r>
+        <w:rPr>
           <w:b/>
           <w:lang w:val="en_US" w:bidi="en_US"/>
         </w:rPr>
@@ -6766,6 +7363,20 @@
       </w:r>
       <w:r>
         <w:rPr>
+          <w:lang w:val="en_US" w:bidi="en_US"/>
+        </w:rPr>
+        <w:t>תּוֹרֵ֤י</w:t>
+      </w:r>
+    </w:p>
+    <w:p>
+      <w:pPr/>
+      <w:r>
+        <w:rPr>
+          <w:lang w:val="en_US" w:bidi="en_US"/>
+        </w:rPr>
+      </w:r>
+      <w:r>
+        <w:rPr>
           <w:b/>
           <w:lang w:val="en_US" w:bidi="en_US"/>
         </w:rPr>
@@ -6849,6 +7460,20 @@
       </w:r>
       <w:r>
         <w:rPr>
+          <w:lang w:val="en_US" w:bidi="en_US"/>
+        </w:rPr>
+        <w:t>תּוֹרֵ֤י זָהָב֙ נַעֲשֶׂה־לָּ֔⁠ךְ</w:t>
+      </w:r>
+    </w:p>
+    <w:p>
+      <w:pPr/>
+      <w:r>
+        <w:rPr>
+          <w:lang w:val="en_US" w:bidi="en_US"/>
+        </w:rPr>
+      </w:r>
+      <w:r>
+        <w:rPr>
           <w:b/>
           <w:lang w:val="en_US" w:bidi="en_US"/>
         </w:rPr>
@@ -6971,6 +7596,20 @@
       </w:r>
       <w:r>
         <w:rPr>
+          <w:lang w:val="en_US" w:bidi="en_US"/>
+        </w:rPr>
+        <w:t>עִ֖ם נְקֻדּ֥וֹת הַ⁠כָּֽסֶף</w:t>
+      </w:r>
+    </w:p>
+    <w:p>
+      <w:pPr/>
+      <w:r>
+        <w:rPr>
+          <w:lang w:val="en_US" w:bidi="en_US"/>
+        </w:rPr>
+      </w:r>
+      <w:r>
+        <w:rPr>
           <w:b/>
           <w:lang w:val="en_US" w:bidi="en_US"/>
         </w:rPr>
@@ -7034,6 +7673,20 @@
       </w:r>
       <w:r>
         <w:rPr>
+          <w:lang w:val="en_US" w:bidi="en_US"/>
+        </w:rPr>
+        <w:t>שֶׁ֤⁠הַ⁠מֶּ֨לֶךְ֙</w:t>
+      </w:r>
+    </w:p>
+    <w:p>
+      <w:pPr/>
+      <w:r>
+        <w:rPr>
+          <w:lang w:val="en_US" w:bidi="en_US"/>
+        </w:rPr>
+      </w:r>
+      <w:r>
+        <w:rPr>
           <w:b/>
           <w:lang w:val="en_US" w:bidi="en_US"/>
         </w:rPr>
@@ -7053,7 +7706,7 @@
         </w:rPr>
         <w:t xml:space="preserve">See how you translated the phrase “The king” in </w:t>
       </w:r>
-      <w:hyperlink r:id="rId17">
+      <w:hyperlink r:id="rId19">
         <w:r>
           <w:rPr>
             <w:lang w:val="en_US" w:bidi="en_US"/>
@@ -7135,6 +7788,20 @@
       </w:r>
       <w:r>
         <w:rPr>
+          <w:lang w:val="en_US" w:bidi="en_US"/>
+        </w:rPr>
+        <w:t>בִּ⁠מְסִבּ֔⁠וֹ</w:t>
+      </w:r>
+    </w:p>
+    <w:p>
+      <w:pPr/>
+      <w:r>
+        <w:rPr>
+          <w:lang w:val="en_US" w:bidi="en_US"/>
+        </w:rPr>
+      </w:r>
+      <w:r>
+        <w:rPr>
           <w:b/>
           <w:lang w:val="en_US" w:bidi="en_US"/>
         </w:rPr>
@@ -7224,6 +7891,20 @@
       </w:r>
       <w:r>
         <w:rPr>
+          <w:lang w:val="en_US" w:bidi="en_US"/>
+        </w:rPr>
+        <w:t>נִרְדִּ֖⁠י</w:t>
+      </w:r>
+    </w:p>
+    <w:p>
+      <w:pPr/>
+      <w:r>
+        <w:rPr>
+          <w:lang w:val="en_US" w:bidi="en_US"/>
+        </w:rPr>
+      </w:r>
+      <w:r>
+        <w:rPr>
           <w:b/>
           <w:lang w:val="en_US" w:bidi="en_US"/>
         </w:rPr>
@@ -7359,6 +8040,20 @@
       </w:r>
       <w:r>
         <w:rPr>
+          <w:lang w:val="en_US" w:bidi="en_US"/>
+        </w:rPr>
+        <w:t>נָתַ֥ן רֵיחֽ⁠וֹ</w:t>
+      </w:r>
+    </w:p>
+    <w:p>
+      <w:pPr/>
+      <w:r>
+        <w:rPr>
+          <w:lang w:val="en_US" w:bidi="en_US"/>
+        </w:rPr>
+      </w:r>
+      <w:r>
+        <w:rPr>
           <w:b/>
           <w:lang w:val="en_US" w:bidi="en_US"/>
         </w:rPr>
@@ -7608,6 +8303,20 @@
       </w:r>
       <w:r>
         <w:rPr>
+          <w:lang w:val="en_US" w:bidi="en_US"/>
+        </w:rPr>
+        <w:t>דּוֹדִ⁠י֙</w:t>
+      </w:r>
+    </w:p>
+    <w:p>
+      <w:pPr/>
+      <w:r>
+        <w:rPr>
+          <w:lang w:val="en_US" w:bidi="en_US"/>
+        </w:rPr>
+      </w:r>
+      <w:r>
+        <w:rPr>
           <w:b/>
           <w:lang w:val="en_US" w:bidi="en_US"/>
         </w:rPr>
@@ -7671,6 +8380,20 @@
       </w:r>
       <w:r>
         <w:rPr>
+          <w:lang w:val="en_US" w:bidi="en_US"/>
+        </w:rPr>
+        <w:t>צְר֨וֹר הַ⁠מֹּ֤ר ׀ דּוֹדִ⁠י֙ לִ֔⁠י בֵּ֥ין שָׁדַ֖⁠י יָלִֽין</w:t>
+      </w:r>
+    </w:p>
+    <w:p>
+      <w:pPr/>
+      <w:r>
+        <w:rPr>
+          <w:lang w:val="en_US" w:bidi="en_US"/>
+        </w:rPr>
+      </w:r>
+      <w:r>
+        <w:rPr>
           <w:b/>
           <w:lang w:val="en_US" w:bidi="en_US"/>
         </w:rPr>
@@ -7793,6 +8516,20 @@
       </w:r>
       <w:r>
         <w:rPr>
+          <w:lang w:val="en_US" w:bidi="en_US"/>
+        </w:rPr>
+        <w:t>יָלִֽין</w:t>
+      </w:r>
+    </w:p>
+    <w:p>
+      <w:pPr/>
+      <w:r>
+        <w:rPr>
+          <w:lang w:val="en_US" w:bidi="en_US"/>
+        </w:rPr>
+      </w:r>
+      <w:r>
+        <w:rPr>
           <w:b/>
           <w:lang w:val="en_US" w:bidi="en_US"/>
         </w:rPr>
@@ -8267,6 +9004,20 @@
       </w:r>
       <w:r>
         <w:rPr>
+          <w:lang w:val="en_US" w:bidi="en_US"/>
+        </w:rPr>
+        <w:t>הִנָּ֤⁠ךְ &amp; הִנָּ֥⁠ךְ</w:t>
+      </w:r>
+    </w:p>
+    <w:p>
+      <w:pPr/>
+      <w:r>
+        <w:rPr>
+          <w:lang w:val="en_US" w:bidi="en_US"/>
+        </w:rPr>
+      </w:r>
+      <w:r>
+        <w:rPr>
           <w:b/>
           <w:lang w:val="en_US" w:bidi="en_US"/>
         </w:rPr>
@@ -8498,7 +9249,7 @@
         </w:rPr>
         <w:t xml:space="preserve"> in </w:t>
       </w:r>
-      <w:hyperlink r:id="rId19">
+      <w:hyperlink r:id="rId21">
         <w:r>
           <w:rPr>
             <w:lang w:val="en_US" w:bidi="en_US"/>
@@ -8637,6 +9388,20 @@
       </w:r>
       <w:r>
         <w:rPr>
+          <w:lang w:val="en_US" w:bidi="en_US"/>
+        </w:rPr>
+        <w:t>הִנְּ⁠ךָ֨</w:t>
+      </w:r>
+    </w:p>
+    <w:p>
+      <w:pPr/>
+      <w:r>
+        <w:rPr>
+          <w:lang w:val="en_US" w:bidi="en_US"/>
+        </w:rPr>
+      </w:r>
+      <w:r>
+        <w:rPr>
           <w:b/>
           <w:lang w:val="en_US" w:bidi="en_US"/>
         </w:rPr>
@@ -8823,6 +9588,20 @@
       </w:r>
       <w:r>
         <w:rPr>
+          <w:lang w:val="en_US" w:bidi="en_US"/>
+        </w:rPr>
+        <w:t>דוֹדִ⁠י֙</w:t>
+      </w:r>
+    </w:p>
+    <w:p>
+      <w:pPr/>
+      <w:r>
+        <w:rPr>
+          <w:lang w:val="en_US" w:bidi="en_US"/>
+        </w:rPr>
+      </w:r>
+      <w:r>
+        <w:rPr>
           <w:b/>
           <w:lang w:val="en_US" w:bidi="en_US"/>
         </w:rPr>
@@ -8855,7 +9634,7 @@
         </w:rPr>
         <w:t xml:space="preserve"> in </w:t>
       </w:r>
-      <w:hyperlink r:id="rId20">
+      <w:hyperlink r:id="rId22">
         <w:r>
           <w:rPr>
             <w:lang w:val="en_US" w:bidi="en_US"/>
@@ -8917,6 +9696,20 @@
       </w:r>
       <w:r>
         <w:rPr>
+          <w:lang w:val="en_US" w:bidi="en_US"/>
+        </w:rPr>
+        <w:t>דוֹדִ⁠י֙ אַ֣ף נָעִ֔ים</w:t>
+      </w:r>
+    </w:p>
+    <w:p>
+      <w:pPr/>
+      <w:r>
+        <w:rPr>
+          <w:lang w:val="en_US" w:bidi="en_US"/>
+        </w:rPr>
+      </w:r>
+      <w:r>
+        <w:rPr>
           <w:b/>
           <w:lang w:val="en_US" w:bidi="en_US"/>
         </w:rPr>
@@ -9000,6 +9793,20 @@
       </w:r>
       <w:r>
         <w:rPr>
+          <w:lang w:val="en_US" w:bidi="en_US"/>
+        </w:rPr>
+        <w:t>עַרְשֵׂ֖⁠נוּ</w:t>
+      </w:r>
+    </w:p>
+    <w:p>
+      <w:pPr/>
+      <w:r>
+        <w:rPr>
+          <w:lang w:val="en_US" w:bidi="en_US"/>
+        </w:rPr>
+      </w:r>
+      <w:r>
+        <w:rPr>
           <w:b/>
           <w:lang w:val="en_US" w:bidi="en_US"/>
         </w:rPr>
@@ -9096,6 +9903,20 @@
       </w:r>
       <w:r>
         <w:rPr>
+          <w:lang w:val="en_US" w:bidi="en_US"/>
+        </w:rPr>
+        <w:t>רַעֲנָנָֽה</w:t>
+      </w:r>
+    </w:p>
+    <w:p>
+      <w:pPr/>
+      <w:r>
+        <w:rPr>
+          <w:lang w:val="en_US" w:bidi="en_US"/>
+        </w:rPr>
+      </w:r>
+      <w:r>
+        <w:rPr>
           <w:b/>
           <w:lang w:val="en_US" w:bidi="en_US"/>
         </w:rPr>
@@ -9231,6 +10052,20 @@
       </w:r>
       <w:r>
         <w:rPr>
+          <w:lang w:val="en_US" w:bidi="en_US"/>
+        </w:rPr>
+        <w:t>קֹר֤וֹת בָּתֵּ֨י⁠נוּ֙ אֲרָזִ֔ים רַהִיטֵ֖נוּ בְּרוֹתִֽים</w:t>
+      </w:r>
+    </w:p>
+    <w:p>
+      <w:pPr/>
+      <w:r>
+        <w:rPr>
+          <w:lang w:val="en_US" w:bidi="en_US"/>
+        </w:rPr>
+      </w:r>
+      <w:r>
+        <w:rPr>
           <w:b/>
           <w:lang w:val="en_US" w:bidi="en_US"/>
         </w:rPr>
@@ -9557,7 +10392,7 @@
         </w:rPr>
         <w:t xml:space="preserve">Hebrew poetry sometimes uses a literary a device called a “chiasm” (sometimes called “chiasmus”). A chiasm is when words or phrases are ordered in a AB-BA sequence. In </w:t>
       </w:r>
-      <w:hyperlink r:id="rId21">
+      <w:hyperlink r:id="rId23">
         <w:r>
           <w:rPr>
             <w:lang w:val="en_US" w:bidi="en_US"/>
@@ -9754,6 +10589,20 @@
       </w:r>
       <w:r>
         <w:rPr>
+          <w:lang w:val="en_US" w:bidi="en_US"/>
+        </w:rPr>
+        <w:t>חֲבַצֶּ֣לֶת</w:t>
+      </w:r>
+    </w:p>
+    <w:p>
+      <w:pPr/>
+      <w:r>
+        <w:rPr>
+          <w:lang w:val="en_US" w:bidi="en_US"/>
+        </w:rPr>
+      </w:r>
+      <w:r>
+        <w:rPr>
           <w:b/>
           <w:lang w:val="en_US" w:bidi="en_US"/>
         </w:rPr>
@@ -9953,6 +10802,20 @@
       </w:r>
       <w:r>
         <w:rPr>
+          <w:lang w:val="en_US" w:bidi="en_US"/>
+        </w:rPr>
+        <w:t>אֲנִי֙ חֲבַצֶּ֣לֶת הַ⁠שָּׁר֔וֹן שֽׁוֹשַׁנַּ֖ת הָ⁠עֲמָקִֽים</w:t>
+      </w:r>
+    </w:p>
+    <w:p>
+      <w:pPr/>
+      <w:r>
+        <w:rPr>
+          <w:lang w:val="en_US" w:bidi="en_US"/>
+        </w:rPr>
+      </w:r>
+      <w:r>
+        <w:rPr>
           <w:b/>
           <w:lang w:val="en_US" w:bidi="en_US"/>
         </w:rPr>
@@ -10062,6 +10925,20 @@
       </w:r>
       <w:r>
         <w:rPr>
+          <w:lang w:val="en_US" w:bidi="en_US"/>
+        </w:rPr>
+        <w:t>שֽׁוֹשַׁנַּ֖ת</w:t>
+      </w:r>
+    </w:p>
+    <w:p>
+      <w:pPr/>
+      <w:r>
+        <w:rPr>
+          <w:lang w:val="en_US" w:bidi="en_US"/>
+        </w:rPr>
+      </w:r>
+      <w:r>
+        <w:rPr>
           <w:b/>
           <w:lang w:val="en_US" w:bidi="en_US"/>
         </w:rPr>
@@ -10241,6 +11118,20 @@
       </w:r>
       <w:r>
         <w:rPr>
+          <w:lang w:val="en_US" w:bidi="en_US"/>
+        </w:rPr>
+        <w:t>כְּ⁠שֽׁוֹשַׁנָּה֙ בֵּ֣ין הַ⁠חוֹחִ֔ים כֵּ֥ן רַעְיָתִ֖⁠י בֵּ֥ין הַ⁠בָּנֽוֹת</w:t>
+      </w:r>
+    </w:p>
+    <w:p>
+      <w:pPr/>
+      <w:r>
+        <w:rPr>
+          <w:lang w:val="en_US" w:bidi="en_US"/>
+        </w:rPr>
+      </w:r>
+      <w:r>
+        <w:rPr>
           <w:b/>
           <w:lang w:val="en_US" w:bidi="en_US"/>
         </w:rPr>
@@ -10395,7 +11286,7 @@
         </w:rPr>
         <w:t xml:space="preserve"> in </w:t>
       </w:r>
-      <w:hyperlink r:id="rId22">
+      <w:hyperlink r:id="rId24">
         <w:r>
           <w:rPr>
             <w:lang w:val="en_US" w:bidi="en_US"/>
@@ -10503,7 +11394,7 @@
         </w:rPr>
         <w:t xml:space="preserve"> in </w:t>
       </w:r>
-      <w:hyperlink r:id="rId19">
+      <w:hyperlink r:id="rId21">
         <w:r>
           <w:rPr>
             <w:lang w:val="en_US" w:bidi="en_US"/>
@@ -10565,6 +11456,20 @@
       </w:r>
       <w:r>
         <w:rPr>
+          <w:lang w:val="en_US" w:bidi="en_US"/>
+        </w:rPr>
+        <w:t>הַ⁠בָּנֽוֹת</w:t>
+      </w:r>
+    </w:p>
+    <w:p>
+      <w:pPr/>
+      <w:r>
+        <w:rPr>
+          <w:lang w:val="en_US" w:bidi="en_US"/>
+        </w:rPr>
+      </w:r>
+      <w:r>
+        <w:rPr>
           <w:b/>
           <w:lang w:val="en_US" w:bidi="en_US"/>
         </w:rPr>
@@ -10610,7 +11515,7 @@
         </w:rPr>
         <w:t xml:space="preserve"> mentioned in </w:t>
       </w:r>
-      <w:hyperlink r:id="rId18">
+      <w:hyperlink r:id="rId20">
         <w:r>
           <w:rPr>
             <w:lang w:val="en_US" w:bidi="en_US"/>
@@ -10814,6 +11719,20 @@
       </w:r>
       <w:r>
         <w:rPr>
+          <w:lang w:val="en_US" w:bidi="en_US"/>
+        </w:rPr>
+        <w:t>כְּ⁠תַפּ֨וּחַ֙ בַּ⁠עֲצֵ֣י הַ⁠יַּ֔עַר כֵּ֥ן דּוֹדִ֖⁠י בֵּ֣ין הַ⁠בָּנִ֑ים</w:t>
+      </w:r>
+    </w:p>
+    <w:p>
+      <w:pPr/>
+      <w:r>
+        <w:rPr>
+          <w:lang w:val="en_US" w:bidi="en_US"/>
+        </w:rPr>
+      </w:r>
+      <w:r>
+        <w:rPr>
           <w:b/>
           <w:lang w:val="en_US" w:bidi="en_US"/>
         </w:rPr>
@@ -11147,7 +12066,7 @@
         </w:rPr>
         <w:t xml:space="preserve"> in </w:t>
       </w:r>
-      <w:hyperlink r:id="rId20">
+      <w:hyperlink r:id="rId22">
         <w:r>
           <w:rPr>
             <w:lang w:val="en_US" w:bidi="en_US"/>
@@ -11209,6 +12128,20 @@
       </w:r>
       <w:r>
         <w:rPr>
+          <w:lang w:val="en_US" w:bidi="en_US"/>
+        </w:rPr>
+        <w:t>בֵּ֣ין הַ⁠בָּנִ֑ים</w:t>
+      </w:r>
+    </w:p>
+    <w:p>
+      <w:pPr/>
+      <w:r>
+        <w:rPr>
+          <w:lang w:val="en_US" w:bidi="en_US"/>
+        </w:rPr>
+      </w:r>
+      <w:r>
+        <w:rPr>
           <w:b/>
           <w:lang w:val="en_US" w:bidi="en_US"/>
         </w:rPr>
@@ -11331,6 +12264,20 @@
       </w:r>
       <w:r>
         <w:rPr>
+          <w:lang w:val="en_US" w:bidi="en_US"/>
+        </w:rPr>
+        <w:t>בְּ⁠צִלּ⁠וֹ֙ חִמַּ֣דְתִּי וְ⁠יָשַׁ֔בְתִּי וּ⁠פִרְי֖⁠וֹ מָת֥וֹק לְ⁠חִכִּֽ⁠י</w:t>
+      </w:r>
+    </w:p>
+    <w:p>
+      <w:pPr/>
+      <w:r>
+        <w:rPr>
+          <w:lang w:val="en_US" w:bidi="en_US"/>
+        </w:rPr>
+      </w:r>
+      <w:r>
+        <w:rPr>
           <w:b/>
           <w:lang w:val="en_US" w:bidi="en_US"/>
         </w:rPr>
@@ -11466,6 +12413,20 @@
       </w:r>
       <w:r>
         <w:rPr>
+          <w:lang w:val="en_US" w:bidi="en_US"/>
+        </w:rPr>
+        <w:t>בְּ⁠צִלּ⁠וֹ֙ חִמַּ֣דְתִּי וְ⁠יָשַׁ֔בְתִּי</w:t>
+      </w:r>
+    </w:p>
+    <w:p>
+      <w:pPr/>
+      <w:r>
+        <w:rPr>
+          <w:lang w:val="en_US" w:bidi="en_US"/>
+        </w:rPr>
+      </w:r>
+      <w:r>
+        <w:rPr>
           <w:b/>
           <w:lang w:val="en_US" w:bidi="en_US"/>
         </w:rPr>
@@ -11592,6 +12553,20 @@
       </w:r>
       <w:r>
         <w:rPr>
+          <w:lang w:val="en_US" w:bidi="en_US"/>
+        </w:rPr>
+        <w:t>הֱבִיאַ֨⁠נִי֙</w:t>
+      </w:r>
+    </w:p>
+    <w:p>
+      <w:pPr/>
+      <w:r>
+        <w:rPr>
+          <w:lang w:val="en_US" w:bidi="en_US"/>
+        </w:rPr>
+      </w:r>
+      <w:r>
+        <w:rPr>
           <w:b/>
           <w:lang w:val="en_US" w:bidi="en_US"/>
         </w:rPr>
@@ -11611,7 +12586,7 @@
         </w:rPr>
         <w:t xml:space="preserve">See how you translated the phrase “has brought me” in </w:t>
       </w:r>
-      <w:hyperlink r:id="rId17">
+      <w:hyperlink r:id="rId19">
         <w:r>
           <w:rPr>
             <w:lang w:val="en_US" w:bidi="en_US"/>
@@ -11847,7 +12822,7 @@
         </w:rPr>
         <w:t xml:space="preserve"> or building so here it could be referring a private location that the couple used as their meeting place, possibly the “house” (location) where they spent time together in the forest (described in </w:t>
       </w:r>
-      <w:hyperlink r:id="rId23">
+      <w:hyperlink r:id="rId25">
         <w:r>
           <w:rPr>
             <w:lang w:val="en_US" w:bidi="en_US"/>
@@ -12051,6 +13026,20 @@
       </w:r>
       <w:r>
         <w:rPr>
+          <w:lang w:val="en_US" w:bidi="en_US"/>
+        </w:rPr>
+        <w:t>וְ⁠דִגְל֥⁠וֹ עָלַ֖⁠י אַהֲבָֽה</w:t>
+      </w:r>
+    </w:p>
+    <w:p>
+      <w:pPr/>
+      <w:r>
+        <w:rPr>
+          <w:lang w:val="en_US" w:bidi="en_US"/>
+        </w:rPr>
+      </w:r>
+      <w:r>
+        <w:rPr>
           <w:b/>
           <w:lang w:val="en_US" w:bidi="en_US"/>
         </w:rPr>
@@ -12160,6 +13149,20 @@
       </w:r>
       <w:r>
         <w:rPr>
+          <w:lang w:val="en_US" w:bidi="en_US"/>
+        </w:rPr>
+        <w:t>וְ⁠דִגְל֥⁠וֹ</w:t>
+      </w:r>
+    </w:p>
+    <w:p>
+      <w:pPr/>
+      <w:r>
+        <w:rPr>
+          <w:lang w:val="en_US" w:bidi="en_US"/>
+        </w:rPr>
+      </w:r>
+      <w:r>
+        <w:rPr>
           <w:b/>
           <w:lang w:val="en_US" w:bidi="en_US"/>
         </w:rPr>
@@ -12352,6 +13355,20 @@
       </w:r>
       <w:r>
         <w:rPr>
+          <w:lang w:val="en_US" w:bidi="en_US"/>
+        </w:rPr>
+        <w:t>סַמְּכ֨וּ⁠נִי֙ בָּֽ⁠אֲשִׁישׁ֔וֹת רַפְּד֖וּ⁠נִי בַּ⁠תַּפּוּחִ֑ים</w:t>
+      </w:r>
+    </w:p>
+    <w:p>
+      <w:pPr/>
+      <w:r>
+        <w:rPr>
+          <w:lang w:val="en_US" w:bidi="en_US"/>
+        </w:rPr>
+      </w:r>
+      <w:r>
+        <w:rPr>
           <w:b/>
           <w:lang w:val="en_US" w:bidi="en_US"/>
         </w:rPr>
@@ -12461,6 +13478,20 @@
       </w:r>
       <w:r>
         <w:rPr>
+          <w:lang w:val="en_US" w:bidi="en_US"/>
+        </w:rPr>
+        <w:t>סַמְּכ֨וּ⁠נִי֙ &amp; רַפְּד֖וּ⁠נִי</w:t>
+      </w:r>
+    </w:p>
+    <w:p>
+      <w:pPr/>
+      <w:r>
+        <w:rPr>
+          <w:lang w:val="en_US" w:bidi="en_US"/>
+        </w:rPr>
+      </w:r>
+      <w:r>
+        <w:rPr>
           <w:b/>
           <w:lang w:val="en_US" w:bidi="en_US"/>
         </w:rPr>
@@ -12583,6 +13614,20 @@
       </w:r>
       <w:r>
         <w:rPr>
+          <w:lang w:val="en_US" w:bidi="en_US"/>
+        </w:rPr>
+        <w:t>סַמְּכ֨וּ⁠נִי֙ בָּֽ⁠אֲשִׁישׁ֔וֹת רַפְּד֖וּ⁠נִי בַּ⁠תַּפּוּחִ֑ים כִּי־חוֹלַ֥ת אַהֲבָ֖ה אָֽנִי</w:t>
+      </w:r>
+    </w:p>
+    <w:p>
+      <w:pPr/>
+      <w:r>
+        <w:rPr>
+          <w:lang w:val="en_US" w:bidi="en_US"/>
+        </w:rPr>
+      </w:r>
+      <w:r>
+        <w:rPr>
           <w:b/>
           <w:lang w:val="en_US" w:bidi="en_US"/>
         </w:rPr>
@@ -12666,6 +13711,20 @@
       </w:r>
       <w:r>
         <w:rPr>
+          <w:lang w:val="en_US" w:bidi="en_US"/>
+        </w:rPr>
+        <w:t>בָּֽ⁠אֲשִׁישׁ֔וֹת</w:t>
+      </w:r>
+    </w:p>
+    <w:p>
+      <w:pPr/>
+      <w:r>
+        <w:rPr>
+          <w:lang w:val="en_US" w:bidi="en_US"/>
+        </w:rPr>
+      </w:r>
+      <w:r>
+        <w:rPr>
           <w:b/>
           <w:lang w:val="en_US" w:bidi="en_US"/>
         </w:rPr>
@@ -12794,7 +13853,7 @@
         </w:rPr>
         <w:t xml:space="preserve"> in </w:t>
       </w:r>
-      <w:hyperlink r:id="rId24">
+      <w:hyperlink r:id="rId26">
         <w:r>
           <w:rPr>
             <w:lang w:val="en_US" w:bidi="en_US"/>
@@ -12876,6 +13935,20 @@
       </w:r>
       <w:r>
         <w:rPr>
+          <w:lang w:val="en_US" w:bidi="en_US"/>
+        </w:rPr>
+        <w:t>כִּי־חוֹלַ֥ת אַהֲבָ֖ה אָֽנִי</w:t>
+      </w:r>
+    </w:p>
+    <w:p>
+      <w:pPr/>
+      <w:r>
+        <w:rPr>
+          <w:lang w:val="en_US" w:bidi="en_US"/>
+        </w:rPr>
+      </w:r>
+      <w:r>
+        <w:rPr>
           <w:b/>
           <w:lang w:val="en_US" w:bidi="en_US"/>
         </w:rPr>
@@ -13068,6 +14141,20 @@
       </w:r>
       <w:r>
         <w:rPr>
+          <w:lang w:val="en_US" w:bidi="en_US"/>
+        </w:rPr>
+        <w:t>שְׂמֹאל⁠וֹ֙ תַּ֣חַת לְ⁠רֹאשִׁ֔⁠י וִ⁠ימִינ֖⁠וֹ תְּחַבְּקֵֽ⁠נִי</w:t>
+      </w:r>
+    </w:p>
+    <w:p>
+      <w:pPr/>
+      <w:r>
+        <w:rPr>
+          <w:lang w:val="en_US" w:bidi="en_US"/>
+        </w:rPr>
+      </w:r>
+      <w:r>
+        <w:rPr>
           <w:b/>
           <w:lang w:val="en_US" w:bidi="en_US"/>
         </w:rPr>
@@ -13260,6 +14347,20 @@
       </w:r>
       <w:r>
         <w:rPr>
+          <w:lang w:val="en_US" w:bidi="en_US"/>
+        </w:rPr>
+        <w:t>הִשְׁבַּ֨עְתִּי אֶתְ⁠כֶ֜ם &amp; בִּ⁠צְבָא֔וֹת א֖וֹ בְּ⁠אַיְל֣וֹת הַ⁠שָּׂדֶ֑ה</w:t>
+      </w:r>
+    </w:p>
+    <w:p>
+      <w:pPr/>
+      <w:r>
+        <w:rPr>
+          <w:lang w:val="en_US" w:bidi="en_US"/>
+        </w:rPr>
+      </w:r>
+      <w:r>
+        <w:rPr>
           <w:b/>
           <w:lang w:val="en_US" w:bidi="en_US"/>
         </w:rPr>
@@ -13408,7 +14509,7 @@
         </w:rPr>
         <w:t xml:space="preserve"> in </w:t>
       </w:r>
-      <w:hyperlink r:id="rId18">
+      <w:hyperlink r:id="rId20">
         <w:r>
           <w:rPr>
             <w:lang w:val="en_US" w:bidi="en_US"/>
@@ -13490,6 +14591,20 @@
       </w:r>
       <w:r>
         <w:rPr>
+          <w:lang w:val="en_US" w:bidi="en_US"/>
+        </w:rPr>
+        <w:t>בִּ⁠צְבָא֔וֹת א֖וֹ בְּ⁠אַיְל֣וֹת הַ⁠שָּׂדֶ֑ה</w:t>
+      </w:r>
+    </w:p>
+    <w:p>
+      <w:pPr/>
+      <w:r>
+        <w:rPr>
+          <w:lang w:val="en_US" w:bidi="en_US"/>
+        </w:rPr>
+      </w:r>
+      <w:r>
+        <w:rPr>
           <w:b/>
           <w:lang w:val="en_US" w:bidi="en_US"/>
         </w:rPr>
@@ -13830,6 +14945,20 @@
       </w:r>
       <w:r>
         <w:rPr>
+          <w:lang w:val="en_US" w:bidi="en_US"/>
+        </w:rPr>
+        <w:t>אִם־תָּעִ֧ירוּ ׀ וְֽ⁠אִם־תְּעֽוֹרְר֛וּ אֶת־הָ⁠אַהֲבָ֖ה עַ֥ד שֶׁ⁠תֶּחְפָּֽץ</w:t>
+      </w:r>
+    </w:p>
+    <w:p>
+      <w:pPr/>
+      <w:r>
+        <w:rPr>
+          <w:lang w:val="en_US" w:bidi="en_US"/>
+        </w:rPr>
+      </w:r>
+      <w:r>
+        <w:rPr>
           <w:b/>
           <w:lang w:val="en_US" w:bidi="en_US"/>
         </w:rPr>
@@ -13939,6 +15068,20 @@
       </w:r>
       <w:r>
         <w:rPr>
+          <w:lang w:val="en_US" w:bidi="en_US"/>
+        </w:rPr>
+        <w:t>אִם־תָּעִ֧ירוּ ׀ וְֽ⁠אִם־תְּעֽוֹרְר֛וּ</w:t>
+      </w:r>
+    </w:p>
+    <w:p>
+      <w:pPr/>
+      <w:r>
+        <w:rPr>
+          <w:lang w:val="en_US" w:bidi="en_US"/>
+        </w:rPr>
+      </w:r>
+      <w:r>
+        <w:rPr>
           <w:b/>
           <w:lang w:val="en_US" w:bidi="en_US"/>
         </w:rPr>
@@ -14240,6 +15383,20 @@
       </w:r>
       <w:r>
         <w:rPr>
+          <w:lang w:val="en_US" w:bidi="en_US"/>
+        </w:rPr>
+        <w:t>הִנֵּה</w:t>
+      </w:r>
+    </w:p>
+    <w:p>
+      <w:pPr/>
+      <w:r>
+        <w:rPr>
+          <w:lang w:val="en_US" w:bidi="en_US"/>
+        </w:rPr>
+      </w:r>
+      <w:r>
+        <w:rPr>
           <w:b/>
           <w:lang w:val="en_US" w:bidi="en_US"/>
         </w:rPr>
@@ -14266,7 +15423,7 @@
         </w:rPr>
         <w:t xml:space="preserve"> is an exclamation word that is used to bring attention to something. Here it is used to bring attention to the man’s approach. Use an exclamation that is natural in your language for communicating this. See how you translated “Behold” in </w:t>
       </w:r>
-      <w:hyperlink r:id="rId25">
+      <w:hyperlink r:id="rId27">
         <w:r>
           <w:rPr>
             <w:lang w:val="en_US" w:bidi="en_US"/>
@@ -14342,6 +15499,20 @@
       </w:r>
       <w:r>
         <w:rPr>
+          <w:lang w:val="en_US" w:bidi="en_US"/>
+        </w:rPr>
+        <w:t>בָּ֑א</w:t>
+      </w:r>
+    </w:p>
+    <w:p>
+      <w:pPr/>
+      <w:r>
+        <w:rPr>
+          <w:lang w:val="en_US" w:bidi="en_US"/>
+        </w:rPr>
+      </w:r>
+      <w:r>
+        <w:rPr>
           <w:b/>
           <w:lang w:val="en_US" w:bidi="en_US"/>
         </w:rPr>
@@ -14719,7 +15890,7 @@
         </w:rPr>
         <w:t xml:space="preserve">See how you translated the plural form “gazelles” in </w:t>
       </w:r>
-      <w:hyperlink r:id="rId26">
+      <w:hyperlink r:id="rId28">
         <w:r>
           <w:rPr>
             <w:lang w:val="en_US" w:bidi="en_US"/>
@@ -14981,6 +16152,20 @@
       </w:r>
       <w:r>
         <w:rPr>
+          <w:lang w:val="en_US" w:bidi="en_US"/>
+        </w:rPr>
+        <w:t>זֶ֤ה</w:t>
+      </w:r>
+    </w:p>
+    <w:p>
+      <w:pPr/>
+      <w:r>
+        <w:rPr>
+          <w:lang w:val="en_US" w:bidi="en_US"/>
+        </w:rPr>
+      </w:r>
+      <w:r>
+        <w:rPr>
           <w:b/>
           <w:lang w:val="en_US" w:bidi="en_US"/>
         </w:rPr>
@@ -15090,6 +16275,20 @@
       </w:r>
       <w:r>
         <w:rPr>
+          <w:lang w:val="en_US" w:bidi="en_US"/>
+        </w:rPr>
+        <w:t>אַחַ֣ר כָּתְלֵ֔⁠נוּ</w:t>
+      </w:r>
+    </w:p>
+    <w:p>
+      <w:pPr/>
+      <w:r>
+        <w:rPr>
+          <w:lang w:val="en_US" w:bidi="en_US"/>
+        </w:rPr>
+      </w:r>
+      <w:r>
+        <w:rPr>
           <w:b/>
           <w:lang w:val="en_US" w:bidi="en_US"/>
         </w:rPr>
@@ -15186,6 +16385,20 @@
       </w:r>
       <w:r>
         <w:rPr>
+          <w:lang w:val="en_US" w:bidi="en_US"/>
+        </w:rPr>
+        <w:t>מַשְׁגִּ֨יחַ֙ מִן־הַֽ⁠חֲלֹּנ֔וֹת מֵצִ֖יץ מִן־הַֽ⁠חֲרַכִּֽים</w:t>
+      </w:r>
+    </w:p>
+    <w:p>
+      <w:pPr/>
+      <w:r>
+        <w:rPr>
+          <w:lang w:val="en_US" w:bidi="en_US"/>
+        </w:rPr>
+      </w:r>
+      <w:r>
+        <w:rPr>
           <w:b/>
           <w:lang w:val="en_US" w:bidi="en_US"/>
         </w:rPr>
@@ -15282,6 +16495,20 @@
       </w:r>
       <w:r>
         <w:rPr>
+          <w:lang w:val="en_US" w:bidi="en_US"/>
+        </w:rPr>
+        <w:t>הַֽ⁠חֲלֹּנ֔וֹת &amp; הַֽ⁠חֲרַכִּֽים</w:t>
+      </w:r>
+    </w:p>
+    <w:p>
+      <w:pPr/>
+      <w:r>
+        <w:rPr>
+          <w:lang w:val="en_US" w:bidi="en_US"/>
+        </w:rPr>
+      </w:r>
+      <w:r>
+        <w:rPr>
           <w:b/>
           <w:lang w:val="en_US" w:bidi="en_US"/>
         </w:rPr>
@@ -15391,6 +16618,20 @@
       </w:r>
       <w:r>
         <w:rPr>
+          <w:lang w:val="en_US" w:bidi="en_US"/>
+        </w:rPr>
+        <w:t>הַֽ⁠חֲרַכִּֽים</w:t>
+      </w:r>
+    </w:p>
+    <w:p>
+      <w:pPr/>
+      <w:r>
+        <w:rPr>
+          <w:lang w:val="en_US" w:bidi="en_US"/>
+        </w:rPr>
+      </w:r>
+      <w:r>
+        <w:rPr>
           <w:b/>
           <w:lang w:val="en_US" w:bidi="en_US"/>
         </w:rPr>
@@ -15513,6 +16754,20 @@
       </w:r>
       <w:r>
         <w:rPr>
+          <w:lang w:val="en_US" w:bidi="en_US"/>
+        </w:rPr>
+        <w:t>וּ⁠לְכִי־לָֽ⁠ךְ</w:t>
+      </w:r>
+    </w:p>
+    <w:p>
+      <w:pPr/>
+      <w:r>
+        <w:rPr>
+          <w:lang w:val="en_US" w:bidi="en_US"/>
+        </w:rPr>
+      </w:r>
+      <w:r>
+        <w:rPr>
           <w:b/>
           <w:lang w:val="en_US" w:bidi="en_US"/>
         </w:rPr>
@@ -15699,6 +16954,20 @@
       </w:r>
       <w:r>
         <w:rPr>
+          <w:lang w:val="en_US" w:bidi="en_US"/>
+        </w:rPr>
+        <w:t>כִּֽי־הִנֵּ֥ה</w:t>
+      </w:r>
+    </w:p>
+    <w:p>
+      <w:pPr/>
+      <w:r>
+        <w:rPr>
+          <w:lang w:val="en_US" w:bidi="en_US"/>
+        </w:rPr>
+      </w:r>
+      <w:r>
+        <w:rPr>
           <w:b/>
           <w:lang w:val="en_US" w:bidi="en_US"/>
         </w:rPr>
@@ -15795,6 +17064,20 @@
       </w:r>
       <w:r>
         <w:rPr>
+          <w:lang w:val="en_US" w:bidi="en_US"/>
+        </w:rPr>
+        <w:t>ה⁠סתו</w:t>
+      </w:r>
+    </w:p>
+    <w:p>
+      <w:pPr/>
+      <w:r>
+        <w:rPr>
+          <w:lang w:val="en_US" w:bidi="en_US"/>
+        </w:rPr>
+      </w:r>
+      <w:r>
+        <w:rPr>
           <w:b/>
           <w:lang w:val="en_US" w:bidi="en_US"/>
         </w:rPr>
@@ -15891,6 +17174,20 @@
       </w:r>
       <w:r>
         <w:rPr>
+          <w:lang w:val="en_US" w:bidi="en_US"/>
+        </w:rPr>
+        <w:t>ה⁠סתו עָבָ֑ר הַ⁠גֶּ֕שֶׁם חָלַ֖ף</w:t>
+      </w:r>
+    </w:p>
+    <w:p>
+      <w:pPr/>
+      <w:r>
+        <w:rPr>
+          <w:lang w:val="en_US" w:bidi="en_US"/>
+        </w:rPr>
+      </w:r>
+      <w:r>
+        <w:rPr>
           <w:b/>
           <w:lang w:val="en_US" w:bidi="en_US"/>
         </w:rPr>
@@ -15974,6 +17271,20 @@
       </w:r>
       <w:r>
         <w:rPr>
+          <w:lang w:val="en_US" w:bidi="en_US"/>
+        </w:rPr>
+        <w:t>עָבָ֑ר</w:t>
+      </w:r>
+    </w:p>
+    <w:p>
+      <w:pPr/>
+      <w:r>
+        <w:rPr>
+          <w:lang w:val="en_US" w:bidi="en_US"/>
+        </w:rPr>
+      </w:r>
+      <w:r>
+        <w:rPr>
           <w:b/>
           <w:lang w:val="en_US" w:bidi="en_US"/>
         </w:rPr>
@@ -16166,6 +17477,20 @@
       </w:r>
       <w:r>
         <w:rPr>
+          <w:lang w:val="en_US" w:bidi="en_US"/>
+        </w:rPr>
+        <w:t>חָלַ֖ף הָלַ֥ךְ לֽ⁠וֹ</w:t>
+      </w:r>
+    </w:p>
+    <w:p>
+      <w:pPr/>
+      <w:r>
+        <w:rPr>
+          <w:lang w:val="en_US" w:bidi="en_US"/>
+        </w:rPr>
+      </w:r>
+      <w:r>
+        <w:rPr>
           <w:b/>
           <w:lang w:val="en_US" w:bidi="en_US"/>
         </w:rPr>
@@ -16275,6 +17600,20 @@
       </w:r>
       <w:r>
         <w:rPr>
+          <w:lang w:val="en_US" w:bidi="en_US"/>
+        </w:rPr>
+        <w:t>בָ⁠אָ֔רֶץ</w:t>
+      </w:r>
+    </w:p>
+    <w:p>
+      <w:pPr/>
+      <w:r>
+        <w:rPr>
+          <w:lang w:val="en_US" w:bidi="en_US"/>
+        </w:rPr>
+      </w:r>
+      <w:r>
+        <w:rPr>
           <w:b/>
           <w:lang w:val="en_US" w:bidi="en_US"/>
         </w:rPr>
@@ -16338,6 +17677,20 @@
       </w:r>
       <w:r>
         <w:rPr>
+          <w:lang w:val="en_US" w:bidi="en_US"/>
+        </w:rPr>
+        <w:t>וְ⁠ק֥וֹל הַ⁠תּ֖וֹר נִשְׁמַ֥ע</w:t>
+      </w:r>
+    </w:p>
+    <w:p>
+      <w:pPr/>
+      <w:r>
+        <w:rPr>
+          <w:lang w:val="en_US" w:bidi="en_US"/>
+        </w:rPr>
+      </w:r>
+      <w:r>
+        <w:rPr>
           <w:b/>
           <w:lang w:val="en_US" w:bidi="en_US"/>
         </w:rPr>
@@ -16434,6 +17787,20 @@
       </w:r>
       <w:r>
         <w:rPr>
+          <w:lang w:val="en_US" w:bidi="en_US"/>
+        </w:rPr>
+        <w:t>הַ⁠תְּאֵנָה֙ חָֽנְטָ֣ה פַגֶּ֔י⁠הָ</w:t>
+      </w:r>
+    </w:p>
+    <w:p>
+      <w:pPr/>
+      <w:r>
+        <w:rPr>
+          <w:lang w:val="en_US" w:bidi="en_US"/>
+        </w:rPr>
+      </w:r>
+      <w:r>
+        <w:rPr>
           <w:b/>
           <w:lang w:val="en_US" w:bidi="en_US"/>
         </w:rPr>
@@ -16530,6 +17897,20 @@
       </w:r>
       <w:r>
         <w:rPr>
+          <w:lang w:val="en_US" w:bidi="en_US"/>
+        </w:rPr>
+        <w:t>וְ⁠הַ⁠גְּפָנִ֥ים ׀ סְמָדַ֖ר</w:t>
+      </w:r>
+    </w:p>
+    <w:p>
+      <w:pPr/>
+      <w:r>
+        <w:rPr>
+          <w:lang w:val="en_US" w:bidi="en_US"/>
+        </w:rPr>
+      </w:r>
+      <w:r>
+        <w:rPr>
           <w:b/>
           <w:lang w:val="en_US" w:bidi="en_US"/>
         </w:rPr>
@@ -16593,6 +17974,20 @@
       </w:r>
       <w:r>
         <w:rPr>
+          <w:lang w:val="en_US" w:bidi="en_US"/>
+        </w:rPr>
+        <w:t>נָ֣תְנוּ רֵ֑יחַ</w:t>
+      </w:r>
+    </w:p>
+    <w:p>
+      <w:pPr/>
+      <w:r>
+        <w:rPr>
+          <w:lang w:val="en_US" w:bidi="en_US"/>
+        </w:rPr>
+      </w:r>
+      <w:r>
+        <w:rPr>
           <w:b/>
           <w:lang w:val="en_US" w:bidi="en_US"/>
         </w:rPr>
@@ -16689,6 +18084,20 @@
       </w:r>
       <w:r>
         <w:rPr>
+          <w:lang w:val="en_US" w:bidi="en_US"/>
+        </w:rPr>
+        <w:t>ק֥וּמִי לכי רַעְיָתִ֥⁠י יָפָתִ֖⁠י וּ⁠לְכִי־לָֽ⁠ךְ</w:t>
+      </w:r>
+    </w:p>
+    <w:p>
+      <w:pPr/>
+      <w:r>
+        <w:rPr>
+          <w:lang w:val="en_US" w:bidi="en_US"/>
+        </w:rPr>
+      </w:r>
+      <w:r>
+        <w:rPr>
           <w:b/>
           <w:lang w:val="en_US" w:bidi="en_US"/>
         </w:rPr>
@@ -16708,7 +18117,7 @@
         </w:rPr>
         <w:t xml:space="preserve">See how you translated the similar phrase in </w:t>
       </w:r>
-      <w:hyperlink r:id="rId27">
+      <w:hyperlink r:id="rId29">
         <w:r>
           <w:rPr>
             <w:lang w:val="en_US" w:bidi="en_US"/>
@@ -16790,6 +18199,20 @@
       </w:r>
       <w:r>
         <w:rPr>
+          <w:lang w:val="en_US" w:bidi="en_US"/>
+        </w:rPr>
+        <w:t>יוֹנָתִ֞⁠י</w:t>
+      </w:r>
+    </w:p>
+    <w:p>
+      <w:pPr/>
+      <w:r>
+        <w:rPr>
+          <w:lang w:val="en_US" w:bidi="en_US"/>
+        </w:rPr>
+      </w:r>
+      <w:r>
+        <w:rPr>
           <w:b/>
           <w:lang w:val="en_US" w:bidi="en_US"/>
         </w:rPr>
@@ -16886,6 +18309,20 @@
       </w:r>
       <w:r>
         <w:rPr>
+          <w:lang w:val="en_US" w:bidi="en_US"/>
+        </w:rPr>
+        <w:t>יוֹנָתִ֞⁠י בְּ⁠חַגְוֵ֣י הַ⁠סֶּ֗לַע בְּ⁠סֵ֨תֶר֙ הַ⁠מַּדְרֵגָ֔ה</w:t>
+      </w:r>
+    </w:p>
+    <w:p>
+      <w:pPr/>
+      <w:r>
+        <w:rPr>
+          <w:lang w:val="en_US" w:bidi="en_US"/>
+        </w:rPr>
+      </w:r>
+      <w:r>
+        <w:rPr>
           <w:b/>
           <w:lang w:val="en_US" w:bidi="en_US"/>
         </w:rPr>
@@ -16982,6 +18419,20 @@
       </w:r>
       <w:r>
         <w:rPr>
+          <w:lang w:val="en_US" w:bidi="en_US"/>
+        </w:rPr>
+        <w:t>בְּ⁠חַגְוֵ֣י הַ⁠סֶּ֗לַע בְּ⁠סֵ֨תֶר֙ הַ⁠מַּדְרֵגָ֔ה</w:t>
+      </w:r>
+    </w:p>
+    <w:p>
+      <w:pPr/>
+      <w:r>
+        <w:rPr>
+          <w:lang w:val="en_US" w:bidi="en_US"/>
+        </w:rPr>
+      </w:r>
+      <w:r>
+        <w:rPr>
           <w:b/>
           <w:lang w:val="en_US" w:bidi="en_US"/>
         </w:rPr>
@@ -17128,6 +18579,20 @@
       </w:r>
       <w:r>
         <w:rPr>
+          <w:lang w:val="en_US" w:bidi="en_US"/>
+        </w:rPr>
+        <w:t>הַרְאִ֨י⁠נִי֙ אֶתּ־מַרְאַ֔יִ⁠ךְ הַשְׁמִיעִ֖י⁠נִי אֶת־קוֹלֵ֑⁠ךְ כִּי־קוֹלֵ֥⁠ךְ עָרֵ֖ב וּ⁠מַרְאֵ֥י⁠ךְ נָאוֶֽה</w:t>
+      </w:r>
+    </w:p>
+    <w:p>
+      <w:pPr/>
+      <w:r>
+        <w:rPr>
+          <w:lang w:val="en_US" w:bidi="en_US"/>
+        </w:rPr>
+      </w:r>
+      <w:r>
+        <w:rPr>
           <w:b/>
           <w:lang w:val="en_US" w:bidi="en_US"/>
         </w:rPr>
@@ -17211,6 +18676,20 @@
       </w:r>
       <w:r>
         <w:rPr>
+          <w:lang w:val="en_US" w:bidi="en_US"/>
+        </w:rPr>
+        <w:t>הַרְאִ֨י⁠נִי֙ אֶתּ־מַרְאַ֔יִ⁠ךְ הַשְׁמִיעִ֖י⁠נִי</w:t>
+      </w:r>
+    </w:p>
+    <w:p>
+      <w:pPr/>
+      <w:r>
+        <w:rPr>
+          <w:lang w:val="en_US" w:bidi="en_US"/>
+        </w:rPr>
+      </w:r>
+      <w:r>
+        <w:rPr>
           <w:b/>
           <w:lang w:val="en_US" w:bidi="en_US"/>
         </w:rPr>
@@ -17320,6 +18799,20 @@
       </w:r>
       <w:r>
         <w:rPr>
+          <w:lang w:val="en_US" w:bidi="en_US"/>
+        </w:rPr>
+        <w:t>קוֹלֵ֥⁠ךְ עָרֵ֖ב</w:t>
+      </w:r>
+    </w:p>
+    <w:p>
+      <w:pPr/>
+      <w:r>
+        <w:rPr>
+          <w:lang w:val="en_US" w:bidi="en_US"/>
+        </w:rPr>
+      </w:r>
+      <w:r>
+        <w:rPr>
           <w:b/>
           <w:lang w:val="en_US" w:bidi="en_US"/>
         </w:rPr>
@@ -17383,6 +18876,20 @@
       </w:r>
       <w:r>
         <w:rPr>
+          <w:lang w:val="en_US" w:bidi="en_US"/>
+        </w:rPr>
+        <w:t>אֶֽחֱזוּ־לָ֨⁠נוּ֙ שֽׁוּעָלִ֔ים שֽׁוּעָלִ֥ים קְטַנִּ֖ים מְחַבְּלִ֣ים כְּרָמִ֑ים וּ⁠כְרָמֵ֖י⁠נוּ סְמָדַֽר</w:t>
+      </w:r>
+    </w:p>
+    <w:p>
+      <w:pPr/>
+      <w:r>
+        <w:rPr>
+          <w:lang w:val="en_US" w:bidi="en_US"/>
+        </w:rPr>
+      </w:r>
+      <w:r>
+        <w:rPr>
           <w:b/>
           <w:lang w:val="en_US" w:bidi="en_US"/>
         </w:rPr>
@@ -17716,6 +19223,20 @@
       </w:r>
       <w:r>
         <w:rPr>
+          <w:lang w:val="en_US" w:bidi="en_US"/>
+        </w:rPr>
+        <w:t>לָ֨⁠נוּ֙ &amp; וּ⁠כְרָמֵ֖י⁠נוּ</w:t>
+      </w:r>
+    </w:p>
+    <w:p>
+      <w:pPr/>
+      <w:r>
+        <w:rPr>
+          <w:lang w:val="en_US" w:bidi="en_US"/>
+        </w:rPr>
+      </w:r>
+      <w:r>
+        <w:rPr>
           <w:b/>
           <w:lang w:val="en_US" w:bidi="en_US"/>
         </w:rPr>
@@ -17838,6 +19359,20 @@
       </w:r>
       <w:r>
         <w:rPr>
+          <w:lang w:val="en_US" w:bidi="en_US"/>
+        </w:rPr>
+        <w:t>וּ⁠כְרָמֵ֖י⁠נוּ סְמָדַֽר</w:t>
+      </w:r>
+    </w:p>
+    <w:p>
+      <w:pPr/>
+      <w:r>
+        <w:rPr>
+          <w:lang w:val="en_US" w:bidi="en_US"/>
+        </w:rPr>
+      </w:r>
+      <w:r>
+        <w:rPr>
           <w:b/>
           <w:lang w:val="en_US" w:bidi="en_US"/>
         </w:rPr>
@@ -17901,6 +19436,20 @@
       </w:r>
       <w:r>
         <w:rPr>
+          <w:lang w:val="en_US" w:bidi="en_US"/>
+        </w:rPr>
+        <w:t>דּוֹדִ֥⁠י לִ⁠י֙ וַ⁠אֲנִ֣י ל֔⁠וֹ</w:t>
+      </w:r>
+    </w:p>
+    <w:p>
+      <w:pPr/>
+      <w:r>
+        <w:rPr>
+          <w:lang w:val="en_US" w:bidi="en_US"/>
+        </w:rPr>
+      </w:r>
+      <w:r>
+        <w:rPr>
           <w:b/>
           <w:lang w:val="en_US" w:bidi="en_US"/>
         </w:rPr>
@@ -18060,6 +19609,20 @@
       </w:r>
       <w:r>
         <w:rPr>
+          <w:lang w:val="en_US" w:bidi="en_US"/>
+        </w:rPr>
+        <w:t>הָ⁠רֹעֶ֖ה בַּ⁠שּׁוֹשַׁנִּֽים</w:t>
+      </w:r>
+    </w:p>
+    <w:p>
+      <w:pPr/>
+      <w:r>
+        <w:rPr>
+          <w:lang w:val="en_US" w:bidi="en_US"/>
+        </w:rPr>
+      </w:r>
+      <w:r>
+        <w:rPr>
           <w:b/>
           <w:lang w:val="en_US" w:bidi="en_US"/>
         </w:rPr>
@@ -18079,7 +19642,7 @@
         </w:rPr>
         <w:t>The woman is speaking of the man as if he were “a gazelle or a young stag” (</w:t>
       </w:r>
-      <w:hyperlink r:id="rId28">
+      <w:hyperlink r:id="rId30">
         <w:r>
           <w:rPr>
             <w:lang w:val="en_US" w:bidi="en_US"/>
@@ -18123,7 +19686,7 @@
         </w:rPr>
         <w:t xml:space="preserve"> to represent herself as she did in </w:t>
       </w:r>
-      <w:hyperlink r:id="rId22">
+      <w:hyperlink r:id="rId24">
         <w:r>
           <w:rPr>
             <w:lang w:val="en_US" w:bidi="en_US"/>
@@ -18250,7 +19813,7 @@
         </w:rPr>
         <w:t xml:space="preserve">) in </w:t>
       </w:r>
-      <w:hyperlink r:id="rId22">
+      <w:hyperlink r:id="rId24">
         <w:r>
           <w:rPr>
             <w:lang w:val="en_US" w:bidi="en_US"/>
@@ -18480,6 +20043,20 @@
       </w:r>
       <w:r>
         <w:rPr>
+          <w:lang w:val="en_US" w:bidi="en_US"/>
+        </w:rPr>
+        <w:t>וְ⁠נָ֖סוּ הַ⁠צְּלָלִ֑ים</w:t>
+      </w:r>
+    </w:p>
+    <w:p>
+      <w:pPr/>
+      <w:r>
+        <w:rPr>
+          <w:lang w:val="en_US" w:bidi="en_US"/>
+        </w:rPr>
+      </w:r>
+      <w:r>
+        <w:rPr>
           <w:b/>
           <w:lang w:val="en_US" w:bidi="en_US"/>
         </w:rPr>
@@ -18576,6 +20153,20 @@
       </w:r>
       <w:r>
         <w:rPr>
+          <w:lang w:val="en_US" w:bidi="en_US"/>
+        </w:rPr>
+        <w:t>סֹב֩ דְּמֵה־לְ⁠ךָ֨ דוֹדִ֜⁠י</w:t>
+      </w:r>
+    </w:p>
+    <w:p>
+      <w:pPr/>
+      <w:r>
+        <w:rPr>
+          <w:lang w:val="en_US" w:bidi="en_US"/>
+        </w:rPr>
+      </w:r>
+      <w:r>
+        <w:rPr>
           <w:b/>
           <w:lang w:val="en_US" w:bidi="en_US"/>
         </w:rPr>
@@ -18639,6 +20230,20 @@
       </w:r>
       <w:r>
         <w:rPr>
+          <w:lang w:val="en_US" w:bidi="en_US"/>
+        </w:rPr>
+        <w:t>לִ⁠צְבִ֗י</w:t>
+      </w:r>
+    </w:p>
+    <w:p>
+      <w:pPr/>
+      <w:r>
+        <w:rPr>
+          <w:lang w:val="en_US" w:bidi="en_US"/>
+        </w:rPr>
+      </w:r>
+      <w:r>
+        <w:rPr>
           <w:b/>
           <w:lang w:val="en_US" w:bidi="en_US"/>
         </w:rPr>
@@ -18658,7 +20263,7 @@
         </w:rPr>
         <w:t xml:space="preserve">See how you translated the plural form “gazelles” in </w:t>
       </w:r>
-      <w:hyperlink r:id="rId26">
+      <w:hyperlink r:id="rId28">
         <w:r>
           <w:rPr>
             <w:lang w:val="en_US" w:bidi="en_US"/>
@@ -18869,7 +20474,7 @@
           <w:lang w:val="en_US" w:bidi="en_US"/>
         </w:rPr>
       </w:r>
-      <w:hyperlink r:id="rId29">
+      <w:hyperlink r:id="rId31">
         <w:r>
           <w:rPr>
             <w:lang w:val="en_US" w:bidi="en_US"/>
@@ -18887,7 +20492,7 @@
         </w:rPr>
         <w:t xml:space="preserve"> describes the feeling of longing that the woman had for the man she loved and it describes her diligently seeking the man loved. </w:t>
       </w:r>
-      <w:hyperlink r:id="rId30">
+      <w:hyperlink r:id="rId32">
         <w:r>
           <w:rPr>
             <w:lang w:val="en_US" w:bidi="en_US"/>
@@ -18927,7 +20532,7 @@
         </w:rPr>
         <w:t xml:space="preserve">Whether </w:t>
       </w:r>
-      <w:hyperlink r:id="rId31">
+      <w:hyperlink r:id="rId33">
         <w:r>
           <w:rPr>
             <w:lang w:val="en_US" w:bidi="en_US"/>
@@ -18959,7 +20564,7 @@
         </w:rPr>
         <w:t xml:space="preserve">Bible scholars do not know for certain whether the events described in </w:t>
       </w:r>
-      <w:hyperlink r:id="rId31">
+      <w:hyperlink r:id="rId33">
         <w:r>
           <w:rPr>
             <w:lang w:val="en_US" w:bidi="en_US"/>
@@ -18977,7 +20582,7 @@
         </w:rPr>
         <w:t xml:space="preserve"> are real events or something that the woman dreamed in a dream or something that the woman imagined. Many Bible scholars think that </w:t>
       </w:r>
-      <w:hyperlink r:id="rId31">
+      <w:hyperlink r:id="rId33">
         <w:r>
           <w:rPr>
             <w:lang w:val="en_US" w:bidi="en_US"/>
@@ -19058,7 +20663,7 @@
         </w:rPr>
         <w:t xml:space="preserve">Because Bible scholars do not know if the events described in </w:t>
       </w:r>
-      <w:hyperlink r:id="rId31">
+      <w:hyperlink r:id="rId33">
         <w:r>
           <w:rPr>
             <w:lang w:val="en_US" w:bidi="en_US"/>
@@ -19153,6 +20758,20 @@
       </w:r>
       <w:r>
         <w:rPr>
+          <w:lang w:val="en_US" w:bidi="en_US"/>
+        </w:rPr>
+        <w:t>בַּ⁠לֵּיל֔וֹת</w:t>
+      </w:r>
+    </w:p>
+    <w:p>
+      <w:pPr/>
+      <w:r>
+        <w:rPr>
+          <w:lang w:val="en_US" w:bidi="en_US"/>
+        </w:rPr>
+      </w:r>
+      <w:r>
+        <w:rPr>
           <w:b/>
           <w:lang w:val="en_US" w:bidi="en_US"/>
         </w:rPr>
@@ -19262,6 +20881,20 @@
       </w:r>
       <w:r>
         <w:rPr>
+          <w:lang w:val="en_US" w:bidi="en_US"/>
+        </w:rPr>
+        <w:t>בִּקַּ֕שְׁתִּי אֵ֥ת שֶׁ⁠אָהֲבָ֖ה נַפְשִׁ֑⁠י בִּקַּשְׁתִּ֖י⁠ו</w:t>
+      </w:r>
+    </w:p>
+    <w:p>
+      <w:pPr/>
+      <w:r>
+        <w:rPr>
+          <w:lang w:val="en_US" w:bidi="en_US"/>
+        </w:rPr>
+      </w:r>
+      <w:r>
+        <w:rPr>
           <w:b/>
           <w:lang w:val="en_US" w:bidi="en_US"/>
         </w:rPr>
@@ -19358,6 +20991,20 @@
       </w:r>
       <w:r>
         <w:rPr>
+          <w:lang w:val="en_US" w:bidi="en_US"/>
+        </w:rPr>
+        <w:t>אֵ֥ת שֶׁ⁠אָהֲבָ֖ה נַפְשִׁ֑⁠י</w:t>
+      </w:r>
+    </w:p>
+    <w:p>
+      <w:pPr/>
+      <w:r>
+        <w:rPr>
+          <w:lang w:val="en_US" w:bidi="en_US"/>
+        </w:rPr>
+      </w:r>
+      <w:r>
+        <w:rPr>
           <w:b/>
           <w:lang w:val="en_US" w:bidi="en_US"/>
         </w:rPr>
@@ -19377,7 +21024,7 @@
         </w:rPr>
         <w:t xml:space="preserve">See how you translated the similar phrase “you whom my soul loves” in </w:t>
       </w:r>
-      <w:hyperlink r:id="rId32">
+      <w:hyperlink r:id="rId34">
         <w:r>
           <w:rPr>
             <w:lang w:val="en_US" w:bidi="en_US"/>
@@ -19542,6 +21189,20 @@
       </w:r>
       <w:r>
         <w:rPr>
+          <w:lang w:val="en_US" w:bidi="en_US"/>
+        </w:rPr>
+        <w:t>וַ⁠אֲסוֹבְבָ֣ה בָ⁠עִ֗יר</w:t>
+      </w:r>
+    </w:p>
+    <w:p>
+      <w:pPr/>
+      <w:r>
+        <w:rPr>
+          <w:lang w:val="en_US" w:bidi="en_US"/>
+        </w:rPr>
+      </w:r>
+      <w:r>
+        <w:rPr>
           <w:b/>
           <w:lang w:val="en_US" w:bidi="en_US"/>
         </w:rPr>
@@ -19605,6 +21266,20 @@
       </w:r>
       <w:r>
         <w:rPr>
+          <w:lang w:val="en_US" w:bidi="en_US"/>
+        </w:rPr>
+        <w:t>וּ⁠בָ֣⁠רְחֹב֔וֹת</w:t>
+      </w:r>
+    </w:p>
+    <w:p>
+      <w:pPr/>
+      <w:r>
+        <w:rPr>
+          <w:lang w:val="en_US" w:bidi="en_US"/>
+        </w:rPr>
+      </w:r>
+      <w:r>
+        <w:rPr>
           <w:b/>
           <w:lang w:val="en_US" w:bidi="en_US"/>
         </w:rPr>
@@ -19701,6 +21376,20 @@
       </w:r>
       <w:r>
         <w:rPr>
+          <w:lang w:val="en_US" w:bidi="en_US"/>
+        </w:rPr>
+        <w:t>אֲבַקְשָׁ֕ה &amp; בִּקַּשְׁתִּ֖י⁠ו</w:t>
+      </w:r>
+    </w:p>
+    <w:p>
+      <w:pPr/>
+      <w:r>
+        <w:rPr>
+          <w:lang w:val="en_US" w:bidi="en_US"/>
+        </w:rPr>
+      </w:r>
+      <w:r>
+        <w:rPr>
           <w:b/>
           <w:lang w:val="en_US" w:bidi="en_US"/>
         </w:rPr>
@@ -19777,6 +21466,20 @@
       </w:r>
       <w:r>
         <w:rPr>
+          <w:lang w:val="en_US" w:bidi="en_US"/>
+        </w:rPr>
+        <w:t>אֵ֥ת שֶׁ⁠אָהֲבָ֖ה נַפְשִׁ֑⁠י</w:t>
+      </w:r>
+    </w:p>
+    <w:p>
+      <w:pPr/>
+      <w:r>
+        <w:rPr>
+          <w:lang w:val="en_US" w:bidi="en_US"/>
+        </w:rPr>
+      </w:r>
+      <w:r>
+        <w:rPr>
           <w:b/>
           <w:lang w:val="en_US" w:bidi="en_US"/>
         </w:rPr>
@@ -19796,7 +21499,7 @@
         </w:rPr>
         <w:t xml:space="preserve">See how you translated the similar phrase “you whom my soul loves” in </w:t>
       </w:r>
-      <w:hyperlink r:id="rId32">
+      <w:hyperlink r:id="rId34">
         <w:r>
           <w:rPr>
             <w:lang w:val="en_US" w:bidi="en_US"/>
@@ -19878,6 +21581,20 @@
       </w:r>
       <w:r>
         <w:rPr>
+          <w:lang w:val="en_US" w:bidi="en_US"/>
+        </w:rPr>
+        <w:t>הַ⁠שֹּׁ֣מְרִ֔ים</w:t>
+      </w:r>
+    </w:p>
+    <w:p>
+      <w:pPr/>
+      <w:r>
+        <w:rPr>
+          <w:lang w:val="en_US" w:bidi="en_US"/>
+        </w:rPr>
+      </w:r>
+      <w:r>
+        <w:rPr>
           <w:b/>
           <w:lang w:val="en_US" w:bidi="en_US"/>
         </w:rPr>
@@ -20070,6 +21787,20 @@
       </w:r>
       <w:r>
         <w:rPr>
+          <w:lang w:val="en_US" w:bidi="en_US"/>
+        </w:rPr>
+        <w:t>אֵ֛ת שֶׁ⁠אָהֲבָ֥ה נַפְשִׁ֖⁠י</w:t>
+      </w:r>
+    </w:p>
+    <w:p>
+      <w:pPr/>
+      <w:r>
+        <w:rPr>
+          <w:lang w:val="en_US" w:bidi="en_US"/>
+        </w:rPr>
+      </w:r>
+      <w:r>
+        <w:rPr>
           <w:b/>
           <w:lang w:val="en_US" w:bidi="en_US"/>
         </w:rPr>
@@ -20089,7 +21820,7 @@
         </w:rPr>
         <w:t xml:space="preserve">See how you translated the similar phrase “you whom my soul loves” in </w:t>
       </w:r>
-      <w:hyperlink r:id="rId32">
+      <w:hyperlink r:id="rId34">
         <w:r>
           <w:rPr>
             <w:lang w:val="en_US" w:bidi="en_US"/>
@@ -20171,6 +21902,20 @@
       </w:r>
       <w:r>
         <w:rPr>
+          <w:lang w:val="en_US" w:bidi="en_US"/>
+        </w:rPr>
+        <w:t>אֵ֛ת שֶׁ⁠אָהֲבָ֥ה נַפְשִׁ֖⁠י רְאִיתֶֽם</w:t>
+      </w:r>
+    </w:p>
+    <w:p>
+      <w:pPr/>
+      <w:r>
+        <w:rPr>
+          <w:lang w:val="en_US" w:bidi="en_US"/>
+        </w:rPr>
+      </w:r>
+      <w:r>
+        <w:rPr>
           <w:b/>
           <w:lang w:val="en_US" w:bidi="en_US"/>
         </w:rPr>
@@ -20234,6 +21979,20 @@
       </w:r>
       <w:r>
         <w:rPr>
+          <w:lang w:val="en_US" w:bidi="en_US"/>
+        </w:rPr>
+        <w:t>כִּ⁠מְעַט֙</w:t>
+      </w:r>
+    </w:p>
+    <w:p>
+      <w:pPr/>
+      <w:r>
+        <w:rPr>
+          <w:lang w:val="en_US" w:bidi="en_US"/>
+        </w:rPr>
+      </w:r>
+      <w:r>
+        <w:rPr>
           <w:b/>
           <w:lang w:val="en_US" w:bidi="en_US"/>
         </w:rPr>
@@ -20297,6 +22056,20 @@
       </w:r>
       <w:r>
         <w:rPr>
+          <w:lang w:val="en_US" w:bidi="en_US"/>
+        </w:rPr>
+        <w:t>אֵ֥ת שֶׁ⁠אָהֲבָ֖ה נַפְשִׁ֑⁠י</w:t>
+      </w:r>
+    </w:p>
+    <w:p>
+      <w:pPr/>
+      <w:r>
+        <w:rPr>
+          <w:lang w:val="en_US" w:bidi="en_US"/>
+        </w:rPr>
+      </w:r>
+      <w:r>
+        <w:rPr>
           <w:b/>
           <w:lang w:val="en_US" w:bidi="en_US"/>
         </w:rPr>
@@ -20316,7 +22089,7 @@
         </w:rPr>
         <w:t xml:space="preserve">See how you translated the similar phrase “you whom my soul loves” in </w:t>
       </w:r>
-      <w:hyperlink r:id="rId32">
+      <w:hyperlink r:id="rId34">
         <w:r>
           <w:rPr>
             <w:lang w:val="en_US" w:bidi="en_US"/>
@@ -20398,6 +22171,20 @@
       </w:r>
       <w:r>
         <w:rPr>
+          <w:lang w:val="en_US" w:bidi="en_US"/>
+        </w:rPr>
+        <w:t>שֶׁ֤⁠הֲבֵיאתִי⁠ו֙</w:t>
+      </w:r>
+    </w:p>
+    <w:p>
+      <w:pPr/>
+      <w:r>
+        <w:rPr>
+          <w:lang w:val="en_US" w:bidi="en_US"/>
+        </w:rPr>
+      </w:r>
+      <w:r>
+        <w:rPr>
           <w:b/>
           <w:lang w:val="en_US" w:bidi="en_US"/>
         </w:rPr>
@@ -20494,6 +22281,20 @@
       </w:r>
       <w:r>
         <w:rPr>
+          <w:lang w:val="en_US" w:bidi="en_US"/>
+        </w:rPr>
+        <w:t>שֶׁ֤⁠הֲבֵיאתִי⁠ו֙ אֶל־בֵּ֣ית אִמִּ֔⁠י וְ⁠אֶל־חֶ֖דֶר הוֹרָתִֽ⁠י</w:t>
+      </w:r>
+    </w:p>
+    <w:p>
+      <w:pPr/>
+      <w:r>
+        <w:rPr>
+          <w:lang w:val="en_US" w:bidi="en_US"/>
+        </w:rPr>
+      </w:r>
+      <w:r>
+        <w:rPr>
           <w:b/>
           <w:lang w:val="en_US" w:bidi="en_US"/>
         </w:rPr>
@@ -20596,7 +22397,7 @@
         </w:rPr>
         <w:t xml:space="preserve">This verse is identical to </w:t>
       </w:r>
-      <w:hyperlink r:id="rId26">
+      <w:hyperlink r:id="rId28">
         <w:r>
           <w:rPr>
             <w:lang w:val="en_US" w:bidi="en_US"/>
@@ -20678,6 +22479,20 @@
       </w:r>
       <w:r>
         <w:rPr>
+          <w:lang w:val="en_US" w:bidi="en_US"/>
+        </w:rPr>
+        <w:t>מִ֣י זֹ֗את עֹלָה֙ מִן־הַ⁠מִּדְבָּ֔ר כְּ⁠תִֽימֲר֖וֹת עָשָׁ֑ן מְקֻטֶּ֤רֶת מוֹר֙ וּ⁠לְבוֹנָ֔ה מִ⁠כֹּ֖ל אַבְקַ֥ת רוֹכֵֽל</w:t>
+      </w:r>
+    </w:p>
+    <w:p>
+      <w:pPr/>
+      <w:r>
+        <w:rPr>
+          <w:lang w:val="en_US" w:bidi="en_US"/>
+        </w:rPr>
+      </w:r>
+      <w:r>
+        <w:rPr>
           <w:b/>
           <w:lang w:val="en_US" w:bidi="en_US"/>
         </w:rPr>
@@ -20774,6 +22589,20 @@
       </w:r>
       <w:r>
         <w:rPr>
+          <w:lang w:val="en_US" w:bidi="en_US"/>
+        </w:rPr>
+        <w:t>זֹ֗את עֹלָה֙ מִן־הַ⁠מִּדְבָּ֔ר</w:t>
+      </w:r>
+    </w:p>
+    <w:p>
+      <w:pPr/>
+      <w:r>
+        <w:rPr>
+          <w:lang w:val="en_US" w:bidi="en_US"/>
+        </w:rPr>
+      </w:r>
+      <w:r>
+        <w:rPr>
           <w:b/>
           <w:lang w:val="en_US" w:bidi="en_US"/>
         </w:rPr>
@@ -20992,6 +22821,20 @@
       </w:r>
       <w:r>
         <w:rPr>
+          <w:lang w:val="en_US" w:bidi="en_US"/>
+        </w:rPr>
+        <w:t>עֹלָה֙</w:t>
+      </w:r>
+    </w:p>
+    <w:p>
+      <w:pPr/>
+      <w:r>
+        <w:rPr>
+          <w:lang w:val="en_US" w:bidi="en_US"/>
+        </w:rPr>
+      </w:r>
+      <w:r>
+        <w:rPr>
           <w:b/>
           <w:lang w:val="en_US" w:bidi="en_US"/>
         </w:rPr>
@@ -21088,6 +22931,20 @@
       </w:r>
       <w:r>
         <w:rPr>
+          <w:lang w:val="en_US" w:bidi="en_US"/>
+        </w:rPr>
+        <w:t>כְּ⁠תִֽימֲר֖וֹת עָשָׁ֑ן מְקֻטֶּ֤רֶת מוֹר֙ וּ⁠לְבוֹנָ֔ה</w:t>
+      </w:r>
+    </w:p>
+    <w:p>
+      <w:pPr/>
+      <w:r>
+        <w:rPr>
+          <w:lang w:val="en_US" w:bidi="en_US"/>
+        </w:rPr>
+      </w:r>
+      <w:r>
+        <w:rPr>
           <w:b/>
           <w:lang w:val="en_US" w:bidi="en_US"/>
         </w:rPr>
@@ -21197,6 +23054,20 @@
       </w:r>
       <w:r>
         <w:rPr>
+          <w:lang w:val="en_US" w:bidi="en_US"/>
+        </w:rPr>
+        <w:t>כְּ⁠תִֽימֲר֖וֹת עָשָׁ֑ן מְקֻטֶּ֤רֶת מוֹר֙ וּ⁠לְבוֹנָ֔ה</w:t>
+      </w:r>
+    </w:p>
+    <w:p>
+      <w:pPr/>
+      <w:r>
+        <w:rPr>
+          <w:lang w:val="en_US" w:bidi="en_US"/>
+        </w:rPr>
+      </w:r>
+      <w:r>
+        <w:rPr>
           <w:b/>
           <w:lang w:val="en_US" w:bidi="en_US"/>
         </w:rPr>
@@ -21319,6 +23190,20 @@
       </w:r>
       <w:r>
         <w:rPr>
+          <w:lang w:val="en_US" w:bidi="en_US"/>
+        </w:rPr>
+        <w:t>מְקֻטֶּ֤רֶת</w:t>
+      </w:r>
+    </w:p>
+    <w:p>
+      <w:pPr/>
+      <w:r>
+        <w:rPr>
+          <w:lang w:val="en_US" w:bidi="en_US"/>
+        </w:rPr>
+      </w:r>
+      <w:r>
+        <w:rPr>
           <w:b/>
           <w:lang w:val="en_US" w:bidi="en_US"/>
         </w:rPr>
@@ -21402,6 +23287,20 @@
       </w:r>
       <w:r>
         <w:rPr>
+          <w:lang w:val="en_US" w:bidi="en_US"/>
+        </w:rPr>
+        <w:t>מוֹר֙</w:t>
+      </w:r>
+    </w:p>
+    <w:p>
+      <w:pPr/>
+      <w:r>
+        <w:rPr>
+          <w:lang w:val="en_US" w:bidi="en_US"/>
+        </w:rPr>
+      </w:r>
+      <w:r>
+        <w:rPr>
           <w:b/>
           <w:lang w:val="en_US" w:bidi="en_US"/>
         </w:rPr>
@@ -21465,6 +23364,20 @@
       </w:r>
       <w:r>
         <w:rPr>
+          <w:lang w:val="en_US" w:bidi="en_US"/>
+        </w:rPr>
+        <w:t>מִ⁠כֹּ֖ל אַבְקַ֥ת רוֹכֵֽל</w:t>
+      </w:r>
+    </w:p>
+    <w:p>
+      <w:pPr/>
+      <w:r>
+        <w:rPr>
+          <w:lang w:val="en_US" w:bidi="en_US"/>
+        </w:rPr>
+      </w:r>
+      <w:r>
+        <w:rPr>
           <w:b/>
           <w:lang w:val="en_US" w:bidi="en_US"/>
         </w:rPr>
@@ -21697,6 +23610,20 @@
       </w:r>
       <w:r>
         <w:rPr>
+          <w:lang w:val="en_US" w:bidi="en_US"/>
+        </w:rPr>
+        <w:t>מִטָּת⁠וֹ֙</w:t>
+      </w:r>
+    </w:p>
+    <w:p>
+      <w:pPr/>
+      <w:r>
+        <w:rPr>
+          <w:lang w:val="en_US" w:bidi="en_US"/>
+        </w:rPr>
+      </w:r>
+      <w:r>
+        <w:rPr>
           <w:b/>
           <w:lang w:val="en_US" w:bidi="en_US"/>
         </w:rPr>
@@ -21806,6 +23733,20 @@
       </w:r>
       <w:r>
         <w:rPr>
+          <w:lang w:val="en_US" w:bidi="en_US"/>
+        </w:rPr>
+        <w:t>מִטָּת⁠וֹ֙ שֶׁ⁠לִּ⁠שְׁלֹמֹ֔ה</w:t>
+      </w:r>
+    </w:p>
+    <w:p>
+      <w:pPr/>
+      <w:r>
+        <w:rPr>
+          <w:lang w:val="en_US" w:bidi="en_US"/>
+        </w:rPr>
+      </w:r>
+      <w:r>
+        <w:rPr>
           <w:b/>
           <w:lang w:val="en_US" w:bidi="en_US"/>
         </w:rPr>
@@ -21954,6 +23895,20 @@
       </w:r>
       <w:r>
         <w:rPr>
+          <w:lang w:val="en_US" w:bidi="en_US"/>
+        </w:rPr>
+        <w:t>מְלֻמְּדֵ֖י מִלְחָמָ֑ה</w:t>
+      </w:r>
+    </w:p>
+    <w:p>
+      <w:pPr/>
+      <w:r>
+        <w:rPr>
+          <w:lang w:val="en_US" w:bidi="en_US"/>
+        </w:rPr>
+      </w:r>
+      <w:r>
+        <w:rPr>
           <w:b/>
           <w:lang w:val="en_US" w:bidi="en_US"/>
         </w:rPr>
@@ -22017,6 +23972,20 @@
       </w:r>
       <w:r>
         <w:rPr>
+          <w:lang w:val="en_US" w:bidi="en_US"/>
+        </w:rPr>
+        <w:t>אִ֤ישׁ חַרְבּ⁠וֹ֙ עַל־יְרֵכ֔⁠וֹ מִ⁠פַּ֖חַד בַּ⁠לֵּילּֽוֹת</w:t>
+      </w:r>
+    </w:p>
+    <w:p>
+      <w:pPr/>
+      <w:r>
+        <w:rPr>
+          <w:lang w:val="en_US" w:bidi="en_US"/>
+        </w:rPr>
+      </w:r>
+      <w:r>
+        <w:rPr>
           <w:b/>
           <w:lang w:val="en_US" w:bidi="en_US"/>
         </w:rPr>
@@ -22235,6 +24204,20 @@
       </w:r>
       <w:r>
         <w:rPr>
+          <w:lang w:val="en_US" w:bidi="en_US"/>
+        </w:rPr>
+        <w:t>אַפִּרְי֗וֹן</w:t>
+      </w:r>
+    </w:p>
+    <w:p>
+      <w:pPr/>
+      <w:r>
+        <w:rPr>
+          <w:lang w:val="en_US" w:bidi="en_US"/>
+        </w:rPr>
+      </w:r>
+      <w:r>
+        <w:rPr>
           <w:b/>
           <w:lang w:val="en_US" w:bidi="en_US"/>
         </w:rPr>
@@ -22267,7 +24250,7 @@
         </w:rPr>
         <w:t xml:space="preserve"> refers to the same object that the term “litter” referred to in </w:t>
       </w:r>
-      <w:hyperlink r:id="rId33">
+      <w:hyperlink r:id="rId35">
         <w:r>
           <w:rPr>
             <w:lang w:val="en_US" w:bidi="en_US"/>
@@ -22324,7 +24307,7 @@
         </w:rPr>
         <w:t xml:space="preserve"> the same way you translated “litter” in </w:t>
       </w:r>
-      <w:hyperlink r:id="rId33">
+      <w:hyperlink r:id="rId35">
         <w:r>
           <w:rPr>
             <w:lang w:val="en_US" w:bidi="en_US"/>
@@ -22406,6 +24389,20 @@
       </w:r>
       <w:r>
         <w:rPr>
+          <w:lang w:val="en_US" w:bidi="en_US"/>
+        </w:rPr>
+        <w:t>אַפִּרְי֗וֹן עָ֤שָׂה ל⁠וֹ֙ הַ⁠מֶּ֣לֶךְ שְׁלֹמֹ֔ה מֵ⁠עֲצֵ֖י הַ⁠לְּבָנֽוֹן</w:t>
+      </w:r>
+    </w:p>
+    <w:p>
+      <w:pPr/>
+      <w:r>
+        <w:rPr>
+          <w:lang w:val="en_US" w:bidi="en_US"/>
+        </w:rPr>
+      </w:r>
+      <w:r>
+        <w:rPr>
           <w:b/>
           <w:lang w:val="en_US" w:bidi="en_US"/>
         </w:rPr>
@@ -22552,6 +24549,20 @@
       </w:r>
       <w:r>
         <w:rPr>
+          <w:lang w:val="en_US" w:bidi="en_US"/>
+        </w:rPr>
+        <w:t>אַפִּרְי֗וֹן עָ֤שָׂה ל⁠וֹ֙ &amp; עַמּוּדָי⁠ו֙ עָ֣שָׂה כֶ֔סֶף</w:t>
+      </w:r>
+    </w:p>
+    <w:p>
+      <w:pPr/>
+      <w:r>
+        <w:rPr>
+          <w:lang w:val="en_US" w:bidi="en_US"/>
+        </w:rPr>
+      </w:r>
+      <w:r>
+        <w:rPr>
           <w:b/>
           <w:lang w:val="en_US" w:bidi="en_US"/>
         </w:rPr>
@@ -22885,6 +24896,20 @@
       </w:r>
       <w:r>
         <w:rPr>
+          <w:lang w:val="en_US" w:bidi="en_US"/>
+        </w:rPr>
+        <w:t>מֶרְכָּב֖⁠וֹ אַרְגָּמָ֑ן</w:t>
+      </w:r>
+    </w:p>
+    <w:p>
+      <w:pPr/>
+      <w:r>
+        <w:rPr>
+          <w:lang w:val="en_US" w:bidi="en_US"/>
+        </w:rPr>
+      </w:r>
+      <w:r>
+        <w:rPr>
           <w:b/>
           <w:lang w:val="en_US" w:bidi="en_US"/>
         </w:rPr>
@@ -22948,6 +24973,20 @@
       </w:r>
       <w:r>
         <w:rPr>
+          <w:lang w:val="en_US" w:bidi="en_US"/>
+        </w:rPr>
+        <w:t>תּוֹכ⁠וֹ֙ רָצ֣וּף אַהֲבָ֔ה מִ⁠בְּנ֖וֹת יְרוּשָׁלִָֽם</w:t>
+      </w:r>
+    </w:p>
+    <w:p>
+      <w:pPr/>
+      <w:r>
+        <w:rPr>
+          <w:lang w:val="en_US" w:bidi="en_US"/>
+        </w:rPr>
+      </w:r>
+      <w:r>
+        <w:rPr>
           <w:b/>
           <w:lang w:val="en_US" w:bidi="en_US"/>
         </w:rPr>
@@ -23127,6 +25166,20 @@
       </w:r>
       <w:r>
         <w:rPr>
+          <w:lang w:val="en_US" w:bidi="en_US"/>
+        </w:rPr>
+        <w:t>תּוֹכ⁠וֹ֙ רָצ֣וּף אַהֲבָ֔ה מִ⁠בְּנ֖וֹת יְרוּשָׁלִָֽם</w:t>
+      </w:r>
+    </w:p>
+    <w:p>
+      <w:pPr/>
+      <w:r>
+        <w:rPr>
+          <w:lang w:val="en_US" w:bidi="en_US"/>
+        </w:rPr>
+      </w:r>
+      <w:r>
+        <w:rPr>
           <w:b/>
           <w:lang w:val="en_US" w:bidi="en_US"/>
         </w:rPr>
@@ -23222,7 +25275,7 @@
         </w:rPr>
         <w:t xml:space="preserve"> in </w:t>
       </w:r>
-      <w:hyperlink r:id="rId18">
+      <w:hyperlink r:id="rId20">
         <w:r>
           <w:rPr>
             <w:lang w:val="en_US" w:bidi="en_US"/>
@@ -23304,6 +25357,20 @@
       </w:r>
       <w:r>
         <w:rPr>
+          <w:lang w:val="en_US" w:bidi="en_US"/>
+        </w:rPr>
+        <w:t>צְאֶ֧ינָה</w:t>
+      </w:r>
+    </w:p>
+    <w:p>
+      <w:pPr/>
+      <w:r>
+        <w:rPr>
+          <w:lang w:val="en_US" w:bidi="en_US"/>
+        </w:rPr>
+      </w:r>
+      <w:r>
+        <w:rPr>
           <w:b/>
           <w:lang w:val="en_US" w:bidi="en_US"/>
         </w:rPr>
@@ -23400,6 +25467,20 @@
       </w:r>
       <w:r>
         <w:rPr>
+          <w:lang w:val="en_US" w:bidi="en_US"/>
+        </w:rPr>
+        <w:t>בְּנ֥וֹת צִיּ֖וֹן</w:t>
+      </w:r>
+    </w:p>
+    <w:p>
+      <w:pPr/>
+      <w:r>
+        <w:rPr>
+          <w:lang w:val="en_US" w:bidi="en_US"/>
+        </w:rPr>
+      </w:r>
+      <w:r>
+        <w:rPr>
           <w:b/>
           <w:lang w:val="en_US" w:bidi="en_US"/>
         </w:rPr>
@@ -23432,7 +25513,7 @@
         </w:rPr>
         <w:t xml:space="preserve"> is a poetic way of referring to the young women who were from the city of Jerusalem (These are probably the same women as the “marriageable women” in </w:t>
       </w:r>
-      <w:hyperlink r:id="rId16">
+      <w:hyperlink r:id="rId18">
         <w:r>
           <w:rPr>
             <w:lang w:val="en_US" w:bidi="en_US"/>
@@ -23450,7 +25531,7 @@
         </w:rPr>
         <w:t xml:space="preserve"> and the women referred to as “daughters of Jerusalem” in </w:t>
       </w:r>
-      <w:hyperlink r:id="rId26">
+      <w:hyperlink r:id="rId28">
         <w:r>
           <w:rPr>
             <w:lang w:val="en_US" w:bidi="en_US"/>
@@ -23468,7 +25549,7 @@
         </w:rPr>
         <w:t xml:space="preserve"> and </w:t>
       </w:r>
-      <w:hyperlink r:id="rId34">
+      <w:hyperlink r:id="rId36">
         <w:r>
           <w:rPr>
             <w:lang w:val="en_US" w:bidi="en_US"/>
@@ -23543,6 +25624,20 @@
       </w:r>
       <w:r>
         <w:rPr>
+          <w:lang w:val="en_US" w:bidi="en_US"/>
+        </w:rPr>
+        <w:t>בְּ⁠י֣וֹם חֲתֻנָּת֔⁠וֹ וּ⁠בְ⁠י֖וֹם שִׂמְחַ֥ת לִבּֽ⁠וֹ</w:t>
+      </w:r>
+    </w:p>
+    <w:p>
+      <w:pPr/>
+      <w:r>
+        <w:rPr>
+          <w:lang w:val="en_US" w:bidi="en_US"/>
+        </w:rPr>
+      </w:r>
+      <w:r>
+        <w:rPr>
           <w:b/>
           <w:lang w:val="en_US" w:bidi="en_US"/>
         </w:rPr>
@@ -23626,6 +25721,20 @@
       </w:r>
       <w:r>
         <w:rPr>
+          <w:lang w:val="en_US" w:bidi="en_US"/>
+        </w:rPr>
+        <w:t>וּ⁠בְ⁠י֖וֹם שִׂמְחַ֥ת לִבּֽ⁠וֹ</w:t>
+      </w:r>
+    </w:p>
+    <w:p>
+      <w:pPr/>
+      <w:r>
+        <w:rPr>
+          <w:lang w:val="en_US" w:bidi="en_US"/>
+        </w:rPr>
+      </w:r>
+      <w:r>
+        <w:rPr>
           <w:b/>
           <w:lang w:val="en_US" w:bidi="en_US"/>
         </w:rPr>
@@ -23844,7 +25953,7 @@
         </w:rPr>
         <w:t xml:space="preserve">The man describes the woman he loves as the epitome of beauty and attractiveness in </w:t>
       </w:r>
-      <w:hyperlink r:id="rId35">
+      <w:hyperlink r:id="rId37">
         <w:r>
           <w:rPr>
             <w:lang w:val="en_US" w:bidi="en_US"/>
@@ -23862,7 +25971,7 @@
         </w:rPr>
         <w:t xml:space="preserve"> and in </w:t>
       </w:r>
-      <w:hyperlink r:id="rId36">
+      <w:hyperlink r:id="rId38">
         <w:r>
           <w:rPr>
             <w:lang w:val="en_US" w:bidi="en_US"/>
@@ -23905,7 +26014,7 @@
         </w:rPr>
         <w:t xml:space="preserve">In </w:t>
       </w:r>
-      <w:hyperlink r:id="rId37">
+      <w:hyperlink r:id="rId39">
         <w:r>
           <w:rPr>
             <w:lang w:val="en_US" w:bidi="en_US"/>
@@ -23923,7 +26032,7 @@
         </w:rPr>
         <w:t xml:space="preserve"> the man speaks of the woman he loves as if she were far away from him and he invites her to “come with” him and “descend from” the height of three high places and be with him. The woman is not actually dwelling in these places but rather the man is using imaginative and poetic language to describe how he feels about being separated from her and to describe his desire to be with her. In </w:t>
       </w:r>
-      <w:hyperlink r:id="rId38">
+      <w:hyperlink r:id="rId40">
         <w:r>
           <w:rPr>
             <w:lang w:val="en_US" w:bidi="en_US"/>
@@ -23971,7 +26080,7 @@
           <w:lang w:val="en_US" w:bidi="en_US"/>
         </w:rPr>
       </w:r>
-      <w:hyperlink r:id="rId39">
+      <w:hyperlink r:id="rId41">
         <w:r>
           <w:rPr>
             <w:lang w:val="en_US" w:bidi="en_US"/>
@@ -23989,7 +26098,7 @@
         </w:rPr>
         <w:t xml:space="preserve"> is an extended metaphor. This metaphor is a conversation between the man and the woman he loves in which the man first compares the woman he loves to “a locked garden” (in </w:t>
       </w:r>
-      <w:hyperlink r:id="rId40">
+      <w:hyperlink r:id="rId42">
         <w:r>
           <w:rPr>
             <w:lang w:val="en_US" w:bidi="en_US"/>
@@ -24007,7 +26116,7 @@
         </w:rPr>
         <w:t xml:space="preserve">) where many delightful things grow and then the woman responds by inviting the man to come to her garden in </w:t>
       </w:r>
-      <w:hyperlink r:id="rId41">
+      <w:hyperlink r:id="rId43">
         <w:r>
           <w:rPr>
             <w:lang w:val="en_US" w:bidi="en_US"/>
@@ -24025,7 +26134,7 @@
         </w:rPr>
         <w:t xml:space="preserve">. The man then responds to her invitation in </w:t>
       </w:r>
-      <w:hyperlink r:id="rId42">
+      <w:hyperlink r:id="rId44">
         <w:r>
           <w:rPr>
             <w:lang w:val="en_US" w:bidi="en_US"/>
@@ -24056,7 +26165,7 @@
         </w:rPr>
         <w:t xml:space="preserve"> is used as a metaphor for the woman in </w:t>
       </w:r>
-      <w:hyperlink r:id="rId38">
+      <w:hyperlink r:id="rId40">
         <w:r>
           <w:rPr>
             <w:lang w:val="en_US" w:bidi="en_US"/>
@@ -24074,7 +26183,7 @@
         </w:rPr>
         <w:t xml:space="preserve">, in </w:t>
       </w:r>
-      <w:hyperlink r:id="rId41">
+      <w:hyperlink r:id="rId43">
         <w:r>
           <w:rPr>
             <w:lang w:val="en_US" w:bidi="en_US"/>
@@ -24092,7 +26201,7 @@
         </w:rPr>
         <w:t xml:space="preserve"> (two times), and in </w:t>
       </w:r>
-      <w:hyperlink r:id="rId42">
+      <w:hyperlink r:id="rId44">
         <w:r>
           <w:rPr>
             <w:lang w:val="en_US" w:bidi="en_US"/>
@@ -24110,7 +26219,7 @@
         </w:rPr>
         <w:t xml:space="preserve">. You should be consistent in how you translate the term “garden.” In </w:t>
       </w:r>
-      <w:hyperlink r:id="rId43">
+      <w:hyperlink r:id="rId45">
         <w:r>
           <w:rPr>
             <w:lang w:val="en_US" w:bidi="en_US"/>
@@ -24128,7 +26237,7 @@
         </w:rPr>
         <w:t xml:space="preserve"> the man speaks of the woman’s body as “an orchard of pomegranate trees with delicious fruits” and then in </w:t>
       </w:r>
-      <w:hyperlink r:id="rId41">
+      <w:hyperlink r:id="rId43">
         <w:r>
           <w:rPr>
             <w:lang w:val="en_US" w:bidi="en_US"/>
@@ -24272,7 +26381,7 @@
         </w:rPr>
         <w:t xml:space="preserve">See how you translated these two parallel phrases in </w:t>
       </w:r>
-      <w:hyperlink r:id="rId25">
+      <w:hyperlink r:id="rId27">
         <w:r>
           <w:rPr>
             <w:lang w:val="en_US" w:bidi="en_US"/>
@@ -24386,7 +26495,7 @@
         </w:rPr>
         <w:t xml:space="preserve"> in </w:t>
       </w:r>
-      <w:hyperlink r:id="rId25">
+      <w:hyperlink r:id="rId27">
         <w:r>
           <w:rPr>
             <w:lang w:val="en_US" w:bidi="en_US"/>
@@ -24468,6 +26577,20 @@
       </w:r>
       <w:r>
         <w:rPr>
+          <w:lang w:val="en_US" w:bidi="en_US"/>
+        </w:rPr>
+        <w:t>שַׂעְרֵ⁠ךְ֙ כְּ⁠עֵ֣דֶר הָֽ⁠עִזִּ֔ים שֶׁ⁠גָּלְשׁ֖וּ מֵ⁠הַ֥ר גִּלְעָֽד</w:t>
+      </w:r>
+    </w:p>
+    <w:p>
+      <w:pPr/>
+      <w:r>
+        <w:rPr>
+          <w:lang w:val="en_US" w:bidi="en_US"/>
+        </w:rPr>
+      </w:r>
+      <w:r>
+        <w:rPr>
           <w:b/>
           <w:lang w:val="en_US" w:bidi="en_US"/>
         </w:rPr>
@@ -24673,6 +26796,20 @@
       </w:r>
       <w:r>
         <w:rPr>
+          <w:lang w:val="en_US" w:bidi="en_US"/>
+        </w:rPr>
+        <w:t>הַ⁠קְּצוּב֔וֹת</w:t>
+      </w:r>
+    </w:p>
+    <w:p>
+      <w:pPr/>
+      <w:r>
+        <w:rPr>
+          <w:lang w:val="en_US" w:bidi="en_US"/>
+        </w:rPr>
+      </w:r>
+      <w:r>
+        <w:rPr>
           <w:b/>
           <w:lang w:val="en_US" w:bidi="en_US"/>
         </w:rPr>
@@ -24756,6 +26893,20 @@
       </w:r>
       <w:r>
         <w:rPr>
+          <w:lang w:val="en_US" w:bidi="en_US"/>
+        </w:rPr>
+        <w:t>מַתְאִימ֔וֹת</w:t>
+      </w:r>
+    </w:p>
+    <w:p>
+      <w:pPr/>
+      <w:r>
+        <w:rPr>
+          <w:lang w:val="en_US" w:bidi="en_US"/>
+        </w:rPr>
+      </w:r>
+      <w:r>
+        <w:rPr>
           <w:b/>
           <w:lang w:val="en_US" w:bidi="en_US"/>
         </w:rPr>
@@ -24922,6 +27073,20 @@
       </w:r>
       <w:r>
         <w:rPr>
+          <w:lang w:val="en_US" w:bidi="en_US"/>
+        </w:rPr>
+        <w:t>וְ⁠שַׁכֻּלָ֖ה אֵ֥ין בָּ⁠הֶֽם</w:t>
+      </w:r>
+    </w:p>
+    <w:p>
+      <w:pPr/>
+      <w:r>
+        <w:rPr>
+          <w:lang w:val="en_US" w:bidi="en_US"/>
+        </w:rPr>
+      </w:r>
+      <w:r>
+        <w:rPr>
           <w:b/>
           <w:lang w:val="en_US" w:bidi="en_US"/>
         </w:rPr>
@@ -25088,6 +27253,20 @@
       </w:r>
       <w:r>
         <w:rPr>
+          <w:lang w:val="en_US" w:bidi="en_US"/>
+        </w:rPr>
+        <w:t>כְּ⁠פֶ֤לַח הָֽ⁠רִמּוֹן֙ רַקָּתֵ֔⁠ךְ</w:t>
+      </w:r>
+    </w:p>
+    <w:p>
+      <w:pPr/>
+      <w:r>
+        <w:rPr>
+          <w:lang w:val="en_US" w:bidi="en_US"/>
+        </w:rPr>
+      </w:r>
+      <w:r>
+        <w:rPr>
           <w:b/>
           <w:lang w:val="en_US" w:bidi="en_US"/>
         </w:rPr>
@@ -25177,6 +27356,20 @@
       </w:r>
       <w:r>
         <w:rPr>
+          <w:lang w:val="en_US" w:bidi="en_US"/>
+        </w:rPr>
+        <w:t>כְּ⁠פֶ֤לַח הָֽ⁠רִמּוֹן֙ רַקָּתֵ֔⁠ךְ</w:t>
+      </w:r>
+    </w:p>
+    <w:p>
+      <w:pPr/>
+      <w:r>
+        <w:rPr>
+          <w:lang w:val="en_US" w:bidi="en_US"/>
+        </w:rPr>
+      </w:r>
+      <w:r>
+        <w:rPr>
           <w:b/>
           <w:lang w:val="en_US" w:bidi="en_US"/>
         </w:rPr>
@@ -25357,7 +27550,7 @@
         </w:rPr>
         <w:t xml:space="preserve"> in </w:t>
       </w:r>
-      <w:hyperlink r:id="rId44">
+      <w:hyperlink r:id="rId46">
         <w:r>
           <w:rPr>
             <w:lang w:val="en_US" w:bidi="en_US"/>
@@ -25419,6 +27612,20 @@
       </w:r>
       <w:r>
         <w:rPr>
+          <w:lang w:val="en_US" w:bidi="en_US"/>
+        </w:rPr>
+        <w:t>כְּ⁠מִגְדַּ֤ל דָּוִיד֙ צַוָּארֵ֔⁠ךְ בָּנ֖וּי לְ⁠תַלְפִּיּ֑וֹת</w:t>
+      </w:r>
+    </w:p>
+    <w:p>
+      <w:pPr/>
+      <w:r>
+        <w:rPr>
+          <w:lang w:val="en_US" w:bidi="en_US"/>
+        </w:rPr>
+      </w:r>
+      <w:r>
+        <w:rPr>
           <w:b/>
           <w:lang w:val="en_US" w:bidi="en_US"/>
         </w:rPr>
@@ -25541,6 +27748,20 @@
       </w:r>
       <w:r>
         <w:rPr>
+          <w:lang w:val="en_US" w:bidi="en_US"/>
+        </w:rPr>
+        <w:t>כְּ⁠מִגְדַּ֤ל דָּוִיד֙</w:t>
+      </w:r>
+    </w:p>
+    <w:p>
+      <w:pPr/>
+      <w:r>
+        <w:rPr>
+          <w:lang w:val="en_US" w:bidi="en_US"/>
+        </w:rPr>
+      </w:r>
+      <w:r>
+        <w:rPr>
           <w:b/>
           <w:lang w:val="en_US" w:bidi="en_US"/>
         </w:rPr>
@@ -25637,6 +27858,20 @@
       </w:r>
       <w:r>
         <w:rPr>
+          <w:lang w:val="en_US" w:bidi="en_US"/>
+        </w:rPr>
+        <w:t>כְּ⁠מִגְדַּ֤ל דָּוִיד֙ צַוָּארֵ֔⁠ךְ בָּנ֖וּי לְ⁠תַלְפִּיּ֑וֹת</w:t>
+      </w:r>
+    </w:p>
+    <w:p>
+      <w:pPr/>
+      <w:r>
+        <w:rPr>
+          <w:lang w:val="en_US" w:bidi="en_US"/>
+        </w:rPr>
+      </w:r>
+      <w:r>
+        <w:rPr>
           <w:b/>
           <w:lang w:val="en_US" w:bidi="en_US"/>
         </w:rPr>
@@ -25720,6 +27955,20 @@
       </w:r>
       <w:r>
         <w:rPr>
+          <w:lang w:val="en_US" w:bidi="en_US"/>
+        </w:rPr>
+        <w:t>בָּנ֖וּי לְ⁠תַלְפִּיּ֑וֹת</w:t>
+      </w:r>
+    </w:p>
+    <w:p>
+      <w:pPr/>
+      <w:r>
+        <w:rPr>
+          <w:lang w:val="en_US" w:bidi="en_US"/>
+        </w:rPr>
+      </w:r>
+      <w:r>
+        <w:rPr>
           <w:b/>
           <w:lang w:val="en_US" w:bidi="en_US"/>
         </w:rPr>
@@ -25783,6 +28032,20 @@
       </w:r>
       <w:r>
         <w:rPr>
+          <w:lang w:val="en_US" w:bidi="en_US"/>
+        </w:rPr>
+        <w:t>אֶ֤לֶף הַ⁠מָּגֵן֙ תָּל֣וּי עָלָ֔י⁠ו כֹּ֖ל שִׁלְטֵ֥י הַ⁠גִּבּוֹרִֽים</w:t>
+      </w:r>
+    </w:p>
+    <w:p>
+      <w:pPr/>
+      <w:r>
+        <w:rPr>
+          <w:lang w:val="en_US" w:bidi="en_US"/>
+        </w:rPr>
+      </w:r>
+      <w:r>
+        <w:rPr>
           <w:b/>
           <w:lang w:val="en_US" w:bidi="en_US"/>
         </w:rPr>
@@ -25905,6 +28168,20 @@
       </w:r>
       <w:r>
         <w:rPr>
+          <w:lang w:val="en_US" w:bidi="en_US"/>
+        </w:rPr>
+        <w:t>אֶ֤לֶף</w:t>
+      </w:r>
+    </w:p>
+    <w:p>
+      <w:pPr/>
+      <w:r>
+        <w:rPr>
+          <w:lang w:val="en_US" w:bidi="en_US"/>
+        </w:rPr>
+      </w:r>
+      <w:r>
+        <w:rPr>
           <w:b/>
           <w:lang w:val="en_US" w:bidi="en_US"/>
         </w:rPr>
@@ -26001,6 +28278,20 @@
       </w:r>
       <w:r>
         <w:rPr>
+          <w:lang w:val="en_US" w:bidi="en_US"/>
+        </w:rPr>
+        <w:t>אֶ֤לֶף הַ⁠מָּגֵן֙ תָּל֣וּי עָלָ֔י⁠ו כֹּ֖ל שִׁלְטֵ֥י הַ⁠גִּבּוֹרִֽים</w:t>
+      </w:r>
+    </w:p>
+    <w:p>
+      <w:pPr/>
+      <w:r>
+        <w:rPr>
+          <w:lang w:val="en_US" w:bidi="en_US"/>
+        </w:rPr>
+      </w:r>
+      <w:r>
+        <w:rPr>
           <w:b/>
           <w:lang w:val="en_US" w:bidi="en_US"/>
         </w:rPr>
@@ -26277,7 +28568,7 @@
         </w:rPr>
         <w:t xml:space="preserve">See how you translated the plural form “gazelles” in </w:t>
       </w:r>
-      <w:hyperlink r:id="rId26">
+      <w:hyperlink r:id="rId28">
         <w:r>
           <w:rPr>
             <w:lang w:val="en_US" w:bidi="en_US"/>
@@ -26378,7 +28669,7 @@
         </w:rPr>
         <w:t xml:space="preserve">See how you translated the singular form “lily” in </w:t>
       </w:r>
-      <w:hyperlink r:id="rId22">
+      <w:hyperlink r:id="rId24">
         <w:r>
           <w:rPr>
             <w:lang w:val="en_US" w:bidi="en_US"/>
@@ -26460,6 +28751,20 @@
       </w:r>
       <w:r>
         <w:rPr>
+          <w:lang w:val="en_US" w:bidi="en_US"/>
+        </w:rPr>
+        <w:t>עַ֤ד שֶׁ⁠יָּפ֨וּחַ֙ הַ⁠יּ֔וֹם וְ⁠נָ֖סוּ הַ⁠צְּלָלִ֑ים</w:t>
+      </w:r>
+    </w:p>
+    <w:p>
+      <w:pPr/>
+      <w:r>
+        <w:rPr>
+          <w:lang w:val="en_US" w:bidi="en_US"/>
+        </w:rPr>
+      </w:r>
+      <w:r>
+        <w:rPr>
           <w:b/>
           <w:lang w:val="en_US" w:bidi="en_US"/>
         </w:rPr>
@@ -26492,7 +28797,7 @@
         </w:rPr>
         <w:t xml:space="preserve"> in </w:t>
       </w:r>
-      <w:hyperlink r:id="rId45">
+      <w:hyperlink r:id="rId47">
         <w:r>
           <w:rPr>
             <w:lang w:val="en_US" w:bidi="en_US"/>
@@ -26574,6 +28879,20 @@
       </w:r>
       <w:r>
         <w:rPr>
+          <w:lang w:val="en_US" w:bidi="en_US"/>
+        </w:rPr>
+        <w:t>אֵ֤לֶךְ לִ⁠י֙</w:t>
+      </w:r>
+    </w:p>
+    <w:p>
+      <w:pPr/>
+      <w:r>
+        <w:rPr>
+          <w:lang w:val="en_US" w:bidi="en_US"/>
+        </w:rPr>
+      </w:r>
+      <w:r>
+        <w:rPr>
           <w:b/>
           <w:lang w:val="en_US" w:bidi="en_US"/>
         </w:rPr>
@@ -26702,7 +29021,7 @@
         </w:rPr>
         <w:t xml:space="preserve"> in </w:t>
       </w:r>
-      <w:hyperlink r:id="rId20">
+      <w:hyperlink r:id="rId22">
         <w:r>
           <w:rPr>
             <w:lang w:val="en_US" w:bidi="en_US"/>
@@ -26893,6 +29212,20 @@
       </w:r>
       <w:r>
         <w:rPr>
+          <w:lang w:val="en_US" w:bidi="en_US"/>
+        </w:rPr>
+        <w:t>כֻּלָּ֤⁠ךְ יָפָה֙</w:t>
+      </w:r>
+    </w:p>
+    <w:p>
+      <w:pPr/>
+      <w:r>
+        <w:rPr>
+          <w:lang w:val="en_US" w:bidi="en_US"/>
+        </w:rPr>
+      </w:r>
+      <w:r>
+        <w:rPr>
           <w:b/>
           <w:lang w:val="en_US" w:bidi="en_US"/>
         </w:rPr>
@@ -27039,6 +29372,20 @@
       </w:r>
       <w:r>
         <w:rPr>
+          <w:lang w:val="en_US" w:bidi="en_US"/>
+        </w:rPr>
+        <w:t>אִתִּ֤⁠י &amp; תָּב֑וֹאִי</w:t>
+      </w:r>
+    </w:p>
+    <w:p>
+      <w:pPr/>
+      <w:r>
+        <w:rPr>
+          <w:lang w:val="en_US" w:bidi="en_US"/>
+        </w:rPr>
+      </w:r>
+      <w:r>
+        <w:rPr>
           <w:b/>
           <w:lang w:val="en_US" w:bidi="en_US"/>
         </w:rPr>
@@ -27340,6 +29687,20 @@
       </w:r>
       <w:r>
         <w:rPr>
+          <w:lang w:val="en_US" w:bidi="en_US"/>
+        </w:rPr>
+        <w:t>מִ⁠מְּעֹנ֣וֹת אֲרָי֔וֹת מֵֽ⁠הַרְרֵ֖י נְמֵרִֽים</w:t>
+      </w:r>
+    </w:p>
+    <w:p>
+      <w:pPr/>
+      <w:r>
+        <w:rPr>
+          <w:lang w:val="en_US" w:bidi="en_US"/>
+        </w:rPr>
+      </w:r>
+      <w:r>
+        <w:rPr>
           <w:b/>
           <w:lang w:val="en_US" w:bidi="en_US"/>
         </w:rPr>
@@ -27423,6 +29784,20 @@
       </w:r>
       <w:r>
         <w:rPr>
+          <w:lang w:val="en_US" w:bidi="en_US"/>
+        </w:rPr>
+        <w:t>לִבַּבְתִּ֖⁠נִי אֲחֹתִ֣⁠י כַלָּ֑ה לִבַּבְתִּ֨י⁠נִי֙</w:t>
+      </w:r>
+    </w:p>
+    <w:p>
+      <w:pPr/>
+      <w:r>
+        <w:rPr>
+          <w:lang w:val="en_US" w:bidi="en_US"/>
+        </w:rPr>
+      </w:r>
+      <w:r>
+        <w:rPr>
           <w:b/>
           <w:lang w:val="en_US" w:bidi="en_US"/>
         </w:rPr>
@@ -27519,6 +29894,20 @@
       </w:r>
       <w:r>
         <w:rPr>
+          <w:lang w:val="en_US" w:bidi="en_US"/>
+        </w:rPr>
+        <w:t>לִבַּבְתִּ֖⁠נִי &amp; לִבַּבְתִּ֨י⁠נִי֙</w:t>
+      </w:r>
+    </w:p>
+    <w:p>
+      <w:pPr/>
+      <w:r>
+        <w:rPr>
+          <w:lang w:val="en_US" w:bidi="en_US"/>
+        </w:rPr>
+      </w:r>
+      <w:r>
+        <w:rPr>
           <w:b/>
           <w:lang w:val="en_US" w:bidi="en_US"/>
         </w:rPr>
@@ -27802,6 +30191,20 @@
       </w:r>
       <w:r>
         <w:rPr>
+          <w:lang w:val="en_US" w:bidi="en_US"/>
+        </w:rPr>
+        <w:t>מַה &amp; מַה</w:t>
+      </w:r>
+    </w:p>
+    <w:p>
+      <w:pPr/>
+      <w:r>
+        <w:rPr>
+          <w:lang w:val="en_US" w:bidi="en_US"/>
+        </w:rPr>
+      </w:r>
+      <w:r>
+        <w:rPr>
           <w:b/>
           <w:lang w:val="en_US" w:bidi="en_US"/>
         </w:rPr>
@@ -27950,7 +30353,7 @@
         </w:rPr>
         <w:t xml:space="preserve"> in </w:t>
       </w:r>
-      <w:hyperlink r:id="rId46">
+      <w:hyperlink r:id="rId48">
         <w:r>
           <w:rPr>
             <w:lang w:val="en_US" w:bidi="en_US"/>
@@ -28032,6 +30435,20 @@
       </w:r>
       <w:r>
         <w:rPr>
+          <w:lang w:val="en_US" w:bidi="en_US"/>
+        </w:rPr>
+        <w:t>מַה־יָּפ֥וּ דֹדַ֖יִ⁠ךְ אֲחֹתִ֣⁠י כַלָּ֑ה מַה־טֹּ֤בוּ דֹדַ֨יִ⁠ךְ֙ מִ⁠יַּ֔יִן</w:t>
+      </w:r>
+    </w:p>
+    <w:p>
+      <w:pPr/>
+      <w:r>
+        <w:rPr>
+          <w:lang w:val="en_US" w:bidi="en_US"/>
+        </w:rPr>
+      </w:r>
+      <w:r>
+        <w:rPr>
           <w:b/>
           <w:lang w:val="en_US" w:bidi="en_US"/>
         </w:rPr>
@@ -28224,6 +30641,20 @@
       </w:r>
       <w:r>
         <w:rPr>
+          <w:lang w:val="en_US" w:bidi="en_US"/>
+        </w:rPr>
+        <w:t>שְׁמָנַ֖יִ⁠ךְ</w:t>
+      </w:r>
+    </w:p>
+    <w:p>
+      <w:pPr/>
+      <w:r>
+        <w:rPr>
+          <w:lang w:val="en_US" w:bidi="en_US"/>
+        </w:rPr>
+      </w:r>
+      <w:r>
+        <w:rPr>
           <w:b/>
           <w:lang w:val="en_US" w:bidi="en_US"/>
         </w:rPr>
@@ -28403,6 +30834,20 @@
       </w:r>
       <w:r>
         <w:rPr>
+          <w:lang w:val="en_US" w:bidi="en_US"/>
+        </w:rPr>
+        <w:t>נֹ֛פֶת תִּטֹּ֥פְנָה שִׂפְתוֹתַ֖יִ⁠ךְ</w:t>
+      </w:r>
+    </w:p>
+    <w:p>
+      <w:pPr/>
+      <w:r>
+        <w:rPr>
+          <w:lang w:val="en_US" w:bidi="en_US"/>
+        </w:rPr>
+      </w:r>
+      <w:r>
+        <w:rPr>
           <w:b/>
           <w:lang w:val="en_US" w:bidi="en_US"/>
         </w:rPr>
@@ -28525,6 +30970,20 @@
       </w:r>
       <w:r>
         <w:rPr>
+          <w:lang w:val="en_US" w:bidi="en_US"/>
+        </w:rPr>
+        <w:t>נֹ֛פֶת</w:t>
+      </w:r>
+    </w:p>
+    <w:p>
+      <w:pPr/>
+      <w:r>
+        <w:rPr>
+          <w:lang w:val="en_US" w:bidi="en_US"/>
+        </w:rPr>
+      </w:r>
+      <w:r>
+        <w:rPr>
           <w:b/>
           <w:lang w:val="en_US" w:bidi="en_US"/>
         </w:rPr>
@@ -28621,6 +31080,20 @@
       </w:r>
       <w:r>
         <w:rPr>
+          <w:lang w:val="en_US" w:bidi="en_US"/>
+        </w:rPr>
+        <w:t>דְּבַ֤שׁ וְ⁠חָלָב֙ תַּ֣חַת לְשׁוֹנֵ֔⁠ךְ</w:t>
+      </w:r>
+    </w:p>
+    <w:p>
+      <w:pPr/>
+      <w:r>
+        <w:rPr>
+          <w:lang w:val="en_US" w:bidi="en_US"/>
+        </w:rPr>
+      </w:r>
+      <w:r>
+        <w:rPr>
           <w:b/>
           <w:lang w:val="en_US" w:bidi="en_US"/>
         </w:rPr>
@@ -28717,6 +31190,20 @@
       </w:r>
       <w:r>
         <w:rPr>
+          <w:lang w:val="en_US" w:bidi="en_US"/>
+        </w:rPr>
+        <w:t>וְ⁠רֵ֥יחַ שַׂלְמֹתַ֖יִ⁠ךְ כְּ⁠רֵ֥יחַ לְבָנֽוֹן</w:t>
+      </w:r>
+    </w:p>
+    <w:p>
+      <w:pPr/>
+      <w:r>
+        <w:rPr>
+          <w:lang w:val="en_US" w:bidi="en_US"/>
+        </w:rPr>
+      </w:r>
+      <w:r>
+        <w:rPr>
           <w:b/>
           <w:lang w:val="en_US" w:bidi="en_US"/>
         </w:rPr>
@@ -28820,6 +31307,20 @@
       </w:r>
       <w:r>
         <w:rPr>
+          <w:lang w:val="en_US" w:bidi="en_US"/>
+        </w:rPr>
+        <w:t>גַּ֥ן ׀ נָע֖וּל אֲחֹתִ֣⁠י כַלָּ֑ה גַּ֥ל נָע֖וּל מַעְיָ֥ן חָתֽוּם</w:t>
+      </w:r>
+    </w:p>
+    <w:p>
+      <w:pPr/>
+      <w:r>
+        <w:rPr>
+          <w:lang w:val="en_US" w:bidi="en_US"/>
+        </w:rPr>
+      </w:r>
+      <w:r>
+        <w:rPr>
           <w:b/>
           <w:lang w:val="en_US" w:bidi="en_US"/>
         </w:rPr>
@@ -28903,6 +31404,20 @@
       </w:r>
       <w:r>
         <w:rPr>
+          <w:lang w:val="en_US" w:bidi="en_US"/>
+        </w:rPr>
+        <w:t>גַּ֥ן ׀ נָע֖וּל אֲחֹתִ֣⁠י כַלָּ֑ה</w:t>
+      </w:r>
+    </w:p>
+    <w:p>
+      <w:pPr/>
+      <w:r>
+        <w:rPr>
+          <w:lang w:val="en_US" w:bidi="en_US"/>
+        </w:rPr>
+      </w:r>
+      <w:r>
+        <w:rPr>
           <w:b/>
           <w:lang w:val="en_US" w:bidi="en_US"/>
         </w:rPr>
@@ -29166,7 +31681,7 @@
         </w:rPr>
         <w:t xml:space="preserve"> in </w:t>
       </w:r>
-      <w:hyperlink r:id="rId46">
+      <w:hyperlink r:id="rId48">
         <w:r>
           <w:rPr>
             <w:lang w:val="en_US" w:bidi="en_US"/>
@@ -29248,6 +31763,20 @@
       </w:r>
       <w:r>
         <w:rPr>
+          <w:lang w:val="en_US" w:bidi="en_US"/>
+        </w:rPr>
+        <w:t>גַּ֥ל נָע֖וּל מַעְיָ֥ן חָתֽוּם</w:t>
+      </w:r>
+    </w:p>
+    <w:p>
+      <w:pPr/>
+      <w:r>
+        <w:rPr>
+          <w:lang w:val="en_US" w:bidi="en_US"/>
+        </w:rPr>
+      </w:r>
+      <w:r>
+        <w:rPr>
           <w:b/>
           <w:lang w:val="en_US" w:bidi="en_US"/>
         </w:rPr>
@@ -29422,6 +31951,20 @@
       </w:r>
       <w:r>
         <w:rPr>
+          <w:lang w:val="en_US" w:bidi="en_US"/>
+        </w:rPr>
+        <w:t>גַּ֥ל נָע֖וּל מַעְיָ֥ן חָתֽוּם</w:t>
+      </w:r>
+    </w:p>
+    <w:p>
+      <w:pPr/>
+      <w:r>
+        <w:rPr>
+          <w:lang w:val="en_US" w:bidi="en_US"/>
+        </w:rPr>
+      </w:r>
+      <w:r>
+        <w:rPr>
           <w:b/>
           <w:lang w:val="en_US" w:bidi="en_US"/>
         </w:rPr>
@@ -29666,6 +32209,20 @@
       </w:r>
       <w:r>
         <w:rPr>
+          <w:lang w:val="en_US" w:bidi="en_US"/>
+        </w:rPr>
+        <w:t>שְׁלָחַ֨יִ⁠ךְ֙ פַּרְדֵּ֣ס רִמּוֹנִ֔ים עִ֖ם פְּרִ֣י מְגָדִ֑ים כְּפָרִ֖ים עִם־נְרָדִֽים׃ נֵ֣רְדְּ ׀ וְ⁠כַרְכֹּ֗ם קָנֶה֙ וְ⁠קִנָּמ֔וֹן עִ֖ם כָּל־עֲצֵ֣י לְבוֹנָ֑ה מֹ֚ר וַ⁠אֲהָל֔וֹת עִ֖ם כָּל־רָאשֵׁ֥י בְשָׂמִֽים</w:t>
+      </w:r>
+    </w:p>
+    <w:p>
+      <w:pPr/>
+      <w:r>
+        <w:rPr>
+          <w:lang w:val="en_US" w:bidi="en_US"/>
+        </w:rPr>
+      </w:r>
+      <w:r>
+        <w:rPr>
           <w:b/>
           <w:lang w:val="en_US" w:bidi="en_US"/>
         </w:rPr>
@@ -29698,7 +32255,7 @@
         </w:rPr>
         <w:t xml:space="preserve"> and as as if she is various other spices and pleasant smelling plants and trees that are in the “locked garden” (</w:t>
       </w:r>
-      <w:hyperlink r:id="rId38">
+      <w:hyperlink r:id="rId40">
         <w:r>
           <w:rPr>
             <w:lang w:val="en_US" w:bidi="en_US"/>
@@ -29716,7 +32273,7 @@
         </w:rPr>
         <w:t xml:space="preserve">). If you translated </w:t>
       </w:r>
-      <w:hyperlink r:id="rId38">
+      <w:hyperlink r:id="rId40">
         <w:r>
           <w:rPr>
             <w:lang w:val="en_US" w:bidi="en_US"/>
@@ -29798,6 +32355,20 @@
       </w:r>
       <w:r>
         <w:rPr>
+          <w:lang w:val="en_US" w:bidi="en_US"/>
+        </w:rPr>
+        <w:t>שְׁלָחַ֨יִ⁠ךְ֙ פַּרְדֵּ֣ס רִמּוֹנִ֔ים עִ֖ם פְּרִ֣י מְגָדִ֑ים כְּפָרִ֖ים עִם־נְרָדִֽים׃ נֵ֣רְדְּ ׀ וְ⁠כַרְכֹּ֗ם קָנֶה֙ וְ⁠קִנָּמ֔וֹן עִ֖ם כָּל־עֲצֵ֣י לְבוֹנָ֑ה מֹ֚ר וַ⁠אֲהָל֔וֹת עִ֖ם כָּל־רָאשֵׁ֥י בְשָׂמִֽים</w:t>
+      </w:r>
+    </w:p>
+    <w:p>
+      <w:pPr/>
+      <w:r>
+        <w:rPr>
+          <w:lang w:val="en_US" w:bidi="en_US"/>
+        </w:rPr>
+      </w:r>
+      <w:r>
+        <w:rPr>
           <w:b/>
           <w:lang w:val="en_US" w:bidi="en_US"/>
         </w:rPr>
@@ -29926,7 +32497,7 @@
         </w:rPr>
         <w:t xml:space="preserve"> in </w:t>
       </w:r>
-      <w:hyperlink r:id="rId47">
+      <w:hyperlink r:id="rId49">
         <w:r>
           <w:rPr>
             <w:lang w:val="en_US" w:bidi="en_US"/>
@@ -29957,7 +32528,7 @@
         </w:rPr>
         <w:t xml:space="preserve"> in </w:t>
       </w:r>
-      <w:hyperlink r:id="rId48">
+      <w:hyperlink r:id="rId50">
         <w:r>
           <w:rPr>
             <w:lang w:val="en_US" w:bidi="en_US"/>
@@ -30039,6 +32610,20 @@
       </w:r>
       <w:r>
         <w:rPr>
+          <w:lang w:val="en_US" w:bidi="en_US"/>
+        </w:rPr>
+        <w:t>וְ⁠כַרְכֹּ֗ם קָנֶה֙ וְ⁠קִנָּמ֔וֹן &amp; וַ⁠אֲהָל֔וֹת</w:t>
+      </w:r>
+    </w:p>
+    <w:p>
+      <w:pPr/>
+      <w:r>
+        <w:rPr>
+          <w:lang w:val="en_US" w:bidi="en_US"/>
+        </w:rPr>
+      </w:r>
+      <w:r>
+        <w:rPr>
           <w:b/>
           <w:lang w:val="en_US" w:bidi="en_US"/>
         </w:rPr>
@@ -30213,6 +32798,20 @@
       </w:r>
       <w:r>
         <w:rPr>
+          <w:lang w:val="en_US" w:bidi="en_US"/>
+        </w:rPr>
+        <w:t>מַעְיַ֣ן גַּנִּ֔ים בְּאֵ֖ר מַ֣יִם חַיִּ֑ים וְ⁠נֹזְלִ֖ים מִן־לְבָנֽוֹן</w:t>
+      </w:r>
+    </w:p>
+    <w:p>
+      <w:pPr/>
+      <w:r>
+        <w:rPr>
+          <w:lang w:val="en_US" w:bidi="en_US"/>
+        </w:rPr>
+      </w:r>
+      <w:r>
+        <w:rPr>
           <w:b/>
           <w:lang w:val="en_US" w:bidi="en_US"/>
         </w:rPr>
@@ -30232,7 +32831,7 @@
         </w:rPr>
         <w:t xml:space="preserve">Here, the man continues the metaphor that he began in </w:t>
       </w:r>
-      <w:hyperlink r:id="rId38">
+      <w:hyperlink r:id="rId40">
         <w:r>
           <w:rPr>
             <w:lang w:val="en_US" w:bidi="en_US"/>
@@ -30289,7 +32888,7 @@
         </w:rPr>
         <w:t xml:space="preserve">. If you translated </w:t>
       </w:r>
-      <w:hyperlink r:id="rId49">
+      <w:hyperlink r:id="rId51">
         <w:r>
           <w:rPr>
             <w:lang w:val="en_US" w:bidi="en_US"/>
@@ -30307,7 +32906,7 @@
         </w:rPr>
         <w:t xml:space="preserve"> as a simile you should also translate this verse as a simile See how you translated the word “garden” in </w:t>
       </w:r>
-      <w:hyperlink r:id="rId38">
+      <w:hyperlink r:id="rId40">
         <w:r>
           <w:rPr>
             <w:lang w:val="en_US" w:bidi="en_US"/>
@@ -30389,6 +32988,20 @@
       </w:r>
       <w:r>
         <w:rPr>
+          <w:lang w:val="en_US" w:bidi="en_US"/>
+        </w:rPr>
+        <w:t>מַעְיַ֣ן גַּנִּ֔ים</w:t>
+      </w:r>
+    </w:p>
+    <w:p>
+      <w:pPr/>
+      <w:r>
+        <w:rPr>
+          <w:lang w:val="en_US" w:bidi="en_US"/>
+        </w:rPr>
+      </w:r>
+      <w:r>
+        <w:rPr>
           <w:b/>
           <w:lang w:val="en_US" w:bidi="en_US"/>
         </w:rPr>
@@ -30485,6 +33098,20 @@
       </w:r>
       <w:r>
         <w:rPr>
+          <w:lang w:val="en_US" w:bidi="en_US"/>
+        </w:rPr>
+        <w:t>מַעְיַ֣ן גַּנִּ֔ים</w:t>
+      </w:r>
+    </w:p>
+    <w:p>
+      <w:pPr/>
+      <w:r>
+        <w:rPr>
+          <w:lang w:val="en_US" w:bidi="en_US"/>
+        </w:rPr>
+      </w:r>
+      <w:r>
+        <w:rPr>
           <w:b/>
           <w:lang w:val="en_US" w:bidi="en_US"/>
         </w:rPr>
@@ -30607,6 +33234,20 @@
       </w:r>
       <w:r>
         <w:rPr>
+          <w:lang w:val="en_US" w:bidi="en_US"/>
+        </w:rPr>
+        <w:t>מַ֣יִם חַיִּ֑ים</w:t>
+      </w:r>
+    </w:p>
+    <w:p>
+      <w:pPr/>
+      <w:r>
+        <w:rPr>
+          <w:lang w:val="en_US" w:bidi="en_US"/>
+        </w:rPr>
+      </w:r>
+      <w:r>
+        <w:rPr>
           <w:b/>
           <w:lang w:val="en_US" w:bidi="en_US"/>
         </w:rPr>
@@ -30703,6 +33344,20 @@
       </w:r>
       <w:r>
         <w:rPr>
+          <w:lang w:val="en_US" w:bidi="en_US"/>
+        </w:rPr>
+        <w:t>ע֤וּרִי צָפוֹן֙ וּ⁠ב֣וֹאִי תֵימָ֔ן הָפִ֥יחִי גַנִּ֖⁠י יִזְּל֣וּ בְשָׂמָ֑י⁠ו</w:t>
+      </w:r>
+    </w:p>
+    <w:p>
+      <w:pPr/>
+      <w:r>
+        <w:rPr>
+          <w:lang w:val="en_US" w:bidi="en_US"/>
+        </w:rPr>
+      </w:r>
+      <w:r>
+        <w:rPr>
           <w:b/>
           <w:lang w:val="en_US" w:bidi="en_US"/>
         </w:rPr>
@@ -30799,6 +33454,20 @@
       </w:r>
       <w:r>
         <w:rPr>
+          <w:lang w:val="en_US" w:bidi="en_US"/>
+        </w:rPr>
+        <w:t>וּ⁠ב֣וֹאִי &amp; יָבֹ֤א דוֹדִ⁠י֙</w:t>
+      </w:r>
+    </w:p>
+    <w:p>
+      <w:pPr/>
+      <w:r>
+        <w:rPr>
+          <w:lang w:val="en_US" w:bidi="en_US"/>
+        </w:rPr>
+      </w:r>
+      <w:r>
+        <w:rPr>
           <w:b/>
           <w:lang w:val="en_US" w:bidi="en_US"/>
         </w:rPr>
@@ -30908,6 +33577,20 @@
       </w:r>
       <w:r>
         <w:rPr>
+          <w:lang w:val="en_US" w:bidi="en_US"/>
+        </w:rPr>
+        <w:t>ע֤וּרִי צָפוֹן֙ וּ⁠ב֣וֹאִי תֵימָ֔ן הָפִ֥יחִי גַנִּ֖⁠י יִזְּל֣וּ בְשָׂמָ֑י⁠ו יָבֹ֤א דוֹדִ⁠י֙ לְ⁠גַנּ֔⁠וֹ וְ⁠יֹאכַ֖ל פְּרִ֥י מְגָדָֽי⁠ו</w:t>
+      </w:r>
+    </w:p>
+    <w:p>
+      <w:pPr/>
+      <w:r>
+        <w:rPr>
+          <w:lang w:val="en_US" w:bidi="en_US"/>
+        </w:rPr>
+      </w:r>
+      <w:r>
+        <w:rPr>
           <w:b/>
           <w:lang w:val="en_US" w:bidi="en_US"/>
         </w:rPr>
@@ -30927,7 +33610,7 @@
         </w:rPr>
         <w:t xml:space="preserve">Here, the woman continues the “garden” metaphor (that the man began in </w:t>
       </w:r>
-      <w:hyperlink r:id="rId38">
+      <w:hyperlink r:id="rId40">
         <w:r>
           <w:rPr>
             <w:lang w:val="en_US" w:bidi="en_US"/>
@@ -31023,7 +33706,7 @@
         </w:rPr>
         <w:t xml:space="preserve"> here the same way you did in </w:t>
       </w:r>
-      <w:hyperlink r:id="rId38">
+      <w:hyperlink r:id="rId40">
         <w:r>
           <w:rPr>
             <w:lang w:val="en_US" w:bidi="en_US"/>
@@ -31041,7 +33724,7 @@
         </w:rPr>
         <w:t xml:space="preserve"> because both uses refer to the woman’s body. In </w:t>
       </w:r>
-      <w:hyperlink r:id="rId43">
+      <w:hyperlink r:id="rId45">
         <w:r>
           <w:rPr>
             <w:lang w:val="en_US" w:bidi="en_US"/>
@@ -31072,7 +33755,7 @@
         </w:rPr>
         <w:t xml:space="preserve">. If you translated </w:t>
       </w:r>
-      <w:hyperlink r:id="rId40">
+      <w:hyperlink r:id="rId42">
         <w:r>
           <w:rPr>
             <w:lang w:val="en_US" w:bidi="en_US"/>
@@ -31167,6 +33850,20 @@
       </w:r>
       <w:r>
         <w:rPr>
+          <w:lang w:val="en_US" w:bidi="en_US"/>
+        </w:rPr>
+        <w:t>יִזְּל֣וּ בְשָׂמָ֑י⁠ו</w:t>
+      </w:r>
+    </w:p>
+    <w:p>
+      <w:pPr/>
+      <w:r>
+        <w:rPr>
+          <w:lang w:val="en_US" w:bidi="en_US"/>
+        </w:rPr>
+      </w:r>
+      <w:r>
+        <w:rPr>
           <w:b/>
           <w:lang w:val="en_US" w:bidi="en_US"/>
         </w:rPr>
@@ -31481,7 +34178,7 @@
         </w:rPr>
         <w:t xml:space="preserve">An alternate translation possibility for the word the ULT translates as “towers of” in </w:t>
       </w:r>
-      <w:hyperlink r:id="rId50">
+      <w:hyperlink r:id="rId52">
         <w:r>
           <w:rPr>
             <w:lang w:val="en_US" w:bidi="en_US"/>
@@ -31551,6 +34248,20 @@
       </w:r>
       <w:r>
         <w:rPr>
+          <w:lang w:val="en_US" w:bidi="en_US"/>
+        </w:rPr>
+        <w:t>בָּ֣אתִי לְ⁠גַנִּ⁠י֮ אֲחֹתִ֣⁠י כַלָּה֒ אָרִ֤יתִי מוֹרִ⁠י֙ עִם־בְּשָׂמִ֔⁠י אָכַ֤לְתִּי יַעְרִ⁠י֙ עִם־דִּבְשִׁ֔⁠י שָׁתִ֥יתִי יֵינִ֖⁠י עִם־חֲלָבִ֑⁠י</w:t>
+      </w:r>
+    </w:p>
+    <w:p>
+      <w:pPr/>
+      <w:r>
+        <w:rPr>
+          <w:lang w:val="en_US" w:bidi="en_US"/>
+        </w:rPr>
+      </w:r>
+      <w:r>
+        <w:rPr>
           <w:b/>
           <w:lang w:val="en_US" w:bidi="en_US"/>
         </w:rPr>
@@ -31570,7 +34281,7 @@
         </w:rPr>
         <w:t xml:space="preserve">Here, the man continues using the “garden” metaphor that he began in </w:t>
       </w:r>
-      <w:hyperlink r:id="rId38">
+      <w:hyperlink r:id="rId40">
         <w:r>
           <w:rPr>
             <w:lang w:val="en_US" w:bidi="en_US"/>
@@ -31640,7 +34351,7 @@
         </w:rPr>
         <w:t xml:space="preserve"> are all metaphors for the man enjoying the woman’s body. If you used similes to translate </w:t>
       </w:r>
-      <w:hyperlink r:id="rId51">
+      <w:hyperlink r:id="rId53">
         <w:r>
           <w:rPr>
             <w:lang w:val="en_US" w:bidi="en_US"/>
@@ -31722,6 +34433,20 @@
       </w:r>
       <w:r>
         <w:rPr>
+          <w:lang w:val="en_US" w:bidi="en_US"/>
+        </w:rPr>
+        <w:t>בָּ֣אתִי לְ⁠גַנִּ⁠י֮ אֲחֹתִ֣⁠י כַלָּה֒ אָרִ֤יתִי מוֹרִ⁠י֙ עִם־בְּשָׂמִ֔⁠י אָכַ֤לְתִּי יַעְרִ⁠י֙ עִם־דִּבְשִׁ֔⁠י שָׁתִ֥יתִי יֵינִ֖⁠י עִם־חֲלָבִ֑⁠י</w:t>
+      </w:r>
+    </w:p>
+    <w:p>
+      <w:pPr/>
+      <w:r>
+        <w:rPr>
+          <w:lang w:val="en_US" w:bidi="en_US"/>
+        </w:rPr>
+      </w:r>
+      <w:r>
+        <w:rPr>
           <w:b/>
           <w:lang w:val="en_US" w:bidi="en_US"/>
         </w:rPr>
@@ -31805,6 +34530,20 @@
       </w:r>
       <w:r>
         <w:rPr>
+          <w:lang w:val="en_US" w:bidi="en_US"/>
+        </w:rPr>
+        <w:t>בָּ֣אתִי</w:t>
+      </w:r>
+    </w:p>
+    <w:p>
+      <w:pPr/>
+      <w:r>
+        <w:rPr>
+          <w:lang w:val="en_US" w:bidi="en_US"/>
+        </w:rPr>
+      </w:r>
+      <w:r>
+        <w:rPr>
           <w:b/>
           <w:lang w:val="en_US" w:bidi="en_US"/>
         </w:rPr>
@@ -31901,6 +34640,20 @@
       </w:r>
       <w:r>
         <w:rPr>
+          <w:lang w:val="en_US" w:bidi="en_US"/>
+        </w:rPr>
+        <w:t>בָּ֣אתִי לְ⁠גַנִּ⁠י֮ אֲחֹתִ֣⁠י כַלָּה֒</w:t>
+      </w:r>
+    </w:p>
+    <w:p>
+      <w:pPr/>
+      <w:r>
+        <w:rPr>
+          <w:lang w:val="en_US" w:bidi="en_US"/>
+        </w:rPr>
+      </w:r>
+      <w:r>
+        <w:rPr>
           <w:b/>
           <w:lang w:val="en_US" w:bidi="en_US"/>
         </w:rPr>
@@ -32016,7 +34769,7 @@
         </w:rPr>
         <w:t xml:space="preserve"> in </w:t>
       </w:r>
-      <w:hyperlink r:id="rId46">
+      <w:hyperlink r:id="rId48">
         <w:r>
           <w:rPr>
             <w:lang w:val="en_US" w:bidi="en_US"/>
@@ -32098,6 +34851,20 @@
       </w:r>
       <w:r>
         <w:rPr>
+          <w:lang w:val="en_US" w:bidi="en_US"/>
+        </w:rPr>
+        <w:t>אִכְל֣וּ רֵעִ֔ים שְׁת֥וּ וְ⁠שִׁכְר֖וּ דּוֹדִֽים</w:t>
+      </w:r>
+    </w:p>
+    <w:p>
+      <w:pPr/>
+      <w:r>
+        <w:rPr>
+          <w:lang w:val="en_US" w:bidi="en_US"/>
+        </w:rPr>
+      </w:r>
+      <w:r>
+        <w:rPr>
           <w:b/>
           <w:lang w:val="en_US" w:bidi="en_US"/>
         </w:rPr>
@@ -32277,6 +35044,20 @@
       </w:r>
       <w:r>
         <w:rPr>
+          <w:lang w:val="en_US" w:bidi="en_US"/>
+        </w:rPr>
+        <w:t>אֲנִ֥י יְשֵׁנָ֖ה וְ⁠לִבִּ֣⁠י עֵ֑ר</w:t>
+      </w:r>
+    </w:p>
+    <w:p>
+      <w:pPr/>
+      <w:r>
+        <w:rPr>
+          <w:lang w:val="en_US" w:bidi="en_US"/>
+        </w:rPr>
+      </w:r>
+      <w:r>
+        <w:rPr>
           <w:b/>
           <w:lang w:val="en_US" w:bidi="en_US"/>
         </w:rPr>
@@ -32425,6 +35206,20 @@
       </w:r>
       <w:r>
         <w:rPr>
+          <w:lang w:val="en_US" w:bidi="en_US"/>
+        </w:rPr>
+        <w:t>ק֣וֹל ׀ דּוֹדִ֣⁠י דוֹפֵ֗ק</w:t>
+      </w:r>
+    </w:p>
+    <w:p>
+      <w:pPr/>
+      <w:r>
+        <w:rPr>
+          <w:lang w:val="en_US" w:bidi="en_US"/>
+        </w:rPr>
+      </w:r>
+      <w:r>
+        <w:rPr>
           <w:b/>
           <w:lang w:val="en_US" w:bidi="en_US"/>
         </w:rPr>
@@ -32488,6 +35283,20 @@
       </w:r>
       <w:r>
         <w:rPr>
+          <w:lang w:val="en_US" w:bidi="en_US"/>
+        </w:rPr>
+        <w:t>דּוֹדִ֣⁠י</w:t>
+      </w:r>
+    </w:p>
+    <w:p>
+      <w:pPr/>
+      <w:r>
+        <w:rPr>
+          <w:lang w:val="en_US" w:bidi="en_US"/>
+        </w:rPr>
+      </w:r>
+      <w:r>
+        <w:rPr>
           <w:b/>
           <w:lang w:val="en_US" w:bidi="en_US"/>
         </w:rPr>
@@ -32520,7 +35329,7 @@
         </w:rPr>
         <w:t xml:space="preserve"> in </w:t>
       </w:r>
-      <w:hyperlink r:id="rId20">
+      <w:hyperlink r:id="rId22">
         <w:r>
           <w:rPr>
             <w:lang w:val="en_US" w:bidi="en_US"/>
@@ -32614,7 +35423,7 @@
         </w:rPr>
         <w:t xml:space="preserve"> in </w:t>
       </w:r>
-      <w:hyperlink r:id="rId46">
+      <w:hyperlink r:id="rId48">
         <w:r>
           <w:rPr>
             <w:lang w:val="en_US" w:bidi="en_US"/>
@@ -32645,7 +35454,7 @@
         </w:rPr>
         <w:t xml:space="preserve"> in </w:t>
       </w:r>
-      <w:hyperlink r:id="rId19">
+      <w:hyperlink r:id="rId21">
         <w:r>
           <w:rPr>
             <w:lang w:val="en_US" w:bidi="en_US"/>
@@ -32759,7 +35568,7 @@
         </w:rPr>
         <w:t xml:space="preserve"> in </w:t>
       </w:r>
-      <w:hyperlink r:id="rId21">
+      <w:hyperlink r:id="rId23">
         <w:r>
           <w:rPr>
             <w:lang w:val="en_US" w:bidi="en_US"/>
@@ -33020,6 +35829,20 @@
       </w:r>
       <w:r>
         <w:rPr>
+          <w:lang w:val="en_US" w:bidi="en_US"/>
+        </w:rPr>
+        <w:t>פָּשַׁ֨טְתִּי֙ אֶת־כֻּתָּנְתִּ֔⁠י אֵיכָ֖כָה אֶלְבָּשֶׁ֑⁠נָּה רָחַ֥צְתִּי אֶת־רַגְלַ֖⁠י אֵיכָ֥כָה אֲטַנְּפֵֽ⁠ם</w:t>
+      </w:r>
+    </w:p>
+    <w:p>
+      <w:pPr/>
+      <w:r>
+        <w:rPr>
+          <w:lang w:val="en_US" w:bidi="en_US"/>
+        </w:rPr>
+      </w:r>
+      <w:r>
+        <w:rPr>
           <w:b/>
           <w:lang w:val="en_US" w:bidi="en_US"/>
         </w:rPr>
@@ -33103,6 +35926,20 @@
       </w:r>
       <w:r>
         <w:rPr>
+          <w:lang w:val="en_US" w:bidi="en_US"/>
+        </w:rPr>
+        <w:t>אֵיכָ֖כָה אֶלְבָּשֶׁ֑⁠נָּה רָחַ֥צְתִּי אֶת־רַגְלַ֖⁠י אֵיכָ֥כָה אֲטַנְּפֵֽ⁠ם</w:t>
+      </w:r>
+    </w:p>
+    <w:p>
+      <w:pPr/>
+      <w:r>
+        <w:rPr>
+          <w:lang w:val="en_US" w:bidi="en_US"/>
+        </w:rPr>
+      </w:r>
+      <w:r>
+        <w:rPr>
           <w:b/>
           <w:lang w:val="en_US" w:bidi="en_US"/>
         </w:rPr>
@@ -33218,7 +36055,7 @@
         </w:rPr>
         <w:t xml:space="preserve"> in </w:t>
       </w:r>
-      <w:hyperlink r:id="rId20">
+      <w:hyperlink r:id="rId22">
         <w:r>
           <w:rPr>
             <w:lang w:val="en_US" w:bidi="en_US"/>
@@ -33280,6 +36117,20 @@
       </w:r>
       <w:r>
         <w:rPr>
+          <w:lang w:val="en_US" w:bidi="en_US"/>
+        </w:rPr>
+        <w:t>וּ⁠מֵעַ֖⁠י הָמ֥וּ עָלָֽי⁠ו</w:t>
+      </w:r>
+    </w:p>
+    <w:p>
+      <w:pPr/>
+      <w:r>
+        <w:rPr>
+          <w:lang w:val="en_US" w:bidi="en_US"/>
+        </w:rPr>
+      </w:r>
+      <w:r>
+        <w:rPr>
           <w:b/>
           <w:lang w:val="en_US" w:bidi="en_US"/>
         </w:rPr>
@@ -33498,6 +36349,20 @@
       </w:r>
       <w:r>
         <w:rPr>
+          <w:lang w:val="en_US" w:bidi="en_US"/>
+        </w:rPr>
+        <w:t>וְ⁠יָדַ֣⁠י נָֽטְפוּ־מ֗וֹר וְ⁠אֶצְבְּעֹתַ⁠י֙ מ֣וֹר עֹבֵ֔ר</w:t>
+      </w:r>
+    </w:p>
+    <w:p>
+      <w:pPr/>
+      <w:r>
+        <w:rPr>
+          <w:lang w:val="en_US" w:bidi="en_US"/>
+        </w:rPr>
+      </w:r>
+      <w:r>
+        <w:rPr>
           <w:b/>
           <w:lang w:val="en_US" w:bidi="en_US"/>
         </w:rPr>
@@ -33620,6 +36485,20 @@
       </w:r>
       <w:r>
         <w:rPr>
+          <w:lang w:val="en_US" w:bidi="en_US"/>
+        </w:rPr>
+        <w:t>מ֣וֹר עֹבֵ֔ר</w:t>
+      </w:r>
+    </w:p>
+    <w:p>
+      <w:pPr/>
+      <w:r>
+        <w:rPr>
+          <w:lang w:val="en_US" w:bidi="en_US"/>
+        </w:rPr>
+      </w:r>
+      <w:r>
+        <w:rPr>
           <w:b/>
           <w:lang w:val="en_US" w:bidi="en_US"/>
         </w:rPr>
@@ -33831,7 +36710,7 @@
         </w:rPr>
         <w:t xml:space="preserve"> in </w:t>
       </w:r>
-      <w:hyperlink r:id="rId20">
+      <w:hyperlink r:id="rId22">
         <w:r>
           <w:rPr>
             <w:lang w:val="en_US" w:bidi="en_US"/>
@@ -33893,6 +36772,20 @@
       </w:r>
       <w:r>
         <w:rPr>
+          <w:lang w:val="en_US" w:bidi="en_US"/>
+        </w:rPr>
+        <w:t>עָבָ֑ר</w:t>
+      </w:r>
+    </w:p>
+    <w:p>
+      <w:pPr/>
+      <w:r>
+        <w:rPr>
+          <w:lang w:val="en_US" w:bidi="en_US"/>
+        </w:rPr>
+      </w:r>
+      <w:r>
+        <w:rPr>
           <w:b/>
           <w:lang w:val="en_US" w:bidi="en_US"/>
         </w:rPr>
@@ -33989,6 +36882,20 @@
       </w:r>
       <w:r>
         <w:rPr>
+          <w:lang w:val="en_US" w:bidi="en_US"/>
+        </w:rPr>
+        <w:t>נַפְשִׁ⁠י֙ יָֽצְאָ֣ה</w:t>
+      </w:r>
+    </w:p>
+    <w:p>
+      <w:pPr/>
+      <w:r>
+        <w:rPr>
+          <w:lang w:val="en_US" w:bidi="en_US"/>
+        </w:rPr>
+      </w:r>
+      <w:r>
+        <w:rPr>
           <w:b/>
           <w:lang w:val="en_US" w:bidi="en_US"/>
         </w:rPr>
@@ -34085,6 +36992,20 @@
       </w:r>
       <w:r>
         <w:rPr>
+          <w:lang w:val="en_US" w:bidi="en_US"/>
+        </w:rPr>
+        <w:t>נַפְשִׁ⁠י֙ יָֽצְאָ֣ה</w:t>
+      </w:r>
+    </w:p>
+    <w:p>
+      <w:pPr/>
+      <w:r>
+        <w:rPr>
+          <w:lang w:val="en_US" w:bidi="en_US"/>
+        </w:rPr>
+      </w:r>
+      <w:r>
+        <w:rPr>
           <w:b/>
           <w:lang w:val="en_US" w:bidi="en_US"/>
         </w:rPr>
@@ -34194,6 +37115,20 @@
       </w:r>
       <w:r>
         <w:rPr>
+          <w:lang w:val="en_US" w:bidi="en_US"/>
+        </w:rPr>
+        <w:t>בְ⁠דַבְּר֔⁠וֹ</w:t>
+      </w:r>
+    </w:p>
+    <w:p>
+      <w:pPr/>
+      <w:r>
+        <w:rPr>
+          <w:lang w:val="en_US" w:bidi="en_US"/>
+        </w:rPr>
+      </w:r>
+      <w:r>
+        <w:rPr>
           <w:b/>
           <w:lang w:val="en_US" w:bidi="en_US"/>
         </w:rPr>
@@ -34379,6 +37314,20 @@
       </w:r>
       <w:r>
         <w:rPr>
+          <w:lang w:val="en_US" w:bidi="en_US"/>
+        </w:rPr>
+        <w:t>מְצָאֻ֧⁠נִי הַ⁠שֹּׁמְרִ֛ים הַ⁠סֹּבְבִ֥ים בָּ⁠עִ֖יר</w:t>
+      </w:r>
+    </w:p>
+    <w:p>
+      <w:pPr/>
+      <w:r>
+        <w:rPr>
+          <w:lang w:val="en_US" w:bidi="en_US"/>
+        </w:rPr>
+      </w:r>
+      <w:r>
+        <w:rPr>
           <w:b/>
           <w:lang w:val="en_US" w:bidi="en_US"/>
         </w:rPr>
@@ -34411,7 +37360,7 @@
         </w:rPr>
         <w:t xml:space="preserve"> in </w:t>
       </w:r>
-      <w:hyperlink r:id="rId52">
+      <w:hyperlink r:id="rId54">
         <w:r>
           <w:rPr>
             <w:lang w:val="en_US" w:bidi="en_US"/>
@@ -34493,6 +37442,20 @@
       </w:r>
       <w:r>
         <w:rPr>
+          <w:lang w:val="en_US" w:bidi="en_US"/>
+        </w:rPr>
+        <w:t>הִכּ֣וּ⁠נִי פְצָע֑וּ⁠נִי נָשְׂא֤וּ אֶת־רְדִידִ⁠י֙ מֵֽ⁠עָלַ֔⁠י שֹׁמְרֵ֖י הַ⁠חֹמֽוֹת</w:t>
+      </w:r>
+    </w:p>
+    <w:p>
+      <w:pPr/>
+      <w:r>
+        <w:rPr>
+          <w:lang w:val="en_US" w:bidi="en_US"/>
+        </w:rPr>
+      </w:r>
+      <w:r>
+        <w:rPr>
           <w:b/>
           <w:lang w:val="en_US" w:bidi="en_US"/>
         </w:rPr>
@@ -34576,6 +37539,20 @@
       </w:r>
       <w:r>
         <w:rPr>
+          <w:lang w:val="en_US" w:bidi="en_US"/>
+        </w:rPr>
+        <w:t>הִכּ֣וּ⁠נִי פְצָע֑וּ⁠נִי</w:t>
+      </w:r>
+    </w:p>
+    <w:p>
+      <w:pPr/>
+      <w:r>
+        <w:rPr>
+          <w:lang w:val="en_US" w:bidi="en_US"/>
+        </w:rPr>
+      </w:r>
+      <w:r>
+        <w:rPr>
           <w:b/>
           <w:lang w:val="en_US" w:bidi="en_US"/>
         </w:rPr>
@@ -34685,6 +37662,20 @@
       </w:r>
       <w:r>
         <w:rPr>
+          <w:lang w:val="en_US" w:bidi="en_US"/>
+        </w:rPr>
+        <w:t>אֶת־רְדִידִ⁠י֙</w:t>
+      </w:r>
+    </w:p>
+    <w:p>
+      <w:pPr/>
+      <w:r>
+        <w:rPr>
+          <w:lang w:val="en_US" w:bidi="en_US"/>
+        </w:rPr>
+      </w:r>
+      <w:r>
+        <w:rPr>
           <w:b/>
           <w:lang w:val="en_US" w:bidi="en_US"/>
         </w:rPr>
@@ -34794,6 +37785,20 @@
       </w:r>
       <w:r>
         <w:rPr>
+          <w:lang w:val="en_US" w:bidi="en_US"/>
+        </w:rPr>
+        <w:t>שֹׁמְרֵ֖י הַ⁠חֹמֽוֹת</w:t>
+      </w:r>
+    </w:p>
+    <w:p>
+      <w:pPr/>
+      <w:r>
+        <w:rPr>
+          <w:lang w:val="en_US" w:bidi="en_US"/>
+        </w:rPr>
+      </w:r>
+      <w:r>
+        <w:rPr>
           <w:b/>
           <w:lang w:val="en_US" w:bidi="en_US"/>
         </w:rPr>
@@ -34935,7 +37940,7 @@
         </w:rPr>
         <w:t xml:space="preserve"> in </w:t>
       </w:r>
-      <w:hyperlink r:id="rId26">
+      <w:hyperlink r:id="rId28">
         <w:r>
           <w:rPr>
             <w:lang w:val="en_US" w:bidi="en_US"/>
@@ -35049,7 +38054,7 @@
         </w:rPr>
         <w:t xml:space="preserve"> in </w:t>
       </w:r>
-      <w:hyperlink r:id="rId53">
+      <w:hyperlink r:id="rId55">
         <w:r>
           <w:rPr>
             <w:lang w:val="en_US" w:bidi="en_US"/>
@@ -35125,6 +38130,20 @@
       </w:r>
       <w:r>
         <w:rPr>
+          <w:lang w:val="en_US" w:bidi="en_US"/>
+        </w:rPr>
+        <w:t>שֶׁ⁠חוֹלַ֥ת אַהֲבָ֖ה אָֽנִי</w:t>
+      </w:r>
+    </w:p>
+    <w:p>
+      <w:pPr/>
+      <w:r>
+        <w:rPr>
+          <w:lang w:val="en_US" w:bidi="en_US"/>
+        </w:rPr>
+      </w:r>
+      <w:r>
+        <w:rPr>
           <w:b/>
           <w:lang w:val="en_US" w:bidi="en_US"/>
         </w:rPr>
@@ -35208,6 +38227,20 @@
       </w:r>
       <w:r>
         <w:rPr>
+          <w:lang w:val="en_US" w:bidi="en_US"/>
+        </w:rPr>
+        <w:t>מַה־דּוֹדֵ֣⁠ךְ מִ⁠דּ֔וֹד הַ⁠יָּפָ֖ה בַּ⁠נָּשִׁ֑ים מַה־דּוֹדֵ֣⁠ךְ מִ⁠דּ֔וֹד שֶׁ⁠כָּ֖כָה הִשְׁבַּעְתָּֽ⁠נוּ</w:t>
+      </w:r>
+    </w:p>
+    <w:p>
+      <w:pPr/>
+      <w:r>
+        <w:rPr>
+          <w:lang w:val="en_US" w:bidi="en_US"/>
+        </w:rPr>
+      </w:r>
+      <w:r>
+        <w:rPr>
           <w:b/>
           <w:lang w:val="en_US" w:bidi="en_US"/>
         </w:rPr>
@@ -35304,6 +38337,20 @@
       </w:r>
       <w:r>
         <w:rPr>
+          <w:lang w:val="en_US" w:bidi="en_US"/>
+        </w:rPr>
+        <w:t>מַה־דּוֹדֵ֣⁠ךְ מִ⁠דּ֔וֹד</w:t>
+      </w:r>
+    </w:p>
+    <w:p>
+      <w:pPr/>
+      <w:r>
+        <w:rPr>
+          <w:lang w:val="en_US" w:bidi="en_US"/>
+        </w:rPr>
+      </w:r>
+      <w:r>
+        <w:rPr>
           <w:b/>
           <w:lang w:val="en_US" w:bidi="en_US"/>
         </w:rPr>
@@ -35367,6 +38414,20 @@
       </w:r>
       <w:r>
         <w:rPr>
+          <w:lang w:val="en_US" w:bidi="en_US"/>
+        </w:rPr>
+        <w:t>מַה־דּוֹדֵ֣⁠ךְ מִ⁠דּ֔וֹד הַ⁠יָּפָ֖ה בַּ⁠נָּשִׁ֑ים</w:t>
+      </w:r>
+    </w:p>
+    <w:p>
+      <w:pPr/>
+      <w:r>
+        <w:rPr>
+          <w:lang w:val="en_US" w:bidi="en_US"/>
+        </w:rPr>
+      </w:r>
+      <w:r>
+        <w:rPr>
           <w:b/>
           <w:lang w:val="en_US" w:bidi="en_US"/>
         </w:rPr>
@@ -35482,7 +38543,7 @@
         </w:rPr>
         <w:t xml:space="preserve"> in </w:t>
       </w:r>
-      <w:hyperlink r:id="rId54">
+      <w:hyperlink r:id="rId56">
         <w:r>
           <w:rPr>
             <w:lang w:val="en_US" w:bidi="en_US"/>
@@ -35544,6 +38605,20 @@
       </w:r>
       <w:r>
         <w:rPr>
+          <w:lang w:val="en_US" w:bidi="en_US"/>
+        </w:rPr>
+        <w:t>שֶׁ⁠כָּ֖כָה הִשְׁבַּעְתָּֽ⁠נוּ</w:t>
+      </w:r>
+    </w:p>
+    <w:p>
+      <w:pPr/>
+      <w:r>
+        <w:rPr>
+          <w:lang w:val="en_US" w:bidi="en_US"/>
+        </w:rPr>
+      </w:r>
+      <w:r>
+        <w:rPr>
           <w:b/>
           <w:lang w:val="en_US" w:bidi="en_US"/>
         </w:rPr>
@@ -35607,6 +38682,20 @@
       </w:r>
       <w:r>
         <w:rPr>
+          <w:lang w:val="en_US" w:bidi="en_US"/>
+        </w:rPr>
+        <w:t>הִשְׁבַּעְתָּֽ⁠נוּ</w:t>
+      </w:r>
+    </w:p>
+    <w:p>
+      <w:pPr/>
+      <w:r>
+        <w:rPr>
+          <w:lang w:val="en_US" w:bidi="en_US"/>
+        </w:rPr>
+      </w:r>
+      <w:r>
+        <w:rPr>
           <w:b/>
           <w:lang w:val="en_US" w:bidi="en_US"/>
         </w:rPr>
@@ -35812,6 +38901,20 @@
       </w:r>
       <w:r>
         <w:rPr>
+          <w:lang w:val="en_US" w:bidi="en_US"/>
+        </w:rPr>
+        <w:t>דָּג֖וּל מֵ⁠רְבָבָֽה</w:t>
+      </w:r>
+    </w:p>
+    <w:p>
+      <w:pPr/>
+      <w:r>
+        <w:rPr>
+          <w:lang w:val="en_US" w:bidi="en_US"/>
+        </w:rPr>
+      </w:r>
+      <w:r>
+        <w:rPr>
           <w:b/>
           <w:lang w:val="en_US" w:bidi="en_US"/>
         </w:rPr>
@@ -36095,6 +39198,20 @@
       </w:r>
       <w:r>
         <w:rPr>
+          <w:lang w:val="en_US" w:bidi="en_US"/>
+        </w:rPr>
+        <w:t>שְׁחֹר֖וֹת כָּ⁠עוֹרֵֽב</w:t>
+      </w:r>
+    </w:p>
+    <w:p>
+      <w:pPr/>
+      <w:r>
+        <w:rPr>
+          <w:lang w:val="en_US" w:bidi="en_US"/>
+        </w:rPr>
+      </w:r>
+      <w:r>
+        <w:rPr>
           <w:b/>
           <w:lang w:val="en_US" w:bidi="en_US"/>
         </w:rPr>
@@ -36332,7 +39449,7 @@
         </w:rPr>
         <w:t xml:space="preserve">In </w:t>
       </w:r>
-      <w:hyperlink r:id="rId25">
+      <w:hyperlink r:id="rId27">
         <w:r>
           <w:rPr>
             <w:lang w:val="en_US" w:bidi="en_US"/>
@@ -36531,6 +39648,20 @@
       </w:r>
       <w:r>
         <w:rPr>
+          <w:lang w:val="en_US" w:bidi="en_US"/>
+        </w:rPr>
+        <w:t>עֵינָ֕י⁠ו כְּ⁠יוֹנִ֖ים עַל־אֲפִ֣יקֵי מָ֑יִם רֹֽחֲצוֹת֙ בֶּֽ⁠חָלָ֔ב יֹשְׁב֖וֹת עַל־מִלֵּֽאת</w:t>
+      </w:r>
+    </w:p>
+    <w:p>
+      <w:pPr/>
+      <w:r>
+        <w:rPr>
+          <w:lang w:val="en_US" w:bidi="en_US"/>
+        </w:rPr>
+      </w:r>
+      <w:r>
+        <w:rPr>
           <w:b/>
           <w:lang w:val="en_US" w:bidi="en_US"/>
         </w:rPr>
@@ -36814,6 +39945,20 @@
       </w:r>
       <w:r>
         <w:rPr>
+          <w:lang w:val="en_US" w:bidi="en_US"/>
+        </w:rPr>
+        <w:t>כַּ⁠עֲרוּגַ֣ת הַ⁠בֹּ֔שֶׂם</w:t>
+      </w:r>
+    </w:p>
+    <w:p>
+      <w:pPr/>
+      <w:r>
+        <w:rPr>
+          <w:lang w:val="en_US" w:bidi="en_US"/>
+        </w:rPr>
+      </w:r>
+      <w:r>
+        <w:rPr>
           <w:b/>
           <w:lang w:val="en_US" w:bidi="en_US"/>
         </w:rPr>
@@ -36910,6 +40055,20 @@
       </w:r>
       <w:r>
         <w:rPr>
+          <w:lang w:val="en_US" w:bidi="en_US"/>
+        </w:rPr>
+        <w:t>מִגְדְּל֖וֹת</w:t>
+      </w:r>
+    </w:p>
+    <w:p>
+      <w:pPr/>
+      <w:r>
+        <w:rPr>
+          <w:lang w:val="en_US" w:bidi="en_US"/>
+        </w:rPr>
+      </w:r>
+      <w:r>
+        <w:rPr>
           <w:b/>
           <w:lang w:val="en_US" w:bidi="en_US"/>
         </w:rPr>
@@ -36986,6 +40145,20 @@
       </w:r>
       <w:r>
         <w:rPr>
+          <w:lang w:val="en_US" w:bidi="en_US"/>
+        </w:rPr>
+        <w:t>מִגְדְּל֖וֹת מֶרְקָחִ֑ים</w:t>
+      </w:r>
+    </w:p>
+    <w:p>
+      <w:pPr/>
+      <w:r>
+        <w:rPr>
+          <w:lang w:val="en_US" w:bidi="en_US"/>
+        </w:rPr>
+      </w:r>
+      <w:r>
+        <w:rPr>
           <w:b/>
           <w:lang w:val="en_US" w:bidi="en_US"/>
         </w:rPr>
@@ -37288,7 +40461,7 @@
         </w:rPr>
         <w:t xml:space="preserve"> in </w:t>
       </w:r>
-      <w:hyperlink r:id="rId55">
+      <w:hyperlink r:id="rId57">
         <w:r>
           <w:rPr>
             <w:lang w:val="en_US" w:bidi="en_US"/>
@@ -37402,7 +40575,7 @@
         </w:rPr>
         <w:t xml:space="preserve"> in </w:t>
       </w:r>
-      <w:hyperlink r:id="rId56">
+      <w:hyperlink r:id="rId58">
         <w:r>
           <w:rPr>
             <w:lang w:val="en_US" w:bidi="en_US"/>
@@ -37484,6 +40657,20 @@
       </w:r>
       <w:r>
         <w:rPr>
+          <w:lang w:val="en_US" w:bidi="en_US"/>
+        </w:rPr>
+        <w:t>יָדָי⁠ו֙ גְּלִילֵ֣י זָהָ֔ב מְמֻלָּאִ֖ים בַּ⁠תַּרְשִׁ֑ישׁ</w:t>
+      </w:r>
+    </w:p>
+    <w:p>
+      <w:pPr/>
+      <w:r>
+        <w:rPr>
+          <w:lang w:val="en_US" w:bidi="en_US"/>
+        </w:rPr>
+      </w:r>
+      <w:r>
+        <w:rPr>
           <w:b/>
           <w:lang w:val="en_US" w:bidi="en_US"/>
         </w:rPr>
@@ -37632,6 +40819,20 @@
       </w:r>
       <w:r>
         <w:rPr>
+          <w:lang w:val="en_US" w:bidi="en_US"/>
+        </w:rPr>
+        <w:t>יָדָי⁠ו֙</w:t>
+      </w:r>
+    </w:p>
+    <w:p>
+      <w:pPr/>
+      <w:r>
+        <w:rPr>
+          <w:lang w:val="en_US" w:bidi="en_US"/>
+        </w:rPr>
+      </w:r>
+      <w:r>
+        <w:rPr>
           <w:b/>
           <w:lang w:val="en_US" w:bidi="en_US"/>
         </w:rPr>
@@ -37721,6 +40922,20 @@
       </w:r>
       <w:r>
         <w:rPr>
+          <w:lang w:val="en_US" w:bidi="en_US"/>
+        </w:rPr>
+        <w:t>בַּ⁠תַּרְשִׁ֑ישׁ</w:t>
+      </w:r>
+    </w:p>
+    <w:p>
+      <w:pPr/>
+      <w:r>
+        <w:rPr>
+          <w:lang w:val="en_US" w:bidi="en_US"/>
+        </w:rPr>
+      </w:r>
+      <w:r>
+        <w:rPr>
           <w:b/>
           <w:lang w:val="en_US" w:bidi="en_US"/>
         </w:rPr>
@@ -38024,6 +41239,20 @@
       </w:r>
       <w:r>
         <w:rPr>
+          <w:lang w:val="en_US" w:bidi="en_US"/>
+        </w:rPr>
+        <w:t>מֵעָי⁠ו֙</w:t>
+      </w:r>
+    </w:p>
+    <w:p>
+      <w:pPr/>
+      <w:r>
+        <w:rPr>
+          <w:lang w:val="en_US" w:bidi="en_US"/>
+        </w:rPr>
+      </w:r>
+      <w:r>
+        <w:rPr>
           <w:b/>
           <w:lang w:val="en_US" w:bidi="en_US"/>
         </w:rPr>
@@ -38087,6 +41316,20 @@
       </w:r>
       <w:r>
         <w:rPr>
+          <w:lang w:val="en_US" w:bidi="en_US"/>
+        </w:rPr>
+        <w:t>שֵׁ֔ן</w:t>
+      </w:r>
+    </w:p>
+    <w:p>
+      <w:pPr/>
+      <w:r>
+        <w:rPr>
+          <w:lang w:val="en_US" w:bidi="en_US"/>
+        </w:rPr>
+      </w:r>
+      <w:r>
+        <w:rPr>
           <w:b/>
           <w:lang w:val="en_US" w:bidi="en_US"/>
         </w:rPr>
@@ -38209,6 +41452,20 @@
       </w:r>
       <w:r>
         <w:rPr>
+          <w:lang w:val="en_US" w:bidi="en_US"/>
+        </w:rPr>
+        <w:t>סַפִּירִֽים</w:t>
+      </w:r>
+    </w:p>
+    <w:p>
+      <w:pPr/>
+      <w:r>
+        <w:rPr>
+          <w:lang w:val="en_US" w:bidi="en_US"/>
+        </w:rPr>
+      </w:r>
+      <w:r>
+        <w:rPr>
           <w:b/>
           <w:lang w:val="en_US" w:bidi="en_US"/>
         </w:rPr>
@@ -38421,6 +41678,20 @@
       </w:r>
       <w:r>
         <w:rPr>
+          <w:lang w:val="en_US" w:bidi="en_US"/>
+        </w:rPr>
+        <w:t>שׁוֹקָי⁠ו֙</w:t>
+      </w:r>
+    </w:p>
+    <w:p>
+      <w:pPr/>
+      <w:r>
+        <w:rPr>
+          <w:lang w:val="en_US" w:bidi="en_US"/>
+        </w:rPr>
+      </w:r>
+      <w:r>
+        <w:rPr>
           <w:b/>
           <w:lang w:val="en_US" w:bidi="en_US"/>
         </w:rPr>
@@ -38833,6 +42104,20 @@
       </w:r>
       <w:r>
         <w:rPr>
+          <w:lang w:val="en_US" w:bidi="en_US"/>
+        </w:rPr>
+        <w:t>חִכּ⁠וֹ֙ מַֽמְתַקִּ֔ים</w:t>
+      </w:r>
+    </w:p>
+    <w:p>
+      <w:pPr/>
+      <w:r>
+        <w:rPr>
+          <w:lang w:val="en_US" w:bidi="en_US"/>
+        </w:rPr>
+      </w:r>
+      <w:r>
+        <w:rPr>
           <w:b/>
           <w:lang w:val="en_US" w:bidi="en_US"/>
         </w:rPr>
@@ -38929,6 +42214,20 @@
       </w:r>
       <w:r>
         <w:rPr>
+          <w:lang w:val="en_US" w:bidi="en_US"/>
+        </w:rPr>
+        <w:t>וְ⁠כֻלּ֖⁠וֹ מַחֲמַדִּ֑ים</w:t>
+      </w:r>
+    </w:p>
+    <w:p>
+      <w:pPr/>
+      <w:r>
+        <w:rPr>
+          <w:lang w:val="en_US" w:bidi="en_US"/>
+        </w:rPr>
+      </w:r>
+      <w:r>
+        <w:rPr>
           <w:b/>
           <w:lang w:val="en_US" w:bidi="en_US"/>
         </w:rPr>
@@ -39024,7 +42323,7 @@
         </w:rPr>
         <w:t xml:space="preserve"> in </w:t>
       </w:r>
-      <w:hyperlink r:id="rId18">
+      <w:hyperlink r:id="rId20">
         <w:r>
           <w:rPr>
             <w:lang w:val="en_US" w:bidi="en_US"/>
@@ -39280,6 +42579,20 @@
       </w:r>
       <w:r>
         <w:rPr>
+          <w:lang w:val="en_US" w:bidi="en_US"/>
+        </w:rPr>
+        <w:t>אָ֚נָה הָלַ֣ךְ דּוֹדֵ֔⁠ךְ הַ⁠יָּפָ֖ה בַּ⁠נָּשִׁ֑ים אָ֚נָה פָּנָ֣ה דוֹדֵ֔⁠ךְ וּ⁠נְבַקְשֶׁ֖⁠נּוּ עִמָּֽ⁠ךְ</w:t>
+      </w:r>
+    </w:p>
+    <w:p>
+      <w:pPr/>
+      <w:r>
+        <w:rPr>
+          <w:lang w:val="en_US" w:bidi="en_US"/>
+        </w:rPr>
+      </w:r>
+      <w:r>
+        <w:rPr>
           <w:b/>
           <w:lang w:val="en_US" w:bidi="en_US"/>
         </w:rPr>
@@ -39389,6 +42702,20 @@
       </w:r>
       <w:r>
         <w:rPr>
+          <w:lang w:val="en_US" w:bidi="en_US"/>
+        </w:rPr>
+        <w:t>אָ֚נָה הָלַ֣ךְ דּוֹדֵ֔⁠ךְ &amp; אָ֚נָה פָּנָ֣ה דוֹדֵ֔⁠ךְ</w:t>
+      </w:r>
+    </w:p>
+    <w:p>
+      <w:pPr/>
+      <w:r>
+        <w:rPr>
+          <w:lang w:val="en_US" w:bidi="en_US"/>
+        </w:rPr>
+      </w:r>
+      <w:r>
+        <w:rPr>
           <w:b/>
           <w:lang w:val="en_US" w:bidi="en_US"/>
         </w:rPr>
@@ -39484,7 +42811,7 @@
         </w:rPr>
         <w:t xml:space="preserve"> in </w:t>
       </w:r>
-      <w:hyperlink r:id="rId54">
+      <w:hyperlink r:id="rId56">
         <w:r>
           <w:rPr>
             <w:lang w:val="en_US" w:bidi="en_US"/>
@@ -39546,6 +42873,20 @@
       </w:r>
       <w:r>
         <w:rPr>
+          <w:lang w:val="en_US" w:bidi="en_US"/>
+        </w:rPr>
+        <w:t>אָ֚נָה פָּנָ֣ה דוֹדֵ֔⁠ךְ</w:t>
+      </w:r>
+    </w:p>
+    <w:p>
+      <w:pPr/>
+      <w:r>
+        <w:rPr>
+          <w:lang w:val="en_US" w:bidi="en_US"/>
+        </w:rPr>
+      </w:r>
+      <w:r>
+        <w:rPr>
           <w:b/>
           <w:lang w:val="en_US" w:bidi="en_US"/>
         </w:rPr>
@@ -39609,6 +42950,20 @@
       </w:r>
       <w:r>
         <w:rPr>
+          <w:lang w:val="en_US" w:bidi="en_US"/>
+        </w:rPr>
+        <w:t>וּ⁠נְבַקְשֶׁ֖⁠נּוּ עִמָּֽ⁠ךְ</w:t>
+      </w:r>
+    </w:p>
+    <w:p>
+      <w:pPr/>
+      <w:r>
+        <w:rPr>
+          <w:lang w:val="en_US" w:bidi="en_US"/>
+        </w:rPr>
+      </w:r>
+      <w:r>
+        <w:rPr>
           <w:b/>
           <w:lang w:val="en_US" w:bidi="en_US"/>
         </w:rPr>
@@ -39692,6 +43047,20 @@
       </w:r>
       <w:r>
         <w:rPr>
+          <w:lang w:val="en_US" w:bidi="en_US"/>
+        </w:rPr>
+        <w:t>דּוֹדִ⁠י֙ יָרַ֣ד לְ⁠גַנּ֔⁠וֹ לַ⁠עֲרוּג֖וֹת הַ⁠בֹּ֑שֶׂם לִ⁠רְעוֹת֙ בַּ⁠גַּנִּ֔ים וְ⁠לִ⁠לְקֹ֖ט שֽׁוֹשַׁנִּֽים</w:t>
+      </w:r>
+    </w:p>
+    <w:p>
+      <w:pPr/>
+      <w:r>
+        <w:rPr>
+          <w:lang w:val="en_US" w:bidi="en_US"/>
+        </w:rPr>
+      </w:r>
+      <w:r>
+        <w:rPr>
           <w:b/>
           <w:lang w:val="en_US" w:bidi="en_US"/>
         </w:rPr>
@@ -39737,7 +43106,7 @@
         </w:rPr>
         <w:t xml:space="preserve"> both refer to the woman’s body. The woman resumes the “garden” metaphor that was used in </w:t>
       </w:r>
-      <w:hyperlink r:id="rId39">
+      <w:hyperlink r:id="rId41">
         <w:r>
           <w:rPr>
             <w:lang w:val="en_US" w:bidi="en_US"/>
@@ -39794,7 +43163,7 @@
         </w:rPr>
         <w:t xml:space="preserve"> are both metaphors for the man enjoying the woman’s body. If you used similes to translate </w:t>
       </w:r>
-      <w:hyperlink r:id="rId39">
+      <w:hyperlink r:id="rId41">
         <w:r>
           <w:rPr>
             <w:lang w:val="en_US" w:bidi="en_US"/>
@@ -39876,6 +43245,20 @@
       </w:r>
       <w:r>
         <w:rPr>
+          <w:lang w:val="en_US" w:bidi="en_US"/>
+        </w:rPr>
+        <w:t>דּוֹדִ⁠י֙ יָרַ֣ד לְ⁠גַנּ֔⁠וֹ לַ⁠עֲרוּג֖וֹת הַ⁠בֹּ֑שֶׂם</w:t>
+      </w:r>
+    </w:p>
+    <w:p>
+      <w:pPr/>
+      <w:r>
+        <w:rPr>
+          <w:lang w:val="en_US" w:bidi="en_US"/>
+        </w:rPr>
+      </w:r>
+      <w:r>
+        <w:rPr>
           <w:b/>
           <w:lang w:val="en_US" w:bidi="en_US"/>
         </w:rPr>
@@ -40011,6 +43394,20 @@
       </w:r>
       <w:r>
         <w:rPr>
+          <w:lang w:val="en_US" w:bidi="en_US"/>
+        </w:rPr>
+        <w:t>יָרַ֣ד</w:t>
+      </w:r>
+    </w:p>
+    <w:p>
+      <w:pPr/>
+      <w:r>
+        <w:rPr>
+          <w:lang w:val="en_US" w:bidi="en_US"/>
+        </w:rPr>
+      </w:r>
+      <w:r>
+        <w:rPr>
           <w:b/>
           <w:lang w:val="en_US" w:bidi="en_US"/>
         </w:rPr>
@@ -40139,7 +43536,7 @@
         </w:rPr>
         <w:t xml:space="preserve"> in </w:t>
       </w:r>
-      <w:hyperlink r:id="rId50">
+      <w:hyperlink r:id="rId52">
         <w:r>
           <w:rPr>
             <w:lang w:val="en_US" w:bidi="en_US"/>
@@ -40323,6 +43720,20 @@
       </w:r>
       <w:r>
         <w:rPr>
+          <w:lang w:val="en_US" w:bidi="en_US"/>
+        </w:rPr>
+        <w:t>אֲנִ֤י לְ⁠דוֹדִ⁠י֙ וְ⁠דוֹדִ֣⁠י לִ֔⁠י</w:t>
+      </w:r>
+    </w:p>
+    <w:p>
+      <w:pPr/>
+      <w:r>
+        <w:rPr>
+          <w:lang w:val="en_US" w:bidi="en_US"/>
+        </w:rPr>
+      </w:r>
+      <w:r>
+        <w:rPr>
           <w:b/>
           <w:lang w:val="en_US" w:bidi="en_US"/>
         </w:rPr>
@@ -40342,7 +43753,7 @@
         </w:rPr>
         <w:t xml:space="preserve">See how you translated the similar phrase “My beloved belongs to me and I belong to him” in </w:t>
       </w:r>
-      <w:hyperlink r:id="rId55">
+      <w:hyperlink r:id="rId57">
         <w:r>
           <w:rPr>
             <w:lang w:val="en_US" w:bidi="en_US"/>
@@ -40404,6 +43815,20 @@
       </w:r>
       <w:r>
         <w:rPr>
+          <w:lang w:val="en_US" w:bidi="en_US"/>
+        </w:rPr>
+        <w:t>הָ⁠רֹעֶ֖ה בַּ⁠שׁוֹשַׁנִּֽים</w:t>
+      </w:r>
+    </w:p>
+    <w:p>
+      <w:pPr/>
+      <w:r>
+        <w:rPr>
+          <w:lang w:val="en_US" w:bidi="en_US"/>
+        </w:rPr>
+      </w:r>
+      <w:r>
+        <w:rPr>
           <w:b/>
           <w:lang w:val="en_US" w:bidi="en_US"/>
         </w:rPr>
@@ -40423,7 +43848,7 @@
         </w:rPr>
         <w:t xml:space="preserve">See how you translated the similar phrase “the man grazing among the lilies” in </w:t>
       </w:r>
-      <w:hyperlink r:id="rId55">
+      <w:hyperlink r:id="rId57">
         <w:r>
           <w:rPr>
             <w:lang w:val="en_US" w:bidi="en_US"/>
@@ -40505,6 +43930,20 @@
       </w:r>
       <w:r>
         <w:rPr>
+          <w:lang w:val="en_US" w:bidi="en_US"/>
+        </w:rPr>
+        <w:t>יָפָ֨ה אַ֤תְּ רַעְיָתִ⁠י֙ כְּ⁠תִרְצָ֔ה נָאוָ֖ה כִּ⁠ירוּשָׁלִָ֑ם</w:t>
+      </w:r>
+    </w:p>
+    <w:p>
+      <w:pPr/>
+      <w:r>
+        <w:rPr>
+          <w:lang w:val="en_US" w:bidi="en_US"/>
+        </w:rPr>
+      </w:r>
+      <w:r>
+        <w:rPr>
           <w:b/>
           <w:lang w:val="en_US" w:bidi="en_US"/>
         </w:rPr>
@@ -40659,7 +44098,7 @@
         </w:rPr>
         <w:t xml:space="preserve">See how you translated the phrase “you are beautiful, my darling” in </w:t>
       </w:r>
-      <w:hyperlink r:id="rId25">
+      <w:hyperlink r:id="rId27">
         <w:r>
           <w:rPr>
             <w:lang w:val="en_US" w:bidi="en_US"/>
@@ -40721,6 +44160,20 @@
       </w:r>
       <w:r>
         <w:rPr>
+          <w:lang w:val="en_US" w:bidi="en_US"/>
+        </w:rPr>
+        <w:t>יָפָ֨ה אַ֤תְּ רַעְיָתִ⁠י֙ כְּ⁠תִרְצָ֔ה</w:t>
+      </w:r>
+    </w:p>
+    <w:p>
+      <w:pPr/>
+      <w:r>
+        <w:rPr>
+          <w:lang w:val="en_US" w:bidi="en_US"/>
+        </w:rPr>
+      </w:r>
+      <w:r>
+        <w:rPr>
           <w:b/>
           <w:lang w:val="en_US" w:bidi="en_US"/>
         </w:rPr>
@@ -40804,6 +44257,20 @@
       </w:r>
       <w:r>
         <w:rPr>
+          <w:lang w:val="en_US" w:bidi="en_US"/>
+        </w:rPr>
+        <w:t>נָאוָ֖ה כִּ⁠ירוּשָׁלִָ֑ם אֲיֻמָּ֖ה כַּ⁠נִּדְגָּלֽוֹת</w:t>
+      </w:r>
+    </w:p>
+    <w:p>
+      <w:pPr/>
+      <w:r>
+        <w:rPr>
+          <w:lang w:val="en_US" w:bidi="en_US"/>
+        </w:rPr>
+      </w:r>
+      <w:r>
+        <w:rPr>
           <w:b/>
           <w:lang w:val="en_US" w:bidi="en_US"/>
         </w:rPr>
@@ -40887,6 +44354,20 @@
       </w:r>
       <w:r>
         <w:rPr>
+          <w:lang w:val="en_US" w:bidi="en_US"/>
+        </w:rPr>
+        <w:t>אֲיֻמָּ֖ה כַּ⁠נִּדְגָּלֽוֹת</w:t>
+      </w:r>
+    </w:p>
+    <w:p>
+      <w:pPr/>
+      <w:r>
+        <w:rPr>
+          <w:lang w:val="en_US" w:bidi="en_US"/>
+        </w:rPr>
+      </w:r>
+      <w:r>
+        <w:rPr>
           <w:b/>
           <w:lang w:val="en_US" w:bidi="en_US"/>
         </w:rPr>
@@ -41015,7 +44496,7 @@
         </w:rPr>
         <w:t xml:space="preserve"> in </w:t>
       </w:r>
-      <w:hyperlink r:id="rId57">
+      <w:hyperlink r:id="rId59">
         <w:r>
           <w:rPr>
             <w:lang w:val="en_US" w:bidi="en_US"/>
@@ -41097,6 +44578,20 @@
       </w:r>
       <w:r>
         <w:rPr>
+          <w:lang w:val="en_US" w:bidi="en_US"/>
+        </w:rPr>
+        <w:t>שַׂעְרֵ⁠ךְ֙ כְּ⁠עֵ֣דֶר הָֽ⁠עִזִּ֔ים שֶׁ⁠גָּלְשׁ֖וּ מִן־הַ⁠גִּלְעָֽד</w:t>
+      </w:r>
+    </w:p>
+    <w:p>
+      <w:pPr/>
+      <w:r>
+        <w:rPr>
+          <w:lang w:val="en_US" w:bidi="en_US"/>
+        </w:rPr>
+      </w:r>
+      <w:r>
+        <w:rPr>
           <w:b/>
           <w:lang w:val="en_US" w:bidi="en_US"/>
         </w:rPr>
@@ -41116,7 +44611,7 @@
         </w:rPr>
         <w:t xml:space="preserve">See how you translated the similar sentence “Your hair is like a flock of goats that hop down from the slopes of Gilead” in </w:t>
       </w:r>
-      <w:hyperlink r:id="rId44">
+      <w:hyperlink r:id="rId46">
         <w:r>
           <w:rPr>
             <w:lang w:val="en_US" w:bidi="en_US"/>
@@ -41217,7 +44712,7 @@
         </w:rPr>
         <w:t xml:space="preserve">See how you translated the almost identical verse in </w:t>
       </w:r>
-      <w:hyperlink r:id="rId58">
+      <w:hyperlink r:id="rId60">
         <w:r>
           <w:rPr>
             <w:lang w:val="en_US" w:bidi="en_US"/>
@@ -41312,6 +44807,20 @@
       </w:r>
       <w:r>
         <w:rPr>
+          <w:lang w:val="en_US" w:bidi="en_US"/>
+        </w:rPr>
+        <w:t>הָֽ⁠רְחֵלִ֔ים</w:t>
+      </w:r>
+    </w:p>
+    <w:p>
+      <w:pPr/>
+      <w:r>
+        <w:rPr>
+          <w:lang w:val="en_US" w:bidi="en_US"/>
+        </w:rPr>
+      </w:r>
+      <w:r>
+        <w:rPr>
           <w:b/>
           <w:lang w:val="en_US" w:bidi="en_US"/>
         </w:rPr>
@@ -41440,7 +44949,7 @@
         </w:rPr>
         <w:t xml:space="preserve">See how you translated </w:t>
       </w:r>
-      <w:hyperlink r:id="rId59">
+      <w:hyperlink r:id="rId61">
         <w:r>
           <w:rPr>
             <w:lang w:val="en_US" w:bidi="en_US"/>
@@ -41522,6 +45031,20 @@
       </w:r>
       <w:r>
         <w:rPr>
+          <w:lang w:val="en_US" w:bidi="en_US"/>
+        </w:rPr>
+        <w:t>שִׁשִּׁ֥ים הֵ֨מָּה֙ מְּלָכ֔וֹת</w:t>
+      </w:r>
+    </w:p>
+    <w:p>
+      <w:pPr/>
+      <w:r>
+        <w:rPr>
+          <w:lang w:val="en_US" w:bidi="en_US"/>
+        </w:rPr>
+      </w:r>
+      <w:r>
+        <w:rPr>
           <w:b/>
           <w:lang w:val="en_US" w:bidi="en_US"/>
         </w:rPr>
@@ -41785,7 +45308,7 @@
         </w:rPr>
         <w:t xml:space="preserve"> in </w:t>
       </w:r>
-      <w:hyperlink r:id="rId16">
+      <w:hyperlink r:id="rId18">
         <w:r>
           <w:rPr>
             <w:lang w:val="en_US" w:bidi="en_US"/>
@@ -41867,6 +45390,20 @@
       </w:r>
       <w:r>
         <w:rPr>
+          <w:lang w:val="en_US" w:bidi="en_US"/>
+        </w:rPr>
+        <w:t>וַ⁠עֲלָמ֖וֹת אֵ֥ין מִסְפָּֽר</w:t>
+      </w:r>
+    </w:p>
+    <w:p>
+      <w:pPr/>
+      <w:r>
+        <w:rPr>
+          <w:lang w:val="en_US" w:bidi="en_US"/>
+        </w:rPr>
+      </w:r>
+      <w:r>
+        <w:rPr>
           <w:b/>
           <w:lang w:val="en_US" w:bidi="en_US"/>
         </w:rPr>
@@ -41963,6 +45500,20 @@
       </w:r>
       <w:r>
         <w:rPr>
+          <w:lang w:val="en_US" w:bidi="en_US"/>
+        </w:rPr>
+        <w:t>שִׁשִּׁ֥ים הֵ֨מָּה֙ מְּלָכ֔וֹת וּ⁠שְׁמֹנִ֖ים פִּֽילַגְשִׁ֑ים וַ⁠עֲלָמ֖וֹת אֵ֥ין מִסְפָּֽר׃ אַחַ֥ת הִיא֙ יוֹנָתִ֣⁠י תַמָּתִ֔⁠י אַחַ֥ת הִיא֙ לְ⁠אִמָּ֔⁠הּ בָּרָ֥ה הִ֖יא לְ⁠יֽוֹלַדְתָּ֑⁠הּ</w:t>
+      </w:r>
+    </w:p>
+    <w:p>
+      <w:pPr/>
+      <w:r>
+        <w:rPr>
+          <w:lang w:val="en_US" w:bidi="en_US"/>
+        </w:rPr>
+      </w:r>
+      <w:r>
+        <w:rPr>
           <w:b/>
           <w:lang w:val="en_US" w:bidi="en_US"/>
         </w:rPr>
@@ -42046,6 +45597,20 @@
       </w:r>
       <w:r>
         <w:rPr>
+          <w:lang w:val="en_US" w:bidi="en_US"/>
+        </w:rPr>
+        <w:t>אַחַ֥ת הִיא֙</w:t>
+      </w:r>
+    </w:p>
+    <w:p>
+      <w:pPr/>
+      <w:r>
+        <w:rPr>
+          <w:lang w:val="en_US" w:bidi="en_US"/>
+        </w:rPr>
+      </w:r>
+      <w:r>
+        <w:rPr>
           <w:b/>
           <w:lang w:val="en_US" w:bidi="en_US"/>
         </w:rPr>
@@ -42200,7 +45765,7 @@
         </w:rPr>
         <w:t xml:space="preserve"> in </w:t>
       </w:r>
-      <w:hyperlink r:id="rId60">
+      <w:hyperlink r:id="rId62">
         <w:r>
           <w:rPr>
             <w:lang w:val="en_US" w:bidi="en_US"/>
@@ -42282,6 +45847,20 @@
       </w:r>
       <w:r>
         <w:rPr>
+          <w:lang w:val="en_US" w:bidi="en_US"/>
+        </w:rPr>
+        <w:t>אַחַ֥ת הִיא֙ לְ⁠אִמָּ֔⁠הּ</w:t>
+      </w:r>
+    </w:p>
+    <w:p>
+      <w:pPr/>
+      <w:r>
+        <w:rPr>
+          <w:lang w:val="en_US" w:bidi="en_US"/>
+        </w:rPr>
+      </w:r>
+      <w:r>
+        <w:rPr>
           <w:b/>
           <w:lang w:val="en_US" w:bidi="en_US"/>
         </w:rPr>
@@ -42404,6 +45983,20 @@
       </w:r>
       <w:r>
         <w:rPr>
+          <w:lang w:val="en_US" w:bidi="en_US"/>
+        </w:rPr>
+        <w:t>בָּרָ֥ה הִ֖יא לְ⁠יֽוֹלַדְתָּ֑⁠הּ</w:t>
+      </w:r>
+    </w:p>
+    <w:p>
+      <w:pPr/>
+      <w:r>
+        <w:rPr>
+          <w:lang w:val="en_US" w:bidi="en_US"/>
+        </w:rPr>
+      </w:r>
+      <w:r>
+        <w:rPr>
           <w:b/>
           <w:lang w:val="en_US" w:bidi="en_US"/>
         </w:rPr>
@@ -42635,6 +46228,20 @@
       </w:r>
       <w:r>
         <w:rPr>
+          <w:lang w:val="en_US" w:bidi="en_US"/>
+        </w:rPr>
+        <w:t>בָנוֹת֙</w:t>
+      </w:r>
+    </w:p>
+    <w:p>
+      <w:pPr/>
+      <w:r>
+        <w:rPr>
+          <w:lang w:val="en_US" w:bidi="en_US"/>
+        </w:rPr>
+      </w:r>
+      <w:r>
+        <w:rPr>
           <w:b/>
           <w:lang w:val="en_US" w:bidi="en_US"/>
         </w:rPr>
@@ -42731,6 +46338,20 @@
       </w:r>
       <w:r>
         <w:rPr>
+          <w:lang w:val="en_US" w:bidi="en_US"/>
+        </w:rPr>
+        <w:t>מִי־זֹ֥את הַ⁠נִּשְׁקָפָ֖ה כְּמוֹ־שָׁ֑חַר יָפָ֣ה כַ⁠לְּבָנָ֗ה בָּרָה֙ כַּֽ⁠חַמָּ֔ה אֲיֻמָּ֖ה כַּ⁠נִּדְגָּלֽוֹת</w:t>
+      </w:r>
+    </w:p>
+    <w:p>
+      <w:pPr/>
+      <w:r>
+        <w:rPr>
+          <w:lang w:val="en_US" w:bidi="en_US"/>
+        </w:rPr>
+      </w:r>
+      <w:r>
+        <w:rPr>
           <w:b/>
           <w:lang w:val="en_US" w:bidi="en_US"/>
         </w:rPr>
@@ -42853,6 +46474,20 @@
       </w:r>
       <w:r>
         <w:rPr>
+          <w:lang w:val="en_US" w:bidi="en_US"/>
+        </w:rPr>
+        <w:t>מִי־זֹ֥את הַ⁠נִּשְׁקָפָ֖ה כְּמוֹ־שָׁ֑חַר יָפָ֣ה כַ⁠לְּבָנָ֗ה בָּרָה֙ כַּֽ⁠חַמָּ֔ה אֲיֻמָּ֖ה כַּ⁠נִּדְגָּלֽוֹת</w:t>
+      </w:r>
+    </w:p>
+    <w:p>
+      <w:pPr/>
+      <w:r>
+        <w:rPr>
+          <w:lang w:val="en_US" w:bidi="en_US"/>
+        </w:rPr>
+      </w:r>
+      <w:r>
+        <w:rPr>
           <w:b/>
           <w:lang w:val="en_US" w:bidi="en_US"/>
         </w:rPr>
@@ -42936,6 +46571,20 @@
       </w:r>
       <w:r>
         <w:rPr>
+          <w:lang w:val="en_US" w:bidi="en_US"/>
+        </w:rPr>
+        <w:t>הַ⁠נִּשְׁקָפָ֖ה כְּמוֹ־שָׁ֑חַר</w:t>
+      </w:r>
+    </w:p>
+    <w:p>
+      <w:pPr/>
+      <w:r>
+        <w:rPr>
+          <w:lang w:val="en_US" w:bidi="en_US"/>
+        </w:rPr>
+      </w:r>
+      <w:r>
+        <w:rPr>
           <w:b/>
           <w:lang w:val="en_US" w:bidi="en_US"/>
         </w:rPr>
@@ -43019,6 +46668,20 @@
       </w:r>
       <w:r>
         <w:rPr>
+          <w:lang w:val="en_US" w:bidi="en_US"/>
+        </w:rPr>
+        <w:t>הַ⁠נִּשְׁקָפָ֖ה כְּמוֹ־שָׁ֑חַר יָפָ֣ה כַ⁠לְּבָנָ֗ה בָּרָה֙ כַּֽ⁠חַמָּ֔ה</w:t>
+      </w:r>
+    </w:p>
+    <w:p>
+      <w:pPr/>
+      <w:r>
+        <w:rPr>
+          <w:lang w:val="en_US" w:bidi="en_US"/>
+        </w:rPr>
+      </w:r>
+      <w:r>
+        <w:rPr>
           <w:b/>
           <w:lang w:val="en_US" w:bidi="en_US"/>
         </w:rPr>
@@ -43128,6 +46791,20 @@
       </w:r>
       <w:r>
         <w:rPr>
+          <w:lang w:val="en_US" w:bidi="en_US"/>
+        </w:rPr>
+        <w:t>אֲיֻמָּ֖ה כַּ⁠נִּדְגָּלֽוֹת</w:t>
+      </w:r>
+    </w:p>
+    <w:p>
+      <w:pPr/>
+      <w:r>
+        <w:rPr>
+          <w:lang w:val="en_US" w:bidi="en_US"/>
+        </w:rPr>
+      </w:r>
+      <w:r>
+        <w:rPr>
           <w:b/>
           <w:lang w:val="en_US" w:bidi="en_US"/>
         </w:rPr>
@@ -43147,7 +46824,7 @@
         </w:rPr>
         <w:t xml:space="preserve">See how you translated the identical phrase “awe-inspiring like bannered armies” in </w:t>
       </w:r>
-      <w:hyperlink r:id="rId61">
+      <w:hyperlink r:id="rId63">
         <w:r>
           <w:rPr>
             <w:lang w:val="en_US" w:bidi="en_US"/>
@@ -43229,6 +46906,20 @@
       </w:r>
       <w:r>
         <w:rPr>
+          <w:lang w:val="en_US" w:bidi="en_US"/>
+        </w:rPr>
+        <w:t>אֶל־גִּנַּ֤ת אֱגוֹז֙ יָרַ֔דְתִּי</w:t>
+      </w:r>
+    </w:p>
+    <w:p>
+      <w:pPr/>
+      <w:r>
+        <w:rPr>
+          <w:lang w:val="en_US" w:bidi="en_US"/>
+        </w:rPr>
+      </w:r>
+      <w:r>
+        <w:rPr>
           <w:b/>
           <w:lang w:val="en_US" w:bidi="en_US"/>
         </w:rPr>
@@ -43312,6 +47003,20 @@
       </w:r>
       <w:r>
         <w:rPr>
+          <w:lang w:val="en_US" w:bidi="en_US"/>
+        </w:rPr>
+        <w:t>אֶל־גִּנַּ֤ת אֱגוֹז֙ יָרַ֔דְתִּי</w:t>
+      </w:r>
+    </w:p>
+    <w:p>
+      <w:pPr/>
+      <w:r>
+        <w:rPr>
+          <w:lang w:val="en_US" w:bidi="en_US"/>
+        </w:rPr>
+      </w:r>
+      <w:r>
+        <w:rPr>
           <w:b/>
           <w:lang w:val="en_US" w:bidi="en_US"/>
         </w:rPr>
@@ -43395,6 +47100,20 @@
       </w:r>
       <w:r>
         <w:rPr>
+          <w:lang w:val="en_US" w:bidi="en_US"/>
+        </w:rPr>
+        <w:t>יָרַ֔דְתִּי</w:t>
+      </w:r>
+    </w:p>
+    <w:p>
+      <w:pPr/>
+      <w:r>
+        <w:rPr>
+          <w:lang w:val="en_US" w:bidi="en_US"/>
+        </w:rPr>
+      </w:r>
+      <w:r>
+        <w:rPr>
           <w:b/>
           <w:lang w:val="en_US" w:bidi="en_US"/>
         </w:rPr>
@@ -43574,6 +47293,20 @@
       </w:r>
       <w:r>
         <w:rPr>
+          <w:lang w:val="en_US" w:bidi="en_US"/>
+        </w:rPr>
+        <w:t>לֹ֣א יָדַ֔עְתִּי</w:t>
+      </w:r>
+    </w:p>
+    <w:p>
+      <w:pPr/>
+      <w:r>
+        <w:rPr>
+          <w:lang w:val="en_US" w:bidi="en_US"/>
+        </w:rPr>
+      </w:r>
+      <w:r>
+        <w:rPr>
           <w:b/>
           <w:lang w:val="en_US" w:bidi="en_US"/>
         </w:rPr>
@@ -43753,6 +47486,20 @@
       </w:r>
       <w:r>
         <w:rPr>
+          <w:lang w:val="en_US" w:bidi="en_US"/>
+        </w:rPr>
+        <w:t>מַרְכְּב֖וֹת עַמִּ⁠י־נָדִֽיב</w:t>
+      </w:r>
+    </w:p>
+    <w:p>
+      <w:pPr/>
+      <w:r>
+        <w:rPr>
+          <w:lang w:val="en_US" w:bidi="en_US"/>
+        </w:rPr>
+      </w:r>
+      <w:r>
+        <w:rPr>
           <w:b/>
           <w:lang w:val="en_US" w:bidi="en_US"/>
         </w:rPr>
@@ -43919,6 +47666,20 @@
       </w:r>
       <w:r>
         <w:rPr>
+          <w:lang w:val="en_US" w:bidi="en_US"/>
+        </w:rPr>
+        <w:t>הַ⁠שּׁ֣וּלַמִּ֔ית &amp; בַּ⁠שּׁ֣וּלַמִּ֔ית</w:t>
+      </w:r>
+    </w:p>
+    <w:p>
+      <w:pPr/>
+      <w:r>
+        <w:rPr>
+          <w:lang w:val="en_US" w:bidi="en_US"/>
+        </w:rPr>
+      </w:r>
+      <w:r>
+        <w:rPr>
           <w:b/>
           <w:lang w:val="en_US" w:bidi="en_US"/>
         </w:rPr>
@@ -44111,6 +47872,20 @@
       </w:r>
       <w:r>
         <w:rPr>
+          <w:lang w:val="en_US" w:bidi="en_US"/>
+        </w:rPr>
+        <w:t>מַֽה־תֶּחֱזוּ֙ בַּ⁠שּׁ֣וּלַמִּ֔ית כִּ⁠מְחֹלַ֖ת הַֽ⁠מַּחֲנָֽיִם</w:t>
+      </w:r>
+    </w:p>
+    <w:p>
+      <w:pPr/>
+      <w:r>
+        <w:rPr>
+          <w:lang w:val="en_US" w:bidi="en_US"/>
+        </w:rPr>
+      </w:r>
+      <w:r>
+        <w:rPr>
           <w:b/>
           <w:lang w:val="en_US" w:bidi="en_US"/>
         </w:rPr>
@@ -44194,6 +47969,20 @@
       </w:r>
       <w:r>
         <w:rPr>
+          <w:lang w:val="en_US" w:bidi="en_US"/>
+        </w:rPr>
+        <w:t>כִּ⁠מְחֹלַ֖ת הַֽ⁠מַּחֲנָֽיִם</w:t>
+      </w:r>
+    </w:p>
+    <w:p>
+      <w:pPr/>
+      <w:r>
+        <w:rPr>
+          <w:lang w:val="en_US" w:bidi="en_US"/>
+        </w:rPr>
+      </w:r>
+      <w:r>
+        <w:rPr>
           <w:b/>
           <w:lang w:val="en_US" w:bidi="en_US"/>
         </w:rPr>
@@ -44277,6 +48066,20 @@
       </w:r>
       <w:r>
         <w:rPr>
+          <w:lang w:val="en_US" w:bidi="en_US"/>
+        </w:rPr>
+        <w:t>כִּ⁠מְחֹלַ֖ת הַֽ⁠מַּחֲנָֽיִם</w:t>
+      </w:r>
+    </w:p>
+    <w:p>
+      <w:pPr/>
+      <w:r>
+        <w:rPr>
+          <w:lang w:val="en_US" w:bidi="en_US"/>
+        </w:rPr>
+      </w:r>
+      <w:r>
+        <w:rPr>
           <w:b/>
           <w:lang w:val="en_US" w:bidi="en_US"/>
         </w:rPr>
@@ -44494,7 +48297,7 @@
         </w:rPr>
         <w:t xml:space="preserve">An alternate translation possibility for the word the ULT translates as “love” in </w:t>
       </w:r>
-      <w:hyperlink r:id="rId62">
+      <w:hyperlink r:id="rId64">
         <w:r>
           <w:rPr>
             <w:lang w:val="en_US" w:bidi="en_US"/>
@@ -44531,7 +48334,7 @@
         </w:rPr>
         <w:t xml:space="preserve">An alternate translation possibility for the words that the ULT translates as “the lips of those who sleep” in </w:t>
       </w:r>
-      <w:hyperlink r:id="rId63">
+      <w:hyperlink r:id="rId65">
         <w:r>
           <w:rPr>
             <w:lang w:val="en_US" w:bidi="en_US"/>
@@ -44601,6 +48404,20 @@
       </w:r>
       <w:r>
         <w:rPr>
+          <w:lang w:val="en_US" w:bidi="en_US"/>
+        </w:rPr>
+        <w:t>מַה־יָּפ֧וּ פְעָמַ֛יִ⁠ךְ בַּ⁠נְּעָלִ֖ים בַּת־נָדִ֑יב חַמּוּקֵ֣י יְרֵכַ֔יִ⁠ךְ כְּמ֣וֹ חֲלָאִ֔ים מַעֲשֵׂ֖ה יְדֵ֥י אָמָּֽן</w:t>
+      </w:r>
+    </w:p>
+    <w:p>
+      <w:pPr/>
+      <w:r>
+        <w:rPr>
+          <w:lang w:val="en_US" w:bidi="en_US"/>
+        </w:rPr>
+      </w:r>
+      <w:r>
+        <w:rPr>
           <w:b/>
           <w:lang w:val="en_US" w:bidi="en_US"/>
         </w:rPr>
@@ -44620,7 +48437,7 @@
         </w:rPr>
         <w:t xml:space="preserve">If you are using section headings to indicate who is speaking and you decided in the previous verse that the woman said the words “Why do you look at the Shulammite like the dance of two armies” you will need to place a section header above this verse indicating that the man is now speaking. The man begins speaking directly to the woman in this verse and continues speaking to her until part way through </w:t>
       </w:r>
-      <w:hyperlink r:id="rId63">
+      <w:hyperlink r:id="rId65">
         <w:r>
           <w:rPr>
             <w:lang w:val="en_US" w:bidi="en_US"/>
@@ -44702,6 +48519,20 @@
       </w:r>
       <w:r>
         <w:rPr>
+          <w:lang w:val="en_US" w:bidi="en_US"/>
+        </w:rPr>
+        <w:t>מַה</w:t>
+      </w:r>
+    </w:p>
+    <w:p>
+      <w:pPr/>
+      <w:r>
+        <w:rPr>
+          <w:lang w:val="en_US" w:bidi="en_US"/>
+        </w:rPr>
+      </w:r>
+      <w:r>
+        <w:rPr>
           <w:b/>
           <w:lang w:val="en_US" w:bidi="en_US"/>
         </w:rPr>
@@ -44831,6 +48662,20 @@
       </w:r>
       <w:r>
         <w:rPr>
+          <w:lang w:val="en_US" w:bidi="en_US"/>
+        </w:rPr>
+        <w:t>מַה־יָּפ֧וּ פְעָמַ֛יִ⁠ךְ בַּ⁠נְּעָלִ֖ים בַּת־נָדִ֑יב</w:t>
+      </w:r>
+    </w:p>
+    <w:p>
+      <w:pPr/>
+      <w:r>
+        <w:rPr>
+          <w:lang w:val="en_US" w:bidi="en_US"/>
+        </w:rPr>
+      </w:r>
+      <w:r>
+        <w:rPr>
           <w:b/>
           <w:lang w:val="en_US" w:bidi="en_US"/>
         </w:rPr>
@@ -44914,6 +48759,20 @@
       </w:r>
       <w:r>
         <w:rPr>
+          <w:lang w:val="en_US" w:bidi="en_US"/>
+        </w:rPr>
+        <w:t>בַּת־נָדִ֑יב</w:t>
+      </w:r>
+    </w:p>
+    <w:p>
+      <w:pPr/>
+      <w:r>
+        <w:rPr>
+          <w:lang w:val="en_US" w:bidi="en_US"/>
+        </w:rPr>
+      </w:r>
+      <w:r>
+        <w:rPr>
           <w:b/>
           <w:lang w:val="en_US" w:bidi="en_US"/>
         </w:rPr>
@@ -45267,6 +49126,20 @@
       </w:r>
       <w:r>
         <w:rPr>
+          <w:lang w:val="en_US" w:bidi="en_US"/>
+        </w:rPr>
+        <w:t>מַעֲשֵׂ֖ה יְדֵ֥י אָמָּֽן</w:t>
+      </w:r>
+    </w:p>
+    <w:p>
+      <w:pPr/>
+      <w:r>
+        <w:rPr>
+          <w:lang w:val="en_US" w:bidi="en_US"/>
+        </w:rPr>
+      </w:r>
+      <w:r>
+        <w:rPr>
           <w:b/>
           <w:lang w:val="en_US" w:bidi="en_US"/>
         </w:rPr>
@@ -45576,6 +49449,20 @@
       </w:r>
       <w:r>
         <w:rPr>
+          <w:lang w:val="en_US" w:bidi="en_US"/>
+        </w:rPr>
+        <w:t>אַל־יֶחְסַ֖ר הַ⁠מָּ֑זֶג</w:t>
+      </w:r>
+    </w:p>
+    <w:p>
+      <w:pPr/>
+      <w:r>
+        <w:rPr>
+          <w:lang w:val="en_US" w:bidi="en_US"/>
+        </w:rPr>
+      </w:r>
+      <w:r>
+        <w:rPr>
           <w:b/>
           <w:lang w:val="en_US" w:bidi="en_US"/>
         </w:rPr>
@@ -45652,6 +49539,20 @@
       </w:r>
       <w:r>
         <w:rPr>
+          <w:lang w:val="en_US" w:bidi="en_US"/>
+        </w:rPr>
+        <w:t>הַ⁠מָּ֑זֶג</w:t>
+      </w:r>
+    </w:p>
+    <w:p>
+      <w:pPr/>
+      <w:r>
+        <w:rPr>
+          <w:lang w:val="en_US" w:bidi="en_US"/>
+        </w:rPr>
+      </w:r>
+      <w:r>
+        <w:rPr>
           <w:b/>
           <w:lang w:val="en_US" w:bidi="en_US"/>
         </w:rPr>
@@ -46013,6 +49914,20 @@
       </w:r>
       <w:r>
         <w:rPr>
+          <w:lang w:val="en_US" w:bidi="en_US"/>
+        </w:rPr>
+        <w:t>סוּגָ֖ה בַּ⁠שּׁוֹשַׁנִּֽים</w:t>
+      </w:r>
+    </w:p>
+    <w:p>
+      <w:pPr/>
+      <w:r>
+        <w:rPr>
+          <w:lang w:val="en_US" w:bidi="en_US"/>
+        </w:rPr>
+      </w:r>
+      <w:r>
+        <w:rPr>
           <w:b/>
           <w:lang w:val="en_US" w:bidi="en_US"/>
         </w:rPr>
@@ -46095,7 +50010,7 @@
         </w:rPr>
         <w:t xml:space="preserve">See how you translated the almost identical statement in </w:t>
       </w:r>
-      <w:hyperlink r:id="rId64">
+      <w:hyperlink r:id="rId66">
         <w:r>
           <w:rPr>
             <w:lang w:val="en_US" w:bidi="en_US"/>
@@ -46396,7 +50311,7 @@
         </w:rPr>
         <w:t xml:space="preserve"> in </w:t>
       </w:r>
-      <w:hyperlink r:id="rId65">
+      <w:hyperlink r:id="rId67">
         <w:r>
           <w:rPr>
             <w:lang w:val="en_US" w:bidi="en_US"/>
@@ -46703,6 +50618,20 @@
       </w:r>
       <w:r>
         <w:rPr>
+          <w:lang w:val="en_US" w:bidi="en_US"/>
+        </w:rPr>
+        <w:t>עַל־שַׁ֨עַר֙ בַּת־רַבִּ֔ים</w:t>
+      </w:r>
+    </w:p>
+    <w:p>
+      <w:pPr/>
+      <w:r>
+        <w:rPr>
+          <w:lang w:val="en_US" w:bidi="en_US"/>
+        </w:rPr>
+      </w:r>
+      <w:r>
+        <w:rPr>
           <w:b/>
           <w:lang w:val="en_US" w:bidi="en_US"/>
         </w:rPr>
@@ -46928,6 +50857,20 @@
       </w:r>
       <w:r>
         <w:rPr>
+          <w:lang w:val="en_US" w:bidi="en_US"/>
+        </w:rPr>
+        <w:t>רֹאשֵׁ֤⁠ךְ עָלַ֨יִ⁠ךְ֙ כַּ⁠כַּרְמֶ֔ל</w:t>
+      </w:r>
+    </w:p>
+    <w:p>
+      <w:pPr/>
+      <w:r>
+        <w:rPr>
+          <w:lang w:val="en_US" w:bidi="en_US"/>
+        </w:rPr>
+      </w:r>
+      <w:r>
+        <w:rPr>
           <w:b/>
           <w:lang w:val="en_US" w:bidi="en_US"/>
         </w:rPr>
@@ -47127,6 +51070,20 @@
       </w:r>
       <w:r>
         <w:rPr>
+          <w:lang w:val="en_US" w:bidi="en_US"/>
+        </w:rPr>
+        <w:t>וְ⁠דַלַּ֥ת רֹאשֵׁ֖⁠ךְ כָּ⁠אַרְגָּמָ֑ן</w:t>
+      </w:r>
+    </w:p>
+    <w:p>
+      <w:pPr/>
+      <w:r>
+        <w:rPr>
+          <w:lang w:val="en_US" w:bidi="en_US"/>
+        </w:rPr>
+      </w:r>
+      <w:r>
+        <w:rPr>
           <w:b/>
           <w:lang w:val="en_US" w:bidi="en_US"/>
         </w:rPr>
@@ -47236,6 +51193,20 @@
       </w:r>
       <w:r>
         <w:rPr>
+          <w:lang w:val="en_US" w:bidi="en_US"/>
+        </w:rPr>
+        <w:t>מֶ֖לֶךְ אָס֥וּר בָּ⁠רְהָטִֽים</w:t>
+      </w:r>
+    </w:p>
+    <w:p>
+      <w:pPr/>
+      <w:r>
+        <w:rPr>
+          <w:lang w:val="en_US" w:bidi="en_US"/>
+        </w:rPr>
+      </w:r>
+      <w:r>
+        <w:rPr>
           <w:b/>
           <w:lang w:val="en_US" w:bidi="en_US"/>
         </w:rPr>
@@ -47358,6 +51329,20 @@
       </w:r>
       <w:r>
         <w:rPr>
+          <w:lang w:val="en_US" w:bidi="en_US"/>
+        </w:rPr>
+        <w:t>מֶ֖לֶךְ אָס֥וּר</w:t>
+      </w:r>
+    </w:p>
+    <w:p>
+      <w:pPr/>
+      <w:r>
+        <w:rPr>
+          <w:lang w:val="en_US" w:bidi="en_US"/>
+        </w:rPr>
+      </w:r>
+      <w:r>
+        <w:rPr>
           <w:b/>
           <w:lang w:val="en_US" w:bidi="en_US"/>
         </w:rPr>
@@ -47454,6 +51439,20 @@
       </w:r>
       <w:r>
         <w:rPr>
+          <w:lang w:val="en_US" w:bidi="en_US"/>
+        </w:rPr>
+        <w:t>מֶ֖לֶךְ אָס֥וּר בָּ⁠רְהָטִֽים</w:t>
+      </w:r>
+    </w:p>
+    <w:p>
+      <w:pPr/>
+      <w:r>
+        <w:rPr>
+          <w:lang w:val="en_US" w:bidi="en_US"/>
+        </w:rPr>
+      </w:r>
+      <w:r>
+        <w:rPr>
           <w:b/>
           <w:lang w:val="en_US" w:bidi="en_US"/>
         </w:rPr>
@@ -47550,6 +51549,20 @@
       </w:r>
       <w:r>
         <w:rPr>
+          <w:lang w:val="en_US" w:bidi="en_US"/>
+        </w:rPr>
+        <w:t>בָּ⁠רְהָטִֽים</w:t>
+      </w:r>
+    </w:p>
+    <w:p>
+      <w:pPr/>
+      <w:r>
+        <w:rPr>
+          <w:lang w:val="en_US" w:bidi="en_US"/>
+        </w:rPr>
+      </w:r>
+      <w:r>
+        <w:rPr>
           <w:b/>
           <w:lang w:val="en_US" w:bidi="en_US"/>
         </w:rPr>
@@ -47665,7 +51678,7 @@
         </w:rPr>
         <w:t xml:space="preserve">See how you translated the similar phrase “You are beautiful” in </w:t>
       </w:r>
-      <w:hyperlink r:id="rId61">
+      <w:hyperlink r:id="rId63">
         <w:r>
           <w:rPr>
             <w:lang w:val="en_US" w:bidi="en_US"/>
@@ -47933,6 +51946,20 @@
       </w:r>
       <w:r>
         <w:rPr>
+          <w:lang w:val="en_US" w:bidi="en_US"/>
+        </w:rPr>
+        <w:t>אַהֲבָ֖ה בַּ⁠תַּֽעֲנוּגִֽים</w:t>
+      </w:r>
+    </w:p>
+    <w:p>
+      <w:pPr/>
+      <w:r>
+        <w:rPr>
+          <w:lang w:val="en_US" w:bidi="en_US"/>
+        </w:rPr>
+      </w:r>
+      <w:r>
+        <w:rPr>
           <w:b/>
           <w:lang w:val="en_US" w:bidi="en_US"/>
         </w:rPr>
@@ -48439,6 +52466,20 @@
       </w:r>
       <w:r>
         <w:rPr>
+          <w:lang w:val="en_US" w:bidi="en_US"/>
+        </w:rPr>
+        <w:t>אָמַ֨רְתִּי֙ אֶעֱלֶ֣ה בְ⁠תָמָ֔ר אֹֽחֲזָ֖ה בְּ⁠סַנְסִנָּ֑י⁠ו</w:t>
+      </w:r>
+    </w:p>
+    <w:p>
+      <w:pPr/>
+      <w:r>
+        <w:rPr>
+          <w:lang w:val="en_US" w:bidi="en_US"/>
+        </w:rPr>
+      </w:r>
+      <w:r>
+        <w:rPr>
           <w:b/>
           <w:lang w:val="en_US" w:bidi="en_US"/>
         </w:rPr>
@@ -48779,6 +52820,20 @@
       </w:r>
       <w:r>
         <w:rPr>
+          <w:lang w:val="en_US" w:bidi="en_US"/>
+        </w:rPr>
+        <w:t>אֶעֱלֶ֣ה בְ⁠תָמָ֔ר אֹֽחֲזָ֖ה בְּ⁠סַנְסִנָּ֑י⁠ו</w:t>
+      </w:r>
+    </w:p>
+    <w:p>
+      <w:pPr/>
+      <w:r>
+        <w:rPr>
+          <w:lang w:val="en_US" w:bidi="en_US"/>
+        </w:rPr>
+      </w:r>
+      <w:r>
+        <w:rPr>
           <w:b/>
           <w:lang w:val="en_US" w:bidi="en_US"/>
         </w:rPr>
@@ -49163,6 +53218,20 @@
       </w:r>
       <w:r>
         <w:rPr>
+          <w:lang w:val="en_US" w:bidi="en_US"/>
+        </w:rPr>
+        <w:t>כְּ⁠אֶשְׁכְּל֣וֹת הַ⁠גֶּ֔פֶן</w:t>
+      </w:r>
+    </w:p>
+    <w:p>
+      <w:pPr/>
+      <w:r>
+        <w:rPr>
+          <w:lang w:val="en_US" w:bidi="en_US"/>
+        </w:rPr>
+      </w:r>
+      <w:r>
+        <w:rPr>
           <w:b/>
           <w:lang w:val="en_US" w:bidi="en_US"/>
         </w:rPr>
@@ -49272,6 +53341,20 @@
       </w:r>
       <w:r>
         <w:rPr>
+          <w:lang w:val="en_US" w:bidi="en_US"/>
+        </w:rPr>
+        <w:t>וְ⁠רֵ֥יחַ אַפֵּ֖⁠ךְ כַּ⁠תַּפּוּחִֽים</w:t>
+      </w:r>
+    </w:p>
+    <w:p>
+      <w:pPr/>
+      <w:r>
+        <w:rPr>
+          <w:lang w:val="en_US" w:bidi="en_US"/>
+        </w:rPr>
+      </w:r>
+      <w:r>
+        <w:rPr>
           <w:b/>
           <w:lang w:val="en_US" w:bidi="en_US"/>
         </w:rPr>
@@ -49451,6 +53534,20 @@
       </w:r>
       <w:r>
         <w:rPr>
+          <w:lang w:val="en_US" w:bidi="en_US"/>
+        </w:rPr>
+        <w:t>כַּ⁠תַּפּוּחִֽים</w:t>
+      </w:r>
+    </w:p>
+    <w:p>
+      <w:pPr/>
+      <w:r>
+        <w:rPr>
+          <w:lang w:val="en_US" w:bidi="en_US"/>
+        </w:rPr>
+      </w:r>
+      <w:r>
+        <w:rPr>
           <w:b/>
           <w:lang w:val="en_US" w:bidi="en_US"/>
         </w:rPr>
@@ -49752,6 +53849,20 @@
       </w:r>
       <w:r>
         <w:rPr>
+          <w:lang w:val="en_US" w:bidi="en_US"/>
+        </w:rPr>
+        <w:t>וְ⁠חִכֵּ֕⁠ךְ</w:t>
+      </w:r>
+    </w:p>
+    <w:p>
+      <w:pPr/>
+      <w:r>
+        <w:rPr>
+          <w:lang w:val="en_US" w:bidi="en_US"/>
+        </w:rPr>
+      </w:r>
+      <w:r>
+        <w:rPr>
           <w:b/>
           <w:lang w:val="en_US" w:bidi="en_US"/>
         </w:rPr>
@@ -49861,6 +53972,20 @@
       </w:r>
       <w:r>
         <w:rPr>
+          <w:lang w:val="en_US" w:bidi="en_US"/>
+        </w:rPr>
+        <w:t>הוֹלֵ֥ךְ לְ⁠דוֹדִ֖⁠י לְ⁠מֵישָׁרִ֑ים דּוֹבֵ֖ב שִׂפְתֵ֥י יְשֵׁנִֽים</w:t>
+      </w:r>
+    </w:p>
+    <w:p>
+      <w:pPr/>
+      <w:r>
+        <w:rPr>
+          <w:lang w:val="en_US" w:bidi="en_US"/>
+        </w:rPr>
+      </w:r>
+      <w:r>
+        <w:rPr>
           <w:b/>
           <w:lang w:val="en_US" w:bidi="en_US"/>
         </w:rPr>
@@ -50040,6 +54165,20 @@
       </w:r>
       <w:r>
         <w:rPr>
+          <w:lang w:val="en_US" w:bidi="en_US"/>
+        </w:rPr>
+        <w:t>הוֹלֵ֥ךְ לְ⁠דוֹדִ֖⁠י לְ⁠מֵישָׁרִ֑ים דּוֹבֵ֖ב שִׂפְתֵ֥י יְשֵׁנִֽים</w:t>
+      </w:r>
+    </w:p>
+    <w:p>
+      <w:pPr/>
+      <w:r>
+        <w:rPr>
+          <w:lang w:val="en_US" w:bidi="en_US"/>
+        </w:rPr>
+      </w:r>
+      <w:r>
+        <w:rPr>
           <w:b/>
           <w:lang w:val="en_US" w:bidi="en_US"/>
         </w:rPr>
@@ -50162,6 +54301,20 @@
       </w:r>
       <w:r>
         <w:rPr>
+          <w:lang w:val="en_US" w:bidi="en_US"/>
+        </w:rPr>
+        <w:t>לְ⁠מֵישָׁרִ֑ים דּוֹבֵ֖ב</w:t>
+      </w:r>
+    </w:p>
+    <w:p>
+      <w:pPr/>
+      <w:r>
+        <w:rPr>
+          <w:lang w:val="en_US" w:bidi="en_US"/>
+        </w:rPr>
+      </w:r>
+      <w:r>
+        <w:rPr>
           <w:b/>
           <w:lang w:val="en_US" w:bidi="en_US"/>
         </w:rPr>
@@ -50284,6 +54437,20 @@
       </w:r>
       <w:r>
         <w:rPr>
+          <w:lang w:val="en_US" w:bidi="en_US"/>
+        </w:rPr>
+        <w:t>שִׂפְתֵ֥י יְשֵׁנִֽים</w:t>
+      </w:r>
+    </w:p>
+    <w:p>
+      <w:pPr/>
+      <w:r>
+        <w:rPr>
+          <w:lang w:val="en_US" w:bidi="en_US"/>
+        </w:rPr>
+      </w:r>
+      <w:r>
+        <w:rPr>
           <w:b/>
           <w:lang w:val="en_US" w:bidi="en_US"/>
         </w:rPr>
@@ -50379,7 +54546,7 @@
         </w:rPr>
         <w:t xml:space="preserve">See how you translated the identical phrase in </w:t>
       </w:r>
-      <w:hyperlink r:id="rId66">
+      <w:hyperlink r:id="rId68">
         <w:r>
           <w:rPr>
             <w:lang w:val="en_US" w:bidi="en_US"/>
@@ -50537,6 +54704,20 @@
       </w:r>
       <w:r>
         <w:rPr>
+          <w:lang w:val="en_US" w:bidi="en_US"/>
+        </w:rPr>
+        <w:t>לְכָ֤⁠ה דוֹדִ⁠י֙</w:t>
+      </w:r>
+    </w:p>
+    <w:p>
+      <w:pPr/>
+      <w:r>
+        <w:rPr>
+          <w:lang w:val="en_US" w:bidi="en_US"/>
+        </w:rPr>
+      </w:r>
+      <w:r>
+        <w:rPr>
           <w:b/>
           <w:lang w:val="en_US" w:bidi="en_US"/>
         </w:rPr>
@@ -50620,6 +54801,20 @@
       </w:r>
       <w:r>
         <w:rPr>
+          <w:lang w:val="en_US" w:bidi="en_US"/>
+        </w:rPr>
+        <w:t>נָלִ֖ינָה בַּ⁠כְּפָרִֽים</w:t>
+      </w:r>
+    </w:p>
+    <w:p>
+      <w:pPr/>
+      <w:r>
+        <w:rPr>
+          <w:lang w:val="en_US" w:bidi="en_US"/>
+        </w:rPr>
+      </w:r>
+      <w:r>
+        <w:rPr>
           <w:b/>
           <w:lang w:val="en_US" w:bidi="en_US"/>
         </w:rPr>
@@ -50683,6 +54878,20 @@
       </w:r>
       <w:r>
         <w:rPr>
+          <w:lang w:val="en_US" w:bidi="en_US"/>
+        </w:rPr>
+        <w:t>בַּ⁠כְּפָרִֽים</w:t>
+      </w:r>
+    </w:p>
+    <w:p>
+      <w:pPr/>
+      <w:r>
+        <w:rPr>
+          <w:lang w:val="en_US" w:bidi="en_US"/>
+        </w:rPr>
+      </w:r>
+      <w:r>
+        <w:rPr>
           <w:b/>
           <w:lang w:val="en_US" w:bidi="en_US"/>
         </w:rPr>
@@ -50728,7 +54937,7 @@
         </w:rPr>
         <w:t xml:space="preserve"> as modeled by the ULT’s translation. (2) “among the henna bushes” (henna bushes produce flowers). If you choose this option see how you translated the phrase “henna blossoms” in </w:t>
       </w:r>
-      <w:hyperlink r:id="rId48">
+      <w:hyperlink r:id="rId50">
         <w:r>
           <w:rPr>
             <w:lang w:val="en_US" w:bidi="en_US"/>
@@ -50810,6 +55019,20 @@
       </w:r>
       <w:r>
         <w:rPr>
+          <w:lang w:val="en_US" w:bidi="en_US"/>
+        </w:rPr>
+        <w:t>נַשְׁכִּ֨ימָה֙</w:t>
+      </w:r>
+    </w:p>
+    <w:p>
+      <w:pPr/>
+      <w:r>
+        <w:rPr>
+          <w:lang w:val="en_US" w:bidi="en_US"/>
+        </w:rPr>
+      </w:r>
+      <w:r>
+        <w:rPr>
           <w:b/>
           <w:lang w:val="en_US" w:bidi="en_US"/>
         </w:rPr>
@@ -50988,7 +55211,7 @@
         </w:rPr>
         <w:t xml:space="preserve">See how you translated the similar phrase “had the vine budded” in </w:t>
       </w:r>
-      <w:hyperlink r:id="rId67">
+      <w:hyperlink r:id="rId69">
         <w:r>
           <w:rPr>
             <w:lang w:val="en_US" w:bidi="en_US"/>
@@ -51050,6 +55273,20 @@
       </w:r>
       <w:r>
         <w:rPr>
+          <w:lang w:val="en_US" w:bidi="en_US"/>
+        </w:rPr>
+        <w:t>פָּֽרְחָ֤ה הַ⁠גֶּ֨פֶן֙</w:t>
+      </w:r>
+    </w:p>
+    <w:p>
+      <w:pPr/>
+      <w:r>
+        <w:rPr>
+          <w:lang w:val="en_US" w:bidi="en_US"/>
+        </w:rPr>
+      </w:r>
+      <w:r>
+        <w:rPr>
           <w:b/>
           <w:lang w:val="en_US" w:bidi="en_US"/>
         </w:rPr>
@@ -51069,7 +55306,7 @@
         </w:rPr>
         <w:t xml:space="preserve">See how you translated the similar phrase “Had the pomegranates bloomed” in </w:t>
       </w:r>
-      <w:hyperlink r:id="rId67">
+      <w:hyperlink r:id="rId69">
         <w:r>
           <w:rPr>
             <w:lang w:val="en_US" w:bidi="en_US"/>
@@ -51471,6 +55708,20 @@
       </w:r>
       <w:r>
         <w:rPr>
+          <w:lang w:val="en_US" w:bidi="en_US"/>
+        </w:rPr>
+        <w:t>וְ⁠עַל־פְּתָחֵ֨י⁠נוּ֙ כָּל־מְגָדִ֔ים</w:t>
+      </w:r>
+    </w:p>
+    <w:p>
+      <w:pPr/>
+      <w:r>
+        <w:rPr>
+          <w:lang w:val="en_US" w:bidi="en_US"/>
+        </w:rPr>
+      </w:r>
+      <w:r>
+        <w:rPr>
           <w:b/>
           <w:lang w:val="en_US" w:bidi="en_US"/>
         </w:rPr>
@@ -51630,6 +55881,20 @@
       </w:r>
       <w:r>
         <w:rPr>
+          <w:lang w:val="en_US" w:bidi="en_US"/>
+        </w:rPr>
+        <w:t>דּוֹדִ֖⁠י צָפַ֥נְתִּי לָֽ⁠ךְ</w:t>
+      </w:r>
+    </w:p>
+    <w:p>
+      <w:pPr/>
+      <w:r>
+        <w:rPr>
+          <w:lang w:val="en_US" w:bidi="en_US"/>
+        </w:rPr>
+      </w:r>
+      <w:r>
+        <w:rPr>
           <w:b/>
           <w:lang w:val="en_US" w:bidi="en_US"/>
         </w:rPr>
@@ -51741,7 +56006,7 @@
         </w:rPr>
         <w:t xml:space="preserve">The meaning of </w:t>
       </w:r>
-      <w:hyperlink r:id="rId68">
+      <w:hyperlink r:id="rId70">
         <w:r>
           <w:rPr>
             <w:lang w:val="en_US" w:bidi="en_US"/>
@@ -51767,7 +56032,7 @@
         </w:rPr>
         <w:t xml:space="preserve">The three possible meanings of </w:t>
       </w:r>
-      <w:hyperlink r:id="rId68">
+      <w:hyperlink r:id="rId70">
         <w:r>
           <w:rPr>
             <w:lang w:val="en_US" w:bidi="en_US"/>
@@ -51785,7 +56050,7 @@
         </w:rPr>
         <w:t xml:space="preserve"> are: (1) that the woman is speaking of herself as a vineyard and saying that her vineyard is hers alone and is comparing herself to Solomon’s vineyard (which was discussed in </w:t>
       </w:r>
-      <w:hyperlink r:id="rId69">
+      <w:hyperlink r:id="rId71">
         <w:r>
           <w:rPr>
             <w:lang w:val="en_US" w:bidi="en_US"/>
@@ -51803,7 +56068,7 @@
         </w:rPr>
         <w:t xml:space="preserve">) and saying that Solomon can keep the profits from his vineyard and his vineyard keepers can keep their portion of the profits from that vineyard. This is the interpretation of the UST. (2) that the woman is speaking of herself as a vineyard and saying that her vineyard is hers alone but that the man who she loves and calls Solomon can freely have the vineyard (her) because she chooses to give herself freely to him. (3) that the man is speaking of the woman he loves as a vineyard and saying that his vineyard (the woman he loves) is his alone and is comparing his vineyard (the woman he loves) to Solomon’s vineyard (which was discussed in </w:t>
       </w:r>
-      <w:hyperlink r:id="rId69">
+      <w:hyperlink r:id="rId71">
         <w:r>
           <w:rPr>
             <w:lang w:val="en_US" w:bidi="en_US"/>
@@ -51865,6 +56130,20 @@
       </w:r>
       <w:r>
         <w:rPr>
+          <w:lang w:val="en_US" w:bidi="en_US"/>
+        </w:rPr>
+        <w:t>מִ֤י יִתֶּנְ⁠ךָ֙ כְּ⁠אָ֣ח לִ֔⁠י יוֹנֵ֖ק שְׁדֵ֣י אִמִּ֑⁠י</w:t>
+      </w:r>
+    </w:p>
+    <w:p>
+      <w:pPr/>
+      <w:r>
+        <w:rPr>
+          <w:lang w:val="en_US" w:bidi="en_US"/>
+        </w:rPr>
+      </w:r>
+      <w:r>
+        <w:rPr>
           <w:b/>
           <w:lang w:val="en_US" w:bidi="en_US"/>
         </w:rPr>
@@ -52096,6 +56375,20 @@
       </w:r>
       <w:r>
         <w:rPr>
+          <w:lang w:val="en_US" w:bidi="en_US"/>
+        </w:rPr>
+        <w:t>מִ֤י יִתֶּנְ⁠ךָ֙ כְּ⁠אָ֣ח לִ֔⁠י יוֹנֵ֖ק שְׁדֵ֣י אִמִּ֑⁠י</w:t>
+      </w:r>
+    </w:p>
+    <w:p>
+      <w:pPr/>
+      <w:r>
+        <w:rPr>
+          <w:lang w:val="en_US" w:bidi="en_US"/>
+        </w:rPr>
+      </w:r>
+      <w:r>
+        <w:rPr>
           <w:b/>
           <w:lang w:val="en_US" w:bidi="en_US"/>
         </w:rPr>
@@ -52218,6 +56511,20 @@
       </w:r>
       <w:r>
         <w:rPr>
+          <w:lang w:val="en_US" w:bidi="en_US"/>
+        </w:rPr>
+        <w:t>גַּ֖ם</w:t>
+      </w:r>
+    </w:p>
+    <w:p>
+      <w:pPr/>
+      <w:r>
+        <w:rPr>
+          <w:lang w:val="en_US" w:bidi="en_US"/>
+        </w:rPr>
+      </w:r>
+      <w:r>
+        <w:rPr>
           <w:b/>
           <w:lang w:val="en_US" w:bidi="en_US"/>
         </w:rPr>
@@ -52314,6 +56621,20 @@
       </w:r>
       <w:r>
         <w:rPr>
+          <w:lang w:val="en_US" w:bidi="en_US"/>
+        </w:rPr>
+        <w:t>לֹא־יָב֥וּזוּ לִֽ⁠י</w:t>
+      </w:r>
+    </w:p>
+    <w:p>
+      <w:pPr/>
+      <w:r>
+        <w:rPr>
+          <w:lang w:val="en_US" w:bidi="en_US"/>
+        </w:rPr>
+      </w:r>
+      <w:r>
+        <w:rPr>
           <w:b/>
           <w:lang w:val="en_US" w:bidi="en_US"/>
         </w:rPr>
@@ -52436,6 +56757,20 @@
       </w:r>
       <w:r>
         <w:rPr>
+          <w:lang w:val="en_US" w:bidi="en_US"/>
+        </w:rPr>
+        <w:t>אֶֽמְצָאֲ⁠ךָ֤ בַ⁠חוּץ֙ אֶשָׁ֣קְ⁠ךָ֔ גַּ֖ם לֹא־יָב֥וּזוּ לִֽ⁠י׃ אֶנְהָֽגֲ⁠ךָ֗ אֲבִֽיאֲ⁠ךָ֛ אֶל־בֵּ֥ית אִמִּ֖⁠י תְּלַמְּדֵ֑⁠נִי אַשְׁקְ⁠ךָ֙ מִ⁠יַּ֣יִן הָ⁠רֶ֔קַח מֵ⁠עֲסִ֖יס רִמֹּנִֽ⁠י</w:t>
+      </w:r>
+    </w:p>
+    <w:p>
+      <w:pPr/>
+      <w:r>
+        <w:rPr>
+          <w:lang w:val="en_US" w:bidi="en_US"/>
+        </w:rPr>
+      </w:r>
+      <w:r>
+        <w:rPr>
           <w:b/>
           <w:lang w:val="en_US" w:bidi="en_US"/>
         </w:rPr>
@@ -52558,6 +56893,20 @@
       </w:r>
       <w:r>
         <w:rPr>
+          <w:lang w:val="en_US" w:bidi="en_US"/>
+        </w:rPr>
+        <w:t>אֲבִֽיאֲ⁠ךָ֛ אֶל־בֵּ֥ית אִמִּ֖⁠י</w:t>
+      </w:r>
+    </w:p>
+    <w:p>
+      <w:pPr/>
+      <w:r>
+        <w:rPr>
+          <w:lang w:val="en_US" w:bidi="en_US"/>
+        </w:rPr>
+      </w:r>
+      <w:r>
+        <w:rPr>
           <w:b/>
           <w:lang w:val="en_US" w:bidi="en_US"/>
         </w:rPr>
@@ -52590,7 +56939,7 @@
         </w:rPr>
         <w:t xml:space="preserve"> in </w:t>
       </w:r>
-      <w:hyperlink r:id="rId30">
+      <w:hyperlink r:id="rId32">
         <w:r>
           <w:rPr>
             <w:lang w:val="en_US" w:bidi="en_US"/>
@@ -52672,6 +57021,20 @@
       </w:r>
       <w:r>
         <w:rPr>
+          <w:lang w:val="en_US" w:bidi="en_US"/>
+        </w:rPr>
+        <w:t>אֲבִֽיאֲ⁠ךָ֛ אֶל־בֵּ֥ית אִמִּ֖⁠י תְּלַמְּדֵ֑⁠נִי</w:t>
+      </w:r>
+    </w:p>
+    <w:p>
+      <w:pPr/>
+      <w:r>
+        <w:rPr>
+          <w:lang w:val="en_US" w:bidi="en_US"/>
+        </w:rPr>
+      </w:r>
+      <w:r>
+        <w:rPr>
           <w:b/>
           <w:lang w:val="en_US" w:bidi="en_US"/>
         </w:rPr>
@@ -52735,6 +57098,20 @@
       </w:r>
       <w:r>
         <w:rPr>
+          <w:lang w:val="en_US" w:bidi="en_US"/>
+        </w:rPr>
+        <w:t>אַשְׁקְ⁠ךָ֙ מִ⁠יַּ֣יִן הָ⁠רֶ֔קַח</w:t>
+      </w:r>
+    </w:p>
+    <w:p>
+      <w:pPr/>
+      <w:r>
+        <w:rPr>
+          <w:lang w:val="en_US" w:bidi="en_US"/>
+        </w:rPr>
+      </w:r>
+      <w:r>
+        <w:rPr>
           <w:b/>
           <w:lang w:val="en_US" w:bidi="en_US"/>
         </w:rPr>
@@ -52850,7 +57227,7 @@
         </w:rPr>
         <w:t xml:space="preserve">See how you translated the similar phrase “spiced wine” in </w:t>
       </w:r>
-      <w:hyperlink r:id="rId70">
+      <w:hyperlink r:id="rId72">
         <w:r>
           <w:rPr>
             <w:lang w:val="en_US" w:bidi="en_US"/>
@@ -52932,6 +57309,20 @@
       </w:r>
       <w:r>
         <w:rPr>
+          <w:lang w:val="en_US" w:bidi="en_US"/>
+        </w:rPr>
+        <w:t>אַשְׁקְ⁠ךָ֙ מִ⁠יַּ֣יִן הָ⁠רֶ֔קַח מֵ⁠עֲסִ֖יס רִמֹּנִֽ⁠י</w:t>
+      </w:r>
+    </w:p>
+    <w:p>
+      <w:pPr/>
+      <w:r>
+        <w:rPr>
+          <w:lang w:val="en_US" w:bidi="en_US"/>
+        </w:rPr>
+      </w:r>
+      <w:r>
+        <w:rPr>
           <w:b/>
           <w:lang w:val="en_US" w:bidi="en_US"/>
         </w:rPr>
@@ -53041,6 +57432,20 @@
       </w:r>
       <w:r>
         <w:rPr>
+          <w:lang w:val="en_US" w:bidi="en_US"/>
+        </w:rPr>
+        <w:t>מֵ⁠עֲסִ֖יס רִמֹּנִֽ⁠י</w:t>
+      </w:r>
+    </w:p>
+    <w:p>
+      <w:pPr/>
+      <w:r>
+        <w:rPr>
+          <w:lang w:val="en_US" w:bidi="en_US"/>
+        </w:rPr>
+      </w:r>
+      <w:r>
+        <w:rPr>
           <w:b/>
           <w:lang w:val="en_US" w:bidi="en_US"/>
         </w:rPr>
@@ -53156,7 +57561,7 @@
         </w:rPr>
         <w:t xml:space="preserve">This verse is identical to </w:t>
       </w:r>
-      <w:hyperlink r:id="rId71">
+      <w:hyperlink r:id="rId73">
         <w:r>
           <w:rPr>
             <w:lang w:val="en_US" w:bidi="en_US"/>
@@ -53174,7 +57579,7 @@
         </w:rPr>
         <w:t xml:space="preserve">. Translate this verse exactly as you translated </w:t>
       </w:r>
-      <w:hyperlink r:id="rId71">
+      <w:hyperlink r:id="rId73">
         <w:r>
           <w:rPr>
             <w:lang w:val="en_US" w:bidi="en_US"/>
@@ -53275,7 +57680,7 @@
         </w:rPr>
         <w:t xml:space="preserve">Besides excluding the phrase “by the female gazelles or the does of the field”, this verse is nearly identical to </w:t>
       </w:r>
-      <w:hyperlink r:id="rId26">
+      <w:hyperlink r:id="rId28">
         <w:r>
           <w:rPr>
             <w:lang w:val="en_US" w:bidi="en_US"/>
@@ -53293,7 +57698,7 @@
         </w:rPr>
         <w:t xml:space="preserve">. You should translate this verse in a similar way to how you translated </w:t>
       </w:r>
-      <w:hyperlink r:id="rId26">
+      <w:hyperlink r:id="rId28">
         <w:r>
           <w:rPr>
             <w:lang w:val="en_US" w:bidi="en_US"/>
@@ -53375,6 +57780,20 @@
       </w:r>
       <w:r>
         <w:rPr>
+          <w:lang w:val="en_US" w:bidi="en_US"/>
+        </w:rPr>
+        <w:t>מִ֣י זֹ֗את עֹלָה֙ מִן־הַ⁠מִּדְבָּ֔ר מִתְרַפֶּ֖קֶת עַל־דּוֹדָ֑⁠הּ</w:t>
+      </w:r>
+    </w:p>
+    <w:p>
+      <w:pPr/>
+      <w:r>
+        <w:rPr>
+          <w:lang w:val="en_US" w:bidi="en_US"/>
+        </w:rPr>
+      </w:r>
+      <w:r>
+        <w:rPr>
           <w:b/>
           <w:lang w:val="en_US" w:bidi="en_US"/>
         </w:rPr>
@@ -53676,6 +58095,20 @@
       </w:r>
       <w:r>
         <w:rPr>
+          <w:lang w:val="en_US" w:bidi="en_US"/>
+        </w:rPr>
+        <w:t>עֹלָה֙</w:t>
+      </w:r>
+    </w:p>
+    <w:p>
+      <w:pPr/>
+      <w:r>
+        <w:rPr>
+          <w:lang w:val="en_US" w:bidi="en_US"/>
+        </w:rPr>
+      </w:r>
+      <w:r>
+        <w:rPr>
           <w:b/>
           <w:lang w:val="en_US" w:bidi="en_US"/>
         </w:rPr>
@@ -53804,7 +58237,7 @@
         </w:rPr>
         <w:t xml:space="preserve"> in </w:t>
       </w:r>
-      <w:hyperlink r:id="rId24">
+      <w:hyperlink r:id="rId26">
         <w:r>
           <w:rPr>
             <w:lang w:val="en_US" w:bidi="en_US"/>
@@ -53886,6 +58319,20 @@
       </w:r>
       <w:r>
         <w:rPr>
+          <w:lang w:val="en_US" w:bidi="en_US"/>
+        </w:rPr>
+        <w:t>חִבְּלַ֣תְ⁠ךָ</w:t>
+      </w:r>
+    </w:p>
+    <w:p>
+      <w:pPr/>
+      <w:r>
+        <w:rPr>
+          <w:lang w:val="en_US" w:bidi="en_US"/>
+        </w:rPr>
+      </w:r>
+      <w:r>
+        <w:rPr>
           <w:b/>
           <w:lang w:val="en_US" w:bidi="en_US"/>
         </w:rPr>
@@ -53962,6 +58409,20 @@
       </w:r>
       <w:r>
         <w:rPr>
+          <w:lang w:val="en_US" w:bidi="en_US"/>
+        </w:rPr>
+        <w:t>תַּ֤חַת הַ⁠תַּפּ֨וּחַ֙ עֽוֹרַרְתִּ֔י⁠ךָ שָׁ֚מָּ⁠ה חִבְּלַ֣תְ⁠ךָ אִמֶּ֔⁠ךָ שָׁ֖מָּ⁠ה חִבְּלָ֥ה יְלָדַֽתְ⁠ךָ׃ שִׂימֵ֨⁠נִי כַֽ⁠חוֹתָ֜ם עַל־לִבֶּ֗⁠ךָ כַּֽ⁠חוֹתָם֙ עַל־זְרוֹעֶ֔⁠ךָ כִּֽי־עַזָּ֤ה כַ⁠מָּ֨וֶת֙ אַהֲבָ֔ה קָשָׁ֥ה כִ⁠שְׁא֖וֹל קִנְאָ֑ה רְשָׁפֶ֕י⁠הָ רִשְׁפֵּ֕י אֵ֖שׁ שַׁלְהֶ֥בֶתְ יָֽה׃ מַ֣יִם רַבִּ֗ים לֹ֤א יֽוּכְלוּ֙ לְ⁠כַבּ֣וֹת אֶת־הָֽ⁠אַהֲבָ֔ה וּ⁠נְהָר֖וֹת לֹ֣א יִשְׁטְפ֑וּ⁠הָ אִם־יִתֵּ֨ן אִ֜ישׁ אֶת־כָּל־ה֤וֹן בֵּית⁠וֹ֙ בָּ⁠אַהֲבָ֔ה בּ֖וֹז יָב֥וּזוּ לֽ⁠וֹ</w:t>
+      </w:r>
+    </w:p>
+    <w:p>
+      <w:pPr/>
+      <w:r>
+        <w:rPr>
+          <w:lang w:val="en_US" w:bidi="en_US"/>
+        </w:rPr>
+      </w:r>
+      <w:r>
+        <w:rPr>
           <w:b/>
           <w:lang w:val="en_US" w:bidi="en_US"/>
         </w:rPr>
@@ -54276,6 +58737,20 @@
       </w:r>
       <w:r>
         <w:rPr>
+          <w:lang w:val="en_US" w:bidi="en_US"/>
+        </w:rPr>
+        <w:t>כַּֽ⁠חוֹתָם֙ עַל־זְרוֹעֶ֔⁠ךָ</w:t>
+      </w:r>
+    </w:p>
+    <w:p>
+      <w:pPr/>
+      <w:r>
+        <w:rPr>
+          <w:lang w:val="en_US" w:bidi="en_US"/>
+        </w:rPr>
+      </w:r>
+      <w:r>
+        <w:rPr>
           <w:b/>
           <w:lang w:val="en_US" w:bidi="en_US"/>
         </w:rPr>
@@ -54398,6 +58873,20 @@
       </w:r>
       <w:r>
         <w:rPr>
+          <w:lang w:val="en_US" w:bidi="en_US"/>
+        </w:rPr>
+        <w:t>כַּֽ⁠חוֹתָם֙ עַל־זְרוֹעֶ֔⁠ךָ</w:t>
+      </w:r>
+    </w:p>
+    <w:p>
+      <w:pPr/>
+      <w:r>
+        <w:rPr>
+          <w:lang w:val="en_US" w:bidi="en_US"/>
+        </w:rPr>
+      </w:r>
+      <w:r>
+        <w:rPr>
           <w:b/>
           <w:lang w:val="en_US" w:bidi="en_US"/>
         </w:rPr>
@@ -54751,6 +59240,20 @@
       </w:r>
       <w:r>
         <w:rPr>
+          <w:lang w:val="en_US" w:bidi="en_US"/>
+        </w:rPr>
+        <w:t>קָשָׁ֥ה כִ⁠שְׁא֖וֹל קִנְאָ֑ה</w:t>
+      </w:r>
+    </w:p>
+    <w:p>
+      <w:pPr/>
+      <w:r>
+        <w:rPr>
+          <w:lang w:val="en_US" w:bidi="en_US"/>
+        </w:rPr>
+      </w:r>
+      <w:r>
+        <w:rPr>
           <w:b/>
           <w:lang w:val="en_US" w:bidi="en_US"/>
         </w:rPr>
@@ -54943,6 +59446,20 @@
       </w:r>
       <w:r>
         <w:rPr>
+          <w:lang w:val="en_US" w:bidi="en_US"/>
+        </w:rPr>
+        <w:t>כִ⁠שְׁא֖וֹל</w:t>
+      </w:r>
+    </w:p>
+    <w:p>
+      <w:pPr/>
+      <w:r>
+        <w:rPr>
+          <w:lang w:val="en_US" w:bidi="en_US"/>
+        </w:rPr>
+      </w:r>
+      <w:r>
+        <w:rPr>
           <w:b/>
           <w:lang w:val="en_US" w:bidi="en_US"/>
         </w:rPr>
@@ -55065,6 +59582,20 @@
       </w:r>
       <w:r>
         <w:rPr>
+          <w:lang w:val="en_US" w:bidi="en_US"/>
+        </w:rPr>
+        <w:t>רְשָׁפֶ֕י⁠הָ רִשְׁפֵּ֕י אֵ֖שׁ שַׁלְהֶ֥בֶתְ יָֽה</w:t>
+      </w:r>
+    </w:p>
+    <w:p>
+      <w:pPr/>
+      <w:r>
+        <w:rPr>
+          <w:lang w:val="en_US" w:bidi="en_US"/>
+        </w:rPr>
+      </w:r>
+      <w:r>
+        <w:rPr>
           <w:b/>
           <w:lang w:val="en_US" w:bidi="en_US"/>
         </w:rPr>
@@ -55283,6 +59814,20 @@
       </w:r>
       <w:r>
         <w:rPr>
+          <w:lang w:val="en_US" w:bidi="en_US"/>
+        </w:rPr>
+        <w:t>מַ֣יִם רַבִּ֗ים לֹ֤א יֽוּכְלוּ֙ לְ⁠כַבּ֣וֹת אֶת־הָֽ⁠אַהֲבָ֔ה וּ⁠נְהָר֖וֹת לֹ֣א יִשְׁטְפ֑וּ⁠הָ</w:t>
+      </w:r>
+    </w:p>
+    <w:p>
+      <w:pPr/>
+      <w:r>
+        <w:rPr>
+          <w:lang w:val="en_US" w:bidi="en_US"/>
+        </w:rPr>
+      </w:r>
+      <w:r>
+        <w:rPr>
           <w:b/>
           <w:lang w:val="en_US" w:bidi="en_US"/>
         </w:rPr>
@@ -55431,6 +59976,20 @@
       </w:r>
       <w:r>
         <w:rPr>
+          <w:lang w:val="en_US" w:bidi="en_US"/>
+        </w:rPr>
+        <w:t>מַ֣יִם רַבִּ֗ים לֹ֤א יֽוּכְלוּ֙ לְ⁠כַבּ֣וֹת אֶת־הָֽ⁠אַהֲבָ֔ה וּ⁠נְהָר֖וֹת לֹ֣א יִשְׁטְפ֑וּ⁠הָ</w:t>
+      </w:r>
+    </w:p>
+    <w:p>
+      <w:pPr/>
+      <w:r>
+        <w:rPr>
+          <w:lang w:val="en_US" w:bidi="en_US"/>
+        </w:rPr>
+      </w:r>
+      <w:r>
+        <w:rPr>
           <w:b/>
           <w:lang w:val="en_US" w:bidi="en_US"/>
         </w:rPr>
@@ -55590,6 +60149,20 @@
       </w:r>
       <w:r>
         <w:rPr>
+          <w:lang w:val="en_US" w:bidi="en_US"/>
+        </w:rPr>
+        <w:t>אִם־יִתֵּ֨ן אִ֜ישׁ אֶת־כָּל־ה֤וֹן בֵּית⁠וֹ֙ בָּ⁠אַהֲבָ֔ה בּ֖וֹז יָב֥וּזוּ לֽ⁠וֹ</w:t>
+      </w:r>
+    </w:p>
+    <w:p>
+      <w:pPr/>
+      <w:r>
+        <w:rPr>
+          <w:lang w:val="en_US" w:bidi="en_US"/>
+        </w:rPr>
+      </w:r>
+      <w:r>
+        <w:rPr>
           <w:b/>
           <w:lang w:val="en_US" w:bidi="en_US"/>
         </w:rPr>
@@ -55673,6 +60246,20 @@
       </w:r>
       <w:r>
         <w:rPr>
+          <w:lang w:val="en_US" w:bidi="en_US"/>
+        </w:rPr>
+        <w:t>בָּ⁠אַהֲבָ֔ה</w:t>
+      </w:r>
+    </w:p>
+    <w:p>
+      <w:pPr/>
+      <w:r>
+        <w:rPr>
+          <w:lang w:val="en_US" w:bidi="en_US"/>
+        </w:rPr>
+      </w:r>
+      <w:r>
+        <w:rPr>
           <w:b/>
           <w:lang w:val="en_US" w:bidi="en_US"/>
         </w:rPr>
@@ -55736,6 +60323,20 @@
       </w:r>
       <w:r>
         <w:rPr>
+          <w:lang w:val="en_US" w:bidi="en_US"/>
+        </w:rPr>
+        <w:t>לֽ⁠וֹ</w:t>
+      </w:r>
+    </w:p>
+    <w:p>
+      <w:pPr/>
+      <w:r>
+        <w:rPr>
+          <w:lang w:val="en_US" w:bidi="en_US"/>
+        </w:rPr>
+      </w:r>
+      <w:r>
+        <w:rPr>
           <w:b/>
           <w:lang w:val="en_US" w:bidi="en_US"/>
         </w:rPr>
@@ -55871,6 +60472,20 @@
       </w:r>
       <w:r>
         <w:rPr>
+          <w:lang w:val="en_US" w:bidi="en_US"/>
+        </w:rPr>
+        <w:t>קְטַנָּ֔ה</w:t>
+      </w:r>
+    </w:p>
+    <w:p>
+      <w:pPr/>
+      <w:r>
+        <w:rPr>
+          <w:lang w:val="en_US" w:bidi="en_US"/>
+        </w:rPr>
+      </w:r>
+      <w:r>
+        <w:rPr>
           <w:b/>
           <w:lang w:val="en_US" w:bidi="en_US"/>
         </w:rPr>
@@ -55967,6 +60582,20 @@
       </w:r>
       <w:r>
         <w:rPr>
+          <w:lang w:val="en_US" w:bidi="en_US"/>
+        </w:rPr>
+        <w:t>וְ⁠שָׁדַ֖יִם אֵ֣ין לָ֑⁠הּ</w:t>
+      </w:r>
+    </w:p>
+    <w:p>
+      <w:pPr/>
+      <w:r>
+        <w:rPr>
+          <w:lang w:val="en_US" w:bidi="en_US"/>
+        </w:rPr>
+      </w:r>
+      <w:r>
+        <w:rPr>
           <w:b/>
           <w:lang w:val="en_US" w:bidi="en_US"/>
         </w:rPr>
@@ -56255,6 +60884,20 @@
       </w:r>
       <w:r>
         <w:rPr>
+          <w:lang w:val="en_US" w:bidi="en_US"/>
+        </w:rPr>
+        <w:t>שֶׁ⁠יְּדֻבַּר־בָּֽ⁠הּ</w:t>
+      </w:r>
+    </w:p>
+    <w:p>
+      <w:pPr/>
+      <w:r>
+        <w:rPr>
+          <w:lang w:val="en_US" w:bidi="en_US"/>
+        </w:rPr>
+      </w:r>
+      <w:r>
+        <w:rPr>
           <w:b/>
           <w:lang w:val="en_US" w:bidi="en_US"/>
         </w:rPr>
@@ -56447,6 +61090,20 @@
       </w:r>
       <w:r>
         <w:rPr>
+          <w:lang w:val="en_US" w:bidi="en_US"/>
+        </w:rPr>
+        <w:t>וְ⁠אִם־דֶּ֣לֶת הִ֔יא נָצ֥וּר עָלֶ֖י⁠הָ ל֥וּחַ אָֽרֶז</w:t>
+      </w:r>
+    </w:p>
+    <w:p>
+      <w:pPr/>
+      <w:r>
+        <w:rPr>
+          <w:lang w:val="en_US" w:bidi="en_US"/>
+        </w:rPr>
+      </w:r>
+      <w:r>
+        <w:rPr>
           <w:b/>
           <w:lang w:val="en_US" w:bidi="en_US"/>
         </w:rPr>
@@ -56743,6 +61400,20 @@
       </w:r>
       <w:r>
         <w:rPr>
+          <w:lang w:val="en_US" w:bidi="en_US"/>
+        </w:rPr>
+        <w:t>אֲנִ֣י חוֹמָ֔ה וְ⁠שָׁדַ֖⁠י כַּ⁠מִּגְדָּל֑וֹת אָ֛ז הָיִ֥יתִי בְ⁠עֵינָ֖י⁠ו כְּ⁠מוֹצְאֵ֥ת שָׁלֽוֹם</w:t>
+      </w:r>
+    </w:p>
+    <w:p>
+      <w:pPr/>
+      <w:r>
+        <w:rPr>
+          <w:lang w:val="en_US" w:bidi="en_US"/>
+        </w:rPr>
+      </w:r>
+      <w:r>
+        <w:rPr>
           <w:b/>
           <w:lang w:val="en_US" w:bidi="en_US"/>
         </w:rPr>
@@ -56826,6 +61497,20 @@
       </w:r>
       <w:r>
         <w:rPr>
+          <w:lang w:val="en_US" w:bidi="en_US"/>
+        </w:rPr>
+        <w:t>אֲנִ֣י חוֹמָ֔ה</w:t>
+      </w:r>
+    </w:p>
+    <w:p>
+      <w:pPr/>
+      <w:r>
+        <w:rPr>
+          <w:lang w:val="en_US" w:bidi="en_US"/>
+        </w:rPr>
+      </w:r>
+      <w:r>
+        <w:rPr>
           <w:b/>
           <w:lang w:val="en_US" w:bidi="en_US"/>
         </w:rPr>
@@ -56922,6 +61607,20 @@
       </w:r>
       <w:r>
         <w:rPr>
+          <w:lang w:val="en_US" w:bidi="en_US"/>
+        </w:rPr>
+        <w:t>וְ⁠שָׁדַ֖⁠י</w:t>
+      </w:r>
+    </w:p>
+    <w:p>
+      <w:pPr/>
+      <w:r>
+        <w:rPr>
+          <w:lang w:val="en_US" w:bidi="en_US"/>
+        </w:rPr>
+      </w:r>
+      <w:r>
+        <w:rPr>
           <w:b/>
           <w:lang w:val="en_US" w:bidi="en_US"/>
         </w:rPr>
@@ -57081,6 +61780,20 @@
       </w:r>
       <w:r>
         <w:rPr>
+          <w:lang w:val="en_US" w:bidi="en_US"/>
+        </w:rPr>
+        <w:t>אָ֛ז</w:t>
+      </w:r>
+    </w:p>
+    <w:p>
+      <w:pPr/>
+      <w:r>
+        <w:rPr>
+          <w:lang w:val="en_US" w:bidi="en_US"/>
+        </w:rPr>
+      </w:r>
+      <w:r>
+        <w:rPr>
           <w:b/>
           <w:lang w:val="en_US" w:bidi="en_US"/>
         </w:rPr>
@@ -57177,6 +61890,20 @@
       </w:r>
       <w:r>
         <w:rPr>
+          <w:lang w:val="en_US" w:bidi="en_US"/>
+        </w:rPr>
+        <w:t>הָיִ֥יתִי בְ⁠עֵינָ֖י⁠ו</w:t>
+      </w:r>
+    </w:p>
+    <w:p>
+      <w:pPr/>
+      <w:r>
+        <w:rPr>
+          <w:lang w:val="en_US" w:bidi="en_US"/>
+        </w:rPr>
+      </w:r>
+      <w:r>
+        <w:rPr>
           <w:b/>
           <w:lang w:val="en_US" w:bidi="en_US"/>
         </w:rPr>
@@ -57273,6 +62000,20 @@
       </w:r>
       <w:r>
         <w:rPr>
+          <w:lang w:val="en_US" w:bidi="en_US"/>
+        </w:rPr>
+        <w:t>כְּ⁠מוֹצְאֵ֥ת</w:t>
+      </w:r>
+    </w:p>
+    <w:p>
+      <w:pPr/>
+      <w:r>
+        <w:rPr>
+          <w:lang w:val="en_US" w:bidi="en_US"/>
+        </w:rPr>
+      </w:r>
+      <w:r>
+        <w:rPr>
           <w:b/>
           <w:lang w:val="en_US" w:bidi="en_US"/>
         </w:rPr>
@@ -57349,6 +62090,20 @@
       </w:r>
       <w:r>
         <w:rPr>
+          <w:lang w:val="en_US" w:bidi="en_US"/>
+        </w:rPr>
+        <w:t>הָיִ֥יתִי בְ⁠עֵינָ֖י⁠ו כְּ⁠מוֹצְאֵ֥ת שָׁלֽוֹם</w:t>
+      </w:r>
+    </w:p>
+    <w:p>
+      <w:pPr/>
+      <w:r>
+        <w:rPr>
+          <w:lang w:val="en_US" w:bidi="en_US"/>
+        </w:rPr>
+      </w:r>
+      <w:r>
+        <w:rPr>
           <w:b/>
           <w:lang w:val="en_US" w:bidi="en_US"/>
         </w:rPr>
@@ -57561,6 +62316,20 @@
       </w:r>
       <w:r>
         <w:rPr>
+          <w:lang w:val="en_US" w:bidi="en_US"/>
+        </w:rPr>
+        <w:t>לַ⁠נֹּטְרִ֑ים</w:t>
+      </w:r>
+    </w:p>
+    <w:p>
+      <w:pPr/>
+      <w:r>
+        <w:rPr>
+          <w:lang w:val="en_US" w:bidi="en_US"/>
+        </w:rPr>
+      </w:r>
+      <w:r>
+        <w:rPr>
           <w:b/>
           <w:lang w:val="en_US" w:bidi="en_US"/>
         </w:rPr>
@@ -57696,6 +62465,20 @@
       </w:r>
       <w:r>
         <w:rPr>
+          <w:lang w:val="en_US" w:bidi="en_US"/>
+        </w:rPr>
+        <w:t>נָתַ֥ן אֶת־הַ⁠כֶּ֖רֶם לַ⁠נֹּטְרִ֑ים</w:t>
+      </w:r>
+    </w:p>
+    <w:p>
+      <w:pPr/>
+      <w:r>
+        <w:rPr>
+          <w:lang w:val="en_US" w:bidi="en_US"/>
+        </w:rPr>
+      </w:r>
+      <w:r>
+        <w:rPr>
           <w:b/>
           <w:lang w:val="en_US" w:bidi="en_US"/>
         </w:rPr>
@@ -57759,6 +62542,20 @@
       </w:r>
       <w:r>
         <w:rPr>
+          <w:lang w:val="en_US" w:bidi="en_US"/>
+        </w:rPr>
+        <w:t>אִ֛ישׁ יָבִ֥א בְּ⁠פִרְי֖⁠וֹ אֶ֥לֶף כָּֽסֶף</w:t>
+      </w:r>
+    </w:p>
+    <w:p>
+      <w:pPr/>
+      <w:r>
+        <w:rPr>
+          <w:lang w:val="en_US" w:bidi="en_US"/>
+        </w:rPr>
+      </w:r>
+      <w:r>
+        <w:rPr>
           <w:b/>
           <w:lang w:val="en_US" w:bidi="en_US"/>
         </w:rPr>
@@ -57894,6 +62691,20 @@
       </w:r>
       <w:r>
         <w:rPr>
+          <w:lang w:val="en_US" w:bidi="en_US"/>
+        </w:rPr>
+        <w:t>אֶ֥לֶף כָּֽסֶף</w:t>
+      </w:r>
+    </w:p>
+    <w:p>
+      <w:pPr/>
+      <w:r>
+        <w:rPr>
+          <w:lang w:val="en_US" w:bidi="en_US"/>
+        </w:rPr>
+      </w:r>
+      <w:r>
+        <w:rPr>
           <w:b/>
           <w:lang w:val="en_US" w:bidi="en_US"/>
         </w:rPr>
@@ -57977,6 +62788,20 @@
       </w:r>
       <w:r>
         <w:rPr>
+          <w:lang w:val="en_US" w:bidi="en_US"/>
+        </w:rPr>
+        <w:t>כֶּ֣רֶם הָיָ֤ה לִ⁠שְׁלֹמֹה֙ בְּ⁠בַ֣עַל הָמ֔וֹן נָתַ֥ן אֶת־הַ⁠כֶּ֖רֶם לַ⁠נֹּטְרִ֑ים אִ֛ישׁ יָבִ֥א בְּ⁠פִרְי֖⁠וֹ אֶ֥לֶף כָּֽסֶף׃ כָּרְמִ֥⁠י שֶׁ⁠לִּ֖⁠י לְ⁠פָנָ֑⁠י הָ⁠אֶ֤לֶף לְ⁠ךָ֙ שְׁלֹמֹ֔ה וּ⁠מָאתַ֖יִם לְ⁠נֹטְרִ֥ים אֶת־פִּרְיֽ⁠וֹ</w:t>
+      </w:r>
+    </w:p>
+    <w:p>
+      <w:pPr/>
+      <w:r>
+        <w:rPr>
+          <w:lang w:val="en_US" w:bidi="en_US"/>
+        </w:rPr>
+      </w:r>
+      <w:r>
+        <w:rPr>
           <w:b/>
           <w:lang w:val="en_US" w:bidi="en_US"/>
         </w:rPr>
@@ -58060,6 +62885,20 @@
       </w:r>
       <w:r>
         <w:rPr>
+          <w:lang w:val="en_US" w:bidi="en_US"/>
+        </w:rPr>
+        <w:t>כָּרְמִ֥⁠י</w:t>
+      </w:r>
+    </w:p>
+    <w:p>
+      <w:pPr/>
+      <w:r>
+        <w:rPr>
+          <w:lang w:val="en_US" w:bidi="en_US"/>
+        </w:rPr>
+      </w:r>
+      <w:r>
+        <w:rPr>
           <w:b/>
           <w:lang w:val="en_US" w:bidi="en_US"/>
         </w:rPr>
@@ -58092,7 +62931,7 @@
         </w:rPr>
         <w:t xml:space="preserve"> is a metaphor (see the section on </w:t>
       </w:r>
-      <w:hyperlink r:id="rId68">
+      <w:hyperlink r:id="rId70">
         <w:r>
           <w:rPr>
             <w:lang w:val="en_US" w:bidi="en_US"/>
@@ -58136,7 +62975,7 @@
         </w:rPr>
         <w:t xml:space="preserve">, as she did in </w:t>
       </w:r>
-      <w:hyperlink r:id="rId72">
+      <w:hyperlink r:id="rId74">
         <w:r>
           <w:rPr>
             <w:lang w:val="en_US" w:bidi="en_US"/>
@@ -58231,6 +63070,20 @@
       </w:r>
       <w:r>
         <w:rPr>
+          <w:lang w:val="en_US" w:bidi="en_US"/>
+        </w:rPr>
+        <w:t>לְ⁠פָנָ֑⁠י</w:t>
+      </w:r>
+    </w:p>
+    <w:p>
+      <w:pPr/>
+      <w:r>
+        <w:rPr>
+          <w:lang w:val="en_US" w:bidi="en_US"/>
+        </w:rPr>
+      </w:r>
+      <w:r>
+        <w:rPr>
           <w:b/>
           <w:lang w:val="en_US" w:bidi="en_US"/>
         </w:rPr>
@@ -58327,6 +63180,20 @@
       </w:r>
       <w:r>
         <w:rPr>
+          <w:lang w:val="en_US" w:bidi="en_US"/>
+        </w:rPr>
+        <w:t>הָ⁠אֶ֤לֶף לְ⁠ךָ֙ שְׁלֹמֹ֔ה וּ⁠מָאתַ֖יִם לְ⁠נֹטְרִ֥ים אֶת־פִּרְיֽ⁠וֹ</w:t>
+      </w:r>
+    </w:p>
+    <w:p>
+      <w:pPr/>
+      <w:r>
+        <w:rPr>
+          <w:lang w:val="en_US" w:bidi="en_US"/>
+        </w:rPr>
+      </w:r>
+      <w:r>
+        <w:rPr>
           <w:b/>
           <w:lang w:val="en_US" w:bidi="en_US"/>
         </w:rPr>
@@ -58475,6 +63342,20 @@
       </w:r>
       <w:r>
         <w:rPr>
+          <w:lang w:val="en_US" w:bidi="en_US"/>
+        </w:rPr>
+        <w:t>הָ⁠אֶ֤לֶף לְ⁠ךָ֙ שְׁלֹמֹ֔ה</w:t>
+      </w:r>
+    </w:p>
+    <w:p>
+      <w:pPr/>
+      <w:r>
+        <w:rPr>
+          <w:lang w:val="en_US" w:bidi="en_US"/>
+        </w:rPr>
+      </w:r>
+      <w:r>
+        <w:rPr>
           <w:b/>
           <w:lang w:val="en_US" w:bidi="en_US"/>
         </w:rPr>
@@ -58546,7 +63427,7 @@
         </w:rPr>
         <w:t xml:space="preserve"> (even though he was not Solomon) as term of endearment similar to how she called the man she loved “The king” in </w:t>
       </w:r>
-      <w:hyperlink r:id="rId17">
+      <w:hyperlink r:id="rId19">
         <w:r>
           <w:rPr>
             <w:lang w:val="en_US" w:bidi="en_US"/>
@@ -58628,6 +63509,20 @@
       </w:r>
       <w:r>
         <w:rPr>
+          <w:lang w:val="en_US" w:bidi="en_US"/>
+        </w:rPr>
+        <w:t>הַ⁠יוֹשֶׁ֣בֶת בַּ⁠גַּנִּ֗ים חֲבֵרִ֛ים מַקְשִׁיבִ֥ים לְ⁠קוֹלֵ֖⁠ךְ הַשְׁמִיעִֽי⁠נִי</w:t>
+      </w:r>
+    </w:p>
+    <w:p>
+      <w:pPr/>
+      <w:r>
+        <w:rPr>
+          <w:lang w:val="en_US" w:bidi="en_US"/>
+        </w:rPr>
+      </w:r>
+      <w:r>
+        <w:rPr>
           <w:b/>
           <w:lang w:val="en_US" w:bidi="en_US"/>
         </w:rPr>
@@ -58711,6 +63606,20 @@
       </w:r>
       <w:r>
         <w:rPr>
+          <w:lang w:val="en_US" w:bidi="en_US"/>
+        </w:rPr>
+        <w:t>חֲבֵרִ֛ים</w:t>
+      </w:r>
+    </w:p>
+    <w:p>
+      <w:pPr/>
+      <w:r>
+        <w:rPr>
+          <w:lang w:val="en_US" w:bidi="en_US"/>
+        </w:rPr>
+      </w:r>
+      <w:r>
+        <w:rPr>
           <w:b/>
           <w:lang w:val="en_US" w:bidi="en_US"/>
         </w:rPr>
@@ -58743,7 +63652,7 @@
         </w:rPr>
         <w:t xml:space="preserve"> is masculine in form in the original language and most likely refers to the man’s friends who were shepherds and were mentioned in </w:t>
       </w:r>
-      <w:hyperlink r:id="rId32">
+      <w:hyperlink r:id="rId34">
         <w:r>
           <w:rPr>
             <w:lang w:val="en_US" w:bidi="en_US"/>
@@ -58774,7 +63683,7 @@
         </w:rPr>
         <w:t xml:space="preserve"> in </w:t>
       </w:r>
-      <w:hyperlink r:id="rId32">
+      <w:hyperlink r:id="rId34">
         <w:r>
           <w:rPr>
             <w:lang w:val="en_US" w:bidi="en_US"/>
@@ -58836,6 +63745,20 @@
       </w:r>
       <w:r>
         <w:rPr>
+          <w:lang w:val="en_US" w:bidi="en_US"/>
+        </w:rPr>
+        <w:t>לְ⁠קוֹלֵ֖⁠ךְ</w:t>
+      </w:r>
+    </w:p>
+    <w:p>
+      <w:pPr/>
+      <w:r>
+        <w:rPr>
+          <w:lang w:val="en_US" w:bidi="en_US"/>
+        </w:rPr>
+      </w:r>
+      <w:r>
+        <w:rPr>
           <w:b/>
           <w:lang w:val="en_US" w:bidi="en_US"/>
         </w:rPr>
@@ -58932,6 +63855,20 @@
       </w:r>
       <w:r>
         <w:rPr>
+          <w:lang w:val="en_US" w:bidi="en_US"/>
+        </w:rPr>
+        <w:t>בְּרַ֣ח ׀ דּוֹדִ֗⁠י וּֽ⁠דְמֵה־לְ⁠ךָ֤ לִ⁠צְבִי֙ א֚וֹ לְ⁠עֹ֣פֶר הָֽ⁠אַיָּלִ֔ים עַ֖ל הָרֵ֥י בְשָׂמִֽים</w:t>
+      </w:r>
+    </w:p>
+    <w:p>
+      <w:pPr/>
+      <w:r>
+        <w:rPr>
+          <w:lang w:val="en_US" w:bidi="en_US"/>
+        </w:rPr>
+      </w:r>
+      <w:r>
+        <w:rPr>
           <w:b/>
           <w:lang w:val="en_US" w:bidi="en_US"/>
         </w:rPr>
@@ -59015,6 +63952,20 @@
       </w:r>
       <w:r>
         <w:rPr>
+          <w:lang w:val="en_US" w:bidi="en_US"/>
+        </w:rPr>
+        <w:t>בְּרַ֣ח</w:t>
+      </w:r>
+    </w:p>
+    <w:p>
+      <w:pPr/>
+      <w:r>
+        <w:rPr>
+          <w:lang w:val="en_US" w:bidi="en_US"/>
+        </w:rPr>
+      </w:r>
+      <w:r>
+        <w:rPr>
           <w:b/>
           <w:lang w:val="en_US" w:bidi="en_US"/>
         </w:rPr>
@@ -59111,6 +64062,20 @@
       </w:r>
       <w:r>
         <w:rPr>
+          <w:lang w:val="en_US" w:bidi="en_US"/>
+        </w:rPr>
+        <w:t>דּוֹדִ֗⁠י וּֽ⁠דְמֵה־לְ⁠ךָ֤ לִ⁠צְבִי֙ א֚וֹ לְ⁠עֹ֣פֶר הָֽ⁠אַיָּלִ֔ים</w:t>
+      </w:r>
+    </w:p>
+    <w:p>
+      <w:pPr/>
+      <w:r>
+        <w:rPr>
+          <w:lang w:val="en_US" w:bidi="en_US"/>
+        </w:rPr>
+      </w:r>
+      <w:r>
+        <w:rPr>
           <w:b/>
           <w:lang w:val="en_US" w:bidi="en_US"/>
         </w:rPr>
@@ -59130,7 +64095,7 @@
         </w:rPr>
         <w:t xml:space="preserve">See how you translated the similar expression “My beloved is resembling a gazelle or a young stag” in </w:t>
       </w:r>
-      <w:hyperlink r:id="rId28">
+      <w:hyperlink r:id="rId30">
         <w:r>
           <w:rPr>
             <w:lang w:val="en_US" w:bidi="en_US"/>

--- a/eng/docx/22.content.docx
+++ b/eng/docx/22.content.docx
@@ -1219,6 +1219,20 @@
       </w:r>
       <w:r>
         <w:rPr>
+          <w:lang w:val="en_US" w:bidi="en_US"/>
+        </w:rPr>
+        <w:t>שִׁ֥יר הַ⁠שִּׁירִ֖ים אֲשֶׁ֥ר לִ⁠שְׁלֹמֹֽה</w:t>
+      </w:r>
+    </w:p>
+    <w:p>
+      <w:pPr/>
+      <w:r>
+        <w:rPr>
+          <w:lang w:val="en_US" w:bidi="en_US"/>
+        </w:rPr>
+      </w:r>
+      <w:r>
+        <w:rPr>
           <w:b/>
           <w:lang w:val="en_US" w:bidi="en_US"/>
         </w:rPr>
@@ -1302,6 +1316,20 @@
       </w:r>
       <w:r>
         <w:rPr>
+          <w:lang w:val="en_US" w:bidi="en_US"/>
+        </w:rPr>
+        <w:t>שִׁ֥יר הַ⁠שִּׁירִ֖ים</w:t>
+      </w:r>
+    </w:p>
+    <w:p>
+      <w:pPr/>
+      <w:r>
+        <w:rPr>
+          <w:lang w:val="en_US" w:bidi="en_US"/>
+        </w:rPr>
+      </w:r>
+      <w:r>
+        <w:rPr>
           <w:b/>
           <w:lang w:val="en_US" w:bidi="en_US"/>
         </w:rPr>
@@ -1424,6 +1452,20 @@
       </w:r>
       <w:r>
         <w:rPr>
+          <w:lang w:val="en_US" w:bidi="en_US"/>
+        </w:rPr>
+        <w:t>לִ⁠שְׁלֹמֹֽה</w:t>
+      </w:r>
+    </w:p>
+    <w:p>
+      <w:pPr/>
+      <w:r>
+        <w:rPr>
+          <w:lang w:val="en_US" w:bidi="en_US"/>
+        </w:rPr>
+      </w:r>
+      <w:r>
+        <w:rPr>
           <w:b/>
           <w:lang w:val="en_US" w:bidi="en_US"/>
         </w:rPr>
@@ -1583,6 +1625,20 @@
       </w:r>
       <w:r>
         <w:rPr>
+          <w:lang w:val="en_US" w:bidi="en_US"/>
+        </w:rPr>
+        <w:t>דֹּדֶ֖י⁠ךָ</w:t>
+      </w:r>
+    </w:p>
+    <w:p>
+      <w:pPr/>
+      <w:r>
+        <w:rPr>
+          <w:lang w:val="en_US" w:bidi="en_US"/>
+        </w:rPr>
+      </w:r>
+      <w:r>
+        <w:rPr>
           <w:b/>
           <w:lang w:val="en_US" w:bidi="en_US"/>
         </w:rPr>
@@ -1692,6 +1748,20 @@
       </w:r>
       <w:r>
         <w:rPr>
+          <w:lang w:val="en_US" w:bidi="en_US"/>
+        </w:rPr>
+        <w:t>טוֹבִ֥ים דֹּדֶ֖י⁠ךָ מִ⁠יָּֽיִן</w:t>
+      </w:r>
+    </w:p>
+    <w:p>
+      <w:pPr/>
+      <w:r>
+        <w:rPr>
+          <w:lang w:val="en_US" w:bidi="en_US"/>
+        </w:rPr>
+      </w:r>
+      <w:r>
+        <w:rPr>
           <w:b/>
           <w:lang w:val="en_US" w:bidi="en_US"/>
         </w:rPr>
@@ -1788,6 +1858,20 @@
       </w:r>
       <w:r>
         <w:rPr>
+          <w:lang w:val="en_US" w:bidi="en_US"/>
+        </w:rPr>
+        <w:t>טוֹבִ֥ים דֹּדֶ֖י⁠ךָ מִ⁠יָּֽיִן</w:t>
+      </w:r>
+    </w:p>
+    <w:p>
+      <w:pPr/>
+      <w:r>
+        <w:rPr>
+          <w:lang w:val="en_US" w:bidi="en_US"/>
+        </w:rPr>
+      </w:r>
+      <w:r>
+        <w:rPr>
           <w:b/>
           <w:lang w:val="en_US" w:bidi="en_US"/>
         </w:rPr>
@@ -1934,6 +2018,20 @@
       </w:r>
       <w:r>
         <w:rPr>
+          <w:lang w:val="en_US" w:bidi="en_US"/>
+        </w:rPr>
+        <w:t>לְ⁠רֵ֨יחַ֙</w:t>
+      </w:r>
+    </w:p>
+    <w:p>
+      <w:pPr/>
+      <w:r>
+        <w:rPr>
+          <w:lang w:val="en_US" w:bidi="en_US"/>
+        </w:rPr>
+      </w:r>
+      <w:r>
+        <w:rPr>
           <w:b/>
           <w:lang w:val="en_US" w:bidi="en_US"/>
         </w:rPr>
@@ -2010,6 +2108,20 @@
       </w:r>
       <w:r>
         <w:rPr>
+          <w:lang w:val="en_US" w:bidi="en_US"/>
+        </w:rPr>
+        <w:t>שְׁמָנֶ֣י⁠ךָ טוֹבִ֔ים</w:t>
+      </w:r>
+    </w:p>
+    <w:p>
+      <w:pPr/>
+      <w:r>
+        <w:rPr>
+          <w:lang w:val="en_US" w:bidi="en_US"/>
+        </w:rPr>
+      </w:r>
+      <w:r>
+        <w:rPr>
           <w:b/>
           <w:lang w:val="en_US" w:bidi="en_US"/>
         </w:rPr>
@@ -2106,6 +2218,20 @@
       </w:r>
       <w:r>
         <w:rPr>
+          <w:lang w:val="en_US" w:bidi="en_US"/>
+        </w:rPr>
+        <w:t>שֶׁ֖מֶן תּוּרַ֣ק שְׁמֶ֑⁠ךָ</w:t>
+      </w:r>
+    </w:p>
+    <w:p>
+      <w:pPr/>
+      <w:r>
+        <w:rPr>
+          <w:lang w:val="en_US" w:bidi="en_US"/>
+        </w:rPr>
+      </w:r>
+      <w:r>
+        <w:rPr>
           <w:b/>
           <w:lang w:val="en_US" w:bidi="en_US"/>
         </w:rPr>
@@ -2202,6 +2328,20 @@
       </w:r>
       <w:r>
         <w:rPr>
+          <w:lang w:val="en_US" w:bidi="en_US"/>
+        </w:rPr>
+        <w:t>שֶׁ֖מֶן תּוּרַ֣ק שְׁמֶ֑⁠ךָ</w:t>
+      </w:r>
+    </w:p>
+    <w:p>
+      <w:pPr/>
+      <w:r>
+        <w:rPr>
+          <w:lang w:val="en_US" w:bidi="en_US"/>
+        </w:rPr>
+      </w:r>
+      <w:r>
+        <w:rPr>
           <w:b/>
           <w:lang w:val="en_US" w:bidi="en_US"/>
         </w:rPr>
@@ -2298,6 +2438,20 @@
       </w:r>
       <w:r>
         <w:rPr>
+          <w:lang w:val="en_US" w:bidi="en_US"/>
+        </w:rPr>
+        <w:t>עַל־כֵּ֖ן</w:t>
+      </w:r>
+    </w:p>
+    <w:p>
+      <w:pPr/>
+      <w:r>
+        <w:rPr>
+          <w:lang w:val="en_US" w:bidi="en_US"/>
+        </w:rPr>
+      </w:r>
+      <w:r>
+        <w:rPr>
           <w:b/>
           <w:lang w:val="en_US" w:bidi="en_US"/>
         </w:rPr>
@@ -2490,6 +2644,20 @@
       </w:r>
       <w:r>
         <w:rPr>
+          <w:lang w:val="en_US" w:bidi="en_US"/>
+        </w:rPr>
+        <w:t>מָשְׁכֵ֖⁠נִי</w:t>
+      </w:r>
+    </w:p>
+    <w:p>
+      <w:pPr/>
+      <w:r>
+        <w:rPr>
+          <w:lang w:val="en_US" w:bidi="en_US"/>
+        </w:rPr>
+      </w:r>
+      <w:r>
+        <w:rPr>
           <w:b/>
           <w:lang w:val="en_US" w:bidi="en_US"/>
         </w:rPr>
@@ -2675,6 +2843,20 @@
       </w:r>
       <w:r>
         <w:rPr>
+          <w:lang w:val="en_US" w:bidi="en_US"/>
+        </w:rPr>
+        <w:t>נָּר֑וּצָה</w:t>
+      </w:r>
+    </w:p>
+    <w:p>
+      <w:pPr/>
+      <w:r>
+        <w:rPr>
+          <w:lang w:val="en_US" w:bidi="en_US"/>
+        </w:rPr>
+      </w:r>
+      <w:r>
+        <w:rPr>
           <w:b/>
           <w:lang w:val="en_US" w:bidi="en_US"/>
         </w:rPr>
@@ -2773,6 +2955,20 @@
         <w:rPr>
           <w:lang w:val="en_US" w:bidi="en_US"/>
         </w:rPr>
+      </w:r>
+    </w:p>
+    <w:p>
+      <w:pPr/>
+      <w:r>
+        <w:rPr>
+          <w:lang w:val="en_US" w:bidi="en_US"/>
+        </w:rPr>
+      </w:r>
+      <w:r>
+        <w:rPr>
+          <w:lang w:val="en_US" w:bidi="en_US"/>
+        </w:rPr>
+        <w:t>נָּר֑וּצָה</w:t>
       </w:r>
     </w:p>
     <w:p>
@@ -3007,6 +3203,20 @@
       </w:r>
       <w:r>
         <w:rPr>
+          <w:lang w:val="en_US" w:bidi="en_US"/>
+        </w:rPr>
+        <w:t>הֱבִיאַ֨⁠נִי הַ⁠מֶּ֜לֶךְ</w:t>
+      </w:r>
+    </w:p>
+    <w:p>
+      <w:pPr/>
+      <w:r>
+        <w:rPr>
+          <w:lang w:val="en_US" w:bidi="en_US"/>
+        </w:rPr>
+      </w:r>
+      <w:r>
+        <w:rPr>
           <w:b/>
           <w:lang w:val="en_US" w:bidi="en_US"/>
         </w:rPr>
@@ -3103,6 +3313,20 @@
       </w:r>
       <w:r>
         <w:rPr>
+          <w:lang w:val="en_US" w:bidi="en_US"/>
+        </w:rPr>
+        <w:t>הֱבִיאַ֨⁠נִי</w:t>
+      </w:r>
+    </w:p>
+    <w:p>
+      <w:pPr/>
+      <w:r>
+        <w:rPr>
+          <w:lang w:val="en_US" w:bidi="en_US"/>
+        </w:rPr>
+      </w:r>
+      <w:r>
+        <w:rPr>
           <w:b/>
           <w:lang w:val="en_US" w:bidi="en_US"/>
         </w:rPr>
@@ -3397,6 +3621,20 @@
       </w:r>
       <w:r>
         <w:rPr>
+          <w:lang w:val="en_US" w:bidi="en_US"/>
+        </w:rPr>
+        <w:t>נָגִ֤ילָה וְ⁠נִשְׂמְחָה֙</w:t>
+      </w:r>
+    </w:p>
+    <w:p>
+      <w:pPr/>
+      <w:r>
+        <w:rPr>
+          <w:lang w:val="en_US" w:bidi="en_US"/>
+        </w:rPr>
+      </w:r>
+      <w:r>
+        <w:rPr>
           <w:b/>
           <w:lang w:val="en_US" w:bidi="en_US"/>
         </w:rPr>
@@ -3506,6 +3744,20 @@
       </w:r>
       <w:r>
         <w:rPr>
+          <w:lang w:val="en_US" w:bidi="en_US"/>
+        </w:rPr>
+        <w:t>נַזְכִּ֤ירָה</w:t>
+      </w:r>
+    </w:p>
+    <w:p>
+      <w:pPr/>
+      <w:r>
+        <w:rPr>
+          <w:lang w:val="en_US" w:bidi="en_US"/>
+        </w:rPr>
+      </w:r>
+      <w:r>
+        <w:rPr>
           <w:b/>
           <w:lang w:val="en_US" w:bidi="en_US"/>
         </w:rPr>
@@ -3569,6 +3821,20 @@
       </w:r>
       <w:r>
         <w:rPr>
+          <w:lang w:val="en_US" w:bidi="en_US"/>
+        </w:rPr>
+        <w:t>מִ⁠יַּ֔יִן</w:t>
+      </w:r>
+    </w:p>
+    <w:p>
+      <w:pPr/>
+      <w:r>
+        <w:rPr>
+          <w:lang w:val="en_US" w:bidi="en_US"/>
+        </w:rPr>
+      </w:r>
+      <w:r>
+        <w:rPr>
           <w:b/>
           <w:lang w:val="en_US" w:bidi="en_US"/>
         </w:rPr>
@@ -3749,6 +4015,20 @@
       </w:r>
       <w:r>
         <w:rPr>
+          <w:lang w:val="en_US" w:bidi="en_US"/>
+        </w:rPr>
+        <w:t>דֹדֶ֨י⁠ךָ֙ מִ⁠יַּ֔יִן</w:t>
+      </w:r>
+    </w:p>
+    <w:p>
+      <w:pPr/>
+      <w:r>
+        <w:rPr>
+          <w:lang w:val="en_US" w:bidi="en_US"/>
+        </w:rPr>
+      </w:r>
+      <w:r>
+        <w:rPr>
           <w:b/>
           <w:lang w:val="en_US" w:bidi="en_US"/>
         </w:rPr>
@@ -3845,6 +4125,20 @@
       </w:r>
       <w:r>
         <w:rPr>
+          <w:lang w:val="en_US" w:bidi="en_US"/>
+        </w:rPr>
+        <w:t>מֵישָׁרִ֖ים אֲהֵבֽוּ⁠ךָ</w:t>
+      </w:r>
+    </w:p>
+    <w:p>
+      <w:pPr/>
+      <w:r>
+        <w:rPr>
+          <w:lang w:val="en_US" w:bidi="en_US"/>
+        </w:rPr>
+      </w:r>
+      <w:r>
+        <w:rPr>
           <w:b/>
           <w:lang w:val="en_US" w:bidi="en_US"/>
         </w:rPr>
@@ -3971,6 +4265,20 @@
       </w:r>
       <w:r>
         <w:rPr>
+          <w:lang w:val="en_US" w:bidi="en_US"/>
+        </w:rPr>
+        <w:t>מֵישָׁרִ֖ים אֲהֵבֽוּ⁠ךָ</w:t>
+      </w:r>
+    </w:p>
+    <w:p>
+      <w:pPr/>
+      <w:r>
+        <w:rPr>
+          <w:lang w:val="en_US" w:bidi="en_US"/>
+        </w:rPr>
+      </w:r>
+      <w:r>
+        <w:rPr>
           <w:b/>
           <w:lang w:val="en_US" w:bidi="en_US"/>
         </w:rPr>
@@ -4228,6 +4536,20 @@
         <w:rPr>
           <w:lang w:val="en_US" w:bidi="en_US"/>
         </w:rPr>
+      </w:r>
+    </w:p>
+    <w:p>
+      <w:pPr/>
+      <w:r>
+        <w:rPr>
+          <w:lang w:val="en_US" w:bidi="en_US"/>
+        </w:rPr>
+      </w:r>
+      <w:r>
+        <w:rPr>
+          <w:lang w:val="en_US" w:bidi="en_US"/>
+        </w:rPr>
+        <w:t>בְּנ֖וֹת יְרוּשָׁלִָ֑ם</w:t>
       </w:r>
     </w:p>
     <w:p>
@@ -4519,6 +4841,20 @@
       </w:r>
       <w:r>
         <w:rPr>
+          <w:lang w:val="en_US" w:bidi="en_US"/>
+        </w:rPr>
+        <w:t>אַל־תִּרְא֨וּ⁠נִי֙ שֶׁ⁠אֲנִ֣י שְׁחַרְחֹ֔רֶת</w:t>
+      </w:r>
+    </w:p>
+    <w:p>
+      <w:pPr/>
+      <w:r>
+        <w:rPr>
+          <w:lang w:val="en_US" w:bidi="en_US"/>
+        </w:rPr>
+      </w:r>
+      <w:r>
+        <w:rPr>
           <w:b/>
           <w:lang w:val="en_US" w:bidi="en_US"/>
         </w:rPr>
@@ -4584,6 +4920,20 @@
         <w:rPr>
           <w:lang w:val="en_US" w:bidi="en_US"/>
         </w:rPr>
+      </w:r>
+    </w:p>
+    <w:p>
+      <w:pPr/>
+      <w:r>
+        <w:rPr>
+          <w:lang w:val="en_US" w:bidi="en_US"/>
+        </w:rPr>
+      </w:r>
+      <w:r>
+        <w:rPr>
+          <w:lang w:val="en_US" w:bidi="en_US"/>
+        </w:rPr>
+        <w:t>שֶׁ⁠אֲנִ֣י</w:t>
       </w:r>
     </w:p>
     <w:p>
@@ -4805,6 +5155,20 @@
       </w:r>
       <w:r>
         <w:rPr>
+          <w:lang w:val="en_US" w:bidi="en_US"/>
+        </w:rPr>
+        <w:t>שֶׁ⁠שֱּׁזָפַ֖תְ⁠נִי הַ⁠שָּׁ֑מֶשׁ</w:t>
+      </w:r>
+    </w:p>
+    <w:p>
+      <w:pPr/>
+      <w:r>
+        <w:rPr>
+          <w:lang w:val="en_US" w:bidi="en_US"/>
+        </w:rPr>
+      </w:r>
+      <w:r>
+        <w:rPr>
           <w:b/>
           <w:lang w:val="en_US" w:bidi="en_US"/>
         </w:rPr>
@@ -4997,6 +5361,20 @@
       </w:r>
       <w:r>
         <w:rPr>
+          <w:lang w:val="en_US" w:bidi="en_US"/>
+        </w:rPr>
+        <w:t>נֹטֵרָ֣ה אֶת־הַ⁠כְּרָמִ֔ים כַּרְמִ֥⁠י שֶׁ⁠לִּ֖⁠י לֹ֥א נָטָֽרְתִּי</w:t>
+      </w:r>
+    </w:p>
+    <w:p>
+      <w:pPr/>
+      <w:r>
+        <w:rPr>
+          <w:lang w:val="en_US" w:bidi="en_US"/>
+        </w:rPr>
+      </w:r>
+      <w:r>
+        <w:rPr>
           <w:b/>
           <w:lang w:val="en_US" w:bidi="en_US"/>
         </w:rPr>
@@ -5060,6 +5438,20 @@
       </w:r>
       <w:r>
         <w:rPr>
+          <w:lang w:val="en_US" w:bidi="en_US"/>
+        </w:rPr>
+        <w:t>כַּרְמִ֥⁠י שֶׁ⁠לִּ֖⁠י לֹ֥א נָטָֽרְתִּי</w:t>
+      </w:r>
+    </w:p>
+    <w:p>
+      <w:pPr/>
+      <w:r>
+        <w:rPr>
+          <w:lang w:val="en_US" w:bidi="en_US"/>
+        </w:rPr>
+      </w:r>
+      <w:r>
+        <w:rPr>
           <w:b/>
           <w:lang w:val="en_US" w:bidi="en_US"/>
         </w:rPr>
@@ -5156,6 +5548,20 @@
       </w:r>
       <w:r>
         <w:rPr>
+          <w:lang w:val="en_US" w:bidi="en_US"/>
+        </w:rPr>
+        <w:t>שֶׁ֤⁠אָהֲבָה֙ נַפְשִׁ֔⁠י</w:t>
+      </w:r>
+    </w:p>
+    <w:p>
+      <w:pPr/>
+      <w:r>
+        <w:rPr>
+          <w:lang w:val="en_US" w:bidi="en_US"/>
+        </w:rPr>
+      </w:r>
+      <w:r>
+        <w:rPr>
           <w:b/>
           <w:lang w:val="en_US" w:bidi="en_US"/>
         </w:rPr>
@@ -5252,6 +5658,20 @@
       </w:r>
       <w:r>
         <w:rPr>
+          <w:lang w:val="en_US" w:bidi="en_US"/>
+        </w:rPr>
+        <w:t>אֵיכָ֣ה תִרְעֶ֔ה</w:t>
+      </w:r>
+    </w:p>
+    <w:p>
+      <w:pPr/>
+      <w:r>
+        <w:rPr>
+          <w:lang w:val="en_US" w:bidi="en_US"/>
+        </w:rPr>
+      </w:r>
+      <w:r>
+        <w:rPr>
           <w:b/>
           <w:lang w:val="en_US" w:bidi="en_US"/>
         </w:rPr>
@@ -5527,6 +5947,20 @@
       </w:r>
       <w:r>
         <w:rPr>
+          <w:lang w:val="en_US" w:bidi="en_US"/>
+        </w:rPr>
+        <w:t>כְּ⁠עֹ֣טְיָ֔ה עַ֖ל עֶדְרֵ֥י חֲבֵרֶֽי⁠ךָ</w:t>
+      </w:r>
+    </w:p>
+    <w:p>
+      <w:pPr/>
+      <w:r>
+        <w:rPr>
+          <w:lang w:val="en_US" w:bidi="en_US"/>
+        </w:rPr>
+      </w:r>
+      <w:r>
+        <w:rPr>
           <w:b/>
           <w:lang w:val="en_US" w:bidi="en_US"/>
         </w:rPr>
@@ -5732,6 +6166,20 @@
       </w:r>
       <w:r>
         <w:rPr>
+          <w:lang w:val="en_US" w:bidi="en_US"/>
+        </w:rPr>
+        <w:t>אִם־לֹ֤א תֵדְעִי֙ לָ֔⁠ךְ הַ⁠יָּפָ֖ה בַּ⁠נָּשִׁ֑ים צְֽאִי־לָ֞⁠ךְ</w:t>
+      </w:r>
+    </w:p>
+    <w:p>
+      <w:pPr/>
+      <w:r>
+        <w:rPr>
+          <w:lang w:val="en_US" w:bidi="en_US"/>
+        </w:rPr>
+      </w:r>
+      <w:r>
+        <w:rPr>
           <w:b/>
           <w:lang w:val="en_US" w:bidi="en_US"/>
         </w:rPr>
@@ -5815,6 +6263,20 @@
       </w:r>
       <w:r>
         <w:rPr>
+          <w:lang w:val="en_US" w:bidi="en_US"/>
+        </w:rPr>
+        <w:t>אִם־לֹ֤א תֵדְעִי֙ לָ֔⁠ךְ הַ⁠יָּפָ֖ה בַּ⁠נָּשִׁ֑ים</w:t>
+      </w:r>
+    </w:p>
+    <w:p>
+      <w:pPr/>
+      <w:r>
+        <w:rPr>
+          <w:lang w:val="en_US" w:bidi="en_US"/>
+        </w:rPr>
+      </w:r>
+      <w:r>
+        <w:rPr>
           <w:b/>
           <w:lang w:val="en_US" w:bidi="en_US"/>
         </w:rPr>
@@ -5974,6 +6436,20 @@
       </w:r>
       <w:r>
         <w:rPr>
+          <w:lang w:val="en_US" w:bidi="en_US"/>
+        </w:rPr>
+        <w:t>צְֽאִי־לָ֞⁠ךְ</w:t>
+      </w:r>
+    </w:p>
+    <w:p>
+      <w:pPr/>
+      <w:r>
+        <w:rPr>
+          <w:lang w:val="en_US" w:bidi="en_US"/>
+        </w:rPr>
+      </w:r>
+      <w:r>
+        <w:rPr>
           <w:b/>
           <w:lang w:val="en_US" w:bidi="en_US"/>
         </w:rPr>
@@ -6070,6 +6546,20 @@
       </w:r>
       <w:r>
         <w:rPr>
+          <w:lang w:val="en_US" w:bidi="en_US"/>
+        </w:rPr>
+        <w:t>וּ⁠רְעִי֙ אֶת־גְּדִיֹּתַ֔יִ⁠ךְ</w:t>
+      </w:r>
+    </w:p>
+    <w:p>
+      <w:pPr/>
+      <w:r>
+        <w:rPr>
+          <w:lang w:val="en_US" w:bidi="en_US"/>
+        </w:rPr>
+      </w:r>
+      <w:r>
+        <w:rPr>
           <w:b/>
           <w:lang w:val="en_US" w:bidi="en_US"/>
         </w:rPr>
@@ -6196,6 +6686,20 @@
       </w:r>
       <w:r>
         <w:rPr>
+          <w:lang w:val="en_US" w:bidi="en_US"/>
+        </w:rPr>
+        <w:t>לְ⁠סֻסָתִ⁠י֙ בְּ⁠רִכְבֵ֣י פַרְעֹ֔ה דִּמִּיתִ֖י⁠ךְ רַעְיָתִֽ⁠י</w:t>
+      </w:r>
+    </w:p>
+    <w:p>
+      <w:pPr/>
+      <w:r>
+        <w:rPr>
+          <w:lang w:val="en_US" w:bidi="en_US"/>
+        </w:rPr>
+      </w:r>
+      <w:r>
+        <w:rPr>
           <w:b/>
           <w:lang w:val="en_US" w:bidi="en_US"/>
         </w:rPr>
@@ -6471,6 +6975,20 @@
       </w:r>
       <w:r>
         <w:rPr>
+          <w:lang w:val="en_US" w:bidi="en_US"/>
+        </w:rPr>
+        <w:t>פַרְעֹ֔ה</w:t>
+      </w:r>
+    </w:p>
+    <w:p>
+      <w:pPr/>
+      <w:r>
+        <w:rPr>
+          <w:lang w:val="en_US" w:bidi="en_US"/>
+        </w:rPr>
+      </w:r>
+      <w:r>
+        <w:rPr>
           <w:b/>
           <w:lang w:val="en_US" w:bidi="en_US"/>
         </w:rPr>
@@ -6567,6 +7085,20 @@
       </w:r>
       <w:r>
         <w:rPr>
+          <w:lang w:val="en_US" w:bidi="en_US"/>
+        </w:rPr>
+        <w:t>בַּ⁠תֹּרִ֔ים</w:t>
+      </w:r>
+    </w:p>
+    <w:p>
+      <w:pPr/>
+      <w:r>
+        <w:rPr>
+          <w:lang w:val="en_US" w:bidi="en_US"/>
+        </w:rPr>
+      </w:r>
+      <w:r>
+        <w:rPr>
           <w:b/>
           <w:lang w:val="en_US" w:bidi="en_US"/>
         </w:rPr>
@@ -6766,6 +7298,20 @@
       </w:r>
       <w:r>
         <w:rPr>
+          <w:lang w:val="en_US" w:bidi="en_US"/>
+        </w:rPr>
+        <w:t>תּוֹרֵ֤י</w:t>
+      </w:r>
+    </w:p>
+    <w:p>
+      <w:pPr/>
+      <w:r>
+        <w:rPr>
+          <w:lang w:val="en_US" w:bidi="en_US"/>
+        </w:rPr>
+      </w:r>
+      <w:r>
+        <w:rPr>
           <w:b/>
           <w:lang w:val="en_US" w:bidi="en_US"/>
         </w:rPr>
@@ -6849,6 +7395,20 @@
       </w:r>
       <w:r>
         <w:rPr>
+          <w:lang w:val="en_US" w:bidi="en_US"/>
+        </w:rPr>
+        <w:t>תּוֹרֵ֤י זָהָב֙ נַעֲשֶׂה־לָּ֔⁠ךְ</w:t>
+      </w:r>
+    </w:p>
+    <w:p>
+      <w:pPr/>
+      <w:r>
+        <w:rPr>
+          <w:lang w:val="en_US" w:bidi="en_US"/>
+        </w:rPr>
+      </w:r>
+      <w:r>
+        <w:rPr>
           <w:b/>
           <w:lang w:val="en_US" w:bidi="en_US"/>
         </w:rPr>
@@ -6971,6 +7531,20 @@
       </w:r>
       <w:r>
         <w:rPr>
+          <w:lang w:val="en_US" w:bidi="en_US"/>
+        </w:rPr>
+        <w:t>עִ֖ם נְקֻדּ֥וֹת הַ⁠כָּֽסֶף</w:t>
+      </w:r>
+    </w:p>
+    <w:p>
+      <w:pPr/>
+      <w:r>
+        <w:rPr>
+          <w:lang w:val="en_US" w:bidi="en_US"/>
+        </w:rPr>
+      </w:r>
+      <w:r>
+        <w:rPr>
           <w:b/>
           <w:lang w:val="en_US" w:bidi="en_US"/>
         </w:rPr>
@@ -7023,6 +7597,20 @@
         <w:rPr>
           <w:lang w:val="en_US" w:bidi="en_US"/>
         </w:rPr>
+      </w:r>
+    </w:p>
+    <w:p>
+      <w:pPr/>
+      <w:r>
+        <w:rPr>
+          <w:lang w:val="en_US" w:bidi="en_US"/>
+        </w:rPr>
+      </w:r>
+      <w:r>
+        <w:rPr>
+          <w:lang w:val="en_US" w:bidi="en_US"/>
+        </w:rPr>
+        <w:t>שֶׁ֤⁠הַ⁠מֶּ֨לֶךְ֙</w:t>
       </w:r>
     </w:p>
     <w:p>
@@ -7135,6 +7723,20 @@
       </w:r>
       <w:r>
         <w:rPr>
+          <w:lang w:val="en_US" w:bidi="en_US"/>
+        </w:rPr>
+        <w:t>בִּ⁠מְסִבּ֔⁠וֹ</w:t>
+      </w:r>
+    </w:p>
+    <w:p>
+      <w:pPr/>
+      <w:r>
+        <w:rPr>
+          <w:lang w:val="en_US" w:bidi="en_US"/>
+        </w:rPr>
+      </w:r>
+      <w:r>
+        <w:rPr>
           <w:b/>
           <w:lang w:val="en_US" w:bidi="en_US"/>
         </w:rPr>
@@ -7224,6 +7826,20 @@
       </w:r>
       <w:r>
         <w:rPr>
+          <w:lang w:val="en_US" w:bidi="en_US"/>
+        </w:rPr>
+        <w:t>נִרְדִּ֖⁠י</w:t>
+      </w:r>
+    </w:p>
+    <w:p>
+      <w:pPr/>
+      <w:r>
+        <w:rPr>
+          <w:lang w:val="en_US" w:bidi="en_US"/>
+        </w:rPr>
+      </w:r>
+      <w:r>
+        <w:rPr>
           <w:b/>
           <w:lang w:val="en_US" w:bidi="en_US"/>
         </w:rPr>
@@ -7359,6 +7975,20 @@
       </w:r>
       <w:r>
         <w:rPr>
+          <w:lang w:val="en_US" w:bidi="en_US"/>
+        </w:rPr>
+        <w:t>נָתַ֥ן רֵיחֽ⁠וֹ</w:t>
+      </w:r>
+    </w:p>
+    <w:p>
+      <w:pPr/>
+      <w:r>
+        <w:rPr>
+          <w:lang w:val="en_US" w:bidi="en_US"/>
+        </w:rPr>
+      </w:r>
+      <w:r>
+        <w:rPr>
           <w:b/>
           <w:lang w:val="en_US" w:bidi="en_US"/>
         </w:rPr>
@@ -7608,6 +8238,20 @@
       </w:r>
       <w:r>
         <w:rPr>
+          <w:lang w:val="en_US" w:bidi="en_US"/>
+        </w:rPr>
+        <w:t>דּוֹדִ⁠י֙</w:t>
+      </w:r>
+    </w:p>
+    <w:p>
+      <w:pPr/>
+      <w:r>
+        <w:rPr>
+          <w:lang w:val="en_US" w:bidi="en_US"/>
+        </w:rPr>
+      </w:r>
+      <w:r>
+        <w:rPr>
           <w:b/>
           <w:lang w:val="en_US" w:bidi="en_US"/>
         </w:rPr>
@@ -7671,6 +8315,20 @@
       </w:r>
       <w:r>
         <w:rPr>
+          <w:lang w:val="en_US" w:bidi="en_US"/>
+        </w:rPr>
+        <w:t>צְר֨וֹר הַ⁠מֹּ֤ר ׀ דּוֹדִ⁠י֙ לִ֔⁠י בֵּ֥ין שָׁדַ֖⁠י יָלִֽין</w:t>
+      </w:r>
+    </w:p>
+    <w:p>
+      <w:pPr/>
+      <w:r>
+        <w:rPr>
+          <w:lang w:val="en_US" w:bidi="en_US"/>
+        </w:rPr>
+      </w:r>
+      <w:r>
+        <w:rPr>
           <w:b/>
           <w:lang w:val="en_US" w:bidi="en_US"/>
         </w:rPr>
@@ -7793,6 +8451,20 @@
       </w:r>
       <w:r>
         <w:rPr>
+          <w:lang w:val="en_US" w:bidi="en_US"/>
+        </w:rPr>
+        <w:t>יָלִֽין</w:t>
+      </w:r>
+    </w:p>
+    <w:p>
+      <w:pPr/>
+      <w:r>
+        <w:rPr>
+          <w:lang w:val="en_US" w:bidi="en_US"/>
+        </w:rPr>
+      </w:r>
+      <w:r>
+        <w:rPr>
           <w:b/>
           <w:lang w:val="en_US" w:bidi="en_US"/>
         </w:rPr>
@@ -8256,6 +8928,20 @@
         <w:rPr>
           <w:lang w:val="en_US" w:bidi="en_US"/>
         </w:rPr>
+      </w:r>
+    </w:p>
+    <w:p>
+      <w:pPr/>
+      <w:r>
+        <w:rPr>
+          <w:lang w:val="en_US" w:bidi="en_US"/>
+        </w:rPr>
+      </w:r>
+      <w:r>
+        <w:rPr>
+          <w:lang w:val="en_US" w:bidi="en_US"/>
+        </w:rPr>
+        <w:t>הִנָּ֤⁠ךְ &amp; הִנָּ֥⁠ךְ</w:t>
       </w:r>
     </w:p>
     <w:p>
@@ -8637,6 +9323,20 @@
       </w:r>
       <w:r>
         <w:rPr>
+          <w:lang w:val="en_US" w:bidi="en_US"/>
+        </w:rPr>
+        <w:t>הִנְּ⁠ךָ֨</w:t>
+      </w:r>
+    </w:p>
+    <w:p>
+      <w:pPr/>
+      <w:r>
+        <w:rPr>
+          <w:lang w:val="en_US" w:bidi="en_US"/>
+        </w:rPr>
+      </w:r>
+      <w:r>
+        <w:rPr>
           <w:b/>
           <w:lang w:val="en_US" w:bidi="en_US"/>
         </w:rPr>
@@ -8812,6 +9512,20 @@
         <w:rPr>
           <w:lang w:val="en_US" w:bidi="en_US"/>
         </w:rPr>
+      </w:r>
+    </w:p>
+    <w:p>
+      <w:pPr/>
+      <w:r>
+        <w:rPr>
+          <w:lang w:val="en_US" w:bidi="en_US"/>
+        </w:rPr>
+      </w:r>
+      <w:r>
+        <w:rPr>
+          <w:lang w:val="en_US" w:bidi="en_US"/>
+        </w:rPr>
+        <w:t>דוֹדִ⁠י֙</w:t>
       </w:r>
     </w:p>
     <w:p>
@@ -8917,6 +9631,20 @@
       </w:r>
       <w:r>
         <w:rPr>
+          <w:lang w:val="en_US" w:bidi="en_US"/>
+        </w:rPr>
+        <w:t>דוֹדִ⁠י֙ אַ֣ף נָעִ֔ים</w:t>
+      </w:r>
+    </w:p>
+    <w:p>
+      <w:pPr/>
+      <w:r>
+        <w:rPr>
+          <w:lang w:val="en_US" w:bidi="en_US"/>
+        </w:rPr>
+      </w:r>
+      <w:r>
+        <w:rPr>
           <w:b/>
           <w:lang w:val="en_US" w:bidi="en_US"/>
         </w:rPr>
@@ -9000,6 +9728,20 @@
       </w:r>
       <w:r>
         <w:rPr>
+          <w:lang w:val="en_US" w:bidi="en_US"/>
+        </w:rPr>
+        <w:t>עַרְשֵׂ֖⁠נוּ</w:t>
+      </w:r>
+    </w:p>
+    <w:p>
+      <w:pPr/>
+      <w:r>
+        <w:rPr>
+          <w:lang w:val="en_US" w:bidi="en_US"/>
+        </w:rPr>
+      </w:r>
+      <w:r>
+        <w:rPr>
           <w:b/>
           <w:lang w:val="en_US" w:bidi="en_US"/>
         </w:rPr>
@@ -9096,6 +9838,20 @@
       </w:r>
       <w:r>
         <w:rPr>
+          <w:lang w:val="en_US" w:bidi="en_US"/>
+        </w:rPr>
+        <w:t>רַעֲנָנָֽה</w:t>
+      </w:r>
+    </w:p>
+    <w:p>
+      <w:pPr/>
+      <w:r>
+        <w:rPr>
+          <w:lang w:val="en_US" w:bidi="en_US"/>
+        </w:rPr>
+      </w:r>
+      <w:r>
+        <w:rPr>
           <w:b/>
           <w:lang w:val="en_US" w:bidi="en_US"/>
         </w:rPr>
@@ -9220,6 +9976,20 @@
         <w:rPr>
           <w:lang w:val="en_US" w:bidi="en_US"/>
         </w:rPr>
+      </w:r>
+    </w:p>
+    <w:p>
+      <w:pPr/>
+      <w:r>
+        <w:rPr>
+          <w:lang w:val="en_US" w:bidi="en_US"/>
+        </w:rPr>
+      </w:r>
+      <w:r>
+        <w:rPr>
+          <w:lang w:val="en_US" w:bidi="en_US"/>
+        </w:rPr>
+        <w:t>קֹר֤וֹת בָּתֵּ֨י⁠נוּ֙ אֲרָזִ֔ים רַהִיטֵ֖נוּ בְּרוֹתִֽים</w:t>
       </w:r>
     </w:p>
     <w:p>
@@ -9754,6 +10524,20 @@
       </w:r>
       <w:r>
         <w:rPr>
+          <w:lang w:val="en_US" w:bidi="en_US"/>
+        </w:rPr>
+        <w:t>חֲבַצֶּ֣לֶת</w:t>
+      </w:r>
+    </w:p>
+    <w:p>
+      <w:pPr/>
+      <w:r>
+        <w:rPr>
+          <w:lang w:val="en_US" w:bidi="en_US"/>
+        </w:rPr>
+      </w:r>
+      <w:r>
+        <w:rPr>
           <w:b/>
           <w:lang w:val="en_US" w:bidi="en_US"/>
         </w:rPr>
@@ -9953,6 +10737,20 @@
       </w:r>
       <w:r>
         <w:rPr>
+          <w:lang w:val="en_US" w:bidi="en_US"/>
+        </w:rPr>
+        <w:t>אֲנִי֙ חֲבַצֶּ֣לֶת הַ⁠שָּׁר֔וֹן שֽׁוֹשַׁנַּ֖ת הָ⁠עֲמָקִֽים</w:t>
+      </w:r>
+    </w:p>
+    <w:p>
+      <w:pPr/>
+      <w:r>
+        <w:rPr>
+          <w:lang w:val="en_US" w:bidi="en_US"/>
+        </w:rPr>
+      </w:r>
+      <w:r>
+        <w:rPr>
           <w:b/>
           <w:lang w:val="en_US" w:bidi="en_US"/>
         </w:rPr>
@@ -10062,6 +10860,20 @@
       </w:r>
       <w:r>
         <w:rPr>
+          <w:lang w:val="en_US" w:bidi="en_US"/>
+        </w:rPr>
+        <w:t>שֽׁוֹשַׁנַּ֖ת</w:t>
+      </w:r>
+    </w:p>
+    <w:p>
+      <w:pPr/>
+      <w:r>
+        <w:rPr>
+          <w:lang w:val="en_US" w:bidi="en_US"/>
+        </w:rPr>
+      </w:r>
+      <w:r>
+        <w:rPr>
           <w:b/>
           <w:lang w:val="en_US" w:bidi="en_US"/>
         </w:rPr>
@@ -10230,6 +11042,20 @@
         <w:rPr>
           <w:lang w:val="en_US" w:bidi="en_US"/>
         </w:rPr>
+      </w:r>
+    </w:p>
+    <w:p>
+      <w:pPr/>
+      <w:r>
+        <w:rPr>
+          <w:lang w:val="en_US" w:bidi="en_US"/>
+        </w:rPr>
+      </w:r>
+      <w:r>
+        <w:rPr>
+          <w:lang w:val="en_US" w:bidi="en_US"/>
+        </w:rPr>
+        <w:t>כְּ⁠שֽׁוֹשַׁנָּה֙ בֵּ֣ין הַ⁠חוֹחִ֔ים כֵּ֥ן רַעְיָתִ֖⁠י בֵּ֥ין הַ⁠בָּנֽוֹת</w:t>
       </w:r>
     </w:p>
     <w:p>
@@ -10565,6 +11391,20 @@
       </w:r>
       <w:r>
         <w:rPr>
+          <w:lang w:val="en_US" w:bidi="en_US"/>
+        </w:rPr>
+        <w:t>הַ⁠בָּנֽוֹת</w:t>
+      </w:r>
+    </w:p>
+    <w:p>
+      <w:pPr/>
+      <w:r>
+        <w:rPr>
+          <w:lang w:val="en_US" w:bidi="en_US"/>
+        </w:rPr>
+      </w:r>
+      <w:r>
+        <w:rPr>
           <w:b/>
           <w:lang w:val="en_US" w:bidi="en_US"/>
         </w:rPr>
@@ -10814,6 +11654,20 @@
       </w:r>
       <w:r>
         <w:rPr>
+          <w:lang w:val="en_US" w:bidi="en_US"/>
+        </w:rPr>
+        <w:t>כְּ⁠תַפּ֨וּחַ֙ בַּ⁠עֲצֵ֣י הַ⁠יַּ֔עַר כֵּ֥ן דּוֹדִ֖⁠י בֵּ֣ין הַ⁠בָּנִ֑ים</w:t>
+      </w:r>
+    </w:p>
+    <w:p>
+      <w:pPr/>
+      <w:r>
+        <w:rPr>
+          <w:lang w:val="en_US" w:bidi="en_US"/>
+        </w:rPr>
+      </w:r>
+      <w:r>
+        <w:rPr>
           <w:b/>
           <w:lang w:val="en_US" w:bidi="en_US"/>
         </w:rPr>
@@ -11209,6 +12063,20 @@
       </w:r>
       <w:r>
         <w:rPr>
+          <w:lang w:val="en_US" w:bidi="en_US"/>
+        </w:rPr>
+        <w:t>בֵּ֣ין הַ⁠בָּנִ֑ים</w:t>
+      </w:r>
+    </w:p>
+    <w:p>
+      <w:pPr/>
+      <w:r>
+        <w:rPr>
+          <w:lang w:val="en_US" w:bidi="en_US"/>
+        </w:rPr>
+      </w:r>
+      <w:r>
+        <w:rPr>
           <w:b/>
           <w:lang w:val="en_US" w:bidi="en_US"/>
         </w:rPr>
@@ -11331,6 +12199,20 @@
       </w:r>
       <w:r>
         <w:rPr>
+          <w:lang w:val="en_US" w:bidi="en_US"/>
+        </w:rPr>
+        <w:t>בְּ⁠צִלּ⁠וֹ֙ חִמַּ֣דְתִּי וְ⁠יָשַׁ֔בְתִּי וּ⁠פִרְי֖⁠וֹ מָת֥וֹק לְ⁠חִכִּֽ⁠י</w:t>
+      </w:r>
+    </w:p>
+    <w:p>
+      <w:pPr/>
+      <w:r>
+        <w:rPr>
+          <w:lang w:val="en_US" w:bidi="en_US"/>
+        </w:rPr>
+      </w:r>
+      <w:r>
+        <w:rPr>
           <w:b/>
           <w:lang w:val="en_US" w:bidi="en_US"/>
         </w:rPr>
@@ -11466,6 +12348,20 @@
       </w:r>
       <w:r>
         <w:rPr>
+          <w:lang w:val="en_US" w:bidi="en_US"/>
+        </w:rPr>
+        <w:t>בְּ⁠צִלּ⁠וֹ֙ חִמַּ֣דְתִּי וְ⁠יָשַׁ֔בְתִּי</w:t>
+      </w:r>
+    </w:p>
+    <w:p>
+      <w:pPr/>
+      <w:r>
+        <w:rPr>
+          <w:lang w:val="en_US" w:bidi="en_US"/>
+        </w:rPr>
+      </w:r>
+      <w:r>
+        <w:rPr>
           <w:b/>
           <w:lang w:val="en_US" w:bidi="en_US"/>
         </w:rPr>
@@ -11581,6 +12477,20 @@
         <w:rPr>
           <w:lang w:val="en_US" w:bidi="en_US"/>
         </w:rPr>
+      </w:r>
+    </w:p>
+    <w:p>
+      <w:pPr/>
+      <w:r>
+        <w:rPr>
+          <w:lang w:val="en_US" w:bidi="en_US"/>
+        </w:rPr>
+      </w:r>
+      <w:r>
+        <w:rPr>
+          <w:lang w:val="en_US" w:bidi="en_US"/>
+        </w:rPr>
+        <w:t>הֱבִיאַ֨⁠נִי֙</w:t>
       </w:r>
     </w:p>
     <w:p>
@@ -12051,6 +12961,20 @@
       </w:r>
       <w:r>
         <w:rPr>
+          <w:lang w:val="en_US" w:bidi="en_US"/>
+        </w:rPr>
+        <w:t>וְ⁠דִגְל֥⁠וֹ עָלַ֖⁠י אַהֲבָֽה</w:t>
+      </w:r>
+    </w:p>
+    <w:p>
+      <w:pPr/>
+      <w:r>
+        <w:rPr>
+          <w:lang w:val="en_US" w:bidi="en_US"/>
+        </w:rPr>
+      </w:r>
+      <w:r>
+        <w:rPr>
           <w:b/>
           <w:lang w:val="en_US" w:bidi="en_US"/>
         </w:rPr>
@@ -12160,6 +13084,20 @@
       </w:r>
       <w:r>
         <w:rPr>
+          <w:lang w:val="en_US" w:bidi="en_US"/>
+        </w:rPr>
+        <w:t>וְ⁠דִגְל֥⁠וֹ</w:t>
+      </w:r>
+    </w:p>
+    <w:p>
+      <w:pPr/>
+      <w:r>
+        <w:rPr>
+          <w:lang w:val="en_US" w:bidi="en_US"/>
+        </w:rPr>
+      </w:r>
+      <w:r>
+        <w:rPr>
           <w:b/>
           <w:lang w:val="en_US" w:bidi="en_US"/>
         </w:rPr>
@@ -12352,6 +13290,20 @@
       </w:r>
       <w:r>
         <w:rPr>
+          <w:lang w:val="en_US" w:bidi="en_US"/>
+        </w:rPr>
+        <w:t>סַמְּכ֨וּ⁠נִי֙ בָּֽ⁠אֲשִׁישׁ֔וֹת רַפְּד֖וּ⁠נִי בַּ⁠תַּפּוּחִ֑ים</w:t>
+      </w:r>
+    </w:p>
+    <w:p>
+      <w:pPr/>
+      <w:r>
+        <w:rPr>
+          <w:lang w:val="en_US" w:bidi="en_US"/>
+        </w:rPr>
+      </w:r>
+      <w:r>
+        <w:rPr>
           <w:b/>
           <w:lang w:val="en_US" w:bidi="en_US"/>
         </w:rPr>
@@ -12461,6 +13413,20 @@
       </w:r>
       <w:r>
         <w:rPr>
+          <w:lang w:val="en_US" w:bidi="en_US"/>
+        </w:rPr>
+        <w:t>סַמְּכ֨וּ⁠נִי֙ &amp; רַפְּד֖וּ⁠נִי</w:t>
+      </w:r>
+    </w:p>
+    <w:p>
+      <w:pPr/>
+      <w:r>
+        <w:rPr>
+          <w:lang w:val="en_US" w:bidi="en_US"/>
+        </w:rPr>
+      </w:r>
+      <w:r>
+        <w:rPr>
           <w:b/>
           <w:lang w:val="en_US" w:bidi="en_US"/>
         </w:rPr>
@@ -12583,6 +13549,20 @@
       </w:r>
       <w:r>
         <w:rPr>
+          <w:lang w:val="en_US" w:bidi="en_US"/>
+        </w:rPr>
+        <w:t>סַמְּכ֨וּ⁠נִי֙ בָּֽ⁠אֲשִׁישׁ֔וֹת רַפְּד֖וּ⁠נִי בַּ⁠תַּפּוּחִ֑ים כִּי־חוֹלַ֥ת אַהֲבָ֖ה אָֽנִי</w:t>
+      </w:r>
+    </w:p>
+    <w:p>
+      <w:pPr/>
+      <w:r>
+        <w:rPr>
+          <w:lang w:val="en_US" w:bidi="en_US"/>
+        </w:rPr>
+      </w:r>
+      <w:r>
+        <w:rPr>
           <w:b/>
           <w:lang w:val="en_US" w:bidi="en_US"/>
         </w:rPr>
@@ -12655,6 +13635,20 @@
         <w:rPr>
           <w:lang w:val="en_US" w:bidi="en_US"/>
         </w:rPr>
+      </w:r>
+    </w:p>
+    <w:p>
+      <w:pPr/>
+      <w:r>
+        <w:rPr>
+          <w:lang w:val="en_US" w:bidi="en_US"/>
+        </w:rPr>
+      </w:r>
+      <w:r>
+        <w:rPr>
+          <w:lang w:val="en_US" w:bidi="en_US"/>
+        </w:rPr>
+        <w:t>בָּֽ⁠אֲשִׁישׁ֔וֹת</w:t>
       </w:r>
     </w:p>
     <w:p>
@@ -12876,6 +13870,20 @@
       </w:r>
       <w:r>
         <w:rPr>
+          <w:lang w:val="en_US" w:bidi="en_US"/>
+        </w:rPr>
+        <w:t>כִּי־חוֹלַ֥ת אַהֲבָ֖ה אָֽנִי</w:t>
+      </w:r>
+    </w:p>
+    <w:p>
+      <w:pPr/>
+      <w:r>
+        <w:rPr>
+          <w:lang w:val="en_US" w:bidi="en_US"/>
+        </w:rPr>
+      </w:r>
+      <w:r>
+        <w:rPr>
           <w:b/>
           <w:lang w:val="en_US" w:bidi="en_US"/>
         </w:rPr>
@@ -13068,6 +14076,20 @@
       </w:r>
       <w:r>
         <w:rPr>
+          <w:lang w:val="en_US" w:bidi="en_US"/>
+        </w:rPr>
+        <w:t>שְׂמֹאל⁠וֹ֙ תַּ֣חַת לְ⁠רֹאשִׁ֔⁠י וִ⁠ימִינ֖⁠וֹ תְּחַבְּקֵֽ⁠נִי</w:t>
+      </w:r>
+    </w:p>
+    <w:p>
+      <w:pPr/>
+      <w:r>
+        <w:rPr>
+          <w:lang w:val="en_US" w:bidi="en_US"/>
+        </w:rPr>
+      </w:r>
+      <w:r>
+        <w:rPr>
           <w:b/>
           <w:lang w:val="en_US" w:bidi="en_US"/>
         </w:rPr>
@@ -13249,6 +14271,20 @@
         <w:rPr>
           <w:lang w:val="en_US" w:bidi="en_US"/>
         </w:rPr>
+      </w:r>
+    </w:p>
+    <w:p>
+      <w:pPr/>
+      <w:r>
+        <w:rPr>
+          <w:lang w:val="en_US" w:bidi="en_US"/>
+        </w:rPr>
+      </w:r>
+      <w:r>
+        <w:rPr>
+          <w:lang w:val="en_US" w:bidi="en_US"/>
+        </w:rPr>
+        <w:t>הִשְׁבַּ֨עְתִּי אֶתְ⁠כֶ֜ם &amp; בִּ⁠צְבָא֔וֹת א֖וֹ בְּ⁠אַיְל֣וֹת הַ⁠שָּׂדֶ֑ה</w:t>
       </w:r>
     </w:p>
     <w:p>
@@ -13490,6 +14526,20 @@
       </w:r>
       <w:r>
         <w:rPr>
+          <w:lang w:val="en_US" w:bidi="en_US"/>
+        </w:rPr>
+        <w:t>בִּ⁠צְבָא֔וֹת א֖וֹ בְּ⁠אַיְל֣וֹת הַ⁠שָּׂדֶ֑ה</w:t>
+      </w:r>
+    </w:p>
+    <w:p>
+      <w:pPr/>
+      <w:r>
+        <w:rPr>
+          <w:lang w:val="en_US" w:bidi="en_US"/>
+        </w:rPr>
+      </w:r>
+      <w:r>
+        <w:rPr>
           <w:b/>
           <w:lang w:val="en_US" w:bidi="en_US"/>
         </w:rPr>
@@ -13830,6 +14880,20 @@
       </w:r>
       <w:r>
         <w:rPr>
+          <w:lang w:val="en_US" w:bidi="en_US"/>
+        </w:rPr>
+        <w:t>אִם־תָּעִ֧ירוּ ׀ וְֽ⁠אִם־תְּעֽוֹרְר֛וּ אֶת־הָ⁠אַהֲבָ֖ה עַ֥ד שֶׁ⁠תֶּחְפָּֽץ</w:t>
+      </w:r>
+    </w:p>
+    <w:p>
+      <w:pPr/>
+      <w:r>
+        <w:rPr>
+          <w:lang w:val="en_US" w:bidi="en_US"/>
+        </w:rPr>
+      </w:r>
+      <w:r>
+        <w:rPr>
           <w:b/>
           <w:lang w:val="en_US" w:bidi="en_US"/>
         </w:rPr>
@@ -13939,6 +15003,20 @@
       </w:r>
       <w:r>
         <w:rPr>
+          <w:lang w:val="en_US" w:bidi="en_US"/>
+        </w:rPr>
+        <w:t>אִם־תָּעִ֧ירוּ ׀ וְֽ⁠אִם־תְּעֽוֹרְר֛וּ</w:t>
+      </w:r>
+    </w:p>
+    <w:p>
+      <w:pPr/>
+      <w:r>
+        <w:rPr>
+          <w:lang w:val="en_US" w:bidi="en_US"/>
+        </w:rPr>
+      </w:r>
+      <w:r>
+        <w:rPr>
           <w:b/>
           <w:lang w:val="en_US" w:bidi="en_US"/>
         </w:rPr>
@@ -14229,6 +15307,20 @@
         <w:rPr>
           <w:lang w:val="en_US" w:bidi="en_US"/>
         </w:rPr>
+      </w:r>
+    </w:p>
+    <w:p>
+      <w:pPr/>
+      <w:r>
+        <w:rPr>
+          <w:lang w:val="en_US" w:bidi="en_US"/>
+        </w:rPr>
+      </w:r>
+      <w:r>
+        <w:rPr>
+          <w:lang w:val="en_US" w:bidi="en_US"/>
+        </w:rPr>
+        <w:t>הִנֵּה</w:t>
       </w:r>
     </w:p>
     <w:p>
@@ -14342,6 +15434,20 @@
       </w:r>
       <w:r>
         <w:rPr>
+          <w:lang w:val="en_US" w:bidi="en_US"/>
+        </w:rPr>
+        <w:t>בָּ֑א</w:t>
+      </w:r>
+    </w:p>
+    <w:p>
+      <w:pPr/>
+      <w:r>
+        <w:rPr>
+          <w:lang w:val="en_US" w:bidi="en_US"/>
+        </w:rPr>
+      </w:r>
+      <w:r>
+        <w:rPr>
           <w:b/>
           <w:lang w:val="en_US" w:bidi="en_US"/>
         </w:rPr>
@@ -14981,6 +16087,20 @@
       </w:r>
       <w:r>
         <w:rPr>
+          <w:lang w:val="en_US" w:bidi="en_US"/>
+        </w:rPr>
+        <w:t>זֶ֤ה</w:t>
+      </w:r>
+    </w:p>
+    <w:p>
+      <w:pPr/>
+      <w:r>
+        <w:rPr>
+          <w:lang w:val="en_US" w:bidi="en_US"/>
+        </w:rPr>
+      </w:r>
+      <w:r>
+        <w:rPr>
           <w:b/>
           <w:lang w:val="en_US" w:bidi="en_US"/>
         </w:rPr>
@@ -15090,6 +16210,20 @@
       </w:r>
       <w:r>
         <w:rPr>
+          <w:lang w:val="en_US" w:bidi="en_US"/>
+        </w:rPr>
+        <w:t>אַחַ֣ר כָּתְלֵ֔⁠נוּ</w:t>
+      </w:r>
+    </w:p>
+    <w:p>
+      <w:pPr/>
+      <w:r>
+        <w:rPr>
+          <w:lang w:val="en_US" w:bidi="en_US"/>
+        </w:rPr>
+      </w:r>
+      <w:r>
+        <w:rPr>
           <w:b/>
           <w:lang w:val="en_US" w:bidi="en_US"/>
         </w:rPr>
@@ -15186,6 +16320,20 @@
       </w:r>
       <w:r>
         <w:rPr>
+          <w:lang w:val="en_US" w:bidi="en_US"/>
+        </w:rPr>
+        <w:t>מַשְׁגִּ֨יחַ֙ מִן־הַֽ⁠חֲלֹּנ֔וֹת מֵצִ֖יץ מִן־הַֽ⁠חֲרַכִּֽים</w:t>
+      </w:r>
+    </w:p>
+    <w:p>
+      <w:pPr/>
+      <w:r>
+        <w:rPr>
+          <w:lang w:val="en_US" w:bidi="en_US"/>
+        </w:rPr>
+      </w:r>
+      <w:r>
+        <w:rPr>
           <w:b/>
           <w:lang w:val="en_US" w:bidi="en_US"/>
         </w:rPr>
@@ -15282,6 +16430,20 @@
       </w:r>
       <w:r>
         <w:rPr>
+          <w:lang w:val="en_US" w:bidi="en_US"/>
+        </w:rPr>
+        <w:t>הַֽ⁠חֲלֹּנ֔וֹת &amp; הַֽ⁠חֲרַכִּֽים</w:t>
+      </w:r>
+    </w:p>
+    <w:p>
+      <w:pPr/>
+      <w:r>
+        <w:rPr>
+          <w:lang w:val="en_US" w:bidi="en_US"/>
+        </w:rPr>
+      </w:r>
+      <w:r>
+        <w:rPr>
           <w:b/>
           <w:lang w:val="en_US" w:bidi="en_US"/>
         </w:rPr>
@@ -15391,6 +16553,20 @@
       </w:r>
       <w:r>
         <w:rPr>
+          <w:lang w:val="en_US" w:bidi="en_US"/>
+        </w:rPr>
+        <w:t>הַֽ⁠חֲרַכִּֽים</w:t>
+      </w:r>
+    </w:p>
+    <w:p>
+      <w:pPr/>
+      <w:r>
+        <w:rPr>
+          <w:lang w:val="en_US" w:bidi="en_US"/>
+        </w:rPr>
+      </w:r>
+      <w:r>
+        <w:rPr>
           <w:b/>
           <w:lang w:val="en_US" w:bidi="en_US"/>
         </w:rPr>
@@ -15513,6 +16689,20 @@
       </w:r>
       <w:r>
         <w:rPr>
+          <w:lang w:val="en_US" w:bidi="en_US"/>
+        </w:rPr>
+        <w:t>וּ⁠לְכִי־לָֽ⁠ךְ</w:t>
+      </w:r>
+    </w:p>
+    <w:p>
+      <w:pPr/>
+      <w:r>
+        <w:rPr>
+          <w:lang w:val="en_US" w:bidi="en_US"/>
+        </w:rPr>
+      </w:r>
+      <w:r>
+        <w:rPr>
           <w:b/>
           <w:lang w:val="en_US" w:bidi="en_US"/>
         </w:rPr>
@@ -15699,6 +16889,20 @@
       </w:r>
       <w:r>
         <w:rPr>
+          <w:lang w:val="en_US" w:bidi="en_US"/>
+        </w:rPr>
+        <w:t>כִּֽי־הִנֵּ֥ה</w:t>
+      </w:r>
+    </w:p>
+    <w:p>
+      <w:pPr/>
+      <w:r>
+        <w:rPr>
+          <w:lang w:val="en_US" w:bidi="en_US"/>
+        </w:rPr>
+      </w:r>
+      <w:r>
+        <w:rPr>
           <w:b/>
           <w:lang w:val="en_US" w:bidi="en_US"/>
         </w:rPr>
@@ -15795,6 +16999,20 @@
       </w:r>
       <w:r>
         <w:rPr>
+          <w:lang w:val="en_US" w:bidi="en_US"/>
+        </w:rPr>
+        <w:t>ה⁠סתו</w:t>
+      </w:r>
+    </w:p>
+    <w:p>
+      <w:pPr/>
+      <w:r>
+        <w:rPr>
+          <w:lang w:val="en_US" w:bidi="en_US"/>
+        </w:rPr>
+      </w:r>
+      <w:r>
+        <w:rPr>
           <w:b/>
           <w:lang w:val="en_US" w:bidi="en_US"/>
         </w:rPr>
@@ -15891,6 +17109,20 @@
       </w:r>
       <w:r>
         <w:rPr>
+          <w:lang w:val="en_US" w:bidi="en_US"/>
+        </w:rPr>
+        <w:t>ה⁠סתו עָבָ֑ר הַ⁠גֶּ֕שֶׁם חָלַ֖ף</w:t>
+      </w:r>
+    </w:p>
+    <w:p>
+      <w:pPr/>
+      <w:r>
+        <w:rPr>
+          <w:lang w:val="en_US" w:bidi="en_US"/>
+        </w:rPr>
+      </w:r>
+      <w:r>
+        <w:rPr>
           <w:b/>
           <w:lang w:val="en_US" w:bidi="en_US"/>
         </w:rPr>
@@ -15974,6 +17206,20 @@
       </w:r>
       <w:r>
         <w:rPr>
+          <w:lang w:val="en_US" w:bidi="en_US"/>
+        </w:rPr>
+        <w:t>עָבָ֑ר</w:t>
+      </w:r>
+    </w:p>
+    <w:p>
+      <w:pPr/>
+      <w:r>
+        <w:rPr>
+          <w:lang w:val="en_US" w:bidi="en_US"/>
+        </w:rPr>
+      </w:r>
+      <w:r>
+        <w:rPr>
           <w:b/>
           <w:lang w:val="en_US" w:bidi="en_US"/>
         </w:rPr>
@@ -16166,6 +17412,20 @@
       </w:r>
       <w:r>
         <w:rPr>
+          <w:lang w:val="en_US" w:bidi="en_US"/>
+        </w:rPr>
+        <w:t>חָלַ֖ף הָלַ֥ךְ לֽ⁠וֹ</w:t>
+      </w:r>
+    </w:p>
+    <w:p>
+      <w:pPr/>
+      <w:r>
+        <w:rPr>
+          <w:lang w:val="en_US" w:bidi="en_US"/>
+        </w:rPr>
+      </w:r>
+      <w:r>
+        <w:rPr>
           <w:b/>
           <w:lang w:val="en_US" w:bidi="en_US"/>
         </w:rPr>
@@ -16275,6 +17535,20 @@
       </w:r>
       <w:r>
         <w:rPr>
+          <w:lang w:val="en_US" w:bidi="en_US"/>
+        </w:rPr>
+        <w:t>בָ⁠אָ֔רֶץ</w:t>
+      </w:r>
+    </w:p>
+    <w:p>
+      <w:pPr/>
+      <w:r>
+        <w:rPr>
+          <w:lang w:val="en_US" w:bidi="en_US"/>
+        </w:rPr>
+      </w:r>
+      <w:r>
+        <w:rPr>
           <w:b/>
           <w:lang w:val="en_US" w:bidi="en_US"/>
         </w:rPr>
@@ -16338,6 +17612,20 @@
       </w:r>
       <w:r>
         <w:rPr>
+          <w:lang w:val="en_US" w:bidi="en_US"/>
+        </w:rPr>
+        <w:t>וְ⁠ק֥וֹל הַ⁠תּ֖וֹר נִשְׁמַ֥ע</w:t>
+      </w:r>
+    </w:p>
+    <w:p>
+      <w:pPr/>
+      <w:r>
+        <w:rPr>
+          <w:lang w:val="en_US" w:bidi="en_US"/>
+        </w:rPr>
+      </w:r>
+      <w:r>
+        <w:rPr>
           <w:b/>
           <w:lang w:val="en_US" w:bidi="en_US"/>
         </w:rPr>
@@ -16434,6 +17722,20 @@
       </w:r>
       <w:r>
         <w:rPr>
+          <w:lang w:val="en_US" w:bidi="en_US"/>
+        </w:rPr>
+        <w:t>הַ⁠תְּאֵנָה֙ חָֽנְטָ֣ה פַגֶּ֔י⁠הָ</w:t>
+      </w:r>
+    </w:p>
+    <w:p>
+      <w:pPr/>
+      <w:r>
+        <w:rPr>
+          <w:lang w:val="en_US" w:bidi="en_US"/>
+        </w:rPr>
+      </w:r>
+      <w:r>
+        <w:rPr>
           <w:b/>
           <w:lang w:val="en_US" w:bidi="en_US"/>
         </w:rPr>
@@ -16530,6 +17832,20 @@
       </w:r>
       <w:r>
         <w:rPr>
+          <w:lang w:val="en_US" w:bidi="en_US"/>
+        </w:rPr>
+        <w:t>וְ⁠הַ⁠גְּפָנִ֥ים ׀ סְמָדַ֖ר</w:t>
+      </w:r>
+    </w:p>
+    <w:p>
+      <w:pPr/>
+      <w:r>
+        <w:rPr>
+          <w:lang w:val="en_US" w:bidi="en_US"/>
+        </w:rPr>
+      </w:r>
+      <w:r>
+        <w:rPr>
           <w:b/>
           <w:lang w:val="en_US" w:bidi="en_US"/>
         </w:rPr>
@@ -16593,6 +17909,20 @@
       </w:r>
       <w:r>
         <w:rPr>
+          <w:lang w:val="en_US" w:bidi="en_US"/>
+        </w:rPr>
+        <w:t>נָ֣תְנוּ רֵ֑יחַ</w:t>
+      </w:r>
+    </w:p>
+    <w:p>
+      <w:pPr/>
+      <w:r>
+        <w:rPr>
+          <w:lang w:val="en_US" w:bidi="en_US"/>
+        </w:rPr>
+      </w:r>
+      <w:r>
+        <w:rPr>
           <w:b/>
           <w:lang w:val="en_US" w:bidi="en_US"/>
         </w:rPr>
@@ -16678,6 +18008,20 @@
         <w:rPr>
           <w:lang w:val="en_US" w:bidi="en_US"/>
         </w:rPr>
+      </w:r>
+    </w:p>
+    <w:p>
+      <w:pPr/>
+      <w:r>
+        <w:rPr>
+          <w:lang w:val="en_US" w:bidi="en_US"/>
+        </w:rPr>
+      </w:r>
+      <w:r>
+        <w:rPr>
+          <w:lang w:val="en_US" w:bidi="en_US"/>
+        </w:rPr>
+        <w:t>ק֥וּמִי לכי רַעְיָתִ֥⁠י יָפָתִ֖⁠י וּ⁠לְכִי־לָֽ⁠ךְ</w:t>
       </w:r>
     </w:p>
     <w:p>
@@ -16790,6 +18134,20 @@
       </w:r>
       <w:r>
         <w:rPr>
+          <w:lang w:val="en_US" w:bidi="en_US"/>
+        </w:rPr>
+        <w:t>יוֹנָתִ֞⁠י</w:t>
+      </w:r>
+    </w:p>
+    <w:p>
+      <w:pPr/>
+      <w:r>
+        <w:rPr>
+          <w:lang w:val="en_US" w:bidi="en_US"/>
+        </w:rPr>
+      </w:r>
+      <w:r>
+        <w:rPr>
           <w:b/>
           <w:lang w:val="en_US" w:bidi="en_US"/>
         </w:rPr>
@@ -16886,6 +18244,20 @@
       </w:r>
       <w:r>
         <w:rPr>
+          <w:lang w:val="en_US" w:bidi="en_US"/>
+        </w:rPr>
+        <w:t>יוֹנָתִ֞⁠י בְּ⁠חַגְוֵ֣י הַ⁠סֶּ֗לַע בְּ⁠סֵ֨תֶר֙ הַ⁠מַּדְרֵגָ֔ה</w:t>
+      </w:r>
+    </w:p>
+    <w:p>
+      <w:pPr/>
+      <w:r>
+        <w:rPr>
+          <w:lang w:val="en_US" w:bidi="en_US"/>
+        </w:rPr>
+      </w:r>
+      <w:r>
+        <w:rPr>
           <w:b/>
           <w:lang w:val="en_US" w:bidi="en_US"/>
         </w:rPr>
@@ -16982,6 +18354,20 @@
       </w:r>
       <w:r>
         <w:rPr>
+          <w:lang w:val="en_US" w:bidi="en_US"/>
+        </w:rPr>
+        <w:t>בְּ⁠חַגְוֵ֣י הַ⁠סֶּ֗לַע בְּ⁠סֵ֨תֶר֙ הַ⁠מַּדְרֵגָ֔ה</w:t>
+      </w:r>
+    </w:p>
+    <w:p>
+      <w:pPr/>
+      <w:r>
+        <w:rPr>
+          <w:lang w:val="en_US" w:bidi="en_US"/>
+        </w:rPr>
+      </w:r>
+      <w:r>
+        <w:rPr>
           <w:b/>
           <w:lang w:val="en_US" w:bidi="en_US"/>
         </w:rPr>
@@ -17128,6 +18514,20 @@
       </w:r>
       <w:r>
         <w:rPr>
+          <w:lang w:val="en_US" w:bidi="en_US"/>
+        </w:rPr>
+        <w:t>הַרְאִ֨י⁠נִי֙ אֶתּ־מַרְאַ֔יִ⁠ךְ הַשְׁמִיעִ֖י⁠נִי אֶת־קוֹלֵ֑⁠ךְ כִּי־קוֹלֵ֥⁠ךְ עָרֵ֖ב וּ⁠מַרְאֵ֥י⁠ךְ נָאוֶֽה</w:t>
+      </w:r>
+    </w:p>
+    <w:p>
+      <w:pPr/>
+      <w:r>
+        <w:rPr>
+          <w:lang w:val="en_US" w:bidi="en_US"/>
+        </w:rPr>
+      </w:r>
+      <w:r>
+        <w:rPr>
           <w:b/>
           <w:lang w:val="en_US" w:bidi="en_US"/>
         </w:rPr>
@@ -17211,6 +18611,20 @@
       </w:r>
       <w:r>
         <w:rPr>
+          <w:lang w:val="en_US" w:bidi="en_US"/>
+        </w:rPr>
+        <w:t>הַרְאִ֨י⁠נִי֙ אֶתּ־מַרְאַ֔יִ⁠ךְ הַשְׁמִיעִ֖י⁠נִי</w:t>
+      </w:r>
+    </w:p>
+    <w:p>
+      <w:pPr/>
+      <w:r>
+        <w:rPr>
+          <w:lang w:val="en_US" w:bidi="en_US"/>
+        </w:rPr>
+      </w:r>
+      <w:r>
+        <w:rPr>
           <w:b/>
           <w:lang w:val="en_US" w:bidi="en_US"/>
         </w:rPr>
@@ -17320,6 +18734,20 @@
       </w:r>
       <w:r>
         <w:rPr>
+          <w:lang w:val="en_US" w:bidi="en_US"/>
+        </w:rPr>
+        <w:t>קוֹלֵ֥⁠ךְ עָרֵ֖ב</w:t>
+      </w:r>
+    </w:p>
+    <w:p>
+      <w:pPr/>
+      <w:r>
+        <w:rPr>
+          <w:lang w:val="en_US" w:bidi="en_US"/>
+        </w:rPr>
+      </w:r>
+      <w:r>
+        <w:rPr>
           <w:b/>
           <w:lang w:val="en_US" w:bidi="en_US"/>
         </w:rPr>
@@ -17383,6 +18811,20 @@
       </w:r>
       <w:r>
         <w:rPr>
+          <w:lang w:val="en_US" w:bidi="en_US"/>
+        </w:rPr>
+        <w:t>אֶֽחֱזוּ־לָ֨⁠נוּ֙ שֽׁוּעָלִ֔ים שֽׁוּעָלִ֥ים קְטַנִּ֖ים מְחַבְּלִ֣ים כְּרָמִ֑ים וּ⁠כְרָמֵ֖י⁠נוּ סְמָדַֽר</w:t>
+      </w:r>
+    </w:p>
+    <w:p>
+      <w:pPr/>
+      <w:r>
+        <w:rPr>
+          <w:lang w:val="en_US" w:bidi="en_US"/>
+        </w:rPr>
+      </w:r>
+      <w:r>
+        <w:rPr>
           <w:b/>
           <w:lang w:val="en_US" w:bidi="en_US"/>
         </w:rPr>
@@ -17716,6 +19158,20 @@
       </w:r>
       <w:r>
         <w:rPr>
+          <w:lang w:val="en_US" w:bidi="en_US"/>
+        </w:rPr>
+        <w:t>לָ֨⁠נוּ֙ &amp; וּ⁠כְרָמֵ֖י⁠נוּ</w:t>
+      </w:r>
+    </w:p>
+    <w:p>
+      <w:pPr/>
+      <w:r>
+        <w:rPr>
+          <w:lang w:val="en_US" w:bidi="en_US"/>
+        </w:rPr>
+      </w:r>
+      <w:r>
+        <w:rPr>
           <w:b/>
           <w:lang w:val="en_US" w:bidi="en_US"/>
         </w:rPr>
@@ -17838,6 +19294,20 @@
       </w:r>
       <w:r>
         <w:rPr>
+          <w:lang w:val="en_US" w:bidi="en_US"/>
+        </w:rPr>
+        <w:t>וּ⁠כְרָמֵ֖י⁠נוּ סְמָדַֽר</w:t>
+      </w:r>
+    </w:p>
+    <w:p>
+      <w:pPr/>
+      <w:r>
+        <w:rPr>
+          <w:lang w:val="en_US" w:bidi="en_US"/>
+        </w:rPr>
+      </w:r>
+      <w:r>
+        <w:rPr>
           <w:b/>
           <w:lang w:val="en_US" w:bidi="en_US"/>
         </w:rPr>
@@ -17901,6 +19371,20 @@
       </w:r>
       <w:r>
         <w:rPr>
+          <w:lang w:val="en_US" w:bidi="en_US"/>
+        </w:rPr>
+        <w:t>דּוֹדִ֥⁠י לִ⁠י֙ וַ⁠אֲנִ֣י ל֔⁠וֹ</w:t>
+      </w:r>
+    </w:p>
+    <w:p>
+      <w:pPr/>
+      <w:r>
+        <w:rPr>
+          <w:lang w:val="en_US" w:bidi="en_US"/>
+        </w:rPr>
+      </w:r>
+      <w:r>
+        <w:rPr>
           <w:b/>
           <w:lang w:val="en_US" w:bidi="en_US"/>
         </w:rPr>
@@ -18049,6 +19533,20 @@
         <w:rPr>
           <w:lang w:val="en_US" w:bidi="en_US"/>
         </w:rPr>
+      </w:r>
+    </w:p>
+    <w:p>
+      <w:pPr/>
+      <w:r>
+        <w:rPr>
+          <w:lang w:val="en_US" w:bidi="en_US"/>
+        </w:rPr>
+      </w:r>
+      <w:r>
+        <w:rPr>
+          <w:lang w:val="en_US" w:bidi="en_US"/>
+        </w:rPr>
+        <w:t>הָ⁠רֹעֶ֖ה בַּ⁠שּׁוֹשַׁנִּֽים</w:t>
       </w:r>
     </w:p>
     <w:p>
@@ -18480,6 +19978,20 @@
       </w:r>
       <w:r>
         <w:rPr>
+          <w:lang w:val="en_US" w:bidi="en_US"/>
+        </w:rPr>
+        <w:t>וְ⁠נָ֖סוּ הַ⁠צְּלָלִ֑ים</w:t>
+      </w:r>
+    </w:p>
+    <w:p>
+      <w:pPr/>
+      <w:r>
+        <w:rPr>
+          <w:lang w:val="en_US" w:bidi="en_US"/>
+        </w:rPr>
+      </w:r>
+      <w:r>
+        <w:rPr>
           <w:b/>
           <w:lang w:val="en_US" w:bidi="en_US"/>
         </w:rPr>
@@ -18576,6 +20088,20 @@
       </w:r>
       <w:r>
         <w:rPr>
+          <w:lang w:val="en_US" w:bidi="en_US"/>
+        </w:rPr>
+        <w:t>סֹב֩ דְּמֵה־לְ⁠ךָ֨ דוֹדִ֜⁠י</w:t>
+      </w:r>
+    </w:p>
+    <w:p>
+      <w:pPr/>
+      <w:r>
+        <w:rPr>
+          <w:lang w:val="en_US" w:bidi="en_US"/>
+        </w:rPr>
+      </w:r>
+      <w:r>
+        <w:rPr>
           <w:b/>
           <w:lang w:val="en_US" w:bidi="en_US"/>
         </w:rPr>
@@ -18628,6 +20154,20 @@
         <w:rPr>
           <w:lang w:val="en_US" w:bidi="en_US"/>
         </w:rPr>
+      </w:r>
+    </w:p>
+    <w:p>
+      <w:pPr/>
+      <w:r>
+        <w:rPr>
+          <w:lang w:val="en_US" w:bidi="en_US"/>
+        </w:rPr>
+      </w:r>
+      <w:r>
+        <w:rPr>
+          <w:lang w:val="en_US" w:bidi="en_US"/>
+        </w:rPr>
+        <w:t>לִ⁠צְבִ֗י</w:t>
       </w:r>
     </w:p>
     <w:p>
@@ -19153,6 +20693,20 @@
       </w:r>
       <w:r>
         <w:rPr>
+          <w:lang w:val="en_US" w:bidi="en_US"/>
+        </w:rPr>
+        <w:t>בַּ⁠לֵּיל֔וֹת</w:t>
+      </w:r>
+    </w:p>
+    <w:p>
+      <w:pPr/>
+      <w:r>
+        <w:rPr>
+          <w:lang w:val="en_US" w:bidi="en_US"/>
+        </w:rPr>
+      </w:r>
+      <w:r>
+        <w:rPr>
           <w:b/>
           <w:lang w:val="en_US" w:bidi="en_US"/>
         </w:rPr>
@@ -19262,6 +20816,20 @@
       </w:r>
       <w:r>
         <w:rPr>
+          <w:lang w:val="en_US" w:bidi="en_US"/>
+        </w:rPr>
+        <w:t>בִּקַּ֕שְׁתִּי אֵ֥ת שֶׁ⁠אָהֲבָ֖ה נַפְשִׁ֑⁠י בִּקַּשְׁתִּ֖י⁠ו</w:t>
+      </w:r>
+    </w:p>
+    <w:p>
+      <w:pPr/>
+      <w:r>
+        <w:rPr>
+          <w:lang w:val="en_US" w:bidi="en_US"/>
+        </w:rPr>
+      </w:r>
+      <w:r>
+        <w:rPr>
           <w:b/>
           <w:lang w:val="en_US" w:bidi="en_US"/>
         </w:rPr>
@@ -19347,6 +20915,20 @@
         <w:rPr>
           <w:lang w:val="en_US" w:bidi="en_US"/>
         </w:rPr>
+      </w:r>
+    </w:p>
+    <w:p>
+      <w:pPr/>
+      <w:r>
+        <w:rPr>
+          <w:lang w:val="en_US" w:bidi="en_US"/>
+        </w:rPr>
+      </w:r>
+      <w:r>
+        <w:rPr>
+          <w:lang w:val="en_US" w:bidi="en_US"/>
+        </w:rPr>
+        <w:t>אֵ֥ת שֶׁ⁠אָהֲבָ֖ה נַפְשִׁ֑⁠י</w:t>
       </w:r>
     </w:p>
     <w:p>
@@ -19542,6 +21124,20 @@
       </w:r>
       <w:r>
         <w:rPr>
+          <w:lang w:val="en_US" w:bidi="en_US"/>
+        </w:rPr>
+        <w:t>וַ⁠אֲסוֹבְבָ֣ה בָ⁠עִ֗יר</w:t>
+      </w:r>
+    </w:p>
+    <w:p>
+      <w:pPr/>
+      <w:r>
+        <w:rPr>
+          <w:lang w:val="en_US" w:bidi="en_US"/>
+        </w:rPr>
+      </w:r>
+      <w:r>
+        <w:rPr>
           <w:b/>
           <w:lang w:val="en_US" w:bidi="en_US"/>
         </w:rPr>
@@ -19605,6 +21201,20 @@
       </w:r>
       <w:r>
         <w:rPr>
+          <w:lang w:val="en_US" w:bidi="en_US"/>
+        </w:rPr>
+        <w:t>וּ⁠בָ֣⁠רְחֹב֔וֹת</w:t>
+      </w:r>
+    </w:p>
+    <w:p>
+      <w:pPr/>
+      <w:r>
+        <w:rPr>
+          <w:lang w:val="en_US" w:bidi="en_US"/>
+        </w:rPr>
+      </w:r>
+      <w:r>
+        <w:rPr>
           <w:b/>
           <w:lang w:val="en_US" w:bidi="en_US"/>
         </w:rPr>
@@ -19701,6 +21311,20 @@
       </w:r>
       <w:r>
         <w:rPr>
+          <w:lang w:val="en_US" w:bidi="en_US"/>
+        </w:rPr>
+        <w:t>אֲבַקְשָׁ֕ה &amp; בִּקַּשְׁתִּ֖י⁠ו</w:t>
+      </w:r>
+    </w:p>
+    <w:p>
+      <w:pPr/>
+      <w:r>
+        <w:rPr>
+          <w:lang w:val="en_US" w:bidi="en_US"/>
+        </w:rPr>
+      </w:r>
+      <w:r>
+        <w:rPr>
           <w:b/>
           <w:lang w:val="en_US" w:bidi="en_US"/>
         </w:rPr>
@@ -19766,6 +21390,20 @@
         <w:rPr>
           <w:lang w:val="en_US" w:bidi="en_US"/>
         </w:rPr>
+      </w:r>
+    </w:p>
+    <w:p>
+      <w:pPr/>
+      <w:r>
+        <w:rPr>
+          <w:lang w:val="en_US" w:bidi="en_US"/>
+        </w:rPr>
+      </w:r>
+      <w:r>
+        <w:rPr>
+          <w:lang w:val="en_US" w:bidi="en_US"/>
+        </w:rPr>
+        <w:t>אֵ֥ת שֶׁ⁠אָהֲבָ֖ה נַפְשִׁ֑⁠י</w:t>
       </w:r>
     </w:p>
     <w:p>
@@ -19878,6 +21516,20 @@
       </w:r>
       <w:r>
         <w:rPr>
+          <w:lang w:val="en_US" w:bidi="en_US"/>
+        </w:rPr>
+        <w:t>הַ⁠שֹּׁ֣מְרִ֔ים</w:t>
+      </w:r>
+    </w:p>
+    <w:p>
+      <w:pPr/>
+      <w:r>
+        <w:rPr>
+          <w:lang w:val="en_US" w:bidi="en_US"/>
+        </w:rPr>
+      </w:r>
+      <w:r>
+        <w:rPr>
           <w:b/>
           <w:lang w:val="en_US" w:bidi="en_US"/>
         </w:rPr>
@@ -20059,6 +21711,20 @@
         <w:rPr>
           <w:lang w:val="en_US" w:bidi="en_US"/>
         </w:rPr>
+      </w:r>
+    </w:p>
+    <w:p>
+      <w:pPr/>
+      <w:r>
+        <w:rPr>
+          <w:lang w:val="en_US" w:bidi="en_US"/>
+        </w:rPr>
+      </w:r>
+      <w:r>
+        <w:rPr>
+          <w:lang w:val="en_US" w:bidi="en_US"/>
+        </w:rPr>
+        <w:t>אֵ֛ת שֶׁ⁠אָהֲבָ֥ה נַפְשִׁ֖⁠י</w:t>
       </w:r>
     </w:p>
     <w:p>
@@ -20171,6 +21837,20 @@
       </w:r>
       <w:r>
         <w:rPr>
+          <w:lang w:val="en_US" w:bidi="en_US"/>
+        </w:rPr>
+        <w:t>אֵ֛ת שֶׁ⁠אָהֲבָ֥ה נַפְשִׁ֖⁠י רְאִיתֶֽם</w:t>
+      </w:r>
+    </w:p>
+    <w:p>
+      <w:pPr/>
+      <w:r>
+        <w:rPr>
+          <w:lang w:val="en_US" w:bidi="en_US"/>
+        </w:rPr>
+      </w:r>
+      <w:r>
+        <w:rPr>
           <w:b/>
           <w:lang w:val="en_US" w:bidi="en_US"/>
         </w:rPr>
@@ -20234,6 +21914,20 @@
       </w:r>
       <w:r>
         <w:rPr>
+          <w:lang w:val="en_US" w:bidi="en_US"/>
+        </w:rPr>
+        <w:t>כִּ⁠מְעַט֙</w:t>
+      </w:r>
+    </w:p>
+    <w:p>
+      <w:pPr/>
+      <w:r>
+        <w:rPr>
+          <w:lang w:val="en_US" w:bidi="en_US"/>
+        </w:rPr>
+      </w:r>
+      <w:r>
+        <w:rPr>
           <w:b/>
           <w:lang w:val="en_US" w:bidi="en_US"/>
         </w:rPr>
@@ -20286,6 +21980,20 @@
         <w:rPr>
           <w:lang w:val="en_US" w:bidi="en_US"/>
         </w:rPr>
+      </w:r>
+    </w:p>
+    <w:p>
+      <w:pPr/>
+      <w:r>
+        <w:rPr>
+          <w:lang w:val="en_US" w:bidi="en_US"/>
+        </w:rPr>
+      </w:r>
+      <w:r>
+        <w:rPr>
+          <w:lang w:val="en_US" w:bidi="en_US"/>
+        </w:rPr>
+        <w:t>אֵ֥ת שֶׁ⁠אָהֲבָ֖ה נַפְשִׁ֑⁠י</w:t>
       </w:r>
     </w:p>
     <w:p>
@@ -20398,6 +22106,20 @@
       </w:r>
       <w:r>
         <w:rPr>
+          <w:lang w:val="en_US" w:bidi="en_US"/>
+        </w:rPr>
+        <w:t>שֶׁ֤⁠הֲבֵיאתִי⁠ו֙</w:t>
+      </w:r>
+    </w:p>
+    <w:p>
+      <w:pPr/>
+      <w:r>
+        <w:rPr>
+          <w:lang w:val="en_US" w:bidi="en_US"/>
+        </w:rPr>
+      </w:r>
+      <w:r>
+        <w:rPr>
           <w:b/>
           <w:lang w:val="en_US" w:bidi="en_US"/>
         </w:rPr>
@@ -20483,6 +22205,20 @@
         <w:rPr>
           <w:lang w:val="en_US" w:bidi="en_US"/>
         </w:rPr>
+      </w:r>
+    </w:p>
+    <w:p>
+      <w:pPr/>
+      <w:r>
+        <w:rPr>
+          <w:lang w:val="en_US" w:bidi="en_US"/>
+        </w:rPr>
+      </w:r>
+      <w:r>
+        <w:rPr>
+          <w:lang w:val="en_US" w:bidi="en_US"/>
+        </w:rPr>
+        <w:t>שֶׁ֤⁠הֲבֵיאתִי⁠ו֙ אֶל־בֵּ֣ית אִמִּ֔⁠י וְ⁠אֶל־חֶ֖דֶר הוֹרָתִֽ⁠י</w:t>
       </w:r>
     </w:p>
     <w:p>
@@ -20678,6 +22414,20 @@
       </w:r>
       <w:r>
         <w:rPr>
+          <w:lang w:val="en_US" w:bidi="en_US"/>
+        </w:rPr>
+        <w:t>מִ֣י זֹ֗את עֹלָה֙ מִן־הַ⁠מִּדְבָּ֔ר כְּ⁠תִֽימֲר֖וֹת עָשָׁ֑ן מְקֻטֶּ֤רֶת מוֹר֙ וּ⁠לְבוֹנָ֔ה מִ⁠כֹּ֖ל אַבְקַ֥ת רוֹכֵֽל</w:t>
+      </w:r>
+    </w:p>
+    <w:p>
+      <w:pPr/>
+      <w:r>
+        <w:rPr>
+          <w:lang w:val="en_US" w:bidi="en_US"/>
+        </w:rPr>
+      </w:r>
+      <w:r>
+        <w:rPr>
           <w:b/>
           <w:lang w:val="en_US" w:bidi="en_US"/>
         </w:rPr>
@@ -20774,6 +22524,20 @@
       </w:r>
       <w:r>
         <w:rPr>
+          <w:lang w:val="en_US" w:bidi="en_US"/>
+        </w:rPr>
+        <w:t>זֹ֗את עֹלָה֙ מִן־הַ⁠מִּדְבָּ֔ר</w:t>
+      </w:r>
+    </w:p>
+    <w:p>
+      <w:pPr/>
+      <w:r>
+        <w:rPr>
+          <w:lang w:val="en_US" w:bidi="en_US"/>
+        </w:rPr>
+      </w:r>
+      <w:r>
+        <w:rPr>
           <w:b/>
           <w:lang w:val="en_US" w:bidi="en_US"/>
         </w:rPr>
@@ -20992,6 +22756,20 @@
       </w:r>
       <w:r>
         <w:rPr>
+          <w:lang w:val="en_US" w:bidi="en_US"/>
+        </w:rPr>
+        <w:t>עֹלָה֙</w:t>
+      </w:r>
+    </w:p>
+    <w:p>
+      <w:pPr/>
+      <w:r>
+        <w:rPr>
+          <w:lang w:val="en_US" w:bidi="en_US"/>
+        </w:rPr>
+      </w:r>
+      <w:r>
+        <w:rPr>
           <w:b/>
           <w:lang w:val="en_US" w:bidi="en_US"/>
         </w:rPr>
@@ -21088,6 +22866,20 @@
       </w:r>
       <w:r>
         <w:rPr>
+          <w:lang w:val="en_US" w:bidi="en_US"/>
+        </w:rPr>
+        <w:t>כְּ⁠תִֽימֲר֖וֹת עָשָׁ֑ן מְקֻטֶּ֤רֶת מוֹר֙ וּ⁠לְבוֹנָ֔ה</w:t>
+      </w:r>
+    </w:p>
+    <w:p>
+      <w:pPr/>
+      <w:r>
+        <w:rPr>
+          <w:lang w:val="en_US" w:bidi="en_US"/>
+        </w:rPr>
+      </w:r>
+      <w:r>
+        <w:rPr>
           <w:b/>
           <w:lang w:val="en_US" w:bidi="en_US"/>
         </w:rPr>
@@ -21197,6 +22989,20 @@
       </w:r>
       <w:r>
         <w:rPr>
+          <w:lang w:val="en_US" w:bidi="en_US"/>
+        </w:rPr>
+        <w:t>כְּ⁠תִֽימֲר֖וֹת עָשָׁ֑ן מְקֻטֶּ֤רֶת מוֹר֙ וּ⁠לְבוֹנָ֔ה</w:t>
+      </w:r>
+    </w:p>
+    <w:p>
+      <w:pPr/>
+      <w:r>
+        <w:rPr>
+          <w:lang w:val="en_US" w:bidi="en_US"/>
+        </w:rPr>
+      </w:r>
+      <w:r>
+        <w:rPr>
           <w:b/>
           <w:lang w:val="en_US" w:bidi="en_US"/>
         </w:rPr>
@@ -21319,6 +23125,20 @@
       </w:r>
       <w:r>
         <w:rPr>
+          <w:lang w:val="en_US" w:bidi="en_US"/>
+        </w:rPr>
+        <w:t>מְקֻטֶּ֤רֶת</w:t>
+      </w:r>
+    </w:p>
+    <w:p>
+      <w:pPr/>
+      <w:r>
+        <w:rPr>
+          <w:lang w:val="en_US" w:bidi="en_US"/>
+        </w:rPr>
+      </w:r>
+      <w:r>
+        <w:rPr>
           <w:b/>
           <w:lang w:val="en_US" w:bidi="en_US"/>
         </w:rPr>
@@ -21402,6 +23222,20 @@
       </w:r>
       <w:r>
         <w:rPr>
+          <w:lang w:val="en_US" w:bidi="en_US"/>
+        </w:rPr>
+        <w:t>מוֹר֙</w:t>
+      </w:r>
+    </w:p>
+    <w:p>
+      <w:pPr/>
+      <w:r>
+        <w:rPr>
+          <w:lang w:val="en_US" w:bidi="en_US"/>
+        </w:rPr>
+      </w:r>
+      <w:r>
+        <w:rPr>
           <w:b/>
           <w:lang w:val="en_US" w:bidi="en_US"/>
         </w:rPr>
@@ -21465,6 +23299,20 @@
       </w:r>
       <w:r>
         <w:rPr>
+          <w:lang w:val="en_US" w:bidi="en_US"/>
+        </w:rPr>
+        <w:t>מִ⁠כֹּ֖ל אַבְקַ֥ת רוֹכֵֽל</w:t>
+      </w:r>
+    </w:p>
+    <w:p>
+      <w:pPr/>
+      <w:r>
+        <w:rPr>
+          <w:lang w:val="en_US" w:bidi="en_US"/>
+        </w:rPr>
+      </w:r>
+      <w:r>
+        <w:rPr>
           <w:b/>
           <w:lang w:val="en_US" w:bidi="en_US"/>
         </w:rPr>
@@ -21697,6 +23545,20 @@
       </w:r>
       <w:r>
         <w:rPr>
+          <w:lang w:val="en_US" w:bidi="en_US"/>
+        </w:rPr>
+        <w:t>מִטָּת⁠וֹ֙</w:t>
+      </w:r>
+    </w:p>
+    <w:p>
+      <w:pPr/>
+      <w:r>
+        <w:rPr>
+          <w:lang w:val="en_US" w:bidi="en_US"/>
+        </w:rPr>
+      </w:r>
+      <w:r>
+        <w:rPr>
           <w:b/>
           <w:lang w:val="en_US" w:bidi="en_US"/>
         </w:rPr>
@@ -21806,6 +23668,20 @@
       </w:r>
       <w:r>
         <w:rPr>
+          <w:lang w:val="en_US" w:bidi="en_US"/>
+        </w:rPr>
+        <w:t>מִטָּת⁠וֹ֙ שֶׁ⁠לִּ⁠שְׁלֹמֹ֔ה</w:t>
+      </w:r>
+    </w:p>
+    <w:p>
+      <w:pPr/>
+      <w:r>
+        <w:rPr>
+          <w:lang w:val="en_US" w:bidi="en_US"/>
+        </w:rPr>
+      </w:r>
+      <w:r>
+        <w:rPr>
           <w:b/>
           <w:lang w:val="en_US" w:bidi="en_US"/>
         </w:rPr>
@@ -21954,6 +23830,20 @@
       </w:r>
       <w:r>
         <w:rPr>
+          <w:lang w:val="en_US" w:bidi="en_US"/>
+        </w:rPr>
+        <w:t>מְלֻמְּדֵ֖י מִלְחָמָ֑ה</w:t>
+      </w:r>
+    </w:p>
+    <w:p>
+      <w:pPr/>
+      <w:r>
+        <w:rPr>
+          <w:lang w:val="en_US" w:bidi="en_US"/>
+        </w:rPr>
+      </w:r>
+      <w:r>
+        <w:rPr>
           <w:b/>
           <w:lang w:val="en_US" w:bidi="en_US"/>
         </w:rPr>
@@ -22017,6 +23907,20 @@
       </w:r>
       <w:r>
         <w:rPr>
+          <w:lang w:val="en_US" w:bidi="en_US"/>
+        </w:rPr>
+        <w:t>אִ֤ישׁ חַרְבּ⁠וֹ֙ עַל־יְרֵכ֔⁠וֹ מִ⁠פַּ֖חַד בַּ⁠לֵּילּֽוֹת</w:t>
+      </w:r>
+    </w:p>
+    <w:p>
+      <w:pPr/>
+      <w:r>
+        <w:rPr>
+          <w:lang w:val="en_US" w:bidi="en_US"/>
+        </w:rPr>
+      </w:r>
+      <w:r>
+        <w:rPr>
           <w:b/>
           <w:lang w:val="en_US" w:bidi="en_US"/>
         </w:rPr>
@@ -22224,6 +24128,20 @@
         <w:rPr>
           <w:lang w:val="en_US" w:bidi="en_US"/>
         </w:rPr>
+      </w:r>
+    </w:p>
+    <w:p>
+      <w:pPr/>
+      <w:r>
+        <w:rPr>
+          <w:lang w:val="en_US" w:bidi="en_US"/>
+        </w:rPr>
+      </w:r>
+      <w:r>
+        <w:rPr>
+          <w:lang w:val="en_US" w:bidi="en_US"/>
+        </w:rPr>
+        <w:t>אַפִּרְי֗וֹן</w:t>
       </w:r>
     </w:p>
     <w:p>
@@ -22406,6 +24324,20 @@
       </w:r>
       <w:r>
         <w:rPr>
+          <w:lang w:val="en_US" w:bidi="en_US"/>
+        </w:rPr>
+        <w:t>אַפִּרְי֗וֹן עָ֤שָׂה ל⁠וֹ֙ הַ⁠מֶּ֣לֶךְ שְׁלֹמֹ֔ה מֵ⁠עֲצֵ֖י הַ⁠לְּבָנֽוֹן</w:t>
+      </w:r>
+    </w:p>
+    <w:p>
+      <w:pPr/>
+      <w:r>
+        <w:rPr>
+          <w:lang w:val="en_US" w:bidi="en_US"/>
+        </w:rPr>
+      </w:r>
+      <w:r>
+        <w:rPr>
           <w:b/>
           <w:lang w:val="en_US" w:bidi="en_US"/>
         </w:rPr>
@@ -22552,6 +24484,20 @@
       </w:r>
       <w:r>
         <w:rPr>
+          <w:lang w:val="en_US" w:bidi="en_US"/>
+        </w:rPr>
+        <w:t>אַפִּרְי֗וֹן עָ֤שָׂה ל⁠וֹ֙ &amp; עַמּוּדָי⁠ו֙ עָ֣שָׂה כֶ֔סֶף</w:t>
+      </w:r>
+    </w:p>
+    <w:p>
+      <w:pPr/>
+      <w:r>
+        <w:rPr>
+          <w:lang w:val="en_US" w:bidi="en_US"/>
+        </w:rPr>
+      </w:r>
+      <w:r>
+        <w:rPr>
           <w:b/>
           <w:lang w:val="en_US" w:bidi="en_US"/>
         </w:rPr>
@@ -22885,6 +24831,20 @@
       </w:r>
       <w:r>
         <w:rPr>
+          <w:lang w:val="en_US" w:bidi="en_US"/>
+        </w:rPr>
+        <w:t>מֶרְכָּב֖⁠וֹ אַרְגָּמָ֑ן</w:t>
+      </w:r>
+    </w:p>
+    <w:p>
+      <w:pPr/>
+      <w:r>
+        <w:rPr>
+          <w:lang w:val="en_US" w:bidi="en_US"/>
+        </w:rPr>
+      </w:r>
+      <w:r>
+        <w:rPr>
           <w:b/>
           <w:lang w:val="en_US" w:bidi="en_US"/>
         </w:rPr>
@@ -22948,6 +24908,20 @@
       </w:r>
       <w:r>
         <w:rPr>
+          <w:lang w:val="en_US" w:bidi="en_US"/>
+        </w:rPr>
+        <w:t>תּוֹכ⁠וֹ֙ רָצ֣וּף אַהֲבָ֔ה מִ⁠בְּנ֖וֹת יְרוּשָׁלִָֽם</w:t>
+      </w:r>
+    </w:p>
+    <w:p>
+      <w:pPr/>
+      <w:r>
+        <w:rPr>
+          <w:lang w:val="en_US" w:bidi="en_US"/>
+        </w:rPr>
+      </w:r>
+      <w:r>
+        <w:rPr>
           <w:b/>
           <w:lang w:val="en_US" w:bidi="en_US"/>
         </w:rPr>
@@ -23116,6 +25090,20 @@
         <w:rPr>
           <w:lang w:val="en_US" w:bidi="en_US"/>
         </w:rPr>
+      </w:r>
+    </w:p>
+    <w:p>
+      <w:pPr/>
+      <w:r>
+        <w:rPr>
+          <w:lang w:val="en_US" w:bidi="en_US"/>
+        </w:rPr>
+      </w:r>
+      <w:r>
+        <w:rPr>
+          <w:lang w:val="en_US" w:bidi="en_US"/>
+        </w:rPr>
+        <w:t>תּוֹכ⁠וֹ֙ רָצ֣וּף אַהֲבָ֔ה מִ⁠בְּנ֖וֹת יְרוּשָׁלִָֽם</w:t>
       </w:r>
     </w:p>
     <w:p>
@@ -23304,6 +25292,20 @@
       </w:r>
       <w:r>
         <w:rPr>
+          <w:lang w:val="en_US" w:bidi="en_US"/>
+        </w:rPr>
+        <w:t>צְאֶ֧ינָה</w:t>
+      </w:r>
+    </w:p>
+    <w:p>
+      <w:pPr/>
+      <w:r>
+        <w:rPr>
+          <w:lang w:val="en_US" w:bidi="en_US"/>
+        </w:rPr>
+      </w:r>
+      <w:r>
+        <w:rPr>
           <w:b/>
           <w:lang w:val="en_US" w:bidi="en_US"/>
         </w:rPr>
@@ -23389,6 +25391,20 @@
         <w:rPr>
           <w:lang w:val="en_US" w:bidi="en_US"/>
         </w:rPr>
+      </w:r>
+    </w:p>
+    <w:p>
+      <w:pPr/>
+      <w:r>
+        <w:rPr>
+          <w:lang w:val="en_US" w:bidi="en_US"/>
+        </w:rPr>
+      </w:r>
+      <w:r>
+        <w:rPr>
+          <w:lang w:val="en_US" w:bidi="en_US"/>
+        </w:rPr>
+        <w:t>בְּנ֥וֹת צִיּ֖וֹן</w:t>
       </w:r>
     </w:p>
     <w:p>
@@ -23543,6 +25559,20 @@
       </w:r>
       <w:r>
         <w:rPr>
+          <w:lang w:val="en_US" w:bidi="en_US"/>
+        </w:rPr>
+        <w:t>בְּ⁠י֣וֹם חֲתֻנָּת֔⁠וֹ וּ⁠בְ⁠י֖וֹם שִׂמְחַ֥ת לִבּֽ⁠וֹ</w:t>
+      </w:r>
+    </w:p>
+    <w:p>
+      <w:pPr/>
+      <w:r>
+        <w:rPr>
+          <w:lang w:val="en_US" w:bidi="en_US"/>
+        </w:rPr>
+      </w:r>
+      <w:r>
+        <w:rPr>
           <w:b/>
           <w:lang w:val="en_US" w:bidi="en_US"/>
         </w:rPr>
@@ -23615,6 +25645,20 @@
         <w:rPr>
           <w:lang w:val="en_US" w:bidi="en_US"/>
         </w:rPr>
+      </w:r>
+    </w:p>
+    <w:p>
+      <w:pPr/>
+      <w:r>
+        <w:rPr>
+          <w:lang w:val="en_US" w:bidi="en_US"/>
+        </w:rPr>
+      </w:r>
+      <w:r>
+        <w:rPr>
+          <w:lang w:val="en_US" w:bidi="en_US"/>
+        </w:rPr>
+        <w:t>וּ⁠בְ⁠י֖וֹם שִׂמְחַ֥ת לִבּֽ⁠וֹ</w:t>
       </w:r>
     </w:p>
     <w:p>
@@ -24468,6 +26512,20 @@
       </w:r>
       <w:r>
         <w:rPr>
+          <w:lang w:val="en_US" w:bidi="en_US"/>
+        </w:rPr>
+        <w:t>שַׂעְרֵ⁠ךְ֙ כְּ⁠עֵ֣דֶר הָֽ⁠עִזִּ֔ים שֶׁ⁠גָּלְשׁ֖וּ מֵ⁠הַ֥ר גִּלְעָֽד</w:t>
+      </w:r>
+    </w:p>
+    <w:p>
+      <w:pPr/>
+      <w:r>
+        <w:rPr>
+          <w:lang w:val="en_US" w:bidi="en_US"/>
+        </w:rPr>
+      </w:r>
+      <w:r>
+        <w:rPr>
           <w:b/>
           <w:lang w:val="en_US" w:bidi="en_US"/>
         </w:rPr>
@@ -24673,6 +26731,20 @@
       </w:r>
       <w:r>
         <w:rPr>
+          <w:lang w:val="en_US" w:bidi="en_US"/>
+        </w:rPr>
+        <w:t>הַ⁠קְּצוּב֔וֹת</w:t>
+      </w:r>
+    </w:p>
+    <w:p>
+      <w:pPr/>
+      <w:r>
+        <w:rPr>
+          <w:lang w:val="en_US" w:bidi="en_US"/>
+        </w:rPr>
+      </w:r>
+      <w:r>
+        <w:rPr>
           <w:b/>
           <w:lang w:val="en_US" w:bidi="en_US"/>
         </w:rPr>
@@ -24756,6 +26828,20 @@
       </w:r>
       <w:r>
         <w:rPr>
+          <w:lang w:val="en_US" w:bidi="en_US"/>
+        </w:rPr>
+        <w:t>מַתְאִימ֔וֹת</w:t>
+      </w:r>
+    </w:p>
+    <w:p>
+      <w:pPr/>
+      <w:r>
+        <w:rPr>
+          <w:lang w:val="en_US" w:bidi="en_US"/>
+        </w:rPr>
+      </w:r>
+      <w:r>
+        <w:rPr>
           <w:b/>
           <w:lang w:val="en_US" w:bidi="en_US"/>
         </w:rPr>
@@ -24922,6 +27008,20 @@
       </w:r>
       <w:r>
         <w:rPr>
+          <w:lang w:val="en_US" w:bidi="en_US"/>
+        </w:rPr>
+        <w:t>וְ⁠שַׁכֻּלָ֖ה אֵ֥ין בָּ⁠הֶֽם</w:t>
+      </w:r>
+    </w:p>
+    <w:p>
+      <w:pPr/>
+      <w:r>
+        <w:rPr>
+          <w:lang w:val="en_US" w:bidi="en_US"/>
+        </w:rPr>
+      </w:r>
+      <w:r>
+        <w:rPr>
           <w:b/>
           <w:lang w:val="en_US" w:bidi="en_US"/>
         </w:rPr>
@@ -25088,6 +27188,20 @@
       </w:r>
       <w:r>
         <w:rPr>
+          <w:lang w:val="en_US" w:bidi="en_US"/>
+        </w:rPr>
+        <w:t>כְּ⁠פֶ֤לַח הָֽ⁠רִמּוֹן֙ רַקָּתֵ֔⁠ךְ</w:t>
+      </w:r>
+    </w:p>
+    <w:p>
+      <w:pPr/>
+      <w:r>
+        <w:rPr>
+          <w:lang w:val="en_US" w:bidi="en_US"/>
+        </w:rPr>
+      </w:r>
+      <w:r>
+        <w:rPr>
           <w:b/>
           <w:lang w:val="en_US" w:bidi="en_US"/>
         </w:rPr>
@@ -25166,6 +27280,20 @@
         <w:rPr>
           <w:lang w:val="en_US" w:bidi="en_US"/>
         </w:rPr>
+      </w:r>
+    </w:p>
+    <w:p>
+      <w:pPr/>
+      <w:r>
+        <w:rPr>
+          <w:lang w:val="en_US" w:bidi="en_US"/>
+        </w:rPr>
+      </w:r>
+      <w:r>
+        <w:rPr>
+          <w:lang w:val="en_US" w:bidi="en_US"/>
+        </w:rPr>
+        <w:t>כְּ⁠פֶ֤לַח הָֽ⁠רִמּוֹן֙ רַקָּתֵ֔⁠ךְ</w:t>
       </w:r>
     </w:p>
     <w:p>
@@ -25419,6 +27547,20 @@
       </w:r>
       <w:r>
         <w:rPr>
+          <w:lang w:val="en_US" w:bidi="en_US"/>
+        </w:rPr>
+        <w:t>כְּ⁠מִגְדַּ֤ל דָּוִיד֙ צַוָּארֵ֔⁠ךְ בָּנ֖וּי לְ⁠תַלְפִּיּ֑וֹת</w:t>
+      </w:r>
+    </w:p>
+    <w:p>
+      <w:pPr/>
+      <w:r>
+        <w:rPr>
+          <w:lang w:val="en_US" w:bidi="en_US"/>
+        </w:rPr>
+      </w:r>
+      <w:r>
+        <w:rPr>
           <w:b/>
           <w:lang w:val="en_US" w:bidi="en_US"/>
         </w:rPr>
@@ -25541,6 +27683,20 @@
       </w:r>
       <w:r>
         <w:rPr>
+          <w:lang w:val="en_US" w:bidi="en_US"/>
+        </w:rPr>
+        <w:t>כְּ⁠מִגְדַּ֤ל דָּוִיד֙</w:t>
+      </w:r>
+    </w:p>
+    <w:p>
+      <w:pPr/>
+      <w:r>
+        <w:rPr>
+          <w:lang w:val="en_US" w:bidi="en_US"/>
+        </w:rPr>
+      </w:r>
+      <w:r>
+        <w:rPr>
           <w:b/>
           <w:lang w:val="en_US" w:bidi="en_US"/>
         </w:rPr>
@@ -25637,6 +27793,20 @@
       </w:r>
       <w:r>
         <w:rPr>
+          <w:lang w:val="en_US" w:bidi="en_US"/>
+        </w:rPr>
+        <w:t>כְּ⁠מִגְדַּ֤ל דָּוִיד֙ צַוָּארֵ֔⁠ךְ בָּנ֖וּי לְ⁠תַלְפִּיּ֑וֹת</w:t>
+      </w:r>
+    </w:p>
+    <w:p>
+      <w:pPr/>
+      <w:r>
+        <w:rPr>
+          <w:lang w:val="en_US" w:bidi="en_US"/>
+        </w:rPr>
+      </w:r>
+      <w:r>
+        <w:rPr>
           <w:b/>
           <w:lang w:val="en_US" w:bidi="en_US"/>
         </w:rPr>
@@ -25720,6 +27890,20 @@
       </w:r>
       <w:r>
         <w:rPr>
+          <w:lang w:val="en_US" w:bidi="en_US"/>
+        </w:rPr>
+        <w:t>בָּנ֖וּי לְ⁠תַלְפִּיּ֑וֹת</w:t>
+      </w:r>
+    </w:p>
+    <w:p>
+      <w:pPr/>
+      <w:r>
+        <w:rPr>
+          <w:lang w:val="en_US" w:bidi="en_US"/>
+        </w:rPr>
+      </w:r>
+      <w:r>
+        <w:rPr>
           <w:b/>
           <w:lang w:val="en_US" w:bidi="en_US"/>
         </w:rPr>
@@ -25783,6 +27967,20 @@
       </w:r>
       <w:r>
         <w:rPr>
+          <w:lang w:val="en_US" w:bidi="en_US"/>
+        </w:rPr>
+        <w:t>אֶ֤לֶף הַ⁠מָּגֵן֙ תָּל֣וּי עָלָ֔י⁠ו כֹּ֖ל שִׁלְטֵ֥י הַ⁠גִּבּוֹרִֽים</w:t>
+      </w:r>
+    </w:p>
+    <w:p>
+      <w:pPr/>
+      <w:r>
+        <w:rPr>
+          <w:lang w:val="en_US" w:bidi="en_US"/>
+        </w:rPr>
+      </w:r>
+      <w:r>
+        <w:rPr>
           <w:b/>
           <w:lang w:val="en_US" w:bidi="en_US"/>
         </w:rPr>
@@ -25905,6 +28103,20 @@
       </w:r>
       <w:r>
         <w:rPr>
+          <w:lang w:val="en_US" w:bidi="en_US"/>
+        </w:rPr>
+        <w:t>אֶ֤לֶף</w:t>
+      </w:r>
+    </w:p>
+    <w:p>
+      <w:pPr/>
+      <w:r>
+        <w:rPr>
+          <w:lang w:val="en_US" w:bidi="en_US"/>
+        </w:rPr>
+      </w:r>
+      <w:r>
+        <w:rPr>
           <w:b/>
           <w:lang w:val="en_US" w:bidi="en_US"/>
         </w:rPr>
@@ -25990,6 +28202,20 @@
         <w:rPr>
           <w:lang w:val="en_US" w:bidi="en_US"/>
         </w:rPr>
+      </w:r>
+    </w:p>
+    <w:p>
+      <w:pPr/>
+      <w:r>
+        <w:rPr>
+          <w:lang w:val="en_US" w:bidi="en_US"/>
+        </w:rPr>
+      </w:r>
+      <w:r>
+        <w:rPr>
+          <w:lang w:val="en_US" w:bidi="en_US"/>
+        </w:rPr>
+        <w:t>אֶ֤לֶף הַ⁠מָּגֵן֙ תָּל֣וּי עָלָ֔י⁠ו כֹּ֖ל שִׁלְטֵ֥י הַ⁠גִּבּוֹרִֽים</w:t>
       </w:r>
     </w:p>
     <w:p>
@@ -26460,6 +28686,20 @@
       </w:r>
       <w:r>
         <w:rPr>
+          <w:lang w:val="en_US" w:bidi="en_US"/>
+        </w:rPr>
+        <w:t>עַ֤ד שֶׁ⁠יָּפ֨וּחַ֙ הַ⁠יּ֔וֹם וְ⁠נָ֖סוּ הַ⁠צְּלָלִ֑ים</w:t>
+      </w:r>
+    </w:p>
+    <w:p>
+      <w:pPr/>
+      <w:r>
+        <w:rPr>
+          <w:lang w:val="en_US" w:bidi="en_US"/>
+        </w:rPr>
+      </w:r>
+      <w:r>
+        <w:rPr>
           <w:b/>
           <w:lang w:val="en_US" w:bidi="en_US"/>
         </w:rPr>
@@ -26574,6 +28814,20 @@
       </w:r>
       <w:r>
         <w:rPr>
+          <w:lang w:val="en_US" w:bidi="en_US"/>
+        </w:rPr>
+        <w:t>אֵ֤לֶךְ לִ⁠י֙</w:t>
+      </w:r>
+    </w:p>
+    <w:p>
+      <w:pPr/>
+      <w:r>
+        <w:rPr>
+          <w:lang w:val="en_US" w:bidi="en_US"/>
+        </w:rPr>
+      </w:r>
+      <w:r>
+        <w:rPr>
           <w:b/>
           <w:lang w:val="en_US" w:bidi="en_US"/>
         </w:rPr>
@@ -26893,6 +29147,20 @@
       </w:r>
       <w:r>
         <w:rPr>
+          <w:lang w:val="en_US" w:bidi="en_US"/>
+        </w:rPr>
+        <w:t>כֻּלָּ֤⁠ךְ יָפָה֙</w:t>
+      </w:r>
+    </w:p>
+    <w:p>
+      <w:pPr/>
+      <w:r>
+        <w:rPr>
+          <w:lang w:val="en_US" w:bidi="en_US"/>
+        </w:rPr>
+      </w:r>
+      <w:r>
+        <w:rPr>
           <w:b/>
           <w:lang w:val="en_US" w:bidi="en_US"/>
         </w:rPr>
@@ -27039,6 +29307,20 @@
       </w:r>
       <w:r>
         <w:rPr>
+          <w:lang w:val="en_US" w:bidi="en_US"/>
+        </w:rPr>
+        <w:t>אִתִּ֤⁠י &amp; תָּב֑וֹאִי</w:t>
+      </w:r>
+    </w:p>
+    <w:p>
+      <w:pPr/>
+      <w:r>
+        <w:rPr>
+          <w:lang w:val="en_US" w:bidi="en_US"/>
+        </w:rPr>
+      </w:r>
+      <w:r>
+        <w:rPr>
           <w:b/>
           <w:lang w:val="en_US" w:bidi="en_US"/>
         </w:rPr>
@@ -27340,6 +29622,20 @@
       </w:r>
       <w:r>
         <w:rPr>
+          <w:lang w:val="en_US" w:bidi="en_US"/>
+        </w:rPr>
+        <w:t>מִ⁠מְּעֹנ֣וֹת אֲרָי֔וֹת מֵֽ⁠הַרְרֵ֖י נְמֵרִֽים</w:t>
+      </w:r>
+    </w:p>
+    <w:p>
+      <w:pPr/>
+      <w:r>
+        <w:rPr>
+          <w:lang w:val="en_US" w:bidi="en_US"/>
+        </w:rPr>
+      </w:r>
+      <w:r>
+        <w:rPr>
           <w:b/>
           <w:lang w:val="en_US" w:bidi="en_US"/>
         </w:rPr>
@@ -27423,6 +29719,20 @@
       </w:r>
       <w:r>
         <w:rPr>
+          <w:lang w:val="en_US" w:bidi="en_US"/>
+        </w:rPr>
+        <w:t>לִבַּבְתִּ֖⁠נִי אֲחֹתִ֣⁠י כַלָּ֑ה לִבַּבְתִּ֨י⁠נִי֙</w:t>
+      </w:r>
+    </w:p>
+    <w:p>
+      <w:pPr/>
+      <w:r>
+        <w:rPr>
+          <w:lang w:val="en_US" w:bidi="en_US"/>
+        </w:rPr>
+      </w:r>
+      <w:r>
+        <w:rPr>
           <w:b/>
           <w:lang w:val="en_US" w:bidi="en_US"/>
         </w:rPr>
@@ -27519,6 +29829,20 @@
       </w:r>
       <w:r>
         <w:rPr>
+          <w:lang w:val="en_US" w:bidi="en_US"/>
+        </w:rPr>
+        <w:t>לִבַּבְתִּ֖⁠נִי &amp; לִבַּבְתִּ֨י⁠נִי֙</w:t>
+      </w:r>
+    </w:p>
+    <w:p>
+      <w:pPr/>
+      <w:r>
+        <w:rPr>
+          <w:lang w:val="en_US" w:bidi="en_US"/>
+        </w:rPr>
+      </w:r>
+      <w:r>
+        <w:rPr>
           <w:b/>
           <w:lang w:val="en_US" w:bidi="en_US"/>
         </w:rPr>
@@ -27791,6 +30115,20 @@
         <w:rPr>
           <w:lang w:val="en_US" w:bidi="en_US"/>
         </w:rPr>
+      </w:r>
+    </w:p>
+    <w:p>
+      <w:pPr/>
+      <w:r>
+        <w:rPr>
+          <w:lang w:val="en_US" w:bidi="en_US"/>
+        </w:rPr>
+      </w:r>
+      <w:r>
+        <w:rPr>
+          <w:lang w:val="en_US" w:bidi="en_US"/>
+        </w:rPr>
+        <w:t>מַה &amp; מַה</w:t>
       </w:r>
     </w:p>
     <w:p>
@@ -28032,6 +30370,20 @@
       </w:r>
       <w:r>
         <w:rPr>
+          <w:lang w:val="en_US" w:bidi="en_US"/>
+        </w:rPr>
+        <w:t>מַה־יָּפ֥וּ דֹדַ֖יִ⁠ךְ אֲחֹתִ֣⁠י כַלָּ֑ה מַה־טֹּ֤בוּ דֹדַ֨יִ⁠ךְ֙ מִ⁠יַּ֔יִן</w:t>
+      </w:r>
+    </w:p>
+    <w:p>
+      <w:pPr/>
+      <w:r>
+        <w:rPr>
+          <w:lang w:val="en_US" w:bidi="en_US"/>
+        </w:rPr>
+      </w:r>
+      <w:r>
+        <w:rPr>
           <w:b/>
           <w:lang w:val="en_US" w:bidi="en_US"/>
         </w:rPr>
@@ -28224,6 +30576,20 @@
       </w:r>
       <w:r>
         <w:rPr>
+          <w:lang w:val="en_US" w:bidi="en_US"/>
+        </w:rPr>
+        <w:t>שְׁמָנַ֖יִ⁠ךְ</w:t>
+      </w:r>
+    </w:p>
+    <w:p>
+      <w:pPr/>
+      <w:r>
+        <w:rPr>
+          <w:lang w:val="en_US" w:bidi="en_US"/>
+        </w:rPr>
+      </w:r>
+      <w:r>
+        <w:rPr>
           <w:b/>
           <w:lang w:val="en_US" w:bidi="en_US"/>
         </w:rPr>
@@ -28403,6 +30769,20 @@
       </w:r>
       <w:r>
         <w:rPr>
+          <w:lang w:val="en_US" w:bidi="en_US"/>
+        </w:rPr>
+        <w:t>נֹ֛פֶת תִּטֹּ֥פְנָה שִׂפְתוֹתַ֖יִ⁠ךְ</w:t>
+      </w:r>
+    </w:p>
+    <w:p>
+      <w:pPr/>
+      <w:r>
+        <w:rPr>
+          <w:lang w:val="en_US" w:bidi="en_US"/>
+        </w:rPr>
+      </w:r>
+      <w:r>
+        <w:rPr>
           <w:b/>
           <w:lang w:val="en_US" w:bidi="en_US"/>
         </w:rPr>
@@ -28525,6 +30905,20 @@
       </w:r>
       <w:r>
         <w:rPr>
+          <w:lang w:val="en_US" w:bidi="en_US"/>
+        </w:rPr>
+        <w:t>נֹ֛פֶת</w:t>
+      </w:r>
+    </w:p>
+    <w:p>
+      <w:pPr/>
+      <w:r>
+        <w:rPr>
+          <w:lang w:val="en_US" w:bidi="en_US"/>
+        </w:rPr>
+      </w:r>
+      <w:r>
+        <w:rPr>
           <w:b/>
           <w:lang w:val="en_US" w:bidi="en_US"/>
         </w:rPr>
@@ -28621,6 +31015,20 @@
       </w:r>
       <w:r>
         <w:rPr>
+          <w:lang w:val="en_US" w:bidi="en_US"/>
+        </w:rPr>
+        <w:t>דְּבַ֤שׁ וְ⁠חָלָב֙ תַּ֣חַת לְשׁוֹנֵ֔⁠ךְ</w:t>
+      </w:r>
+    </w:p>
+    <w:p>
+      <w:pPr/>
+      <w:r>
+        <w:rPr>
+          <w:lang w:val="en_US" w:bidi="en_US"/>
+        </w:rPr>
+      </w:r>
+      <w:r>
+        <w:rPr>
           <w:b/>
           <w:lang w:val="en_US" w:bidi="en_US"/>
         </w:rPr>
@@ -28717,6 +31125,20 @@
       </w:r>
       <w:r>
         <w:rPr>
+          <w:lang w:val="en_US" w:bidi="en_US"/>
+        </w:rPr>
+        <w:t>וְ⁠רֵ֥יחַ שַׂלְמֹתַ֖יִ⁠ךְ כְּ⁠רֵ֥יחַ לְבָנֽוֹן</w:t>
+      </w:r>
+    </w:p>
+    <w:p>
+      <w:pPr/>
+      <w:r>
+        <w:rPr>
+          <w:lang w:val="en_US" w:bidi="en_US"/>
+        </w:rPr>
+      </w:r>
+      <w:r>
+        <w:rPr>
           <w:b/>
           <w:lang w:val="en_US" w:bidi="en_US"/>
         </w:rPr>
@@ -28820,6 +31242,20 @@
       </w:r>
       <w:r>
         <w:rPr>
+          <w:lang w:val="en_US" w:bidi="en_US"/>
+        </w:rPr>
+        <w:t>גַּ֥ן ׀ נָע֖וּל אֲחֹתִ֣⁠י כַלָּ֑ה גַּ֥ל נָע֖וּל מַעְיָ֥ן חָתֽוּם</w:t>
+      </w:r>
+    </w:p>
+    <w:p>
+      <w:pPr/>
+      <w:r>
+        <w:rPr>
+          <w:lang w:val="en_US" w:bidi="en_US"/>
+        </w:rPr>
+      </w:r>
+      <w:r>
+        <w:rPr>
           <w:b/>
           <w:lang w:val="en_US" w:bidi="en_US"/>
         </w:rPr>
@@ -28892,6 +31328,20 @@
         <w:rPr>
           <w:lang w:val="en_US" w:bidi="en_US"/>
         </w:rPr>
+      </w:r>
+    </w:p>
+    <w:p>
+      <w:pPr/>
+      <w:r>
+        <w:rPr>
+          <w:lang w:val="en_US" w:bidi="en_US"/>
+        </w:rPr>
+      </w:r>
+      <w:r>
+        <w:rPr>
+          <w:lang w:val="en_US" w:bidi="en_US"/>
+        </w:rPr>
+        <w:t>גַּ֥ן ׀ נָע֖וּל אֲחֹתִ֣⁠י כַלָּ֑ה</w:t>
       </w:r>
     </w:p>
     <w:p>
@@ -29248,6 +31698,20 @@
       </w:r>
       <w:r>
         <w:rPr>
+          <w:lang w:val="en_US" w:bidi="en_US"/>
+        </w:rPr>
+        <w:t>גַּ֥ל נָע֖וּל מַעְיָ֥ן חָתֽוּם</w:t>
+      </w:r>
+    </w:p>
+    <w:p>
+      <w:pPr/>
+      <w:r>
+        <w:rPr>
+          <w:lang w:val="en_US" w:bidi="en_US"/>
+        </w:rPr>
+      </w:r>
+      <w:r>
+        <w:rPr>
           <w:b/>
           <w:lang w:val="en_US" w:bidi="en_US"/>
         </w:rPr>
@@ -29422,6 +31886,20 @@
       </w:r>
       <w:r>
         <w:rPr>
+          <w:lang w:val="en_US" w:bidi="en_US"/>
+        </w:rPr>
+        <w:t>גַּ֥ל נָע֖וּל מַעְיָ֥ן חָתֽוּם</w:t>
+      </w:r>
+    </w:p>
+    <w:p>
+      <w:pPr/>
+      <w:r>
+        <w:rPr>
+          <w:lang w:val="en_US" w:bidi="en_US"/>
+        </w:rPr>
+      </w:r>
+      <w:r>
+        <w:rPr>
           <w:b/>
           <w:lang w:val="en_US" w:bidi="en_US"/>
         </w:rPr>
@@ -29655,6 +32133,20 @@
         <w:rPr>
           <w:lang w:val="en_US" w:bidi="en_US"/>
         </w:rPr>
+      </w:r>
+    </w:p>
+    <w:p>
+      <w:pPr/>
+      <w:r>
+        <w:rPr>
+          <w:lang w:val="en_US" w:bidi="en_US"/>
+        </w:rPr>
+      </w:r>
+      <w:r>
+        <w:rPr>
+          <w:lang w:val="en_US" w:bidi="en_US"/>
+        </w:rPr>
+        <w:t>שְׁלָחַ֨יִ⁠ךְ֙ פַּרְדֵּ֣ס רִמּוֹנִ֔ים עִ֖ם פְּרִ֣י מְגָדִ֑ים כְּפָרִ֖ים עִם־נְרָדִֽים׃ נֵ֣רְדְּ ׀ וְ⁠כַרְכֹּ֗ם קָנֶה֙ וְ⁠קִנָּמ֔וֹן עִ֖ם כָּל־עֲצֵ֣י לְבוֹנָ֑ה מֹ֚ר וַ⁠אֲהָל֔וֹת עִ֖ם כָּל־רָאשֵׁ֥י בְשָׂמִֽים</w:t>
       </w:r>
     </w:p>
     <w:p>
@@ -29798,6 +32290,20 @@
       </w:r>
       <w:r>
         <w:rPr>
+          <w:lang w:val="en_US" w:bidi="en_US"/>
+        </w:rPr>
+        <w:t>שְׁלָחַ֨יִ⁠ךְ֙ פַּרְדֵּ֣ס רִמּוֹנִ֔ים עִ֖ם פְּרִ֣י מְגָדִ֑ים כְּפָרִ֖ים עִם־נְרָדִֽים׃ נֵ֣רְדְּ ׀ וְ⁠כַרְכֹּ֗ם קָנֶה֙ וְ⁠קִנָּמ֔וֹן עִ֖ם כָּל־עֲצֵ֣י לְבוֹנָ֑ה מֹ֚ר וַ⁠אֲהָל֔וֹת עִ֖ם כָּל־רָאשֵׁ֥י בְשָׂמִֽים</w:t>
+      </w:r>
+    </w:p>
+    <w:p>
+      <w:pPr/>
+      <w:r>
+        <w:rPr>
+          <w:lang w:val="en_US" w:bidi="en_US"/>
+        </w:rPr>
+      </w:r>
+      <w:r>
+        <w:rPr>
           <w:b/>
           <w:lang w:val="en_US" w:bidi="en_US"/>
         </w:rPr>
@@ -30039,6 +32545,20 @@
       </w:r>
       <w:r>
         <w:rPr>
+          <w:lang w:val="en_US" w:bidi="en_US"/>
+        </w:rPr>
+        <w:t>וְ⁠כַרְכֹּ֗ם קָנֶה֙ וְ⁠קִנָּמ֔וֹן &amp; וַ⁠אֲהָל֔וֹת</w:t>
+      </w:r>
+    </w:p>
+    <w:p>
+      <w:pPr/>
+      <w:r>
+        <w:rPr>
+          <w:lang w:val="en_US" w:bidi="en_US"/>
+        </w:rPr>
+      </w:r>
+      <w:r>
+        <w:rPr>
           <w:b/>
           <w:lang w:val="en_US" w:bidi="en_US"/>
         </w:rPr>
@@ -30202,6 +32722,20 @@
         <w:rPr>
           <w:lang w:val="en_US" w:bidi="en_US"/>
         </w:rPr>
+      </w:r>
+    </w:p>
+    <w:p>
+      <w:pPr/>
+      <w:r>
+        <w:rPr>
+          <w:lang w:val="en_US" w:bidi="en_US"/>
+        </w:rPr>
+      </w:r>
+      <w:r>
+        <w:rPr>
+          <w:lang w:val="en_US" w:bidi="en_US"/>
+        </w:rPr>
+        <w:t>מַעְיַ֣ן גַּנִּ֔ים בְּאֵ֖ר מַ֣יִם חַיִּ֑ים וְ⁠נֹזְלִ֖ים מִן־לְבָנֽוֹן</w:t>
       </w:r>
     </w:p>
     <w:p>
@@ -30389,6 +32923,20 @@
       </w:r>
       <w:r>
         <w:rPr>
+          <w:lang w:val="en_US" w:bidi="en_US"/>
+        </w:rPr>
+        <w:t>מַעְיַ֣ן גַּנִּ֔ים</w:t>
+      </w:r>
+    </w:p>
+    <w:p>
+      <w:pPr/>
+      <w:r>
+        <w:rPr>
+          <w:lang w:val="en_US" w:bidi="en_US"/>
+        </w:rPr>
+      </w:r>
+      <w:r>
+        <w:rPr>
           <w:b/>
           <w:lang w:val="en_US" w:bidi="en_US"/>
         </w:rPr>
@@ -30485,6 +33033,20 @@
       </w:r>
       <w:r>
         <w:rPr>
+          <w:lang w:val="en_US" w:bidi="en_US"/>
+        </w:rPr>
+        <w:t>מַעְיַ֣ן גַּנִּ֔ים</w:t>
+      </w:r>
+    </w:p>
+    <w:p>
+      <w:pPr/>
+      <w:r>
+        <w:rPr>
+          <w:lang w:val="en_US" w:bidi="en_US"/>
+        </w:rPr>
+      </w:r>
+      <w:r>
+        <w:rPr>
           <w:b/>
           <w:lang w:val="en_US" w:bidi="en_US"/>
         </w:rPr>
@@ -30607,6 +33169,20 @@
       </w:r>
       <w:r>
         <w:rPr>
+          <w:lang w:val="en_US" w:bidi="en_US"/>
+        </w:rPr>
+        <w:t>מַ֣יִם חַיִּ֑ים</w:t>
+      </w:r>
+    </w:p>
+    <w:p>
+      <w:pPr/>
+      <w:r>
+        <w:rPr>
+          <w:lang w:val="en_US" w:bidi="en_US"/>
+        </w:rPr>
+      </w:r>
+      <w:r>
+        <w:rPr>
           <w:b/>
           <w:lang w:val="en_US" w:bidi="en_US"/>
         </w:rPr>
@@ -30703,6 +33279,20 @@
       </w:r>
       <w:r>
         <w:rPr>
+          <w:lang w:val="en_US" w:bidi="en_US"/>
+        </w:rPr>
+        <w:t>ע֤וּרִי צָפוֹן֙ וּ⁠ב֣וֹאִי תֵימָ֔ן הָפִ֥יחִי גַנִּ֖⁠י יִזְּל֣וּ בְשָׂמָ֑י⁠ו</w:t>
+      </w:r>
+    </w:p>
+    <w:p>
+      <w:pPr/>
+      <w:r>
+        <w:rPr>
+          <w:lang w:val="en_US" w:bidi="en_US"/>
+        </w:rPr>
+      </w:r>
+      <w:r>
+        <w:rPr>
           <w:b/>
           <w:lang w:val="en_US" w:bidi="en_US"/>
         </w:rPr>
@@ -30799,6 +33389,20 @@
       </w:r>
       <w:r>
         <w:rPr>
+          <w:lang w:val="en_US" w:bidi="en_US"/>
+        </w:rPr>
+        <w:t>וּ⁠ב֣וֹאִי &amp; יָבֹ֤א דוֹדִ⁠י֙</w:t>
+      </w:r>
+    </w:p>
+    <w:p>
+      <w:pPr/>
+      <w:r>
+        <w:rPr>
+          <w:lang w:val="en_US" w:bidi="en_US"/>
+        </w:rPr>
+      </w:r>
+      <w:r>
+        <w:rPr>
           <w:b/>
           <w:lang w:val="en_US" w:bidi="en_US"/>
         </w:rPr>
@@ -30897,6 +33501,20 @@
         <w:rPr>
           <w:lang w:val="en_US" w:bidi="en_US"/>
         </w:rPr>
+      </w:r>
+    </w:p>
+    <w:p>
+      <w:pPr/>
+      <w:r>
+        <w:rPr>
+          <w:lang w:val="en_US" w:bidi="en_US"/>
+        </w:rPr>
+      </w:r>
+      <w:r>
+        <w:rPr>
+          <w:lang w:val="en_US" w:bidi="en_US"/>
+        </w:rPr>
+        <w:t>ע֤וּרִי צָפוֹן֙ וּ⁠ב֣וֹאִי תֵימָ֔ן הָפִ֥יחִי גַנִּ֖⁠י יִזְּל֣וּ בְשָׂמָ֑י⁠ו יָבֹ֤א דוֹדִ⁠י֙ לְ⁠גַנּ֔⁠וֹ וְ⁠יֹאכַ֖ל פְּרִ֥י מְגָדָֽי⁠ו</w:t>
       </w:r>
     </w:p>
     <w:p>
@@ -31167,6 +33785,20 @@
       </w:r>
       <w:r>
         <w:rPr>
+          <w:lang w:val="en_US" w:bidi="en_US"/>
+        </w:rPr>
+        <w:t>יִזְּל֣וּ בְשָׂמָ֑י⁠ו</w:t>
+      </w:r>
+    </w:p>
+    <w:p>
+      <w:pPr/>
+      <w:r>
+        <w:rPr>
+          <w:lang w:val="en_US" w:bidi="en_US"/>
+        </w:rPr>
+      </w:r>
+      <w:r>
+        <w:rPr>
           <w:b/>
           <w:lang w:val="en_US" w:bidi="en_US"/>
         </w:rPr>
@@ -31551,6 +34183,20 @@
       </w:r>
       <w:r>
         <w:rPr>
+          <w:lang w:val="en_US" w:bidi="en_US"/>
+        </w:rPr>
+        <w:t>בָּ֣אתִי לְ⁠גַנִּ⁠י֮ אֲחֹתִ֣⁠י כַלָּה֒ אָרִ֤יתִי מוֹרִ⁠י֙ עִם־בְּשָׂמִ֔⁠י אָכַ֤לְתִּי יַעְרִ⁠י֙ עִם־דִּבְשִׁ֔⁠י שָׁתִ֥יתִי יֵינִ֖⁠י עִם־חֲלָבִ֑⁠י</w:t>
+      </w:r>
+    </w:p>
+    <w:p>
+      <w:pPr/>
+      <w:r>
+        <w:rPr>
+          <w:lang w:val="en_US" w:bidi="en_US"/>
+        </w:rPr>
+      </w:r>
+      <w:r>
+        <w:rPr>
           <w:b/>
           <w:lang w:val="en_US" w:bidi="en_US"/>
         </w:rPr>
@@ -31722,6 +34368,20 @@
       </w:r>
       <w:r>
         <w:rPr>
+          <w:lang w:val="en_US" w:bidi="en_US"/>
+        </w:rPr>
+        <w:t>בָּ֣אתִי לְ⁠גַנִּ⁠י֮ אֲחֹתִ֣⁠י כַלָּה֒ אָרִ֤יתִי מוֹרִ⁠י֙ עִם־בְּשָׂמִ֔⁠י אָכַ֤לְתִּי יַעְרִ⁠י֙ עִם־דִּבְשִׁ֔⁠י שָׁתִ֥יתִי יֵינִ֖⁠י עִם־חֲלָבִ֑⁠י</w:t>
+      </w:r>
+    </w:p>
+    <w:p>
+      <w:pPr/>
+      <w:r>
+        <w:rPr>
+          <w:lang w:val="en_US" w:bidi="en_US"/>
+        </w:rPr>
+      </w:r>
+      <w:r>
+        <w:rPr>
           <w:b/>
           <w:lang w:val="en_US" w:bidi="en_US"/>
         </w:rPr>
@@ -31805,6 +34465,20 @@
       </w:r>
       <w:r>
         <w:rPr>
+          <w:lang w:val="en_US" w:bidi="en_US"/>
+        </w:rPr>
+        <w:t>בָּ֣אתִי</w:t>
+      </w:r>
+    </w:p>
+    <w:p>
+      <w:pPr/>
+      <w:r>
+        <w:rPr>
+          <w:lang w:val="en_US" w:bidi="en_US"/>
+        </w:rPr>
+      </w:r>
+      <w:r>
+        <w:rPr>
           <w:b/>
           <w:lang w:val="en_US" w:bidi="en_US"/>
         </w:rPr>
@@ -31890,6 +34564,20 @@
         <w:rPr>
           <w:lang w:val="en_US" w:bidi="en_US"/>
         </w:rPr>
+      </w:r>
+    </w:p>
+    <w:p>
+      <w:pPr/>
+      <w:r>
+        <w:rPr>
+          <w:lang w:val="en_US" w:bidi="en_US"/>
+        </w:rPr>
+      </w:r>
+      <w:r>
+        <w:rPr>
+          <w:lang w:val="en_US" w:bidi="en_US"/>
+        </w:rPr>
+        <w:t>בָּ֣אתִי לְ⁠גַנִּ⁠י֮ אֲחֹתִ֣⁠י כַלָּה֒</w:t>
       </w:r>
     </w:p>
     <w:p>
@@ -32098,6 +34786,20 @@
       </w:r>
       <w:r>
         <w:rPr>
+          <w:lang w:val="en_US" w:bidi="en_US"/>
+        </w:rPr>
+        <w:t>אִכְל֣וּ רֵעִ֔ים שְׁת֥וּ וְ⁠שִׁכְר֖וּ דּוֹדִֽים</w:t>
+      </w:r>
+    </w:p>
+    <w:p>
+      <w:pPr/>
+      <w:r>
+        <w:rPr>
+          <w:lang w:val="en_US" w:bidi="en_US"/>
+        </w:rPr>
+      </w:r>
+      <w:r>
+        <w:rPr>
           <w:b/>
           <w:lang w:val="en_US" w:bidi="en_US"/>
         </w:rPr>
@@ -32277,6 +34979,20 @@
       </w:r>
       <w:r>
         <w:rPr>
+          <w:lang w:val="en_US" w:bidi="en_US"/>
+        </w:rPr>
+        <w:t>אֲנִ֥י יְשֵׁנָ֖ה וְ⁠לִבִּ֣⁠י עֵ֑ר</w:t>
+      </w:r>
+    </w:p>
+    <w:p>
+      <w:pPr/>
+      <w:r>
+        <w:rPr>
+          <w:lang w:val="en_US" w:bidi="en_US"/>
+        </w:rPr>
+      </w:r>
+      <w:r>
+        <w:rPr>
           <w:b/>
           <w:lang w:val="en_US" w:bidi="en_US"/>
         </w:rPr>
@@ -32425,6 +35141,20 @@
       </w:r>
       <w:r>
         <w:rPr>
+          <w:lang w:val="en_US" w:bidi="en_US"/>
+        </w:rPr>
+        <w:t>ק֣וֹל ׀ דּוֹדִ֣⁠י דוֹפֵ֗ק</w:t>
+      </w:r>
+    </w:p>
+    <w:p>
+      <w:pPr/>
+      <w:r>
+        <w:rPr>
+          <w:lang w:val="en_US" w:bidi="en_US"/>
+        </w:rPr>
+      </w:r>
+      <w:r>
+        <w:rPr>
           <w:b/>
           <w:lang w:val="en_US" w:bidi="en_US"/>
         </w:rPr>
@@ -32477,6 +35207,20 @@
         <w:rPr>
           <w:lang w:val="en_US" w:bidi="en_US"/>
         </w:rPr>
+      </w:r>
+    </w:p>
+    <w:p>
+      <w:pPr/>
+      <w:r>
+        <w:rPr>
+          <w:lang w:val="en_US" w:bidi="en_US"/>
+        </w:rPr>
+      </w:r>
+      <w:r>
+        <w:rPr>
+          <w:lang w:val="en_US" w:bidi="en_US"/>
+        </w:rPr>
+        <w:t>דּוֹדִ֣⁠י</w:t>
       </w:r>
     </w:p>
     <w:p>
@@ -33020,6 +35764,20 @@
       </w:r>
       <w:r>
         <w:rPr>
+          <w:lang w:val="en_US" w:bidi="en_US"/>
+        </w:rPr>
+        <w:t>פָּשַׁ֨טְתִּי֙ אֶת־כֻּתָּנְתִּ֔⁠י אֵיכָ֖כָה אֶלְבָּשֶׁ֑⁠נָּה רָחַ֥צְתִּי אֶת־רַגְלַ֖⁠י אֵיכָ֥כָה אֲטַנְּפֵֽ⁠ם</w:t>
+      </w:r>
+    </w:p>
+    <w:p>
+      <w:pPr/>
+      <w:r>
+        <w:rPr>
+          <w:lang w:val="en_US" w:bidi="en_US"/>
+        </w:rPr>
+      </w:r>
+      <w:r>
+        <w:rPr>
           <w:b/>
           <w:lang w:val="en_US" w:bidi="en_US"/>
         </w:rPr>
@@ -33092,6 +35850,20 @@
         <w:rPr>
           <w:lang w:val="en_US" w:bidi="en_US"/>
         </w:rPr>
+      </w:r>
+    </w:p>
+    <w:p>
+      <w:pPr/>
+      <w:r>
+        <w:rPr>
+          <w:lang w:val="en_US" w:bidi="en_US"/>
+        </w:rPr>
+      </w:r>
+      <w:r>
+        <w:rPr>
+          <w:lang w:val="en_US" w:bidi="en_US"/>
+        </w:rPr>
+        <w:t>אֵיכָ֖כָה אֶלְבָּשֶׁ֑⁠נָּה רָחַ֥צְתִּי אֶת־רַגְלַ֖⁠י אֵיכָ֥כָה אֲטַנְּפֵֽ⁠ם</w:t>
       </w:r>
     </w:p>
     <w:p>
@@ -33280,6 +36052,20 @@
       </w:r>
       <w:r>
         <w:rPr>
+          <w:lang w:val="en_US" w:bidi="en_US"/>
+        </w:rPr>
+        <w:t>וּ⁠מֵעַ֖⁠י הָמ֥וּ עָלָֽי⁠ו</w:t>
+      </w:r>
+    </w:p>
+    <w:p>
+      <w:pPr/>
+      <w:r>
+        <w:rPr>
+          <w:lang w:val="en_US" w:bidi="en_US"/>
+        </w:rPr>
+      </w:r>
+      <w:r>
+        <w:rPr>
           <w:b/>
           <w:lang w:val="en_US" w:bidi="en_US"/>
         </w:rPr>
@@ -33498,6 +36284,20 @@
       </w:r>
       <w:r>
         <w:rPr>
+          <w:lang w:val="en_US" w:bidi="en_US"/>
+        </w:rPr>
+        <w:t>וְ⁠יָדַ֣⁠י נָֽטְפוּ־מ֗וֹר וְ⁠אֶצְבְּעֹתַ⁠י֙ מ֣וֹר עֹבֵ֔ר</w:t>
+      </w:r>
+    </w:p>
+    <w:p>
+      <w:pPr/>
+      <w:r>
+        <w:rPr>
+          <w:lang w:val="en_US" w:bidi="en_US"/>
+        </w:rPr>
+      </w:r>
+      <w:r>
+        <w:rPr>
           <w:b/>
           <w:lang w:val="en_US" w:bidi="en_US"/>
         </w:rPr>
@@ -33609,6 +36409,20 @@
         <w:rPr>
           <w:lang w:val="en_US" w:bidi="en_US"/>
         </w:rPr>
+      </w:r>
+    </w:p>
+    <w:p>
+      <w:pPr/>
+      <w:r>
+        <w:rPr>
+          <w:lang w:val="en_US" w:bidi="en_US"/>
+        </w:rPr>
+      </w:r>
+      <w:r>
+        <w:rPr>
+          <w:lang w:val="en_US" w:bidi="en_US"/>
+        </w:rPr>
+        <w:t>מ֣וֹר עֹבֵ֔ר</w:t>
       </w:r>
     </w:p>
     <w:p>
@@ -33893,6 +36707,20 @@
       </w:r>
       <w:r>
         <w:rPr>
+          <w:lang w:val="en_US" w:bidi="en_US"/>
+        </w:rPr>
+        <w:t>עָבָ֑ר</w:t>
+      </w:r>
+    </w:p>
+    <w:p>
+      <w:pPr/>
+      <w:r>
+        <w:rPr>
+          <w:lang w:val="en_US" w:bidi="en_US"/>
+        </w:rPr>
+      </w:r>
+      <w:r>
+        <w:rPr>
           <w:b/>
           <w:lang w:val="en_US" w:bidi="en_US"/>
         </w:rPr>
@@ -33989,6 +36817,20 @@
       </w:r>
       <w:r>
         <w:rPr>
+          <w:lang w:val="en_US" w:bidi="en_US"/>
+        </w:rPr>
+        <w:t>נַפְשִׁ⁠י֙ יָֽצְאָ֣ה</w:t>
+      </w:r>
+    </w:p>
+    <w:p>
+      <w:pPr/>
+      <w:r>
+        <w:rPr>
+          <w:lang w:val="en_US" w:bidi="en_US"/>
+        </w:rPr>
+      </w:r>
+      <w:r>
+        <w:rPr>
           <w:b/>
           <w:lang w:val="en_US" w:bidi="en_US"/>
         </w:rPr>
@@ -34085,6 +36927,20 @@
       </w:r>
       <w:r>
         <w:rPr>
+          <w:lang w:val="en_US" w:bidi="en_US"/>
+        </w:rPr>
+        <w:t>נַפְשִׁ⁠י֙ יָֽצְאָ֣ה</w:t>
+      </w:r>
+    </w:p>
+    <w:p>
+      <w:pPr/>
+      <w:r>
+        <w:rPr>
+          <w:lang w:val="en_US" w:bidi="en_US"/>
+        </w:rPr>
+      </w:r>
+      <w:r>
+        <w:rPr>
           <w:b/>
           <w:lang w:val="en_US" w:bidi="en_US"/>
         </w:rPr>
@@ -34194,6 +37050,20 @@
       </w:r>
       <w:r>
         <w:rPr>
+          <w:lang w:val="en_US" w:bidi="en_US"/>
+        </w:rPr>
+        <w:t>בְ⁠דַבְּר֔⁠וֹ</w:t>
+      </w:r>
+    </w:p>
+    <w:p>
+      <w:pPr/>
+      <w:r>
+        <w:rPr>
+          <w:lang w:val="en_US" w:bidi="en_US"/>
+        </w:rPr>
+      </w:r>
+      <w:r>
+        <w:rPr>
           <w:b/>
           <w:lang w:val="en_US" w:bidi="en_US"/>
         </w:rPr>
@@ -34368,6 +37238,20 @@
         <w:rPr>
           <w:lang w:val="en_US" w:bidi="en_US"/>
         </w:rPr>
+      </w:r>
+    </w:p>
+    <w:p>
+      <w:pPr/>
+      <w:r>
+        <w:rPr>
+          <w:lang w:val="en_US" w:bidi="en_US"/>
+        </w:rPr>
+      </w:r>
+      <w:r>
+        <w:rPr>
+          <w:lang w:val="en_US" w:bidi="en_US"/>
+        </w:rPr>
+        <w:t>מְצָאֻ֧⁠נִי הַ⁠שֹּׁמְרִ֛ים הַ⁠סֹּבְבִ֥ים בָּ⁠עִ֖יר</w:t>
       </w:r>
     </w:p>
     <w:p>
@@ -34493,6 +37377,20 @@
       </w:r>
       <w:r>
         <w:rPr>
+          <w:lang w:val="en_US" w:bidi="en_US"/>
+        </w:rPr>
+        <w:t>הִכּ֣וּ⁠נִי פְצָע֑וּ⁠נִי נָשְׂא֤וּ אֶת־רְדִידִ⁠י֙ מֵֽ⁠עָלַ֔⁠י שֹׁמְרֵ֖י הַ⁠חֹמֽוֹת</w:t>
+      </w:r>
+    </w:p>
+    <w:p>
+      <w:pPr/>
+      <w:r>
+        <w:rPr>
+          <w:lang w:val="en_US" w:bidi="en_US"/>
+        </w:rPr>
+      </w:r>
+      <w:r>
+        <w:rPr>
           <w:b/>
           <w:lang w:val="en_US" w:bidi="en_US"/>
         </w:rPr>
@@ -34576,6 +37474,20 @@
       </w:r>
       <w:r>
         <w:rPr>
+          <w:lang w:val="en_US" w:bidi="en_US"/>
+        </w:rPr>
+        <w:t>הִכּ֣וּ⁠נִי פְצָע֑וּ⁠נִי</w:t>
+      </w:r>
+    </w:p>
+    <w:p>
+      <w:pPr/>
+      <w:r>
+        <w:rPr>
+          <w:lang w:val="en_US" w:bidi="en_US"/>
+        </w:rPr>
+      </w:r>
+      <w:r>
+        <w:rPr>
           <w:b/>
           <w:lang w:val="en_US" w:bidi="en_US"/>
         </w:rPr>
@@ -34685,6 +37597,20 @@
       </w:r>
       <w:r>
         <w:rPr>
+          <w:lang w:val="en_US" w:bidi="en_US"/>
+        </w:rPr>
+        <w:t>אֶת־רְדִידִ⁠י֙</w:t>
+      </w:r>
+    </w:p>
+    <w:p>
+      <w:pPr/>
+      <w:r>
+        <w:rPr>
+          <w:lang w:val="en_US" w:bidi="en_US"/>
+        </w:rPr>
+      </w:r>
+      <w:r>
+        <w:rPr>
           <w:b/>
           <w:lang w:val="en_US" w:bidi="en_US"/>
         </w:rPr>
@@ -34783,6 +37709,20 @@
         <w:rPr>
           <w:lang w:val="en_US" w:bidi="en_US"/>
         </w:rPr>
+      </w:r>
+    </w:p>
+    <w:p>
+      <w:pPr/>
+      <w:r>
+        <w:rPr>
+          <w:lang w:val="en_US" w:bidi="en_US"/>
+        </w:rPr>
+      </w:r>
+      <w:r>
+        <w:rPr>
+          <w:lang w:val="en_US" w:bidi="en_US"/>
+        </w:rPr>
+        <w:t>שֹׁמְרֵ֖י הַ⁠חֹמֽוֹת</w:t>
       </w:r>
     </w:p>
     <w:p>
@@ -35125,6 +38065,20 @@
       </w:r>
       <w:r>
         <w:rPr>
+          <w:lang w:val="en_US" w:bidi="en_US"/>
+        </w:rPr>
+        <w:t>שֶׁ⁠חוֹלַ֥ת אַהֲבָ֖ה אָֽנִי</w:t>
+      </w:r>
+    </w:p>
+    <w:p>
+      <w:pPr/>
+      <w:r>
+        <w:rPr>
+          <w:lang w:val="en_US" w:bidi="en_US"/>
+        </w:rPr>
+      </w:r>
+      <w:r>
+        <w:rPr>
           <w:b/>
           <w:lang w:val="en_US" w:bidi="en_US"/>
         </w:rPr>
@@ -35208,6 +38162,20 @@
       </w:r>
       <w:r>
         <w:rPr>
+          <w:lang w:val="en_US" w:bidi="en_US"/>
+        </w:rPr>
+        <w:t>מַה־דּוֹדֵ֣⁠ךְ מִ⁠דּ֔וֹד הַ⁠יָּפָ֖ה בַּ⁠נָּשִׁ֑ים מַה־דּוֹדֵ֣⁠ךְ מִ⁠דּ֔וֹד שֶׁ⁠כָּ֖כָה הִשְׁבַּעְתָּֽ⁠נוּ</w:t>
+      </w:r>
+    </w:p>
+    <w:p>
+      <w:pPr/>
+      <w:r>
+        <w:rPr>
+          <w:lang w:val="en_US" w:bidi="en_US"/>
+        </w:rPr>
+      </w:r>
+      <w:r>
+        <w:rPr>
           <w:b/>
           <w:lang w:val="en_US" w:bidi="en_US"/>
         </w:rPr>
@@ -35304,6 +38272,20 @@
       </w:r>
       <w:r>
         <w:rPr>
+          <w:lang w:val="en_US" w:bidi="en_US"/>
+        </w:rPr>
+        <w:t>מַה־דּוֹדֵ֣⁠ךְ מִ⁠דּ֔וֹד</w:t>
+      </w:r>
+    </w:p>
+    <w:p>
+      <w:pPr/>
+      <w:r>
+        <w:rPr>
+          <w:lang w:val="en_US" w:bidi="en_US"/>
+        </w:rPr>
+      </w:r>
+      <w:r>
+        <w:rPr>
           <w:b/>
           <w:lang w:val="en_US" w:bidi="en_US"/>
         </w:rPr>
@@ -35356,6 +38338,20 @@
         <w:rPr>
           <w:lang w:val="en_US" w:bidi="en_US"/>
         </w:rPr>
+      </w:r>
+    </w:p>
+    <w:p>
+      <w:pPr/>
+      <w:r>
+        <w:rPr>
+          <w:lang w:val="en_US" w:bidi="en_US"/>
+        </w:rPr>
+      </w:r>
+      <w:r>
+        <w:rPr>
+          <w:lang w:val="en_US" w:bidi="en_US"/>
+        </w:rPr>
+        <w:t>מַה־דּוֹדֵ֣⁠ךְ מִ⁠דּ֔וֹד הַ⁠יָּפָ֖ה בַּ⁠נָּשִׁ֑ים</w:t>
       </w:r>
     </w:p>
     <w:p>
@@ -35544,6 +38540,20 @@
       </w:r>
       <w:r>
         <w:rPr>
+          <w:lang w:val="en_US" w:bidi="en_US"/>
+        </w:rPr>
+        <w:t>שֶׁ⁠כָּ֖כָה הִשְׁבַּעְתָּֽ⁠נוּ</w:t>
+      </w:r>
+    </w:p>
+    <w:p>
+      <w:pPr/>
+      <w:r>
+        <w:rPr>
+          <w:lang w:val="en_US" w:bidi="en_US"/>
+        </w:rPr>
+      </w:r>
+      <w:r>
+        <w:rPr>
           <w:b/>
           <w:lang w:val="en_US" w:bidi="en_US"/>
         </w:rPr>
@@ -35607,6 +38617,20 @@
       </w:r>
       <w:r>
         <w:rPr>
+          <w:lang w:val="en_US" w:bidi="en_US"/>
+        </w:rPr>
+        <w:t>הִשְׁבַּעְתָּֽ⁠נוּ</w:t>
+      </w:r>
+    </w:p>
+    <w:p>
+      <w:pPr/>
+      <w:r>
+        <w:rPr>
+          <w:lang w:val="en_US" w:bidi="en_US"/>
+        </w:rPr>
+      </w:r>
+      <w:r>
+        <w:rPr>
           <w:b/>
           <w:lang w:val="en_US" w:bidi="en_US"/>
         </w:rPr>
@@ -35812,6 +38836,20 @@
       </w:r>
       <w:r>
         <w:rPr>
+          <w:lang w:val="en_US" w:bidi="en_US"/>
+        </w:rPr>
+        <w:t>דָּג֖וּל מֵ⁠רְבָבָֽה</w:t>
+      </w:r>
+    </w:p>
+    <w:p>
+      <w:pPr/>
+      <w:r>
+        <w:rPr>
+          <w:lang w:val="en_US" w:bidi="en_US"/>
+        </w:rPr>
+      </w:r>
+      <w:r>
+        <w:rPr>
           <w:b/>
           <w:lang w:val="en_US" w:bidi="en_US"/>
         </w:rPr>
@@ -36084,6 +39122,20 @@
         <w:rPr>
           <w:lang w:val="en_US" w:bidi="en_US"/>
         </w:rPr>
+      </w:r>
+    </w:p>
+    <w:p>
+      <w:pPr/>
+      <w:r>
+        <w:rPr>
+          <w:lang w:val="en_US" w:bidi="en_US"/>
+        </w:rPr>
+      </w:r>
+      <w:r>
+        <w:rPr>
+          <w:lang w:val="en_US" w:bidi="en_US"/>
+        </w:rPr>
+        <w:t>שְׁחֹר֖וֹת כָּ⁠עוֹרֵֽב</w:t>
       </w:r>
     </w:p>
     <w:p>
@@ -36531,6 +39583,20 @@
       </w:r>
       <w:r>
         <w:rPr>
+          <w:lang w:val="en_US" w:bidi="en_US"/>
+        </w:rPr>
+        <w:t>עֵינָ֕י⁠ו כְּ⁠יוֹנִ֖ים עַל־אֲפִ֣יקֵי מָ֑יִם רֹֽחֲצוֹת֙ בֶּֽ⁠חָלָ֔ב יֹשְׁב֖וֹת עַל־מִלֵּֽאת</w:t>
+      </w:r>
+    </w:p>
+    <w:p>
+      <w:pPr/>
+      <w:r>
+        <w:rPr>
+          <w:lang w:val="en_US" w:bidi="en_US"/>
+        </w:rPr>
+      </w:r>
+      <w:r>
+        <w:rPr>
           <w:b/>
           <w:lang w:val="en_US" w:bidi="en_US"/>
         </w:rPr>
@@ -36814,6 +39880,20 @@
       </w:r>
       <w:r>
         <w:rPr>
+          <w:lang w:val="en_US" w:bidi="en_US"/>
+        </w:rPr>
+        <w:t>כַּ⁠עֲרוּגַ֣ת הַ⁠בֹּ֔שֶׂם</w:t>
+      </w:r>
+    </w:p>
+    <w:p>
+      <w:pPr/>
+      <w:r>
+        <w:rPr>
+          <w:lang w:val="en_US" w:bidi="en_US"/>
+        </w:rPr>
+      </w:r>
+      <w:r>
+        <w:rPr>
           <w:b/>
           <w:lang w:val="en_US" w:bidi="en_US"/>
         </w:rPr>
@@ -36910,6 +39990,20 @@
       </w:r>
       <w:r>
         <w:rPr>
+          <w:lang w:val="en_US" w:bidi="en_US"/>
+        </w:rPr>
+        <w:t>מִגְדְּל֖וֹת</w:t>
+      </w:r>
+    </w:p>
+    <w:p>
+      <w:pPr/>
+      <w:r>
+        <w:rPr>
+          <w:lang w:val="en_US" w:bidi="en_US"/>
+        </w:rPr>
+      </w:r>
+      <w:r>
+        <w:rPr>
           <w:b/>
           <w:lang w:val="en_US" w:bidi="en_US"/>
         </w:rPr>
@@ -36975,6 +40069,20 @@
         <w:rPr>
           <w:lang w:val="en_US" w:bidi="en_US"/>
         </w:rPr>
+      </w:r>
+    </w:p>
+    <w:p>
+      <w:pPr/>
+      <w:r>
+        <w:rPr>
+          <w:lang w:val="en_US" w:bidi="en_US"/>
+        </w:rPr>
+      </w:r>
+      <w:r>
+        <w:rPr>
+          <w:lang w:val="en_US" w:bidi="en_US"/>
+        </w:rPr>
+        <w:t>מִגְדְּל֖וֹת מֶרְקָחִ֑ים</w:t>
       </w:r>
     </w:p>
     <w:p>
@@ -37484,6 +40592,20 @@
       </w:r>
       <w:r>
         <w:rPr>
+          <w:lang w:val="en_US" w:bidi="en_US"/>
+        </w:rPr>
+        <w:t>יָדָי⁠ו֙ גְּלִילֵ֣י זָהָ֔ב מְמֻלָּאִ֖ים בַּ⁠תַּרְשִׁ֑ישׁ</w:t>
+      </w:r>
+    </w:p>
+    <w:p>
+      <w:pPr/>
+      <w:r>
+        <w:rPr>
+          <w:lang w:val="en_US" w:bidi="en_US"/>
+        </w:rPr>
+      </w:r>
+      <w:r>
+        <w:rPr>
           <w:b/>
           <w:lang w:val="en_US" w:bidi="en_US"/>
         </w:rPr>
@@ -37632,6 +40754,20 @@
       </w:r>
       <w:r>
         <w:rPr>
+          <w:lang w:val="en_US" w:bidi="en_US"/>
+        </w:rPr>
+        <w:t>יָדָי⁠ו֙</w:t>
+      </w:r>
+    </w:p>
+    <w:p>
+      <w:pPr/>
+      <w:r>
+        <w:rPr>
+          <w:lang w:val="en_US" w:bidi="en_US"/>
+        </w:rPr>
+      </w:r>
+      <w:r>
+        <w:rPr>
           <w:b/>
           <w:lang w:val="en_US" w:bidi="en_US"/>
         </w:rPr>
@@ -37721,6 +40857,20 @@
       </w:r>
       <w:r>
         <w:rPr>
+          <w:lang w:val="en_US" w:bidi="en_US"/>
+        </w:rPr>
+        <w:t>בַּ⁠תַּרְשִׁ֑ישׁ</w:t>
+      </w:r>
+    </w:p>
+    <w:p>
+      <w:pPr/>
+      <w:r>
+        <w:rPr>
+          <w:lang w:val="en_US" w:bidi="en_US"/>
+        </w:rPr>
+      </w:r>
+      <w:r>
+        <w:rPr>
           <w:b/>
           <w:lang w:val="en_US" w:bidi="en_US"/>
         </w:rPr>
@@ -38024,6 +41174,20 @@
       </w:r>
       <w:r>
         <w:rPr>
+          <w:lang w:val="en_US" w:bidi="en_US"/>
+        </w:rPr>
+        <w:t>מֵעָי⁠ו֙</w:t>
+      </w:r>
+    </w:p>
+    <w:p>
+      <w:pPr/>
+      <w:r>
+        <w:rPr>
+          <w:lang w:val="en_US" w:bidi="en_US"/>
+        </w:rPr>
+      </w:r>
+      <w:r>
+        <w:rPr>
           <w:b/>
           <w:lang w:val="en_US" w:bidi="en_US"/>
         </w:rPr>
@@ -38087,6 +41251,20 @@
       </w:r>
       <w:r>
         <w:rPr>
+          <w:lang w:val="en_US" w:bidi="en_US"/>
+        </w:rPr>
+        <w:t>שֵׁ֔ן</w:t>
+      </w:r>
+    </w:p>
+    <w:p>
+      <w:pPr/>
+      <w:r>
+        <w:rPr>
+          <w:lang w:val="en_US" w:bidi="en_US"/>
+        </w:rPr>
+      </w:r>
+      <w:r>
+        <w:rPr>
           <w:b/>
           <w:lang w:val="en_US" w:bidi="en_US"/>
         </w:rPr>
@@ -38209,6 +41387,20 @@
       </w:r>
       <w:r>
         <w:rPr>
+          <w:lang w:val="en_US" w:bidi="en_US"/>
+        </w:rPr>
+        <w:t>סַפִּירִֽים</w:t>
+      </w:r>
+    </w:p>
+    <w:p>
+      <w:pPr/>
+      <w:r>
+        <w:rPr>
+          <w:lang w:val="en_US" w:bidi="en_US"/>
+        </w:rPr>
+      </w:r>
+      <w:r>
+        <w:rPr>
           <w:b/>
           <w:lang w:val="en_US" w:bidi="en_US"/>
         </w:rPr>
@@ -38421,6 +41613,20 @@
       </w:r>
       <w:r>
         <w:rPr>
+          <w:lang w:val="en_US" w:bidi="en_US"/>
+        </w:rPr>
+        <w:t>שׁוֹקָי⁠ו֙</w:t>
+      </w:r>
+    </w:p>
+    <w:p>
+      <w:pPr/>
+      <w:r>
+        <w:rPr>
+          <w:lang w:val="en_US" w:bidi="en_US"/>
+        </w:rPr>
+      </w:r>
+      <w:r>
+        <w:rPr>
           <w:b/>
           <w:lang w:val="en_US" w:bidi="en_US"/>
         </w:rPr>
@@ -38833,6 +42039,20 @@
       </w:r>
       <w:r>
         <w:rPr>
+          <w:lang w:val="en_US" w:bidi="en_US"/>
+        </w:rPr>
+        <w:t>חִכּ⁠וֹ֙ מַֽמְתַקִּ֔ים</w:t>
+      </w:r>
+    </w:p>
+    <w:p>
+      <w:pPr/>
+      <w:r>
+        <w:rPr>
+          <w:lang w:val="en_US" w:bidi="en_US"/>
+        </w:rPr>
+      </w:r>
+      <w:r>
+        <w:rPr>
           <w:b/>
           <w:lang w:val="en_US" w:bidi="en_US"/>
         </w:rPr>
@@ -38918,6 +42138,20 @@
         <w:rPr>
           <w:lang w:val="en_US" w:bidi="en_US"/>
         </w:rPr>
+      </w:r>
+    </w:p>
+    <w:p>
+      <w:pPr/>
+      <w:r>
+        <w:rPr>
+          <w:lang w:val="en_US" w:bidi="en_US"/>
+        </w:rPr>
+      </w:r>
+      <w:r>
+        <w:rPr>
+          <w:lang w:val="en_US" w:bidi="en_US"/>
+        </w:rPr>
+        <w:t>וְ⁠כֻלּ֖⁠וֹ מַחֲמַדִּ֑ים</w:t>
       </w:r>
     </w:p>
     <w:p>
@@ -39280,6 +42514,20 @@
       </w:r>
       <w:r>
         <w:rPr>
+          <w:lang w:val="en_US" w:bidi="en_US"/>
+        </w:rPr>
+        <w:t>אָ֚נָה הָלַ֣ךְ דּוֹדֵ֔⁠ךְ הַ⁠יָּפָ֖ה בַּ⁠נָּשִׁ֑ים אָ֚נָה פָּנָ֣ה דוֹדֵ֔⁠ךְ וּ⁠נְבַקְשֶׁ֖⁠נּוּ עִמָּֽ⁠ךְ</w:t>
+      </w:r>
+    </w:p>
+    <w:p>
+      <w:pPr/>
+      <w:r>
+        <w:rPr>
+          <w:lang w:val="en_US" w:bidi="en_US"/>
+        </w:rPr>
+      </w:r>
+      <w:r>
+        <w:rPr>
           <w:b/>
           <w:lang w:val="en_US" w:bidi="en_US"/>
         </w:rPr>
@@ -39378,6 +42626,20 @@
         <w:rPr>
           <w:lang w:val="en_US" w:bidi="en_US"/>
         </w:rPr>
+      </w:r>
+    </w:p>
+    <w:p>
+      <w:pPr/>
+      <w:r>
+        <w:rPr>
+          <w:lang w:val="en_US" w:bidi="en_US"/>
+        </w:rPr>
+      </w:r>
+      <w:r>
+        <w:rPr>
+          <w:lang w:val="en_US" w:bidi="en_US"/>
+        </w:rPr>
+        <w:t>אָ֚נָה הָלַ֣ךְ דּוֹדֵ֔⁠ךְ &amp; אָ֚נָה פָּנָ֣ה דוֹדֵ֔⁠ךְ</w:t>
       </w:r>
     </w:p>
     <w:p>
@@ -39546,6 +42808,20 @@
       </w:r>
       <w:r>
         <w:rPr>
+          <w:lang w:val="en_US" w:bidi="en_US"/>
+        </w:rPr>
+        <w:t>אָ֚נָה פָּנָ֣ה דוֹדֵ֔⁠ךְ</w:t>
+      </w:r>
+    </w:p>
+    <w:p>
+      <w:pPr/>
+      <w:r>
+        <w:rPr>
+          <w:lang w:val="en_US" w:bidi="en_US"/>
+        </w:rPr>
+      </w:r>
+      <w:r>
+        <w:rPr>
           <w:b/>
           <w:lang w:val="en_US" w:bidi="en_US"/>
         </w:rPr>
@@ -39609,6 +42885,20 @@
       </w:r>
       <w:r>
         <w:rPr>
+          <w:lang w:val="en_US" w:bidi="en_US"/>
+        </w:rPr>
+        <w:t>וּ⁠נְבַקְשֶׁ֖⁠נּוּ עִמָּֽ⁠ךְ</w:t>
+      </w:r>
+    </w:p>
+    <w:p>
+      <w:pPr/>
+      <w:r>
+        <w:rPr>
+          <w:lang w:val="en_US" w:bidi="en_US"/>
+        </w:rPr>
+      </w:r>
+      <w:r>
+        <w:rPr>
           <w:b/>
           <w:lang w:val="en_US" w:bidi="en_US"/>
         </w:rPr>
@@ -39681,6 +42971,20 @@
         <w:rPr>
           <w:lang w:val="en_US" w:bidi="en_US"/>
         </w:rPr>
+      </w:r>
+    </w:p>
+    <w:p>
+      <w:pPr/>
+      <w:r>
+        <w:rPr>
+          <w:lang w:val="en_US" w:bidi="en_US"/>
+        </w:rPr>
+      </w:r>
+      <w:r>
+        <w:rPr>
+          <w:lang w:val="en_US" w:bidi="en_US"/>
+        </w:rPr>
+        <w:t>דּוֹדִ⁠י֙ יָרַ֣ד לְ⁠גַנּ֔⁠וֹ לַ⁠עֲרוּג֖וֹת הַ⁠בֹּ֑שֶׂם לִ⁠רְעוֹת֙ בַּ⁠גַּנִּ֔ים וְ⁠לִ⁠לְקֹ֖ט שֽׁוֹשַׁנִּֽים</w:t>
       </w:r>
     </w:p>
     <w:p>
@@ -39876,6 +43180,20 @@
       </w:r>
       <w:r>
         <w:rPr>
+          <w:lang w:val="en_US" w:bidi="en_US"/>
+        </w:rPr>
+        <w:t>דּוֹדִ⁠י֙ יָרַ֣ד לְ⁠גַנּ֔⁠וֹ לַ⁠עֲרוּג֖וֹת הַ⁠בֹּ֑שֶׂם</w:t>
+      </w:r>
+    </w:p>
+    <w:p>
+      <w:pPr/>
+      <w:r>
+        <w:rPr>
+          <w:lang w:val="en_US" w:bidi="en_US"/>
+        </w:rPr>
+      </w:r>
+      <w:r>
+        <w:rPr>
           <w:b/>
           <w:lang w:val="en_US" w:bidi="en_US"/>
         </w:rPr>
@@ -40000,6 +43318,20 @@
         <w:rPr>
           <w:lang w:val="en_US" w:bidi="en_US"/>
         </w:rPr>
+      </w:r>
+    </w:p>
+    <w:p>
+      <w:pPr/>
+      <w:r>
+        <w:rPr>
+          <w:lang w:val="en_US" w:bidi="en_US"/>
+        </w:rPr>
+      </w:r>
+      <w:r>
+        <w:rPr>
+          <w:lang w:val="en_US" w:bidi="en_US"/>
+        </w:rPr>
+        <w:t>יָרַ֣ד</w:t>
       </w:r>
     </w:p>
     <w:p>
@@ -40323,6 +43655,20 @@
       </w:r>
       <w:r>
         <w:rPr>
+          <w:lang w:val="en_US" w:bidi="en_US"/>
+        </w:rPr>
+        <w:t>אֲנִ֤י לְ⁠דוֹדִ⁠י֙ וְ⁠דוֹדִ֣⁠י לִ֔⁠י</w:t>
+      </w:r>
+    </w:p>
+    <w:p>
+      <w:pPr/>
+      <w:r>
+        <w:rPr>
+          <w:lang w:val="en_US" w:bidi="en_US"/>
+        </w:rPr>
+      </w:r>
+      <w:r>
+        <w:rPr>
           <w:b/>
           <w:lang w:val="en_US" w:bidi="en_US"/>
         </w:rPr>
@@ -40404,6 +43750,20 @@
       </w:r>
       <w:r>
         <w:rPr>
+          <w:lang w:val="en_US" w:bidi="en_US"/>
+        </w:rPr>
+        <w:t>הָ⁠רֹעֶ֖ה בַּ⁠שׁוֹשַׁנִּֽים</w:t>
+      </w:r>
+    </w:p>
+    <w:p>
+      <w:pPr/>
+      <w:r>
+        <w:rPr>
+          <w:lang w:val="en_US" w:bidi="en_US"/>
+        </w:rPr>
+      </w:r>
+      <w:r>
+        <w:rPr>
           <w:b/>
           <w:lang w:val="en_US" w:bidi="en_US"/>
         </w:rPr>
@@ -40505,6 +43865,20 @@
       </w:r>
       <w:r>
         <w:rPr>
+          <w:lang w:val="en_US" w:bidi="en_US"/>
+        </w:rPr>
+        <w:t>יָפָ֨ה אַ֤תְּ רַעְיָתִ⁠י֙ כְּ⁠תִרְצָ֔ה נָאוָ֖ה כִּ⁠ירוּשָׁלִָ֑ם</w:t>
+      </w:r>
+    </w:p>
+    <w:p>
+      <w:pPr/>
+      <w:r>
+        <w:rPr>
+          <w:lang w:val="en_US" w:bidi="en_US"/>
+        </w:rPr>
+      </w:r>
+      <w:r>
+        <w:rPr>
           <w:b/>
           <w:lang w:val="en_US" w:bidi="en_US"/>
         </w:rPr>
@@ -40721,6 +44095,20 @@
       </w:r>
       <w:r>
         <w:rPr>
+          <w:lang w:val="en_US" w:bidi="en_US"/>
+        </w:rPr>
+        <w:t>יָפָ֨ה אַ֤תְּ רַעְיָתִ⁠י֙ כְּ⁠תִרְצָ֔ה</w:t>
+      </w:r>
+    </w:p>
+    <w:p>
+      <w:pPr/>
+      <w:r>
+        <w:rPr>
+          <w:lang w:val="en_US" w:bidi="en_US"/>
+        </w:rPr>
+      </w:r>
+      <w:r>
+        <w:rPr>
           <w:b/>
           <w:lang w:val="en_US" w:bidi="en_US"/>
         </w:rPr>
@@ -40804,6 +44192,20 @@
       </w:r>
       <w:r>
         <w:rPr>
+          <w:lang w:val="en_US" w:bidi="en_US"/>
+        </w:rPr>
+        <w:t>נָאוָ֖ה כִּ⁠ירוּשָׁלִָ֑ם אֲיֻמָּ֖ה כַּ⁠נִּדְגָּלֽוֹת</w:t>
+      </w:r>
+    </w:p>
+    <w:p>
+      <w:pPr/>
+      <w:r>
+        <w:rPr>
+          <w:lang w:val="en_US" w:bidi="en_US"/>
+        </w:rPr>
+      </w:r>
+      <w:r>
+        <w:rPr>
           <w:b/>
           <w:lang w:val="en_US" w:bidi="en_US"/>
         </w:rPr>
@@ -40876,6 +44278,20 @@
         <w:rPr>
           <w:lang w:val="en_US" w:bidi="en_US"/>
         </w:rPr>
+      </w:r>
+    </w:p>
+    <w:p>
+      <w:pPr/>
+      <w:r>
+        <w:rPr>
+          <w:lang w:val="en_US" w:bidi="en_US"/>
+        </w:rPr>
+      </w:r>
+      <w:r>
+        <w:rPr>
+          <w:lang w:val="en_US" w:bidi="en_US"/>
+        </w:rPr>
+        <w:t>אֲיֻמָּ֖ה כַּ⁠נִּדְגָּלֽוֹת</w:t>
       </w:r>
     </w:p>
     <w:p>
@@ -41097,6 +44513,20 @@
       </w:r>
       <w:r>
         <w:rPr>
+          <w:lang w:val="en_US" w:bidi="en_US"/>
+        </w:rPr>
+        <w:t>שַׂעְרֵ⁠ךְ֙ כְּ⁠עֵ֣דֶר הָֽ⁠עִזִּ֔ים שֶׁ⁠גָּלְשׁ֖וּ מִן־הַ⁠גִּלְעָֽד</w:t>
+      </w:r>
+    </w:p>
+    <w:p>
+      <w:pPr/>
+      <w:r>
+        <w:rPr>
+          <w:lang w:val="en_US" w:bidi="en_US"/>
+        </w:rPr>
+      </w:r>
+      <w:r>
+        <w:rPr>
           <w:b/>
           <w:lang w:val="en_US" w:bidi="en_US"/>
         </w:rPr>
@@ -41312,6 +44742,20 @@
       </w:r>
       <w:r>
         <w:rPr>
+          <w:lang w:val="en_US" w:bidi="en_US"/>
+        </w:rPr>
+        <w:t>הָֽ⁠רְחֵלִ֔ים</w:t>
+      </w:r>
+    </w:p>
+    <w:p>
+      <w:pPr/>
+      <w:r>
+        <w:rPr>
+          <w:lang w:val="en_US" w:bidi="en_US"/>
+        </w:rPr>
+      </w:r>
+      <w:r>
+        <w:rPr>
           <w:b/>
           <w:lang w:val="en_US" w:bidi="en_US"/>
         </w:rPr>
@@ -41522,6 +44966,20 @@
       </w:r>
       <w:r>
         <w:rPr>
+          <w:lang w:val="en_US" w:bidi="en_US"/>
+        </w:rPr>
+        <w:t>שִׁשִּׁ֥ים הֵ֨מָּה֙ מְּלָכ֔וֹת</w:t>
+      </w:r>
+    </w:p>
+    <w:p>
+      <w:pPr/>
+      <w:r>
+        <w:rPr>
+          <w:lang w:val="en_US" w:bidi="en_US"/>
+        </w:rPr>
+      </w:r>
+      <w:r>
+        <w:rPr>
           <w:b/>
           <w:lang w:val="en_US" w:bidi="en_US"/>
         </w:rPr>
@@ -41867,6 +45325,20 @@
       </w:r>
       <w:r>
         <w:rPr>
+          <w:lang w:val="en_US" w:bidi="en_US"/>
+        </w:rPr>
+        <w:t>וַ⁠עֲלָמ֖וֹת אֵ֥ין מִסְפָּֽר</w:t>
+      </w:r>
+    </w:p>
+    <w:p>
+      <w:pPr/>
+      <w:r>
+        <w:rPr>
+          <w:lang w:val="en_US" w:bidi="en_US"/>
+        </w:rPr>
+      </w:r>
+      <w:r>
+        <w:rPr>
           <w:b/>
           <w:lang w:val="en_US" w:bidi="en_US"/>
         </w:rPr>
@@ -41963,6 +45435,20 @@
       </w:r>
       <w:r>
         <w:rPr>
+          <w:lang w:val="en_US" w:bidi="en_US"/>
+        </w:rPr>
+        <w:t>שִׁשִּׁ֥ים הֵ֨מָּה֙ מְּלָכ֔וֹת וּ⁠שְׁמֹנִ֖ים פִּֽילַגְשִׁ֑ים וַ⁠עֲלָמ֖וֹת אֵ֥ין מִסְפָּֽר׃ אַחַ֥ת הִיא֙ יוֹנָתִ֣⁠י תַמָּתִ֔⁠י אַחַ֥ת הִיא֙ לְ⁠אִמָּ֔⁠הּ בָּרָ֥ה הִ֖יא לְ⁠יֽוֹלַדְתָּ֑⁠הּ</w:t>
+      </w:r>
+    </w:p>
+    <w:p>
+      <w:pPr/>
+      <w:r>
+        <w:rPr>
+          <w:lang w:val="en_US" w:bidi="en_US"/>
+        </w:rPr>
+      </w:r>
+      <w:r>
+        <w:rPr>
           <w:b/>
           <w:lang w:val="en_US" w:bidi="en_US"/>
         </w:rPr>
@@ -42035,6 +45521,20 @@
         <w:rPr>
           <w:lang w:val="en_US" w:bidi="en_US"/>
         </w:rPr>
+      </w:r>
+    </w:p>
+    <w:p>
+      <w:pPr/>
+      <w:r>
+        <w:rPr>
+          <w:lang w:val="en_US" w:bidi="en_US"/>
+        </w:rPr>
+      </w:r>
+      <w:r>
+        <w:rPr>
+          <w:lang w:val="en_US" w:bidi="en_US"/>
+        </w:rPr>
+        <w:t>אַחַ֥ת הִיא֙</w:t>
       </w:r>
     </w:p>
     <w:p>
@@ -42282,6 +45782,20 @@
       </w:r>
       <w:r>
         <w:rPr>
+          <w:lang w:val="en_US" w:bidi="en_US"/>
+        </w:rPr>
+        <w:t>אַחַ֥ת הִיא֙ לְ⁠אִמָּ֔⁠הּ</w:t>
+      </w:r>
+    </w:p>
+    <w:p>
+      <w:pPr/>
+      <w:r>
+        <w:rPr>
+          <w:lang w:val="en_US" w:bidi="en_US"/>
+        </w:rPr>
+      </w:r>
+      <w:r>
+        <w:rPr>
           <w:b/>
           <w:lang w:val="en_US" w:bidi="en_US"/>
         </w:rPr>
@@ -42404,6 +45918,20 @@
       </w:r>
       <w:r>
         <w:rPr>
+          <w:lang w:val="en_US" w:bidi="en_US"/>
+        </w:rPr>
+        <w:t>בָּרָ֥ה הִ֖יא לְ⁠יֽוֹלַדְתָּ֑⁠הּ</w:t>
+      </w:r>
+    </w:p>
+    <w:p>
+      <w:pPr/>
+      <w:r>
+        <w:rPr>
+          <w:lang w:val="en_US" w:bidi="en_US"/>
+        </w:rPr>
+      </w:r>
+      <w:r>
+        <w:rPr>
           <w:b/>
           <w:lang w:val="en_US" w:bidi="en_US"/>
         </w:rPr>
@@ -42635,6 +46163,20 @@
       </w:r>
       <w:r>
         <w:rPr>
+          <w:lang w:val="en_US" w:bidi="en_US"/>
+        </w:rPr>
+        <w:t>בָנוֹת֙</w:t>
+      </w:r>
+    </w:p>
+    <w:p>
+      <w:pPr/>
+      <w:r>
+        <w:rPr>
+          <w:lang w:val="en_US" w:bidi="en_US"/>
+        </w:rPr>
+      </w:r>
+      <w:r>
+        <w:rPr>
           <w:b/>
           <w:lang w:val="en_US" w:bidi="en_US"/>
         </w:rPr>
@@ -42731,6 +46273,20 @@
       </w:r>
       <w:r>
         <w:rPr>
+          <w:lang w:val="en_US" w:bidi="en_US"/>
+        </w:rPr>
+        <w:t>מִי־זֹ֥את הַ⁠נִּשְׁקָפָ֖ה כְּמוֹ־שָׁ֑חַר יָפָ֣ה כַ⁠לְּבָנָ֗ה בָּרָה֙ כַּֽ⁠חַמָּ֔ה אֲיֻמָּ֖ה כַּ⁠נִּדְגָּלֽוֹת</w:t>
+      </w:r>
+    </w:p>
+    <w:p>
+      <w:pPr/>
+      <w:r>
+        <w:rPr>
+          <w:lang w:val="en_US" w:bidi="en_US"/>
+        </w:rPr>
+      </w:r>
+      <w:r>
+        <w:rPr>
           <w:b/>
           <w:lang w:val="en_US" w:bidi="en_US"/>
         </w:rPr>
@@ -42853,6 +46409,20 @@
       </w:r>
       <w:r>
         <w:rPr>
+          <w:lang w:val="en_US" w:bidi="en_US"/>
+        </w:rPr>
+        <w:t>מִי־זֹ֥את הַ⁠נִּשְׁקָפָ֖ה כְּמוֹ־שָׁ֑חַר יָפָ֣ה כַ⁠לְּבָנָ֗ה בָּרָה֙ כַּֽ⁠חַמָּ֔ה אֲיֻמָּ֖ה כַּ⁠נִּדְגָּלֽוֹת</w:t>
+      </w:r>
+    </w:p>
+    <w:p>
+      <w:pPr/>
+      <w:r>
+        <w:rPr>
+          <w:lang w:val="en_US" w:bidi="en_US"/>
+        </w:rPr>
+      </w:r>
+      <w:r>
+        <w:rPr>
           <w:b/>
           <w:lang w:val="en_US" w:bidi="en_US"/>
         </w:rPr>
@@ -42936,6 +46506,20 @@
       </w:r>
       <w:r>
         <w:rPr>
+          <w:lang w:val="en_US" w:bidi="en_US"/>
+        </w:rPr>
+        <w:t>הַ⁠נִּשְׁקָפָ֖ה כְּמוֹ־שָׁ֑חַר</w:t>
+      </w:r>
+    </w:p>
+    <w:p>
+      <w:pPr/>
+      <w:r>
+        <w:rPr>
+          <w:lang w:val="en_US" w:bidi="en_US"/>
+        </w:rPr>
+      </w:r>
+      <w:r>
+        <w:rPr>
           <w:b/>
           <w:lang w:val="en_US" w:bidi="en_US"/>
         </w:rPr>
@@ -43019,6 +46603,20 @@
       </w:r>
       <w:r>
         <w:rPr>
+          <w:lang w:val="en_US" w:bidi="en_US"/>
+        </w:rPr>
+        <w:t>הַ⁠נִּשְׁקָפָ֖ה כְּמוֹ־שָׁ֑חַר יָפָ֣ה כַ⁠לְּבָנָ֗ה בָּרָה֙ כַּֽ⁠חַמָּ֔ה</w:t>
+      </w:r>
+    </w:p>
+    <w:p>
+      <w:pPr/>
+      <w:r>
+        <w:rPr>
+          <w:lang w:val="en_US" w:bidi="en_US"/>
+        </w:rPr>
+      </w:r>
+      <w:r>
+        <w:rPr>
           <w:b/>
           <w:lang w:val="en_US" w:bidi="en_US"/>
         </w:rPr>
@@ -43117,6 +46715,20 @@
         <w:rPr>
           <w:lang w:val="en_US" w:bidi="en_US"/>
         </w:rPr>
+      </w:r>
+    </w:p>
+    <w:p>
+      <w:pPr/>
+      <w:r>
+        <w:rPr>
+          <w:lang w:val="en_US" w:bidi="en_US"/>
+        </w:rPr>
+      </w:r>
+      <w:r>
+        <w:rPr>
+          <w:lang w:val="en_US" w:bidi="en_US"/>
+        </w:rPr>
+        <w:t>אֲיֻמָּ֖ה כַּ⁠נִּדְגָּלֽוֹת</w:t>
       </w:r>
     </w:p>
     <w:p>
@@ -43229,6 +46841,20 @@
       </w:r>
       <w:r>
         <w:rPr>
+          <w:lang w:val="en_US" w:bidi="en_US"/>
+        </w:rPr>
+        <w:t>אֶל־גִּנַּ֤ת אֱגוֹז֙ יָרַ֔דְתִּי</w:t>
+      </w:r>
+    </w:p>
+    <w:p>
+      <w:pPr/>
+      <w:r>
+        <w:rPr>
+          <w:lang w:val="en_US" w:bidi="en_US"/>
+        </w:rPr>
+      </w:r>
+      <w:r>
+        <w:rPr>
           <w:b/>
           <w:lang w:val="en_US" w:bidi="en_US"/>
         </w:rPr>
@@ -43312,6 +46938,20 @@
       </w:r>
       <w:r>
         <w:rPr>
+          <w:lang w:val="en_US" w:bidi="en_US"/>
+        </w:rPr>
+        <w:t>אֶל־גִּנַּ֤ת אֱגוֹז֙ יָרַ֔דְתִּי</w:t>
+      </w:r>
+    </w:p>
+    <w:p>
+      <w:pPr/>
+      <w:r>
+        <w:rPr>
+          <w:lang w:val="en_US" w:bidi="en_US"/>
+        </w:rPr>
+      </w:r>
+      <w:r>
+        <w:rPr>
           <w:b/>
           <w:lang w:val="en_US" w:bidi="en_US"/>
         </w:rPr>
@@ -43395,6 +47035,20 @@
       </w:r>
       <w:r>
         <w:rPr>
+          <w:lang w:val="en_US" w:bidi="en_US"/>
+        </w:rPr>
+        <w:t>יָרַ֔דְתִּי</w:t>
+      </w:r>
+    </w:p>
+    <w:p>
+      <w:pPr/>
+      <w:r>
+        <w:rPr>
+          <w:lang w:val="en_US" w:bidi="en_US"/>
+        </w:rPr>
+      </w:r>
+      <w:r>
+        <w:rPr>
           <w:b/>
           <w:lang w:val="en_US" w:bidi="en_US"/>
         </w:rPr>
@@ -43574,6 +47228,20 @@
       </w:r>
       <w:r>
         <w:rPr>
+          <w:lang w:val="en_US" w:bidi="en_US"/>
+        </w:rPr>
+        <w:t>לֹ֣א יָדַ֔עְתִּי</w:t>
+      </w:r>
+    </w:p>
+    <w:p>
+      <w:pPr/>
+      <w:r>
+        <w:rPr>
+          <w:lang w:val="en_US" w:bidi="en_US"/>
+        </w:rPr>
+      </w:r>
+      <w:r>
+        <w:rPr>
           <w:b/>
           <w:lang w:val="en_US" w:bidi="en_US"/>
         </w:rPr>
@@ -43753,6 +47421,20 @@
       </w:r>
       <w:r>
         <w:rPr>
+          <w:lang w:val="en_US" w:bidi="en_US"/>
+        </w:rPr>
+        <w:t>מַרְכְּב֖וֹת עַמִּ⁠י־נָדִֽיב</w:t>
+      </w:r>
+    </w:p>
+    <w:p>
+      <w:pPr/>
+      <w:r>
+        <w:rPr>
+          <w:lang w:val="en_US" w:bidi="en_US"/>
+        </w:rPr>
+      </w:r>
+      <w:r>
+        <w:rPr>
           <w:b/>
           <w:lang w:val="en_US" w:bidi="en_US"/>
         </w:rPr>
@@ -43919,6 +47601,20 @@
       </w:r>
       <w:r>
         <w:rPr>
+          <w:lang w:val="en_US" w:bidi="en_US"/>
+        </w:rPr>
+        <w:t>הַ⁠שּׁ֣וּלַמִּ֔ית &amp; בַּ⁠שּׁ֣וּלַמִּ֔ית</w:t>
+      </w:r>
+    </w:p>
+    <w:p>
+      <w:pPr/>
+      <w:r>
+        <w:rPr>
+          <w:lang w:val="en_US" w:bidi="en_US"/>
+        </w:rPr>
+      </w:r>
+      <w:r>
+        <w:rPr>
           <w:b/>
           <w:lang w:val="en_US" w:bidi="en_US"/>
         </w:rPr>
@@ -44111,6 +47807,20 @@
       </w:r>
       <w:r>
         <w:rPr>
+          <w:lang w:val="en_US" w:bidi="en_US"/>
+        </w:rPr>
+        <w:t>מַֽה־תֶּחֱזוּ֙ בַּ⁠שּׁ֣וּלַמִּ֔ית כִּ⁠מְחֹלַ֖ת הַֽ⁠מַּחֲנָֽיִם</w:t>
+      </w:r>
+    </w:p>
+    <w:p>
+      <w:pPr/>
+      <w:r>
+        <w:rPr>
+          <w:lang w:val="en_US" w:bidi="en_US"/>
+        </w:rPr>
+      </w:r>
+      <w:r>
+        <w:rPr>
           <w:b/>
           <w:lang w:val="en_US" w:bidi="en_US"/>
         </w:rPr>
@@ -44194,6 +47904,20 @@
       </w:r>
       <w:r>
         <w:rPr>
+          <w:lang w:val="en_US" w:bidi="en_US"/>
+        </w:rPr>
+        <w:t>כִּ⁠מְחֹלַ֖ת הַֽ⁠מַּחֲנָֽיִם</w:t>
+      </w:r>
+    </w:p>
+    <w:p>
+      <w:pPr/>
+      <w:r>
+        <w:rPr>
+          <w:lang w:val="en_US" w:bidi="en_US"/>
+        </w:rPr>
+      </w:r>
+      <w:r>
+        <w:rPr>
           <w:b/>
           <w:lang w:val="en_US" w:bidi="en_US"/>
         </w:rPr>
@@ -44266,6 +47990,20 @@
         <w:rPr>
           <w:lang w:val="en_US" w:bidi="en_US"/>
         </w:rPr>
+      </w:r>
+    </w:p>
+    <w:p>
+      <w:pPr/>
+      <w:r>
+        <w:rPr>
+          <w:lang w:val="en_US" w:bidi="en_US"/>
+        </w:rPr>
+      </w:r>
+      <w:r>
+        <w:rPr>
+          <w:lang w:val="en_US" w:bidi="en_US"/>
+        </w:rPr>
+        <w:t>כִּ⁠מְחֹלַ֖ת הַֽ⁠מַּחֲנָֽיִם</w:t>
       </w:r>
     </w:p>
     <w:p>
@@ -44601,6 +48339,20 @@
       </w:r>
       <w:r>
         <w:rPr>
+          <w:lang w:val="en_US" w:bidi="en_US"/>
+        </w:rPr>
+        <w:t>מַה־יָּפ֧וּ פְעָמַ֛יִ⁠ךְ בַּ⁠נְּעָלִ֖ים בַּת־נָדִ֑יב חַמּוּקֵ֣י יְרֵכַ֔יִ⁠ךְ כְּמ֣וֹ חֲלָאִ֔ים מַעֲשֵׂ֖ה יְדֵ֥י אָמָּֽן</w:t>
+      </w:r>
+    </w:p>
+    <w:p>
+      <w:pPr/>
+      <w:r>
+        <w:rPr>
+          <w:lang w:val="en_US" w:bidi="en_US"/>
+        </w:rPr>
+      </w:r>
+      <w:r>
+        <w:rPr>
           <w:b/>
           <w:lang w:val="en_US" w:bidi="en_US"/>
         </w:rPr>
@@ -44702,6 +48454,20 @@
       </w:r>
       <w:r>
         <w:rPr>
+          <w:lang w:val="en_US" w:bidi="en_US"/>
+        </w:rPr>
+        <w:t>מַה</w:t>
+      </w:r>
+    </w:p>
+    <w:p>
+      <w:pPr/>
+      <w:r>
+        <w:rPr>
+          <w:lang w:val="en_US" w:bidi="en_US"/>
+        </w:rPr>
+      </w:r>
+      <w:r>
+        <w:rPr>
           <w:b/>
           <w:lang w:val="en_US" w:bidi="en_US"/>
         </w:rPr>
@@ -44831,6 +48597,20 @@
       </w:r>
       <w:r>
         <w:rPr>
+          <w:lang w:val="en_US" w:bidi="en_US"/>
+        </w:rPr>
+        <w:t>מַה־יָּפ֧וּ פְעָמַ֛יִ⁠ךְ בַּ⁠נְּעָלִ֖ים בַּת־נָדִ֑יב</w:t>
+      </w:r>
+    </w:p>
+    <w:p>
+      <w:pPr/>
+      <w:r>
+        <w:rPr>
+          <w:lang w:val="en_US" w:bidi="en_US"/>
+        </w:rPr>
+      </w:r>
+      <w:r>
+        <w:rPr>
           <w:b/>
           <w:lang w:val="en_US" w:bidi="en_US"/>
         </w:rPr>
@@ -44914,6 +48694,20 @@
       </w:r>
       <w:r>
         <w:rPr>
+          <w:lang w:val="en_US" w:bidi="en_US"/>
+        </w:rPr>
+        <w:t>בַּת־נָדִ֑יב</w:t>
+      </w:r>
+    </w:p>
+    <w:p>
+      <w:pPr/>
+      <w:r>
+        <w:rPr>
+          <w:lang w:val="en_US" w:bidi="en_US"/>
+        </w:rPr>
+      </w:r>
+      <w:r>
+        <w:rPr>
           <w:b/>
           <w:lang w:val="en_US" w:bidi="en_US"/>
         </w:rPr>
@@ -45267,6 +49061,20 @@
       </w:r>
       <w:r>
         <w:rPr>
+          <w:lang w:val="en_US" w:bidi="en_US"/>
+        </w:rPr>
+        <w:t>מַעֲשֵׂ֖ה יְדֵ֥י אָמָּֽן</w:t>
+      </w:r>
+    </w:p>
+    <w:p>
+      <w:pPr/>
+      <w:r>
+        <w:rPr>
+          <w:lang w:val="en_US" w:bidi="en_US"/>
+        </w:rPr>
+      </w:r>
+      <w:r>
+        <w:rPr>
           <w:b/>
           <w:lang w:val="en_US" w:bidi="en_US"/>
         </w:rPr>
@@ -45576,6 +49384,20 @@
       </w:r>
       <w:r>
         <w:rPr>
+          <w:lang w:val="en_US" w:bidi="en_US"/>
+        </w:rPr>
+        <w:t>אַל־יֶחְסַ֖ר הַ⁠מָּ֑זֶג</w:t>
+      </w:r>
+    </w:p>
+    <w:p>
+      <w:pPr/>
+      <w:r>
+        <w:rPr>
+          <w:lang w:val="en_US" w:bidi="en_US"/>
+        </w:rPr>
+      </w:r>
+      <w:r>
+        <w:rPr>
           <w:b/>
           <w:lang w:val="en_US" w:bidi="en_US"/>
         </w:rPr>
@@ -45652,6 +49474,20 @@
       </w:r>
       <w:r>
         <w:rPr>
+          <w:lang w:val="en_US" w:bidi="en_US"/>
+        </w:rPr>
+        <w:t>הַ⁠מָּ֑זֶג</w:t>
+      </w:r>
+    </w:p>
+    <w:p>
+      <w:pPr/>
+      <w:r>
+        <w:rPr>
+          <w:lang w:val="en_US" w:bidi="en_US"/>
+        </w:rPr>
+      </w:r>
+      <w:r>
+        <w:rPr>
           <w:b/>
           <w:lang w:val="en_US" w:bidi="en_US"/>
         </w:rPr>
@@ -46002,6 +49838,20 @@
         <w:rPr>
           <w:lang w:val="en_US" w:bidi="en_US"/>
         </w:rPr>
+      </w:r>
+    </w:p>
+    <w:p>
+      <w:pPr/>
+      <w:r>
+        <w:rPr>
+          <w:lang w:val="en_US" w:bidi="en_US"/>
+        </w:rPr>
+      </w:r>
+      <w:r>
+        <w:rPr>
+          <w:lang w:val="en_US" w:bidi="en_US"/>
+        </w:rPr>
+        <w:t>סוּגָ֖ה בַּ⁠שּׁוֹשַׁנִּֽים</w:t>
       </w:r>
     </w:p>
     <w:p>
@@ -46703,6 +50553,20 @@
       </w:r>
       <w:r>
         <w:rPr>
+          <w:lang w:val="en_US" w:bidi="en_US"/>
+        </w:rPr>
+        <w:t>עַל־שַׁ֨עַר֙ בַּת־רַבִּ֔ים</w:t>
+      </w:r>
+    </w:p>
+    <w:p>
+      <w:pPr/>
+      <w:r>
+        <w:rPr>
+          <w:lang w:val="en_US" w:bidi="en_US"/>
+        </w:rPr>
+      </w:r>
+      <w:r>
+        <w:rPr>
           <w:b/>
           <w:lang w:val="en_US" w:bidi="en_US"/>
         </w:rPr>
@@ -46928,6 +50792,20 @@
       </w:r>
       <w:r>
         <w:rPr>
+          <w:lang w:val="en_US" w:bidi="en_US"/>
+        </w:rPr>
+        <w:t>רֹאשֵׁ֤⁠ךְ עָלַ֨יִ⁠ךְ֙ כַּ⁠כַּרְמֶ֔ל</w:t>
+      </w:r>
+    </w:p>
+    <w:p>
+      <w:pPr/>
+      <w:r>
+        <w:rPr>
+          <w:lang w:val="en_US" w:bidi="en_US"/>
+        </w:rPr>
+      </w:r>
+      <w:r>
+        <w:rPr>
           <w:b/>
           <w:lang w:val="en_US" w:bidi="en_US"/>
         </w:rPr>
@@ -47127,6 +51005,20 @@
       </w:r>
       <w:r>
         <w:rPr>
+          <w:lang w:val="en_US" w:bidi="en_US"/>
+        </w:rPr>
+        <w:t>וְ⁠דַלַּ֥ת רֹאשֵׁ֖⁠ךְ כָּ⁠אַרְגָּמָ֑ן</w:t>
+      </w:r>
+    </w:p>
+    <w:p>
+      <w:pPr/>
+      <w:r>
+        <w:rPr>
+          <w:lang w:val="en_US" w:bidi="en_US"/>
+        </w:rPr>
+      </w:r>
+      <w:r>
+        <w:rPr>
           <w:b/>
           <w:lang w:val="en_US" w:bidi="en_US"/>
         </w:rPr>
@@ -47236,6 +51128,20 @@
       </w:r>
       <w:r>
         <w:rPr>
+          <w:lang w:val="en_US" w:bidi="en_US"/>
+        </w:rPr>
+        <w:t>מֶ֖לֶךְ אָס֥וּר בָּ⁠רְהָטִֽים</w:t>
+      </w:r>
+    </w:p>
+    <w:p>
+      <w:pPr/>
+      <w:r>
+        <w:rPr>
+          <w:lang w:val="en_US" w:bidi="en_US"/>
+        </w:rPr>
+      </w:r>
+      <w:r>
+        <w:rPr>
           <w:b/>
           <w:lang w:val="en_US" w:bidi="en_US"/>
         </w:rPr>
@@ -47358,6 +51264,20 @@
       </w:r>
       <w:r>
         <w:rPr>
+          <w:lang w:val="en_US" w:bidi="en_US"/>
+        </w:rPr>
+        <w:t>מֶ֖לֶךְ אָס֥וּר</w:t>
+      </w:r>
+    </w:p>
+    <w:p>
+      <w:pPr/>
+      <w:r>
+        <w:rPr>
+          <w:lang w:val="en_US" w:bidi="en_US"/>
+        </w:rPr>
+      </w:r>
+      <w:r>
+        <w:rPr>
           <w:b/>
           <w:lang w:val="en_US" w:bidi="en_US"/>
         </w:rPr>
@@ -47454,6 +51374,20 @@
       </w:r>
       <w:r>
         <w:rPr>
+          <w:lang w:val="en_US" w:bidi="en_US"/>
+        </w:rPr>
+        <w:t>מֶ֖לֶךְ אָס֥וּר בָּ⁠רְהָטִֽים</w:t>
+      </w:r>
+    </w:p>
+    <w:p>
+      <w:pPr/>
+      <w:r>
+        <w:rPr>
+          <w:lang w:val="en_US" w:bidi="en_US"/>
+        </w:rPr>
+      </w:r>
+      <w:r>
+        <w:rPr>
           <w:b/>
           <w:lang w:val="en_US" w:bidi="en_US"/>
         </w:rPr>
@@ -47539,6 +51473,20 @@
         <w:rPr>
           <w:lang w:val="en_US" w:bidi="en_US"/>
         </w:rPr>
+      </w:r>
+    </w:p>
+    <w:p>
+      <w:pPr/>
+      <w:r>
+        <w:rPr>
+          <w:lang w:val="en_US" w:bidi="en_US"/>
+        </w:rPr>
+      </w:r>
+      <w:r>
+        <w:rPr>
+          <w:lang w:val="en_US" w:bidi="en_US"/>
+        </w:rPr>
+        <w:t>בָּ⁠רְהָטִֽים</w:t>
       </w:r>
     </w:p>
     <w:p>
@@ -47933,6 +51881,20 @@
       </w:r>
       <w:r>
         <w:rPr>
+          <w:lang w:val="en_US" w:bidi="en_US"/>
+        </w:rPr>
+        <w:t>אַהֲבָ֖ה בַּ⁠תַּֽעֲנוּגִֽים</w:t>
+      </w:r>
+    </w:p>
+    <w:p>
+      <w:pPr/>
+      <w:r>
+        <w:rPr>
+          <w:lang w:val="en_US" w:bidi="en_US"/>
+        </w:rPr>
+      </w:r>
+      <w:r>
+        <w:rPr>
           <w:b/>
           <w:lang w:val="en_US" w:bidi="en_US"/>
         </w:rPr>
@@ -48439,6 +52401,20 @@
       </w:r>
       <w:r>
         <w:rPr>
+          <w:lang w:val="en_US" w:bidi="en_US"/>
+        </w:rPr>
+        <w:t>אָמַ֨רְתִּי֙ אֶעֱלֶ֣ה בְ⁠תָמָ֔ר אֹֽחֲזָ֖ה בְּ⁠סַנְסִנָּ֑י⁠ו</w:t>
+      </w:r>
+    </w:p>
+    <w:p>
+      <w:pPr/>
+      <w:r>
+        <w:rPr>
+          <w:lang w:val="en_US" w:bidi="en_US"/>
+        </w:rPr>
+      </w:r>
+      <w:r>
+        <w:rPr>
           <w:b/>
           <w:lang w:val="en_US" w:bidi="en_US"/>
         </w:rPr>
@@ -48779,6 +52755,20 @@
       </w:r>
       <w:r>
         <w:rPr>
+          <w:lang w:val="en_US" w:bidi="en_US"/>
+        </w:rPr>
+        <w:t>אֶעֱלֶ֣ה בְ⁠תָמָ֔ר אֹֽחֲזָ֖ה בְּ⁠סַנְסִנָּ֑י⁠ו</w:t>
+      </w:r>
+    </w:p>
+    <w:p>
+      <w:pPr/>
+      <w:r>
+        <w:rPr>
+          <w:lang w:val="en_US" w:bidi="en_US"/>
+        </w:rPr>
+      </w:r>
+      <w:r>
+        <w:rPr>
           <w:b/>
           <w:lang w:val="en_US" w:bidi="en_US"/>
         </w:rPr>
@@ -49163,6 +53153,20 @@
       </w:r>
       <w:r>
         <w:rPr>
+          <w:lang w:val="en_US" w:bidi="en_US"/>
+        </w:rPr>
+        <w:t>כְּ⁠אֶשְׁכְּל֣וֹת הַ⁠גֶּ֔פֶן</w:t>
+      </w:r>
+    </w:p>
+    <w:p>
+      <w:pPr/>
+      <w:r>
+        <w:rPr>
+          <w:lang w:val="en_US" w:bidi="en_US"/>
+        </w:rPr>
+      </w:r>
+      <w:r>
+        <w:rPr>
           <w:b/>
           <w:lang w:val="en_US" w:bidi="en_US"/>
         </w:rPr>
@@ -49272,6 +53276,20 @@
       </w:r>
       <w:r>
         <w:rPr>
+          <w:lang w:val="en_US" w:bidi="en_US"/>
+        </w:rPr>
+        <w:t>וְ⁠רֵ֥יחַ אַפֵּ֖⁠ךְ כַּ⁠תַּפּוּחִֽים</w:t>
+      </w:r>
+    </w:p>
+    <w:p>
+      <w:pPr/>
+      <w:r>
+        <w:rPr>
+          <w:lang w:val="en_US" w:bidi="en_US"/>
+        </w:rPr>
+      </w:r>
+      <w:r>
+        <w:rPr>
           <w:b/>
           <w:lang w:val="en_US" w:bidi="en_US"/>
         </w:rPr>
@@ -49451,6 +53469,20 @@
       </w:r>
       <w:r>
         <w:rPr>
+          <w:lang w:val="en_US" w:bidi="en_US"/>
+        </w:rPr>
+        <w:t>כַּ⁠תַּפּוּחִֽים</w:t>
+      </w:r>
+    </w:p>
+    <w:p>
+      <w:pPr/>
+      <w:r>
+        <w:rPr>
+          <w:lang w:val="en_US" w:bidi="en_US"/>
+        </w:rPr>
+      </w:r>
+      <w:r>
+        <w:rPr>
           <w:b/>
           <w:lang w:val="en_US" w:bidi="en_US"/>
         </w:rPr>
@@ -49752,6 +53784,20 @@
       </w:r>
       <w:r>
         <w:rPr>
+          <w:lang w:val="en_US" w:bidi="en_US"/>
+        </w:rPr>
+        <w:t>וְ⁠חִכֵּ֕⁠ךְ</w:t>
+      </w:r>
+    </w:p>
+    <w:p>
+      <w:pPr/>
+      <w:r>
+        <w:rPr>
+          <w:lang w:val="en_US" w:bidi="en_US"/>
+        </w:rPr>
+      </w:r>
+      <w:r>
+        <w:rPr>
           <w:b/>
           <w:lang w:val="en_US" w:bidi="en_US"/>
         </w:rPr>
@@ -49861,6 +53907,20 @@
       </w:r>
       <w:r>
         <w:rPr>
+          <w:lang w:val="en_US" w:bidi="en_US"/>
+        </w:rPr>
+        <w:t>הוֹלֵ֥ךְ לְ⁠דוֹדִ֖⁠י לְ⁠מֵישָׁרִ֑ים דּוֹבֵ֖ב שִׂפְתֵ֥י יְשֵׁנִֽים</w:t>
+      </w:r>
+    </w:p>
+    <w:p>
+      <w:pPr/>
+      <w:r>
+        <w:rPr>
+          <w:lang w:val="en_US" w:bidi="en_US"/>
+        </w:rPr>
+      </w:r>
+      <w:r>
+        <w:rPr>
           <w:b/>
           <w:lang w:val="en_US" w:bidi="en_US"/>
         </w:rPr>
@@ -50040,6 +54100,20 @@
       </w:r>
       <w:r>
         <w:rPr>
+          <w:lang w:val="en_US" w:bidi="en_US"/>
+        </w:rPr>
+        <w:t>הוֹלֵ֥ךְ לְ⁠דוֹדִ֖⁠י לְ⁠מֵישָׁרִ֑ים דּוֹבֵ֖ב שִׂפְתֵ֥י יְשֵׁנִֽים</w:t>
+      </w:r>
+    </w:p>
+    <w:p>
+      <w:pPr/>
+      <w:r>
+        <w:rPr>
+          <w:lang w:val="en_US" w:bidi="en_US"/>
+        </w:rPr>
+      </w:r>
+      <w:r>
+        <w:rPr>
           <w:b/>
           <w:lang w:val="en_US" w:bidi="en_US"/>
         </w:rPr>
@@ -50162,6 +54236,20 @@
       </w:r>
       <w:r>
         <w:rPr>
+          <w:lang w:val="en_US" w:bidi="en_US"/>
+        </w:rPr>
+        <w:t>לְ⁠מֵישָׁרִ֑ים דּוֹבֵ֖ב</w:t>
+      </w:r>
+    </w:p>
+    <w:p>
+      <w:pPr/>
+      <w:r>
+        <w:rPr>
+          <w:lang w:val="en_US" w:bidi="en_US"/>
+        </w:rPr>
+      </w:r>
+      <w:r>
+        <w:rPr>
           <w:b/>
           <w:lang w:val="en_US" w:bidi="en_US"/>
         </w:rPr>
@@ -50273,6 +54361,20 @@
         <w:rPr>
           <w:lang w:val="en_US" w:bidi="en_US"/>
         </w:rPr>
+      </w:r>
+    </w:p>
+    <w:p>
+      <w:pPr/>
+      <w:r>
+        <w:rPr>
+          <w:lang w:val="en_US" w:bidi="en_US"/>
+        </w:rPr>
+      </w:r>
+      <w:r>
+        <w:rPr>
+          <w:lang w:val="en_US" w:bidi="en_US"/>
+        </w:rPr>
+        <w:t>שִׂפְתֵ֥י יְשֵׁנִֽים</w:t>
       </w:r>
     </w:p>
     <w:p>
@@ -50537,6 +54639,20 @@
       </w:r>
       <w:r>
         <w:rPr>
+          <w:lang w:val="en_US" w:bidi="en_US"/>
+        </w:rPr>
+        <w:t>לְכָ֤⁠ה דוֹדִ⁠י֙</w:t>
+      </w:r>
+    </w:p>
+    <w:p>
+      <w:pPr/>
+      <w:r>
+        <w:rPr>
+          <w:lang w:val="en_US" w:bidi="en_US"/>
+        </w:rPr>
+      </w:r>
+      <w:r>
+        <w:rPr>
           <w:b/>
           <w:lang w:val="en_US" w:bidi="en_US"/>
         </w:rPr>
@@ -50620,6 +54736,20 @@
       </w:r>
       <w:r>
         <w:rPr>
+          <w:lang w:val="en_US" w:bidi="en_US"/>
+        </w:rPr>
+        <w:t>נָלִ֖ינָה בַּ⁠כְּפָרִֽים</w:t>
+      </w:r>
+    </w:p>
+    <w:p>
+      <w:pPr/>
+      <w:r>
+        <w:rPr>
+          <w:lang w:val="en_US" w:bidi="en_US"/>
+        </w:rPr>
+      </w:r>
+      <w:r>
+        <w:rPr>
           <w:b/>
           <w:lang w:val="en_US" w:bidi="en_US"/>
         </w:rPr>
@@ -50672,6 +54802,20 @@
         <w:rPr>
           <w:lang w:val="en_US" w:bidi="en_US"/>
         </w:rPr>
+      </w:r>
+    </w:p>
+    <w:p>
+      <w:pPr/>
+      <w:r>
+        <w:rPr>
+          <w:lang w:val="en_US" w:bidi="en_US"/>
+        </w:rPr>
+      </w:r>
+      <w:r>
+        <w:rPr>
+          <w:lang w:val="en_US" w:bidi="en_US"/>
+        </w:rPr>
+        <w:t>בַּ⁠כְּפָרִֽים</w:t>
       </w:r>
     </w:p>
     <w:p>
@@ -50810,6 +54954,20 @@
       </w:r>
       <w:r>
         <w:rPr>
+          <w:lang w:val="en_US" w:bidi="en_US"/>
+        </w:rPr>
+        <w:t>נַשְׁכִּ֨ימָה֙</w:t>
+      </w:r>
+    </w:p>
+    <w:p>
+      <w:pPr/>
+      <w:r>
+        <w:rPr>
+          <w:lang w:val="en_US" w:bidi="en_US"/>
+        </w:rPr>
+      </w:r>
+      <w:r>
+        <w:rPr>
           <w:b/>
           <w:lang w:val="en_US" w:bidi="en_US"/>
         </w:rPr>
@@ -51050,6 +55208,20 @@
       </w:r>
       <w:r>
         <w:rPr>
+          <w:lang w:val="en_US" w:bidi="en_US"/>
+        </w:rPr>
+        <w:t>פָּֽרְחָ֤ה הַ⁠גֶּ֨פֶן֙</w:t>
+      </w:r>
+    </w:p>
+    <w:p>
+      <w:pPr/>
+      <w:r>
+        <w:rPr>
+          <w:lang w:val="en_US" w:bidi="en_US"/>
+        </w:rPr>
+      </w:r>
+      <w:r>
+        <w:rPr>
           <w:b/>
           <w:lang w:val="en_US" w:bidi="en_US"/>
         </w:rPr>
@@ -51471,6 +55643,20 @@
       </w:r>
       <w:r>
         <w:rPr>
+          <w:lang w:val="en_US" w:bidi="en_US"/>
+        </w:rPr>
+        <w:t>וְ⁠עַל־פְּתָחֵ֨י⁠נוּ֙ כָּל־מְגָדִ֔ים</w:t>
+      </w:r>
+    </w:p>
+    <w:p>
+      <w:pPr/>
+      <w:r>
+        <w:rPr>
+          <w:lang w:val="en_US" w:bidi="en_US"/>
+        </w:rPr>
+      </w:r>
+      <w:r>
+        <w:rPr>
           <w:b/>
           <w:lang w:val="en_US" w:bidi="en_US"/>
         </w:rPr>
@@ -51619,6 +55805,20 @@
         <w:rPr>
           <w:lang w:val="en_US" w:bidi="en_US"/>
         </w:rPr>
+      </w:r>
+    </w:p>
+    <w:p>
+      <w:pPr/>
+      <w:r>
+        <w:rPr>
+          <w:lang w:val="en_US" w:bidi="en_US"/>
+        </w:rPr>
+      </w:r>
+      <w:r>
+        <w:rPr>
+          <w:lang w:val="en_US" w:bidi="en_US"/>
+        </w:rPr>
+        <w:t>דּוֹדִ֖⁠י צָפַ֥נְתִּי לָֽ⁠ךְ</w:t>
       </w:r>
     </w:p>
     <w:p>
@@ -51865,6 +56065,20 @@
       </w:r>
       <w:r>
         <w:rPr>
+          <w:lang w:val="en_US" w:bidi="en_US"/>
+        </w:rPr>
+        <w:t>מִ֤י יִתֶּנְ⁠ךָ֙ כְּ⁠אָ֣ח לִ֔⁠י יוֹנֵ֖ק שְׁדֵ֣י אִמִּ֑⁠י</w:t>
+      </w:r>
+    </w:p>
+    <w:p>
+      <w:pPr/>
+      <w:r>
+        <w:rPr>
+          <w:lang w:val="en_US" w:bidi="en_US"/>
+        </w:rPr>
+      </w:r>
+      <w:r>
+        <w:rPr>
           <w:b/>
           <w:lang w:val="en_US" w:bidi="en_US"/>
         </w:rPr>
@@ -52096,6 +56310,20 @@
       </w:r>
       <w:r>
         <w:rPr>
+          <w:lang w:val="en_US" w:bidi="en_US"/>
+        </w:rPr>
+        <w:t>מִ֤י יִתֶּנְ⁠ךָ֙ כְּ⁠אָ֣ח לִ֔⁠י יוֹנֵ֖ק שְׁדֵ֣י אִמִּ֑⁠י</w:t>
+      </w:r>
+    </w:p>
+    <w:p>
+      <w:pPr/>
+      <w:r>
+        <w:rPr>
+          <w:lang w:val="en_US" w:bidi="en_US"/>
+        </w:rPr>
+      </w:r>
+      <w:r>
+        <w:rPr>
           <w:b/>
           <w:lang w:val="en_US" w:bidi="en_US"/>
         </w:rPr>
@@ -52218,6 +56446,20 @@
       </w:r>
       <w:r>
         <w:rPr>
+          <w:lang w:val="en_US" w:bidi="en_US"/>
+        </w:rPr>
+        <w:t>גַּ֖ם</w:t>
+      </w:r>
+    </w:p>
+    <w:p>
+      <w:pPr/>
+      <w:r>
+        <w:rPr>
+          <w:lang w:val="en_US" w:bidi="en_US"/>
+        </w:rPr>
+      </w:r>
+      <w:r>
+        <w:rPr>
           <w:b/>
           <w:lang w:val="en_US" w:bidi="en_US"/>
         </w:rPr>
@@ -52314,6 +56556,20 @@
       </w:r>
       <w:r>
         <w:rPr>
+          <w:lang w:val="en_US" w:bidi="en_US"/>
+        </w:rPr>
+        <w:t>לֹא־יָב֥וּזוּ לִֽ⁠י</w:t>
+      </w:r>
+    </w:p>
+    <w:p>
+      <w:pPr/>
+      <w:r>
+        <w:rPr>
+          <w:lang w:val="en_US" w:bidi="en_US"/>
+        </w:rPr>
+      </w:r>
+      <w:r>
+        <w:rPr>
           <w:b/>
           <w:lang w:val="en_US" w:bidi="en_US"/>
         </w:rPr>
@@ -52436,6 +56692,20 @@
       </w:r>
       <w:r>
         <w:rPr>
+          <w:lang w:val="en_US" w:bidi="en_US"/>
+        </w:rPr>
+        <w:t>אֶֽמְצָאֲ⁠ךָ֤ בַ⁠חוּץ֙ אֶשָׁ֣קְ⁠ךָ֔ גַּ֖ם לֹא־יָב֥וּזוּ לִֽ⁠י׃ אֶנְהָֽגֲ⁠ךָ֗ אֲבִֽיאֲ⁠ךָ֛ אֶל־בֵּ֥ית אִמִּ֖⁠י תְּלַמְּדֵ֑⁠נִי אַשְׁקְ⁠ךָ֙ מִ⁠יַּ֣יִן הָ⁠רֶ֔קַח מֵ⁠עֲסִ֖יס רִמֹּנִֽ⁠י</w:t>
+      </w:r>
+    </w:p>
+    <w:p>
+      <w:pPr/>
+      <w:r>
+        <w:rPr>
+          <w:lang w:val="en_US" w:bidi="en_US"/>
+        </w:rPr>
+      </w:r>
+      <w:r>
+        <w:rPr>
           <w:b/>
           <w:lang w:val="en_US" w:bidi="en_US"/>
         </w:rPr>
@@ -52547,6 +56817,20 @@
         <w:rPr>
           <w:lang w:val="en_US" w:bidi="en_US"/>
         </w:rPr>
+      </w:r>
+    </w:p>
+    <w:p>
+      <w:pPr/>
+      <w:r>
+        <w:rPr>
+          <w:lang w:val="en_US" w:bidi="en_US"/>
+        </w:rPr>
+      </w:r>
+      <w:r>
+        <w:rPr>
+          <w:lang w:val="en_US" w:bidi="en_US"/>
+        </w:rPr>
+        <w:t>אֲבִֽיאֲ⁠ךָ֛ אֶל־בֵּ֥ית אִמִּ֖⁠י</w:t>
       </w:r>
     </w:p>
     <w:p>
@@ -52672,6 +56956,20 @@
       </w:r>
       <w:r>
         <w:rPr>
+          <w:lang w:val="en_US" w:bidi="en_US"/>
+        </w:rPr>
+        <w:t>אֲבִֽיאֲ⁠ךָ֛ אֶל־בֵּ֥ית אִמִּ֖⁠י תְּלַמְּדֵ֑⁠נִי</w:t>
+      </w:r>
+    </w:p>
+    <w:p>
+      <w:pPr/>
+      <w:r>
+        <w:rPr>
+          <w:lang w:val="en_US" w:bidi="en_US"/>
+        </w:rPr>
+      </w:r>
+      <w:r>
+        <w:rPr>
           <w:b/>
           <w:lang w:val="en_US" w:bidi="en_US"/>
         </w:rPr>
@@ -52724,6 +57022,20 @@
         <w:rPr>
           <w:lang w:val="en_US" w:bidi="en_US"/>
         </w:rPr>
+      </w:r>
+    </w:p>
+    <w:p>
+      <w:pPr/>
+      <w:r>
+        <w:rPr>
+          <w:lang w:val="en_US" w:bidi="en_US"/>
+        </w:rPr>
+      </w:r>
+      <w:r>
+        <w:rPr>
+          <w:lang w:val="en_US" w:bidi="en_US"/>
+        </w:rPr>
+        <w:t>אַשְׁקְ⁠ךָ֙ מִ⁠יַּ֣יִן הָ⁠רֶ֔קַח</w:t>
       </w:r>
     </w:p>
     <w:p>
@@ -52932,6 +57244,20 @@
       </w:r>
       <w:r>
         <w:rPr>
+          <w:lang w:val="en_US" w:bidi="en_US"/>
+        </w:rPr>
+        <w:t>אַשְׁקְ⁠ךָ֙ מִ⁠יַּ֣יִן הָ⁠רֶ֔קַח מֵ⁠עֲסִ֖יס רִמֹּנִֽ⁠י</w:t>
+      </w:r>
+    </w:p>
+    <w:p>
+      <w:pPr/>
+      <w:r>
+        <w:rPr>
+          <w:lang w:val="en_US" w:bidi="en_US"/>
+        </w:rPr>
+      </w:r>
+      <w:r>
+        <w:rPr>
           <w:b/>
           <w:lang w:val="en_US" w:bidi="en_US"/>
         </w:rPr>
@@ -53030,6 +57356,20 @@
         <w:rPr>
           <w:lang w:val="en_US" w:bidi="en_US"/>
         </w:rPr>
+      </w:r>
+    </w:p>
+    <w:p>
+      <w:pPr/>
+      <w:r>
+        <w:rPr>
+          <w:lang w:val="en_US" w:bidi="en_US"/>
+        </w:rPr>
+      </w:r>
+      <w:r>
+        <w:rPr>
+          <w:lang w:val="en_US" w:bidi="en_US"/>
+        </w:rPr>
+        <w:t>מֵ⁠עֲסִ֖יס רִמֹּנִֽ⁠י</w:t>
       </w:r>
     </w:p>
     <w:p>
@@ -53375,6 +57715,20 @@
       </w:r>
       <w:r>
         <w:rPr>
+          <w:lang w:val="en_US" w:bidi="en_US"/>
+        </w:rPr>
+        <w:t>מִ֣י זֹ֗את עֹלָה֙ מִן־הַ⁠מִּדְבָּ֔ר מִתְרַפֶּ֖קֶת עַל־דּוֹדָ֑⁠הּ</w:t>
+      </w:r>
+    </w:p>
+    <w:p>
+      <w:pPr/>
+      <w:r>
+        <w:rPr>
+          <w:lang w:val="en_US" w:bidi="en_US"/>
+        </w:rPr>
+      </w:r>
+      <w:r>
+        <w:rPr>
           <w:b/>
           <w:lang w:val="en_US" w:bidi="en_US"/>
         </w:rPr>
@@ -53665,6 +58019,20 @@
         <w:rPr>
           <w:lang w:val="en_US" w:bidi="en_US"/>
         </w:rPr>
+      </w:r>
+    </w:p>
+    <w:p>
+      <w:pPr/>
+      <w:r>
+        <w:rPr>
+          <w:lang w:val="en_US" w:bidi="en_US"/>
+        </w:rPr>
+      </w:r>
+      <w:r>
+        <w:rPr>
+          <w:lang w:val="en_US" w:bidi="en_US"/>
+        </w:rPr>
+        <w:t>עֹלָה֙</w:t>
       </w:r>
     </w:p>
     <w:p>
@@ -53886,6 +58254,20 @@
       </w:r>
       <w:r>
         <w:rPr>
+          <w:lang w:val="en_US" w:bidi="en_US"/>
+        </w:rPr>
+        <w:t>חִבְּלַ֣תְ⁠ךָ</w:t>
+      </w:r>
+    </w:p>
+    <w:p>
+      <w:pPr/>
+      <w:r>
+        <w:rPr>
+          <w:lang w:val="en_US" w:bidi="en_US"/>
+        </w:rPr>
+      </w:r>
+      <w:r>
+        <w:rPr>
           <w:b/>
           <w:lang w:val="en_US" w:bidi="en_US"/>
         </w:rPr>
@@ -53962,6 +58344,20 @@
       </w:r>
       <w:r>
         <w:rPr>
+          <w:lang w:val="en_US" w:bidi="en_US"/>
+        </w:rPr>
+        <w:t>תַּ֤חַת הַ⁠תַּפּ֨וּחַ֙ עֽוֹרַרְתִּ֔י⁠ךָ שָׁ֚מָּ⁠ה חִבְּלַ֣תְ⁠ךָ אִמֶּ֔⁠ךָ שָׁ֖מָּ⁠ה חִבְּלָ֥ה יְלָדַֽתְ⁠ךָ׃ שִׂימֵ֨⁠נִי כַֽ⁠חוֹתָ֜ם עַל־לִבֶּ֗⁠ךָ כַּֽ⁠חוֹתָם֙ עַל־זְרוֹעֶ֔⁠ךָ כִּֽי־עַזָּ֤ה כַ⁠מָּ֨וֶת֙ אַהֲבָ֔ה קָשָׁ֥ה כִ⁠שְׁא֖וֹל קִנְאָ֑ה רְשָׁפֶ֕י⁠הָ רִשְׁפֵּ֕י אֵ֖שׁ שַׁלְהֶ֥בֶתְ יָֽה׃ מַ֣יִם רַבִּ֗ים לֹ֤א יֽוּכְלוּ֙ לְ⁠כַבּ֣וֹת אֶת־הָֽ⁠אַהֲבָ֔ה וּ⁠נְהָר֖וֹת לֹ֣א יִשְׁטְפ֑וּ⁠הָ אִם־יִתֵּ֨ן אִ֜ישׁ אֶת־כָּל־ה֤וֹן בֵּית⁠וֹ֙ בָּ⁠אַהֲבָ֔ה בּ֖וֹז יָב֥וּזוּ לֽ⁠וֹ</w:t>
+      </w:r>
+    </w:p>
+    <w:p>
+      <w:pPr/>
+      <w:r>
+        <w:rPr>
+          <w:lang w:val="en_US" w:bidi="en_US"/>
+        </w:rPr>
+      </w:r>
+      <w:r>
+        <w:rPr>
           <w:b/>
           <w:lang w:val="en_US" w:bidi="en_US"/>
         </w:rPr>
@@ -54276,6 +58672,20 @@
       </w:r>
       <w:r>
         <w:rPr>
+          <w:lang w:val="en_US" w:bidi="en_US"/>
+        </w:rPr>
+        <w:t>כַּֽ⁠חוֹתָם֙ עַל־זְרוֹעֶ֔⁠ךָ</w:t>
+      </w:r>
+    </w:p>
+    <w:p>
+      <w:pPr/>
+      <w:r>
+        <w:rPr>
+          <w:lang w:val="en_US" w:bidi="en_US"/>
+        </w:rPr>
+      </w:r>
+      <w:r>
+        <w:rPr>
           <w:b/>
           <w:lang w:val="en_US" w:bidi="en_US"/>
         </w:rPr>
@@ -54398,6 +58808,20 @@
       </w:r>
       <w:r>
         <w:rPr>
+          <w:lang w:val="en_US" w:bidi="en_US"/>
+        </w:rPr>
+        <w:t>כַּֽ⁠חוֹתָם֙ עַל־זְרוֹעֶ֔⁠ךָ</w:t>
+      </w:r>
+    </w:p>
+    <w:p>
+      <w:pPr/>
+      <w:r>
+        <w:rPr>
+          <w:lang w:val="en_US" w:bidi="en_US"/>
+        </w:rPr>
+      </w:r>
+      <w:r>
+        <w:rPr>
           <w:b/>
           <w:lang w:val="en_US" w:bidi="en_US"/>
         </w:rPr>
@@ -54751,6 +59175,20 @@
       </w:r>
       <w:r>
         <w:rPr>
+          <w:lang w:val="en_US" w:bidi="en_US"/>
+        </w:rPr>
+        <w:t>קָשָׁ֥ה כִ⁠שְׁא֖וֹל קִנְאָ֑ה</w:t>
+      </w:r>
+    </w:p>
+    <w:p>
+      <w:pPr/>
+      <w:r>
+        <w:rPr>
+          <w:lang w:val="en_US" w:bidi="en_US"/>
+        </w:rPr>
+      </w:r>
+      <w:r>
+        <w:rPr>
           <w:b/>
           <w:lang w:val="en_US" w:bidi="en_US"/>
         </w:rPr>
@@ -54943,6 +59381,20 @@
       </w:r>
       <w:r>
         <w:rPr>
+          <w:lang w:val="en_US" w:bidi="en_US"/>
+        </w:rPr>
+        <w:t>כִ⁠שְׁא֖וֹל</w:t>
+      </w:r>
+    </w:p>
+    <w:p>
+      <w:pPr/>
+      <w:r>
+        <w:rPr>
+          <w:lang w:val="en_US" w:bidi="en_US"/>
+        </w:rPr>
+      </w:r>
+      <w:r>
+        <w:rPr>
           <w:b/>
           <w:lang w:val="en_US" w:bidi="en_US"/>
         </w:rPr>
@@ -55065,6 +59517,20 @@
       </w:r>
       <w:r>
         <w:rPr>
+          <w:lang w:val="en_US" w:bidi="en_US"/>
+        </w:rPr>
+        <w:t>רְשָׁפֶ֕י⁠הָ רִשְׁפֵּ֕י אֵ֖שׁ שַׁלְהֶ֥בֶתְ יָֽה</w:t>
+      </w:r>
+    </w:p>
+    <w:p>
+      <w:pPr/>
+      <w:r>
+        <w:rPr>
+          <w:lang w:val="en_US" w:bidi="en_US"/>
+        </w:rPr>
+      </w:r>
+      <w:r>
+        <w:rPr>
           <w:b/>
           <w:lang w:val="en_US" w:bidi="en_US"/>
         </w:rPr>
@@ -55283,6 +59749,20 @@
       </w:r>
       <w:r>
         <w:rPr>
+          <w:lang w:val="en_US" w:bidi="en_US"/>
+        </w:rPr>
+        <w:t>מַ֣יִם רַבִּ֗ים לֹ֤א יֽוּכְלוּ֙ לְ⁠כַבּ֣וֹת אֶת־הָֽ⁠אַהֲבָ֔ה וּ⁠נְהָר֖וֹת לֹ֣א יִשְׁטְפ֑וּ⁠הָ</w:t>
+      </w:r>
+    </w:p>
+    <w:p>
+      <w:pPr/>
+      <w:r>
+        <w:rPr>
+          <w:lang w:val="en_US" w:bidi="en_US"/>
+        </w:rPr>
+      </w:r>
+      <w:r>
+        <w:rPr>
           <w:b/>
           <w:lang w:val="en_US" w:bidi="en_US"/>
         </w:rPr>
@@ -55431,6 +59911,20 @@
       </w:r>
       <w:r>
         <w:rPr>
+          <w:lang w:val="en_US" w:bidi="en_US"/>
+        </w:rPr>
+        <w:t>מַ֣יִם רַבִּ֗ים לֹ֤א יֽוּכְלוּ֙ לְ⁠כַבּ֣וֹת אֶת־הָֽ⁠אַהֲבָ֔ה וּ⁠נְהָר֖וֹת לֹ֣א יִשְׁטְפ֑וּ⁠הָ</w:t>
+      </w:r>
+    </w:p>
+    <w:p>
+      <w:pPr/>
+      <w:r>
+        <w:rPr>
+          <w:lang w:val="en_US" w:bidi="en_US"/>
+        </w:rPr>
+      </w:r>
+      <w:r>
+        <w:rPr>
           <w:b/>
           <w:lang w:val="en_US" w:bidi="en_US"/>
         </w:rPr>
@@ -55590,6 +60084,20 @@
       </w:r>
       <w:r>
         <w:rPr>
+          <w:lang w:val="en_US" w:bidi="en_US"/>
+        </w:rPr>
+        <w:t>אִם־יִתֵּ֨ן אִ֜ישׁ אֶת־כָּל־ה֤וֹן בֵּית⁠וֹ֙ בָּ⁠אַהֲבָ֔ה בּ֖וֹז יָב֥וּזוּ לֽ⁠וֹ</w:t>
+      </w:r>
+    </w:p>
+    <w:p>
+      <w:pPr/>
+      <w:r>
+        <w:rPr>
+          <w:lang w:val="en_US" w:bidi="en_US"/>
+        </w:rPr>
+      </w:r>
+      <w:r>
+        <w:rPr>
           <w:b/>
           <w:lang w:val="en_US" w:bidi="en_US"/>
         </w:rPr>
@@ -55673,6 +60181,20 @@
       </w:r>
       <w:r>
         <w:rPr>
+          <w:lang w:val="en_US" w:bidi="en_US"/>
+        </w:rPr>
+        <w:t>בָּ⁠אַהֲבָ֔ה</w:t>
+      </w:r>
+    </w:p>
+    <w:p>
+      <w:pPr/>
+      <w:r>
+        <w:rPr>
+          <w:lang w:val="en_US" w:bidi="en_US"/>
+        </w:rPr>
+      </w:r>
+      <w:r>
+        <w:rPr>
           <w:b/>
           <w:lang w:val="en_US" w:bidi="en_US"/>
         </w:rPr>
@@ -55736,6 +60258,20 @@
       </w:r>
       <w:r>
         <w:rPr>
+          <w:lang w:val="en_US" w:bidi="en_US"/>
+        </w:rPr>
+        <w:t>לֽ⁠וֹ</w:t>
+      </w:r>
+    </w:p>
+    <w:p>
+      <w:pPr/>
+      <w:r>
+        <w:rPr>
+          <w:lang w:val="en_US" w:bidi="en_US"/>
+        </w:rPr>
+      </w:r>
+      <w:r>
+        <w:rPr>
           <w:b/>
           <w:lang w:val="en_US" w:bidi="en_US"/>
         </w:rPr>
@@ -55871,6 +60407,20 @@
       </w:r>
       <w:r>
         <w:rPr>
+          <w:lang w:val="en_US" w:bidi="en_US"/>
+        </w:rPr>
+        <w:t>קְטַנָּ֔ה</w:t>
+      </w:r>
+    </w:p>
+    <w:p>
+      <w:pPr/>
+      <w:r>
+        <w:rPr>
+          <w:lang w:val="en_US" w:bidi="en_US"/>
+        </w:rPr>
+      </w:r>
+      <w:r>
+        <w:rPr>
           <w:b/>
           <w:lang w:val="en_US" w:bidi="en_US"/>
         </w:rPr>
@@ -55967,6 +60517,20 @@
       </w:r>
       <w:r>
         <w:rPr>
+          <w:lang w:val="en_US" w:bidi="en_US"/>
+        </w:rPr>
+        <w:t>וְ⁠שָׁדַ֖יִם אֵ֣ין לָ֑⁠הּ</w:t>
+      </w:r>
+    </w:p>
+    <w:p>
+      <w:pPr/>
+      <w:r>
+        <w:rPr>
+          <w:lang w:val="en_US" w:bidi="en_US"/>
+        </w:rPr>
+      </w:r>
+      <w:r>
+        <w:rPr>
           <w:b/>
           <w:lang w:val="en_US" w:bidi="en_US"/>
         </w:rPr>
@@ -56255,6 +60819,20 @@
       </w:r>
       <w:r>
         <w:rPr>
+          <w:lang w:val="en_US" w:bidi="en_US"/>
+        </w:rPr>
+        <w:t>שֶׁ⁠יְּדֻבַּר־בָּֽ⁠הּ</w:t>
+      </w:r>
+    </w:p>
+    <w:p>
+      <w:pPr/>
+      <w:r>
+        <w:rPr>
+          <w:lang w:val="en_US" w:bidi="en_US"/>
+        </w:rPr>
+      </w:r>
+      <w:r>
+        <w:rPr>
           <w:b/>
           <w:lang w:val="en_US" w:bidi="en_US"/>
         </w:rPr>
@@ -56447,6 +61025,20 @@
       </w:r>
       <w:r>
         <w:rPr>
+          <w:lang w:val="en_US" w:bidi="en_US"/>
+        </w:rPr>
+        <w:t>וְ⁠אִם־דֶּ֣לֶת הִ֔יא נָצ֥וּר עָלֶ֖י⁠הָ ל֥וּחַ אָֽרֶז</w:t>
+      </w:r>
+    </w:p>
+    <w:p>
+      <w:pPr/>
+      <w:r>
+        <w:rPr>
+          <w:lang w:val="en_US" w:bidi="en_US"/>
+        </w:rPr>
+      </w:r>
+      <w:r>
+        <w:rPr>
           <w:b/>
           <w:lang w:val="en_US" w:bidi="en_US"/>
         </w:rPr>
@@ -56743,6 +61335,20 @@
       </w:r>
       <w:r>
         <w:rPr>
+          <w:lang w:val="en_US" w:bidi="en_US"/>
+        </w:rPr>
+        <w:t>אֲנִ֣י חוֹמָ֔ה וְ⁠שָׁדַ֖⁠י כַּ⁠מִּגְדָּל֑וֹת אָ֛ז הָיִ֥יתִי בְ⁠עֵינָ֖י⁠ו כְּ⁠מוֹצְאֵ֥ת שָׁלֽוֹם</w:t>
+      </w:r>
+    </w:p>
+    <w:p>
+      <w:pPr/>
+      <w:r>
+        <w:rPr>
+          <w:lang w:val="en_US" w:bidi="en_US"/>
+        </w:rPr>
+      </w:r>
+      <w:r>
+        <w:rPr>
           <w:b/>
           <w:lang w:val="en_US" w:bidi="en_US"/>
         </w:rPr>
@@ -56826,6 +61432,20 @@
       </w:r>
       <w:r>
         <w:rPr>
+          <w:lang w:val="en_US" w:bidi="en_US"/>
+        </w:rPr>
+        <w:t>אֲנִ֣י חוֹמָ֔ה</w:t>
+      </w:r>
+    </w:p>
+    <w:p>
+      <w:pPr/>
+      <w:r>
+        <w:rPr>
+          <w:lang w:val="en_US" w:bidi="en_US"/>
+        </w:rPr>
+      </w:r>
+      <w:r>
+        <w:rPr>
           <w:b/>
           <w:lang w:val="en_US" w:bidi="en_US"/>
         </w:rPr>
@@ -56922,6 +61542,20 @@
       </w:r>
       <w:r>
         <w:rPr>
+          <w:lang w:val="en_US" w:bidi="en_US"/>
+        </w:rPr>
+        <w:t>וְ⁠שָׁדַ֖⁠י</w:t>
+      </w:r>
+    </w:p>
+    <w:p>
+      <w:pPr/>
+      <w:r>
+        <w:rPr>
+          <w:lang w:val="en_US" w:bidi="en_US"/>
+        </w:rPr>
+      </w:r>
+      <w:r>
+        <w:rPr>
           <w:b/>
           <w:lang w:val="en_US" w:bidi="en_US"/>
         </w:rPr>
@@ -57081,6 +61715,20 @@
       </w:r>
       <w:r>
         <w:rPr>
+          <w:lang w:val="en_US" w:bidi="en_US"/>
+        </w:rPr>
+        <w:t>אָ֛ז</w:t>
+      </w:r>
+    </w:p>
+    <w:p>
+      <w:pPr/>
+      <w:r>
+        <w:rPr>
+          <w:lang w:val="en_US" w:bidi="en_US"/>
+        </w:rPr>
+      </w:r>
+      <w:r>
+        <w:rPr>
           <w:b/>
           <w:lang w:val="en_US" w:bidi="en_US"/>
         </w:rPr>
@@ -57177,6 +61825,20 @@
       </w:r>
       <w:r>
         <w:rPr>
+          <w:lang w:val="en_US" w:bidi="en_US"/>
+        </w:rPr>
+        <w:t>הָיִ֥יתִי בְ⁠עֵינָ֖י⁠ו</w:t>
+      </w:r>
+    </w:p>
+    <w:p>
+      <w:pPr/>
+      <w:r>
+        <w:rPr>
+          <w:lang w:val="en_US" w:bidi="en_US"/>
+        </w:rPr>
+      </w:r>
+      <w:r>
+        <w:rPr>
           <w:b/>
           <w:lang w:val="en_US" w:bidi="en_US"/>
         </w:rPr>
@@ -57273,6 +61935,20 @@
       </w:r>
       <w:r>
         <w:rPr>
+          <w:lang w:val="en_US" w:bidi="en_US"/>
+        </w:rPr>
+        <w:t>כְּ⁠מוֹצְאֵ֥ת</w:t>
+      </w:r>
+    </w:p>
+    <w:p>
+      <w:pPr/>
+      <w:r>
+        <w:rPr>
+          <w:lang w:val="en_US" w:bidi="en_US"/>
+        </w:rPr>
+      </w:r>
+      <w:r>
+        <w:rPr>
           <w:b/>
           <w:lang w:val="en_US" w:bidi="en_US"/>
         </w:rPr>
@@ -57349,6 +62025,20 @@
       </w:r>
       <w:r>
         <w:rPr>
+          <w:lang w:val="en_US" w:bidi="en_US"/>
+        </w:rPr>
+        <w:t>הָיִ֥יתִי בְ⁠עֵינָ֖י⁠ו כְּ⁠מוֹצְאֵ֥ת שָׁלֽוֹם</w:t>
+      </w:r>
+    </w:p>
+    <w:p>
+      <w:pPr/>
+      <w:r>
+        <w:rPr>
+          <w:lang w:val="en_US" w:bidi="en_US"/>
+        </w:rPr>
+      </w:r>
+      <w:r>
+        <w:rPr>
           <w:b/>
           <w:lang w:val="en_US" w:bidi="en_US"/>
         </w:rPr>
@@ -57561,6 +62251,20 @@
       </w:r>
       <w:r>
         <w:rPr>
+          <w:lang w:val="en_US" w:bidi="en_US"/>
+        </w:rPr>
+        <w:t>לַ⁠נֹּטְרִ֑ים</w:t>
+      </w:r>
+    </w:p>
+    <w:p>
+      <w:pPr/>
+      <w:r>
+        <w:rPr>
+          <w:lang w:val="en_US" w:bidi="en_US"/>
+        </w:rPr>
+      </w:r>
+      <w:r>
+        <w:rPr>
           <w:b/>
           <w:lang w:val="en_US" w:bidi="en_US"/>
         </w:rPr>
@@ -57696,6 +62400,20 @@
       </w:r>
       <w:r>
         <w:rPr>
+          <w:lang w:val="en_US" w:bidi="en_US"/>
+        </w:rPr>
+        <w:t>נָתַ֥ן אֶת־הַ⁠כֶּ֖רֶם לַ⁠נֹּטְרִ֑ים</w:t>
+      </w:r>
+    </w:p>
+    <w:p>
+      <w:pPr/>
+      <w:r>
+        <w:rPr>
+          <w:lang w:val="en_US" w:bidi="en_US"/>
+        </w:rPr>
+      </w:r>
+      <w:r>
+        <w:rPr>
           <w:b/>
           <w:lang w:val="en_US" w:bidi="en_US"/>
         </w:rPr>
@@ -57759,6 +62477,20 @@
       </w:r>
       <w:r>
         <w:rPr>
+          <w:lang w:val="en_US" w:bidi="en_US"/>
+        </w:rPr>
+        <w:t>אִ֛ישׁ יָבִ֥א בְּ⁠פִרְי֖⁠וֹ אֶ֥לֶף כָּֽסֶף</w:t>
+      </w:r>
+    </w:p>
+    <w:p>
+      <w:pPr/>
+      <w:r>
+        <w:rPr>
+          <w:lang w:val="en_US" w:bidi="en_US"/>
+        </w:rPr>
+      </w:r>
+      <w:r>
+        <w:rPr>
           <w:b/>
           <w:lang w:val="en_US" w:bidi="en_US"/>
         </w:rPr>
@@ -57894,6 +62626,20 @@
       </w:r>
       <w:r>
         <w:rPr>
+          <w:lang w:val="en_US" w:bidi="en_US"/>
+        </w:rPr>
+        <w:t>אֶ֥לֶף כָּֽסֶף</w:t>
+      </w:r>
+    </w:p>
+    <w:p>
+      <w:pPr/>
+      <w:r>
+        <w:rPr>
+          <w:lang w:val="en_US" w:bidi="en_US"/>
+        </w:rPr>
+      </w:r>
+      <w:r>
+        <w:rPr>
           <w:b/>
           <w:lang w:val="en_US" w:bidi="en_US"/>
         </w:rPr>
@@ -57977,6 +62723,20 @@
       </w:r>
       <w:r>
         <w:rPr>
+          <w:lang w:val="en_US" w:bidi="en_US"/>
+        </w:rPr>
+        <w:t>כֶּ֣רֶם הָיָ֤ה לִ⁠שְׁלֹמֹה֙ בְּ⁠בַ֣עַל הָמ֔וֹן נָתַ֥ן אֶת־הַ⁠כֶּ֖רֶם לַ⁠נֹּטְרִ֑ים אִ֛ישׁ יָבִ֥א בְּ⁠פִרְי֖⁠וֹ אֶ֥לֶף כָּֽסֶף׃ כָּרְמִ֥⁠י שֶׁ⁠לִּ֖⁠י לְ⁠פָנָ֑⁠י הָ⁠אֶ֤לֶף לְ⁠ךָ֙ שְׁלֹמֹ֔ה וּ⁠מָאתַ֖יִם לְ⁠נֹטְרִ֥ים אֶת־פִּרְיֽ⁠וֹ</w:t>
+      </w:r>
+    </w:p>
+    <w:p>
+      <w:pPr/>
+      <w:r>
+        <w:rPr>
+          <w:lang w:val="en_US" w:bidi="en_US"/>
+        </w:rPr>
+      </w:r>
+      <w:r>
+        <w:rPr>
           <w:b/>
           <w:lang w:val="en_US" w:bidi="en_US"/>
         </w:rPr>
@@ -58049,6 +62809,20 @@
         <w:rPr>
           <w:lang w:val="en_US" w:bidi="en_US"/>
         </w:rPr>
+      </w:r>
+    </w:p>
+    <w:p>
+      <w:pPr/>
+      <w:r>
+        <w:rPr>
+          <w:lang w:val="en_US" w:bidi="en_US"/>
+        </w:rPr>
+      </w:r>
+      <w:r>
+        <w:rPr>
+          <w:lang w:val="en_US" w:bidi="en_US"/>
+        </w:rPr>
+        <w:t>כָּרְמִ֥⁠י</w:t>
       </w:r>
     </w:p>
     <w:p>
@@ -58231,6 +63005,20 @@
       </w:r>
       <w:r>
         <w:rPr>
+          <w:lang w:val="en_US" w:bidi="en_US"/>
+        </w:rPr>
+        <w:t>לְ⁠פָנָ֑⁠י</w:t>
+      </w:r>
+    </w:p>
+    <w:p>
+      <w:pPr/>
+      <w:r>
+        <w:rPr>
+          <w:lang w:val="en_US" w:bidi="en_US"/>
+        </w:rPr>
+      </w:r>
+      <w:r>
+        <w:rPr>
           <w:b/>
           <w:lang w:val="en_US" w:bidi="en_US"/>
         </w:rPr>
@@ -58327,6 +63115,20 @@
       </w:r>
       <w:r>
         <w:rPr>
+          <w:lang w:val="en_US" w:bidi="en_US"/>
+        </w:rPr>
+        <w:t>הָ⁠אֶ֤לֶף לְ⁠ךָ֙ שְׁלֹמֹ֔ה וּ⁠מָאתַ֖יִם לְ⁠נֹטְרִ֥ים אֶת־פִּרְיֽ⁠וֹ</w:t>
+      </w:r>
+    </w:p>
+    <w:p>
+      <w:pPr/>
+      <w:r>
+        <w:rPr>
+          <w:lang w:val="en_US" w:bidi="en_US"/>
+        </w:rPr>
+      </w:r>
+      <w:r>
+        <w:rPr>
           <w:b/>
           <w:lang w:val="en_US" w:bidi="en_US"/>
         </w:rPr>
@@ -58464,6 +63266,20 @@
         <w:rPr>
           <w:lang w:val="en_US" w:bidi="en_US"/>
         </w:rPr>
+      </w:r>
+    </w:p>
+    <w:p>
+      <w:pPr/>
+      <w:r>
+        <w:rPr>
+          <w:lang w:val="en_US" w:bidi="en_US"/>
+        </w:rPr>
+      </w:r>
+      <w:r>
+        <w:rPr>
+          <w:lang w:val="en_US" w:bidi="en_US"/>
+        </w:rPr>
+        <w:t>הָ⁠אֶ֤לֶף לְ⁠ךָ֙ שְׁלֹמֹ֔ה</w:t>
       </w:r>
     </w:p>
     <w:p>
@@ -58628,6 +63444,20 @@
       </w:r>
       <w:r>
         <w:rPr>
+          <w:lang w:val="en_US" w:bidi="en_US"/>
+        </w:rPr>
+        <w:t>הַ⁠יוֹשֶׁ֣בֶת בַּ⁠גַּנִּ֗ים חֲבֵרִ֛ים מַקְשִׁיבִ֥ים לְ⁠קוֹלֵ֖⁠ךְ הַשְׁמִיעִֽי⁠נִי</w:t>
+      </w:r>
+    </w:p>
+    <w:p>
+      <w:pPr/>
+      <w:r>
+        <w:rPr>
+          <w:lang w:val="en_US" w:bidi="en_US"/>
+        </w:rPr>
+      </w:r>
+      <w:r>
+        <w:rPr>
           <w:b/>
           <w:lang w:val="en_US" w:bidi="en_US"/>
         </w:rPr>
@@ -58700,6 +63530,20 @@
         <w:rPr>
           <w:lang w:val="en_US" w:bidi="en_US"/>
         </w:rPr>
+      </w:r>
+    </w:p>
+    <w:p>
+      <w:pPr/>
+      <w:r>
+        <w:rPr>
+          <w:lang w:val="en_US" w:bidi="en_US"/>
+        </w:rPr>
+      </w:r>
+      <w:r>
+        <w:rPr>
+          <w:lang w:val="en_US" w:bidi="en_US"/>
+        </w:rPr>
+        <w:t>חֲבֵרִ֛ים</w:t>
       </w:r>
     </w:p>
     <w:p>
@@ -58836,6 +63680,20 @@
       </w:r>
       <w:r>
         <w:rPr>
+          <w:lang w:val="en_US" w:bidi="en_US"/>
+        </w:rPr>
+        <w:t>לְ⁠קוֹלֵ֖⁠ךְ</w:t>
+      </w:r>
+    </w:p>
+    <w:p>
+      <w:pPr/>
+      <w:r>
+        <w:rPr>
+          <w:lang w:val="en_US" w:bidi="en_US"/>
+        </w:rPr>
+      </w:r>
+      <w:r>
+        <w:rPr>
           <w:b/>
           <w:lang w:val="en_US" w:bidi="en_US"/>
         </w:rPr>
@@ -58932,6 +63790,20 @@
       </w:r>
       <w:r>
         <w:rPr>
+          <w:lang w:val="en_US" w:bidi="en_US"/>
+        </w:rPr>
+        <w:t>בְּרַ֣ח ׀ דּוֹדִ֗⁠י וּֽ⁠דְמֵה־לְ⁠ךָ֤ לִ⁠צְבִי֙ א֚וֹ לְ⁠עֹ֣פֶר הָֽ⁠אַיָּלִ֔ים עַ֖ל הָרֵ֥י בְשָׂמִֽים</w:t>
+      </w:r>
+    </w:p>
+    <w:p>
+      <w:pPr/>
+      <w:r>
+        <w:rPr>
+          <w:lang w:val="en_US" w:bidi="en_US"/>
+        </w:rPr>
+      </w:r>
+      <w:r>
+        <w:rPr>
           <w:b/>
           <w:lang w:val="en_US" w:bidi="en_US"/>
         </w:rPr>
@@ -59015,6 +63887,20 @@
       </w:r>
       <w:r>
         <w:rPr>
+          <w:lang w:val="en_US" w:bidi="en_US"/>
+        </w:rPr>
+        <w:t>בְּרַ֣ח</w:t>
+      </w:r>
+    </w:p>
+    <w:p>
+      <w:pPr/>
+      <w:r>
+        <w:rPr>
+          <w:lang w:val="en_US" w:bidi="en_US"/>
+        </w:rPr>
+      </w:r>
+      <w:r>
+        <w:rPr>
           <w:b/>
           <w:lang w:val="en_US" w:bidi="en_US"/>
         </w:rPr>
@@ -59100,6 +63986,20 @@
         <w:rPr>
           <w:lang w:val="en_US" w:bidi="en_US"/>
         </w:rPr>
+      </w:r>
+    </w:p>
+    <w:p>
+      <w:pPr/>
+      <w:r>
+        <w:rPr>
+          <w:lang w:val="en_US" w:bidi="en_US"/>
+        </w:rPr>
+      </w:r>
+      <w:r>
+        <w:rPr>
+          <w:lang w:val="en_US" w:bidi="en_US"/>
+        </w:rPr>
+        <w:t>דּוֹדִ֗⁠י וּֽ⁠דְמֵה־לְ⁠ךָ֤ לִ⁠צְבִי֙ א֚וֹ לְ⁠עֹ֣פֶר הָֽ⁠אַיָּלִ֔ים</w:t>
       </w:r>
     </w:p>
     <w:p>

--- a/eng/docx/22.content.docx
+++ b/eng/docx/22.content.docx
@@ -28,49 +28,15 @@
       </w:r>
     </w:p>
     <w:p>
-      <w:pPr>
-        <w:pStyle w:val="Heading2"/>
-      </w:pPr>
-      <w:r>
-        <w:rPr>
-          <w:lang w:val="en_US" w:bidi="en_US"/>
-        </w:rPr>
-        <w:t>License Information</w:t>
-      </w:r>
-      <w:r>
-        <w:rPr>
-          <w:lang w:val="en_US" w:bidi="en_US"/>
-        </w:rPr>
-      </w:r>
-    </w:p>
-    <w:p>
-      <w:pPr/>
-      <w:r>
-        <w:rPr>
-          <w:lang w:val="en_US" w:bidi="en_US"/>
-        </w:rPr>
-      </w:r>
-      <w:r>
-        <w:rPr>
-          <w:b/>
-          <w:lang w:val="en_US" w:bidi="en_US"/>
-        </w:rPr>
-        <w:t>Translation Notes (unfoldingWord)</w:t>
-      </w:r>
-      <w:r>
-        <w:rPr>
-          <w:lang w:val="en_US" w:bidi="en_US"/>
-        </w:rPr>
-        <w:t xml:space="preserve"> is based on</w:t>
-      </w:r>
-      <w:r>
-        <w:rPr>
-          <w:lang w:val="en_US" w:bidi="en_US"/>
-        </w:rPr>
-        <w:t xml:space="preserve">: </w:t>
-      </w:r>
-      <w:r>
-        <w:rPr>
+      <w:pPr/>
+      <w:r>
+        <w:rPr>
+          <w:lang w:val="en_US" w:bidi="en_US"/>
+        </w:rPr>
+      </w:r>
+      <w:r>
+        <w:rPr>
+          <w:b/>
           <w:lang w:val="en_US" w:bidi="en_US"/>
         </w:rPr>
         <w:t>unfoldingWord® Translation Notes</w:t>
@@ -79,62 +45,31 @@
         <w:rPr>
           <w:lang w:val="en_US" w:bidi="en_US"/>
         </w:rPr>
-        <w:t xml:space="preserve">, </w:t>
-      </w:r>
-      <w:hyperlink r:id="rId13">
-        <w:r>
-          <w:rPr>
-            <w:lang w:val="en_US" w:bidi="en_US"/>
-          </w:rPr>
-          <w:rPr>
-            <w:color w:val="0000EE"/>
-            <w:u w:val="single"/>
-          </w:rPr>
-          <w:t>unfoldingWord</w:t>
-        </w:r>
-      </w:hyperlink>
-      <w:r>
-        <w:rPr>
-          <w:lang w:val="en_US" w:bidi="en_US"/>
-        </w:rPr>
-        <w:t xml:space="preserve">, 2022, which is licensed under a </w:t>
-      </w:r>
-      <w:hyperlink r:id="rId14">
-        <w:r>
-          <w:rPr>
-            <w:lang w:val="en_US" w:bidi="en_US"/>
-          </w:rPr>
-          <w:rPr>
-            <w:color w:val="0000EE"/>
-            <w:u w:val="single"/>
-          </w:rPr>
-          <w:t>CC BY-SA 4.0 license</w:t>
-        </w:r>
-      </w:hyperlink>
-      <w:r>
-        <w:rPr>
-          <w:lang w:val="en_US" w:bidi="en_US"/>
-        </w:rPr>
-        <w:t>.</w:t>
-      </w:r>
-      <w:r>
-        <w:rPr>
-          <w:lang w:val="en_US" w:bidi="en_US"/>
-        </w:rPr>
-      </w:r>
-    </w:p>
-    <w:p>
-      <w:pPr/>
-      <w:r>
-        <w:rPr>
-          <w:lang w:val="en_US" w:bidi="en_US"/>
-        </w:rPr>
-      </w:r>
-      <w:r>
-        <w:rPr>
-          <w:lang w:val="en_US" w:bidi="en_US"/>
-        </w:rPr>
-        <w:t>This PDF version is provided under the same license.</w:t>
+        <w:t xml:space="preserve"> © 2022 unfoldingWord. Released under CC BY-SA 4.0 license. </w:t>
+      </w:r>
+      <w:r>
+        <w:rPr>
+          <w:lang w:val="en_US" w:bidi="en_US"/>
+        </w:rPr>
+        <w:t>unfoldingWord® Translation Notes</w:t>
+      </w:r>
+      <w:r>
+        <w:rPr>
+          <w:lang w:val="en_US" w:bidi="en_US"/>
+        </w:rPr>
+        <w:t xml:space="preserve"> has been adapted in the following languages: Tok Pisin, Arabic (عربي), French (Français), Hindi (हिंदी), Indonesian (Bahasa Indonesia), Portuguese (Português), Russian (Русский), Spanish (Español), Swahili (Kiswahili), and Simplified Chinese (简体中文) from </w:t>
+      </w:r>
+      <w:r>
+        <w:rPr>
+          <w:lang w:val="en_US" w:bidi="en_US"/>
+        </w:rPr>
+        <w:t>unfoldingWord® Translation Notes</w:t>
+      </w:r>
+      <w:r>
+        <w:rPr>
+          <w:lang w:val="en_US" w:bidi="en_US"/>
+        </w:rPr>
+        <w:t xml:space="preserve"> © 2022 unfoldingWord. Released under CC BY-SA 4.0 license by Mission Mutual</w:t>
       </w:r>
       <w:r>
         <w:rPr>
@@ -895,7 +830,7 @@
         </w:rPr>
         <w:t xml:space="preserve">The two main characters in this book are the man and the woman, who love each other. In </w:t>
       </w:r>
-      <w:hyperlink r:id="rId15">
+      <w:hyperlink r:id="rId13">
         <w:r>
           <w:rPr>
             <w:lang w:val="en_US" w:bidi="en_US"/>
@@ -1222,7 +1157,7 @@
         </w:rPr>
         <w:t xml:space="preserve">In the ancient Near East, rich people usually had lighter skin because they did not need to work outside in the sun. This young woman had to work outside in the sun, and her skin became dark as a result and this is why she says “I am black” in </w:t>
       </w:r>
-      <w:hyperlink r:id="rId16">
+      <w:hyperlink r:id="rId14">
         <w:r>
           <w:rPr>
             <w:lang w:val="en_US" w:bidi="en_US"/>
@@ -3186,7 +3121,7 @@
         </w:rPr>
         <w:t xml:space="preserve"> is a term of endearment and is an affectionate way for the woman to refer to the man she loves. The woman is not speaking of an actual king but rather this is a poetic way of speaking. The woman is still speaking of the same man that she was speaking of in </w:t>
       </w:r>
-      <w:hyperlink r:id="rId17">
+      <w:hyperlink r:id="rId15">
         <w:r>
           <w:rPr>
             <w:lang w:val="en_US" w:bidi="en_US"/>
@@ -4671,7 +4606,7 @@
         </w:rPr>
         <w:t xml:space="preserve"> refers to the young women who were from the city of Jerusalem (These are probably the same women as the “marriageable women” in </w:t>
       </w:r>
-      <w:hyperlink r:id="rId18">
+      <w:hyperlink r:id="rId16">
         <w:r>
           <w:rPr>
             <w:lang w:val="en_US" w:bidi="en_US"/>
@@ -4689,7 +4624,7 @@
         </w:rPr>
         <w:t xml:space="preserve"> and the women referred to as “they” in </w:t>
       </w:r>
-      <w:hyperlink r:id="rId19">
+      <w:hyperlink r:id="rId17">
         <w:r>
           <w:rPr>
             <w:lang w:val="en_US" w:bidi="en_US"/>
@@ -5138,7 +5073,7 @@
         </w:rPr>
         <w:t xml:space="preserve"> means “my skin is black” or “my skin is very dark” as it did in </w:t>
       </w:r>
-      <w:hyperlink r:id="rId20">
+      <w:hyperlink r:id="rId18">
         <w:r>
           <w:rPr>
             <w:lang w:val="en_US" w:bidi="en_US"/>
@@ -7706,7 +7641,7 @@
         </w:rPr>
         <w:t xml:space="preserve">See how you translated the phrase “The king” in </w:t>
       </w:r>
-      <w:hyperlink r:id="rId19">
+      <w:hyperlink r:id="rId17">
         <w:r>
           <w:rPr>
             <w:lang w:val="en_US" w:bidi="en_US"/>
@@ -9249,7 +9184,7 @@
         </w:rPr>
         <w:t xml:space="preserve"> in </w:t>
       </w:r>
-      <w:hyperlink r:id="rId21">
+      <w:hyperlink r:id="rId19">
         <w:r>
           <w:rPr>
             <w:lang w:val="en_US" w:bidi="en_US"/>
@@ -9634,7 +9569,7 @@
         </w:rPr>
         <w:t xml:space="preserve"> in </w:t>
       </w:r>
-      <w:hyperlink r:id="rId22">
+      <w:hyperlink r:id="rId20">
         <w:r>
           <w:rPr>
             <w:lang w:val="en_US" w:bidi="en_US"/>
@@ -10392,7 +10327,7 @@
         </w:rPr>
         <w:t xml:space="preserve">Hebrew poetry sometimes uses a literary a device called a “chiasm” (sometimes called “chiasmus”). A chiasm is when words or phrases are ordered in a AB-BA sequence. In </w:t>
       </w:r>
-      <w:hyperlink r:id="rId23">
+      <w:hyperlink r:id="rId21">
         <w:r>
           <w:rPr>
             <w:lang w:val="en_US" w:bidi="en_US"/>
@@ -11286,7 +11221,7 @@
         </w:rPr>
         <w:t xml:space="preserve"> in </w:t>
       </w:r>
-      <w:hyperlink r:id="rId24">
+      <w:hyperlink r:id="rId22">
         <w:r>
           <w:rPr>
             <w:lang w:val="en_US" w:bidi="en_US"/>
@@ -11394,7 +11329,7 @@
         </w:rPr>
         <w:t xml:space="preserve"> in </w:t>
       </w:r>
-      <w:hyperlink r:id="rId21">
+      <w:hyperlink r:id="rId19">
         <w:r>
           <w:rPr>
             <w:lang w:val="en_US" w:bidi="en_US"/>
@@ -11515,7 +11450,7 @@
         </w:rPr>
         <w:t xml:space="preserve"> mentioned in </w:t>
       </w:r>
-      <w:hyperlink r:id="rId20">
+      <w:hyperlink r:id="rId18">
         <w:r>
           <w:rPr>
             <w:lang w:val="en_US" w:bidi="en_US"/>
@@ -12066,7 +12001,7 @@
         </w:rPr>
         <w:t xml:space="preserve"> in </w:t>
       </w:r>
-      <w:hyperlink r:id="rId22">
+      <w:hyperlink r:id="rId20">
         <w:r>
           <w:rPr>
             <w:lang w:val="en_US" w:bidi="en_US"/>
@@ -12586,7 +12521,7 @@
         </w:rPr>
         <w:t xml:space="preserve">See how you translated the phrase “has brought me” in </w:t>
       </w:r>
-      <w:hyperlink r:id="rId19">
+      <w:hyperlink r:id="rId17">
         <w:r>
           <w:rPr>
             <w:lang w:val="en_US" w:bidi="en_US"/>
@@ -12822,7 +12757,7 @@
         </w:rPr>
         <w:t xml:space="preserve"> or building so here it could be referring a private location that the couple used as their meeting place, possibly the “house” (location) where they spent time together in the forest (described in </w:t>
       </w:r>
-      <w:hyperlink r:id="rId25">
+      <w:hyperlink r:id="rId23">
         <w:r>
           <w:rPr>
             <w:lang w:val="en_US" w:bidi="en_US"/>
@@ -13853,7 +13788,7 @@
         </w:rPr>
         <w:t xml:space="preserve"> in </w:t>
       </w:r>
-      <w:hyperlink r:id="rId26">
+      <w:hyperlink r:id="rId24">
         <w:r>
           <w:rPr>
             <w:lang w:val="en_US" w:bidi="en_US"/>
@@ -14509,7 +14444,7 @@
         </w:rPr>
         <w:t xml:space="preserve"> in </w:t>
       </w:r>
-      <w:hyperlink r:id="rId20">
+      <w:hyperlink r:id="rId18">
         <w:r>
           <w:rPr>
             <w:lang w:val="en_US" w:bidi="en_US"/>
@@ -15423,7 +15358,7 @@
         </w:rPr>
         <w:t xml:space="preserve"> is an exclamation word that is used to bring attention to something. Here it is used to bring attention to the man’s approach. Use an exclamation that is natural in your language for communicating this. See how you translated “Behold” in </w:t>
       </w:r>
-      <w:hyperlink r:id="rId27">
+      <w:hyperlink r:id="rId25">
         <w:r>
           <w:rPr>
             <w:lang w:val="en_US" w:bidi="en_US"/>
@@ -15890,7 +15825,7 @@
         </w:rPr>
         <w:t xml:space="preserve">See how you translated the plural form “gazelles” in </w:t>
       </w:r>
-      <w:hyperlink r:id="rId28">
+      <w:hyperlink r:id="rId26">
         <w:r>
           <w:rPr>
             <w:lang w:val="en_US" w:bidi="en_US"/>
@@ -18117,7 +18052,7 @@
         </w:rPr>
         <w:t xml:space="preserve">See how you translated the similar phrase in </w:t>
       </w:r>
-      <w:hyperlink r:id="rId29">
+      <w:hyperlink r:id="rId27">
         <w:r>
           <w:rPr>
             <w:lang w:val="en_US" w:bidi="en_US"/>
@@ -19642,7 +19577,7 @@
         </w:rPr>
         <w:t>The woman is speaking of the man as if he were “a gazelle or a young stag” (</w:t>
       </w:r>
-      <w:hyperlink r:id="rId30">
+      <w:hyperlink r:id="rId28">
         <w:r>
           <w:rPr>
             <w:lang w:val="en_US" w:bidi="en_US"/>
@@ -19686,7 +19621,7 @@
         </w:rPr>
         <w:t xml:space="preserve"> to represent herself as she did in </w:t>
       </w:r>
-      <w:hyperlink r:id="rId24">
+      <w:hyperlink r:id="rId22">
         <w:r>
           <w:rPr>
             <w:lang w:val="en_US" w:bidi="en_US"/>
@@ -19813,7 +19748,7 @@
         </w:rPr>
         <w:t xml:space="preserve">) in </w:t>
       </w:r>
-      <w:hyperlink r:id="rId24">
+      <w:hyperlink r:id="rId22">
         <w:r>
           <w:rPr>
             <w:lang w:val="en_US" w:bidi="en_US"/>
@@ -20263,7 +20198,7 @@
         </w:rPr>
         <w:t xml:space="preserve">See how you translated the plural form “gazelles” in </w:t>
       </w:r>
-      <w:hyperlink r:id="rId28">
+      <w:hyperlink r:id="rId26">
         <w:r>
           <w:rPr>
             <w:lang w:val="en_US" w:bidi="en_US"/>
@@ -20474,7 +20409,7 @@
           <w:lang w:val="en_US" w:bidi="en_US"/>
         </w:rPr>
       </w:r>
-      <w:hyperlink r:id="rId31">
+      <w:hyperlink r:id="rId29">
         <w:r>
           <w:rPr>
             <w:lang w:val="en_US" w:bidi="en_US"/>
@@ -20492,7 +20427,7 @@
         </w:rPr>
         <w:t xml:space="preserve"> describes the feeling of longing that the woman had for the man she loved and it describes her diligently seeking the man loved. </w:t>
       </w:r>
-      <w:hyperlink r:id="rId32">
+      <w:hyperlink r:id="rId30">
         <w:r>
           <w:rPr>
             <w:lang w:val="en_US" w:bidi="en_US"/>
@@ -20532,7 +20467,7 @@
         </w:rPr>
         <w:t xml:space="preserve">Whether </w:t>
       </w:r>
-      <w:hyperlink r:id="rId33">
+      <w:hyperlink r:id="rId31">
         <w:r>
           <w:rPr>
             <w:lang w:val="en_US" w:bidi="en_US"/>
@@ -20564,7 +20499,7 @@
         </w:rPr>
         <w:t xml:space="preserve">Bible scholars do not know for certain whether the events described in </w:t>
       </w:r>
-      <w:hyperlink r:id="rId33">
+      <w:hyperlink r:id="rId31">
         <w:r>
           <w:rPr>
             <w:lang w:val="en_US" w:bidi="en_US"/>
@@ -20582,7 +20517,7 @@
         </w:rPr>
         <w:t xml:space="preserve"> are real events or something that the woman dreamed in a dream or something that the woman imagined. Many Bible scholars think that </w:t>
       </w:r>
-      <w:hyperlink r:id="rId33">
+      <w:hyperlink r:id="rId31">
         <w:r>
           <w:rPr>
             <w:lang w:val="en_US" w:bidi="en_US"/>
@@ -20663,7 +20598,7 @@
         </w:rPr>
         <w:t xml:space="preserve">Because Bible scholars do not know if the events described in </w:t>
       </w:r>
-      <w:hyperlink r:id="rId33">
+      <w:hyperlink r:id="rId31">
         <w:r>
           <w:rPr>
             <w:lang w:val="en_US" w:bidi="en_US"/>
@@ -21024,7 +20959,7 @@
         </w:rPr>
         <w:t xml:space="preserve">See how you translated the similar phrase “you whom my soul loves” in </w:t>
       </w:r>
-      <w:hyperlink r:id="rId34">
+      <w:hyperlink r:id="rId32">
         <w:r>
           <w:rPr>
             <w:lang w:val="en_US" w:bidi="en_US"/>
@@ -21499,7 +21434,7 @@
         </w:rPr>
         <w:t xml:space="preserve">See how you translated the similar phrase “you whom my soul loves” in </w:t>
       </w:r>
-      <w:hyperlink r:id="rId34">
+      <w:hyperlink r:id="rId32">
         <w:r>
           <w:rPr>
             <w:lang w:val="en_US" w:bidi="en_US"/>
@@ -21820,7 +21755,7 @@
         </w:rPr>
         <w:t xml:space="preserve">See how you translated the similar phrase “you whom my soul loves” in </w:t>
       </w:r>
-      <w:hyperlink r:id="rId34">
+      <w:hyperlink r:id="rId32">
         <w:r>
           <w:rPr>
             <w:lang w:val="en_US" w:bidi="en_US"/>
@@ -22089,7 +22024,7 @@
         </w:rPr>
         <w:t xml:space="preserve">See how you translated the similar phrase “you whom my soul loves” in </w:t>
       </w:r>
-      <w:hyperlink r:id="rId34">
+      <w:hyperlink r:id="rId32">
         <w:r>
           <w:rPr>
             <w:lang w:val="en_US" w:bidi="en_US"/>
@@ -22397,7 +22332,7 @@
         </w:rPr>
         <w:t xml:space="preserve">This verse is identical to </w:t>
       </w:r>
-      <w:hyperlink r:id="rId28">
+      <w:hyperlink r:id="rId26">
         <w:r>
           <w:rPr>
             <w:lang w:val="en_US" w:bidi="en_US"/>
@@ -24250,7 +24185,7 @@
         </w:rPr>
         <w:t xml:space="preserve"> refers to the same object that the term “litter” referred to in </w:t>
       </w:r>
-      <w:hyperlink r:id="rId35">
+      <w:hyperlink r:id="rId33">
         <w:r>
           <w:rPr>
             <w:lang w:val="en_US" w:bidi="en_US"/>
@@ -24307,7 +24242,7 @@
         </w:rPr>
         <w:t xml:space="preserve"> the same way you translated “litter” in </w:t>
       </w:r>
-      <w:hyperlink r:id="rId35">
+      <w:hyperlink r:id="rId33">
         <w:r>
           <w:rPr>
             <w:lang w:val="en_US" w:bidi="en_US"/>
@@ -25275,7 +25210,7 @@
         </w:rPr>
         <w:t xml:space="preserve"> in </w:t>
       </w:r>
-      <w:hyperlink r:id="rId20">
+      <w:hyperlink r:id="rId18">
         <w:r>
           <w:rPr>
             <w:lang w:val="en_US" w:bidi="en_US"/>
@@ -25513,7 +25448,7 @@
         </w:rPr>
         <w:t xml:space="preserve"> is a poetic way of referring to the young women who were from the city of Jerusalem (These are probably the same women as the “marriageable women” in </w:t>
       </w:r>
-      <w:hyperlink r:id="rId18">
+      <w:hyperlink r:id="rId16">
         <w:r>
           <w:rPr>
             <w:lang w:val="en_US" w:bidi="en_US"/>
@@ -25531,7 +25466,7 @@
         </w:rPr>
         <w:t xml:space="preserve"> and the women referred to as “daughters of Jerusalem” in </w:t>
       </w:r>
-      <w:hyperlink r:id="rId28">
+      <w:hyperlink r:id="rId26">
         <w:r>
           <w:rPr>
             <w:lang w:val="en_US" w:bidi="en_US"/>
@@ -25549,7 +25484,7 @@
         </w:rPr>
         <w:t xml:space="preserve"> and </w:t>
       </w:r>
-      <w:hyperlink r:id="rId36">
+      <w:hyperlink r:id="rId34">
         <w:r>
           <w:rPr>
             <w:lang w:val="en_US" w:bidi="en_US"/>
@@ -25953,7 +25888,7 @@
         </w:rPr>
         <w:t xml:space="preserve">The man describes the woman he loves as the epitome of beauty and attractiveness in </w:t>
       </w:r>
-      <w:hyperlink r:id="rId37">
+      <w:hyperlink r:id="rId35">
         <w:r>
           <w:rPr>
             <w:lang w:val="en_US" w:bidi="en_US"/>
@@ -25971,7 +25906,7 @@
         </w:rPr>
         <w:t xml:space="preserve"> and in </w:t>
       </w:r>
-      <w:hyperlink r:id="rId38">
+      <w:hyperlink r:id="rId36">
         <w:r>
           <w:rPr>
             <w:lang w:val="en_US" w:bidi="en_US"/>
@@ -26014,7 +25949,7 @@
         </w:rPr>
         <w:t xml:space="preserve">In </w:t>
       </w:r>
-      <w:hyperlink r:id="rId39">
+      <w:hyperlink r:id="rId37">
         <w:r>
           <w:rPr>
             <w:lang w:val="en_US" w:bidi="en_US"/>
@@ -26032,7 +25967,7 @@
         </w:rPr>
         <w:t xml:space="preserve"> the man speaks of the woman he loves as if she were far away from him and he invites her to “come with” him and “descend from” the height of three high places and be with him. The woman is not actually dwelling in these places but rather the man is using imaginative and poetic language to describe how he feels about being separated from her and to describe his desire to be with her. In </w:t>
       </w:r>
-      <w:hyperlink r:id="rId40">
+      <w:hyperlink r:id="rId38">
         <w:r>
           <w:rPr>
             <w:lang w:val="en_US" w:bidi="en_US"/>
@@ -26080,7 +26015,7 @@
           <w:lang w:val="en_US" w:bidi="en_US"/>
         </w:rPr>
       </w:r>
-      <w:hyperlink r:id="rId41">
+      <w:hyperlink r:id="rId39">
         <w:r>
           <w:rPr>
             <w:lang w:val="en_US" w:bidi="en_US"/>
@@ -26098,7 +26033,7 @@
         </w:rPr>
         <w:t xml:space="preserve"> is an extended metaphor. This metaphor is a conversation between the man and the woman he loves in which the man first compares the woman he loves to “a locked garden” (in </w:t>
       </w:r>
-      <w:hyperlink r:id="rId42">
+      <w:hyperlink r:id="rId40">
         <w:r>
           <w:rPr>
             <w:lang w:val="en_US" w:bidi="en_US"/>
@@ -26116,7 +26051,7 @@
         </w:rPr>
         <w:t xml:space="preserve">) where many delightful things grow and then the woman responds by inviting the man to come to her garden in </w:t>
       </w:r>
-      <w:hyperlink r:id="rId43">
+      <w:hyperlink r:id="rId41">
         <w:r>
           <w:rPr>
             <w:lang w:val="en_US" w:bidi="en_US"/>
@@ -26134,7 +26069,7 @@
         </w:rPr>
         <w:t xml:space="preserve">. The man then responds to her invitation in </w:t>
       </w:r>
-      <w:hyperlink r:id="rId44">
+      <w:hyperlink r:id="rId42">
         <w:r>
           <w:rPr>
             <w:lang w:val="en_US" w:bidi="en_US"/>
@@ -26165,7 +26100,7 @@
         </w:rPr>
         <w:t xml:space="preserve"> is used as a metaphor for the woman in </w:t>
       </w:r>
-      <w:hyperlink r:id="rId40">
+      <w:hyperlink r:id="rId38">
         <w:r>
           <w:rPr>
             <w:lang w:val="en_US" w:bidi="en_US"/>
@@ -26183,7 +26118,7 @@
         </w:rPr>
         <w:t xml:space="preserve">, in </w:t>
       </w:r>
-      <w:hyperlink r:id="rId43">
+      <w:hyperlink r:id="rId41">
         <w:r>
           <w:rPr>
             <w:lang w:val="en_US" w:bidi="en_US"/>
@@ -26201,7 +26136,7 @@
         </w:rPr>
         <w:t xml:space="preserve"> (two times), and in </w:t>
       </w:r>
-      <w:hyperlink r:id="rId44">
+      <w:hyperlink r:id="rId42">
         <w:r>
           <w:rPr>
             <w:lang w:val="en_US" w:bidi="en_US"/>
@@ -26219,7 +26154,7 @@
         </w:rPr>
         <w:t xml:space="preserve">. You should be consistent in how you translate the term “garden.” In </w:t>
       </w:r>
-      <w:hyperlink r:id="rId45">
+      <w:hyperlink r:id="rId43">
         <w:r>
           <w:rPr>
             <w:lang w:val="en_US" w:bidi="en_US"/>
@@ -26237,7 +26172,7 @@
         </w:rPr>
         <w:t xml:space="preserve"> the man speaks of the woman’s body as “an orchard of pomegranate trees with delicious fruits” and then in </w:t>
       </w:r>
-      <w:hyperlink r:id="rId43">
+      <w:hyperlink r:id="rId41">
         <w:r>
           <w:rPr>
             <w:lang w:val="en_US" w:bidi="en_US"/>
@@ -26381,7 +26316,7 @@
         </w:rPr>
         <w:t xml:space="preserve">See how you translated these two parallel phrases in </w:t>
       </w:r>
-      <w:hyperlink r:id="rId27">
+      <w:hyperlink r:id="rId25">
         <w:r>
           <w:rPr>
             <w:lang w:val="en_US" w:bidi="en_US"/>
@@ -26495,7 +26430,7 @@
         </w:rPr>
         <w:t xml:space="preserve"> in </w:t>
       </w:r>
-      <w:hyperlink r:id="rId27">
+      <w:hyperlink r:id="rId25">
         <w:r>
           <w:rPr>
             <w:lang w:val="en_US" w:bidi="en_US"/>
@@ -27550,7 +27485,7 @@
         </w:rPr>
         <w:t xml:space="preserve"> in </w:t>
       </w:r>
-      <w:hyperlink r:id="rId46">
+      <w:hyperlink r:id="rId44">
         <w:r>
           <w:rPr>
             <w:lang w:val="en_US" w:bidi="en_US"/>
@@ -28568,7 +28503,7 @@
         </w:rPr>
         <w:t xml:space="preserve">See how you translated the plural form “gazelles” in </w:t>
       </w:r>
-      <w:hyperlink r:id="rId28">
+      <w:hyperlink r:id="rId26">
         <w:r>
           <w:rPr>
             <w:lang w:val="en_US" w:bidi="en_US"/>
@@ -28669,7 +28604,7 @@
         </w:rPr>
         <w:t xml:space="preserve">See how you translated the singular form “lily” in </w:t>
       </w:r>
-      <w:hyperlink r:id="rId24">
+      <w:hyperlink r:id="rId22">
         <w:r>
           <w:rPr>
             <w:lang w:val="en_US" w:bidi="en_US"/>
@@ -28797,7 +28732,7 @@
         </w:rPr>
         <w:t xml:space="preserve"> in </w:t>
       </w:r>
-      <w:hyperlink r:id="rId47">
+      <w:hyperlink r:id="rId45">
         <w:r>
           <w:rPr>
             <w:lang w:val="en_US" w:bidi="en_US"/>
@@ -29021,7 +28956,7 @@
         </w:rPr>
         <w:t xml:space="preserve"> in </w:t>
       </w:r>
-      <w:hyperlink r:id="rId22">
+      <w:hyperlink r:id="rId20">
         <w:r>
           <w:rPr>
             <w:lang w:val="en_US" w:bidi="en_US"/>
@@ -30353,7 +30288,7 @@
         </w:rPr>
         <w:t xml:space="preserve"> in </w:t>
       </w:r>
-      <w:hyperlink r:id="rId48">
+      <w:hyperlink r:id="rId46">
         <w:r>
           <w:rPr>
             <w:lang w:val="en_US" w:bidi="en_US"/>
@@ -31681,7 +31616,7 @@
         </w:rPr>
         <w:t xml:space="preserve"> in </w:t>
       </w:r>
-      <w:hyperlink r:id="rId48">
+      <w:hyperlink r:id="rId46">
         <w:r>
           <w:rPr>
             <w:lang w:val="en_US" w:bidi="en_US"/>
@@ -32255,7 +32190,7 @@
         </w:rPr>
         <w:t xml:space="preserve"> and as as if she is various other spices and pleasant smelling plants and trees that are in the “locked garden” (</w:t>
       </w:r>
-      <w:hyperlink r:id="rId40">
+      <w:hyperlink r:id="rId38">
         <w:r>
           <w:rPr>
             <w:lang w:val="en_US" w:bidi="en_US"/>
@@ -32273,7 +32208,7 @@
         </w:rPr>
         <w:t xml:space="preserve">). If you translated </w:t>
       </w:r>
-      <w:hyperlink r:id="rId40">
+      <w:hyperlink r:id="rId38">
         <w:r>
           <w:rPr>
             <w:lang w:val="en_US" w:bidi="en_US"/>
@@ -32497,7 +32432,7 @@
         </w:rPr>
         <w:t xml:space="preserve"> in </w:t>
       </w:r>
-      <w:hyperlink r:id="rId49">
+      <w:hyperlink r:id="rId47">
         <w:r>
           <w:rPr>
             <w:lang w:val="en_US" w:bidi="en_US"/>
@@ -32528,7 +32463,7 @@
         </w:rPr>
         <w:t xml:space="preserve"> in </w:t>
       </w:r>
-      <w:hyperlink r:id="rId50">
+      <w:hyperlink r:id="rId48">
         <w:r>
           <w:rPr>
             <w:lang w:val="en_US" w:bidi="en_US"/>
@@ -32831,7 +32766,7 @@
         </w:rPr>
         <w:t xml:space="preserve">Here, the man continues the metaphor that he began in </w:t>
       </w:r>
-      <w:hyperlink r:id="rId40">
+      <w:hyperlink r:id="rId38">
         <w:r>
           <w:rPr>
             <w:lang w:val="en_US" w:bidi="en_US"/>
@@ -32888,7 +32823,7 @@
         </w:rPr>
         <w:t xml:space="preserve">. If you translated </w:t>
       </w:r>
-      <w:hyperlink r:id="rId51">
+      <w:hyperlink r:id="rId49">
         <w:r>
           <w:rPr>
             <w:lang w:val="en_US" w:bidi="en_US"/>
@@ -32906,7 +32841,7 @@
         </w:rPr>
         <w:t xml:space="preserve"> as a simile you should also translate this verse as a simile See how you translated the word “garden” in </w:t>
       </w:r>
-      <w:hyperlink r:id="rId40">
+      <w:hyperlink r:id="rId38">
         <w:r>
           <w:rPr>
             <w:lang w:val="en_US" w:bidi="en_US"/>
@@ -33610,7 +33545,7 @@
         </w:rPr>
         <w:t xml:space="preserve">Here, the woman continues the “garden” metaphor (that the man began in </w:t>
       </w:r>
-      <w:hyperlink r:id="rId40">
+      <w:hyperlink r:id="rId38">
         <w:r>
           <w:rPr>
             <w:lang w:val="en_US" w:bidi="en_US"/>
@@ -33706,7 +33641,7 @@
         </w:rPr>
         <w:t xml:space="preserve"> here the same way you did in </w:t>
       </w:r>
-      <w:hyperlink r:id="rId40">
+      <w:hyperlink r:id="rId38">
         <w:r>
           <w:rPr>
             <w:lang w:val="en_US" w:bidi="en_US"/>
@@ -33724,7 +33659,7 @@
         </w:rPr>
         <w:t xml:space="preserve"> because both uses refer to the woman’s body. In </w:t>
       </w:r>
-      <w:hyperlink r:id="rId45">
+      <w:hyperlink r:id="rId43">
         <w:r>
           <w:rPr>
             <w:lang w:val="en_US" w:bidi="en_US"/>
@@ -33755,7 +33690,7 @@
         </w:rPr>
         <w:t xml:space="preserve">. If you translated </w:t>
       </w:r>
-      <w:hyperlink r:id="rId42">
+      <w:hyperlink r:id="rId40">
         <w:r>
           <w:rPr>
             <w:lang w:val="en_US" w:bidi="en_US"/>
@@ -34178,7 +34113,7 @@
         </w:rPr>
         <w:t xml:space="preserve">An alternate translation possibility for the word the ULT translates as “towers of” in </w:t>
       </w:r>
-      <w:hyperlink r:id="rId52">
+      <w:hyperlink r:id="rId50">
         <w:r>
           <w:rPr>
             <w:lang w:val="en_US" w:bidi="en_US"/>
@@ -34281,7 +34216,7 @@
         </w:rPr>
         <w:t xml:space="preserve">Here, the man continues using the “garden” metaphor that he began in </w:t>
       </w:r>
-      <w:hyperlink r:id="rId40">
+      <w:hyperlink r:id="rId38">
         <w:r>
           <w:rPr>
             <w:lang w:val="en_US" w:bidi="en_US"/>
@@ -34351,7 +34286,7 @@
         </w:rPr>
         <w:t xml:space="preserve"> are all metaphors for the man enjoying the woman’s body. If you used similes to translate </w:t>
       </w:r>
-      <w:hyperlink r:id="rId53">
+      <w:hyperlink r:id="rId51">
         <w:r>
           <w:rPr>
             <w:lang w:val="en_US" w:bidi="en_US"/>
@@ -34769,7 +34704,7 @@
         </w:rPr>
         <w:t xml:space="preserve"> in </w:t>
       </w:r>
-      <w:hyperlink r:id="rId48">
+      <w:hyperlink r:id="rId46">
         <w:r>
           <w:rPr>
             <w:lang w:val="en_US" w:bidi="en_US"/>
@@ -35329,7 +35264,7 @@
         </w:rPr>
         <w:t xml:space="preserve"> in </w:t>
       </w:r>
-      <w:hyperlink r:id="rId22">
+      <w:hyperlink r:id="rId20">
         <w:r>
           <w:rPr>
             <w:lang w:val="en_US" w:bidi="en_US"/>
@@ -35423,7 +35358,7 @@
         </w:rPr>
         <w:t xml:space="preserve"> in </w:t>
       </w:r>
-      <w:hyperlink r:id="rId48">
+      <w:hyperlink r:id="rId46">
         <w:r>
           <w:rPr>
             <w:lang w:val="en_US" w:bidi="en_US"/>
@@ -35454,7 +35389,7 @@
         </w:rPr>
         <w:t xml:space="preserve"> in </w:t>
       </w:r>
-      <w:hyperlink r:id="rId21">
+      <w:hyperlink r:id="rId19">
         <w:r>
           <w:rPr>
             <w:lang w:val="en_US" w:bidi="en_US"/>
@@ -35568,7 +35503,7 @@
         </w:rPr>
         <w:t xml:space="preserve"> in </w:t>
       </w:r>
-      <w:hyperlink r:id="rId23">
+      <w:hyperlink r:id="rId21">
         <w:r>
           <w:rPr>
             <w:lang w:val="en_US" w:bidi="en_US"/>
@@ -36055,7 +35990,7 @@
         </w:rPr>
         <w:t xml:space="preserve"> in </w:t>
       </w:r>
-      <w:hyperlink r:id="rId22">
+      <w:hyperlink r:id="rId20">
         <w:r>
           <w:rPr>
             <w:lang w:val="en_US" w:bidi="en_US"/>
@@ -36710,7 +36645,7 @@
         </w:rPr>
         <w:t xml:space="preserve"> in </w:t>
       </w:r>
-      <w:hyperlink r:id="rId22">
+      <w:hyperlink r:id="rId20">
         <w:r>
           <w:rPr>
             <w:lang w:val="en_US" w:bidi="en_US"/>
@@ -37360,7 +37295,7 @@
         </w:rPr>
         <w:t xml:space="preserve"> in </w:t>
       </w:r>
-      <w:hyperlink r:id="rId54">
+      <w:hyperlink r:id="rId52">
         <w:r>
           <w:rPr>
             <w:lang w:val="en_US" w:bidi="en_US"/>
@@ -37940,7 +37875,7 @@
         </w:rPr>
         <w:t xml:space="preserve"> in </w:t>
       </w:r>
-      <w:hyperlink r:id="rId28">
+      <w:hyperlink r:id="rId26">
         <w:r>
           <w:rPr>
             <w:lang w:val="en_US" w:bidi="en_US"/>
@@ -38054,7 +37989,7 @@
         </w:rPr>
         <w:t xml:space="preserve"> in </w:t>
       </w:r>
-      <w:hyperlink r:id="rId55">
+      <w:hyperlink r:id="rId53">
         <w:r>
           <w:rPr>
             <w:lang w:val="en_US" w:bidi="en_US"/>
@@ -38543,7 +38478,7 @@
         </w:rPr>
         <w:t xml:space="preserve"> in </w:t>
       </w:r>
-      <w:hyperlink r:id="rId56">
+      <w:hyperlink r:id="rId54">
         <w:r>
           <w:rPr>
             <w:lang w:val="en_US" w:bidi="en_US"/>
@@ -39449,7 +39384,7 @@
         </w:rPr>
         <w:t xml:space="preserve">In </w:t>
       </w:r>
-      <w:hyperlink r:id="rId27">
+      <w:hyperlink r:id="rId25">
         <w:r>
           <w:rPr>
             <w:lang w:val="en_US" w:bidi="en_US"/>
@@ -40461,7 +40396,7 @@
         </w:rPr>
         <w:t xml:space="preserve"> in </w:t>
       </w:r>
-      <w:hyperlink r:id="rId57">
+      <w:hyperlink r:id="rId55">
         <w:r>
           <w:rPr>
             <w:lang w:val="en_US" w:bidi="en_US"/>
@@ -40575,7 +40510,7 @@
         </w:rPr>
         <w:t xml:space="preserve"> in </w:t>
       </w:r>
-      <w:hyperlink r:id="rId58">
+      <w:hyperlink r:id="rId56">
         <w:r>
           <w:rPr>
             <w:lang w:val="en_US" w:bidi="en_US"/>
@@ -42323,7 +42258,7 @@
         </w:rPr>
         <w:t xml:space="preserve"> in </w:t>
       </w:r>
-      <w:hyperlink r:id="rId20">
+      <w:hyperlink r:id="rId18">
         <w:r>
           <w:rPr>
             <w:lang w:val="en_US" w:bidi="en_US"/>
@@ -42811,7 +42746,7 @@
         </w:rPr>
         <w:t xml:space="preserve"> in </w:t>
       </w:r>
-      <w:hyperlink r:id="rId56">
+      <w:hyperlink r:id="rId54">
         <w:r>
           <w:rPr>
             <w:lang w:val="en_US" w:bidi="en_US"/>
@@ -43106,7 +43041,7 @@
         </w:rPr>
         <w:t xml:space="preserve"> both refer to the woman’s body. The woman resumes the “garden” metaphor that was used in </w:t>
       </w:r>
-      <w:hyperlink r:id="rId41">
+      <w:hyperlink r:id="rId39">
         <w:r>
           <w:rPr>
             <w:lang w:val="en_US" w:bidi="en_US"/>
@@ -43163,7 +43098,7 @@
         </w:rPr>
         <w:t xml:space="preserve"> are both metaphors for the man enjoying the woman’s body. If you used similes to translate </w:t>
       </w:r>
-      <w:hyperlink r:id="rId41">
+      <w:hyperlink r:id="rId39">
         <w:r>
           <w:rPr>
             <w:lang w:val="en_US" w:bidi="en_US"/>
@@ -43536,7 +43471,7 @@
         </w:rPr>
         <w:t xml:space="preserve"> in </w:t>
       </w:r>
-      <w:hyperlink r:id="rId52">
+      <w:hyperlink r:id="rId50">
         <w:r>
           <w:rPr>
             <w:lang w:val="en_US" w:bidi="en_US"/>
@@ -43753,7 +43688,7 @@
         </w:rPr>
         <w:t xml:space="preserve">See how you translated the similar phrase “My beloved belongs to me and I belong to him” in </w:t>
       </w:r>
-      <w:hyperlink r:id="rId57">
+      <w:hyperlink r:id="rId55">
         <w:r>
           <w:rPr>
             <w:lang w:val="en_US" w:bidi="en_US"/>
@@ -43848,7 +43783,7 @@
         </w:rPr>
         <w:t xml:space="preserve">See how you translated the similar phrase “the man grazing among the lilies” in </w:t>
       </w:r>
-      <w:hyperlink r:id="rId57">
+      <w:hyperlink r:id="rId55">
         <w:r>
           <w:rPr>
             <w:lang w:val="en_US" w:bidi="en_US"/>
@@ -44098,7 +44033,7 @@
         </w:rPr>
         <w:t xml:space="preserve">See how you translated the phrase “you are beautiful, my darling” in </w:t>
       </w:r>
-      <w:hyperlink r:id="rId27">
+      <w:hyperlink r:id="rId25">
         <w:r>
           <w:rPr>
             <w:lang w:val="en_US" w:bidi="en_US"/>
@@ -44496,7 +44431,7 @@
         </w:rPr>
         <w:t xml:space="preserve"> in </w:t>
       </w:r>
-      <w:hyperlink r:id="rId59">
+      <w:hyperlink r:id="rId57">
         <w:r>
           <w:rPr>
             <w:lang w:val="en_US" w:bidi="en_US"/>
@@ -44611,7 +44546,7 @@
         </w:rPr>
         <w:t xml:space="preserve">See how you translated the similar sentence “Your hair is like a flock of goats that hop down from the slopes of Gilead” in </w:t>
       </w:r>
-      <w:hyperlink r:id="rId46">
+      <w:hyperlink r:id="rId44">
         <w:r>
           <w:rPr>
             <w:lang w:val="en_US" w:bidi="en_US"/>
@@ -44712,7 +44647,7 @@
         </w:rPr>
         <w:t xml:space="preserve">See how you translated the almost identical verse in </w:t>
       </w:r>
-      <w:hyperlink r:id="rId60">
+      <w:hyperlink r:id="rId58">
         <w:r>
           <w:rPr>
             <w:lang w:val="en_US" w:bidi="en_US"/>
@@ -44949,7 +44884,7 @@
         </w:rPr>
         <w:t xml:space="preserve">See how you translated </w:t>
       </w:r>
-      <w:hyperlink r:id="rId61">
+      <w:hyperlink r:id="rId59">
         <w:r>
           <w:rPr>
             <w:lang w:val="en_US" w:bidi="en_US"/>
@@ -45308,7 +45243,7 @@
         </w:rPr>
         <w:t xml:space="preserve"> in </w:t>
       </w:r>
-      <w:hyperlink r:id="rId18">
+      <w:hyperlink r:id="rId16">
         <w:r>
           <w:rPr>
             <w:lang w:val="en_US" w:bidi="en_US"/>
@@ -45765,7 +45700,7 @@
         </w:rPr>
         <w:t xml:space="preserve"> in </w:t>
       </w:r>
-      <w:hyperlink r:id="rId62">
+      <w:hyperlink r:id="rId60">
         <w:r>
           <w:rPr>
             <w:lang w:val="en_US" w:bidi="en_US"/>
@@ -46824,7 +46759,7 @@
         </w:rPr>
         <w:t xml:space="preserve">See how you translated the identical phrase “awe-inspiring like bannered armies” in </w:t>
       </w:r>
-      <w:hyperlink r:id="rId63">
+      <w:hyperlink r:id="rId61">
         <w:r>
           <w:rPr>
             <w:lang w:val="en_US" w:bidi="en_US"/>
@@ -48297,7 +48232,7 @@
         </w:rPr>
         <w:t xml:space="preserve">An alternate translation possibility for the word the ULT translates as “love” in </w:t>
       </w:r>
-      <w:hyperlink r:id="rId64">
+      <w:hyperlink r:id="rId62">
         <w:r>
           <w:rPr>
             <w:lang w:val="en_US" w:bidi="en_US"/>
@@ -48334,7 +48269,7 @@
         </w:rPr>
         <w:t xml:space="preserve">An alternate translation possibility for the words that the ULT translates as “the lips of those who sleep” in </w:t>
       </w:r>
-      <w:hyperlink r:id="rId65">
+      <w:hyperlink r:id="rId63">
         <w:r>
           <w:rPr>
             <w:lang w:val="en_US" w:bidi="en_US"/>
@@ -48437,7 +48372,7 @@
         </w:rPr>
         <w:t xml:space="preserve">If you are using section headings to indicate who is speaking and you decided in the previous verse that the woman said the words “Why do you look at the Shulammite like the dance of two armies” you will need to place a section header above this verse indicating that the man is now speaking. The man begins speaking directly to the woman in this verse and continues speaking to her until part way through </w:t>
       </w:r>
-      <w:hyperlink r:id="rId65">
+      <w:hyperlink r:id="rId63">
         <w:r>
           <w:rPr>
             <w:lang w:val="en_US" w:bidi="en_US"/>
@@ -50010,7 +49945,7 @@
         </w:rPr>
         <w:t xml:space="preserve">See how you translated the almost identical statement in </w:t>
       </w:r>
-      <w:hyperlink r:id="rId66">
+      <w:hyperlink r:id="rId64">
         <w:r>
           <w:rPr>
             <w:lang w:val="en_US" w:bidi="en_US"/>
@@ -50311,7 +50246,7 @@
         </w:rPr>
         <w:t xml:space="preserve"> in </w:t>
       </w:r>
-      <w:hyperlink r:id="rId67">
+      <w:hyperlink r:id="rId65">
         <w:r>
           <w:rPr>
             <w:lang w:val="en_US" w:bidi="en_US"/>
@@ -51678,7 +51613,7 @@
         </w:rPr>
         <w:t xml:space="preserve">See how you translated the similar phrase “You are beautiful” in </w:t>
       </w:r>
-      <w:hyperlink r:id="rId63">
+      <w:hyperlink r:id="rId61">
         <w:r>
           <w:rPr>
             <w:lang w:val="en_US" w:bidi="en_US"/>
@@ -54546,7 +54481,7 @@
         </w:rPr>
         <w:t xml:space="preserve">See how you translated the identical phrase in </w:t>
       </w:r>
-      <w:hyperlink r:id="rId68">
+      <w:hyperlink r:id="rId66">
         <w:r>
           <w:rPr>
             <w:lang w:val="en_US" w:bidi="en_US"/>
@@ -54937,7 +54872,7 @@
         </w:rPr>
         <w:t xml:space="preserve"> as modeled by the ULT’s translation. (2) “among the henna bushes” (henna bushes produce flowers). If you choose this option see how you translated the phrase “henna blossoms” in </w:t>
       </w:r>
-      <w:hyperlink r:id="rId50">
+      <w:hyperlink r:id="rId48">
         <w:r>
           <w:rPr>
             <w:lang w:val="en_US" w:bidi="en_US"/>
@@ -55211,7 +55146,7 @@
         </w:rPr>
         <w:t xml:space="preserve">See how you translated the similar phrase “had the vine budded” in </w:t>
       </w:r>
-      <w:hyperlink r:id="rId69">
+      <w:hyperlink r:id="rId67">
         <w:r>
           <w:rPr>
             <w:lang w:val="en_US" w:bidi="en_US"/>
@@ -55306,7 +55241,7 @@
         </w:rPr>
         <w:t xml:space="preserve">See how you translated the similar phrase “Had the pomegranates bloomed” in </w:t>
       </w:r>
-      <w:hyperlink r:id="rId69">
+      <w:hyperlink r:id="rId67">
         <w:r>
           <w:rPr>
             <w:lang w:val="en_US" w:bidi="en_US"/>
@@ -56006,7 +55941,7 @@
         </w:rPr>
         <w:t xml:space="preserve">The meaning of </w:t>
       </w:r>
-      <w:hyperlink r:id="rId70">
+      <w:hyperlink r:id="rId68">
         <w:r>
           <w:rPr>
             <w:lang w:val="en_US" w:bidi="en_US"/>
@@ -56032,7 +55967,7 @@
         </w:rPr>
         <w:t xml:space="preserve">The three possible meanings of </w:t>
       </w:r>
-      <w:hyperlink r:id="rId70">
+      <w:hyperlink r:id="rId68">
         <w:r>
           <w:rPr>
             <w:lang w:val="en_US" w:bidi="en_US"/>
@@ -56050,7 +55985,7 @@
         </w:rPr>
         <w:t xml:space="preserve"> are: (1) that the woman is speaking of herself as a vineyard and saying that her vineyard is hers alone and is comparing herself to Solomon’s vineyard (which was discussed in </w:t>
       </w:r>
-      <w:hyperlink r:id="rId71">
+      <w:hyperlink r:id="rId69">
         <w:r>
           <w:rPr>
             <w:lang w:val="en_US" w:bidi="en_US"/>
@@ -56068,7 +56003,7 @@
         </w:rPr>
         <w:t xml:space="preserve">) and saying that Solomon can keep the profits from his vineyard and his vineyard keepers can keep their portion of the profits from that vineyard. This is the interpretation of the UST. (2) that the woman is speaking of herself as a vineyard and saying that her vineyard is hers alone but that the man who she loves and calls Solomon can freely have the vineyard (her) because she chooses to give herself freely to him. (3) that the man is speaking of the woman he loves as a vineyard and saying that his vineyard (the woman he loves) is his alone and is comparing his vineyard (the woman he loves) to Solomon’s vineyard (which was discussed in </w:t>
       </w:r>
-      <w:hyperlink r:id="rId71">
+      <w:hyperlink r:id="rId69">
         <w:r>
           <w:rPr>
             <w:lang w:val="en_US" w:bidi="en_US"/>
@@ -56939,7 +56874,7 @@
         </w:rPr>
         <w:t xml:space="preserve"> in </w:t>
       </w:r>
-      <w:hyperlink r:id="rId32">
+      <w:hyperlink r:id="rId30">
         <w:r>
           <w:rPr>
             <w:lang w:val="en_US" w:bidi="en_US"/>
@@ -57227,7 +57162,7 @@
         </w:rPr>
         <w:t xml:space="preserve">See how you translated the similar phrase “spiced wine” in </w:t>
       </w:r>
-      <w:hyperlink r:id="rId72">
+      <w:hyperlink r:id="rId70">
         <w:r>
           <w:rPr>
             <w:lang w:val="en_US" w:bidi="en_US"/>
@@ -57561,7 +57496,7 @@
         </w:rPr>
         <w:t xml:space="preserve">This verse is identical to </w:t>
       </w:r>
-      <w:hyperlink r:id="rId73">
+      <w:hyperlink r:id="rId71">
         <w:r>
           <w:rPr>
             <w:lang w:val="en_US" w:bidi="en_US"/>
@@ -57579,7 +57514,7 @@
         </w:rPr>
         <w:t xml:space="preserve">. Translate this verse exactly as you translated </w:t>
       </w:r>
-      <w:hyperlink r:id="rId73">
+      <w:hyperlink r:id="rId71">
         <w:r>
           <w:rPr>
             <w:lang w:val="en_US" w:bidi="en_US"/>
@@ -57680,7 +57615,7 @@
         </w:rPr>
         <w:t xml:space="preserve">Besides excluding the phrase “by the female gazelles or the does of the field”, this verse is nearly identical to </w:t>
       </w:r>
-      <w:hyperlink r:id="rId28">
+      <w:hyperlink r:id="rId26">
         <w:r>
           <w:rPr>
             <w:lang w:val="en_US" w:bidi="en_US"/>
@@ -57698,7 +57633,7 @@
         </w:rPr>
         <w:t xml:space="preserve">. You should translate this verse in a similar way to how you translated </w:t>
       </w:r>
-      <w:hyperlink r:id="rId28">
+      <w:hyperlink r:id="rId26">
         <w:r>
           <w:rPr>
             <w:lang w:val="en_US" w:bidi="en_US"/>
@@ -58237,7 +58172,7 @@
         </w:rPr>
         <w:t xml:space="preserve"> in </w:t>
       </w:r>
-      <w:hyperlink r:id="rId26">
+      <w:hyperlink r:id="rId24">
         <w:r>
           <w:rPr>
             <w:lang w:val="en_US" w:bidi="en_US"/>
@@ -62931,7 +62866,7 @@
         </w:rPr>
         <w:t xml:space="preserve"> is a metaphor (see the section on </w:t>
       </w:r>
-      <w:hyperlink r:id="rId70">
+      <w:hyperlink r:id="rId68">
         <w:r>
           <w:rPr>
             <w:lang w:val="en_US" w:bidi="en_US"/>
@@ -62975,7 +62910,7 @@
         </w:rPr>
         <w:t xml:space="preserve">, as she did in </w:t>
       </w:r>
-      <w:hyperlink r:id="rId74">
+      <w:hyperlink r:id="rId72">
         <w:r>
           <w:rPr>
             <w:lang w:val="en_US" w:bidi="en_US"/>
@@ -63427,7 +63362,7 @@
         </w:rPr>
         <w:t xml:space="preserve"> (even though he was not Solomon) as term of endearment similar to how she called the man she loved “The king” in </w:t>
       </w:r>
-      <w:hyperlink r:id="rId19">
+      <w:hyperlink r:id="rId17">
         <w:r>
           <w:rPr>
             <w:lang w:val="en_US" w:bidi="en_US"/>
@@ -63652,7 +63587,7 @@
         </w:rPr>
         <w:t xml:space="preserve"> is masculine in form in the original language and most likely refers to the man’s friends who were shepherds and were mentioned in </w:t>
       </w:r>
-      <w:hyperlink r:id="rId34">
+      <w:hyperlink r:id="rId32">
         <w:r>
           <w:rPr>
             <w:lang w:val="en_US" w:bidi="en_US"/>
@@ -63683,7 +63618,7 @@
         </w:rPr>
         <w:t xml:space="preserve"> in </w:t>
       </w:r>
-      <w:hyperlink r:id="rId34">
+      <w:hyperlink r:id="rId32">
         <w:r>
           <w:rPr>
             <w:lang w:val="en_US" w:bidi="en_US"/>
@@ -64095,7 +64030,7 @@
         </w:rPr>
         <w:t xml:space="preserve">See how you translated the similar expression “My beloved is resembling a gazelle or a young stag” in </w:t>
       </w:r>
-      <w:hyperlink r:id="rId30">
+      <w:hyperlink r:id="rId28">
         <w:r>
           <w:rPr>
             <w:lang w:val="en_US" w:bidi="en_US"/>

--- a/eng/docx/22.content.docx
+++ b/eng/docx/22.content.docx
@@ -141,13 +141,6 @@
         <w:rPr>
           <w:lang w:val="en_US" w:bidi="en_US"/>
         </w:rPr>
-      </w:r>
-      <w:r>
-        <w:rPr>
-          <w:i/>
-          <w:lang w:val="en_US" w:bidi="en_US"/>
-        </w:rPr>
-        <w:t>Song of Solomon - Introduction, Song of Solomon - Chapter 1 Introduction, Song of Solomon 1:1 (#1), Song of Solomon 1:1 (#2), Song of Solomon 1:1 (#3), Song of Solomon 1:2 (#1), Song of Solomon 1:2 (#2), Song of Solomon 1:2 (#3), Song of Solomon 1:2 (#4), Song of Solomon 1:2–4 (#1), Song of Solomon 1:3 (#1), Song of Solomon 1:3 (#2), Song of Solomon 1:3 (#3), Song of Solomon 1:3 (#4), Song of Solomon 1:3 (#5), Song of Solomon 1:3 (#6), Song of Solomon 1:4 (#1), Song of Solomon 1:4 (#2), Song of Solomon 1:4 (#3), Song of Solomon 1:4 (#4), Song of Solomon 1:4 (#5), Song of Solomon 1:4 (#6), Song of Solomon 1:4 (#7), Song of Solomon 1:4 (#8), Song of Solomon 1:4 (#9), Song of Solomon 1:4 (#10), Song of Solomon 1:4 (#11), Song of Solomon 1:4 (#12), Song of Solomon 1:4 (#13), Song of Solomon 1:4 (#14), Song of Solomon 1:4 (#15), Song of Solomon 1:4 (#16), Song of Solomon 1:5 (#1), Song of Solomon 1:5 (#2), Song of Solomon 1:5 (#3), Song of Solomon 1:5 (#4), Song of Solomon 1:6 (#1), Song of Solomon 1:6 (#2), Song of Solomon 1:6 (#3), Song of Solomon 1:6 (#4), Song of Solomon 1:6 (#5), Song of Solomon 1:6 (#6), Song of Solomon 1:6 (#7), Song of Solomon 1:7 (#1), Song of Solomon 1:7 (#2), Song of Solomon 1:7 (#3), Song of Solomon 1:7 (#4), Song of Solomon 1:7 (#5), Song of Solomon 1:7 (#6), Song of Solomon 1:8 (#1), Song of Solomon 1:8 (#2), Song of Solomon 1:8 (#3), Song of Solomon 1:8 (#4), Song of Solomon 1:8 (#5), Song of Solomon 1:8 (#6), Song of Solomon 1:9 (#1), Song of Solomon 1:9 (#2), Song of Solomon 1:9 (#3), Song of Solomon 1:9 (#4), Song of Solomon 1:10 (#1), Song of Solomon 1:10 (#2), Song of Solomon 1:11 (#1), Song of Solomon 1:11 (#2), Song of Solomon 1:11 (#3), Song of Solomon 1:12 (#1), Song of Solomon 1:12 (#2), Song of Solomon 1:12 (#3), Song of Solomon 1:12 (#4), Song of Solomon 1:13 (#1), Song of Solomon 1:13 (#2), Song of Solomon 1:13 (#3), Song of Solomon 1:13 (#4), Song of Solomon 1:13 (#5), Song of Solomon 1:13 (#6), Song of Solomon 1:14 (#1), Song of Solomon 1:14 (#2), Song of Solomon 1:15 (#1), Song of Solomon 1:15 (#2), Song of Solomon 1:15 (#3), Song of Solomon 1:15 (#4), Song of Solomon 1:16 (#1), Song of Solomon 1:16 (#2), Song of Solomon 1:16 (#3), Song of Solomon 1:16 (#4), Song of Solomon 1:16 (#5), Song of Solomon 1:16 (#6), Song of Solomon 1:17 (#1), Song of Solomon 1:17 (#2), Song of Solomon - Chapter 2 Introduction, Song of Solomon 2:1 (#1), Song of Solomon 2:1 (#2), Song of Solomon 2:1 (#3), Song of Solomon 2:1 (#4), Song of Solomon 2:1 (#5), Song of Solomon 2:1 (#6), Song of Solomon 2:2 (#1), Song of Solomon 2:2 (#2), Song of Solomon 2:2 (#3), Song of Solomon 2:2 (#4), Song of Solomon 2:3 (#1), Song of Solomon 2:3 (#2), Song of Solomon 2:3 (#3), Song of Solomon 2:3 (#4), Song of Solomon 2:3 (#5), Song of Solomon 2:3 (#6), Song of Solomon 2:3 (#7), Song of Solomon 2:3 (#8), Song of Solomon 2:3 (#9), Song of Solomon 2:4 (#1), Song of Solomon 2:4 (#2), Song of Solomon 2:4 (#3), Song of Solomon 2:4 (#4), Song of Solomon 2:4 (#5), Song of Solomon 2:4 (#6), Song of Solomon 2:4 (#7), Song of Solomon 2:5 (#1), Song of Solomon 2:5 (#2), Song of Solomon 2:5 (#3), Song of Solomon 2:5 (#4), Song of Solomon 2:5 (#5), Song of Solomon 2:5 (#6), Song of Solomon 2:5 (#7), Song of Solomon 2:6 (#1), Song of Solomon 2:7 (#1), Song of Solomon 2:7 (#2), Song of Solomon 2:7 (#3), Song of Solomon 2:7 (#4), Song of Solomon 2:7 (#5), Song of Solomon 2:7 (#6), Song of Solomon 2:7 (#7), Song of Solomon 2:7 (#8), Song of Solomon 2:7 (#9), Song of Solomon 2:8 (#1), Song of Solomon 2:8 (#2), Song of Solomon 2:8 (#3), Song of Solomon 2:8 (#4), Song of Solomon 2:8–9 (#1), Song of Solomon 2:8–9 (#2), Song of Solomon 2:9 (#1), Song of Solomon 2:9 (#2), Song of Solomon 2:9 (#3), Song of Solomon 2:9 (#4), Song of Solomon 2:9 (#5), Song of Solomon 2:9 (#6), Song of Solomon 2:9 (#7), Song of Solomon 2:9 (#8), Song of Solomon 2:10 (#1), Song of Solomon 2:11 (#1), Song of Solomon 2:11 (#2), Song of Solomon 2:11 (#3), Song of Solomon 2:11 (#4), Song of Solomon 2:11 (#5), Song of Solomon 2:11 (#6), Song of Solomon 2:11 (#7), Song of Solomon 2:12 (#1), Song of Solomon 2:12 (#2), Song of Solomon 2:13 (#1), Song of Solomon 2:13 (#2), Song of Solomon 2:13 (#3), Song of Solomon 2:13 (#4), Song of Solomon 2:14 (#1), Song of Solomon 2:14 (#2), Song of Solomon 2:14 (#3), Song of Solomon 2:14 (#4), Song of Solomon 2:14 (#5), Song of Solomon 2:14 (#6), Song of Solomon 2:14 (#7), Song of Solomon 2:15 (#1), Song of Solomon 2:15 (#2), Song of Solomon 2:15 (#3), Song of Solomon 2:15 (#4), Song of Solomon 2:15 (#5), Song of Solomon 2:16 (#1), Song of Solomon 2:16 (#2), Song of Solomon 2:16 (#3), Song of Solomon 2:16 (#4), Song of Solomon 2:17 (#1), Song of Solomon 2:17 (#2), Song of Solomon 2:17 (#3), Song of Solomon 2:17 (#4), Song of Solomon 2:17 (#5), Song of Solomon - Chapter 3 Introduction, Song of Solomon 3:1 (#1), Song of Solomon 3:1 (#2), Song of Solomon 3:1 (#3), Song of Solomon 3:1 (#4), Song of Solomon 3:2 (#1), Song of Solomon 3:2 (#2), Song of Solomon 3:2 (#3), Song of Solomon 3:2 (#4), Song of Solomon 3:2 (#5), Song of Solomon 3:3 (#1), Song of Solomon 3:3 (#2), Song of Solomon 3:3 (#3), Song of Solomon 3:3 (#4), Song of Solomon 3:4 (#1), Song of Solomon 3:4 (#2), Song of Solomon 3:4 (#3), Song of Solomon 3:4 (#4), Song of Solomon 3:5 (#1), Song of Solomon 3:6 (#1), Song of Solomon 3:6 (#2), Song of Solomon 3:6 (#3), Song of Solomon 3:6 (#4), Song of Solomon 3:6 (#5), Song of Solomon 3:6 (#6), Song of Solomon 3:6 (#7), Song of Solomon 3:6 (#8), Song of Solomon 3:6 (#9), Song of Solomon 3:7 (#1), Song of Solomon 3:7 (#2), Song of Solomon 3:7 (#3), Song of Solomon 3:8 (#1), Song of Solomon 3:8 (#2), Song of Solomon 3:8 (#3), Song of Solomon 3:9 (#1), Song of Solomon 3:9 (#2), Song of Solomon 3:9–10 (#1), Song of Solomon 3:9–10 (#2), Song of Solomon 3:10 (#1), Song of Solomon 3:10 (#2), Song of Solomon 3:10 (#3), Song of Solomon 3:10 (#4), Song of Solomon 3:10 (#5), Song of Solomon 3:10 (#6), Song of Solomon 3:10 (#7), Song of Solomon 3:11 (#1), Song of Solomon 3:11 (#2), Song of Solomon 3:11 (#3), Song of Solomon 3:11 (#4), Song of Solomon 3:11 (#5), Song of Solomon - Chapter 4 Introduction, Song of Solomon 4:1 (#1), Song of Solomon 4:1 (#2), Song of Solomon 4:1 (#3), Song of Solomon 4:2 (#1), Song of Solomon 4:2 (#2), Song of Solomon 4:2 (#3), Song of Solomon 4:2 (#4), Song of Solomon 4:2 (#5), Song of Solomon 4:3 (#1), Song of Solomon 4:3 (#2), Song of Solomon 4:3 (#3), Song of Solomon 4:3 (#4), Song of Solomon 4:4 (#1), Song of Solomon 4:4 (#2), Song of Solomon 4:4 (#3), Song of Solomon 4:4 (#4), Song of Solomon 4:4 (#5), Song of Solomon 4:4 (#6), Song of Solomon 4:4 (#7), Song of Solomon 4:5 (#1), Song of Solomon 4:5 (#2), Song of Solomon 4:5 (#3), Song of Solomon 4:6 (#1), Song of Solomon 4:6 (#2), Song of Solomon 4:6 (#3), Song of Solomon 4:6 (#4), Song of Solomon 4:7 (#1), Song of Solomon 4:8 (#1), Song of Solomon 4:8 (#2), Song of Solomon 4:8 (#3), Song of Solomon 4:8 (#4), Song of Solomon 4:8 (#5), Song of Solomon 4:9 (#1), Song of Solomon 4:9 (#2), Song of Solomon 4:9 (#3), Song of Solomon 4:10 (#1), Song of Solomon 4:10 (#2), Song of Solomon 4:10 (#3), Song of Solomon 4:10 (#4), Song of Solomon 4:10 (#5), Song of Solomon 4:10 (#6), Song of Solomon 4:11 (#1), Song of Solomon 4:11 (#2), Song of Solomon 4:11 (#3), Song of Solomon 4:11 (#4), Song of Solomon 4:12 (#1), Song of Solomon 4:12 (#2), Song of Solomon 4:12 (#3), Song of Solomon 4:12 (#4), Song of Solomon 4:12 (#5), Song of Solomon 4:12 (#6), Song of Solomon 4:13 (#1), Song of Solomon 4:13–14 (#1), Song of Solomon 4:13–14 (#2), Song of Solomon 4:13–14 (#1), Song of Solomon 4:14 (#1), Song of Solomon 4:15 (#1), Song of Solomon 4:15 (#2), Song of Solomon 4:15 (#3), Song of Solomon 4:15 (#4), Song of Solomon 4:16 (#1), Song of Solomon 4:16 (#2), Song of Solomon 4:16 (#3), Song of Solomon 4:16 (#4), Song of Solomon - Chapter 5 Introduction, Song of Solomon 5:1 (#1), Song of Solomon 5:1 (#2), Song of Solomon 5:1 (#3), Song of Solomon 5:1 (#4), Song of Solomon 5:1 (#5), Song of Solomon 5:1 (#6), Song of Solomon 5:1 (#7), Song of Solomon 5:2 (#1), Song of Solomon 5:2 (#2), Song of Solomon 5:2 (#3), Song of Solomon 5:2 (#4), Song of Solomon 5:2 (#5), Song of Solomon 5:2 (#6), Song of Solomon 5:2 (#7), Song of Solomon 5:3 (#1), Song of Solomon 5:3 (#2), Song of Solomon 5:4 (#1), Song of Solomon 5:4 (#2), Song of Solomon 5:4 (#3), Song of Solomon 5:5 (#1), Song of Solomon 5:5 (#2), Song of Solomon 5:5 (#3), Song of Solomon 5:6 (#1), Song of Solomon 5:6 (#2), Song of Solomon 5:6 (#3), Song of Solomon 5:6 (#4), Song of Solomon 5:6 (#5), Song of Solomon 5:6 (#6), Song of Solomon 5:7 (#1), Song of Solomon 5:7 (#2), Song of Solomon 5:7 (#3), Song of Solomon 5:7 (#4), Song of Solomon 5:7 (#5), Song of Solomon 5:8 (#1), Song of Solomon 5:8 (#2), Song of Solomon 5:8 (#3), Song of Solomon 5:9 (#1), Song of Solomon 5:9 (#2), Song of Solomon 5:9 (#3), Song of Solomon 5:9 (#4), Song of Solomon 5:9 (#5), Song of Solomon 5:9 (#6), Song of Solomon 5:10 (#1), Song of Solomon 5:10 (#2), Song of Solomon 5:11 (#1), Song of Solomon 5:11 (#2), Song of Solomon 5:11 (#3), Song of Solomon 5:12 (#1), Song of Solomon 5:12 (#2), Song of Solomon 5:13 (#1), Song of Solomon 5:13 (#2), Song of Solomon 5:13 (#3), Song of Solomon 5:13 (#4), Song of Solomon 5:13 (#5), Song of Solomon 5:13 (#6), Song of Solomon 5:13 (#7), Song of Solomon 5:14 (#1), Song of Solomon 5:14 (#2), Song of Solomon 5:14 (#3), Song of Solomon 5:14 (#4), Song of Solomon 5:14 (#5), Song of Solomon 5:14 (#6), Song of Solomon 5:14 (#7), Song of Solomon 5:15 (#1), Song of Solomon 5:15 (#2), Song of Solomon 5:15 (#3), Song of Solomon 5:15 (#4), Song of Solomon 5:16 (#1), Song of Solomon 5:16 (#2), Song of Solomon 5:16 (#3), Song of Solomon - Chapter 6 Introduction, Song of Solomon 6:1 (#1), Song of Solomon 6:1 (#2), Song of Solomon 6:1 (#3), Song of Solomon 6:1 (#4), Song of Solomon 6:1 (#5), Song of Solomon 6:2 (#1), Song of Solomon 6:2 (#2), Song of Solomon 6:2 (#3), Song of Solomon 6:2 (#4), Song of Solomon 6:2 (#5), Song of Solomon 6:3 (#1), Song of Solomon 6:3 (#2), Song of Solomon 6:4 (#1), Song of Solomon 6:4 (#2), Song of Solomon 6:4 (#3), Song of Solomon 6:4 (#4), Song of Solomon 6:4 (#5), Song of Solomon 6:4 (#6), Song of Solomon 6:5 (#1), Song of Solomon 6:6 (#1), Song of Solomon 6:6 (#2), Song of Solomon 6:7 (#1), Song of Solomon 6:8 (#1), Song of Solomon 6:8 (#2), Song of Solomon 6:8 (#3), Song of Solomon 6:8 (#4), Song of Solomon 6:8–9 (#1), Song of Solomon 6:9 (#1), Song of Solomon 6:9 (#2), Song of Solomon 6:9 (#3), Song of Solomon 6:9 (#4), Song of Solomon 6:9 (#5), Song of Solomon 6:9 (#6), Song of Solomon 6:10 (#1), Song of Solomon 6:10 (#2), Song of Solomon 6:10 (#3), Song of Solomon 6:10 (#4), Song of Solomon 6:10 (#5), Song of Solomon 6:11 (#1), Song of Solomon 6:11 (#1), Song of Solomon 6:11 (#2), Song of Solomon 6:11–12 (#1), Song of Solomon 6:12 (#1), Song of Solomon 6:12 (#2), Song of Solomon 6:12 (#3), Song of Solomon 6:13 (#1), Song of Solomon 6:13 (#2), Song of Solomon 6:13 (#3), Song of Solomon 6:13 (#4), Song of Solomon 6:13 (#5), Song of Solomon 6:13 (#6), Song of Solomon - Chapter 7 Introduction, Song of Solomon 7:1 (#1), Song of Solomon 7:1 (#2), Song of Solomon 7:1 (#3), Song of Solomon 7:1 (#4), Song of Solomon 7:1 (#5), Song of Solomon 7:1 (#6), Song of Solomon 7:1 (#7), Song of Solomon 7:2 (#1), Song of Solomon 7:2 (#2), Song of Solomon 7:2 (#3), Song of Solomon 7:2 (#4), Song of Solomon 7:2 (#5), Song of Solomon 7:3 (#1), Song of Solomon 7:4 (#1), Song of Solomon 7:4 (#2), Song of Solomon 7:4 (#3), Song of Solomon 7:4 (#4), Song of Solomon 7:4 (#5), Song of Solomon 7:4 (#6), Song of Solomon 7:5 (#1), Song of Solomon 7:5 (#2), Song of Solomon 7:5 (#3), Song of Solomon 7:5 (#4), Song of Solomon 7:5 (#5), Song of Solomon 7:5 (#6), Song of Solomon 7:5 (#7), Song of Solomon 7:6 (#1), Song of Solomon 7:6 (#2), Song of Solomon 7:6 (#3), Song of Solomon 7:6 (#4), Song of Solomon 7:6 (#5), Song of Solomon 7:7 (#1), Song of Solomon 7:7 (#2), Song of Solomon 7:7 (#3), Song of Solomon 7:8 (#1), Song of Solomon 7:8 (#2), Song of Solomon 7:8 (#3), Song of Solomon 7:8 (#4), Song of Solomon 7:8 (#5), Song of Solomon 7:8 (#6), Song of Solomon 7:8 (#7), Song of Solomon 7:8 (#8), Song of Solomon 7:8 (#9), Song of Solomon 7:8 (#10), Song of Solomon 7:8 (#11), Song of Solomon 7:9 (#1), Song of Solomon 7:9 (#2), Song of Solomon 7:9 (#3), Song of Solomon 7:9 (#4), Song of Solomon 7:9 (#5), Song of Solomon 7:9 (#6), Song of Solomon 7:9 (#7), Song of Solomon 7:9 (#8), Song of Solomon 7:10 (#1), Song of Solomon 7:11 (#1), Song of Solomon 7:11 (#2), Song of Solomon 7:11 (#3), Song of Solomon 7:11 (#4), Song of Solomon 7:12 (#1), Song of Solomon 7:12 (#2), Song of Solomon 7:12 (#3), Song of Solomon 7:12 (#4), Song of Solomon 7:12 (#5), Song of Solomon 7:13 (#1), Song of Solomon 7:13 (#2), Song of Solomon 7:13 (#3), Song of Solomon 7:13 (#4), Song of Solomon 7:13 (#5), Song of Solomon - Chapter 8 Introduction, Song of Solomon 8:1 (#1), Song of Solomon 8:1 (#2), Song of Solomon 8:1 (#3), Song of Solomon 8:1 (#1), Song of Solomon 8:1 (#2), Song of Solomon 8:1–2 (#1), Song of Solomon 8:2 (#1), Song of Solomon 8:2 (#2), Song of Solomon 8:2 (#3), Song of Solomon 8:2 (#4), Song of Solomon 8:2 (#5), Song of Solomon 8:2 (#6), Song of Solomon 8:3 (#1), Song of Solomon 8:4 (#1), Song of Solomon 8:5 (#1), Song of Solomon 8:5 (#2), Song of Solomon 8:5 (#3), Song of Solomon 8:5 (#4), Song of Solomon 8:5 (#1), Song of Solomon 8:5 (#2), Song of Solomon 8:5–7 (#1), Song of Solomon 8:6 (#1), Song of Solomon 8:6 (#2), Song of Solomon 8:6 (#3), Song of Solomon 8:6 (#4), Song of Solomon 8:6 (#5), Song of Solomon 8:6 (#6), Song of Solomon 8:6 (#7), Song of Solomon 8:6 (#8), Song of Solomon 8:6 (#9), Song of Solomon 8:6 (#10), Song of Solomon 8:6 (#11), Song of Solomon 8:7 (#1), Song of Solomon 8:7 (#2), Song of Solomon 8:7 (#3), Song of Solomon 8:7 (#4), Song of Solomon 8:7 (#5), Song of Solomon 8:7 (#6), Song of Solomon 8:8 (#1), Song of Solomon 8:8 (#2), Song of Solomon 8:8 (#3), Song of Solomon 8:8 (#4), Song of Solomon 8:8 (#5), Song of Solomon 8:8–9 (#1), Song of Solomon 8:9 (#1), Song of Solomon 8:9 (#2), Song of Solomon 8:10 (#1), Song of Solomon 8:10 (#2), Song of Solomon 8:10 (#3), Song of Solomon 8:10 (#4), Song of Solomon 8:10 (#5), Song of Solomon 8:10 (#6), Song of Solomon 8:10 (#7), Song of Solomon 8:10 (#8), Song of Solomon 8:11 (#1), Song of Solomon 8:11 (#2), Song of Solomon 8:11 (#3), Song of Solomon 8:11 (#4), Song of Solomon 8:11 (#5), Song of Solomon 8:11–12 (#1), Song of Solomon 8:12 (#1), Song of Solomon 8:12 (#2), Song of Solomon 8:12 (#3), Song of Solomon 8:12 (#4), Song of Solomon 8:13 (#1), Song of Solomon 8:13 (#2), Song of Solomon 8:13 (#3), Song of Solomon 8:14 (#1), Song of Solomon 8:14 (#2), Song of Solomon 8:14 (#3), Song of Solomon 8:14 (#4), Song of Solomon 8:14 (#5)</w:t>
       </w:r>
       <w:r>
         <w:rPr>

--- a/eng/docx/22.content.docx
+++ b/eng/docx/22.content.docx
@@ -19,7 +19,7 @@
         <w:rPr>
           <w:lang w:val="en_US" w:bidi="en_US"/>
         </w:rPr>
-        <w:t>Resource: Translation Notes (unfoldingWord)</w:t>
+        <w:t>Resource: unfoldingWord® Translation Notes</w:t>
       </w:r>
       <w:r>
         <w:rPr>
@@ -90,7 +90,7 @@
         <w:rPr>
           <w:lang w:val="en_US" w:bidi="en_US"/>
         </w:rPr>
-        <w:t>Translation Notes (unfoldingWord)</w:t>
+        <w:t>unfoldingWord® Translation Notes</w:t>
       </w:r>
     </w:p>
     <w:p>

--- a/eng/docx/22.content.docx
+++ b/eng/docx/22.content.docx
@@ -1040,7 +1040,7 @@
         <w:rPr>
           <w:lang w:val="en_US" w:bidi="en_US"/>
         </w:rPr>
-        <w:t>שִׁ֥יר הַ⁠שִּׁירִ֖ים אֲשֶׁ֥ר לִ⁠שְׁלֹמֹֽה</w:t>
+        <w:t>שִׁ֥יר הַ⁠שִּׁירִ֖ים אֲשֶׁ֥ר לִ⁠שְׁלֹמֹֽה</w:t>
       </w:r>
     </w:p>
     <w:p>
@@ -1137,7 +1137,7 @@
         <w:rPr>
           <w:lang w:val="en_US" w:bidi="en_US"/>
         </w:rPr>
-        <w:t>שִׁ֥יר הַ⁠שִּׁירִ֖ים</w:t>
+        <w:t>שִׁ֥יר הַ⁠שִּׁירִ֖ים</w:t>
       </w:r>
     </w:p>
     <w:p>
@@ -1273,7 +1273,7 @@
         <w:rPr>
           <w:lang w:val="en_US" w:bidi="en_US"/>
         </w:rPr>
-        <w:t>לִ⁠שְׁלֹמֹֽה</w:t>
+        <w:t>לִ⁠שְׁלֹמֹֽה</w:t>
       </w:r>
     </w:p>
     <w:p>
@@ -1446,7 +1446,7 @@
         <w:rPr>
           <w:lang w:val="en_US" w:bidi="en_US"/>
         </w:rPr>
-        <w:t>דֹּדֶ֖י⁠ךָ</w:t>
+        <w:t>דֹּדֶ֖י⁠ךָ</w:t>
       </w:r>
     </w:p>
     <w:p>
@@ -1569,7 +1569,7 @@
         <w:rPr>
           <w:lang w:val="en_US" w:bidi="en_US"/>
         </w:rPr>
-        <w:t>טוֹבִ֥ים דֹּדֶ֖י⁠ךָ מִ⁠יָּֽיִן</w:t>
+        <w:t>טוֹבִ֥ים דֹּדֶ֖י⁠ךָ מִ⁠יָּֽיִן</w:t>
       </w:r>
     </w:p>
     <w:p>
@@ -1679,7 +1679,7 @@
         <w:rPr>
           <w:lang w:val="en_US" w:bidi="en_US"/>
         </w:rPr>
-        <w:t>טוֹבִ֥ים דֹּדֶ֖י⁠ךָ מִ⁠יָּֽיִן</w:t>
+        <w:t>טוֹבִ֥ים דֹּדֶ֖י⁠ךָ מִ⁠יָּֽיִן</w:t>
       </w:r>
     </w:p>
     <w:p>
@@ -1929,7 +1929,7 @@
         <w:rPr>
           <w:lang w:val="en_US" w:bidi="en_US"/>
         </w:rPr>
-        <w:t>שְׁמָנֶ֣י⁠ךָ טוֹבִ֔ים</w:t>
+        <w:t>שְׁמָנֶ֣י⁠ךָ טוֹבִ֔ים</w:t>
       </w:r>
     </w:p>
     <w:p>
@@ -2039,7 +2039,7 @@
         <w:rPr>
           <w:lang w:val="en_US" w:bidi="en_US"/>
         </w:rPr>
-        <w:t>שֶׁ֖מֶן תּוּרַ֣ק שְׁמֶ֑⁠ךָ</w:t>
+        <w:t>שֶׁ֖מֶן תּוּרַ֣ק שְׁמֶ֑⁠ךָ</w:t>
       </w:r>
     </w:p>
     <w:p>
@@ -2149,7 +2149,7 @@
         <w:rPr>
           <w:lang w:val="en_US" w:bidi="en_US"/>
         </w:rPr>
-        <w:t>שֶׁ֖מֶן תּוּרַ֣ק שְׁמֶ֑⁠ךָ</w:t>
+        <w:t>שֶׁ֖מֶן תּוּרַ֣ק שְׁמֶ֑⁠ךָ</w:t>
       </w:r>
     </w:p>
     <w:p>
@@ -2259,7 +2259,7 @@
         <w:rPr>
           <w:lang w:val="en_US" w:bidi="en_US"/>
         </w:rPr>
-        <w:t>עַל־כֵּ֖ן</w:t>
+        <w:t>עַל־כֵּ֖ן</w:t>
       </w:r>
     </w:p>
     <w:p>
@@ -2465,7 +2465,7 @@
         <w:rPr>
           <w:lang w:val="en_US" w:bidi="en_US"/>
         </w:rPr>
-        <w:t>מָשְׁכֵ֖⁠נִי</w:t>
+        <w:t>מָשְׁכֵ֖⁠נִי</w:t>
       </w:r>
     </w:p>
     <w:p>
@@ -2664,7 +2664,7 @@
         <w:rPr>
           <w:lang w:val="en_US" w:bidi="en_US"/>
         </w:rPr>
-        <w:t>נָּר֑וּצָה</w:t>
+        <w:t>נָּר֑וּצָה</w:t>
       </w:r>
     </w:p>
     <w:p>
@@ -2787,7 +2787,7 @@
         <w:rPr>
           <w:lang w:val="en_US" w:bidi="en_US"/>
         </w:rPr>
-        <w:t>נָּר֑וּצָה</w:t>
+        <w:t>נָּר֑וּצָה</w:t>
       </w:r>
     </w:p>
     <w:p>
@@ -3024,7 +3024,7 @@
         <w:rPr>
           <w:lang w:val="en_US" w:bidi="en_US"/>
         </w:rPr>
-        <w:t>הֱבִיאַ֨⁠נִי הַ⁠מֶּ֜לֶךְ</w:t>
+        <w:t>הֱבִיאַ֨⁠נִי הַ⁠מֶּ֜לֶךְ</w:t>
       </w:r>
     </w:p>
     <w:p>
@@ -3442,7 +3442,7 @@
         <w:rPr>
           <w:lang w:val="en_US" w:bidi="en_US"/>
         </w:rPr>
-        <w:t>נָגִ֤ילָה וְ⁠נִשְׂמְחָה֙</w:t>
+        <w:t>נָגִ֤ילָה וְ⁠נִשְׂמְחָה֙</w:t>
       </w:r>
     </w:p>
     <w:p>
@@ -3565,7 +3565,7 @@
         <w:rPr>
           <w:lang w:val="en_US" w:bidi="en_US"/>
         </w:rPr>
-        <w:t>נַזְכִּ֤ירָה</w:t>
+        <w:t>נַזְכִּ֤ירָה</w:t>
       </w:r>
     </w:p>
     <w:p>
@@ -3642,7 +3642,7 @@
         <w:rPr>
           <w:lang w:val="en_US" w:bidi="en_US"/>
         </w:rPr>
-        <w:t>מִ⁠יַּ֔יִן</w:t>
+        <w:t>מִ⁠יַּ֔יִן</w:t>
       </w:r>
     </w:p>
     <w:p>
@@ -3836,7 +3836,7 @@
         <w:rPr>
           <w:lang w:val="en_US" w:bidi="en_US"/>
         </w:rPr>
-        <w:t>דֹדֶ֨י⁠ךָ֙ מִ⁠יַּ֔יִן</w:t>
+        <w:t>דֹדֶ֨י⁠ךָ֙ מִ⁠יַּ֔יִן</w:t>
       </w:r>
     </w:p>
     <w:p>
@@ -3946,7 +3946,7 @@
         <w:rPr>
           <w:lang w:val="en_US" w:bidi="en_US"/>
         </w:rPr>
-        <w:t>מֵישָׁרִ֖ים אֲהֵבֽוּ⁠ךָ</w:t>
+        <w:t>מֵישָׁרִ֖ים אֲהֵבֽוּ⁠ךָ</w:t>
       </w:r>
     </w:p>
     <w:p>
@@ -4086,7 +4086,7 @@
         <w:rPr>
           <w:lang w:val="en_US" w:bidi="en_US"/>
         </w:rPr>
-        <w:t>מֵישָׁרִ֖ים אֲהֵבֽוּ⁠ךָ</w:t>
+        <w:t>מֵישָׁרִ֖ים אֲהֵבֽוּ⁠ךָ</w:t>
       </w:r>
     </w:p>
     <w:p>
@@ -4368,7 +4368,7 @@
         <w:rPr>
           <w:lang w:val="en_US" w:bidi="en_US"/>
         </w:rPr>
-        <w:t>בְּנ֖וֹת יְרוּשָׁלִָ֑ם</w:t>
+        <w:t>בְּנ֖וֹת יְרוּשָׁלִָ֑ם</w:t>
       </w:r>
     </w:p>
     <w:p>
@@ -4662,7 +4662,7 @@
         <w:rPr>
           <w:lang w:val="en_US" w:bidi="en_US"/>
         </w:rPr>
-        <w:t>אַל־תִּרְא֨וּ⁠נִי֙ שֶׁ⁠אֲנִ֣י שְׁחַרְחֹ֔רֶת</w:t>
+        <w:t>אַל־תִּרְא֨וּ⁠נִי֙ שֶׁ⁠אֲנִ֣י שְׁחַרְחֹ֔רֶת</w:t>
       </w:r>
     </w:p>
     <w:p>
@@ -4752,7 +4752,7 @@
         <w:rPr>
           <w:lang w:val="en_US" w:bidi="en_US"/>
         </w:rPr>
-        <w:t>שֶׁ⁠אֲנִ֣י</w:t>
+        <w:t>שֶׁ⁠אֲנִ֣י</w:t>
       </w:r>
     </w:p>
     <w:p>
@@ -4976,7 +4976,7 @@
         <w:rPr>
           <w:lang w:val="en_US" w:bidi="en_US"/>
         </w:rPr>
-        <w:t>שֶׁ⁠שֱּׁזָפַ֖תְ⁠נִי הַ⁠שָּׁ֑מֶשׁ</w:t>
+        <w:t>שֶׁ⁠שֱּׁזָפַ֖תְ⁠נִי הַ⁠שָּׁ֑מֶשׁ</w:t>
       </w:r>
     </w:p>
     <w:p>
@@ -5182,7 +5182,7 @@
         <w:rPr>
           <w:lang w:val="en_US" w:bidi="en_US"/>
         </w:rPr>
-        <w:t>נֹטֵרָ֣ה אֶת־הַ⁠כְּרָמִ֔ים כַּרְמִ֥⁠י שֶׁ⁠לִּ֖⁠י לֹ֥א נָטָֽרְתִּי</w:t>
+        <w:t>נֹטֵרָ֣ה אֶת־הַ⁠כְּרָמִ֔ים כַּרְמִ֥⁠י שֶׁ⁠לִּ֖⁠י לֹ֥א נָטָֽרְתִּי</w:t>
       </w:r>
     </w:p>
     <w:p>
@@ -5259,7 +5259,7 @@
         <w:rPr>
           <w:lang w:val="en_US" w:bidi="en_US"/>
         </w:rPr>
-        <w:t>כַּרְמִ֥⁠י שֶׁ⁠לִּ֖⁠י לֹ֥א נָטָֽרְתִּי</w:t>
+        <w:t>כַּרְמִ֥⁠י שֶׁ⁠לִּ֖⁠י לֹ֥א נָטָֽרְתִּי</w:t>
       </w:r>
     </w:p>
     <w:p>
@@ -5369,7 +5369,7 @@
         <w:rPr>
           <w:lang w:val="en_US" w:bidi="en_US"/>
         </w:rPr>
-        <w:t>שֶׁ֤⁠אָהֲבָה֙ נַפְשִׁ֔⁠י</w:t>
+        <w:t>שֶׁ֤⁠אָהֲבָה֙ נַפְשִׁ֔⁠י</w:t>
       </w:r>
     </w:p>
     <w:p>
@@ -5768,7 +5768,7 @@
         <w:rPr>
           <w:lang w:val="en_US" w:bidi="en_US"/>
         </w:rPr>
-        <w:t>כְּ⁠עֹ֣טְיָ֔ה עַ֖ל עֶדְרֵ֥י חֲבֵרֶֽי⁠ךָ</w:t>
+        <w:t>כְּ⁠עֹ֣טְיָ֔ה עַ֖ל עֶדְרֵ֥י חֲבֵרֶֽי⁠ךָ</w:t>
       </w:r>
     </w:p>
     <w:p>
@@ -5987,7 +5987,7 @@
         <w:rPr>
           <w:lang w:val="en_US" w:bidi="en_US"/>
         </w:rPr>
-        <w:t>אִם־לֹ֤א תֵדְעִי֙ לָ֔⁠ךְ הַ⁠יָּפָ֖ה בַּ⁠נָּשִׁ֑ים צְֽאִי־לָ֞⁠ךְ</w:t>
+        <w:t>אִם־לֹ֤א תֵדְעִי֙ לָ֔⁠ךְ הַ⁠יָּפָ֖ה בַּ⁠נָּשִׁ֑ים צְֽאִי־לָ֞⁠ךְ</w:t>
       </w:r>
     </w:p>
     <w:p>
@@ -6084,7 +6084,7 @@
         <w:rPr>
           <w:lang w:val="en_US" w:bidi="en_US"/>
         </w:rPr>
-        <w:t>אִם־לֹ֤א תֵדְעִי֙ לָ֔⁠ךְ הַ⁠יָּפָ֖ה בַּ⁠נָּשִׁ֑ים</w:t>
+        <w:t>אִם־לֹ֤א תֵדְעִי֙ לָ֔⁠ךְ הַ⁠יָּפָ֖ה בַּ⁠נָּשִׁ֑ים</w:t>
       </w:r>
     </w:p>
     <w:p>
@@ -6367,7 +6367,7 @@
         <w:rPr>
           <w:lang w:val="en_US" w:bidi="en_US"/>
         </w:rPr>
-        <w:t>וּ⁠רְעִי֙ אֶת־גְּדִיֹּתַ֔יִ⁠ךְ</w:t>
+        <w:t>וּ⁠רְעִי֙ אֶת־גְּדִיֹּתַ֔יִ⁠ךְ</w:t>
       </w:r>
     </w:p>
     <w:p>
@@ -6507,7 +6507,7 @@
         <w:rPr>
           <w:lang w:val="en_US" w:bidi="en_US"/>
         </w:rPr>
-        <w:t>לְ⁠סֻסָתִ⁠י֙ בְּ⁠רִכְבֵ֣י פַרְעֹ֔ה דִּמִּיתִ֖י⁠ךְ רַעְיָתִֽ⁠י</w:t>
+        <w:t>לְ⁠סֻסָתִ⁠י֙ בְּ⁠רִכְבֵ֣י פַרְעֹ֔ה דִּמִּיתִ֖י⁠ךְ רַעְיָתִֽ⁠י</w:t>
       </w:r>
     </w:p>
     <w:p>
@@ -6906,7 +6906,7 @@
         <w:rPr>
           <w:lang w:val="en_US" w:bidi="en_US"/>
         </w:rPr>
-        <w:t>בַּ⁠תֹּרִ֔ים</w:t>
+        <w:t>בַּ⁠תֹּרִ֔ים</w:t>
       </w:r>
     </w:p>
     <w:p>
@@ -7216,7 +7216,7 @@
         <w:rPr>
           <w:lang w:val="en_US" w:bidi="en_US"/>
         </w:rPr>
-        <w:t>תּוֹרֵ֤י זָהָב֙ נַעֲשֶׂה־לָּ֔⁠ךְ</w:t>
+        <w:t>תּוֹרֵ֤י זָהָב֙ נַעֲשֶׂה־לָּ֔⁠ךְ</w:t>
       </w:r>
     </w:p>
     <w:p>
@@ -7352,7 +7352,7 @@
         <w:rPr>
           <w:lang w:val="en_US" w:bidi="en_US"/>
         </w:rPr>
-        <w:t>עִ֖ם נְקֻדּ֥וֹת הַ⁠כָּֽסֶף</w:t>
+        <w:t>עִ֖ם נְקֻדּ֥וֹת הַ⁠כָּֽסֶף</w:t>
       </w:r>
     </w:p>
     <w:p>
@@ -7429,7 +7429,7 @@
         <w:rPr>
           <w:lang w:val="en_US" w:bidi="en_US"/>
         </w:rPr>
-        <w:t>שֶׁ֤⁠הַ⁠מֶּ֨לֶךְ֙</w:t>
+        <w:t>שֶׁ֤⁠הַ⁠מֶּ֨לֶךְ֙</w:t>
       </w:r>
     </w:p>
     <w:p>
@@ -7544,7 +7544,7 @@
         <w:rPr>
           <w:lang w:val="en_US" w:bidi="en_US"/>
         </w:rPr>
-        <w:t>בִּ⁠מְסִבּ֔⁠וֹ</w:t>
+        <w:t>בִּ⁠מְסִבּ֔⁠וֹ</w:t>
       </w:r>
     </w:p>
     <w:p>
@@ -7647,7 +7647,7 @@
         <w:rPr>
           <w:lang w:val="en_US" w:bidi="en_US"/>
         </w:rPr>
-        <w:t>נִרְדִּ֖⁠י</w:t>
+        <w:t>נִרְדִּ֖⁠י</w:t>
       </w:r>
     </w:p>
     <w:p>
@@ -8136,7 +8136,7 @@
         <w:rPr>
           <w:lang w:val="en_US" w:bidi="en_US"/>
         </w:rPr>
-        <w:t>צְר֨וֹר הַ⁠מֹּ֤ר ׀ דּוֹדִ⁠י֙ לִ֔⁠י בֵּ֥ין שָׁדַ֖⁠י יָלִֽין</w:t>
+        <w:t>צְר֨וֹר הַ⁠מֹּ֤ר ׀ דּוֹדִ⁠י֙ לִ֔⁠י בֵּ֥ין שָׁדַ֖⁠י יָלִֽין</w:t>
       </w:r>
     </w:p>
     <w:p>
@@ -8760,7 +8760,7 @@
         <w:rPr>
           <w:lang w:val="en_US" w:bidi="en_US"/>
         </w:rPr>
-        <w:t>הִנָּ֤⁠ךְ &amp; הִנָּ֥⁠ךְ</w:t>
+        <w:t>הִנָּ֤⁠ךְ &amp; הִנָּ֥⁠ךְ</w:t>
       </w:r>
     </w:p>
     <w:p>
@@ -9144,7 +9144,7 @@
         <w:rPr>
           <w:lang w:val="en_US" w:bidi="en_US"/>
         </w:rPr>
-        <w:t>הִנְּ⁠ךָ֨</w:t>
+        <w:t>הִנְּ⁠ךָ֨</w:t>
       </w:r>
     </w:p>
     <w:p>
@@ -9549,7 +9549,7 @@
         <w:rPr>
           <w:lang w:val="en_US" w:bidi="en_US"/>
         </w:rPr>
-        <w:t>עַרְשֵׂ֖⁠נוּ</w:t>
+        <w:t>עַרְשֵׂ֖⁠נוּ</w:t>
       </w:r>
     </w:p>
     <w:p>
@@ -9808,7 +9808,7 @@
         <w:rPr>
           <w:lang w:val="en_US" w:bidi="en_US"/>
         </w:rPr>
-        <w:t>קֹר֤וֹת בָּתֵּ֨י⁠נוּ֙ אֲרָזִ֔ים רַהִיטֵ֖נוּ בְּרוֹתִֽים</w:t>
+        <w:t>קֹר֤וֹת בָּתֵּ֨י⁠נוּ֙ אֲרָזִ֔ים רַהִיטֵ֖נוּ בְּרוֹתִֽים</w:t>
       </w:r>
     </w:p>
     <w:p>
@@ -10169,7 +10169,7 @@
         <w:rPr>
           <w:lang w:val="en_US" w:bidi="en_US"/>
         </w:rPr>
-        <w:t>חֲבַצֶּ֣לֶת</w:t>
+        <w:t>חֲבַצֶּ֣לֶת</w:t>
       </w:r>
     </w:p>
     <w:p>
@@ -10382,7 +10382,7 @@
         <w:rPr>
           <w:lang w:val="en_US" w:bidi="en_US"/>
         </w:rPr>
-        <w:t>אֲנִי֙ חֲבַצֶּ֣לֶת הַ⁠שָּׁר֔וֹן שֽׁוֹשַׁנַּ֖ת הָ⁠עֲמָקִֽים</w:t>
+        <w:t>אֲנִי֙ חֲבַצֶּ֣לֶת הַ⁠שָּׁר֔וֹן שֽׁוֹשַׁנַּ֖ת הָ⁠עֲמָקִֽים</w:t>
       </w:r>
     </w:p>
     <w:p>
@@ -10505,7 +10505,7 @@
         <w:rPr>
           <w:lang w:val="en_US" w:bidi="en_US"/>
         </w:rPr>
-        <w:t>שֽׁוֹשַׁנַּ֖ת</w:t>
+        <w:t>שֽׁוֹשַׁנַּ֖ת</w:t>
       </w:r>
     </w:p>
     <w:p>
@@ -10698,7 +10698,7 @@
         <w:rPr>
           <w:lang w:val="en_US" w:bidi="en_US"/>
         </w:rPr>
-        <w:t>כְּ⁠שֽׁוֹשַׁנָּה֙ בֵּ֣ין הַ⁠חוֹחִ֔ים כֵּ֥ן רַעְיָתִ֖⁠י בֵּ֥ין הַ⁠בָּנֽוֹת</w:t>
+        <w:t>כְּ⁠שֽׁוֹשַׁנָּה֙ בֵּ֣ין הַ⁠חוֹחִ֔ים כֵּ֥ן רַעְיָתִ֖⁠י בֵּ֥ין הַ⁠בָּנֽוֹת</w:t>
       </w:r>
     </w:p>
     <w:p>
@@ -11036,7 +11036,7 @@
         <w:rPr>
           <w:lang w:val="en_US" w:bidi="en_US"/>
         </w:rPr>
-        <w:t>הַ⁠בָּנֽוֹת</w:t>
+        <w:t>הַ⁠בָּנֽוֹת</w:t>
       </w:r>
     </w:p>
     <w:p>
@@ -11299,7 +11299,7 @@
         <w:rPr>
           <w:lang w:val="en_US" w:bidi="en_US"/>
         </w:rPr>
-        <w:t>כְּ⁠תַפּ֨וּחַ֙ בַּ⁠עֲצֵ֣י הַ⁠יַּ֔עַר כֵּ֥ן דּוֹדִ֖⁠י בֵּ֣ין הַ⁠בָּנִ֑ים</w:t>
+        <w:t>כְּ⁠תַפּ֨וּחַ֙ בַּ⁠עֲצֵ֣י הַ⁠יַּ֔עַר כֵּ֥ן דּוֹדִ֖⁠י בֵּ֣ין הַ⁠בָּנִ֑ים</w:t>
       </w:r>
     </w:p>
     <w:p>
@@ -11708,7 +11708,7 @@
         <w:rPr>
           <w:lang w:val="en_US" w:bidi="en_US"/>
         </w:rPr>
-        <w:t>בֵּ֣ין הַ⁠בָּנִ֑ים</w:t>
+        <w:t>בֵּ֣ין הַ⁠בָּנִ֑ים</w:t>
       </w:r>
     </w:p>
     <w:p>
@@ -11844,7 +11844,7 @@
         <w:rPr>
           <w:lang w:val="en_US" w:bidi="en_US"/>
         </w:rPr>
-        <w:t>בְּ⁠צִלּ⁠וֹ֙ חִמַּ֣דְתִּי וְ⁠יָשַׁ֔בְתִּי וּ⁠פִרְי֖⁠וֹ מָת֥וֹק לְ⁠חִכִּֽ⁠י</w:t>
+        <w:t>בְּ⁠צִלּ⁠וֹ֙ חִמַּ֣דְתִּי וְ⁠יָשַׁ֔בְתִּי וּ⁠פִרְי֖⁠וֹ מָת֥וֹק לְ⁠חִכִּֽ⁠י</w:t>
       </w:r>
     </w:p>
     <w:p>
@@ -11993,7 +11993,7 @@
         <w:rPr>
           <w:lang w:val="en_US" w:bidi="en_US"/>
         </w:rPr>
-        <w:t>בְּ⁠צִלּ⁠וֹ֙ חִמַּ֣דְתִּי וְ⁠יָשַׁ֔בְתִּי</w:t>
+        <w:t>בְּ⁠צִלּ⁠וֹ֙ חִמַּ֣דְתִּי וְ⁠יָשַׁ֔בְתִּי</w:t>
       </w:r>
     </w:p>
     <w:p>
@@ -12935,7 +12935,7 @@
         <w:rPr>
           <w:lang w:val="en_US" w:bidi="en_US"/>
         </w:rPr>
-        <w:t>סַמְּכ֨וּ⁠נִי֙ בָּֽ⁠אֲשִׁישׁ֔וֹת רַפְּד֖וּ⁠נִי בַּ⁠תַּפּוּחִ֑ים</w:t>
+        <w:t>סַמְּכ֨וּ⁠נִי֙ בָּֽ⁠אֲשִׁישׁ֔וֹת רַפְּד֖וּ⁠נִי בַּ⁠תַּפּוּחִ֑ים</w:t>
       </w:r>
     </w:p>
     <w:p>
@@ -13058,7 +13058,7 @@
         <w:rPr>
           <w:lang w:val="en_US" w:bidi="en_US"/>
         </w:rPr>
-        <w:t>סַמְּכ֨וּ⁠נִי֙ &amp; רַפְּד֖וּ⁠נִי</w:t>
+        <w:t>סַמְּכ֨וּ⁠נִי֙ &amp; רַפְּד֖וּ⁠נִי</w:t>
       </w:r>
     </w:p>
     <w:p>
@@ -13194,7 +13194,7 @@
         <w:rPr>
           <w:lang w:val="en_US" w:bidi="en_US"/>
         </w:rPr>
-        <w:t>סַמְּכ֨וּ⁠נִי֙ בָּֽ⁠אֲשִׁישׁ֔וֹת רַפְּד֖וּ⁠נִי בַּ⁠תַּפּוּחִ֑ים כִּי־חוֹלַ֥ת אַהֲבָ֖ה אָֽנִי</w:t>
+        <w:t>סַמְּכ֨וּ⁠נִי֙ בָּֽ⁠אֲשִׁישׁ֔וֹת רַפְּד֖וּ⁠נִי בַּ⁠תַּפּוּחִ֑ים כִּי־חוֹלַ֥ת אַהֲבָ֖ה אָֽנִי</w:t>
       </w:r>
     </w:p>
     <w:p>
@@ -13291,7 +13291,7 @@
         <w:rPr>
           <w:lang w:val="en_US" w:bidi="en_US"/>
         </w:rPr>
-        <w:t>בָּֽ⁠אֲשִׁישׁ֔וֹת</w:t>
+        <w:t>בָּֽ⁠אֲשִׁישׁ֔וֹת</w:t>
       </w:r>
     </w:p>
     <w:p>
@@ -13515,7 +13515,7 @@
         <w:rPr>
           <w:lang w:val="en_US" w:bidi="en_US"/>
         </w:rPr>
-        <w:t>כִּי־חוֹלַ֥ת אַהֲבָ֖ה אָֽנִי</w:t>
+        <w:t>כִּי־חוֹלַ֥ת אַהֲבָ֖ה אָֽנִי</w:t>
       </w:r>
     </w:p>
     <w:p>
@@ -13721,7 +13721,7 @@
         <w:rPr>
           <w:lang w:val="en_US" w:bidi="en_US"/>
         </w:rPr>
-        <w:t>שְׂמֹאל⁠וֹ֙ תַּ֣חַת לְ⁠רֹאשִׁ֔⁠י וִ⁠ימִינ֖⁠וֹ תְּחַבְּקֵֽ⁠נִי</w:t>
+        <w:t>שְׂמֹאל⁠וֹ֙ תַּ֣חַת לְ⁠רֹאשִׁ֔⁠י וִ⁠ימִינ֖⁠וֹ תְּחַבְּקֵֽ⁠נִי</w:t>
       </w:r>
     </w:p>
     <w:p>
@@ -13927,7 +13927,7 @@
         <w:rPr>
           <w:lang w:val="en_US" w:bidi="en_US"/>
         </w:rPr>
-        <w:t>הִשְׁבַּ֨עְתִּי אֶתְ⁠כֶ֜ם &amp; בִּ⁠צְבָא֔וֹת א֖וֹ בְּ⁠אַיְל֣וֹת הַ⁠שָּׂדֶ֑ה</w:t>
+        <w:t>הִשְׁבַּ֨עְתִּי אֶתְ⁠כֶ֜ם &amp; בִּ⁠צְבָא֔וֹת א֖וֹ בְּ⁠אַיְל֣וֹת הַ⁠שָּׂדֶ֑ה</w:t>
       </w:r>
     </w:p>
     <w:p>
@@ -14171,7 +14171,7 @@
         <w:rPr>
           <w:lang w:val="en_US" w:bidi="en_US"/>
         </w:rPr>
-        <w:t>בִּ⁠צְבָא֔וֹת א֖וֹ בְּ⁠אַיְל֣וֹת הַ⁠שָּׂדֶ֑ה</w:t>
+        <w:t>בִּ⁠צְבָא֔וֹת א֖וֹ בְּ⁠אַיְל֣וֹת הַ⁠שָּׂדֶ֑ה</w:t>
       </w:r>
     </w:p>
     <w:p>
@@ -14525,7 +14525,7 @@
         <w:rPr>
           <w:lang w:val="en_US" w:bidi="en_US"/>
         </w:rPr>
-        <w:t>אִם־תָּעִ֧ירוּ ׀ וְֽ⁠אִם־תְּעֽוֹרְר֛וּ אֶת־הָ⁠אַהֲבָ֖ה עַ֥ד שֶׁ⁠תֶּחְפָּֽץ</w:t>
+        <w:t>אִם־תָּעִ֧ירוּ ׀ וְֽ⁠אִם־תְּעֽוֹרְר֛וּ אֶת־הָ⁠אַהֲבָ֖ה עַ֥ד שֶׁ⁠תֶּחְפָּֽץ</w:t>
       </w:r>
     </w:p>
     <w:p>
@@ -14648,7 +14648,7 @@
         <w:rPr>
           <w:lang w:val="en_US" w:bidi="en_US"/>
         </w:rPr>
-        <w:t>אִם־תָּעִ֧ירוּ ׀ וְֽ⁠אִם־תְּעֽוֹרְר֛וּ</w:t>
+        <w:t>אִם־תָּעִ֧ירוּ ׀ וְֽ⁠אִם־תְּעֽוֹרְר֛וּ</w:t>
       </w:r>
     </w:p>
     <w:p>
@@ -14963,7 +14963,7 @@
         <w:rPr>
           <w:lang w:val="en_US" w:bidi="en_US"/>
         </w:rPr>
-        <w:t>הִנֵּה</w:t>
+        <w:t>הִנֵּה</w:t>
       </w:r>
     </w:p>
     <w:p>
@@ -15079,7 +15079,7 @@
         <w:rPr>
           <w:lang w:val="en_US" w:bidi="en_US"/>
         </w:rPr>
-        <w:t>בָּ֑א</w:t>
+        <w:t>בָּ֑א</w:t>
       </w:r>
     </w:p>
     <w:p>
@@ -15855,7 +15855,7 @@
         <w:rPr>
           <w:lang w:val="en_US" w:bidi="en_US"/>
         </w:rPr>
-        <w:t>אַחַ֣ר כָּתְלֵ֔⁠נוּ</w:t>
+        <w:t>אַחַ֣ר כָּתְלֵ֔⁠נוּ</w:t>
       </w:r>
     </w:p>
     <w:p>
@@ -15965,7 +15965,7 @@
         <w:rPr>
           <w:lang w:val="en_US" w:bidi="en_US"/>
         </w:rPr>
-        <w:t>מַשְׁגִּ֨יחַ֙ מִן־הַֽ⁠חֲלֹּנ֔וֹת מֵצִ֖יץ מִן־הַֽ⁠חֲרַכִּֽים</w:t>
+        <w:t>מַשְׁגִּ֨יחַ֙ מִן־הַֽ⁠חֲלֹּנ֔וֹת מֵצִ֖יץ מִן־הַֽ⁠חֲרַכִּֽים</w:t>
       </w:r>
     </w:p>
     <w:p>
@@ -16075,7 +16075,7 @@
         <w:rPr>
           <w:lang w:val="en_US" w:bidi="en_US"/>
         </w:rPr>
-        <w:t>הַֽ⁠חֲלֹּנ֔וֹת &amp; הַֽ⁠חֲרַכִּֽים</w:t>
+        <w:t>הַֽ⁠חֲלֹּנ֔וֹת &amp; הַֽ⁠חֲרַכִּֽים</w:t>
       </w:r>
     </w:p>
     <w:p>
@@ -16198,7 +16198,7 @@
         <w:rPr>
           <w:lang w:val="en_US" w:bidi="en_US"/>
         </w:rPr>
-        <w:t>הַֽ⁠חֲרַכִּֽים</w:t>
+        <w:t>הַֽ⁠חֲרַכִּֽים</w:t>
       </w:r>
     </w:p>
     <w:p>
@@ -16534,7 +16534,7 @@
         <w:rPr>
           <w:lang w:val="en_US" w:bidi="en_US"/>
         </w:rPr>
-        <w:t>כִּֽי־הִנֵּ֥ה</w:t>
+        <w:t>כִּֽי־הִנֵּ֥ה</w:t>
       </w:r>
     </w:p>
     <w:p>
@@ -16754,7 +16754,7 @@
         <w:rPr>
           <w:lang w:val="en_US" w:bidi="en_US"/>
         </w:rPr>
-        <w:t>ה⁠סתו עָבָ֑ר הַ⁠גֶּ֕שֶׁם חָלַ֖ף</w:t>
+        <w:t>ה⁠סתו עָבָ֑ר הַ⁠גֶּ֕שֶׁם חָלַ֖ף</w:t>
       </w:r>
     </w:p>
     <w:p>
@@ -17257,7 +17257,7 @@
         <w:rPr>
           <w:lang w:val="en_US" w:bidi="en_US"/>
         </w:rPr>
-        <w:t>וְ⁠ק֥וֹל הַ⁠תּ֖וֹר נִשְׁמַ֥ע</w:t>
+        <w:t>וְ⁠ק֥וֹל הַ⁠תּ֖וֹר נִשְׁמַ֥ע</w:t>
       </w:r>
     </w:p>
     <w:p>
@@ -17367,7 +17367,7 @@
         <w:rPr>
           <w:lang w:val="en_US" w:bidi="en_US"/>
         </w:rPr>
-        <w:t>הַ⁠תְּאֵנָה֙ חָֽנְטָ֣ה פַגֶּ֔י⁠הָ</w:t>
+        <w:t>הַ⁠תְּאֵנָה֙ חָֽנְטָ֣ה פַגֶּ֔י⁠הָ</w:t>
       </w:r>
     </w:p>
     <w:p>
@@ -17477,7 +17477,7 @@
         <w:rPr>
           <w:lang w:val="en_US" w:bidi="en_US"/>
         </w:rPr>
-        <w:t>וְ⁠הַ⁠גְּפָנִ֥ים ׀ סְמָדַ֖ר</w:t>
+        <w:t>וְ⁠הַ⁠גְּפָנִ֥ים ׀ סְמָדַ֖ר</w:t>
       </w:r>
     </w:p>
     <w:p>
@@ -17889,7 +17889,7 @@
         <w:rPr>
           <w:lang w:val="en_US" w:bidi="en_US"/>
         </w:rPr>
-        <w:t>יוֹנָתִ֞⁠י בְּ⁠חַגְוֵ֣י הַ⁠סֶּ֗לַע בְּ⁠סֵ֨תֶר֙ הַ⁠מַּדְרֵגָ֔ה</w:t>
+        <w:t>יוֹנָתִ֞⁠י בְּ⁠חַגְוֵ֣י הַ⁠סֶּ֗לַע בְּ⁠סֵ֨תֶר֙ הַ⁠מַּדְרֵגָ֔ה</w:t>
       </w:r>
     </w:p>
     <w:p>
@@ -17999,7 +17999,7 @@
         <w:rPr>
           <w:lang w:val="en_US" w:bidi="en_US"/>
         </w:rPr>
-        <w:t>בְּ⁠חַגְוֵ֣י הַ⁠סֶּ֗לַע בְּ⁠סֵ֨תֶר֙ הַ⁠מַּדְרֵגָ֔ה</w:t>
+        <w:t>בְּ⁠חַגְוֵ֣י הַ⁠סֶּ֗לַע בְּ⁠סֵ֨תֶר֙ הַ⁠מַּדְרֵגָ֔ה</w:t>
       </w:r>
     </w:p>
     <w:p>
@@ -18159,7 +18159,7 @@
         <w:rPr>
           <w:lang w:val="en_US" w:bidi="en_US"/>
         </w:rPr>
-        <w:t>הַרְאִ֨י⁠נִי֙ אֶתּ־מַרְאַ֔יִ⁠ךְ הַשְׁמִיעִ֖י⁠נִי אֶת־קוֹלֵ֑⁠ךְ כִּי־קוֹלֵ֥⁠ךְ עָרֵ֖ב וּ⁠מַרְאֵ֥י⁠ךְ נָאוֶֽה</w:t>
+        <w:t>הַרְאִ֨י⁠נִי֙ אֶתּ־מַרְאַ֔יִ⁠ךְ הַשְׁמִיעִ֖י⁠נִי אֶת־קוֹלֵ֑⁠ךְ כִּי־קוֹלֵ֥⁠ךְ עָרֵ֖ב וּ⁠מַרְאֵ֥י⁠ךְ נָאוֶֽה</w:t>
       </w:r>
     </w:p>
     <w:p>
@@ -18256,7 +18256,7 @@
         <w:rPr>
           <w:lang w:val="en_US" w:bidi="en_US"/>
         </w:rPr>
-        <w:t>הַרְאִ֨י⁠נִי֙ אֶתּ־מַרְאַ֔יִ⁠ךְ הַשְׁמִיעִ֖י⁠נִי</w:t>
+        <w:t>הַרְאִ֨י⁠נִי֙ אֶתּ־מַרְאַ֔יִ⁠ךְ הַשְׁמִיעִ֖י⁠נִי</w:t>
       </w:r>
     </w:p>
     <w:p>
@@ -18456,7 +18456,7 @@
         <w:rPr>
           <w:lang w:val="en_US" w:bidi="en_US"/>
         </w:rPr>
-        <w:t>אֶֽחֱזוּ־לָ֨⁠נוּ֙ שֽׁוּעָלִ֔ים שֽׁוּעָלִ֥ים קְטַנִּ֖ים מְחַבְּלִ֣ים כְּרָמִ֑ים וּ⁠כְרָמֵ֖י⁠נוּ סְמָדַֽר</w:t>
+        <w:t>אֶֽחֱזוּ־לָ֨⁠נוּ֙ שֽׁוּעָלִ֔ים שֽׁוּעָלִ֥ים קְטַנִּ֖ים מְחַבְּלִ֣ים כְּרָמִ֑ים וּ⁠כְרָמֵ֖י⁠נוּ סְמָדַֽר</w:t>
       </w:r>
     </w:p>
     <w:p>
@@ -19189,7 +19189,7 @@
         <w:rPr>
           <w:lang w:val="en_US" w:bidi="en_US"/>
         </w:rPr>
-        <w:t>הָ⁠רֹעֶ֖ה בַּ⁠שּׁוֹשַׁנִּֽים</w:t>
+        <w:t>הָ⁠רֹעֶ֖ה בַּ⁠שּׁוֹשַׁנִּֽים</w:t>
       </w:r>
     </w:p>
     <w:p>
@@ -19623,7 +19623,7 @@
         <w:rPr>
           <w:lang w:val="en_US" w:bidi="en_US"/>
         </w:rPr>
-        <w:t>וְ⁠נָ֖סוּ הַ⁠צְּלָלִ֑ים</w:t>
+        <w:t>וְ⁠נָ֖סוּ הַ⁠צְּלָלִ֑ים</w:t>
       </w:r>
     </w:p>
     <w:p>
@@ -19733,7 +19733,7 @@
         <w:rPr>
           <w:lang w:val="en_US" w:bidi="en_US"/>
         </w:rPr>
-        <w:t>סֹב֩ דְּמֵה־לְ⁠ךָ֨ דוֹדִ֜⁠י</w:t>
+        <w:t>סֹב֩ דְּמֵה־לְ⁠ךָ֨ דוֹדִ֜⁠י</w:t>
       </w:r>
     </w:p>
     <w:p>
@@ -20148,7 +20148,7 @@
         <w:rPr>
           <w:lang w:val="en_US" w:bidi="en_US"/>
         </w:rPr>
-        <w:t>בַּ⁠לֵּיל֔וֹת</w:t>
+        <w:t>בַּ⁠לֵּיל֔וֹת</w:t>
       </w:r>
     </w:p>
     <w:p>
@@ -20271,7 +20271,7 @@
         <w:rPr>
           <w:lang w:val="en_US" w:bidi="en_US"/>
         </w:rPr>
-        <w:t>בִּקַּ֕שְׁתִּי אֵ֥ת שֶׁ⁠אָהֲבָ֖ה נַפְשִׁ֑⁠י בִּקַּשְׁתִּ֖י⁠ו</w:t>
+        <w:t>בִּקַּ֕שְׁתִּי אֵ֥ת שֶׁ⁠אָהֲבָ֖ה נַפְשִׁ֑⁠י בִּקַּשְׁתִּ֖י⁠ו</w:t>
       </w:r>
     </w:p>
     <w:p>
@@ -20381,7 +20381,7 @@
         <w:rPr>
           <w:lang w:val="en_US" w:bidi="en_US"/>
         </w:rPr>
-        <w:t>אֵ֥ת שֶׁ⁠אָהֲבָ֖ה נַפְשִׁ֑⁠י</w:t>
+        <w:t>אֵ֥ת שֶׁ⁠אָהֲבָ֖ה נַפְשִׁ֑⁠י</w:t>
       </w:r>
     </w:p>
     <w:p>
@@ -20766,7 +20766,7 @@
         <w:rPr>
           <w:lang w:val="en_US" w:bidi="en_US"/>
         </w:rPr>
-        <w:t>אֲבַקְשָׁ֕ה &amp; בִּקַּשְׁתִּ֖י⁠ו</w:t>
+        <w:t>אֲבַקְשָׁ֕ה &amp; בִּקַּשְׁתִּ֖י⁠ו</w:t>
       </w:r>
     </w:p>
     <w:p>
@@ -20856,7 +20856,7 @@
         <w:rPr>
           <w:lang w:val="en_US" w:bidi="en_US"/>
         </w:rPr>
-        <w:t>אֵ֥ת שֶׁ⁠אָהֲבָ֖ה נַפְשִׁ֑⁠י</w:t>
+        <w:t>אֵ֥ת שֶׁ⁠אָהֲבָ֖ה נַפְשִׁ֑⁠י</w:t>
       </w:r>
     </w:p>
     <w:p>
@@ -20971,7 +20971,7 @@
         <w:rPr>
           <w:lang w:val="en_US" w:bidi="en_US"/>
         </w:rPr>
-        <w:t>הַ⁠שֹּׁ֣מְרִ֔ים</w:t>
+        <w:t>הַ⁠שֹּׁ֣מְרִ֔ים</w:t>
       </w:r>
     </w:p>
     <w:p>
@@ -21177,7 +21177,7 @@
         <w:rPr>
           <w:lang w:val="en_US" w:bidi="en_US"/>
         </w:rPr>
-        <w:t>אֵ֛ת שֶׁ⁠אָהֲבָ֥ה נַפְשִׁ֖⁠י</w:t>
+        <w:t>אֵ֛ת שֶׁ⁠אָהֲבָ֥ה נַפְשִׁ֖⁠י</w:t>
       </w:r>
     </w:p>
     <w:p>
@@ -21292,7 +21292,7 @@
         <w:rPr>
           <w:lang w:val="en_US" w:bidi="en_US"/>
         </w:rPr>
-        <w:t>אֵ֛ת שֶׁ⁠אָהֲבָ֥ה נַפְשִׁ֖⁠י רְאִיתֶֽם</w:t>
+        <w:t>אֵ֛ת שֶׁ⁠אָהֲבָ֥ה נַפְשִׁ֖⁠י רְאִיתֶֽם</w:t>
       </w:r>
     </w:p>
     <w:p>
@@ -21369,7 +21369,7 @@
         <w:rPr>
           <w:lang w:val="en_US" w:bidi="en_US"/>
         </w:rPr>
-        <w:t>כִּ⁠מְעַט֙</w:t>
+        <w:t>כִּ⁠מְעַט֙</w:t>
       </w:r>
     </w:p>
     <w:p>
@@ -21446,7 +21446,7 @@
         <w:rPr>
           <w:lang w:val="en_US" w:bidi="en_US"/>
         </w:rPr>
-        <w:t>אֵ֥ת שֶׁ⁠אָהֲבָ֖ה נַפְשִׁ֑⁠י</w:t>
+        <w:t>אֵ֥ת שֶׁ⁠אָהֲבָ֖ה נַפְשִׁ֑⁠י</w:t>
       </w:r>
     </w:p>
     <w:p>
@@ -21561,7 +21561,7 @@
         <w:rPr>
           <w:lang w:val="en_US" w:bidi="en_US"/>
         </w:rPr>
-        <w:t>שֶׁ֤⁠הֲבֵיאתִי⁠ו֙</w:t>
+        <w:t>שֶׁ֤⁠הֲבֵיאתִי⁠ו֙</w:t>
       </w:r>
     </w:p>
     <w:p>
@@ -21671,7 +21671,7 @@
         <w:rPr>
           <w:lang w:val="en_US" w:bidi="en_US"/>
         </w:rPr>
-        <w:t>שֶׁ֤⁠הֲבֵיאתִי⁠ו֙ אֶל־בֵּ֣ית אִמִּ֔⁠י וְ⁠אֶל־חֶ֖דֶר הוֹרָתִֽ⁠י</w:t>
+        <w:t>שֶׁ֤⁠הֲבֵיאתִי⁠ו֙ אֶל־בֵּ֣ית אִמִּ֔⁠י וְ⁠אֶל־חֶ֖דֶר הוֹרָתִֽ⁠י</w:t>
       </w:r>
     </w:p>
     <w:p>
@@ -21869,7 +21869,7 @@
         <w:rPr>
           <w:lang w:val="en_US" w:bidi="en_US"/>
         </w:rPr>
-        <w:t>מִ֣י זֹ֗את עֹלָה֙ מִן־הַ⁠מִּדְבָּ֔ר כְּ⁠תִֽימֲר֖וֹת עָשָׁ֑ן מְקֻטֶּ֤רֶת מוֹר֙ וּ⁠לְבוֹנָ֔ה מִ⁠כֹּ֖ל אַבְקַ֥ת רוֹכֵֽל</w:t>
+        <w:t>מִ֣י זֹ֗את עֹלָה֙ מִן־הַ⁠מִּדְבָּ֔ר כְּ⁠תִֽימֲר֖וֹת עָשָׁ֑ן מְקֻטֶּ֤רֶת מוֹר֙ וּ⁠לְבוֹנָ֔ה מִ⁠כֹּ֖ל אַבְקַ֥ת רוֹכֵֽל</w:t>
       </w:r>
     </w:p>
     <w:p>
@@ -21979,7 +21979,7 @@
         <w:rPr>
           <w:lang w:val="en_US" w:bidi="en_US"/>
         </w:rPr>
-        <w:t>זֹ֗את עֹלָה֙ מִן־הַ⁠מִּדְבָּ֔ר</w:t>
+        <w:t>זֹ֗את עֹלָה֙ מִן־הַ⁠מִּדְבָּ֔ר</w:t>
       </w:r>
     </w:p>
     <w:p>
@@ -22321,7 +22321,7 @@
         <w:rPr>
           <w:lang w:val="en_US" w:bidi="en_US"/>
         </w:rPr>
-        <w:t>כְּ⁠תִֽימֲר֖וֹת עָשָׁ֑ן מְקֻטֶּ֤רֶת מוֹר֙ וּ⁠לְבוֹנָ֔ה</w:t>
+        <w:t>כְּ⁠תִֽימֲר֖וֹת עָשָׁ֑ן מְקֻטֶּ֤רֶת מוֹר֙ וּ⁠לְבוֹנָ֔ה</w:t>
       </w:r>
     </w:p>
     <w:p>
@@ -22444,7 +22444,7 @@
         <w:rPr>
           <w:lang w:val="en_US" w:bidi="en_US"/>
         </w:rPr>
-        <w:t>כְּ⁠תִֽימֲר֖וֹת עָשָׁ֑ן מְקֻטֶּ֤רֶת מוֹר֙ וּ⁠לְבוֹנָ֔ה</w:t>
+        <w:t>כְּ⁠תִֽימֲר֖וֹת עָשָׁ֑ן מְקֻטֶּ֤רֶת מוֹר֙ וּ⁠לְבוֹנָ֔ה</w:t>
       </w:r>
     </w:p>
     <w:p>
@@ -22580,7 +22580,7 @@
         <w:rPr>
           <w:lang w:val="en_US" w:bidi="en_US"/>
         </w:rPr>
-        <w:t>מְקֻטֶּ֤רֶת</w:t>
+        <w:t>מְקֻטֶּ֤רֶת</w:t>
       </w:r>
     </w:p>
     <w:p>
@@ -22754,7 +22754,7 @@
         <w:rPr>
           <w:lang w:val="en_US" w:bidi="en_US"/>
         </w:rPr>
-        <w:t>מִ⁠כֹּ֖ל אַבְקַ֥ת רוֹכֵֽל</w:t>
+        <w:t>מִ⁠כֹּ֖ל אַבְקַ֥ת רוֹכֵֽל</w:t>
       </w:r>
     </w:p>
     <w:p>
@@ -23000,7 +23000,7 @@
         <w:rPr>
           <w:lang w:val="en_US" w:bidi="en_US"/>
         </w:rPr>
-        <w:t>מִטָּת⁠וֹ֙</w:t>
+        <w:t>מִטָּת⁠וֹ֙</w:t>
       </w:r>
     </w:p>
     <w:p>
@@ -23123,7 +23123,7 @@
         <w:rPr>
           <w:lang w:val="en_US" w:bidi="en_US"/>
         </w:rPr>
-        <w:t>מִטָּת⁠וֹ֙ שֶׁ⁠לִּ⁠שְׁלֹמֹ֔ה</w:t>
+        <w:t>מִטָּת⁠וֹ֙ שֶׁ⁠לִּ⁠שְׁלֹמֹ֔ה</w:t>
       </w:r>
     </w:p>
     <w:p>
@@ -23285,7 +23285,7 @@
         <w:rPr>
           <w:lang w:val="en_US" w:bidi="en_US"/>
         </w:rPr>
-        <w:t>מְלֻמְּדֵ֖י מִלְחָמָ֑ה</w:t>
+        <w:t>מְלֻמְּדֵ֖י מִלְחָמָ֑ה</w:t>
       </w:r>
     </w:p>
     <w:p>
@@ -23362,7 +23362,7 @@
         <w:rPr>
           <w:lang w:val="en_US" w:bidi="en_US"/>
         </w:rPr>
-        <w:t>אִ֤ישׁ חַרְבּ⁠וֹ֙ עַל־יְרֵכ֔⁠וֹ מִ⁠פַּ֖חַד בַּ⁠לֵּילּֽוֹת</w:t>
+        <w:t>אִ֤ישׁ חַרְבּ⁠וֹ֙ עַל־יְרֵכ֔⁠וֹ מִ⁠פַּ֖חַד בַּ⁠לֵּילּֽוֹת</w:t>
       </w:r>
     </w:p>
     <w:p>
@@ -23594,7 +23594,7 @@
         <w:rPr>
           <w:lang w:val="en_US" w:bidi="en_US"/>
         </w:rPr>
-        <w:t>אַפִּרְי֗וֹן</w:t>
+        <w:t>אַפִּרְי֗וֹן</w:t>
       </w:r>
     </w:p>
     <w:p>
@@ -23779,7 +23779,7 @@
         <w:rPr>
           <w:lang w:val="en_US" w:bidi="en_US"/>
         </w:rPr>
-        <w:t>אַפִּרְי֗וֹן עָ֤שָׂה ל⁠וֹ֙ הַ⁠מֶּ֣לֶךְ שְׁלֹמֹ֔ה מֵ⁠עֲצֵ֖י הַ⁠לְּבָנֽוֹן</w:t>
+        <w:t>אַפִּרְי֗וֹן עָ֤שָׂה ל⁠וֹ֙ הַ⁠מֶּ֣לֶךְ שְׁלֹמֹ֔ה מֵ⁠עֲצֵ֖י הַ⁠לְּבָנֽוֹן</w:t>
       </w:r>
     </w:p>
     <w:p>
@@ -23939,7 +23939,7 @@
         <w:rPr>
           <w:lang w:val="en_US" w:bidi="en_US"/>
         </w:rPr>
-        <w:t>אַפִּרְי֗וֹן עָ֤שָׂה ל⁠וֹ֙ &amp; עַמּוּדָי⁠ו֙ עָ֣שָׂה כֶ֔סֶף</w:t>
+        <w:t>אַפִּרְי֗וֹן עָ֤שָׂה ל⁠וֹ֙ &amp; עַמּוּדָי⁠ו֙ עָ֣שָׂה כֶ֔סֶף</w:t>
       </w:r>
     </w:p>
     <w:p>
@@ -24286,7 +24286,7 @@
         <w:rPr>
           <w:lang w:val="en_US" w:bidi="en_US"/>
         </w:rPr>
-        <w:t>מֶרְכָּב֖⁠וֹ אַרְגָּמָ֑ן</w:t>
+        <w:t>מֶרְכָּב֖⁠וֹ אַרְגָּמָ֑ן</w:t>
       </w:r>
     </w:p>
     <w:p>
@@ -24363,7 +24363,7 @@
         <w:rPr>
           <w:lang w:val="en_US" w:bidi="en_US"/>
         </w:rPr>
-        <w:t>תּוֹכ⁠וֹ֙ רָצ֣וּף אַהֲבָ֔ה מִ⁠בְּנ֖וֹת יְרוּשָׁלִָֽם</w:t>
+        <w:t>תּוֹכ⁠וֹ֙ רָצ֣וּף אַהֲבָ֔ה מִ⁠בְּנ֖וֹת יְרוּשָׁלִָֽם</w:t>
       </w:r>
     </w:p>
     <w:p>
@@ -24556,7 +24556,7 @@
         <w:rPr>
           <w:lang w:val="en_US" w:bidi="en_US"/>
         </w:rPr>
-        <w:t>תּוֹכ⁠וֹ֙ רָצ֣וּף אַהֲבָ֔ה מִ⁠בְּנ֖וֹת יְרוּשָׁלִָֽם</w:t>
+        <w:t>תּוֹכ⁠וֹ֙ רָצ֣וּף אַהֲבָ֔ה מִ⁠בְּנ֖וֹת יְרוּשָׁלִָֽם</w:t>
       </w:r>
     </w:p>
     <w:p>
@@ -24857,7 +24857,7 @@
         <w:rPr>
           <w:lang w:val="en_US" w:bidi="en_US"/>
         </w:rPr>
-        <w:t>בְּנ֥וֹת צִיּ֖וֹן</w:t>
+        <w:t>בְּנ֥וֹת צִיּ֖וֹן</w:t>
       </w:r>
     </w:p>
     <w:p>
@@ -25014,7 +25014,7 @@
         <w:rPr>
           <w:lang w:val="en_US" w:bidi="en_US"/>
         </w:rPr>
-        <w:t>בְּ⁠י֣וֹם חֲתֻנָּת֔⁠וֹ וּ⁠בְ⁠י֖וֹם שִׂמְחַ֥ת לִבּֽ⁠וֹ</w:t>
+        <w:t>בְּ⁠י֣וֹם חֲתֻנָּת֔⁠וֹ וּ⁠בְ⁠י֖וֹם שִׂמְחַ֥ת לִבּֽ⁠וֹ</w:t>
       </w:r>
     </w:p>
     <w:p>
@@ -25111,7 +25111,7 @@
         <w:rPr>
           <w:lang w:val="en_US" w:bidi="en_US"/>
         </w:rPr>
-        <w:t>וּ⁠בְ⁠י֖וֹם שִׂמְחַ֥ת לִבּֽ⁠וֹ</w:t>
+        <w:t>וּ⁠בְ⁠י֖וֹם שִׂמְחַ֥ת לִבּֽ⁠וֹ</w:t>
       </w:r>
     </w:p>
     <w:p>
@@ -25532,7 +25532,7 @@
         <w:rPr>
           <w:lang w:val="en_US" w:bidi="en_US"/>
         </w:rPr>
-        <w:t>שַׂעְרֵ⁠ךְ֙ כְּ⁠עֵ֣דֶר הָֽ⁠עִזִּ֔ים שֶׁ⁠גָּלְשׁ֖וּ מֵ⁠הַ֥ר גִּלְעָֽד</w:t>
+        <w:t>שַׂעְרֵ⁠ךְ֙ כְּ⁠עֵ֣דֶר הָֽ⁠עִזִּ֔ים שֶׁ⁠גָּלְשׁ֖וּ מֵ⁠הַ֥ר גִּלְעָֽד</w:t>
       </w:r>
     </w:p>
     <w:p>
@@ -25751,7 +25751,7 @@
         <w:rPr>
           <w:lang w:val="en_US" w:bidi="en_US"/>
         </w:rPr>
-        <w:t>הַ⁠קְּצוּב֔וֹת</w:t>
+        <w:t>הַ⁠קְּצוּב֔וֹת</w:t>
       </w:r>
     </w:p>
     <w:p>
@@ -26028,7 +26028,7 @@
         <w:rPr>
           <w:lang w:val="en_US" w:bidi="en_US"/>
         </w:rPr>
-        <w:t>וְ⁠שַׁכֻּלָ֖ה אֵ֥ין בָּ⁠הֶֽם</w:t>
+        <w:t>וְ⁠שַׁכֻּלָ֖ה אֵ֥ין בָּ⁠הֶֽם</w:t>
       </w:r>
     </w:p>
     <w:p>
@@ -26208,7 +26208,7 @@
         <w:rPr>
           <w:lang w:val="en_US" w:bidi="en_US"/>
         </w:rPr>
-        <w:t>כְּ⁠פֶ֤לַח הָֽ⁠רִמּוֹן֙ רַקָּתֵ֔⁠ךְ</w:t>
+        <w:t>כְּ⁠פֶ֤לַח הָֽ⁠רִמּוֹן֙ רַקָּתֵ֔⁠ךְ</w:t>
       </w:r>
     </w:p>
     <w:p>
@@ -26311,7 +26311,7 @@
         <w:rPr>
           <w:lang w:val="en_US" w:bidi="en_US"/>
         </w:rPr>
-        <w:t>כְּ⁠פֶ֤לַח הָֽ⁠רִמּוֹן֙ רַקָּתֵ֔⁠ךְ</w:t>
+        <w:t>כְּ⁠פֶ֤לַח הָֽ⁠רִמּוֹן֙ רַקָּתֵ֔⁠ךְ</w:t>
       </w:r>
     </w:p>
     <w:p>
@@ -26567,7 +26567,7 @@
         <w:rPr>
           <w:lang w:val="en_US" w:bidi="en_US"/>
         </w:rPr>
-        <w:t>כְּ⁠מִגְדַּ֤ל דָּוִיד֙ צַוָּארֵ֔⁠ךְ בָּנ֖וּי לְ⁠תַלְפִּיּ֑וֹת</w:t>
+        <w:t>כְּ⁠מִגְדַּ֤ל דָּוִיד֙ צַוָּארֵ֔⁠ךְ בָּנ֖וּי לְ⁠תַלְפִּיּ֑וֹת</w:t>
       </w:r>
     </w:p>
     <w:p>
@@ -26703,7 +26703,7 @@
         <w:rPr>
           <w:lang w:val="en_US" w:bidi="en_US"/>
         </w:rPr>
-        <w:t>כְּ⁠מִגְדַּ֤ל דָּוִיד֙</w:t>
+        <w:t>כְּ⁠מִגְדַּ֤ל דָּוִיד֙</w:t>
       </w:r>
     </w:p>
     <w:p>
@@ -26813,7 +26813,7 @@
         <w:rPr>
           <w:lang w:val="en_US" w:bidi="en_US"/>
         </w:rPr>
-        <w:t>כְּ⁠מִגְדַּ֤ל דָּוִיד֙ צַוָּארֵ֔⁠ךְ בָּנ֖וּי לְ⁠תַלְפִּיּ֑וֹת</w:t>
+        <w:t>כְּ⁠מִגְדַּ֤ל דָּוִיד֙ צַוָּארֵ֔⁠ךְ בָּנ֖וּי לְ⁠תַלְפִּיּ֑וֹת</w:t>
       </w:r>
     </w:p>
     <w:p>
@@ -26910,7 +26910,7 @@
         <w:rPr>
           <w:lang w:val="en_US" w:bidi="en_US"/>
         </w:rPr>
-        <w:t>בָּנ֖וּי לְ⁠תַלְפִּיּ֑וֹת</w:t>
+        <w:t>בָּנ֖וּי לְ⁠תַלְפִּיּ֑וֹת</w:t>
       </w:r>
     </w:p>
     <w:p>
@@ -26987,7 +26987,7 @@
         <w:rPr>
           <w:lang w:val="en_US" w:bidi="en_US"/>
         </w:rPr>
-        <w:t>אֶ֤לֶף הַ⁠מָּגֵן֙ תָּל֣וּי עָלָ֔י⁠ו כֹּ֖ל שִׁלְטֵ֥י הַ⁠גִּבּוֹרִֽים</w:t>
+        <w:t>אֶ֤לֶף הַ⁠מָּגֵן֙ תָּל֣וּי עָלָ֔י⁠ו כֹּ֖ל שִׁלְטֵ֥י הַ⁠גִּבּוֹרִֽים</w:t>
       </w:r>
     </w:p>
     <w:p>
@@ -27233,7 +27233,7 @@
         <w:rPr>
           <w:lang w:val="en_US" w:bidi="en_US"/>
         </w:rPr>
-        <w:t>אֶ֤לֶף הַ⁠מָּגֵן֙ תָּל֣וּי עָלָ֔י⁠ו כֹּ֖ל שִׁלְטֵ֥י הַ⁠גִּבּוֹרִֽים</w:t>
+        <w:t>אֶ֤לֶף הַ⁠מָּגֵן֙ תָּל֣וּי עָלָ֔י⁠ו כֹּ֖ל שִׁלְטֵ֥י הַ⁠גִּבּוֹרִֽים</w:t>
       </w:r>
     </w:p>
     <w:p>
@@ -27706,7 +27706,7 @@
         <w:rPr>
           <w:lang w:val="en_US" w:bidi="en_US"/>
         </w:rPr>
-        <w:t>עַ֤ד שֶׁ⁠יָּפ֨וּחַ֙ הַ⁠יּ֔וֹם וְ⁠נָ֖סוּ הַ⁠צְּלָלִ֑ים</w:t>
+        <w:t>עַ֤ד שֶׁ⁠יָּפ֨וּחַ֙ הַ⁠יּ֔וֹם וְ⁠נָ֖סוּ הַ⁠צְּלָלִ֑ים</w:t>
       </w:r>
     </w:p>
     <w:p>
@@ -28167,7 +28167,7 @@
         <w:rPr>
           <w:lang w:val="en_US" w:bidi="en_US"/>
         </w:rPr>
-        <w:t>כֻּלָּ֤⁠ךְ יָפָה֙</w:t>
+        <w:t>כֻּלָּ֤⁠ךְ יָפָה֙</w:t>
       </w:r>
     </w:p>
     <w:p>
@@ -28327,7 +28327,7 @@
         <w:rPr>
           <w:lang w:val="en_US" w:bidi="en_US"/>
         </w:rPr>
-        <w:t>אִתִּ֤⁠י &amp; תָּב֑וֹאִי</w:t>
+        <w:t>אִתִּ֤⁠י &amp; תָּב֑וֹאִי</w:t>
       </w:r>
     </w:p>
     <w:p>
@@ -28642,7 +28642,7 @@
         <w:rPr>
           <w:lang w:val="en_US" w:bidi="en_US"/>
         </w:rPr>
-        <w:t>מִ⁠מְּעֹנ֣וֹת אֲרָי֔וֹת מֵֽ⁠הַרְרֵ֖י נְמֵרִֽים</w:t>
+        <w:t>מִ⁠מְּעֹנ֣וֹת אֲרָי֔וֹת מֵֽ⁠הַרְרֵ֖י נְמֵרִֽים</w:t>
       </w:r>
     </w:p>
     <w:p>
@@ -28739,7 +28739,7 @@
         <w:rPr>
           <w:lang w:val="en_US" w:bidi="en_US"/>
         </w:rPr>
-        <w:t>לִבַּבְתִּ֖⁠נִי אֲחֹתִ֣⁠י כַלָּ֑ה לִבַּבְתִּ֨י⁠נִי֙</w:t>
+        <w:t>לִבַּבְתִּ֖⁠נִי אֲחֹתִ֣⁠י כַלָּ֑ה לִבַּבְתִּ֨י⁠נִי֙</w:t>
       </w:r>
     </w:p>
     <w:p>
@@ -28849,7 +28849,7 @@
         <w:rPr>
           <w:lang w:val="en_US" w:bidi="en_US"/>
         </w:rPr>
-        <w:t>לִבַּבְתִּ֖⁠נִי &amp; לִבַּבְתִּ֨י⁠נִי֙</w:t>
+        <w:t>לִבַּבְתִּ֖⁠נִי &amp; לִבַּבְתִּ֨י⁠נִי֙</w:t>
       </w:r>
     </w:p>
     <w:p>
@@ -29390,7 +29390,7 @@
         <w:rPr>
           <w:lang w:val="en_US" w:bidi="en_US"/>
         </w:rPr>
-        <w:t>מַה־יָּפ֥וּ דֹדַ֖יִ⁠ךְ אֲחֹתִ֣⁠י כַלָּ֑ה מַה־טֹּ֤בוּ דֹדַ֨יִ⁠ךְ֙ מִ⁠יַּ֔יִן</w:t>
+        <w:t>מַה־יָּפ֥וּ דֹדַ֖יִ⁠ךְ אֲחֹתִ֣⁠י כַלָּ֑ה מַה־טֹּ֤בוּ דֹדַ֨יִ⁠ךְ֙ מִ⁠יַּ֔יִן</w:t>
       </w:r>
     </w:p>
     <w:p>
@@ -29596,7 +29596,7 @@
         <w:rPr>
           <w:lang w:val="en_US" w:bidi="en_US"/>
         </w:rPr>
-        <w:t>שְׁמָנַ֖יִ⁠ךְ</w:t>
+        <w:t>שְׁמָנַ֖יִ⁠ךְ</w:t>
       </w:r>
     </w:p>
     <w:p>
@@ -29789,7 +29789,7 @@
         <w:rPr>
           <w:lang w:val="en_US" w:bidi="en_US"/>
         </w:rPr>
-        <w:t>נֹ֛פֶת תִּטֹּ֥פְנָה שִׂפְתוֹתַ֖יִ⁠ךְ</w:t>
+        <w:t>נֹ֛פֶת תִּטֹּ֥פְנָה שִׂפְתוֹתַ֖יִ⁠ךְ</w:t>
       </w:r>
     </w:p>
     <w:p>
@@ -30035,7 +30035,7 @@
         <w:rPr>
           <w:lang w:val="en_US" w:bidi="en_US"/>
         </w:rPr>
-        <w:t>דְּבַ֤שׁ וְ⁠חָלָב֙ תַּ֣חַת לְשׁוֹנֵ֔⁠ךְ</w:t>
+        <w:t>דְּבַ֤שׁ וְ⁠חָלָב֙ תַּ֣חַת לְשׁוֹנֵ֔⁠ךְ</w:t>
       </w:r>
     </w:p>
     <w:p>
@@ -30145,7 +30145,7 @@
         <w:rPr>
           <w:lang w:val="en_US" w:bidi="en_US"/>
         </w:rPr>
-        <w:t>וְ⁠רֵ֥יחַ שַׂלְמֹתַ֖יִ⁠ךְ כְּ⁠רֵ֥יחַ לְבָנֽוֹן</w:t>
+        <w:t>וְ⁠רֵ֥יחַ שַׂלְמֹתַ֖יִ⁠ךְ כְּ⁠רֵ֥יחַ לְבָנֽוֹן</w:t>
       </w:r>
     </w:p>
     <w:p>
@@ -30262,7 +30262,7 @@
         <w:rPr>
           <w:lang w:val="en_US" w:bidi="en_US"/>
         </w:rPr>
-        <w:t>גַּ֥ן ׀ נָע֖וּל אֲחֹתִ֣⁠י כַלָּ֑ה גַּ֥ל נָע֖וּל מַעְיָ֥ן חָתֽוּם</w:t>
+        <w:t>גַּ֥ן ׀ נָע֖וּל אֲחֹתִ֣⁠י כַלָּ֑ה גַּ֥ל נָע֖וּל מַעְיָ֥ן חָתֽוּם</w:t>
       </w:r>
     </w:p>
     <w:p>
@@ -30359,7 +30359,7 @@
         <w:rPr>
           <w:lang w:val="en_US" w:bidi="en_US"/>
         </w:rPr>
-        <w:t>גַּ֥ן ׀ נָע֖וּל אֲחֹתִ֣⁠י כַלָּ֑ה</w:t>
+        <w:t>גַּ֥ן ׀ נָע֖וּל אֲחֹתִ֣⁠י כַלָּ֑ה</w:t>
       </w:r>
     </w:p>
     <w:p>
@@ -30718,7 +30718,7 @@
         <w:rPr>
           <w:lang w:val="en_US" w:bidi="en_US"/>
         </w:rPr>
-        <w:t>גַּ֥ל נָע֖וּל מַעְיָ֥ן חָתֽוּם</w:t>
+        <w:t>גַּ֥ל נָע֖וּל מַעְיָ֥ן חָתֽוּם</w:t>
       </w:r>
     </w:p>
     <w:p>
@@ -30906,7 +30906,7 @@
         <w:rPr>
           <w:lang w:val="en_US" w:bidi="en_US"/>
         </w:rPr>
-        <w:t>גַּ֥ל נָע֖וּל מַעְיָ֥ן חָתֽוּם</w:t>
+        <w:t>גַּ֥ל נָע֖וּל מַעְיָ֥ן חָתֽוּם</w:t>
       </w:r>
     </w:p>
     <w:p>
@@ -31164,7 +31164,7 @@
         <w:rPr>
           <w:lang w:val="en_US" w:bidi="en_US"/>
         </w:rPr>
-        <w:t>שְׁלָחַ֨יִ⁠ךְ֙ פַּרְדֵּ֣ס רִמּוֹנִ֔ים עִ֖ם פְּרִ֣י מְגָדִ֑ים כְּפָרִ֖ים עִם־נְרָדִֽים׃ נֵ֣רְדְּ ׀ וְ⁠כַרְכֹּ֗ם קָנֶה֙ וְ⁠קִנָּמ֔וֹן עִ֖ם כָּל־עֲצֵ֣י לְבוֹנָ֑ה מֹ֚ר וַ⁠אֲהָל֔וֹת עִ֖ם כָּל־רָאשֵׁ֥י בְשָׂמִֽים</w:t>
+        <w:t>שְׁלָחַ֨יִ⁠ךְ֙ פַּרְדֵּ֣ס רִמּוֹנִ֔ים עִ֖ם פְּרִ֣י מְגָדִ֑ים כְּפָרִ֖ים עִם־נְרָדִֽים׃ נֵ֣רְדְּ ׀ וְ⁠כַרְכֹּ֗ם קָנֶה֙ וְ⁠קִנָּמ֔וֹן עִ֖ם כָּל־עֲצֵ֣י לְבוֹנָ֑ה מֹ֚ר וַ⁠אֲהָל֔וֹת עִ֖ם כָּל־רָאשֵׁ֥י בְשָׂמִֽים</w:t>
       </w:r>
     </w:p>
     <w:p>
@@ -31310,7 +31310,7 @@
         <w:rPr>
           <w:lang w:val="en_US" w:bidi="en_US"/>
         </w:rPr>
-        <w:t>שְׁלָחַ֨יִ⁠ךְ֙ פַּרְדֵּ֣ס רִמּוֹנִ֔ים עִ֖ם פְּרִ֣י מְגָדִ֑ים כְּפָרִ֖ים עִם־נְרָדִֽים׃ נֵ֣רְדְּ ׀ וְ⁠כַרְכֹּ֗ם קָנֶה֙ וְ⁠קִנָּמ֔וֹן עִ֖ם כָּל־עֲצֵ֣י לְבוֹנָ֑ה מֹ֚ר וַ⁠אֲהָל֔וֹת עִ֖ם כָּל־רָאשֵׁ֥י בְשָׂמִֽים</w:t>
+        <w:t>שְׁלָחַ֨יִ⁠ךְ֙ פַּרְדֵּ֣ס רִמּוֹנִ֔ים עִ֖ם פְּרִ֣י מְגָדִ֑ים כְּפָרִ֖ים עִם־נְרָדִֽים׃ נֵ֣רְדְּ ׀ וְ⁠כַרְכֹּ֗ם קָנֶה֙ וְ⁠קִנָּמ֔וֹן עִ֖ם כָּל־עֲצֵ֣י לְבוֹנָ֑ה מֹ֚ר וַ⁠אֲהָל֔וֹת עִ֖ם כָּל־רָאשֵׁ֥י בְשָׂמִֽים</w:t>
       </w:r>
     </w:p>
     <w:p>
@@ -31565,7 +31565,7 @@
         <w:rPr>
           <w:lang w:val="en_US" w:bidi="en_US"/>
         </w:rPr>
-        <w:t>וְ⁠כַרְכֹּ֗ם קָנֶה֙ וְ⁠קִנָּמ֔וֹן &amp; וַ⁠אֲהָל֔וֹת</w:t>
+        <w:t>וְ⁠כַרְכֹּ֗ם קָנֶה֙ וְ⁠קִנָּמ֔וֹן &amp; וַ⁠אֲהָל֔וֹת</w:t>
       </w:r>
     </w:p>
     <w:p>
@@ -31753,7 +31753,7 @@
         <w:rPr>
           <w:lang w:val="en_US" w:bidi="en_US"/>
         </w:rPr>
-        <w:t>מַעְיַ֣ן גַּנִּ֔ים בְּאֵ֖ר מַ֣יִם חַיִּ֑ים וְ⁠נֹזְלִ֖ים מִן־לְבָנֽוֹן</w:t>
+        <w:t>מַעְיַ֣ן גַּנִּ֔ים בְּאֵ֖ר מַ֣יִם חַיִּ֑ים וְ⁠נֹזְלִ֖ים מִן־לְבָנֽוֹן</w:t>
       </w:r>
     </w:p>
     <w:p>
@@ -31943,7 +31943,7 @@
         <w:rPr>
           <w:lang w:val="en_US" w:bidi="en_US"/>
         </w:rPr>
-        <w:t>מַעְיַ֣ן גַּנִּ֔ים</w:t>
+        <w:t>מַעְיַ֣ן גַּנִּ֔ים</w:t>
       </w:r>
     </w:p>
     <w:p>
@@ -32053,7 +32053,7 @@
         <w:rPr>
           <w:lang w:val="en_US" w:bidi="en_US"/>
         </w:rPr>
-        <w:t>מַעְיַ֣ן גַּנִּ֔ים</w:t>
+        <w:t>מַעְיַ֣ן גַּנִּ֔ים</w:t>
       </w:r>
     </w:p>
     <w:p>
@@ -32189,7 +32189,7 @@
         <w:rPr>
           <w:lang w:val="en_US" w:bidi="en_US"/>
         </w:rPr>
-        <w:t>מַ֣יִם חַיִּ֑ים</w:t>
+        <w:t>מַ֣יִם חַיִּ֑ים</w:t>
       </w:r>
     </w:p>
     <w:p>
@@ -32299,7 +32299,7 @@
         <w:rPr>
           <w:lang w:val="en_US" w:bidi="en_US"/>
         </w:rPr>
-        <w:t>ע֤וּרִי צָפוֹן֙ וּ⁠ב֣וֹאִי תֵימָ֔ן הָפִ֥יחִי גַנִּ֖⁠י יִזְּל֣וּ בְשָׂמָ֑י⁠ו</w:t>
+        <w:t>ע֤וּרִי צָפוֹן֙ וּ⁠ב֣וֹאִי תֵימָ֔ן הָפִ֥יחִי גַנִּ֖⁠י יִזְּל֣וּ בְשָׂמָ֑י⁠ו</w:t>
       </w:r>
     </w:p>
     <w:p>
@@ -32532,7 +32532,7 @@
         <w:rPr>
           <w:lang w:val="en_US" w:bidi="en_US"/>
         </w:rPr>
-        <w:t>ע֤וּרִי צָפוֹן֙ וּ⁠ב֣וֹאִי תֵימָ֔ן הָפִ֥יחִי גַנִּ֖⁠י יִזְּל֣וּ בְשָׂמָ֑י⁠ו יָבֹ֤א דוֹדִ⁠י֙ לְ⁠גַנּ֔⁠וֹ וְ⁠יֹאכַ֖ל פְּרִ֥י מְגָדָֽי⁠ו</w:t>
+        <w:t>ע֤וּרִי צָפוֹן֙ וּ⁠ב֣וֹאִי תֵימָ֔ן הָפִ֥יחִי גַנִּ֖⁠י יִזְּל֣וּ בְשָׂמָ֑י⁠ו יָבֹ֤א דוֹדִ⁠י֙ לְ⁠גַנּ֔⁠וֹ וְ⁠יֹאכַ֖ל פְּרִ֥י מְגָדָֽי⁠ו</w:t>
       </w:r>
     </w:p>
     <w:p>
@@ -32805,7 +32805,7 @@
         <w:rPr>
           <w:lang w:val="en_US" w:bidi="en_US"/>
         </w:rPr>
-        <w:t>יִזְּל֣וּ בְשָׂמָ֑י⁠ו</w:t>
+        <w:t>יִזְּל֣וּ בְשָׂמָ֑י⁠ו</w:t>
       </w:r>
     </w:p>
     <w:p>
@@ -32882,7 +32882,7 @@
         <w:rPr>
           <w:lang w:val="en_US" w:bidi="en_US"/>
         </w:rPr>
-        <w:t>בָּ֣אתִי לְ⁠גַנִּ⁠י֮ אֲחֹתִ֣⁠י כַלָּה֒ אָרִ֤יתִי מוֹרִ⁠י֙ עִם־בְּשָׂמִ֔⁠י אָכַ֤לְתִּי יַעְרִ⁠י֙ עִם־דִּבְשִׁ֔⁠י שָׁתִ֥יתִי יֵינִ֖⁠י עִם־חֲלָבִ֑⁠י</w:t>
+        <w:t>בָּ֣אתִי לְ⁠גַנִּ⁠י֮ אֲחֹתִ֣⁠י כַלָּה֒ אָרִ֤יתִי מוֹרִ⁠י֙ עִם־בְּשָׂמִ֔⁠י אָכַ֤לְתִּי יַעְרִ⁠י֙ עִם־דִּבְשִׁ֔⁠י שָׁתִ֥יתִי יֵינִ֖⁠י עִם־חֲלָבִ֑⁠י</w:t>
       </w:r>
     </w:p>
     <w:p>
@@ -33067,7 +33067,7 @@
         <w:rPr>
           <w:lang w:val="en_US" w:bidi="en_US"/>
         </w:rPr>
-        <w:t>בָּ֣אתִי לְ⁠גַנִּ⁠י֮ אֲחֹתִ֣⁠י כַלָּה֒ אָרִ֤יתִי מוֹרִ⁠י֙ עִם־בְּשָׂמִ֔⁠י אָכַ֤לְתִּי יַעְרִ⁠י֙ עִם־דִּבְשִׁ֔⁠י שָׁתִ֥יתִי יֵינִ֖⁠י עִם־חֲלָבִ֑⁠י</w:t>
+        <w:t>בָּ֣אתִי לְ⁠גַנִּ⁠י֮ אֲחֹתִ֣⁠י כַלָּה֒ אָרִ֤יתִי מוֹרִ⁠י֙ עִם־בְּשָׂמִ֔⁠י אָכַ֤לְתִּי יַעְרִ⁠י֙ עִם־דִּבְשִׁ֔⁠י שָׁתִ֥יתִי יֵינִ֖⁠י עִם־חֲלָבִ֑⁠י</w:t>
       </w:r>
     </w:p>
     <w:p>
@@ -33164,7 +33164,7 @@
         <w:rPr>
           <w:lang w:val="en_US" w:bidi="en_US"/>
         </w:rPr>
-        <w:t>בָּ֣אתִי</w:t>
+        <w:t>בָּ֣אתִי</w:t>
       </w:r>
     </w:p>
     <w:p>
@@ -33274,7 +33274,7 @@
         <w:rPr>
           <w:lang w:val="en_US" w:bidi="en_US"/>
         </w:rPr>
-        <w:t>בָּ֣אתִי לְ⁠גַנִּ⁠י֮ אֲחֹתִ֣⁠י כַלָּה֒</w:t>
+        <w:t>בָּ֣אתִי לְ⁠גַנִּ⁠י֮ אֲחֹתִ֣⁠י כַלָּה֒</w:t>
       </w:r>
     </w:p>
     <w:p>
@@ -33485,7 +33485,7 @@
         <w:rPr>
           <w:lang w:val="en_US" w:bidi="en_US"/>
         </w:rPr>
-        <w:t>אִכְל֣וּ רֵעִ֔ים שְׁת֥וּ וְ⁠שִׁכְר֖וּ דּוֹדִֽים</w:t>
+        <w:t>אִכְל֣וּ רֵעִ֔ים שְׁת֥וּ וְ⁠שִׁכְר֖וּ דּוֹדִֽים</w:t>
       </w:r>
     </w:p>
     <w:p>
@@ -33678,7 +33678,7 @@
         <w:rPr>
           <w:lang w:val="en_US" w:bidi="en_US"/>
         </w:rPr>
-        <w:t>אֲנִ֥י יְשֵׁנָ֖ה וְ⁠לִבִּ֣⁠י עֵ֑ר</w:t>
+        <w:t>אֲנִ֥י יְשֵׁנָ֖ה וְ⁠לִבִּ֣⁠י עֵ֑ר</w:t>
       </w:r>
     </w:p>
     <w:p>
@@ -34463,7 +34463,7 @@
         <w:rPr>
           <w:lang w:val="en_US" w:bidi="en_US"/>
         </w:rPr>
-        <w:t>פָּשַׁ֨טְתִּי֙ אֶת־כֻּתָּנְתִּ֔⁠י אֵיכָ֖כָה אֶלְבָּשֶׁ֑⁠נָּה רָחַ֥צְתִּי אֶת־רַגְלַ֖⁠י אֵיכָ֥כָה אֲטַנְּפֵֽ⁠ם</w:t>
+        <w:t>פָּשַׁ֨טְתִּי֙ אֶת־כֻּתָּנְתִּ֔⁠י אֵיכָ֖כָה אֶלְבָּשֶׁ֑⁠נָּה רָחַ֥צְתִּי אֶת־רַגְלַ֖⁠י אֵיכָ֥כָה אֲטַנְּפֵֽ⁠ם</w:t>
       </w:r>
     </w:p>
     <w:p>
@@ -34560,7 +34560,7 @@
         <w:rPr>
           <w:lang w:val="en_US" w:bidi="en_US"/>
         </w:rPr>
-        <w:t>אֵיכָ֖כָה אֶלְבָּשֶׁ֑⁠נָּה רָחַ֥צְתִּי אֶת־רַגְלַ֖⁠י אֵיכָ֥כָה אֲטַנְּפֵֽ⁠ם</w:t>
+        <w:t>אֵיכָ֖כָה אֶלְבָּשֶׁ֑⁠נָּה רָחַ֥צְתִּי אֶת־רַגְלַ֖⁠י אֵיכָ֥כָה אֲטַנְּפֵֽ⁠ם</w:t>
       </w:r>
     </w:p>
     <w:p>
@@ -34983,7 +34983,7 @@
         <w:rPr>
           <w:lang w:val="en_US" w:bidi="en_US"/>
         </w:rPr>
-        <w:t>וְ⁠יָדַ֣⁠י נָֽטְפוּ־מ֗וֹר וְ⁠אֶצְבְּעֹתַ⁠י֙ מ֣וֹר עֹבֵ֔ר</w:t>
+        <w:t>וְ⁠יָדַ֣⁠י נָֽטְפוּ־מ֗וֹר וְ⁠אֶצְבְּעֹתַ⁠י֙ מ֣וֹר עֹבֵ֔ר</w:t>
       </w:r>
     </w:p>
     <w:p>
@@ -35516,7 +35516,7 @@
         <w:rPr>
           <w:lang w:val="en_US" w:bidi="en_US"/>
         </w:rPr>
-        <w:t>נַפְשִׁ⁠י֙ יָֽצְאָ֣ה</w:t>
+        <w:t>נַפְשִׁ⁠י֙ יָֽצְאָ֣ה</w:t>
       </w:r>
     </w:p>
     <w:p>
@@ -35626,7 +35626,7 @@
         <w:rPr>
           <w:lang w:val="en_US" w:bidi="en_US"/>
         </w:rPr>
-        <w:t>נַפְשִׁ⁠י֙ יָֽצְאָ֣ה</w:t>
+        <w:t>נַפְשִׁ⁠י֙ יָֽצְאָ֣ה</w:t>
       </w:r>
     </w:p>
     <w:p>
@@ -35749,7 +35749,7 @@
         <w:rPr>
           <w:lang w:val="en_US" w:bidi="en_US"/>
         </w:rPr>
-        <w:t>בְ⁠דַבְּר֔⁠וֹ</w:t>
+        <w:t>בְ⁠דַבְּר֔⁠וֹ</w:t>
       </w:r>
     </w:p>
     <w:p>
@@ -35948,7 +35948,7 @@
         <w:rPr>
           <w:lang w:val="en_US" w:bidi="en_US"/>
         </w:rPr>
-        <w:t>מְצָאֻ֧⁠נִי הַ⁠שֹּׁמְרִ֛ים הַ⁠סֹּבְבִ֥ים בָּ⁠עִ֖יר</w:t>
+        <w:t>מְצָאֻ֧⁠נִי הַ⁠שֹּׁמְרִ֛ים הַ⁠סֹּבְבִ֥ים בָּ⁠עִ֖יר</w:t>
       </w:r>
     </w:p>
     <w:p>
@@ -36076,7 +36076,7 @@
         <w:rPr>
           <w:lang w:val="en_US" w:bidi="en_US"/>
         </w:rPr>
-        <w:t>הִכּ֣וּ⁠נִי פְצָע֑וּ⁠נִי נָשְׂא֤וּ אֶת־רְדִידִ⁠י֙ מֵֽ⁠עָלַ֔⁠י שֹׁמְרֵ֖י הַ⁠חֹמֽוֹת</w:t>
+        <w:t>הִכּ֣וּ⁠נִי פְצָע֑וּ⁠נִי נָשְׂא֤וּ אֶת־רְדִידִ⁠י֙ מֵֽ⁠עָלַ֔⁠י שֹׁמְרֵ֖י הַ⁠חֹמֽוֹת</w:t>
       </w:r>
     </w:p>
     <w:p>
@@ -36419,7 +36419,7 @@
         <w:rPr>
           <w:lang w:val="en_US" w:bidi="en_US"/>
         </w:rPr>
-        <w:t>שֹׁמְרֵ֖י הַ⁠חֹמֽוֹת</w:t>
+        <w:t>שֹׁמְרֵ֖י הַ⁠חֹמֽוֹת</w:t>
       </w:r>
     </w:p>
     <w:p>
@@ -36764,7 +36764,7 @@
         <w:rPr>
           <w:lang w:val="en_US" w:bidi="en_US"/>
         </w:rPr>
-        <w:t>שֶׁ⁠חוֹלַ֥ת אַהֲבָ֖ה אָֽנִי</w:t>
+        <w:t>שֶׁ⁠חוֹלַ֥ת אַהֲבָ֖ה אָֽנִי</w:t>
       </w:r>
     </w:p>
     <w:p>
@@ -36861,7 +36861,7 @@
         <w:rPr>
           <w:lang w:val="en_US" w:bidi="en_US"/>
         </w:rPr>
-        <w:t>מַה־דּוֹדֵ֣⁠ךְ מִ⁠דּ֔וֹד הַ⁠יָּפָ֖ה בַּ⁠נָּשִׁ֑ים מַה־דּוֹדֵ֣⁠ךְ מִ⁠דּ֔וֹד שֶׁ⁠כָּ֖כָה הִשְׁבַּעְתָּֽ⁠נוּ</w:t>
+        <w:t>מַה־דּוֹדֵ֣⁠ךְ מִ⁠דּ֔וֹד הַ⁠יָּפָ֖ה בַּ⁠נָּשִׁ֑ים מַה־דּוֹדֵ֣⁠ךְ מִ⁠דּ֔וֹד שֶׁ⁠כָּ֖כָה הִשְׁבַּעְתָּֽ⁠נוּ</w:t>
       </w:r>
     </w:p>
     <w:p>
@@ -37048,7 +37048,7 @@
         <w:rPr>
           <w:lang w:val="en_US" w:bidi="en_US"/>
         </w:rPr>
-        <w:t>מַה־דּוֹדֵ֣⁠ךְ מִ⁠דּ֔וֹד הַ⁠יָּפָ֖ה בַּ⁠נָּשִׁ֑ים</w:t>
+        <w:t>מַה־דּוֹדֵ֣⁠ךְ מִ⁠דּ֔וֹד הַ⁠יָּפָ֖ה בַּ⁠נָּשִׁ֑ים</w:t>
       </w:r>
     </w:p>
     <w:p>
@@ -37239,7 +37239,7 @@
         <w:rPr>
           <w:lang w:val="en_US" w:bidi="en_US"/>
         </w:rPr>
-        <w:t>שֶׁ⁠כָּ֖כָה הִשְׁבַּעְתָּֽ⁠נוּ</w:t>
+        <w:t>שֶׁ⁠כָּ֖כָה הִשְׁבַּעְתָּֽ⁠נוּ</w:t>
       </w:r>
     </w:p>
     <w:p>
@@ -37316,7 +37316,7 @@
         <w:rPr>
           <w:lang w:val="en_US" w:bidi="en_US"/>
         </w:rPr>
-        <w:t>הִשְׁבַּעְתָּֽ⁠נוּ</w:t>
+        <w:t>הִשְׁבַּעְתָּֽ⁠נוּ</w:t>
       </w:r>
     </w:p>
     <w:p>
@@ -37535,7 +37535,7 @@
         <w:rPr>
           <w:lang w:val="en_US" w:bidi="en_US"/>
         </w:rPr>
-        <w:t>דָּג֖וּל מֵ⁠רְבָבָֽה</w:t>
+        <w:t>דָּג֖וּל מֵ⁠רְבָבָֽה</w:t>
       </w:r>
     </w:p>
     <w:p>
@@ -37832,7 +37832,7 @@
         <w:rPr>
           <w:lang w:val="en_US" w:bidi="en_US"/>
         </w:rPr>
-        <w:t>שְׁחֹר֖וֹת כָּ⁠עוֹרֵֽב</w:t>
+        <w:t>שְׁחֹר֖וֹת כָּ⁠עוֹרֵֽב</w:t>
       </w:r>
     </w:p>
     <w:p>
@@ -38282,7 +38282,7 @@
         <w:rPr>
           <w:lang w:val="en_US" w:bidi="en_US"/>
         </w:rPr>
-        <w:t>עֵינָ֕י⁠ו כְּ⁠יוֹנִ֖ים עַל־אֲפִ֣יקֵי מָ֑יִם רֹֽחֲצוֹת֙ בֶּֽ⁠חָלָ֔ב יֹשְׁב֖וֹת עַל־מִלֵּֽאת</w:t>
+        <w:t>עֵינָ֕י⁠ו כְּ⁠יוֹנִ֖ים עַל־אֲפִ֣יקֵי מָ֑יִם רֹֽחֲצוֹת֙ בֶּֽ⁠חָלָ֔ב יֹשְׁב֖וֹת עַל־מִלֵּֽאת</w:t>
       </w:r>
     </w:p>
     <w:p>
@@ -38579,7 +38579,7 @@
         <w:rPr>
           <w:lang w:val="en_US" w:bidi="en_US"/>
         </w:rPr>
-        <w:t>כַּ⁠עֲרוּגַ֣ת הַ⁠בֹּ֔שֶׂם</w:t>
+        <w:t>כַּ⁠עֲרוּגַ֣ת הַ⁠בֹּ֔שֶׂם</w:t>
       </w:r>
     </w:p>
     <w:p>
@@ -38689,7 +38689,7 @@
         <w:rPr>
           <w:lang w:val="en_US" w:bidi="en_US"/>
         </w:rPr>
-        <w:t>מִגְדְּל֖וֹת</w:t>
+        <w:t>מִגְדְּל֖וֹת</w:t>
       </w:r>
     </w:p>
     <w:p>
@@ -38779,7 +38779,7 @@
         <w:rPr>
           <w:lang w:val="en_US" w:bidi="en_US"/>
         </w:rPr>
-        <w:t>מִגְדְּל֖וֹת מֶרְקָחִ֑ים</w:t>
+        <w:t>מִגְדְּל֖וֹת מֶרְקָחִ֑ים</w:t>
       </w:r>
     </w:p>
     <w:p>
@@ -39291,7 +39291,7 @@
         <w:rPr>
           <w:lang w:val="en_US" w:bidi="en_US"/>
         </w:rPr>
-        <w:t>יָדָי⁠ו֙ גְּלִילֵ֣י זָהָ֔ב מְמֻלָּאִ֖ים בַּ⁠תַּרְשִׁ֑ישׁ</w:t>
+        <w:t>יָדָי⁠ו֙ גְּלִילֵ֣י זָהָ֔ב מְמֻלָּאִ֖ים בַּ⁠תַּרְשִׁ֑ישׁ</w:t>
       </w:r>
     </w:p>
     <w:p>
@@ -39556,7 +39556,7 @@
         <w:rPr>
           <w:lang w:val="en_US" w:bidi="en_US"/>
         </w:rPr>
-        <w:t>בַּ⁠תַּרְשִׁ֑ישׁ</w:t>
+        <w:t>בַּ⁠תַּרְשִׁ֑ישׁ</w:t>
       </w:r>
     </w:p>
     <w:p>
@@ -39950,7 +39950,7 @@
         <w:rPr>
           <w:lang w:val="en_US" w:bidi="en_US"/>
         </w:rPr>
-        <w:t>שֵׁ֔ן</w:t>
+        <w:t>שֵׁ֔ן</w:t>
       </w:r>
     </w:p>
     <w:p>
@@ -40086,7 +40086,7 @@
         <w:rPr>
           <w:lang w:val="en_US" w:bidi="en_US"/>
         </w:rPr>
-        <w:t>סַפִּירִֽים</w:t>
+        <w:t>סַפִּירִֽים</w:t>
       </w:r>
     </w:p>
     <w:p>
@@ -40738,7 +40738,7 @@
         <w:rPr>
           <w:lang w:val="en_US" w:bidi="en_US"/>
         </w:rPr>
-        <w:t>חִכּ⁠וֹ֙ מַֽמְתַקִּ֔ים</w:t>
+        <w:t>חִכּ⁠וֹ֙ מַֽמְתַקִּ֔ים</w:t>
       </w:r>
     </w:p>
     <w:p>
@@ -40848,7 +40848,7 @@
         <w:rPr>
           <w:lang w:val="en_US" w:bidi="en_US"/>
         </w:rPr>
-        <w:t>וְ⁠כֻלּ֖⁠וֹ מַחֲמַדִּ֑ים</w:t>
+        <w:t>וְ⁠כֻלּ֖⁠וֹ מַחֲמַדִּ֑ים</w:t>
       </w:r>
     </w:p>
     <w:p>
@@ -41039,7 +41039,7 @@
         <w:rPr>
           <w:lang w:val="en_US" w:bidi="en_US"/>
         </w:rPr>
-        <w:t>אָ֚נָה הָלַ֣ךְ דּוֹדֵ֔⁠ךְ הַ⁠יָּפָ֖ה בַּ⁠נָּשִׁ֑ים אָ֚נָה פָּנָ֣ה דוֹדֵ֔⁠ךְ וּ⁠נְבַקְשֶׁ֖⁠נּוּ עִמָּֽ⁠ךְ</w:t>
+        <w:t>אָ֚נָה הָלַ֣ךְ דּוֹדֵ֔⁠ךְ הַ⁠יָּפָ֖ה בַּ⁠נָּשִׁ֑ים אָ֚נָה פָּנָ֣ה דוֹדֵ֔⁠ךְ וּ⁠נְבַקְשֶׁ֖⁠נּוּ עִמָּֽ⁠ךְ</w:t>
       </w:r>
     </w:p>
     <w:p>
@@ -41162,7 +41162,7 @@
         <w:rPr>
           <w:lang w:val="en_US" w:bidi="en_US"/>
         </w:rPr>
-        <w:t>אָ֚נָה הָלַ֣ךְ דּוֹדֵ֔⁠ךְ &amp; אָ֚נָה פָּנָ֣ה דוֹדֵ֔⁠ךְ</w:t>
+        <w:t>אָ֚נָה הָלַ֣ךְ דּוֹדֵ֔⁠ךְ &amp; אָ֚נָה פָּנָ֣ה דוֹדֵ֔⁠ךְ</w:t>
       </w:r>
     </w:p>
     <w:p>
@@ -41333,7 +41333,7 @@
         <w:rPr>
           <w:lang w:val="en_US" w:bidi="en_US"/>
         </w:rPr>
-        <w:t>אָ֚נָה פָּנָ֣ה דוֹדֵ֔⁠ךְ</w:t>
+        <w:t>אָ֚נָה פָּנָ֣ה דוֹדֵ֔⁠ךְ</w:t>
       </w:r>
     </w:p>
     <w:p>
@@ -41410,7 +41410,7 @@
         <w:rPr>
           <w:lang w:val="en_US" w:bidi="en_US"/>
         </w:rPr>
-        <w:t>וּ⁠נְבַקְשֶׁ֖⁠נּוּ עִמָּֽ⁠ךְ</w:t>
+        <w:t>וּ⁠נְבַקְשֶׁ֖⁠נּוּ עִמָּֽ⁠ךְ</w:t>
       </w:r>
     </w:p>
     <w:p>
@@ -41507,7 +41507,7 @@
         <w:rPr>
           <w:lang w:val="en_US" w:bidi="en_US"/>
         </w:rPr>
-        <w:t>דּוֹדִ⁠י֙ יָרַ֣ד לְ⁠גַנּ֔⁠וֹ לַ⁠עֲרוּג֖וֹת הַ⁠בֹּ֑שֶׂם לִ⁠רְעוֹת֙ בַּ⁠גַּנִּ֔ים וְ⁠לִ⁠לְקֹ֖ט שֽׁוֹשַׁנִּֽים</w:t>
+        <w:t>דּוֹדִ⁠י֙ יָרַ֣ד לְ⁠גַנּ֔⁠וֹ לַ⁠עֲרוּג֖וֹת הַ⁠בֹּ֑שֶׂם לִ⁠רְעוֹת֙ בַּ⁠גַּנִּ֔ים וְ⁠לִ⁠לְקֹ֖ט שֽׁוֹשַׁנִּֽים</w:t>
       </w:r>
     </w:p>
     <w:p>
@@ -41705,7 +41705,7 @@
         <w:rPr>
           <w:lang w:val="en_US" w:bidi="en_US"/>
         </w:rPr>
-        <w:t>דּוֹדִ⁠י֙ יָרַ֣ד לְ⁠גַנּ֔⁠וֹ לַ⁠עֲרוּג֖וֹת הַ⁠בֹּ֑שֶׂם</w:t>
+        <w:t>דּוֹדִ⁠י֙ יָרַ֣ד לְ⁠גַנּ֔⁠וֹ לַ⁠עֲרוּג֖וֹת הַ⁠בֹּ֑שֶׂם</w:t>
       </w:r>
     </w:p>
     <w:p>
@@ -42275,7 +42275,7 @@
         <w:rPr>
           <w:lang w:val="en_US" w:bidi="en_US"/>
         </w:rPr>
-        <w:t>הָ⁠רֹעֶ֖ה בַּ⁠שׁוֹשַׁנִּֽים</w:t>
+        <w:t>הָ⁠רֹעֶ֖ה בַּ⁠שׁוֹשַׁנִּֽים</w:t>
       </w:r>
     </w:p>
     <w:p>
@@ -42390,7 +42390,7 @@
         <w:rPr>
           <w:lang w:val="en_US" w:bidi="en_US"/>
         </w:rPr>
-        <w:t>יָפָ֨ה אַ֤תְּ רַעְיָתִ⁠י֙ כְּ⁠תִרְצָ֔ה נָאוָ֖ה כִּ⁠ירוּשָׁלִָ֑ם</w:t>
+        <w:t>יָפָ֨ה אַ֤תְּ רַעְיָתִ⁠י֙ כְּ⁠תִרְצָ֔ה נָאוָ֖ה כִּ⁠ירוּשָׁלִָ֑ם</w:t>
       </w:r>
     </w:p>
     <w:p>
@@ -42620,7 +42620,7 @@
         <w:rPr>
           <w:lang w:val="en_US" w:bidi="en_US"/>
         </w:rPr>
-        <w:t>יָפָ֨ה אַ֤תְּ רַעְיָתִ⁠י֙ כְּ⁠תִרְצָ֔ה</w:t>
+        <w:t>יָפָ֨ה אַ֤תְּ רַעְיָתִ⁠י֙ כְּ⁠תִרְצָ֔ה</w:t>
       </w:r>
     </w:p>
     <w:p>
@@ -42717,7 +42717,7 @@
         <w:rPr>
           <w:lang w:val="en_US" w:bidi="en_US"/>
         </w:rPr>
-        <w:t>נָאוָ֖ה כִּ⁠ירוּשָׁלִָ֑ם אֲיֻמָּ֖ה כַּ⁠נִּדְגָּלֽוֹת</w:t>
+        <w:t>נָאוָ֖ה כִּ⁠ירוּשָׁלִָ֑ם אֲיֻמָּ֖ה כַּ⁠נִּדְגָּלֽוֹת</w:t>
       </w:r>
     </w:p>
     <w:p>
@@ -42814,7 +42814,7 @@
         <w:rPr>
           <w:lang w:val="en_US" w:bidi="en_US"/>
         </w:rPr>
-        <w:t>אֲיֻמָּ֖ה כַּ⁠נִּדְגָּלֽוֹת</w:t>
+        <w:t>אֲיֻמָּ֖ה כַּ⁠נִּדְגָּלֽוֹת</w:t>
       </w:r>
     </w:p>
     <w:p>
@@ -43038,7 +43038,7 @@
         <w:rPr>
           <w:lang w:val="en_US" w:bidi="en_US"/>
         </w:rPr>
-        <w:t>שַׂעְרֵ⁠ךְ֙ כְּ⁠עֵ֣דֶר הָֽ⁠עִזִּ֔ים שֶׁ⁠גָּלְשׁ֖וּ מִן־הַ⁠גִּלְעָֽד</w:t>
+        <w:t>שַׂעְרֵ⁠ךְ֙ כְּ⁠עֵ֣דֶר הָֽ⁠עִזִּ֔ים שֶׁ⁠גָּלְשׁ֖וּ מִן־הַ⁠גִּלְעָֽד</w:t>
       </w:r>
     </w:p>
     <w:p>
@@ -43267,7 +43267,7 @@
         <w:rPr>
           <w:lang w:val="en_US" w:bidi="en_US"/>
         </w:rPr>
-        <w:t>הָֽ⁠רְחֵלִ֔ים</w:t>
+        <w:t>הָֽ⁠רְחֵלִ֔ים</w:t>
       </w:r>
     </w:p>
     <w:p>
@@ -43491,7 +43491,7 @@
         <w:rPr>
           <w:lang w:val="en_US" w:bidi="en_US"/>
         </w:rPr>
-        <w:t>שִׁשִּׁ֥ים הֵ֨מָּה֙ מְּלָכ֔וֹת</w:t>
+        <w:t>שִׁשִּׁ֥ים הֵ֨מָּה֙ מְּלָכ֔וֹת</w:t>
       </w:r>
     </w:p>
     <w:p>
@@ -43850,7 +43850,7 @@
         <w:rPr>
           <w:lang w:val="en_US" w:bidi="en_US"/>
         </w:rPr>
-        <w:t>וַ⁠עֲלָמ֖וֹת אֵ֥ין מִסְפָּֽר</w:t>
+        <w:t>וַ⁠עֲלָמ֖וֹת אֵ֥ין מִסְפָּֽר</w:t>
       </w:r>
     </w:p>
     <w:p>
@@ -43960,7 +43960,7 @@
         <w:rPr>
           <w:lang w:val="en_US" w:bidi="en_US"/>
         </w:rPr>
-        <w:t>שִׁשִּׁ֥ים הֵ֨מָּה֙ מְּלָכ֔וֹת וּ⁠שְׁמֹנִ֖ים פִּֽילַגְשִׁ֑ים וַ⁠עֲלָמ֖וֹת אֵ֥ין מִסְפָּֽר׃ אַחַ֥ת הִיא֙ יוֹנָתִ֣⁠י תַמָּתִ֔⁠י אַחַ֥ת הִיא֙ לְ⁠אִמָּ֔⁠הּ בָּרָ֥ה הִ֖יא לְ⁠יֽוֹלַדְתָּ֑⁠הּ</w:t>
+        <w:t>שִׁשִּׁ֥ים הֵ֨מָּה֙ מְּלָכ֔וֹת וּ⁠שְׁמֹנִ֖ים פִּֽילַגְשִׁ֑ים וַ⁠עֲלָמ֖וֹת אֵ֥ין מִסְפָּֽר׃ אַחַ֥ת הִיא֙ יוֹנָתִ֣⁠י תַמָּתִ֔⁠י אַחַ֥ת הִיא֙ לְ⁠אִמָּ֔⁠הּ בָּרָ֥ה הִ֖יא לְ⁠יֽוֹלַדְתָּ֑⁠הּ</w:t>
       </w:r>
     </w:p>
     <w:p>
@@ -44307,7 +44307,7 @@
         <w:rPr>
           <w:lang w:val="en_US" w:bidi="en_US"/>
         </w:rPr>
-        <w:t>אַחַ֥ת הִיא֙ לְ⁠אִמָּ֔⁠הּ</w:t>
+        <w:t>אַחַ֥ת הִיא֙ לְ⁠אִמָּ֔⁠הּ</w:t>
       </w:r>
     </w:p>
     <w:p>
@@ -44443,7 +44443,7 @@
         <w:rPr>
           <w:lang w:val="en_US" w:bidi="en_US"/>
         </w:rPr>
-        <w:t>בָּרָ֥ה הִ֖יא לְ⁠יֽוֹלַדְתָּ֑⁠הּ</w:t>
+        <w:t>בָּרָ֥ה הִ֖יא לְ⁠יֽוֹלַדְתָּ֑⁠הּ</w:t>
       </w:r>
     </w:p>
     <w:p>
@@ -44798,7 +44798,7 @@
         <w:rPr>
           <w:lang w:val="en_US" w:bidi="en_US"/>
         </w:rPr>
-        <w:t>מִי־זֹ֥את הַ⁠נִּשְׁקָפָ֖ה כְּמוֹ־שָׁ֑חַר יָפָ֣ה כַ⁠לְּבָנָ֗ה בָּרָה֙ כַּֽ⁠חַמָּ֔ה אֲיֻמָּ֖ה כַּ⁠נִּדְגָּלֽוֹת</w:t>
+        <w:t>מִי־זֹ֥את הַ⁠נִּשְׁקָפָ֖ה כְּמוֹ־שָׁ֑חַר יָפָ֣ה כַ⁠לְּבָנָ֗ה בָּרָה֙ כַּֽ⁠חַמָּ֔ה אֲיֻמָּ֖ה כַּ⁠נִּדְגָּלֽוֹת</w:t>
       </w:r>
     </w:p>
     <w:p>
@@ -44934,7 +44934,7 @@
         <w:rPr>
           <w:lang w:val="en_US" w:bidi="en_US"/>
         </w:rPr>
-        <w:t>מִי־זֹ֥את הַ⁠נִּשְׁקָפָ֖ה כְּמוֹ־שָׁ֑חַר יָפָ֣ה כַ⁠לְּבָנָ֗ה בָּרָה֙ כַּֽ⁠חַמָּ֔ה אֲיֻמָּ֖ה כַּ⁠נִּדְגָּלֽוֹת</w:t>
+        <w:t>מִי־זֹ֥את הַ⁠נִּשְׁקָפָ֖ה כְּמוֹ־שָׁ֑חַר יָפָ֣ה כַ⁠לְּבָנָ֗ה בָּרָה֙ כַּֽ⁠חַמָּ֔ה אֲיֻמָּ֖ה כַּ⁠נִּדְגָּלֽוֹת</w:t>
       </w:r>
     </w:p>
     <w:p>
@@ -45031,7 +45031,7 @@
         <w:rPr>
           <w:lang w:val="en_US" w:bidi="en_US"/>
         </w:rPr>
-        <w:t>הַ⁠נִּשְׁקָפָ֖ה כְּמוֹ־שָׁ֑חַר</w:t>
+        <w:t>הַ⁠נִּשְׁקָפָ֖ה כְּמוֹ־שָׁ֑חַר</w:t>
       </w:r>
     </w:p>
     <w:p>
@@ -45128,7 +45128,7 @@
         <w:rPr>
           <w:lang w:val="en_US" w:bidi="en_US"/>
         </w:rPr>
-        <w:t>הַ⁠נִּשְׁקָפָ֖ה כְּמוֹ־שָׁ֑חַר יָפָ֣ה כַ⁠לְּבָנָ֗ה בָּרָה֙ כַּֽ⁠חַמָּ֔ה</w:t>
+        <w:t>הַ⁠נִּשְׁקָפָ֖ה כְּמוֹ־שָׁ֑חַר יָפָ֣ה כַ⁠לְּבָנָ֗ה בָּרָה֙ כַּֽ⁠חַמָּ֔ה</w:t>
       </w:r>
     </w:p>
     <w:p>
@@ -45251,7 +45251,7 @@
         <w:rPr>
           <w:lang w:val="en_US" w:bidi="en_US"/>
         </w:rPr>
-        <w:t>אֲיֻמָּ֖ה כַּ⁠נִּדְגָּלֽוֹת</w:t>
+        <w:t>אֲיֻמָּ֖ה כַּ⁠נִּדְגָּלֽוֹת</w:t>
       </w:r>
     </w:p>
     <w:p>
@@ -45366,7 +45366,7 @@
         <w:rPr>
           <w:lang w:val="en_US" w:bidi="en_US"/>
         </w:rPr>
-        <w:t>אֶל־גִּנַּ֤ת אֱגוֹז֙ יָרַ֔דְתִּי</w:t>
+        <w:t>אֶל־גִּנַּ֤ת אֱגוֹז֙ יָרַ֔דְתִּי</w:t>
       </w:r>
     </w:p>
     <w:p>
@@ -45463,7 +45463,7 @@
         <w:rPr>
           <w:lang w:val="en_US" w:bidi="en_US"/>
         </w:rPr>
-        <w:t>אֶל־גִּנַּ֤ת אֱגוֹז֙ יָרַ֔דְתִּי</w:t>
+        <w:t>אֶל־גִּנַּ֤ת אֱגוֹז֙ יָרַ֔דְתִּי</w:t>
       </w:r>
     </w:p>
     <w:p>
@@ -45560,7 +45560,7 @@
         <w:rPr>
           <w:lang w:val="en_US" w:bidi="en_US"/>
         </w:rPr>
-        <w:t>יָרַ֔דְתִּי</w:t>
+        <w:t>יָרַ֔דְתִּי</w:t>
       </w:r>
     </w:p>
     <w:p>
@@ -45753,7 +45753,7 @@
         <w:rPr>
           <w:lang w:val="en_US" w:bidi="en_US"/>
         </w:rPr>
-        <w:t>לֹ֣א יָדַ֔עְתִּי</w:t>
+        <w:t>לֹ֣א יָדַ֔עְתִּי</w:t>
       </w:r>
     </w:p>
     <w:p>
@@ -45946,7 +45946,7 @@
         <w:rPr>
           <w:lang w:val="en_US" w:bidi="en_US"/>
         </w:rPr>
-        <w:t>מַרְכְּב֖וֹת עַמִּ⁠י־נָדִֽיב</w:t>
+        <w:t>מַרְכְּב֖וֹת עַמִּ⁠י־נָדִֽיב</w:t>
       </w:r>
     </w:p>
     <w:p>
@@ -46126,7 +46126,7 @@
         <w:rPr>
           <w:lang w:val="en_US" w:bidi="en_US"/>
         </w:rPr>
-        <w:t>הַ⁠שּׁ֣וּלַמִּ֔ית &amp; בַּ⁠שּׁ֣וּלַמִּ֔ית</w:t>
+        <w:t>הַ⁠שּׁ֣וּלַמִּ֔ית &amp; בַּ⁠שּׁ֣וּלַמִּ֔ית</w:t>
       </w:r>
     </w:p>
     <w:p>
@@ -46332,7 +46332,7 @@
         <w:rPr>
           <w:lang w:val="en_US" w:bidi="en_US"/>
         </w:rPr>
-        <w:t>מַֽה־תֶּחֱזוּ֙ בַּ⁠שּׁ֣וּלַמִּ֔ית כִּ⁠מְחֹלַ֖ת הַֽ⁠מַּחֲנָֽיִם</w:t>
+        <w:t>מַֽה־תֶּחֱזוּ֙ בַּ⁠שּׁ֣וּלַמִּ֔ית כִּ⁠מְחֹלַ֖ת הַֽ⁠מַּחֲנָֽיִם</w:t>
       </w:r>
     </w:p>
     <w:p>
@@ -46429,7 +46429,7 @@
         <w:rPr>
           <w:lang w:val="en_US" w:bidi="en_US"/>
         </w:rPr>
-        <w:t>כִּ⁠מְחֹלַ֖ת הַֽ⁠מַּחֲנָֽיִם</w:t>
+        <w:t>כִּ⁠מְחֹלַ֖ת הַֽ⁠מַּחֲנָֽיִם</w:t>
       </w:r>
     </w:p>
     <w:p>
@@ -46526,7 +46526,7 @@
         <w:rPr>
           <w:lang w:val="en_US" w:bidi="en_US"/>
         </w:rPr>
-        <w:t>כִּ⁠מְחֹלַ֖ת הַֽ⁠מַּחֲנָֽיִם</w:t>
+        <w:t>כִּ⁠מְחֹלַ֖ת הַֽ⁠מַּחֲנָֽיִם</w:t>
       </w:r>
     </w:p>
     <w:p>
@@ -46649,7 +46649,7 @@
         <w:rPr>
           <w:lang w:val="en_US" w:bidi="en_US"/>
         </w:rPr>
-        <w:t>מַה־יָּפ֧וּ פְעָמַ֛יִ⁠ךְ בַּ⁠נְּעָלִ֖ים בַּת־נָדִ֑יב חַמּוּקֵ֣י יְרֵכַ֔יִ⁠ךְ כְּמ֣וֹ חֲלָאִ֔ים מַעֲשֵׂ֖ה יְדֵ֥י אָמָּֽן</w:t>
+        <w:t>מַה־יָּפ֧וּ פְעָמַ֛יִ⁠ךְ בַּ⁠נְּעָלִ֖ים בַּת־נָדִ֑יב חַמּוּקֵ֣י יְרֵכַ֔יִ⁠ךְ כְּמ֣וֹ חֲלָאִ֔ים מַעֲשֵׂ֖ה יְדֵ֥י אָמָּֽן</w:t>
       </w:r>
     </w:p>
     <w:p>
@@ -46907,7 +46907,7 @@
         <w:rPr>
           <w:lang w:val="en_US" w:bidi="en_US"/>
         </w:rPr>
-        <w:t>מַה־יָּפ֧וּ פְעָמַ֛יִ⁠ךְ בַּ⁠נְּעָלִ֖ים בַּת־נָדִ֑יב</w:t>
+        <w:t>מַה־יָּפ֧וּ פְעָמַ֛יִ⁠ךְ בַּ⁠נְּעָלִ֖ים בַּת־נָדִ֑יב</w:t>
       </w:r>
     </w:p>
     <w:p>
@@ -47004,7 +47004,7 @@
         <w:rPr>
           <w:lang w:val="en_US" w:bidi="en_US"/>
         </w:rPr>
-        <w:t>בַּת־נָדִ֑יב</w:t>
+        <w:t>בַּת־נָדִ֑יב</w:t>
       </w:r>
     </w:p>
     <w:p>
@@ -47371,7 +47371,7 @@
         <w:rPr>
           <w:lang w:val="en_US" w:bidi="en_US"/>
         </w:rPr>
-        <w:t>מַעֲשֵׂ֖ה יְדֵ֥י אָמָּֽן</w:t>
+        <w:t>מַעֲשֵׂ֖ה יְדֵ֥י אָמָּֽן</w:t>
       </w:r>
     </w:p>
     <w:p>
@@ -47694,7 +47694,7 @@
         <w:rPr>
           <w:lang w:val="en_US" w:bidi="en_US"/>
         </w:rPr>
-        <w:t>אַל־יֶחְסַ֖ר הַ⁠מָּ֑זֶג</w:t>
+        <w:t>אַל־יֶחְסַ֖ר הַ⁠מָּ֑זֶג</w:t>
       </w:r>
     </w:p>
     <w:p>
@@ -47784,7 +47784,7 @@
         <w:rPr>
           <w:lang w:val="en_US" w:bidi="en_US"/>
         </w:rPr>
-        <w:t>הַ⁠מָּ֑זֶג</w:t>
+        <w:t>הַ⁠מָּ֑זֶג</w:t>
       </w:r>
     </w:p>
     <w:p>
@@ -48159,7 +48159,7 @@
         <w:rPr>
           <w:lang w:val="en_US" w:bidi="en_US"/>
         </w:rPr>
-        <w:t>סוּגָ֖ה בַּ⁠שּׁוֹשַׁנִּֽים</w:t>
+        <w:t>סוּגָ֖ה בַּ⁠שּׁוֹשַׁנִּֽים</w:t>
       </w:r>
     </w:p>
     <w:p>
@@ -48863,7 +48863,7 @@
         <w:rPr>
           <w:lang w:val="en_US" w:bidi="en_US"/>
         </w:rPr>
-        <w:t>עַל־שַׁ֨עַר֙ בַּת־רַבִּ֔ים</w:t>
+        <w:t>עַל־שַׁ֨עַר֙ בַּת־רַבִּ֔ים</w:t>
       </w:r>
     </w:p>
     <w:p>
@@ -49102,7 +49102,7 @@
         <w:rPr>
           <w:lang w:val="en_US" w:bidi="en_US"/>
         </w:rPr>
-        <w:t>רֹאשֵׁ֤⁠ךְ עָלַ֨יִ⁠ךְ֙ כַּ⁠כַּרְמֶ֔ל</w:t>
+        <w:t>רֹאשֵׁ֤⁠ךְ עָלַ֨יִ⁠ךְ֙ כַּ⁠כַּרְמֶ֔ל</w:t>
       </w:r>
     </w:p>
     <w:p>
@@ -49315,7 +49315,7 @@
         <w:rPr>
           <w:lang w:val="en_US" w:bidi="en_US"/>
         </w:rPr>
-        <w:t>וְ⁠דַלַּ֥ת רֹאשֵׁ֖⁠ךְ כָּ⁠אַרְגָּמָ֑ן</w:t>
+        <w:t>וְ⁠דַלַּ֥ת רֹאשֵׁ֖⁠ךְ כָּ⁠אַרְגָּמָ֑ן</w:t>
       </w:r>
     </w:p>
     <w:p>
@@ -49438,7 +49438,7 @@
         <w:rPr>
           <w:lang w:val="en_US" w:bidi="en_US"/>
         </w:rPr>
-        <w:t>מֶ֖לֶךְ אָס֥וּר בָּ⁠רְהָטִֽים</w:t>
+        <w:t>מֶ֖לֶךְ אָס֥וּר בָּ⁠רְהָטִֽים</w:t>
       </w:r>
     </w:p>
     <w:p>
@@ -49684,7 +49684,7 @@
         <w:rPr>
           <w:lang w:val="en_US" w:bidi="en_US"/>
         </w:rPr>
-        <w:t>מֶ֖לֶךְ אָס֥וּר בָּ⁠רְהָטִֽים</w:t>
+        <w:t>מֶ֖לֶךְ אָס֥וּר בָּ⁠רְהָטִֽים</w:t>
       </w:r>
     </w:p>
     <w:p>
@@ -49794,7 +49794,7 @@
         <w:rPr>
           <w:lang w:val="en_US" w:bidi="en_US"/>
         </w:rPr>
-        <w:t>בָּ⁠רְהָטִֽים</w:t>
+        <w:t>בָּ⁠רְהָטִֽים</w:t>
       </w:r>
     </w:p>
     <w:p>
@@ -50191,7 +50191,7 @@
         <w:rPr>
           <w:lang w:val="en_US" w:bidi="en_US"/>
         </w:rPr>
-        <w:t>אַהֲבָ֖ה בַּ⁠תַּֽעֲנוּגִֽים</w:t>
+        <w:t>אַהֲבָ֖ה בַּ⁠תַּֽעֲנוּגִֽים</w:t>
       </w:r>
     </w:p>
     <w:p>
@@ -50711,7 +50711,7 @@
         <w:rPr>
           <w:lang w:val="en_US" w:bidi="en_US"/>
         </w:rPr>
-        <w:t>אָמַ֨רְתִּי֙ אֶעֱלֶ֣ה בְ⁠תָמָ֔ר אֹֽחֲזָ֖ה בְּ⁠סַנְסִנָּ֑י⁠ו</w:t>
+        <w:t>אָמַ֨רְתִּי֙ אֶעֱלֶ֣ה בְ⁠תָמָ֔ר אֹֽחֲזָ֖ה בְּ⁠סַנְסִנָּ֑י⁠ו</w:t>
       </w:r>
     </w:p>
     <w:p>
@@ -51065,7 +51065,7 @@
         <w:rPr>
           <w:lang w:val="en_US" w:bidi="en_US"/>
         </w:rPr>
-        <w:t>אֶעֱלֶ֣ה בְ⁠תָמָ֔ר אֹֽחֲזָ֖ה בְּ⁠סַנְסִנָּ֑י⁠ו</w:t>
+        <w:t>אֶעֱלֶ֣ה בְ⁠תָמָ֔ר אֹֽחֲזָ֖ה בְּ⁠סַנְסִנָּ֑י⁠ו</w:t>
       </w:r>
     </w:p>
     <w:p>
@@ -51463,7 +51463,7 @@
         <w:rPr>
           <w:lang w:val="en_US" w:bidi="en_US"/>
         </w:rPr>
-        <w:t>כְּ⁠אֶשְׁכְּל֣וֹת הַ⁠גֶּ֔פֶן</w:t>
+        <w:t>כְּ⁠אֶשְׁכְּל֣וֹת הַ⁠גֶּ֔פֶן</w:t>
       </w:r>
     </w:p>
     <w:p>
@@ -51586,7 +51586,7 @@
         <w:rPr>
           <w:lang w:val="en_US" w:bidi="en_US"/>
         </w:rPr>
-        <w:t>וְ⁠רֵ֥יחַ אַפֵּ֖⁠ךְ כַּ⁠תַּפּוּחִֽים</w:t>
+        <w:t>וְ⁠רֵ֥יחַ אַפֵּ֖⁠ךְ כַּ⁠תַּפּוּחִֽים</w:t>
       </w:r>
     </w:p>
     <w:p>
@@ -51779,7 +51779,7 @@
         <w:rPr>
           <w:lang w:val="en_US" w:bidi="en_US"/>
         </w:rPr>
-        <w:t>כַּ⁠תַּפּוּחִֽים</w:t>
+        <w:t>כַּ⁠תַּפּוּחִֽים</w:t>
       </w:r>
     </w:p>
     <w:p>
@@ -52094,7 +52094,7 @@
         <w:rPr>
           <w:lang w:val="en_US" w:bidi="en_US"/>
         </w:rPr>
-        <w:t>וְ⁠חִכֵּ֕⁠ךְ</w:t>
+        <w:t>וְ⁠חִכֵּ֕⁠ךְ</w:t>
       </w:r>
     </w:p>
     <w:p>
@@ -52217,7 +52217,7 @@
         <w:rPr>
           <w:lang w:val="en_US" w:bidi="en_US"/>
         </w:rPr>
-        <w:t>הוֹלֵ֥ךְ לְ⁠דוֹדִ֖⁠י לְ⁠מֵישָׁרִ֑ים דּוֹבֵ֖ב שִׂפְתֵ֥י יְשֵׁנִֽים</w:t>
+        <w:t>הוֹלֵ֥ךְ לְ⁠דוֹדִ֖⁠י לְ⁠מֵישָׁרִ֑ים דּוֹבֵ֖ב שִׂפְתֵ֥י יְשֵׁנִֽים</w:t>
       </w:r>
     </w:p>
     <w:p>
@@ -52410,7 +52410,7 @@
         <w:rPr>
           <w:lang w:val="en_US" w:bidi="en_US"/>
         </w:rPr>
-        <w:t>הוֹלֵ֥ךְ לְ⁠דוֹדִ֖⁠י לְ⁠מֵישָׁרִ֑ים דּוֹבֵ֖ב שִׂפְתֵ֥י יְשֵׁנִֽים</w:t>
+        <w:t>הוֹלֵ֥ךְ לְ⁠דוֹדִ֖⁠י לְ⁠מֵישָׁרִ֑ים דּוֹבֵ֖ב שִׂפְתֵ֥י יְשֵׁנִֽים</w:t>
       </w:r>
     </w:p>
     <w:p>
@@ -52546,7 +52546,7 @@
         <w:rPr>
           <w:lang w:val="en_US" w:bidi="en_US"/>
         </w:rPr>
-        <w:t>לְ⁠מֵישָׁרִ֑ים דּוֹבֵ֖ב</w:t>
+        <w:t>לְ⁠מֵישָׁרִ֑ים דּוֹבֵ֖ב</w:t>
       </w:r>
     </w:p>
     <w:p>
@@ -52682,7 +52682,7 @@
         <w:rPr>
           <w:lang w:val="en_US" w:bidi="en_US"/>
         </w:rPr>
-        <w:t>שִׂפְתֵ֥י יְשֵׁנִֽים</w:t>
+        <w:t>שִׂפְתֵ֥י יְשֵׁנִֽים</w:t>
       </w:r>
     </w:p>
     <w:p>
@@ -53046,7 +53046,7 @@
         <w:rPr>
           <w:lang w:val="en_US" w:bidi="en_US"/>
         </w:rPr>
-        <w:t>נָלִ֖ינָה בַּ⁠כְּפָרִֽים</w:t>
+        <w:t>נָלִ֖ינָה בַּ⁠כְּפָרִֽים</w:t>
       </w:r>
     </w:p>
     <w:p>
@@ -53123,7 +53123,7 @@
         <w:rPr>
           <w:lang w:val="en_US" w:bidi="en_US"/>
         </w:rPr>
-        <w:t>בַּ⁠כְּפָרִֽים</w:t>
+        <w:t>בַּ⁠כְּפָרִֽים</w:t>
       </w:r>
     </w:p>
     <w:p>
@@ -53264,7 +53264,7 @@
         <w:rPr>
           <w:lang w:val="en_US" w:bidi="en_US"/>
         </w:rPr>
-        <w:t>נַשְׁכִּ֨ימָה֙</w:t>
+        <w:t>נַשְׁכִּ֨ימָה֙</w:t>
       </w:r>
     </w:p>
     <w:p>
@@ -53518,7 +53518,7 @@
         <w:rPr>
           <w:lang w:val="en_US" w:bidi="en_US"/>
         </w:rPr>
-        <w:t>פָּֽרְחָ֤ה הַ⁠גֶּ֨פֶן֙</w:t>
+        <w:t>פָּֽרְחָ֤ה הַ⁠גֶּ֨פֶן֙</w:t>
       </w:r>
     </w:p>
     <w:p>
@@ -53953,7 +53953,7 @@
         <w:rPr>
           <w:lang w:val="en_US" w:bidi="en_US"/>
         </w:rPr>
-        <w:t>וְ⁠עַל־פְּתָחֵ֨י⁠נוּ֙ כָּל־מְגָדִ֔ים</w:t>
+        <w:t>וְ⁠עַל־פְּתָחֵ֨י⁠נוּ֙ כָּל־מְגָדִ֔ים</w:t>
       </w:r>
     </w:p>
     <w:p>
@@ -54126,7 +54126,7 @@
         <w:rPr>
           <w:lang w:val="en_US" w:bidi="en_US"/>
         </w:rPr>
-        <w:t>דּוֹדִ֖⁠י צָפַ֥נְתִּי לָֽ⁠ךְ</w:t>
+        <w:t>דּוֹדִ֖⁠י צָפַ֥נְתִּי לָֽ⁠ךְ</w:t>
       </w:r>
     </w:p>
     <w:p>
@@ -54203,7 +54203,7 @@
         <w:rPr>
           <w:lang w:val="en_US" w:bidi="en_US"/>
         </w:rPr>
-        <w:t>מִ֤י יִתֶּנְ⁠ךָ֙ כְּ⁠אָ֣ח לִ֔⁠י יוֹנֵ֖ק שְׁדֵ֣י אִמִּ֑⁠י</w:t>
+        <w:t>מִ֤י יִתֶּנְ⁠ךָ֙ כְּ⁠אָ֣ח לִ֔⁠י יוֹנֵ֖ק שְׁדֵ֣י אִמִּ֑⁠י</w:t>
       </w:r>
     </w:p>
     <w:p>
@@ -54448,7 +54448,7 @@
         <w:rPr>
           <w:lang w:val="en_US" w:bidi="en_US"/>
         </w:rPr>
-        <w:t>מִ֤י יִתֶּנְ⁠ךָ֙ כְּ⁠אָ֣ח לִ֔⁠י יוֹנֵ֖ק שְׁדֵ֣י אִמִּ֑⁠י</w:t>
+        <w:t>מִ֤י יִתֶּנְ⁠ךָ֙ כְּ⁠אָ֣ח לִ֔⁠י יוֹנֵ֖ק שְׁדֵ֣י אִמִּ֑⁠י</w:t>
       </w:r>
     </w:p>
     <w:p>
@@ -54584,7 +54584,7 @@
         <w:rPr>
           <w:lang w:val="en_US" w:bidi="en_US"/>
         </w:rPr>
-        <w:t>גַּ֖ם</w:t>
+        <w:t>גַּ֖ם</w:t>
       </w:r>
     </w:p>
     <w:p>
@@ -54830,7 +54830,7 @@
         <w:rPr>
           <w:lang w:val="en_US" w:bidi="en_US"/>
         </w:rPr>
-        <w:t>אֶֽמְצָאֲ⁠ךָ֤ בַ⁠חוּץ֙ אֶשָׁ֣קְ⁠ךָ֔ גַּ֖ם לֹא־יָב֥וּזוּ לִֽ⁠י׃ אֶנְהָֽגֲ⁠ךָ֗ אֲבִֽיאֲ⁠ךָ֛ אֶל־בֵּ֥ית אִמִּ֖⁠י תְּלַמְּדֵ֑⁠נִי אַשְׁקְ⁠ךָ֙ מִ⁠יַּ֣יִן הָ⁠רֶ֔קַח מֵ⁠עֲסִ֖יס רִמֹּנִֽ⁠י</w:t>
+        <w:t>אֶֽמְצָאֲ⁠ךָ֤ בַ⁠חוּץ֙ אֶשָׁ֣קְ⁠ךָ֔ גַּ֖ם לֹא־יָב֥וּזוּ לִֽ⁠י׃ אֶנְהָֽגֲ⁠ךָ֗ אֲבִֽיאֲ⁠ךָ֛ אֶל־בֵּ֥ית אִמִּ֖⁠י תְּלַמְּדֵ֑⁠נִי אַשְׁקְ⁠ךָ֙ מִ⁠יַּ֣יִן הָ⁠רֶ֔קַח מֵ⁠עֲסִ֖יס רִמֹּנִֽ⁠י</w:t>
       </w:r>
     </w:p>
     <w:p>
@@ -54966,7 +54966,7 @@
         <w:rPr>
           <w:lang w:val="en_US" w:bidi="en_US"/>
         </w:rPr>
-        <w:t>אֲבִֽיאֲ⁠ךָ֛ אֶל־בֵּ֥ית אִמִּ֖⁠י</w:t>
+        <w:t>אֲבִֽיאֲ⁠ךָ֛ אֶל־בֵּ֥ית אִמִּ֖⁠י</w:t>
       </w:r>
     </w:p>
     <w:p>
@@ -55094,7 +55094,7 @@
         <w:rPr>
           <w:lang w:val="en_US" w:bidi="en_US"/>
         </w:rPr>
-        <w:t>אֲבִֽיאֲ⁠ךָ֛ אֶל־בֵּ֥ית אִמִּ֖⁠י תְּלַמְּדֵ֑⁠נִי</w:t>
+        <w:t>אֲבִֽיאֲ⁠ךָ֛ אֶל־בֵּ֥ית אִמִּ֖⁠י תְּלַמְּדֵ֑⁠נִי</w:t>
       </w:r>
     </w:p>
     <w:p>
@@ -55171,7 +55171,7 @@
         <w:rPr>
           <w:lang w:val="en_US" w:bidi="en_US"/>
         </w:rPr>
-        <w:t>אַשְׁקְ⁠ךָ֙ מִ⁠יַּ֣יִן הָ⁠רֶ֔קַח</w:t>
+        <w:t>אַשְׁקְ⁠ךָ֙ מִ⁠יַּ֣יִן הָ⁠רֶ֔קַח</w:t>
       </w:r>
     </w:p>
     <w:p>
@@ -55382,7 +55382,7 @@
         <w:rPr>
           <w:lang w:val="en_US" w:bidi="en_US"/>
         </w:rPr>
-        <w:t>אַשְׁקְ⁠ךָ֙ מִ⁠יַּ֣יִן הָ⁠רֶ֔קַח מֵ⁠עֲסִ֖יס רִמֹּנִֽ⁠י</w:t>
+        <w:t>אַשְׁקְ⁠ךָ֙ מִ⁠יַּ֣יִן הָ⁠רֶ֔קַח מֵ⁠עֲסִ֖יס רִמֹּנִֽ⁠י</w:t>
       </w:r>
     </w:p>
     <w:p>
@@ -55505,7 +55505,7 @@
         <w:rPr>
           <w:lang w:val="en_US" w:bidi="en_US"/>
         </w:rPr>
-        <w:t>מֵ⁠עֲסִ֖יס רִמֹּנִֽ⁠י</w:t>
+        <w:t>מֵ⁠עֲסִ֖יס רִמֹּנִֽ⁠י</w:t>
       </w:r>
     </w:p>
     <w:p>
@@ -55853,7 +55853,7 @@
         <w:rPr>
           <w:lang w:val="en_US" w:bidi="en_US"/>
         </w:rPr>
-        <w:t>מִ֣י זֹ֗את עֹלָה֙ מִן־הַ⁠מִּדְבָּ֔ר מִתְרַפֶּ֖קֶת עַל־דּוֹדָ֑⁠הּ</w:t>
+        <w:t>מִ֣י זֹ֗את עֹלָה֙ מִן־הַ⁠מִּדְבָּ֔ר מִתְרַפֶּ֖קֶת עַל־דּוֹדָ֑⁠הּ</w:t>
       </w:r>
     </w:p>
     <w:p>
@@ -56392,7 +56392,7 @@
         <w:rPr>
           <w:lang w:val="en_US" w:bidi="en_US"/>
         </w:rPr>
-        <w:t>חִבְּלַ֣תְ⁠ךָ</w:t>
+        <w:t>חִבְּלַ֣תְ⁠ךָ</w:t>
       </w:r>
     </w:p>
     <w:p>
@@ -56482,7 +56482,7 @@
         <w:rPr>
           <w:lang w:val="en_US" w:bidi="en_US"/>
         </w:rPr>
-        <w:t>תַּ֤חַת הַ⁠תַּפּ֨וּחַ֙ עֽוֹרַרְתִּ֔י⁠ךָ שָׁ֚מָּ⁠ה חִבְּלַ֣תְ⁠ךָ אִמֶּ֔⁠ךָ שָׁ֖מָּ⁠ה חִבְּלָ֥ה יְלָדַֽתְ⁠ךָ׃ שִׂימֵ֨⁠נִי כַֽ⁠חוֹתָ֜ם עַל־לִבֶּ֗⁠ךָ כַּֽ⁠חוֹתָם֙ עַל־זְרוֹעֶ֔⁠ךָ כִּֽי־עַזָּ֤ה כַ⁠מָּ֨וֶת֙ אַהֲבָ֔ה קָשָׁ֥ה כִ⁠שְׁא֖וֹל קִנְאָ֑ה רְשָׁפֶ֕י⁠הָ רִשְׁפֵּ֕י אֵ֖שׁ שַׁלְהֶ֥בֶתְ יָֽה׃ מַ֣יִם רַבִּ֗ים לֹ֤א יֽוּכְלוּ֙ לְ⁠כַבּ֣וֹת אֶת־הָֽ⁠אַהֲבָ֔ה וּ⁠נְהָר֖וֹת לֹ֣א יִשְׁטְפ֑וּ⁠הָ אִם־יִתֵּ֨ן אִ֜ישׁ אֶת־כָּל־ה֤וֹן בֵּית⁠וֹ֙ בָּ⁠אַהֲבָ֔ה בּ֖וֹז יָב֥וּזוּ לֽ⁠וֹ</w:t>
+        <w:t>תַּ֤חַת הַ⁠תַּפּ֨וּחַ֙ עֽוֹרַרְתִּ֔י⁠ךָ שָׁ֚מָּ⁠ה חִבְּלַ֣תְ⁠ךָ אִמֶּ֔⁠ךָ שָׁ֖מָּ⁠ה חִבְּלָ֥ה יְלָדַֽתְ⁠ךָ׃ שִׂימֵ֨⁠נִי כַֽ⁠חוֹתָ֜ם עַל־לִבֶּ֗⁠ךָ כַּֽ⁠חוֹתָם֙ עַל־זְרוֹעֶ֔⁠ךָ כִּֽי־עַזָּ֤ה כַ⁠מָּ֨וֶת֙ אַהֲבָ֔ה קָשָׁ֥ה כִ⁠שְׁא֖וֹל קִנְאָ֑ה רְשָׁפֶ֕י⁠הָ רִשְׁפֵּ֕י אֵ֖שׁ שַׁלְהֶ֥בֶתְ יָֽה׃ מַ֣יִם רַבִּ֗ים לֹ֤א יֽוּכְלוּ֙ לְ⁠כַבּ֣וֹת אֶת־הָֽ⁠אַהֲבָ֔ה וּ⁠נְהָר֖וֹת לֹ֣א יִשְׁטְפ֑וּ⁠הָ אִם־יִתֵּ֨ן אִ֜ישׁ אֶת־כָּל־ה֤וֹן בֵּית⁠וֹ֙ בָּ⁠אַהֲבָ֔ה בּ֖וֹז יָב֥וּזוּ לֽ⁠וֹ</w:t>
       </w:r>
     </w:p>
     <w:p>
@@ -56810,7 +56810,7 @@
         <w:rPr>
           <w:lang w:val="en_US" w:bidi="en_US"/>
         </w:rPr>
-        <w:t>כַּֽ⁠חוֹתָם֙ עַל־זְרוֹעֶ֔⁠ךָ</w:t>
+        <w:t>כַּֽ⁠חוֹתָם֙ עַל־זְרוֹעֶ֔⁠ךָ</w:t>
       </w:r>
     </w:p>
     <w:p>
@@ -56946,7 +56946,7 @@
         <w:rPr>
           <w:lang w:val="en_US" w:bidi="en_US"/>
         </w:rPr>
-        <w:t>כַּֽ⁠חוֹתָם֙ עַל־זְרוֹעֶ֔⁠ךָ</w:t>
+        <w:t>כַּֽ⁠חוֹתָם֙ עַל־זְרוֹעֶ֔⁠ךָ</w:t>
       </w:r>
     </w:p>
     <w:p>
@@ -57313,7 +57313,7 @@
         <w:rPr>
           <w:lang w:val="en_US" w:bidi="en_US"/>
         </w:rPr>
-        <w:t>קָשָׁ֥ה כִ⁠שְׁא֖וֹל קִנְאָ֑ה</w:t>
+        <w:t>קָשָׁ֥ה כִ⁠שְׁא֖וֹל קִנְאָ֑ה</w:t>
       </w:r>
     </w:p>
     <w:p>
@@ -57519,7 +57519,7 @@
         <w:rPr>
           <w:lang w:val="en_US" w:bidi="en_US"/>
         </w:rPr>
-        <w:t>כִ⁠שְׁא֖וֹל</w:t>
+        <w:t>כִ⁠שְׁא֖וֹל</w:t>
       </w:r>
     </w:p>
     <w:p>
@@ -57655,7 +57655,7 @@
         <w:rPr>
           <w:lang w:val="en_US" w:bidi="en_US"/>
         </w:rPr>
-        <w:t>רְשָׁפֶ֕י⁠הָ רִשְׁפֵּ֕י אֵ֖שׁ שַׁלְהֶ֥בֶתְ יָֽה</w:t>
+        <w:t>רְשָׁפֶ֕י⁠הָ רִשְׁפֵּ֕י אֵ֖שׁ שַׁלְהֶ֥בֶתְ יָֽה</w:t>
       </w:r>
     </w:p>
     <w:p>
@@ -57887,7 +57887,7 @@
         <w:rPr>
           <w:lang w:val="en_US" w:bidi="en_US"/>
         </w:rPr>
-        <w:t>מַ֣יִם רַבִּ֗ים לֹ֤א יֽוּכְלוּ֙ לְ⁠כַבּ֣וֹת אֶת־הָֽ⁠אַהֲבָ֔ה וּ⁠נְהָר֖וֹת לֹ֣א יִשְׁטְפ֑וּ⁠הָ</w:t>
+        <w:t>מַ֣יִם רַבִּ֗ים לֹ֤א יֽוּכְלוּ֙ לְ⁠כַבּ֣וֹת אֶת־הָֽ⁠אַהֲבָ֔ה וּ⁠נְהָר֖וֹת לֹ֣א יִשְׁטְפ֑וּ⁠הָ</w:t>
       </w:r>
     </w:p>
     <w:p>
@@ -58049,7 +58049,7 @@
         <w:rPr>
           <w:lang w:val="en_US" w:bidi="en_US"/>
         </w:rPr>
-        <w:t>מַ֣יִם רַבִּ֗ים לֹ֤א יֽוּכְלוּ֙ לְ⁠כַבּ֣וֹת אֶת־הָֽ⁠אַהֲבָ֔ה וּ⁠נְהָר֖וֹת לֹ֣א יִשְׁטְפ֑וּ⁠הָ</w:t>
+        <w:t>מַ֣יִם רַבִּ֗ים לֹ֤א יֽוּכְלוּ֙ לְ⁠כַבּ֣וֹת אֶת־הָֽ⁠אַהֲבָ֔ה וּ⁠נְהָר֖וֹת לֹ֣א יִשְׁטְפ֑וּ⁠הָ</w:t>
       </w:r>
     </w:p>
     <w:p>
@@ -58222,7 +58222,7 @@
         <w:rPr>
           <w:lang w:val="en_US" w:bidi="en_US"/>
         </w:rPr>
-        <w:t>אִם־יִתֵּ֨ן אִ֜ישׁ אֶת־כָּל־ה֤וֹן בֵּית⁠וֹ֙ בָּ⁠אַהֲבָ֔ה בּ֖וֹז יָב֥וּזוּ לֽ⁠וֹ</w:t>
+        <w:t>אִם־יִתֵּ֨ן אִ֜ישׁ אֶת־כָּל־ה֤וֹן בֵּית⁠וֹ֙ בָּ⁠אַהֲבָ֔ה בּ֖וֹז יָב֥וּזוּ לֽ⁠וֹ</w:t>
       </w:r>
     </w:p>
     <w:p>
@@ -58319,7 +58319,7 @@
         <w:rPr>
           <w:lang w:val="en_US" w:bidi="en_US"/>
         </w:rPr>
-        <w:t>בָּ⁠אַהֲבָ֔ה</w:t>
+        <w:t>בָּ⁠אַהֲבָ֔ה</w:t>
       </w:r>
     </w:p>
     <w:p>
@@ -58545,7 +58545,7 @@
         <w:rPr>
           <w:lang w:val="en_US" w:bidi="en_US"/>
         </w:rPr>
-        <w:t>קְטַנָּ֔ה</w:t>
+        <w:t>קְטַנָּ֔ה</w:t>
       </w:r>
     </w:p>
     <w:p>
@@ -58655,7 +58655,7 @@
         <w:rPr>
           <w:lang w:val="en_US" w:bidi="en_US"/>
         </w:rPr>
-        <w:t>וְ⁠שָׁדַ֖יִם אֵ֣ין לָ֑⁠הּ</w:t>
+        <w:t>וְ⁠שָׁדַ֖יִם אֵ֣ין לָ֑⁠הּ</w:t>
       </w:r>
     </w:p>
     <w:p>
@@ -58957,7 +58957,7 @@
         <w:rPr>
           <w:lang w:val="en_US" w:bidi="en_US"/>
         </w:rPr>
-        <w:t>שֶׁ⁠יְּדֻבַּר־בָּֽ⁠הּ</w:t>
+        <w:t>שֶׁ⁠יְּדֻבַּר־בָּֽ⁠הּ</w:t>
       </w:r>
     </w:p>
     <w:p>
@@ -59163,7 +59163,7 @@
         <w:rPr>
           <w:lang w:val="en_US" w:bidi="en_US"/>
         </w:rPr>
-        <w:t>וְ⁠אִם־דֶּ֣לֶת הִ֔יא נָצ֥וּר עָלֶ֖י⁠הָ ל֥וּחַ אָֽרֶז</w:t>
+        <w:t>וְ⁠אִם־דֶּ֣לֶת הִ֔יא נָצ֥וּר עָלֶ֖י⁠הָ ל֥וּחַ אָֽרֶז</w:t>
       </w:r>
     </w:p>
     <w:p>
@@ -59473,7 +59473,7 @@
         <w:rPr>
           <w:lang w:val="en_US" w:bidi="en_US"/>
         </w:rPr>
-        <w:t>אֲנִ֣י חוֹמָ֔ה וְ⁠שָׁדַ֖⁠י כַּ⁠מִּגְדָּל֑וֹת אָ֛ז הָיִ֥יתִי בְ⁠עֵינָ֖י⁠ו כְּ⁠מוֹצְאֵ֥ת שָׁלֽוֹם</w:t>
+        <w:t>אֲנִ֣י חוֹמָ֔ה וְ⁠שָׁדַ֖⁠י כַּ⁠מִּגְדָּל֑וֹת אָ֛ז הָיִ֥יתִי בְ⁠עֵינָ֖י⁠ו כְּ⁠מוֹצְאֵ֥ת שָׁלֽוֹם</w:t>
       </w:r>
     </w:p>
     <w:p>
@@ -59680,7 +59680,7 @@
         <w:rPr>
           <w:lang w:val="en_US" w:bidi="en_US"/>
         </w:rPr>
-        <w:t>וְ⁠שָׁדַ֖⁠י</w:t>
+        <w:t>וְ⁠שָׁדַ֖⁠י</w:t>
       </w:r>
     </w:p>
     <w:p>
@@ -60073,7 +60073,7 @@
         <w:rPr>
           <w:lang w:val="en_US" w:bidi="en_US"/>
         </w:rPr>
-        <w:t>כְּ⁠מוֹצְאֵ֥ת</w:t>
+        <w:t>כְּ⁠מוֹצְאֵ֥ת</w:t>
       </w:r>
     </w:p>
     <w:p>
@@ -60163,7 +60163,7 @@
         <w:rPr>
           <w:lang w:val="en_US" w:bidi="en_US"/>
         </w:rPr>
-        <w:t>הָיִ֥יתִי בְ⁠עֵינָ֖י⁠ו כְּ⁠מוֹצְאֵ֥ת שָׁלֽוֹם</w:t>
+        <w:t>הָיִ֥יתִי בְ⁠עֵינָ֖י⁠ו כְּ⁠מוֹצְאֵ֥ת שָׁלֽוֹם</w:t>
       </w:r>
     </w:p>
     <w:p>
@@ -60389,7 +60389,7 @@
         <w:rPr>
           <w:lang w:val="en_US" w:bidi="en_US"/>
         </w:rPr>
-        <w:t>לַ⁠נֹּטְרִ֑ים</w:t>
+        <w:t>לַ⁠נֹּטְרִ֑ים</w:t>
       </w:r>
     </w:p>
     <w:p>
@@ -60538,7 +60538,7 @@
         <w:rPr>
           <w:lang w:val="en_US" w:bidi="en_US"/>
         </w:rPr>
-        <w:t>נָתַ֥ן אֶת־הַ⁠כֶּ֖רֶם לַ⁠נֹּטְרִ֑ים</w:t>
+        <w:t>נָתַ֥ן אֶת־הַ⁠כֶּ֖רֶם לַ⁠נֹּטְרִ֑ים</w:t>
       </w:r>
     </w:p>
     <w:p>
@@ -60615,7 +60615,7 @@
         <w:rPr>
           <w:lang w:val="en_US" w:bidi="en_US"/>
         </w:rPr>
-        <w:t>אִ֛ישׁ יָבִ֥א בְּ⁠פִרְי֖⁠וֹ אֶ֥לֶף כָּֽסֶף</w:t>
+        <w:t>אִ֛ישׁ יָבִ֥א בְּ⁠פִרְי֖⁠וֹ אֶ֥לֶף כָּֽסֶף</w:t>
       </w:r>
     </w:p>
     <w:p>
@@ -60764,7 +60764,7 @@
         <w:rPr>
           <w:lang w:val="en_US" w:bidi="en_US"/>
         </w:rPr>
-        <w:t>אֶ֥לֶף כָּֽסֶף</w:t>
+        <w:t>אֶ֥לֶף כָּֽסֶף</w:t>
       </w:r>
     </w:p>
     <w:p>
@@ -60861,7 +60861,7 @@
         <w:rPr>
           <w:lang w:val="en_US" w:bidi="en_US"/>
         </w:rPr>
-        <w:t>כֶּ֣רֶם הָיָ֤ה לִ⁠שְׁלֹמֹה֙ בְּ⁠בַ֣עַל הָמ֔וֹן נָתַ֥ן אֶת־הַ⁠כֶּ֖רֶם לַ⁠נֹּטְרִ֑ים אִ֛ישׁ יָבִ֥א בְּ⁠פִרְי֖⁠וֹ אֶ֥לֶף כָּֽסֶף׃ כָּרְמִ֥⁠י שֶׁ⁠לִּ֖⁠י לְ⁠פָנָ֑⁠י הָ⁠אֶ֤לֶף לְ⁠ךָ֙ שְׁלֹמֹ֔ה וּ⁠מָאתַ֖יִם לְ⁠נֹטְרִ֥ים אֶת־פִּרְיֽ⁠וֹ</w:t>
+        <w:t>כֶּ֣רֶם הָיָ֤ה לִ⁠שְׁלֹמֹה֙ בְּ⁠בַ֣עַל הָמ֔וֹן נָתַ֥ן אֶת־הַ⁠כֶּ֖רֶם לַ⁠נֹּטְרִ֑ים אִ֛ישׁ יָבִ֥א בְּ⁠פִרְי֖⁠וֹ אֶ֥לֶף כָּֽסֶף׃ כָּרְמִ֥⁠י שֶׁ⁠לִּ֖⁠י לְ⁠פָנָ֑⁠י הָ⁠אֶ֤לֶף לְ⁠ךָ֙ שְׁלֹמֹ֔ה וּ⁠מָאתַ֖יִם לְ⁠נֹטְרִ֥ים אֶת־פִּרְיֽ⁠וֹ</w:t>
       </w:r>
     </w:p>
     <w:p>
@@ -60958,7 +60958,7 @@
         <w:rPr>
           <w:lang w:val="en_US" w:bidi="en_US"/>
         </w:rPr>
-        <w:t>כָּרְמִ֥⁠י</w:t>
+        <w:t>כָּרְמִ֥⁠י</w:t>
       </w:r>
     </w:p>
     <w:p>
@@ -61253,7 +61253,7 @@
         <w:rPr>
           <w:lang w:val="en_US" w:bidi="en_US"/>
         </w:rPr>
-        <w:t>הָ⁠אֶ֤לֶף לְ⁠ךָ֙ שְׁלֹמֹ֔ה וּ⁠מָאתַ֖יִם לְ⁠נֹטְרִ֥ים אֶת־פִּרְיֽ⁠וֹ</w:t>
+        <w:t>הָ⁠אֶ֤לֶף לְ⁠ךָ֙ שְׁלֹמֹ֔ה וּ⁠מָאתַ֖יִם לְ⁠נֹטְרִ֥ים אֶת־פִּרְיֽ⁠וֹ</w:t>
       </w:r>
     </w:p>
     <w:p>
@@ -61415,7 +61415,7 @@
         <w:rPr>
           <w:lang w:val="en_US" w:bidi="en_US"/>
         </w:rPr>
-        <w:t>הָ⁠אֶ֤לֶף לְ⁠ךָ֙ שְׁלֹמֹ֔ה</w:t>
+        <w:t>הָ⁠אֶ֤לֶף לְ⁠ךָ֙ שְׁלֹמֹ֔ה</w:t>
       </w:r>
     </w:p>
     <w:p>
@@ -61582,7 +61582,7 @@
         <w:rPr>
           <w:lang w:val="en_US" w:bidi="en_US"/>
         </w:rPr>
-        <w:t>הַ⁠יוֹשֶׁ֣בֶת בַּ⁠גַּנִּ֗ים חֲבֵרִ֛ים מַקְשִׁיבִ֥ים לְ⁠קוֹלֵ֖⁠ךְ הַשְׁמִיעִֽי⁠נִי</w:t>
+        <w:t>הַ⁠יוֹשֶׁ֣בֶת בַּ⁠גַּנִּ֗ים חֲבֵרִ֛ים מַקְשִׁיבִ֥ים לְ⁠קוֹלֵ֖⁠ךְ הַשְׁמִיעִֽי⁠נִי</w:t>
       </w:r>
     </w:p>
     <w:p>
@@ -61928,7 +61928,7 @@
         <w:rPr>
           <w:lang w:val="en_US" w:bidi="en_US"/>
         </w:rPr>
-        <w:t>בְּרַ֣ח ׀ דּוֹדִ֗⁠י וּֽ⁠דְמֵה־לְ⁠ךָ֤ לִ⁠צְבִי֙ א֚וֹ לְ⁠עֹ֣פֶר הָֽ⁠אַיָּלִ֔ים עַ֖ל הָרֵ֥י בְשָׂמִֽים</w:t>
+        <w:t>בְּרַ֣ח ׀ דּוֹדִ֗⁠י וּֽ⁠דְמֵה־לְ⁠ךָ֤ לִ⁠צְבִי֙ א֚וֹ לְ⁠עֹ֣פֶר הָֽ⁠אַיָּלִ֔ים עַ֖ל הָרֵ֥י בְשָׂמִֽים</w:t>
       </w:r>
     </w:p>
     <w:p>
@@ -62025,7 +62025,7 @@
         <w:rPr>
           <w:lang w:val="en_US" w:bidi="en_US"/>
         </w:rPr>
-        <w:t>בְּרַ֣ח</w:t>
+        <w:t>בְּרַ֣ח</w:t>
       </w:r>
     </w:p>
     <w:p>
@@ -62135,7 +62135,7 @@
         <w:rPr>
           <w:lang w:val="en_US" w:bidi="en_US"/>
         </w:rPr>
-        <w:t>דּוֹדִ֗⁠י וּֽ⁠דְמֵה־לְ⁠ךָ֤ לִ⁠צְבִי֙ א֚וֹ לְ⁠עֹ֣פֶר הָֽ⁠אַיָּלִ֔ים</w:t>
+        <w:t>דּוֹדִ֗⁠י וּֽ⁠דְמֵה־לְ⁠ךָ֤ לִ⁠צְבִי֙ א֚וֹ לְ⁠עֹ֣פֶר הָֽ⁠אַיָּלִ֔ים</w:t>
       </w:r>
     </w:p>
     <w:p>

--- a/eng/docx/22.content.docx
+++ b/eng/docx/22.content.docx
@@ -1021,6 +1021,167 @@
         <w:rPr>
           <w:lang w:val="en_US" w:bidi="en_US"/>
         </w:rPr>
+        <w:t>Song of Solomon - Chapter 1 Introduction</w:t>
+      </w:r>
+      <w:r>
+        <w:rPr>
+          <w:lang w:val="en_US" w:bidi="en_US"/>
+        </w:rPr>
+      </w:r>
+    </w:p>
+    <w:p>
+      <w:pPr>
+        <w:pStyle w:val="Heading3"/>
+      </w:pPr>
+      <w:r>
+        <w:rPr>
+          <w:lang w:val="en_US" w:bidi="en_US"/>
+        </w:rPr>
+        <w:t>Important figures of speech in this chapter</w:t>
+      </w:r>
+    </w:p>
+    <w:p>
+      <w:pPr>
+        <w:pStyle w:val="Heading4"/>
+      </w:pPr>
+      <w:r>
+        <w:rPr>
+          <w:lang w:val="en_US" w:bidi="en_US"/>
+        </w:rPr>
+        <w:t>Metaphors</w:t>
+      </w:r>
+    </w:p>
+    <w:p>
+      <w:pPr/>
+      <w:r>
+        <w:rPr>
+          <w:lang w:val="en_US" w:bidi="en_US"/>
+        </w:rPr>
+      </w:r>
+      <w:r>
+        <w:rPr>
+          <w:lang w:val="en_US" w:bidi="en_US"/>
+        </w:rPr>
+        <w:t xml:space="preserve">In the ancient Near East, it was common to describe a woman using metaphors involving animals. In many cultures today, this can be considered offensive. Different metaphors of beauty are used in different cultures. (See: </w:t>
+      </w:r>
+      <w:r>
+        <w:rPr>
+          <w:lang w:val="en_US" w:bidi="en_US"/>
+        </w:rPr>
+        <w:t>Metaphor</w:t>
+      </w:r>
+      <w:r>
+        <w:rPr>
+          <w:lang w:val="en_US" w:bidi="en_US"/>
+        </w:rPr>
+        <w:t>)</w:t>
+      </w:r>
+    </w:p>
+    <w:p>
+      <w:pPr>
+        <w:pStyle w:val="Heading3"/>
+      </w:pPr>
+      <w:r>
+        <w:rPr>
+          <w:lang w:val="en_US" w:bidi="en_US"/>
+        </w:rPr>
+        <w:t>Other possible translation difficulties in this chapter</w:t>
+      </w:r>
+    </w:p>
+    <w:p>
+      <w:pPr>
+        <w:pStyle w:val="Heading4"/>
+      </w:pPr>
+      <w:r>
+        <w:rPr>
+          <w:lang w:val="en_US" w:bidi="en_US"/>
+        </w:rPr>
+        <w:t>The lines indicating who is speaking and who is being spoken to.</w:t>
+      </w:r>
+    </w:p>
+    <w:p>
+      <w:pPr/>
+      <w:r>
+        <w:rPr>
+          <w:lang w:val="en_US" w:bidi="en_US"/>
+        </w:rPr>
+      </w:r>
+      <w:r>
+        <w:rPr>
+          <w:lang w:val="en_US" w:bidi="en_US"/>
+        </w:rPr>
+        <w:t>Throughout the poem, the author does not identify the speakers and their audience. So to help readers understand the poem, some translations attempt to identify the speaker and the audience. It is not always certain who the speaker is, so sometimes translations disagree about who is speaking. Before each speech, the UST has a header which identifies the speaker and the audience. You may wish to do the same in your translation.</w:t>
+      </w:r>
+    </w:p>
+    <w:p>
+      <w:pPr>
+        <w:pStyle w:val="Heading4"/>
+      </w:pPr>
+      <w:r>
+        <w:rPr>
+          <w:lang w:val="en_US" w:bidi="en_US"/>
+        </w:rPr>
+        <w:t>“I am black”</w:t>
+      </w:r>
+    </w:p>
+    <w:p>
+      <w:pPr/>
+      <w:r>
+        <w:rPr>
+          <w:lang w:val="en_US" w:bidi="en_US"/>
+        </w:rPr>
+      </w:r>
+      <w:r>
+        <w:rPr>
+          <w:lang w:val="en_US" w:bidi="en_US"/>
+        </w:rPr>
+        <w:t xml:space="preserve">In the ancient Near East, rich people usually had lighter skin because they did not need to work outside in the sun. This young woman had to work outside in the sun, and her skin became dark as a result and this is why she says “I am black” in </w:t>
+      </w:r>
+      <w:hyperlink r:id="rId14">
+        <w:r>
+          <w:rPr>
+            <w:lang w:val="en_US" w:bidi="en_US"/>
+          </w:rPr>
+          <w:rPr>
+            <w:color w:val="0000EE"/>
+            <w:u w:val="single"/>
+          </w:rPr>
+          <w:t>1:5–6</w:t>
+        </w:r>
+      </w:hyperlink>
+      <w:r>
+        <w:rPr>
+          <w:lang w:val="en_US" w:bidi="en_US"/>
+        </w:rPr>
+        <w:t>.</w:t>
+      </w:r>
+      <w:r>
+        <w:rPr>
+          <w:lang w:val="en_US" w:bidi="en_US"/>
+        </w:rPr>
+      </w:r>
+      <w:r>
+        <w:rPr>
+          <w:lang w:val="en_US" w:bidi="en_US"/>
+        </w:rPr>
+      </w:r>
+    </w:p>
+    <w:p>
+      <w:pPr/>
+      <w:r>
+        <w:rPr>
+          <w:lang w:val="en_US" w:bidi="en_US"/>
+        </w:rPr>
+      </w:r>
+    </w:p>
+    <w:p>
+      <w:pPr>
+        <w:pStyle w:val="Heading2"/>
+      </w:pPr>
+      <w:r>
+        <w:rPr>
+          <w:lang w:val="en_US" w:bidi="en_US"/>
+        </w:rPr>
         <w:t>Song of Solomon 1:1 (#1)</w:t>
       </w:r>
       <w:r>
@@ -2940,7 +3101,7 @@
         </w:rPr>
         <w:t xml:space="preserve"> is a term of endearment and is an affectionate way for the woman to refer to the man she loves. The woman is not speaking of an actual king but rather this is a poetic way of speaking. The woman is still speaking of the same man that she was speaking of in </w:t>
       </w:r>
-      <w:hyperlink r:id="rId14">
+      <w:hyperlink r:id="rId15">
         <w:r>
           <w:rPr>
             <w:lang w:val="en_US" w:bidi="en_US"/>
@@ -4425,7 +4586,7 @@
         </w:rPr>
         <w:t xml:space="preserve"> refers to the young women who were from the city of Jerusalem (These are probably the same women as the “marriageable women” in </w:t>
       </w:r>
-      <w:hyperlink r:id="rId15">
+      <w:hyperlink r:id="rId16">
         <w:r>
           <w:rPr>
             <w:lang w:val="en_US" w:bidi="en_US"/>
@@ -4443,7 +4604,7 @@
         </w:rPr>
         <w:t xml:space="preserve"> and the women referred to as “they” in </w:t>
       </w:r>
-      <w:hyperlink r:id="rId16">
+      <w:hyperlink r:id="rId17">
         <w:r>
           <w:rPr>
             <w:lang w:val="en_US" w:bidi="en_US"/>
@@ -4892,7 +5053,7 @@
         </w:rPr>
         <w:t xml:space="preserve"> means “my skin is black” or “my skin is very dark” as it did in </w:t>
       </w:r>
-      <w:hyperlink r:id="rId17">
+      <w:hyperlink r:id="rId18">
         <w:r>
           <w:rPr>
             <w:lang w:val="en_US" w:bidi="en_US"/>
@@ -7460,7 +7621,7 @@
         </w:rPr>
         <w:t xml:space="preserve">See how you translated the phrase “The king” in </w:t>
       </w:r>
-      <w:hyperlink r:id="rId16">
+      <w:hyperlink r:id="rId17">
         <w:r>
           <w:rPr>
             <w:lang w:val="en_US" w:bidi="en_US"/>
@@ -9003,7 +9164,7 @@
         </w:rPr>
         <w:t xml:space="preserve"> in </w:t>
       </w:r>
-      <w:hyperlink r:id="rId18">
+      <w:hyperlink r:id="rId19">
         <w:r>
           <w:rPr>
             <w:lang w:val="en_US" w:bidi="en_US"/>
@@ -9388,7 +9549,7 @@
         </w:rPr>
         <w:t xml:space="preserve"> in </w:t>
       </w:r>
-      <w:hyperlink r:id="rId19">
+      <w:hyperlink r:id="rId20">
         <w:r>
           <w:rPr>
             <w:lang w:val="en_US" w:bidi="en_US"/>
@@ -10067,6 +10228,182 @@
         <w:rPr>
           <w:lang w:val="en_US" w:bidi="en_US"/>
         </w:rPr>
+        <w:t>Song of Solomon - Chapter 2 Introduction</w:t>
+      </w:r>
+      <w:r>
+        <w:rPr>
+          <w:lang w:val="en_US" w:bidi="en_US"/>
+        </w:rPr>
+      </w:r>
+    </w:p>
+    <w:p>
+      <w:pPr>
+        <w:pStyle w:val="Heading3"/>
+      </w:pPr>
+      <w:r>
+        <w:rPr>
+          <w:lang w:val="en_US" w:bidi="en_US"/>
+        </w:rPr>
+        <w:t>Important figures of speech in this chapter</w:t>
+      </w:r>
+    </w:p>
+    <w:p>
+      <w:pPr>
+        <w:pStyle w:val="Heading4"/>
+      </w:pPr>
+      <w:r>
+        <w:rPr>
+          <w:lang w:val="en_US" w:bidi="en_US"/>
+        </w:rPr>
+        <w:t>The woman and man complement each other by using metaphors and similes</w:t>
+      </w:r>
+    </w:p>
+    <w:p>
+      <w:pPr/>
+      <w:r>
+        <w:rPr>
+          <w:lang w:val="en_US" w:bidi="en_US"/>
+        </w:rPr>
+      </w:r>
+      <w:r>
+        <w:rPr>
+          <w:lang w:val="en_US" w:bidi="en_US"/>
+        </w:rPr>
+        <w:t>In 2:1 the woman uses a metaphor to tell the man she loves that she thinks she is common like a flower that grows on the plains or a lily that grows in the valleys. The man responds in 2:2 by using a simile to tell her how special he thinks she is when compared to other women. She then uses a simile in 2:3 to tell him how special she thinks he is compared to other men. When translating these verses one will need to pay close attention to the translation notes and the UST in order to understand the meaning.</w:t>
+      </w:r>
+    </w:p>
+    <w:p>
+      <w:pPr>
+        <w:pStyle w:val="Heading3"/>
+      </w:pPr>
+      <w:r>
+        <w:rPr>
+          <w:lang w:val="en_US" w:bidi="en_US"/>
+        </w:rPr>
+        <w:t>Other possible translation difficulties in this chapter</w:t>
+      </w:r>
+    </w:p>
+    <w:p>
+      <w:pPr>
+        <w:pStyle w:val="Heading4"/>
+      </w:pPr>
+      <w:r>
+        <w:rPr>
+          <w:lang w:val="en_US" w:bidi="en_US"/>
+        </w:rPr>
+        <w:t>Chiasm</w:t>
+      </w:r>
+    </w:p>
+    <w:p>
+      <w:pPr/>
+      <w:r>
+        <w:rPr>
+          <w:lang w:val="en_US" w:bidi="en_US"/>
+        </w:rPr>
+      </w:r>
+      <w:r>
+        <w:rPr>
+          <w:lang w:val="en_US" w:bidi="en_US"/>
+        </w:rPr>
+        <w:t xml:space="preserve">Hebrew poetry sometimes uses a literary a device called a “chiasm” (sometimes called “chiasmus”). A chiasm is when words or phrases are ordered in a AB-BA sequence. In </w:t>
+      </w:r>
+      <w:hyperlink r:id="rId21">
+        <w:r>
+          <w:rPr>
+            <w:lang w:val="en_US" w:bidi="en_US"/>
+          </w:rPr>
+          <w:rPr>
+            <w:color w:val="0000EE"/>
+            <w:u w:val="single"/>
+          </w:rPr>
+          <w:t>Song of Songs 2:14</w:t>
+        </w:r>
+      </w:hyperlink>
+      <w:r>
+        <w:rPr>
+          <w:lang w:val="en_US" w:bidi="en_US"/>
+        </w:rPr>
+        <w:t xml:space="preserve"> the author uses a chiasm. The ULT follows the Hebrew order and translates this verse as “show me </w:t>
+      </w:r>
+      <w:r>
+        <w:rPr>
+          <w:b/>
+          <w:lang w:val="en_US" w:bidi="en_US"/>
+        </w:rPr>
+        <w:t>your appearance</w:t>
+      </w:r>
+      <w:r>
+        <w:rPr>
+          <w:lang w:val="en_US" w:bidi="en_US"/>
+        </w:rPr>
+        <w:t xml:space="preserve">, make me hear </w:t>
+      </w:r>
+      <w:r>
+        <w:rPr>
+          <w:b/>
+          <w:lang w:val="en_US" w:bidi="en_US"/>
+        </w:rPr>
+        <w:t>your voice</w:t>
+      </w:r>
+      <w:r>
+        <w:rPr>
+          <w:lang w:val="en_US" w:bidi="en_US"/>
+        </w:rPr>
+        <w:t xml:space="preserve">, for </w:t>
+      </w:r>
+      <w:r>
+        <w:rPr>
+          <w:b/>
+          <w:lang w:val="en_US" w:bidi="en_US"/>
+        </w:rPr>
+        <w:t>your voice</w:t>
+      </w:r>
+      <w:r>
+        <w:rPr>
+          <w:lang w:val="en_US" w:bidi="en_US"/>
+        </w:rPr>
+        <w:t xml:space="preserve"> {is} sweet, and </w:t>
+      </w:r>
+      <w:r>
+        <w:rPr>
+          <w:b/>
+          <w:lang w:val="en_US" w:bidi="en_US"/>
+        </w:rPr>
+        <w:t>your appearance</w:t>
+      </w:r>
+      <w:r>
+        <w:rPr>
+          <w:lang w:val="en_US" w:bidi="en_US"/>
+        </w:rPr>
+        <w:t xml:space="preserve"> {is} lovely” (the repeated phrases are highlighted for the purpose of illustration). Notice that the phrases “your appearance” and “your voice” are repeated in this verse and they are repeated in an AB-BA sequence: “your appearance...your voice...your voice...your appearance.”</w:t>
+      </w:r>
+      <w:r>
+        <w:rPr>
+          <w:lang w:val="en_US" w:bidi="en_US"/>
+        </w:rPr>
+      </w:r>
+      <w:r>
+        <w:rPr>
+          <w:lang w:val="en_US" w:bidi="en_US"/>
+        </w:rPr>
+      </w:r>
+    </w:p>
+    <w:p>
+      <w:pPr/>
+      <w:r>
+        <w:rPr>
+          <w:lang w:val="en_US" w:bidi="en_US"/>
+        </w:rPr>
+      </w:r>
+    </w:p>
+    <w:p>
+      <w:pPr>
+        <w:pStyle w:val="Heading2"/>
+      </w:pPr>
+      <w:r>
+        <w:rPr>
+          <w:lang w:val="en_US" w:bidi="en_US"/>
+        </w:rPr>
         <w:t>Song of Solomon 2:1 (#1)</w:t>
       </w:r>
       <w:r>
@@ -10864,7 +11201,7 @@
         </w:rPr>
         <w:t xml:space="preserve"> in </w:t>
       </w:r>
-      <w:hyperlink r:id="rId20">
+      <w:hyperlink r:id="rId22">
         <w:r>
           <w:rPr>
             <w:lang w:val="en_US" w:bidi="en_US"/>
@@ -10972,7 +11309,7 @@
         </w:rPr>
         <w:t xml:space="preserve"> in </w:t>
       </w:r>
-      <w:hyperlink r:id="rId18">
+      <w:hyperlink r:id="rId19">
         <w:r>
           <w:rPr>
             <w:lang w:val="en_US" w:bidi="en_US"/>
@@ -11093,7 +11430,7 @@
         </w:rPr>
         <w:t xml:space="preserve"> mentioned in </w:t>
       </w:r>
-      <w:hyperlink r:id="rId17">
+      <w:hyperlink r:id="rId18">
         <w:r>
           <w:rPr>
             <w:lang w:val="en_US" w:bidi="en_US"/>
@@ -11644,7 +11981,7 @@
         </w:rPr>
         <w:t xml:space="preserve"> in </w:t>
       </w:r>
-      <w:hyperlink r:id="rId19">
+      <w:hyperlink r:id="rId20">
         <w:r>
           <w:rPr>
             <w:lang w:val="en_US" w:bidi="en_US"/>
@@ -12164,7 +12501,7 @@
         </w:rPr>
         <w:t xml:space="preserve">See how you translated the phrase “has brought me” in </w:t>
       </w:r>
-      <w:hyperlink r:id="rId16">
+      <w:hyperlink r:id="rId17">
         <w:r>
           <w:rPr>
             <w:lang w:val="en_US" w:bidi="en_US"/>
@@ -12400,7 +12737,7 @@
         </w:rPr>
         <w:t xml:space="preserve"> or building so here it could be referring a private location that the couple used as their meeting place, possibly the “house” (location) where they spent time together in the forest (described in </w:t>
       </w:r>
-      <w:hyperlink r:id="rId21">
+      <w:hyperlink r:id="rId23">
         <w:r>
           <w:rPr>
             <w:lang w:val="en_US" w:bidi="en_US"/>
@@ -13431,7 +13768,7 @@
         </w:rPr>
         <w:t xml:space="preserve"> in </w:t>
       </w:r>
-      <w:hyperlink r:id="rId22">
+      <w:hyperlink r:id="rId24">
         <w:r>
           <w:rPr>
             <w:lang w:val="en_US" w:bidi="en_US"/>
@@ -14087,7 +14424,7 @@
         </w:rPr>
         <w:t xml:space="preserve"> in </w:t>
       </w:r>
-      <w:hyperlink r:id="rId17">
+      <w:hyperlink r:id="rId18">
         <w:r>
           <w:rPr>
             <w:lang w:val="en_US" w:bidi="en_US"/>
@@ -15001,7 +15338,7 @@
         </w:rPr>
         <w:t xml:space="preserve"> is an exclamation word that is used to bring attention to something. Here it is used to bring attention to the man’s approach. Use an exclamation that is natural in your language for communicating this. See how you translated “Behold” in </w:t>
       </w:r>
-      <w:hyperlink r:id="rId23">
+      <w:hyperlink r:id="rId25">
         <w:r>
           <w:rPr>
             <w:lang w:val="en_US" w:bidi="en_US"/>
@@ -15468,7 +15805,7 @@
         </w:rPr>
         <w:t xml:space="preserve">See how you translated the plural form “gazelles” in </w:t>
       </w:r>
-      <w:hyperlink r:id="rId24">
+      <w:hyperlink r:id="rId26">
         <w:r>
           <w:rPr>
             <w:lang w:val="en_US" w:bidi="en_US"/>
@@ -17695,7 +18032,7 @@
         </w:rPr>
         <w:t xml:space="preserve">See how you translated the similar phrase in </w:t>
       </w:r>
-      <w:hyperlink r:id="rId25">
+      <w:hyperlink r:id="rId27">
         <w:r>
           <w:rPr>
             <w:lang w:val="en_US" w:bidi="en_US"/>
@@ -19220,7 +19557,7 @@
         </w:rPr>
         <w:t>The woman is speaking of the man as if he were “a gazelle or a young stag” (</w:t>
       </w:r>
-      <w:hyperlink r:id="rId26">
+      <w:hyperlink r:id="rId28">
         <w:r>
           <w:rPr>
             <w:lang w:val="en_US" w:bidi="en_US"/>
@@ -19264,7 +19601,7 @@
         </w:rPr>
         <w:t xml:space="preserve"> to represent herself as she did in </w:t>
       </w:r>
-      <w:hyperlink r:id="rId20">
+      <w:hyperlink r:id="rId22">
         <w:r>
           <w:rPr>
             <w:lang w:val="en_US" w:bidi="en_US"/>
@@ -19391,7 +19728,7 @@
         </w:rPr>
         <w:t xml:space="preserve">) in </w:t>
       </w:r>
-      <w:hyperlink r:id="rId20">
+      <w:hyperlink r:id="rId22">
         <w:r>
           <w:rPr>
             <w:lang w:val="en_US" w:bidi="en_US"/>
@@ -19841,7 +20178,7 @@
         </w:rPr>
         <w:t xml:space="preserve">See how you translated the plural form “gazelles” in </w:t>
       </w:r>
-      <w:hyperlink r:id="rId24">
+      <w:hyperlink r:id="rId26">
         <w:r>
           <w:rPr>
             <w:lang w:val="en_US" w:bidi="en_US"/>
@@ -20015,43 +20352,102 @@
         <w:rPr>
           <w:lang w:val="en_US" w:bidi="en_US"/>
         </w:rPr>
-        <w:t>Song of Solomon 3:1 (#1)</w:t>
-      </w:r>
-      <w:r>
-        <w:rPr>
-          <w:lang w:val="en_US" w:bidi="en_US"/>
-        </w:rPr>
-      </w:r>
-    </w:p>
-    <w:p>
-      <w:pPr/>
-      <w:r>
-        <w:rPr>
-          <w:lang w:val="en_US" w:bidi="en_US"/>
-        </w:rPr>
-      </w:r>
-      <w:r>
-        <w:rPr>
-          <w:b/>
-          <w:lang w:val="en_US" w:bidi="en_US"/>
-        </w:rPr>
-        <w:t>"On my bed in the night"</w:t>
-      </w:r>
-    </w:p>
-    <w:p>
-      <w:pPr/>
-      <w:r>
-        <w:rPr>
-          <w:lang w:val="en_US" w:bidi="en_US"/>
-        </w:rPr>
-      </w:r>
-      <w:r>
-        <w:rPr>
-          <w:lang w:val="en_US" w:bidi="en_US"/>
-        </w:rPr>
-        <w:t xml:space="preserve">Because Bible scholars do not know if the events described in </w:t>
-      </w:r>
-      <w:hyperlink r:id="rId27">
+        <w:t>Song of Solomon - Chapter 3 Introduction</w:t>
+      </w:r>
+      <w:r>
+        <w:rPr>
+          <w:lang w:val="en_US" w:bidi="en_US"/>
+        </w:rPr>
+      </w:r>
+    </w:p>
+    <w:p>
+      <w:pPr>
+        <w:pStyle w:val="Heading3"/>
+      </w:pPr>
+      <w:r>
+        <w:rPr>
+          <w:lang w:val="en_US" w:bidi="en_US"/>
+        </w:rPr>
+        <w:t>Special concepts in this chapter</w:t>
+      </w:r>
+    </w:p>
+    <w:p>
+      <w:pPr>
+        <w:pStyle w:val="Heading4"/>
+      </w:pPr>
+      <w:r>
+        <w:rPr>
+          <w:lang w:val="en_US" w:bidi="en_US"/>
+        </w:rPr>
+        <w:t>Longing</w:t>
+      </w:r>
+    </w:p>
+    <w:p>
+      <w:pPr/>
+      <w:r>
+        <w:rPr>
+          <w:lang w:val="en_US" w:bidi="en_US"/>
+        </w:rPr>
+      </w:r>
+      <w:hyperlink r:id="rId29">
+        <w:r>
+          <w:rPr>
+            <w:lang w:val="en_US" w:bidi="en_US"/>
+          </w:rPr>
+          <w:rPr>
+            <w:color w:val="0000EE"/>
+            <w:u w:val="single"/>
+          </w:rPr>
+          <w:t>3:1–3</w:t>
+        </w:r>
+      </w:hyperlink>
+      <w:r>
+        <w:rPr>
+          <w:lang w:val="en_US" w:bidi="en_US"/>
+        </w:rPr>
+        <w:t xml:space="preserve"> describes the feeling of longing that the woman had for the man she loved and it describes her diligently seeking the man loved. </w:t>
+      </w:r>
+      <w:hyperlink r:id="rId30">
+        <w:r>
+          <w:rPr>
+            <w:lang w:val="en_US" w:bidi="en_US"/>
+          </w:rPr>
+          <w:rPr>
+            <w:color w:val="0000EE"/>
+            <w:u w:val="single"/>
+          </w:rPr>
+          <w:t>3:4</w:t>
+        </w:r>
+      </w:hyperlink>
+      <w:r>
+        <w:rPr>
+          <w:lang w:val="en_US" w:bidi="en_US"/>
+        </w:rPr>
+        <w:t xml:space="preserve"> describes the woman finding the man that she loved and her response to finding him, holding onto him and bringing him to her mother’s house.</w:t>
+      </w:r>
+    </w:p>
+    <w:p>
+      <w:pPr>
+        <w:pStyle w:val="Heading3"/>
+      </w:pPr>
+      <w:r>
+        <w:rPr>
+          <w:lang w:val="en_US" w:bidi="en_US"/>
+        </w:rPr>
+        <w:t>Other possible translation difficulties in this chapter</w:t>
+      </w:r>
+    </w:p>
+    <w:p>
+      <w:pPr>
+        <w:pStyle w:val="Heading4"/>
+      </w:pPr>
+      <w:r>
+        <w:rPr>
+          <w:lang w:val="en_US" w:bidi="en_US"/>
+        </w:rPr>
+        <w:t xml:space="preserve">Whether </w:t>
+      </w:r>
+      <w:hyperlink r:id="rId31">
         <w:r>
           <w:rPr>
             <w:lang w:val="en_US" w:bidi="en_US"/>
@@ -20067,6 +20463,137 @@
         <w:rPr>
           <w:lang w:val="en_US" w:bidi="en_US"/>
         </w:rPr>
+        <w:t xml:space="preserve"> describe a dream, a real event or something imagined</w:t>
+      </w:r>
+    </w:p>
+    <w:p>
+      <w:pPr/>
+      <w:r>
+        <w:rPr>
+          <w:lang w:val="en_US" w:bidi="en_US"/>
+        </w:rPr>
+      </w:r>
+      <w:r>
+        <w:rPr>
+          <w:lang w:val="en_US" w:bidi="en_US"/>
+        </w:rPr>
+        <w:t xml:space="preserve">Bible scholars do not know for certain whether the events described in </w:t>
+      </w:r>
+      <w:hyperlink r:id="rId31">
+        <w:r>
+          <w:rPr>
+            <w:lang w:val="en_US" w:bidi="en_US"/>
+          </w:rPr>
+          <w:rPr>
+            <w:color w:val="0000EE"/>
+            <w:u w:val="single"/>
+          </w:rPr>
+          <w:t>3:1–4</w:t>
+        </w:r>
+      </w:hyperlink>
+      <w:r>
+        <w:rPr>
+          <w:lang w:val="en_US" w:bidi="en_US"/>
+        </w:rPr>
+        <w:t xml:space="preserve"> are real events or something that the woman dreamed in a dream or something that the woman imagined. Many Bible scholars think that </w:t>
+      </w:r>
+      <w:hyperlink r:id="rId31">
+        <w:r>
+          <w:rPr>
+            <w:lang w:val="en_US" w:bidi="en_US"/>
+          </w:rPr>
+          <w:rPr>
+            <w:color w:val="0000EE"/>
+            <w:u w:val="single"/>
+          </w:rPr>
+          <w:t>3:1–4</w:t>
+        </w:r>
+      </w:hyperlink>
+      <w:r>
+        <w:rPr>
+          <w:lang w:val="en_US" w:bidi="en_US"/>
+        </w:rPr>
+        <w:t xml:space="preserve"> describe a dream. If you are using footnotes you may wish to explain this in a footnote or you could indicate in a section header whether you think this is a dream, a real event or something that the woman imagined. You could also use a general section header such as “The woman searches for the man she loves at night and finds him” which does not comment on whether this was a dream, a real event or something imagined.</w:t>
+      </w:r>
+      <w:r>
+        <w:rPr>
+          <w:lang w:val="en_US" w:bidi="en_US"/>
+        </w:rPr>
+      </w:r>
+      <w:r>
+        <w:rPr>
+          <w:lang w:val="en_US" w:bidi="en_US"/>
+        </w:rPr>
+      </w:r>
+    </w:p>
+    <w:p>
+      <w:pPr/>
+      <w:r>
+        <w:rPr>
+          <w:lang w:val="en_US" w:bidi="en_US"/>
+        </w:rPr>
+      </w:r>
+    </w:p>
+    <w:p>
+      <w:pPr>
+        <w:pStyle w:val="Heading2"/>
+      </w:pPr>
+      <w:r>
+        <w:rPr>
+          <w:lang w:val="en_US" w:bidi="en_US"/>
+        </w:rPr>
+        <w:t>Song of Solomon 3:1 (#1)</w:t>
+      </w:r>
+      <w:r>
+        <w:rPr>
+          <w:lang w:val="en_US" w:bidi="en_US"/>
+        </w:rPr>
+      </w:r>
+    </w:p>
+    <w:p>
+      <w:pPr/>
+      <w:r>
+        <w:rPr>
+          <w:lang w:val="en_US" w:bidi="en_US"/>
+        </w:rPr>
+      </w:r>
+      <w:r>
+        <w:rPr>
+          <w:b/>
+          <w:lang w:val="en_US" w:bidi="en_US"/>
+        </w:rPr>
+        <w:t>"On my bed in the night"</w:t>
+      </w:r>
+    </w:p>
+    <w:p>
+      <w:pPr/>
+      <w:r>
+        <w:rPr>
+          <w:lang w:val="en_US" w:bidi="en_US"/>
+        </w:rPr>
+      </w:r>
+      <w:r>
+        <w:rPr>
+          <w:lang w:val="en_US" w:bidi="en_US"/>
+        </w:rPr>
+        <w:t xml:space="preserve">Because Bible scholars do not know if the events described in </w:t>
+      </w:r>
+      <w:hyperlink r:id="rId31">
+        <w:r>
+          <w:rPr>
+            <w:lang w:val="en_US" w:bidi="en_US"/>
+          </w:rPr>
+          <w:rPr>
+            <w:color w:val="0000EE"/>
+            <w:u w:val="single"/>
+          </w:rPr>
+          <w:t>3:1–4</w:t>
+        </w:r>
+      </w:hyperlink>
+      <w:r>
+        <w:rPr>
+          <w:lang w:val="en_US" w:bidi="en_US"/>
+        </w:rPr>
         <w:t xml:space="preserve"> describe real events or things that happened in a dream or things the woman imagined, you should not expand on or explain the phrase </w:t>
       </w:r>
       <w:r>
@@ -20412,7 +20939,7 @@
         </w:rPr>
         <w:t xml:space="preserve">See how you translated the similar phrase “you whom my soul loves” in </w:t>
       </w:r>
-      <w:hyperlink r:id="rId28">
+      <w:hyperlink r:id="rId32">
         <w:r>
           <w:rPr>
             <w:lang w:val="en_US" w:bidi="en_US"/>
@@ -20887,7 +21414,7 @@
         </w:rPr>
         <w:t xml:space="preserve">See how you translated the similar phrase “you whom my soul loves” in </w:t>
       </w:r>
-      <w:hyperlink r:id="rId28">
+      <w:hyperlink r:id="rId32">
         <w:r>
           <w:rPr>
             <w:lang w:val="en_US" w:bidi="en_US"/>
@@ -21208,7 +21735,7 @@
         </w:rPr>
         <w:t xml:space="preserve">See how you translated the similar phrase “you whom my soul loves” in </w:t>
       </w:r>
-      <w:hyperlink r:id="rId28">
+      <w:hyperlink r:id="rId32">
         <w:r>
           <w:rPr>
             <w:lang w:val="en_US" w:bidi="en_US"/>
@@ -21477,7 +22004,7 @@
         </w:rPr>
         <w:t xml:space="preserve">See how you translated the similar phrase “you whom my soul loves” in </w:t>
       </w:r>
-      <w:hyperlink r:id="rId28">
+      <w:hyperlink r:id="rId32">
         <w:r>
           <w:rPr>
             <w:lang w:val="en_US" w:bidi="en_US"/>
@@ -21785,7 +22312,7 @@
         </w:rPr>
         <w:t xml:space="preserve">This verse is identical to </w:t>
       </w:r>
-      <w:hyperlink r:id="rId24">
+      <w:hyperlink r:id="rId26">
         <w:r>
           <w:rPr>
             <w:lang w:val="en_US" w:bidi="en_US"/>
@@ -23638,7 +24165,7 @@
         </w:rPr>
         <w:t xml:space="preserve"> refers to the same object that the term “litter” referred to in </w:t>
       </w:r>
-      <w:hyperlink r:id="rId29">
+      <w:hyperlink r:id="rId33">
         <w:r>
           <w:rPr>
             <w:lang w:val="en_US" w:bidi="en_US"/>
@@ -23695,7 +24222,7 @@
         </w:rPr>
         <w:t xml:space="preserve"> the same way you translated “litter” in </w:t>
       </w:r>
-      <w:hyperlink r:id="rId29">
+      <w:hyperlink r:id="rId33">
         <w:r>
           <w:rPr>
             <w:lang w:val="en_US" w:bidi="en_US"/>
@@ -24663,7 +25190,7 @@
         </w:rPr>
         <w:t xml:space="preserve"> in </w:t>
       </w:r>
-      <w:hyperlink r:id="rId17">
+      <w:hyperlink r:id="rId18">
         <w:r>
           <w:rPr>
             <w:lang w:val="en_US" w:bidi="en_US"/>
@@ -24901,7 +25428,7 @@
         </w:rPr>
         <w:t xml:space="preserve"> is a poetic way of referring to the young women who were from the city of Jerusalem (These are probably the same women as the “marriageable women” in </w:t>
       </w:r>
-      <w:hyperlink r:id="rId15">
+      <w:hyperlink r:id="rId16">
         <w:r>
           <w:rPr>
             <w:lang w:val="en_US" w:bidi="en_US"/>
@@ -24919,7 +25446,7 @@
         </w:rPr>
         <w:t xml:space="preserve"> and the women referred to as “daughters of Jerusalem” in </w:t>
       </w:r>
-      <w:hyperlink r:id="rId24">
+      <w:hyperlink r:id="rId26">
         <w:r>
           <w:rPr>
             <w:lang w:val="en_US" w:bidi="en_US"/>
@@ -24937,7 +25464,7 @@
         </w:rPr>
         <w:t xml:space="preserve"> and </w:t>
       </w:r>
-      <w:hyperlink r:id="rId30">
+      <w:hyperlink r:id="rId34">
         <w:r>
           <w:rPr>
             <w:lang w:val="en_US" w:bidi="en_US"/>
@@ -25298,6 +25825,441 @@
         <w:rPr>
           <w:lang w:val="en_US" w:bidi="en_US"/>
         </w:rPr>
+        <w:t>Song of Solomon - Chapter 4 Introduction</w:t>
+      </w:r>
+      <w:r>
+        <w:rPr>
+          <w:lang w:val="en_US" w:bidi="en_US"/>
+        </w:rPr>
+      </w:r>
+    </w:p>
+    <w:p>
+      <w:pPr>
+        <w:pStyle w:val="Heading3"/>
+      </w:pPr>
+      <w:r>
+        <w:rPr>
+          <w:lang w:val="en_US" w:bidi="en_US"/>
+        </w:rPr>
+        <w:t>Special concepts in this chapter</w:t>
+      </w:r>
+    </w:p>
+    <w:p>
+      <w:pPr>
+        <w:pStyle w:val="Heading4"/>
+      </w:pPr>
+      <w:r>
+        <w:rPr>
+          <w:lang w:val="en_US" w:bidi="en_US"/>
+        </w:rPr>
+        <w:t>Beauty</w:t>
+      </w:r>
+    </w:p>
+    <w:p>
+      <w:pPr/>
+      <w:r>
+        <w:rPr>
+          <w:lang w:val="en_US" w:bidi="en_US"/>
+        </w:rPr>
+      </w:r>
+      <w:r>
+        <w:rPr>
+          <w:lang w:val="en_US" w:bidi="en_US"/>
+        </w:rPr>
+        <w:t xml:space="preserve">The man describes the woman he loves as the epitome of beauty and attractiveness in </w:t>
+      </w:r>
+      <w:hyperlink r:id="rId35">
+        <w:r>
+          <w:rPr>
+            <w:lang w:val="en_US" w:bidi="en_US"/>
+          </w:rPr>
+          <w:rPr>
+            <w:color w:val="0000EE"/>
+            <w:u w:val="single"/>
+          </w:rPr>
+          <w:t>4:1–4:5</w:t>
+        </w:r>
+      </w:hyperlink>
+      <w:r>
+        <w:rPr>
+          <w:lang w:val="en_US" w:bidi="en_US"/>
+        </w:rPr>
+        <w:t xml:space="preserve"> and in </w:t>
+      </w:r>
+      <w:hyperlink r:id="rId36">
+        <w:r>
+          <w:rPr>
+            <w:lang w:val="en_US" w:bidi="en_US"/>
+          </w:rPr>
+          <w:rPr>
+            <w:color w:val="0000EE"/>
+            <w:u w:val="single"/>
+          </w:rPr>
+          <w:t>4:7</w:t>
+        </w:r>
+      </w:hyperlink>
+      <w:r>
+        <w:rPr>
+          <w:lang w:val="en_US" w:bidi="en_US"/>
+        </w:rPr>
+        <w:t>.</w:t>
+      </w:r>
+    </w:p>
+    <w:p>
+      <w:pPr>
+        <w:pStyle w:val="Heading4"/>
+      </w:pPr>
+      <w:r>
+        <w:rPr>
+          <w:lang w:val="en_US" w:bidi="en_US"/>
+        </w:rPr>
+        <w:t>Feelings of longing to be with one’s lover who seems distant and temporarily inaccessible</w:t>
+      </w:r>
+    </w:p>
+    <w:p>
+      <w:pPr/>
+      <w:r>
+        <w:rPr>
+          <w:lang w:val="en_US" w:bidi="en_US"/>
+        </w:rPr>
+      </w:r>
+      <w:r>
+        <w:rPr>
+          <w:lang w:val="en_US" w:bidi="en_US"/>
+        </w:rPr>
+        <w:t xml:space="preserve">In </w:t>
+      </w:r>
+      <w:hyperlink r:id="rId37">
+        <w:r>
+          <w:rPr>
+            <w:lang w:val="en_US" w:bidi="en_US"/>
+          </w:rPr>
+          <w:rPr>
+            <w:color w:val="0000EE"/>
+            <w:u w:val="single"/>
+          </w:rPr>
+          <w:t>4:8</w:t>
+        </w:r>
+      </w:hyperlink>
+      <w:r>
+        <w:rPr>
+          <w:lang w:val="en_US" w:bidi="en_US"/>
+        </w:rPr>
+        <w:t xml:space="preserve"> the man speaks of the woman he loves as if she were far away from him and he invites her to “come with” him and “descend from” the height of three high places and be with him. The woman is not actually dwelling in these places but rather the man is using imaginative and poetic language to describe how he feels about being separated from her and to describe his desire to be with her. In </w:t>
+      </w:r>
+      <w:hyperlink r:id="rId38">
+        <w:r>
+          <w:rPr>
+            <w:lang w:val="en_US" w:bidi="en_US"/>
+          </w:rPr>
+          <w:rPr>
+            <w:color w:val="0000EE"/>
+            <w:u w:val="single"/>
+          </w:rPr>
+          <w:t>4:12</w:t>
+        </w:r>
+      </w:hyperlink>
+      <w:r>
+        <w:rPr>
+          <w:lang w:val="en_US" w:bidi="en_US"/>
+        </w:rPr>
+        <w:t xml:space="preserve"> the man uses poetic language to describe the fact that the woman he loves is temporarily inaccessible.</w:t>
+      </w:r>
+    </w:p>
+    <w:p>
+      <w:pPr>
+        <w:pStyle w:val="Heading3"/>
+      </w:pPr>
+      <w:r>
+        <w:rPr>
+          <w:lang w:val="en_US" w:bidi="en_US"/>
+        </w:rPr>
+        <w:t>Other possible translation difficulties in this chapter</w:t>
+      </w:r>
+    </w:p>
+    <w:p>
+      <w:pPr>
+        <w:pStyle w:val="Heading4"/>
+      </w:pPr>
+      <w:r>
+        <w:rPr>
+          <w:lang w:val="en_US" w:bidi="en_US"/>
+        </w:rPr>
+        <w:t>The Garden Metaphor</w:t>
+      </w:r>
+    </w:p>
+    <w:p>
+      <w:pPr/>
+      <w:r>
+        <w:rPr>
+          <w:lang w:val="en_US" w:bidi="en_US"/>
+        </w:rPr>
+      </w:r>
+      <w:hyperlink r:id="rId39">
+        <w:r>
+          <w:rPr>
+            <w:lang w:val="en_US" w:bidi="en_US"/>
+          </w:rPr>
+          <w:rPr>
+            <w:color w:val="0000EE"/>
+            <w:u w:val="single"/>
+          </w:rPr>
+          <w:t>4:12–5:1</w:t>
+        </w:r>
+      </w:hyperlink>
+      <w:r>
+        <w:rPr>
+          <w:lang w:val="en_US" w:bidi="en_US"/>
+        </w:rPr>
+        <w:t xml:space="preserve"> is an extended metaphor. This metaphor is a conversation between the man and the woman he loves in which the man first compares the woman he loves to “a locked garden” (in </w:t>
+      </w:r>
+      <w:hyperlink r:id="rId40">
+        <w:r>
+          <w:rPr>
+            <w:lang w:val="en_US" w:bidi="en_US"/>
+          </w:rPr>
+          <w:rPr>
+            <w:color w:val="0000EE"/>
+            <w:u w:val="single"/>
+          </w:rPr>
+          <w:t>4:12–4:15</w:t>
+        </w:r>
+      </w:hyperlink>
+      <w:r>
+        <w:rPr>
+          <w:lang w:val="en_US" w:bidi="en_US"/>
+        </w:rPr>
+        <w:t xml:space="preserve">) where many delightful things grow and then the woman responds by inviting the man to come to her garden in </w:t>
+      </w:r>
+      <w:hyperlink r:id="rId41">
+        <w:r>
+          <w:rPr>
+            <w:lang w:val="en_US" w:bidi="en_US"/>
+          </w:rPr>
+          <w:rPr>
+            <w:color w:val="0000EE"/>
+            <w:u w:val="single"/>
+          </w:rPr>
+          <w:t>4:16</w:t>
+        </w:r>
+      </w:hyperlink>
+      <w:r>
+        <w:rPr>
+          <w:lang w:val="en_US" w:bidi="en_US"/>
+        </w:rPr>
+        <w:t xml:space="preserve">. The man then responds to her invitation in </w:t>
+      </w:r>
+      <w:hyperlink r:id="rId42">
+        <w:r>
+          <w:rPr>
+            <w:lang w:val="en_US" w:bidi="en_US"/>
+          </w:rPr>
+          <w:rPr>
+            <w:color w:val="0000EE"/>
+            <w:u w:val="single"/>
+          </w:rPr>
+          <w:t>5:1</w:t>
+        </w:r>
+      </w:hyperlink>
+      <w:r>
+        <w:rPr>
+          <w:lang w:val="en_US" w:bidi="en_US"/>
+        </w:rPr>
+        <w:t xml:space="preserve">. The term </w:t>
+      </w:r>
+      <w:r>
+        <w:rPr>
+          <w:b/>
+          <w:lang w:val="en_US" w:bidi="en_US"/>
+        </w:rPr>
+        <w:t>garden</w:t>
+      </w:r>
+      <w:r>
+        <w:rPr>
+          <w:lang w:val="en_US" w:bidi="en_US"/>
+        </w:rPr>
+        <w:t xml:space="preserve"> is used as a metaphor for the woman in </w:t>
+      </w:r>
+      <w:hyperlink r:id="rId38">
+        <w:r>
+          <w:rPr>
+            <w:lang w:val="en_US" w:bidi="en_US"/>
+          </w:rPr>
+          <w:rPr>
+            <w:color w:val="0000EE"/>
+            <w:u w:val="single"/>
+          </w:rPr>
+          <w:t>4:12</w:t>
+        </w:r>
+      </w:hyperlink>
+      <w:r>
+        <w:rPr>
+          <w:lang w:val="en_US" w:bidi="en_US"/>
+        </w:rPr>
+        <w:t xml:space="preserve">, in </w:t>
+      </w:r>
+      <w:hyperlink r:id="rId41">
+        <w:r>
+          <w:rPr>
+            <w:lang w:val="en_US" w:bidi="en_US"/>
+          </w:rPr>
+          <w:rPr>
+            <w:color w:val="0000EE"/>
+            <w:u w:val="single"/>
+          </w:rPr>
+          <w:t>4:16</w:t>
+        </w:r>
+      </w:hyperlink>
+      <w:r>
+        <w:rPr>
+          <w:lang w:val="en_US" w:bidi="en_US"/>
+        </w:rPr>
+        <w:t xml:space="preserve"> (two times), and in </w:t>
+      </w:r>
+      <w:hyperlink r:id="rId42">
+        <w:r>
+          <w:rPr>
+            <w:lang w:val="en_US" w:bidi="en_US"/>
+          </w:rPr>
+          <w:rPr>
+            <w:color w:val="0000EE"/>
+            <w:u w:val="single"/>
+          </w:rPr>
+          <w:t>5:1</w:t>
+        </w:r>
+      </w:hyperlink>
+      <w:r>
+        <w:rPr>
+          <w:lang w:val="en_US" w:bidi="en_US"/>
+        </w:rPr>
+        <w:t xml:space="preserve">. You should be consistent in how you translate the term “garden.” In </w:t>
+      </w:r>
+      <w:hyperlink r:id="rId43">
+        <w:r>
+          <w:rPr>
+            <w:lang w:val="en_US" w:bidi="en_US"/>
+          </w:rPr>
+          <w:rPr>
+            <w:color w:val="0000EE"/>
+            <w:u w:val="single"/>
+          </w:rPr>
+          <w:t>4:13</w:t>
+        </w:r>
+      </w:hyperlink>
+      <w:r>
+        <w:rPr>
+          <w:lang w:val="en_US" w:bidi="en_US"/>
+        </w:rPr>
+        <w:t xml:space="preserve"> the man speaks of the woman’s body as “an orchard of pomegranate trees with delicious fruits” and then in </w:t>
+      </w:r>
+      <w:hyperlink r:id="rId41">
+        <w:r>
+          <w:rPr>
+            <w:lang w:val="en_US" w:bidi="en_US"/>
+          </w:rPr>
+          <w:rPr>
+            <w:color w:val="0000EE"/>
+            <w:u w:val="single"/>
+          </w:rPr>
+          <w:t>4:16</w:t>
+        </w:r>
+      </w:hyperlink>
+      <w:r>
+        <w:rPr>
+          <w:lang w:val="en_US" w:bidi="en_US"/>
+        </w:rPr>
+        <w:t xml:space="preserve"> the woman invites the man to </w:t>
+      </w:r>
+      <w:r>
+        <w:rPr>
+          <w:b/>
+          <w:lang w:val="en_US" w:bidi="en_US"/>
+        </w:rPr>
+        <w:t>come to his garden and eat its delicious fruit</w:t>
+      </w:r>
+      <w:r>
+        <w:rPr>
+          <w:lang w:val="en_US" w:bidi="en_US"/>
+        </w:rPr>
+        <w:t xml:space="preserve">. (See: </w:t>
+      </w:r>
+      <w:r>
+        <w:rPr>
+          <w:lang w:val="en_US" w:bidi="en_US"/>
+        </w:rPr>
+        <w:t>Biblical Imagery — Extended Metaphors</w:t>
+      </w:r>
+      <w:r>
+        <w:rPr>
+          <w:lang w:val="en_US" w:bidi="en_US"/>
+        </w:rPr>
+        <w:t>)</w:t>
+      </w:r>
+    </w:p>
+    <w:p>
+      <w:pPr>
+        <w:pStyle w:val="Heading4"/>
+      </w:pPr>
+      <w:r>
+        <w:rPr>
+          <w:lang w:val="en_US" w:bidi="en_US"/>
+        </w:rPr>
+        <w:t>The “sister” metaphor</w:t>
+      </w:r>
+    </w:p>
+    <w:p>
+      <w:pPr/>
+      <w:r>
+        <w:rPr>
+          <w:lang w:val="en_US" w:bidi="en_US"/>
+        </w:rPr>
+      </w:r>
+      <w:r>
+        <w:rPr>
+          <w:lang w:val="en_US" w:bidi="en_US"/>
+        </w:rPr>
+        <w:t xml:space="preserve">The phrase </w:t>
+      </w:r>
+      <w:r>
+        <w:rPr>
+          <w:b/>
+          <w:lang w:val="en_US" w:bidi="en_US"/>
+        </w:rPr>
+        <w:t>my sister</w:t>
+      </w:r>
+      <w:r>
+        <w:rPr>
+          <w:lang w:val="en_US" w:bidi="en_US"/>
+        </w:rPr>
+        <w:t xml:space="preserve"> is used in 4:9; 4:10, 4:12, 5:1, and 5:2. The man uses this phrase as a term of endearment for the woman he loves. The woman is not actually his sister. You should translate this phrase the same way each of the five times it occurs in this book because the author uses it with the same meaning every time. See the note at the first occurrence of this phrase in 4:9 for more information regarding this phrase.</w:t>
+      </w:r>
+      <w:r>
+        <w:rPr>
+          <w:lang w:val="en_US" w:bidi="en_US"/>
+        </w:rPr>
+      </w:r>
+      <w:r>
+        <w:rPr>
+          <w:lang w:val="en_US" w:bidi="en_US"/>
+        </w:rPr>
+      </w:r>
+    </w:p>
+    <w:p>
+      <w:pPr/>
+      <w:r>
+        <w:rPr>
+          <w:lang w:val="en_US" w:bidi="en_US"/>
+        </w:rPr>
+      </w:r>
+    </w:p>
+    <w:p>
+      <w:pPr>
+        <w:pStyle w:val="Heading2"/>
+      </w:pPr>
+      <w:r>
+        <w:rPr>
+          <w:lang w:val="en_US" w:bidi="en_US"/>
+        </w:rPr>
         <w:t>Song of Solomon 4:1 (#1)</w:t>
       </w:r>
       <w:r>
@@ -25334,7 +26296,7 @@
         </w:rPr>
         <w:t xml:space="preserve">See how you translated these two parallel phrases in </w:t>
       </w:r>
-      <w:hyperlink r:id="rId23">
+      <w:hyperlink r:id="rId25">
         <w:r>
           <w:rPr>
             <w:lang w:val="en_US" w:bidi="en_US"/>
@@ -25448,7 +26410,7 @@
         </w:rPr>
         <w:t xml:space="preserve"> in </w:t>
       </w:r>
-      <w:hyperlink r:id="rId23">
+      <w:hyperlink r:id="rId25">
         <w:r>
           <w:rPr>
             <w:lang w:val="en_US" w:bidi="en_US"/>
@@ -26503,7 +27465,7 @@
         </w:rPr>
         <w:t xml:space="preserve"> in </w:t>
       </w:r>
-      <w:hyperlink r:id="rId31">
+      <w:hyperlink r:id="rId44">
         <w:r>
           <w:rPr>
             <w:lang w:val="en_US" w:bidi="en_US"/>
@@ -27521,7 +28483,7 @@
         </w:rPr>
         <w:t xml:space="preserve">See how you translated the plural form “gazelles” in </w:t>
       </w:r>
-      <w:hyperlink r:id="rId24">
+      <w:hyperlink r:id="rId26">
         <w:r>
           <w:rPr>
             <w:lang w:val="en_US" w:bidi="en_US"/>
@@ -27622,7 +28584,7 @@
         </w:rPr>
         <w:t xml:space="preserve">See how you translated the singular form “lily” in </w:t>
       </w:r>
-      <w:hyperlink r:id="rId20">
+      <w:hyperlink r:id="rId22">
         <w:r>
           <w:rPr>
             <w:lang w:val="en_US" w:bidi="en_US"/>
@@ -27750,7 +28712,7 @@
         </w:rPr>
         <w:t xml:space="preserve"> in </w:t>
       </w:r>
-      <w:hyperlink r:id="rId32">
+      <w:hyperlink r:id="rId45">
         <w:r>
           <w:rPr>
             <w:lang w:val="en_US" w:bidi="en_US"/>
@@ -27974,7 +28936,7 @@
         </w:rPr>
         <w:t xml:space="preserve"> in </w:t>
       </w:r>
-      <w:hyperlink r:id="rId19">
+      <w:hyperlink r:id="rId20">
         <w:r>
           <w:rPr>
             <w:lang w:val="en_US" w:bidi="en_US"/>
@@ -29306,7 +30268,7 @@
         </w:rPr>
         <w:t xml:space="preserve"> in </w:t>
       </w:r>
-      <w:hyperlink r:id="rId33">
+      <w:hyperlink r:id="rId46">
         <w:r>
           <w:rPr>
             <w:lang w:val="en_US" w:bidi="en_US"/>
@@ -30634,7 +31596,7 @@
         </w:rPr>
         <w:t xml:space="preserve"> in </w:t>
       </w:r>
-      <w:hyperlink r:id="rId33">
+      <w:hyperlink r:id="rId46">
         <w:r>
           <w:rPr>
             <w:lang w:val="en_US" w:bidi="en_US"/>
@@ -31208,7 +32170,7 @@
         </w:rPr>
         <w:t xml:space="preserve"> and as as if she is various other spices and pleasant smelling plants and trees that are in the “locked garden” (</w:t>
       </w:r>
-      <w:hyperlink r:id="rId34">
+      <w:hyperlink r:id="rId38">
         <w:r>
           <w:rPr>
             <w:lang w:val="en_US" w:bidi="en_US"/>
@@ -31226,7 +32188,7 @@
         </w:rPr>
         <w:t xml:space="preserve">). If you translated </w:t>
       </w:r>
-      <w:hyperlink r:id="rId34">
+      <w:hyperlink r:id="rId38">
         <w:r>
           <w:rPr>
             <w:lang w:val="en_US" w:bidi="en_US"/>
@@ -31450,7 +32412,7 @@
         </w:rPr>
         <w:t xml:space="preserve"> in </w:t>
       </w:r>
-      <w:hyperlink r:id="rId35">
+      <w:hyperlink r:id="rId47">
         <w:r>
           <w:rPr>
             <w:lang w:val="en_US" w:bidi="en_US"/>
@@ -31481,7 +32443,7 @@
         </w:rPr>
         <w:t xml:space="preserve"> in </w:t>
       </w:r>
-      <w:hyperlink r:id="rId36">
+      <w:hyperlink r:id="rId48">
         <w:r>
           <w:rPr>
             <w:lang w:val="en_US" w:bidi="en_US"/>
@@ -31784,7 +32746,7 @@
         </w:rPr>
         <w:t xml:space="preserve">Here, the man continues the metaphor that he began in </w:t>
       </w:r>
-      <w:hyperlink r:id="rId34">
+      <w:hyperlink r:id="rId38">
         <w:r>
           <w:rPr>
             <w:lang w:val="en_US" w:bidi="en_US"/>
@@ -31841,7 +32803,7 @@
         </w:rPr>
         <w:t xml:space="preserve">. If you translated </w:t>
       </w:r>
-      <w:hyperlink r:id="rId37">
+      <w:hyperlink r:id="rId49">
         <w:r>
           <w:rPr>
             <w:lang w:val="en_US" w:bidi="en_US"/>
@@ -31859,7 +32821,7 @@
         </w:rPr>
         <w:t xml:space="preserve"> as a simile you should also translate this verse as a simile See how you translated the word “garden” in </w:t>
       </w:r>
-      <w:hyperlink r:id="rId34">
+      <w:hyperlink r:id="rId38">
         <w:r>
           <w:rPr>
             <w:lang w:val="en_US" w:bidi="en_US"/>
@@ -32563,7 +33525,7 @@
         </w:rPr>
         <w:t xml:space="preserve">Here, the woman continues the “garden” metaphor (that the man began in </w:t>
       </w:r>
-      <w:hyperlink r:id="rId34">
+      <w:hyperlink r:id="rId38">
         <w:r>
           <w:rPr>
             <w:lang w:val="en_US" w:bidi="en_US"/>
@@ -32659,7 +33621,7 @@
         </w:rPr>
         <w:t xml:space="preserve"> here the same way you did in </w:t>
       </w:r>
-      <w:hyperlink r:id="rId34">
+      <w:hyperlink r:id="rId38">
         <w:r>
           <w:rPr>
             <w:lang w:val="en_US" w:bidi="en_US"/>
@@ -32677,7 +33639,7 @@
         </w:rPr>
         <w:t xml:space="preserve"> because both uses refer to the woman’s body. In </w:t>
       </w:r>
-      <w:hyperlink r:id="rId38">
+      <w:hyperlink r:id="rId43">
         <w:r>
           <w:rPr>
             <w:lang w:val="en_US" w:bidi="en_US"/>
@@ -32708,7 +33670,7 @@
         </w:rPr>
         <w:t xml:space="preserve">. If you translated </w:t>
       </w:r>
-      <w:hyperlink r:id="rId39">
+      <w:hyperlink r:id="rId40">
         <w:r>
           <w:rPr>
             <w:lang w:val="en_US" w:bidi="en_US"/>
@@ -32863,6 +33825,327 @@
         <w:rPr>
           <w:lang w:val="en_US" w:bidi="en_US"/>
         </w:rPr>
+        <w:t>Song of Solomon - Chapter 5 Introduction</w:t>
+      </w:r>
+      <w:r>
+        <w:rPr>
+          <w:lang w:val="en_US" w:bidi="en_US"/>
+        </w:rPr>
+      </w:r>
+    </w:p>
+    <w:p>
+      <w:pPr>
+        <w:pStyle w:val="Heading3"/>
+      </w:pPr>
+      <w:r>
+        <w:rPr>
+          <w:lang w:val="en_US" w:bidi="en_US"/>
+        </w:rPr>
+        <w:t>Structure and formatting</w:t>
+      </w:r>
+    </w:p>
+    <w:p>
+      <w:pPr/>
+      <w:r>
+        <w:rPr>
+          <w:lang w:val="en_US" w:bidi="en_US"/>
+        </w:rPr>
+      </w:r>
+      <w:r>
+        <w:rPr>
+          <w:lang w:val="en_US" w:bidi="en_US"/>
+        </w:rPr>
+        <w:t>5:1 The conclusion of the garden metaphor</w:t>
+      </w:r>
+    </w:p>
+    <w:p>
+      <w:pPr/>
+      <w:r>
+        <w:rPr>
+          <w:lang w:val="en_US" w:bidi="en_US"/>
+        </w:rPr>
+      </w:r>
+      <w:r>
+        <w:rPr>
+          <w:lang w:val="en_US" w:bidi="en_US"/>
+        </w:rPr>
+        <w:t>5:2–8 The theme of longing and searching.</w:t>
+      </w:r>
+    </w:p>
+    <w:p>
+      <w:pPr/>
+      <w:r>
+        <w:rPr>
+          <w:lang w:val="en_US" w:bidi="en_US"/>
+        </w:rPr>
+      </w:r>
+      <w:r>
+        <w:rPr>
+          <w:lang w:val="en_US" w:bidi="en_US"/>
+        </w:rPr>
+        <w:t>5:9 The women of Jerusalem ask the young women why she thinks the man she loves is special</w:t>
+      </w:r>
+    </w:p>
+    <w:p>
+      <w:pPr/>
+      <w:r>
+        <w:rPr>
+          <w:lang w:val="en_US" w:bidi="en_US"/>
+        </w:rPr>
+      </w:r>
+      <w:r>
+        <w:rPr>
+          <w:lang w:val="en_US" w:bidi="en_US"/>
+        </w:rPr>
+        <w:t>5:10–16 The woman responds to the question the young women of Jerusalem asked her</w:t>
+      </w:r>
+    </w:p>
+    <w:p>
+      <w:pPr>
+        <w:pStyle w:val="Heading3"/>
+      </w:pPr>
+      <w:r>
+        <w:rPr>
+          <w:lang w:val="en_US" w:bidi="en_US"/>
+        </w:rPr>
+        <w:t>Special concepts in this chapter</w:t>
+      </w:r>
+    </w:p>
+    <w:p>
+      <w:pPr>
+        <w:pStyle w:val="Heading4"/>
+      </w:pPr>
+      <w:r>
+        <w:rPr>
+          <w:lang w:val="en_US" w:bidi="en_US"/>
+        </w:rPr>
+        <w:t>The attractiveness of the man</w:t>
+      </w:r>
+    </w:p>
+    <w:p>
+      <w:pPr/>
+      <w:r>
+        <w:rPr>
+          <w:lang w:val="en_US" w:bidi="en_US"/>
+        </w:rPr>
+      </w:r>
+      <w:r>
+        <w:rPr>
+          <w:lang w:val="en_US" w:bidi="en_US"/>
+        </w:rPr>
+        <w:t>The woman describes the man as the epitome of male attractiveness in 5:10–16.</w:t>
+      </w:r>
+    </w:p>
+    <w:p>
+      <w:pPr>
+        <w:pStyle w:val="Heading3"/>
+      </w:pPr>
+      <w:r>
+        <w:rPr>
+          <w:lang w:val="en_US" w:bidi="en_US"/>
+        </w:rPr>
+        <w:t>Important figures of speech in this chapter</w:t>
+      </w:r>
+    </w:p>
+    <w:p>
+      <w:pPr>
+        <w:pStyle w:val="Heading4"/>
+      </w:pPr>
+      <w:r>
+        <w:rPr>
+          <w:lang w:val="en_US" w:bidi="en_US"/>
+        </w:rPr>
+        <w:t>Metaphors</w:t>
+      </w:r>
+    </w:p>
+    <w:p>
+      <w:pPr/>
+      <w:r>
+        <w:rPr>
+          <w:lang w:val="en_US" w:bidi="en_US"/>
+        </w:rPr>
+      </w:r>
+      <w:r>
+        <w:rPr>
+          <w:lang w:val="en_US" w:bidi="en_US"/>
+        </w:rPr>
+        <w:t xml:space="preserve">As the author has done throughout this book so far, he continues to use metaphors to describe feelings and events that are common to romantic relationships. (See: </w:t>
+      </w:r>
+      <w:r>
+        <w:rPr>
+          <w:lang w:val="en_US" w:bidi="en_US"/>
+        </w:rPr>
+        <w:t>Metaphor</w:t>
+      </w:r>
+      <w:r>
+        <w:rPr>
+          <w:lang w:val="en_US" w:bidi="en_US"/>
+        </w:rPr>
+        <w:t>)</w:t>
+      </w:r>
+    </w:p>
+    <w:p>
+      <w:pPr>
+        <w:pStyle w:val="Heading3"/>
+      </w:pPr>
+      <w:r>
+        <w:rPr>
+          <w:lang w:val="en_US" w:bidi="en_US"/>
+        </w:rPr>
+        <w:t>Other possible translation difficulties in this chapter</w:t>
+      </w:r>
+    </w:p>
+    <w:p>
+      <w:pPr>
+        <w:pStyle w:val="Heading4"/>
+      </w:pPr>
+      <w:r>
+        <w:rPr>
+          <w:lang w:val="en_US" w:bidi="en_US"/>
+        </w:rPr>
+        <w:t>Order of events</w:t>
+      </w:r>
+    </w:p>
+    <w:p>
+      <w:pPr/>
+      <w:r>
+        <w:rPr>
+          <w:lang w:val="en_US" w:bidi="en_US"/>
+        </w:rPr>
+      </w:r>
+      <w:r>
+        <w:rPr>
+          <w:lang w:val="en_US" w:bidi="en_US"/>
+        </w:rPr>
+        <w:t>5:2–8 seems to describe events that would have chronologically and logically occurred before the events described in 3:6–5:1. The solution to this seeming problem is to understand that this book is poetry and that the author is poetically describing emotions and feelings that occur between a man and woman who romantically love each other. Because the author is using poetry to describe the couple’s romantic relationship and its associated feelings, he does not need to follow the conventions of chronological story telling.</w:t>
+      </w:r>
+    </w:p>
+    <w:p>
+      <w:pPr>
+        <w:pStyle w:val="Heading4"/>
+      </w:pPr>
+      <w:r>
+        <w:rPr>
+          <w:lang w:val="en_US" w:bidi="en_US"/>
+        </w:rPr>
+        <w:t>Whether 5:2–8 describes events that really happened or that happened in a dream.</w:t>
+      </w:r>
+    </w:p>
+    <w:p>
+      <w:pPr/>
+      <w:r>
+        <w:rPr>
+          <w:lang w:val="en_US" w:bidi="en_US"/>
+        </w:rPr>
+      </w:r>
+      <w:r>
+        <w:rPr>
+          <w:lang w:val="en_US" w:bidi="en_US"/>
+        </w:rPr>
+        <w:t>There are two main views among Bible scholars regarding the events described in 5:2–8. One view is that the events which 5:2–8 describe happened in a dream. The other view is that the events that 5:2–8 describe happened after the man awakened the women from sleeping or from being nearly asleep. The vast majority of Bible scholars think that the first view is correct, that the events described in 5:2–8 happened in a dream.</w:t>
+      </w:r>
+    </w:p>
+    <w:p>
+      <w:pPr>
+        <w:pStyle w:val="Heading4"/>
+      </w:pPr>
+      <w:r>
+        <w:rPr>
+          <w:lang w:val="en_US" w:bidi="en_US"/>
+        </w:rPr>
+        <w:t>The “sister” metaphor</w:t>
+      </w:r>
+    </w:p>
+    <w:p>
+      <w:pPr/>
+      <w:r>
+        <w:rPr>
+          <w:lang w:val="en_US" w:bidi="en_US"/>
+        </w:rPr>
+      </w:r>
+      <w:r>
+        <w:rPr>
+          <w:lang w:val="en_US" w:bidi="en_US"/>
+        </w:rPr>
+        <w:t xml:space="preserve">The phrase </w:t>
+      </w:r>
+      <w:r>
+        <w:rPr>
+          <w:b/>
+          <w:lang w:val="en_US" w:bidi="en_US"/>
+        </w:rPr>
+        <w:t>my sister</w:t>
+      </w:r>
+      <w:r>
+        <w:rPr>
+          <w:lang w:val="en_US" w:bidi="en_US"/>
+        </w:rPr>
+        <w:t xml:space="preserve"> is used in 4:9; 4:10, 4:12, 5:1, and 5:2. The man uses this phrase as a term of endearment for the woman he loves. The woman is not actually his sister. You should translate this phrase in 5:1, and 5:2 the same way as you translated it in 4:9; 4:10, and 4:12 because the author uses it with the same meaning in this chapter. See the note at the first occurrence of this phrase in 4:9 for more information regarding this phrase.</w:t>
+      </w:r>
+    </w:p>
+    <w:p>
+      <w:pPr>
+        <w:pStyle w:val="Heading4"/>
+      </w:pPr>
+      <w:r>
+        <w:rPr>
+          <w:lang w:val="en_US" w:bidi="en_US"/>
+        </w:rPr>
+        <w:t xml:space="preserve">An alternate translation possibility for the word the ULT translates as “towers of” in </w:t>
+      </w:r>
+      <w:hyperlink r:id="rId50">
+        <w:r>
+          <w:rPr>
+            <w:lang w:val="en_US" w:bidi="en_US"/>
+          </w:rPr>
+          <w:rPr>
+            <w:color w:val="0000EE"/>
+            <w:u w:val="single"/>
+          </w:rPr>
+          <w:t>5:13</w:t>
+        </w:r>
+      </w:hyperlink>
+    </w:p>
+    <w:p>
+      <w:pPr/>
+      <w:r>
+        <w:rPr>
+          <w:lang w:val="en_US" w:bidi="en_US"/>
+        </w:rPr>
+      </w:r>
+      <w:r>
+        <w:rPr>
+          <w:lang w:val="en_US" w:bidi="en_US"/>
+        </w:rPr>
+        <w:t>In verse 13, the ULT follows the standard Hebrew text by saying “towers of.” However, as a footnote in the ULT indicates, many biblical scholars believe that the original reading was more likely “yielding.” Consider using that reading in your translation. If “yielding” is used in place of “towers of” then, the first portion of 5:13 in the ULT would read “His cheeks {are} like a bed of spices, yielding herbal spices” (and The UST would read “His cheeks are like a garden where spices grow that produce sweet-smelling perfume”). The phrase “yielding herbal spices” would then be further describing the phrase “a bed of spices.” The point of the comparison would be that the man’s cheeks smell like a garden bed of spices which yields herbal spices. If you choose to use the word “yielding” in your translation you could explain the basis of the comparison for your readers in your translation if you think it would help them. Alternate translation: “His cheeks smell like a bed of spices that produce herbal spices” or “His cheeks smell like a bed of spices that yield herbal spices”</w:t>
+      </w:r>
+      <w:r>
+        <w:rPr>
+          <w:lang w:val="en_US" w:bidi="en_US"/>
+        </w:rPr>
+      </w:r>
+      <w:r>
+        <w:rPr>
+          <w:lang w:val="en_US" w:bidi="en_US"/>
+        </w:rPr>
+      </w:r>
+    </w:p>
+    <w:p>
+      <w:pPr/>
+      <w:r>
+        <w:rPr>
+          <w:lang w:val="en_US" w:bidi="en_US"/>
+        </w:rPr>
+      </w:r>
+    </w:p>
+    <w:p>
+      <w:pPr>
+        <w:pStyle w:val="Heading2"/>
+      </w:pPr>
+      <w:r>
+        <w:rPr>
+          <w:lang w:val="en_US" w:bidi="en_US"/>
+        </w:rPr>
         <w:t>Song of Solomon 5:1 (#1)</w:t>
       </w:r>
       <w:r>
@@ -32913,7 +34196,7 @@
         </w:rPr>
         <w:t xml:space="preserve">Here, the man continues using the “garden” metaphor that he began in </w:t>
       </w:r>
-      <w:hyperlink r:id="rId34">
+      <w:hyperlink r:id="rId38">
         <w:r>
           <w:rPr>
             <w:lang w:val="en_US" w:bidi="en_US"/>
@@ -32983,7 +34266,7 @@
         </w:rPr>
         <w:t xml:space="preserve"> are all metaphors for the man enjoying the woman’s body. If you used similes to translate </w:t>
       </w:r>
-      <w:hyperlink r:id="rId40">
+      <w:hyperlink r:id="rId51">
         <w:r>
           <w:rPr>
             <w:lang w:val="en_US" w:bidi="en_US"/>
@@ -33401,7 +34684,7 @@
         </w:rPr>
         <w:t xml:space="preserve"> in </w:t>
       </w:r>
-      <w:hyperlink r:id="rId33">
+      <w:hyperlink r:id="rId46">
         <w:r>
           <w:rPr>
             <w:lang w:val="en_US" w:bidi="en_US"/>
@@ -33961,7 +35244,7 @@
         </w:rPr>
         <w:t xml:space="preserve"> in </w:t>
       </w:r>
-      <w:hyperlink r:id="rId19">
+      <w:hyperlink r:id="rId20">
         <w:r>
           <w:rPr>
             <w:lang w:val="en_US" w:bidi="en_US"/>
@@ -34055,7 +35338,7 @@
         </w:rPr>
         <w:t xml:space="preserve"> in </w:t>
       </w:r>
-      <w:hyperlink r:id="rId33">
+      <w:hyperlink r:id="rId46">
         <w:r>
           <w:rPr>
             <w:lang w:val="en_US" w:bidi="en_US"/>
@@ -34086,7 +35369,7 @@
         </w:rPr>
         <w:t xml:space="preserve"> in </w:t>
       </w:r>
-      <w:hyperlink r:id="rId18">
+      <w:hyperlink r:id="rId19">
         <w:r>
           <w:rPr>
             <w:lang w:val="en_US" w:bidi="en_US"/>
@@ -34200,7 +35483,7 @@
         </w:rPr>
         <w:t xml:space="preserve"> in </w:t>
       </w:r>
-      <w:hyperlink r:id="rId41">
+      <w:hyperlink r:id="rId21">
         <w:r>
           <w:rPr>
             <w:lang w:val="en_US" w:bidi="en_US"/>
@@ -34687,7 +35970,7 @@
         </w:rPr>
         <w:t xml:space="preserve"> in </w:t>
       </w:r>
-      <w:hyperlink r:id="rId19">
+      <w:hyperlink r:id="rId20">
         <w:r>
           <w:rPr>
             <w:lang w:val="en_US" w:bidi="en_US"/>
@@ -35342,7 +36625,7 @@
         </w:rPr>
         <w:t xml:space="preserve"> in </w:t>
       </w:r>
-      <w:hyperlink r:id="rId19">
+      <w:hyperlink r:id="rId20">
         <w:r>
           <w:rPr>
             <w:lang w:val="en_US" w:bidi="en_US"/>
@@ -35992,7 +37275,7 @@
         </w:rPr>
         <w:t xml:space="preserve"> in </w:t>
       </w:r>
-      <w:hyperlink r:id="rId42">
+      <w:hyperlink r:id="rId52">
         <w:r>
           <w:rPr>
             <w:lang w:val="en_US" w:bidi="en_US"/>
@@ -36572,7 +37855,7 @@
         </w:rPr>
         <w:t xml:space="preserve"> in </w:t>
       </w:r>
-      <w:hyperlink r:id="rId24">
+      <w:hyperlink r:id="rId26">
         <w:r>
           <w:rPr>
             <w:lang w:val="en_US" w:bidi="en_US"/>
@@ -36686,7 +37969,7 @@
         </w:rPr>
         <w:t xml:space="preserve"> in </w:t>
       </w:r>
-      <w:hyperlink r:id="rId43">
+      <w:hyperlink r:id="rId53">
         <w:r>
           <w:rPr>
             <w:lang w:val="en_US" w:bidi="en_US"/>
@@ -37175,7 +38458,7 @@
         </w:rPr>
         <w:t xml:space="preserve"> in </w:t>
       </w:r>
-      <w:hyperlink r:id="rId44">
+      <w:hyperlink r:id="rId54">
         <w:r>
           <w:rPr>
             <w:lang w:val="en_US" w:bidi="en_US"/>
@@ -38081,7 +39364,7 @@
         </w:rPr>
         <w:t xml:space="preserve">In </w:t>
       </w:r>
-      <w:hyperlink r:id="rId23">
+      <w:hyperlink r:id="rId25">
         <w:r>
           <w:rPr>
             <w:lang w:val="en_US" w:bidi="en_US"/>
@@ -39093,7 +40376,7 @@
         </w:rPr>
         <w:t xml:space="preserve"> in </w:t>
       </w:r>
-      <w:hyperlink r:id="rId45">
+      <w:hyperlink r:id="rId55">
         <w:r>
           <w:rPr>
             <w:lang w:val="en_US" w:bidi="en_US"/>
@@ -39207,7 +40490,7 @@
         </w:rPr>
         <w:t xml:space="preserve"> in </w:t>
       </w:r>
-      <w:hyperlink r:id="rId46">
+      <w:hyperlink r:id="rId56">
         <w:r>
           <w:rPr>
             <w:lang w:val="en_US" w:bidi="en_US"/>
@@ -40955,7 +42238,7 @@
         </w:rPr>
         <w:t xml:space="preserve"> in </w:t>
       </w:r>
-      <w:hyperlink r:id="rId17">
+      <w:hyperlink r:id="rId18">
         <w:r>
           <w:rPr>
             <w:lang w:val="en_US" w:bidi="en_US"/>
@@ -41020,6 +42303,180 @@
         <w:rPr>
           <w:lang w:val="en_US" w:bidi="en_US"/>
         </w:rPr>
+        <w:t>Song of Solomon - Chapter 6 Introduction</w:t>
+      </w:r>
+      <w:r>
+        <w:rPr>
+          <w:lang w:val="en_US" w:bidi="en_US"/>
+        </w:rPr>
+      </w:r>
+    </w:p>
+    <w:p>
+      <w:pPr>
+        <w:pStyle w:val="Heading3"/>
+      </w:pPr>
+      <w:r>
+        <w:rPr>
+          <w:lang w:val="en_US" w:bidi="en_US"/>
+        </w:rPr>
+        <w:t>Special concepts in this chapter</w:t>
+      </w:r>
+    </w:p>
+    <w:p>
+      <w:pPr>
+        <w:pStyle w:val="Heading4"/>
+      </w:pPr>
+      <w:r>
+        <w:rPr>
+          <w:lang w:val="en_US" w:bidi="en_US"/>
+        </w:rPr>
+        <w:t>Beauty</w:t>
+      </w:r>
+    </w:p>
+    <w:p>
+      <w:pPr/>
+      <w:r>
+        <w:rPr>
+          <w:lang w:val="en_US" w:bidi="en_US"/>
+        </w:rPr>
+      </w:r>
+      <w:r>
+        <w:rPr>
+          <w:lang w:val="en_US" w:bidi="en_US"/>
+        </w:rPr>
+        <w:t>In 6:4–10 the man describes the woman he loves as the epitome of female beauty and attractiveness by using various similes.</w:t>
+      </w:r>
+    </w:p>
+    <w:p>
+      <w:pPr>
+        <w:pStyle w:val="Heading3"/>
+      </w:pPr>
+      <w:r>
+        <w:rPr>
+          <w:lang w:val="en_US" w:bidi="en_US"/>
+        </w:rPr>
+        <w:t>Other possible translation difficulties in this chapter</w:t>
+      </w:r>
+    </w:p>
+    <w:p>
+      <w:pPr>
+        <w:pStyle w:val="Heading4"/>
+      </w:pPr>
+      <w:r>
+        <w:rPr>
+          <w:lang w:val="en_US" w:bidi="en_US"/>
+        </w:rPr>
+        <w:t>Metaphors</w:t>
+      </w:r>
+    </w:p>
+    <w:p>
+      <w:pPr/>
+      <w:r>
+        <w:rPr>
+          <w:lang w:val="en_US" w:bidi="en_US"/>
+        </w:rPr>
+      </w:r>
+      <w:r>
+        <w:rPr>
+          <w:lang w:val="en_US" w:bidi="en_US"/>
+        </w:rPr>
+        <w:t>In the ancient Near East, it was acceptable to describe a woman using comparisons to animals. In many cultures today, this can be considered offensive. Different comparisons of beauty are used in different cultures.</w:t>
+      </w:r>
+      <w:r>
+        <w:rPr>
+          <w:lang w:val="en_US" w:bidi="en_US"/>
+        </w:rPr>
+        <w:t xml:space="preserve"> (See: </w:t>
+      </w:r>
+      <w:r>
+        <w:rPr>
+          <w:lang w:val="en_US" w:bidi="en_US"/>
+        </w:rPr>
+        <w:t>Simile</w:t>
+      </w:r>
+      <w:r>
+        <w:rPr>
+          <w:lang w:val="en_US" w:bidi="en_US"/>
+        </w:rPr>
+        <w:t>)</w:t>
+      </w:r>
+    </w:p>
+    <w:p>
+      <w:pPr>
+        <w:pStyle w:val="Heading4"/>
+      </w:pPr>
+      <w:r>
+        <w:rPr>
+          <w:lang w:val="en_US" w:bidi="en_US"/>
+        </w:rPr>
+        <w:t>The meaning of 6:12</w:t>
+      </w:r>
+    </w:p>
+    <w:p>
+      <w:pPr/>
+      <w:r>
+        <w:rPr>
+          <w:lang w:val="en_US" w:bidi="en_US"/>
+        </w:rPr>
+      </w:r>
+      <w:r>
+        <w:rPr>
+          <w:lang w:val="en_US" w:bidi="en_US"/>
+        </w:rPr>
+        <w:t>6:12 is very difficult to understand and its meaning is uncertain. Bible scholars have a variety of different opinions on the exact meaning of this verse because it is a very difficult verse to interpret and therefore there are a variety of different opinions on how the words and phrases relate to each other and what the exact meaning of some of the words are in context. Published versions of the Bible differ significantly from one another in their rendering of this verse. The ULT seeks to offer a reasonable translation of this verse. But if a translation of the Bible exists in your region, you may find that it differs from the ULT in the way that it translates this verse. If there is a Bible translation in your region, you may wish to use the reading that it uses. If not, you may wish to follow the reading of ULT.</w:t>
+      </w:r>
+    </w:p>
+    <w:p>
+      <w:pPr>
+        <w:pStyle w:val="Heading4"/>
+      </w:pPr>
+      <w:r>
+        <w:rPr>
+          <w:lang w:val="en_US" w:bidi="en_US"/>
+        </w:rPr>
+        <w:t>The meaning of the phrase “like the dance of two armies” in 6:13</w:t>
+      </w:r>
+    </w:p>
+    <w:p>
+      <w:pPr/>
+      <w:r>
+        <w:rPr>
+          <w:lang w:val="en_US" w:bidi="en_US"/>
+        </w:rPr>
+      </w:r>
+      <w:r>
+        <w:rPr>
+          <w:lang w:val="en_US" w:bidi="en_US"/>
+        </w:rPr>
+        <w:t>The meaning of the phrase “like the dance of two armies” is uncertain and Bible scholars have different opinions on the exact meaning of this verse. The ULT offers one possible translation of this verse. But if a translation of the Bible exists in your region, you may find that it differs from the ULT in the way that it translates this verse. If there is a Bible translation in your region, you may wish to use the reading that it uses. If not, you may wish to follow the reading of ULT.</w:t>
+      </w:r>
+      <w:r>
+        <w:rPr>
+          <w:lang w:val="en_US" w:bidi="en_US"/>
+        </w:rPr>
+      </w:r>
+      <w:r>
+        <w:rPr>
+          <w:lang w:val="en_US" w:bidi="en_US"/>
+        </w:rPr>
+      </w:r>
+    </w:p>
+    <w:p>
+      <w:pPr/>
+      <w:r>
+        <w:rPr>
+          <w:lang w:val="en_US" w:bidi="en_US"/>
+        </w:rPr>
+      </w:r>
+    </w:p>
+    <w:p>
+      <w:pPr>
+        <w:pStyle w:val="Heading2"/>
+      </w:pPr>
+      <w:r>
+        <w:rPr>
+          <w:lang w:val="en_US" w:bidi="en_US"/>
+        </w:rPr>
         <w:t>Song of Solomon 6:1 (#1)</w:t>
       </w:r>
       <w:r>
@@ -41269,7 +42726,7 @@
         </w:rPr>
         <w:t xml:space="preserve"> in </w:t>
       </w:r>
-      <w:hyperlink r:id="rId44">
+      <w:hyperlink r:id="rId54">
         <w:r>
           <w:rPr>
             <w:lang w:val="en_US" w:bidi="en_US"/>
@@ -41564,7 +43021,7 @@
         </w:rPr>
         <w:t xml:space="preserve"> both refer to the woman’s body. The woman resumes the “garden” metaphor that was used in </w:t>
       </w:r>
-      <w:hyperlink r:id="rId47">
+      <w:hyperlink r:id="rId39">
         <w:r>
           <w:rPr>
             <w:lang w:val="en_US" w:bidi="en_US"/>
@@ -41621,7 +43078,7 @@
         </w:rPr>
         <w:t xml:space="preserve"> are both metaphors for the man enjoying the woman’s body. If you used similes to translate </w:t>
       </w:r>
-      <w:hyperlink r:id="rId47">
+      <w:hyperlink r:id="rId39">
         <w:r>
           <w:rPr>
             <w:lang w:val="en_US" w:bidi="en_US"/>
@@ -41994,7 +43451,7 @@
         </w:rPr>
         <w:t xml:space="preserve"> in </w:t>
       </w:r>
-      <w:hyperlink r:id="rId48">
+      <w:hyperlink r:id="rId50">
         <w:r>
           <w:rPr>
             <w:lang w:val="en_US" w:bidi="en_US"/>
@@ -42211,7 +43668,7 @@
         </w:rPr>
         <w:t xml:space="preserve">See how you translated the similar phrase “My beloved belongs to me and I belong to him” in </w:t>
       </w:r>
-      <w:hyperlink r:id="rId45">
+      <w:hyperlink r:id="rId55">
         <w:r>
           <w:rPr>
             <w:lang w:val="en_US" w:bidi="en_US"/>
@@ -42306,7 +43763,7 @@
         </w:rPr>
         <w:t xml:space="preserve">See how you translated the similar phrase “the man grazing among the lilies” in </w:t>
       </w:r>
-      <w:hyperlink r:id="rId45">
+      <w:hyperlink r:id="rId55">
         <w:r>
           <w:rPr>
             <w:lang w:val="en_US" w:bidi="en_US"/>
@@ -42556,7 +44013,7 @@
         </w:rPr>
         <w:t xml:space="preserve">See how you translated the phrase “you are beautiful, my darling” in </w:t>
       </w:r>
-      <w:hyperlink r:id="rId23">
+      <w:hyperlink r:id="rId25">
         <w:r>
           <w:rPr>
             <w:lang w:val="en_US" w:bidi="en_US"/>
@@ -42954,7 +44411,7 @@
         </w:rPr>
         <w:t xml:space="preserve"> in </w:t>
       </w:r>
-      <w:hyperlink r:id="rId49">
+      <w:hyperlink r:id="rId57">
         <w:r>
           <w:rPr>
             <w:lang w:val="en_US" w:bidi="en_US"/>
@@ -43069,7 +44526,7 @@
         </w:rPr>
         <w:t xml:space="preserve">See how you translated the similar sentence “Your hair is like a flock of goats that hop down from the slopes of Gilead” in </w:t>
       </w:r>
-      <w:hyperlink r:id="rId31">
+      <w:hyperlink r:id="rId44">
         <w:r>
           <w:rPr>
             <w:lang w:val="en_US" w:bidi="en_US"/>
@@ -43170,7 +44627,7 @@
         </w:rPr>
         <w:t xml:space="preserve">See how you translated the almost identical verse in </w:t>
       </w:r>
-      <w:hyperlink r:id="rId50">
+      <w:hyperlink r:id="rId58">
         <w:r>
           <w:rPr>
             <w:lang w:val="en_US" w:bidi="en_US"/>
@@ -43407,7 +44864,7 @@
         </w:rPr>
         <w:t xml:space="preserve">See how you translated </w:t>
       </w:r>
-      <w:hyperlink r:id="rId51">
+      <w:hyperlink r:id="rId59">
         <w:r>
           <w:rPr>
             <w:lang w:val="en_US" w:bidi="en_US"/>
@@ -43766,7 +45223,7 @@
         </w:rPr>
         <w:t xml:space="preserve"> in </w:t>
       </w:r>
-      <w:hyperlink r:id="rId15">
+      <w:hyperlink r:id="rId16">
         <w:r>
           <w:rPr>
             <w:lang w:val="en_US" w:bidi="en_US"/>
@@ -44223,7 +45680,7 @@
         </w:rPr>
         <w:t xml:space="preserve"> in </w:t>
       </w:r>
-      <w:hyperlink r:id="rId52">
+      <w:hyperlink r:id="rId60">
         <w:r>
           <w:rPr>
             <w:lang w:val="en_US" w:bidi="en_US"/>
@@ -45282,7 +46739,7 @@
         </w:rPr>
         <w:t xml:space="preserve">See how you translated the identical phrase “awe-inspiring like bannered armies” in </w:t>
       </w:r>
-      <w:hyperlink r:id="rId53">
+      <w:hyperlink r:id="rId61">
         <w:r>
           <w:rPr>
             <w:lang w:val="en_US" w:bidi="en_US"/>
@@ -46630,57 +48087,169 @@
         <w:rPr>
           <w:lang w:val="en_US" w:bidi="en_US"/>
         </w:rPr>
-        <w:t>Song of Solomon 7:1 (#1)</w:t>
-      </w:r>
-      <w:r>
-        <w:rPr>
-          <w:lang w:val="en_US" w:bidi="en_US"/>
-        </w:rPr>
-      </w:r>
-    </w:p>
-    <w:p>
-      <w:pPr/>
-      <w:r>
-        <w:rPr>
-          <w:lang w:val="en_US" w:bidi="en_US"/>
-        </w:rPr>
-      </w:r>
-      <w:r>
-        <w:rPr>
-          <w:lang w:val="en_US" w:bidi="en_US"/>
-        </w:rPr>
-        <w:t>מַה־יָּפ֧וּ פְעָמַ֛יִ⁠ךְ בַּ⁠נְּעָלִ֖ים בַּת־נָדִ֑יב חַמּוּקֵ֣י יְרֵכַ֔יִ⁠ךְ כְּמ֣וֹ חֲלָאִ֔ים מַעֲשֵׂ֖ה יְדֵ֥י אָמָּֽן</w:t>
-      </w:r>
-    </w:p>
-    <w:p>
-      <w:pPr/>
-      <w:r>
-        <w:rPr>
-          <w:lang w:val="en_US" w:bidi="en_US"/>
-        </w:rPr>
-      </w:r>
-      <w:r>
-        <w:rPr>
-          <w:b/>
-          <w:lang w:val="en_US" w:bidi="en_US"/>
-        </w:rPr>
-        <w:t>""How your feet are beautiful in sandals, daughter of a noble!"</w:t>
-      </w:r>
-    </w:p>
-    <w:p>
-      <w:pPr/>
-      <w:r>
-        <w:rPr>
-          <w:lang w:val="en_US" w:bidi="en_US"/>
-        </w:rPr>
-      </w:r>
-      <w:r>
-        <w:rPr>
-          <w:lang w:val="en_US" w:bidi="en_US"/>
-        </w:rPr>
-        <w:t xml:space="preserve">If you are using section headings to indicate who is speaking and you decided in the previous verse that the woman said the words “Why do you look at the Shulammite like the dance of two armies” you will need to place a section header above this verse indicating that the man is now speaking. The man begins speaking directly to the woman in this verse and continues speaking to her until part way through </w:t>
-      </w:r>
-      <w:hyperlink r:id="rId54">
+        <w:t>Song of Solomon - Chapter 7 Introduction</w:t>
+      </w:r>
+      <w:r>
+        <w:rPr>
+          <w:lang w:val="en_US" w:bidi="en_US"/>
+        </w:rPr>
+      </w:r>
+    </w:p>
+    <w:p>
+      <w:pPr>
+        <w:pStyle w:val="Heading3"/>
+      </w:pPr>
+      <w:r>
+        <w:rPr>
+          <w:lang w:val="en_US" w:bidi="en_US"/>
+        </w:rPr>
+        <w:t>Special concepts in this chapter</w:t>
+      </w:r>
+    </w:p>
+    <w:p>
+      <w:pPr>
+        <w:pStyle w:val="Heading4"/>
+      </w:pPr>
+      <w:r>
+        <w:rPr>
+          <w:lang w:val="en_US" w:bidi="en_US"/>
+        </w:rPr>
+        <w:t>Beauty</w:t>
+      </w:r>
+    </w:p>
+    <w:p>
+      <w:pPr/>
+      <w:r>
+        <w:rPr>
+          <w:lang w:val="en_US" w:bidi="en_US"/>
+        </w:rPr>
+      </w:r>
+      <w:r>
+        <w:rPr>
+          <w:lang w:val="en_US" w:bidi="en_US"/>
+        </w:rPr>
+        <w:t>In 7:1–7 the man describes the woman as the epitome of female beauty and attractiveness using various similes and metaphors.</w:t>
+      </w:r>
+    </w:p>
+    <w:p>
+      <w:pPr>
+        <w:pStyle w:val="Heading3"/>
+      </w:pPr>
+      <w:r>
+        <w:rPr>
+          <w:lang w:val="en_US" w:bidi="en_US"/>
+        </w:rPr>
+        <w:t>Important figures of speech in this chapter</w:t>
+      </w:r>
+    </w:p>
+    <w:p>
+      <w:pPr>
+        <w:pStyle w:val="Heading4"/>
+      </w:pPr>
+      <w:r>
+        <w:rPr>
+          <w:lang w:val="en_US" w:bidi="en_US"/>
+        </w:rPr>
+        <w:t>Similes and metaphors</w:t>
+      </w:r>
+    </w:p>
+    <w:p>
+      <w:pPr/>
+      <w:r>
+        <w:rPr>
+          <w:lang w:val="en_US" w:bidi="en_US"/>
+        </w:rPr>
+      </w:r>
+      <w:r>
+        <w:rPr>
+          <w:lang w:val="en_US" w:bidi="en_US"/>
+        </w:rPr>
+        <w:t xml:space="preserve">There are many similes and metaphors in this chapter. Their purpose is to describe the beauty of the woman and to describe romantic love between a man and a woman. (See: </w:t>
+      </w:r>
+      <w:r>
+        <w:rPr>
+          <w:lang w:val="en_US" w:bidi="en_US"/>
+        </w:rPr>
+        <w:t>Simile</w:t>
+      </w:r>
+      <w:r>
+        <w:rPr>
+          <w:lang w:val="en_US" w:bidi="en_US"/>
+        </w:rPr>
+        <w:t>) and (See:</w:t>
+      </w:r>
+      <w:r>
+        <w:rPr>
+          <w:lang w:val="en_US" w:bidi="en_US"/>
+        </w:rPr>
+        <w:t>Metaphor</w:t>
+      </w:r>
+      <w:r>
+        <w:rPr>
+          <w:lang w:val="en_US" w:bidi="en_US"/>
+        </w:rPr>
+        <w:t>)</w:t>
+      </w:r>
+    </w:p>
+    <w:p>
+      <w:pPr>
+        <w:pStyle w:val="Heading3"/>
+      </w:pPr>
+      <w:r>
+        <w:rPr>
+          <w:lang w:val="en_US" w:bidi="en_US"/>
+        </w:rPr>
+        <w:t>Other possible translation difficulties in this chapter</w:t>
+      </w:r>
+    </w:p>
+    <w:p>
+      <w:pPr>
+        <w:pStyle w:val="Heading4"/>
+      </w:pPr>
+      <w:r>
+        <w:rPr>
+          <w:lang w:val="en_US" w:bidi="en_US"/>
+        </w:rPr>
+        <w:t xml:space="preserve">An alternate translation possibility for the word the ULT translates as “love” in </w:t>
+      </w:r>
+      <w:hyperlink r:id="rId62">
+        <w:r>
+          <w:rPr>
+            <w:lang w:val="en_US" w:bidi="en_US"/>
+          </w:rPr>
+          <w:rPr>
+            <w:color w:val="0000EE"/>
+            <w:u w:val="single"/>
+          </w:rPr>
+          <w:t>7:6</w:t>
+        </w:r>
+      </w:hyperlink>
+    </w:p>
+    <w:p>
+      <w:pPr/>
+      <w:r>
+        <w:rPr>
+          <w:lang w:val="en_US" w:bidi="en_US"/>
+        </w:rPr>
+      </w:r>
+      <w:r>
+        <w:rPr>
+          <w:lang w:val="en_US" w:bidi="en_US"/>
+        </w:rPr>
+        <w:t>In verse 6, the ULT follows the standard Hebrew text by saying “love.” However, as a footnote in the ULT indicates, many biblical scholars believe that the original reading was more likely “one who is loved.” Consider using that reading in your translation. If “one who is loved” is used instead of “love” then, the portion of 7:6 that the ULT translates as “love with delights!” would instead be translated “one who is loved, with all your delights!”</w:t>
+      </w:r>
+    </w:p>
+    <w:p>
+      <w:pPr>
+        <w:pStyle w:val="Heading4"/>
+      </w:pPr>
+      <w:r>
+        <w:rPr>
+          <w:lang w:val="en_US" w:bidi="en_US"/>
+        </w:rPr>
+        <w:t xml:space="preserve">An alternate translation possibility for the words that the ULT translates as “the lips of those who sleep” in </w:t>
+      </w:r>
+      <w:hyperlink r:id="rId63">
         <w:r>
           <w:rPr>
             <w:lang w:val="en_US" w:bidi="en_US"/>
@@ -46692,6 +48261,109 @@
           <w:t>7:9</w:t>
         </w:r>
       </w:hyperlink>
+    </w:p>
+    <w:p>
+      <w:pPr/>
+      <w:r>
+        <w:rPr>
+          <w:lang w:val="en_US" w:bidi="en_US"/>
+        </w:rPr>
+      </w:r>
+      <w:r>
+        <w:rPr>
+          <w:lang w:val="en_US" w:bidi="en_US"/>
+        </w:rPr>
+        <w:t>In verse 9, the ULT follows the standard Hebrew text by saying “the lips of those who sleep.” However, as a footnote in the ULT indicates, many biblical scholars believe that the original reading was more likely “lips and teeth.” The translators of the Septuagint (the ancient Greek translation of the Old Testament) thought this and translated this phrase as “my lips and my teeth.” If a Bible translation exists in your region that translates this phrase with the word “teeth” instead of “those who sleep” consider using “lips and teeth” instead of “the lips of those who sleep” in your translation.</w:t>
+      </w:r>
+      <w:r>
+        <w:rPr>
+          <w:lang w:val="en_US" w:bidi="en_US"/>
+        </w:rPr>
+      </w:r>
+      <w:r>
+        <w:rPr>
+          <w:lang w:val="en_US" w:bidi="en_US"/>
+        </w:rPr>
+      </w:r>
+    </w:p>
+    <w:p>
+      <w:pPr/>
+      <w:r>
+        <w:rPr>
+          <w:lang w:val="en_US" w:bidi="en_US"/>
+        </w:rPr>
+      </w:r>
+    </w:p>
+    <w:p>
+      <w:pPr>
+        <w:pStyle w:val="Heading2"/>
+      </w:pPr>
+      <w:r>
+        <w:rPr>
+          <w:lang w:val="en_US" w:bidi="en_US"/>
+        </w:rPr>
+        <w:t>Song of Solomon 7:1 (#1)</w:t>
+      </w:r>
+      <w:r>
+        <w:rPr>
+          <w:lang w:val="en_US" w:bidi="en_US"/>
+        </w:rPr>
+      </w:r>
+    </w:p>
+    <w:p>
+      <w:pPr/>
+      <w:r>
+        <w:rPr>
+          <w:lang w:val="en_US" w:bidi="en_US"/>
+        </w:rPr>
+      </w:r>
+      <w:r>
+        <w:rPr>
+          <w:lang w:val="en_US" w:bidi="en_US"/>
+        </w:rPr>
+        <w:t>מַה־יָּפ֧וּ פְעָמַ֛יִ⁠ךְ בַּ⁠נְּעָלִ֖ים בַּת־נָדִ֑יב חַמּוּקֵ֣י יְרֵכַ֔יִ⁠ךְ כְּמ֣וֹ חֲלָאִ֔ים מַעֲשֵׂ֖ה יְדֵ֥י אָמָּֽן</w:t>
+      </w:r>
+    </w:p>
+    <w:p>
+      <w:pPr/>
+      <w:r>
+        <w:rPr>
+          <w:lang w:val="en_US" w:bidi="en_US"/>
+        </w:rPr>
+      </w:r>
+      <w:r>
+        <w:rPr>
+          <w:b/>
+          <w:lang w:val="en_US" w:bidi="en_US"/>
+        </w:rPr>
+        <w:t>""How your feet are beautiful in sandals, daughter of a noble!"</w:t>
+      </w:r>
+    </w:p>
+    <w:p>
+      <w:pPr/>
+      <w:r>
+        <w:rPr>
+          <w:lang w:val="en_US" w:bidi="en_US"/>
+        </w:rPr>
+      </w:r>
+      <w:r>
+        <w:rPr>
+          <w:lang w:val="en_US" w:bidi="en_US"/>
+        </w:rPr>
+        <w:t xml:space="preserve">If you are using section headings to indicate who is speaking and you decided in the previous verse that the woman said the words “Why do you look at the Shulammite like the dance of two armies” you will need to place a section header above this verse indicating that the man is now speaking. The man begins speaking directly to the woman in this verse and continues speaking to her until part way through </w:t>
+      </w:r>
+      <w:hyperlink r:id="rId63">
+        <w:r>
+          <w:rPr>
+            <w:lang w:val="en_US" w:bidi="en_US"/>
+          </w:rPr>
+          <w:rPr>
+            <w:color w:val="0000EE"/>
+            <w:u w:val="single"/>
+          </w:rPr>
+          <w:t>7:9</w:t>
+        </w:r>
+      </w:hyperlink>
       <w:r>
         <w:rPr>
           <w:lang w:val="en_US" w:bidi="en_US"/>
@@ -48253,7 +49925,7 @@
         </w:rPr>
         <w:t xml:space="preserve">See how you translated the almost identical statement in </w:t>
       </w:r>
-      <w:hyperlink r:id="rId55">
+      <w:hyperlink r:id="rId64">
         <w:r>
           <w:rPr>
             <w:lang w:val="en_US" w:bidi="en_US"/>
@@ -48554,7 +50226,7 @@
         </w:rPr>
         <w:t xml:space="preserve"> in </w:t>
       </w:r>
-      <w:hyperlink r:id="rId56">
+      <w:hyperlink r:id="rId65">
         <w:r>
           <w:rPr>
             <w:lang w:val="en_US" w:bidi="en_US"/>
@@ -49921,7 +51593,7 @@
         </w:rPr>
         <w:t xml:space="preserve">See how you translated the similar phrase “You are beautiful” in </w:t>
       </w:r>
-      <w:hyperlink r:id="rId53">
+      <w:hyperlink r:id="rId61">
         <w:r>
           <w:rPr>
             <w:lang w:val="en_US" w:bidi="en_US"/>
@@ -52789,7 +54461,7 @@
         </w:rPr>
         <w:t xml:space="preserve">See how you translated the identical phrase in </w:t>
       </w:r>
-      <w:hyperlink r:id="rId57">
+      <w:hyperlink r:id="rId66">
         <w:r>
           <w:rPr>
             <w:lang w:val="en_US" w:bidi="en_US"/>
@@ -53180,7 +54852,7 @@
         </w:rPr>
         <w:t xml:space="preserve"> as modeled by the ULT’s translation. (2) “among the henna bushes” (henna bushes produce flowers). If you choose this option see how you translated the phrase “henna blossoms” in </w:t>
       </w:r>
-      <w:hyperlink r:id="rId36">
+      <w:hyperlink r:id="rId48">
         <w:r>
           <w:rPr>
             <w:lang w:val="en_US" w:bidi="en_US"/>
@@ -53454,7 +55126,7 @@
         </w:rPr>
         <w:t xml:space="preserve">See how you translated the similar phrase “had the vine budded” in </w:t>
       </w:r>
-      <w:hyperlink r:id="rId58">
+      <w:hyperlink r:id="rId67">
         <w:r>
           <w:rPr>
             <w:lang w:val="en_US" w:bidi="en_US"/>
@@ -53549,7 +55221,7 @@
         </w:rPr>
         <w:t xml:space="preserve">See how you translated the similar phrase “Had the pomegranates bloomed” in </w:t>
       </w:r>
-      <w:hyperlink r:id="rId58">
+      <w:hyperlink r:id="rId67">
         <w:r>
           <w:rPr>
             <w:lang w:val="en_US" w:bidi="en_US"/>
@@ -54184,6 +55856,178 @@
         <w:rPr>
           <w:lang w:val="en_US" w:bidi="en_US"/>
         </w:rPr>
+        <w:t>Song of Solomon - Chapter 8 Introduction</w:t>
+      </w:r>
+      <w:r>
+        <w:rPr>
+          <w:lang w:val="en_US" w:bidi="en_US"/>
+        </w:rPr>
+      </w:r>
+    </w:p>
+    <w:p>
+      <w:pPr>
+        <w:pStyle w:val="Heading3"/>
+      </w:pPr>
+      <w:r>
+        <w:rPr>
+          <w:lang w:val="en_US" w:bidi="en_US"/>
+        </w:rPr>
+        <w:t>Special concepts in this chapter</w:t>
+      </w:r>
+    </w:p>
+    <w:p>
+      <w:pPr>
+        <w:pStyle w:val="Heading4"/>
+      </w:pPr>
+      <w:r>
+        <w:rPr>
+          <w:lang w:val="en_US" w:bidi="en_US"/>
+        </w:rPr>
+        <w:t>Strong feelings of love and commitment between a man and woman who love each other romantically</w:t>
+      </w:r>
+    </w:p>
+    <w:p>
+      <w:pPr/>
+      <w:r>
+        <w:rPr>
+          <w:lang w:val="en_US" w:bidi="en_US"/>
+        </w:rPr>
+      </w:r>
+      <w:r>
+        <w:rPr>
+          <w:lang w:val="en_US" w:bidi="en_US"/>
+        </w:rPr>
+        <w:t>8:6–7 describe the strong feelings of love, commitment, and emotional attachment that can exist between a man and woman who love each other romantically.</w:t>
+      </w:r>
+    </w:p>
+    <w:p>
+      <w:pPr>
+        <w:pStyle w:val="Heading3"/>
+      </w:pPr>
+      <w:r>
+        <w:rPr>
+          <w:lang w:val="en_US" w:bidi="en_US"/>
+        </w:rPr>
+        <w:t>Other possible translation difficulties in this chapter</w:t>
+      </w:r>
+    </w:p>
+    <w:p>
+      <w:pPr>
+        <w:pStyle w:val="Heading4"/>
+      </w:pPr>
+      <w:r>
+        <w:rPr>
+          <w:lang w:val="en_US" w:bidi="en_US"/>
+        </w:rPr>
+        <w:t xml:space="preserve">The meaning of </w:t>
+      </w:r>
+      <w:hyperlink r:id="rId68">
+        <w:r>
+          <w:rPr>
+            <w:lang w:val="en_US" w:bidi="en_US"/>
+          </w:rPr>
+          <w:rPr>
+            <w:color w:val="0000EE"/>
+            <w:u w:val="single"/>
+          </w:rPr>
+          <w:t>8:12</w:t>
+        </w:r>
+      </w:hyperlink>
+    </w:p>
+    <w:p>
+      <w:pPr/>
+      <w:r>
+        <w:rPr>
+          <w:lang w:val="en_US" w:bidi="en_US"/>
+        </w:rPr>
+      </w:r>
+      <w:r>
+        <w:rPr>
+          <w:lang w:val="en_US" w:bidi="en_US"/>
+        </w:rPr>
+        <w:t xml:space="preserve">The three possible meanings of </w:t>
+      </w:r>
+      <w:hyperlink r:id="rId68">
+        <w:r>
+          <w:rPr>
+            <w:lang w:val="en_US" w:bidi="en_US"/>
+          </w:rPr>
+          <w:rPr>
+            <w:color w:val="0000EE"/>
+            <w:u w:val="single"/>
+          </w:rPr>
+          <w:t>8:12</w:t>
+        </w:r>
+      </w:hyperlink>
+      <w:r>
+        <w:rPr>
+          <w:lang w:val="en_US" w:bidi="en_US"/>
+        </w:rPr>
+        <w:t xml:space="preserve"> are: (1) that the woman is speaking of herself as a vineyard and saying that her vineyard is hers alone and is comparing herself to Solomon’s vineyard (which was discussed in </w:t>
+      </w:r>
+      <w:hyperlink r:id="rId69">
+        <w:r>
+          <w:rPr>
+            <w:lang w:val="en_US" w:bidi="en_US"/>
+          </w:rPr>
+          <w:rPr>
+            <w:color w:val="0000EE"/>
+            <w:u w:val="single"/>
+          </w:rPr>
+          <w:t>8:11</w:t>
+        </w:r>
+      </w:hyperlink>
+      <w:r>
+        <w:rPr>
+          <w:lang w:val="en_US" w:bidi="en_US"/>
+        </w:rPr>
+        <w:t xml:space="preserve">) and saying that Solomon can keep the profits from his vineyard and his vineyard keepers can keep their portion of the profits from that vineyard. This is the interpretation of the UST. (2) that the woman is speaking of herself as a vineyard and saying that her vineyard is hers alone but that the man who she loves and calls Solomon can freely have the vineyard (her) because she chooses to give herself freely to him. (3) that the man is speaking of the woman he loves as a vineyard and saying that his vineyard (the woman he loves) is his alone and is comparing his vineyard (the woman he loves) to Solomon’s vineyard (which was discussed in </w:t>
+      </w:r>
+      <w:hyperlink r:id="rId69">
+        <w:r>
+          <w:rPr>
+            <w:lang w:val="en_US" w:bidi="en_US"/>
+          </w:rPr>
+          <w:rPr>
+            <w:color w:val="0000EE"/>
+            <w:u w:val="single"/>
+          </w:rPr>
+          <w:t>8:11</w:t>
+        </w:r>
+      </w:hyperlink>
+      <w:r>
+        <w:rPr>
+          <w:lang w:val="en_US" w:bidi="en_US"/>
+        </w:rPr>
+        <w:t>) and saying that he feels more wealthy than Solomon because he has the woman he loves as his vineyard and so Solomon can keep the profits from his vineyard and his Solomon’s keepers can keep their portion of the profits from that vineyard.</w:t>
+      </w:r>
+      <w:r>
+        <w:rPr>
+          <w:lang w:val="en_US" w:bidi="en_US"/>
+        </w:rPr>
+      </w:r>
+      <w:r>
+        <w:rPr>
+          <w:lang w:val="en_US" w:bidi="en_US"/>
+        </w:rPr>
+      </w:r>
+    </w:p>
+    <w:p>
+      <w:pPr/>
+      <w:r>
+        <w:rPr>
+          <w:lang w:val="en_US" w:bidi="en_US"/>
+        </w:rPr>
+      </w:r>
+    </w:p>
+    <w:p>
+      <w:pPr>
+        <w:pStyle w:val="Heading2"/>
+      </w:pPr>
+      <w:r>
+        <w:rPr>
+          <w:lang w:val="en_US" w:bidi="en_US"/>
+        </w:rPr>
         <w:t>Song of Solomon 8:1 (#1)</w:t>
       </w:r>
       <w:r>
@@ -55010,7 +56854,7 @@
         </w:rPr>
         <w:t xml:space="preserve"> in </w:t>
       </w:r>
-      <w:hyperlink r:id="rId59">
+      <w:hyperlink r:id="rId30">
         <w:r>
           <w:rPr>
             <w:lang w:val="en_US" w:bidi="en_US"/>
@@ -55298,7 +57142,7 @@
         </w:rPr>
         <w:t xml:space="preserve">See how you translated the similar phrase “spiced wine” in </w:t>
       </w:r>
-      <w:hyperlink r:id="rId60">
+      <w:hyperlink r:id="rId70">
         <w:r>
           <w:rPr>
             <w:lang w:val="en_US" w:bidi="en_US"/>
@@ -55632,7 +57476,7 @@
         </w:rPr>
         <w:t xml:space="preserve">This verse is identical to </w:t>
       </w:r>
-      <w:hyperlink r:id="rId61">
+      <w:hyperlink r:id="rId71">
         <w:r>
           <w:rPr>
             <w:lang w:val="en_US" w:bidi="en_US"/>
@@ -55650,7 +57494,7 @@
         </w:rPr>
         <w:t xml:space="preserve">. Translate this verse exactly as you translated </w:t>
       </w:r>
-      <w:hyperlink r:id="rId61">
+      <w:hyperlink r:id="rId71">
         <w:r>
           <w:rPr>
             <w:lang w:val="en_US" w:bidi="en_US"/>
@@ -55751,7 +57595,7 @@
         </w:rPr>
         <w:t xml:space="preserve">Besides excluding the phrase “by the female gazelles or the does of the field”, this verse is nearly identical to </w:t>
       </w:r>
-      <w:hyperlink r:id="rId24">
+      <w:hyperlink r:id="rId26">
         <w:r>
           <w:rPr>
             <w:lang w:val="en_US" w:bidi="en_US"/>
@@ -55769,7 +57613,7 @@
         </w:rPr>
         <w:t xml:space="preserve">. You should translate this verse in a similar way to how you translated </w:t>
       </w:r>
-      <w:hyperlink r:id="rId24">
+      <w:hyperlink r:id="rId26">
         <w:r>
           <w:rPr>
             <w:lang w:val="en_US" w:bidi="en_US"/>
@@ -56308,7 +58152,7 @@
         </w:rPr>
         <w:t xml:space="preserve"> in </w:t>
       </w:r>
-      <w:hyperlink r:id="rId22">
+      <w:hyperlink r:id="rId24">
         <w:r>
           <w:rPr>
             <w:lang w:val="en_US" w:bidi="en_US"/>
@@ -61002,7 +62846,7 @@
         </w:rPr>
         <w:t xml:space="preserve"> is a metaphor (see the section on </w:t>
       </w:r>
-      <w:hyperlink r:id="rId62">
+      <w:hyperlink r:id="rId68">
         <w:r>
           <w:rPr>
             <w:lang w:val="en_US" w:bidi="en_US"/>
@@ -61046,7 +62890,7 @@
         </w:rPr>
         <w:t xml:space="preserve">, as she did in </w:t>
       </w:r>
-      <w:hyperlink r:id="rId63">
+      <w:hyperlink r:id="rId72">
         <w:r>
           <w:rPr>
             <w:lang w:val="en_US" w:bidi="en_US"/>
@@ -61498,7 +63342,7 @@
         </w:rPr>
         <w:t xml:space="preserve"> (even though he was not Solomon) as term of endearment similar to how she called the man she loved “The king” in </w:t>
       </w:r>
-      <w:hyperlink r:id="rId16">
+      <w:hyperlink r:id="rId17">
         <w:r>
           <w:rPr>
             <w:lang w:val="en_US" w:bidi="en_US"/>
@@ -61723,7 +63567,7 @@
         </w:rPr>
         <w:t xml:space="preserve"> is masculine in form in the original language and most likely refers to the man’s friends who were shepherds and were mentioned in </w:t>
       </w:r>
-      <w:hyperlink r:id="rId28">
+      <w:hyperlink r:id="rId32">
         <w:r>
           <w:rPr>
             <w:lang w:val="en_US" w:bidi="en_US"/>
@@ -61754,7 +63598,7 @@
         </w:rPr>
         <w:t xml:space="preserve"> in </w:t>
       </w:r>
-      <w:hyperlink r:id="rId28">
+      <w:hyperlink r:id="rId32">
         <w:r>
           <w:rPr>
             <w:lang w:val="en_US" w:bidi="en_US"/>
@@ -62166,7 +64010,7 @@
         </w:rPr>
         <w:t xml:space="preserve">See how you translated the similar expression “My beloved is resembling a gazelle or a young stag” in </w:t>
       </w:r>
-      <w:hyperlink r:id="rId26">
+      <w:hyperlink r:id="rId28">
         <w:r>
           <w:rPr>
             <w:lang w:val="en_US" w:bidi="en_US"/>
@@ -62428,1850 +64272,6 @@
           <w:lang w:val="en_US" w:bidi="en_US"/>
         </w:rPr>
         <w:t>Translate Unknowns</w:t>
-      </w:r>
-      <w:r>
-        <w:rPr>
-          <w:lang w:val="en_US" w:bidi="en_US"/>
-        </w:rPr>
-      </w:r>
-      <w:r>
-        <w:rPr>
-          <w:lang w:val="en_US" w:bidi="en_US"/>
-        </w:rPr>
-      </w:r>
-    </w:p>
-    <w:p>
-      <w:pPr/>
-      <w:r>
-        <w:rPr>
-          <w:lang w:val="en_US" w:bidi="en_US"/>
-        </w:rPr>
-      </w:r>
-    </w:p>
-    <w:p>
-      <w:pPr>
-        <w:pStyle w:val="Heading2"/>
-      </w:pPr>
-      <w:r>
-        <w:rPr>
-          <w:lang w:val="en_US" w:bidi="en_US"/>
-        </w:rPr>
-        <w:t>Song of Solomon - Chapter 1 Introduction</w:t>
-      </w:r>
-      <w:r>
-        <w:rPr>
-          <w:lang w:val="en_US" w:bidi="en_US"/>
-        </w:rPr>
-      </w:r>
-    </w:p>
-    <w:p>
-      <w:pPr>
-        <w:pStyle w:val="Heading3"/>
-      </w:pPr>
-      <w:r>
-        <w:rPr>
-          <w:lang w:val="en_US" w:bidi="en_US"/>
-        </w:rPr>
-        <w:t>Important figures of speech in this chapter</w:t>
-      </w:r>
-    </w:p>
-    <w:p>
-      <w:pPr>
-        <w:pStyle w:val="Heading4"/>
-      </w:pPr>
-      <w:r>
-        <w:rPr>
-          <w:lang w:val="en_US" w:bidi="en_US"/>
-        </w:rPr>
-        <w:t>Metaphors</w:t>
-      </w:r>
-    </w:p>
-    <w:p>
-      <w:pPr/>
-      <w:r>
-        <w:rPr>
-          <w:lang w:val="en_US" w:bidi="en_US"/>
-        </w:rPr>
-      </w:r>
-      <w:r>
-        <w:rPr>
-          <w:lang w:val="en_US" w:bidi="en_US"/>
-        </w:rPr>
-        <w:t xml:space="preserve">In the ancient Near East, it was common to describe a woman using metaphors involving animals. In many cultures today, this can be considered offensive. Different metaphors of beauty are used in different cultures. (See: </w:t>
-      </w:r>
-      <w:r>
-        <w:rPr>
-          <w:lang w:val="en_US" w:bidi="en_US"/>
-        </w:rPr>
-        <w:t>Metaphor</w:t>
-      </w:r>
-      <w:r>
-        <w:rPr>
-          <w:lang w:val="en_US" w:bidi="en_US"/>
-        </w:rPr>
-        <w:t>)</w:t>
-      </w:r>
-    </w:p>
-    <w:p>
-      <w:pPr>
-        <w:pStyle w:val="Heading3"/>
-      </w:pPr>
-      <w:r>
-        <w:rPr>
-          <w:lang w:val="en_US" w:bidi="en_US"/>
-        </w:rPr>
-        <w:t>Other possible translation difficulties in this chapter</w:t>
-      </w:r>
-    </w:p>
-    <w:p>
-      <w:pPr>
-        <w:pStyle w:val="Heading4"/>
-      </w:pPr>
-      <w:r>
-        <w:rPr>
-          <w:lang w:val="en_US" w:bidi="en_US"/>
-        </w:rPr>
-        <w:t>The lines indicating who is speaking and who is being spoken to.</w:t>
-      </w:r>
-    </w:p>
-    <w:p>
-      <w:pPr/>
-      <w:r>
-        <w:rPr>
-          <w:lang w:val="en_US" w:bidi="en_US"/>
-        </w:rPr>
-      </w:r>
-      <w:r>
-        <w:rPr>
-          <w:lang w:val="en_US" w:bidi="en_US"/>
-        </w:rPr>
-        <w:t>Throughout the poem, the author does not identify the speakers and their audience. So to help readers understand the poem, some translations attempt to identify the speaker and the audience. It is not always certain who the speaker is, so sometimes translations disagree about who is speaking. Before each speech, the UST has a header which identifies the speaker and the audience. You may wish to do the same in your translation.</w:t>
-      </w:r>
-    </w:p>
-    <w:p>
-      <w:pPr>
-        <w:pStyle w:val="Heading4"/>
-      </w:pPr>
-      <w:r>
-        <w:rPr>
-          <w:lang w:val="en_US" w:bidi="en_US"/>
-        </w:rPr>
-        <w:t>“I am black”</w:t>
-      </w:r>
-    </w:p>
-    <w:p>
-      <w:pPr/>
-      <w:r>
-        <w:rPr>
-          <w:lang w:val="en_US" w:bidi="en_US"/>
-        </w:rPr>
-      </w:r>
-      <w:r>
-        <w:rPr>
-          <w:lang w:val="en_US" w:bidi="en_US"/>
-        </w:rPr>
-        <w:t xml:space="preserve">In the ancient Near East, rich people usually had lighter skin because they did not need to work outside in the sun. This young woman had to work outside in the sun, and her skin became dark as a result and this is why she says “I am black” in </w:t>
-      </w:r>
-      <w:hyperlink r:id="rId64">
-        <w:r>
-          <w:rPr>
-            <w:lang w:val="en_US" w:bidi="en_US"/>
-          </w:rPr>
-          <w:rPr>
-            <w:color w:val="0000EE"/>
-            <w:u w:val="single"/>
-          </w:rPr>
-          <w:t>1:5–6</w:t>
-        </w:r>
-      </w:hyperlink>
-      <w:r>
-        <w:rPr>
-          <w:lang w:val="en_US" w:bidi="en_US"/>
-        </w:rPr>
-        <w:t>.</w:t>
-      </w:r>
-      <w:r>
-        <w:rPr>
-          <w:lang w:val="en_US" w:bidi="en_US"/>
-        </w:rPr>
-      </w:r>
-      <w:r>
-        <w:rPr>
-          <w:lang w:val="en_US" w:bidi="en_US"/>
-        </w:rPr>
-      </w:r>
-    </w:p>
-    <w:p>
-      <w:pPr/>
-      <w:r>
-        <w:rPr>
-          <w:lang w:val="en_US" w:bidi="en_US"/>
-        </w:rPr>
-      </w:r>
-    </w:p>
-    <w:p>
-      <w:pPr>
-        <w:pStyle w:val="Heading2"/>
-      </w:pPr>
-      <w:r>
-        <w:rPr>
-          <w:lang w:val="en_US" w:bidi="en_US"/>
-        </w:rPr>
-        <w:t>Song of Solomon - Chapter 2 Introduction</w:t>
-      </w:r>
-      <w:r>
-        <w:rPr>
-          <w:lang w:val="en_US" w:bidi="en_US"/>
-        </w:rPr>
-      </w:r>
-    </w:p>
-    <w:p>
-      <w:pPr>
-        <w:pStyle w:val="Heading3"/>
-      </w:pPr>
-      <w:r>
-        <w:rPr>
-          <w:lang w:val="en_US" w:bidi="en_US"/>
-        </w:rPr>
-        <w:t>Important figures of speech in this chapter</w:t>
-      </w:r>
-    </w:p>
-    <w:p>
-      <w:pPr>
-        <w:pStyle w:val="Heading4"/>
-      </w:pPr>
-      <w:r>
-        <w:rPr>
-          <w:lang w:val="en_US" w:bidi="en_US"/>
-        </w:rPr>
-        <w:t>The woman and man complement each other by using metaphors and similes</w:t>
-      </w:r>
-    </w:p>
-    <w:p>
-      <w:pPr/>
-      <w:r>
-        <w:rPr>
-          <w:lang w:val="en_US" w:bidi="en_US"/>
-        </w:rPr>
-      </w:r>
-      <w:r>
-        <w:rPr>
-          <w:lang w:val="en_US" w:bidi="en_US"/>
-        </w:rPr>
-        <w:t>In 2:1 the woman uses a metaphor to tell the man she loves that she thinks she is common like a flower that grows on the plains or a lily that grows in the valleys. The man responds in 2:2 by using a simile to tell her how special he thinks she is when compared to other women. She then uses a simile in 2:3 to tell him how special she thinks he is compared to other men. When translating these verses one will need to pay close attention to the translation notes and the UST in order to understand the meaning.</w:t>
-      </w:r>
-    </w:p>
-    <w:p>
-      <w:pPr>
-        <w:pStyle w:val="Heading3"/>
-      </w:pPr>
-      <w:r>
-        <w:rPr>
-          <w:lang w:val="en_US" w:bidi="en_US"/>
-        </w:rPr>
-        <w:t>Other possible translation difficulties in this chapter</w:t>
-      </w:r>
-    </w:p>
-    <w:p>
-      <w:pPr>
-        <w:pStyle w:val="Heading4"/>
-      </w:pPr>
-      <w:r>
-        <w:rPr>
-          <w:lang w:val="en_US" w:bidi="en_US"/>
-        </w:rPr>
-        <w:t>Chiasm</w:t>
-      </w:r>
-    </w:p>
-    <w:p>
-      <w:pPr/>
-      <w:r>
-        <w:rPr>
-          <w:lang w:val="en_US" w:bidi="en_US"/>
-        </w:rPr>
-      </w:r>
-      <w:r>
-        <w:rPr>
-          <w:lang w:val="en_US" w:bidi="en_US"/>
-        </w:rPr>
-        <w:t xml:space="preserve">Hebrew poetry sometimes uses a literary a device called a “chiasm” (sometimes called “chiasmus”). A chiasm is when words or phrases are ordered in a AB-BA sequence. In </w:t>
-      </w:r>
-      <w:hyperlink r:id="rId41">
-        <w:r>
-          <w:rPr>
-            <w:lang w:val="en_US" w:bidi="en_US"/>
-          </w:rPr>
-          <w:rPr>
-            <w:color w:val="0000EE"/>
-            <w:u w:val="single"/>
-          </w:rPr>
-          <w:t>Song of Songs 2:14</w:t>
-        </w:r>
-      </w:hyperlink>
-      <w:r>
-        <w:rPr>
-          <w:lang w:val="en_US" w:bidi="en_US"/>
-        </w:rPr>
-        <w:t xml:space="preserve"> the author uses a chiasm. The ULT follows the Hebrew order and translates this verse as “show me </w:t>
-      </w:r>
-      <w:r>
-        <w:rPr>
-          <w:b/>
-          <w:lang w:val="en_US" w:bidi="en_US"/>
-        </w:rPr>
-        <w:t>your appearance</w:t>
-      </w:r>
-      <w:r>
-        <w:rPr>
-          <w:lang w:val="en_US" w:bidi="en_US"/>
-        </w:rPr>
-        <w:t xml:space="preserve">, make me hear </w:t>
-      </w:r>
-      <w:r>
-        <w:rPr>
-          <w:b/>
-          <w:lang w:val="en_US" w:bidi="en_US"/>
-        </w:rPr>
-        <w:t>your voice</w:t>
-      </w:r>
-      <w:r>
-        <w:rPr>
-          <w:lang w:val="en_US" w:bidi="en_US"/>
-        </w:rPr>
-        <w:t xml:space="preserve">, for </w:t>
-      </w:r>
-      <w:r>
-        <w:rPr>
-          <w:b/>
-          <w:lang w:val="en_US" w:bidi="en_US"/>
-        </w:rPr>
-        <w:t>your voice</w:t>
-      </w:r>
-      <w:r>
-        <w:rPr>
-          <w:lang w:val="en_US" w:bidi="en_US"/>
-        </w:rPr>
-        <w:t xml:space="preserve"> {is} sweet, and </w:t>
-      </w:r>
-      <w:r>
-        <w:rPr>
-          <w:b/>
-          <w:lang w:val="en_US" w:bidi="en_US"/>
-        </w:rPr>
-        <w:t>your appearance</w:t>
-      </w:r>
-      <w:r>
-        <w:rPr>
-          <w:lang w:val="en_US" w:bidi="en_US"/>
-        </w:rPr>
-        <w:t xml:space="preserve"> {is} lovely” (the repeated phrases are highlighted for the purpose of illustration). Notice that the phrases “your appearance” and “your voice” are repeated in this verse and they are repeated in an AB-BA sequence: “your appearance...your voice...your voice...your appearance.”</w:t>
-      </w:r>
-      <w:r>
-        <w:rPr>
-          <w:lang w:val="en_US" w:bidi="en_US"/>
-        </w:rPr>
-      </w:r>
-      <w:r>
-        <w:rPr>
-          <w:lang w:val="en_US" w:bidi="en_US"/>
-        </w:rPr>
-      </w:r>
-    </w:p>
-    <w:p>
-      <w:pPr/>
-      <w:r>
-        <w:rPr>
-          <w:lang w:val="en_US" w:bidi="en_US"/>
-        </w:rPr>
-      </w:r>
-    </w:p>
-    <w:p>
-      <w:pPr>
-        <w:pStyle w:val="Heading2"/>
-      </w:pPr>
-      <w:r>
-        <w:rPr>
-          <w:lang w:val="en_US" w:bidi="en_US"/>
-        </w:rPr>
-        <w:t>Song of Solomon - Chapter 3 Introduction</w:t>
-      </w:r>
-      <w:r>
-        <w:rPr>
-          <w:lang w:val="en_US" w:bidi="en_US"/>
-        </w:rPr>
-      </w:r>
-    </w:p>
-    <w:p>
-      <w:pPr>
-        <w:pStyle w:val="Heading3"/>
-      </w:pPr>
-      <w:r>
-        <w:rPr>
-          <w:lang w:val="en_US" w:bidi="en_US"/>
-        </w:rPr>
-        <w:t>Special concepts in this chapter</w:t>
-      </w:r>
-    </w:p>
-    <w:p>
-      <w:pPr>
-        <w:pStyle w:val="Heading4"/>
-      </w:pPr>
-      <w:r>
-        <w:rPr>
-          <w:lang w:val="en_US" w:bidi="en_US"/>
-        </w:rPr>
-        <w:t>Longing</w:t>
-      </w:r>
-    </w:p>
-    <w:p>
-      <w:pPr/>
-      <w:r>
-        <w:rPr>
-          <w:lang w:val="en_US" w:bidi="en_US"/>
-        </w:rPr>
-      </w:r>
-      <w:hyperlink r:id="rId65">
-        <w:r>
-          <w:rPr>
-            <w:lang w:val="en_US" w:bidi="en_US"/>
-          </w:rPr>
-          <w:rPr>
-            <w:color w:val="0000EE"/>
-            <w:u w:val="single"/>
-          </w:rPr>
-          <w:t>3:1–3</w:t>
-        </w:r>
-      </w:hyperlink>
-      <w:r>
-        <w:rPr>
-          <w:lang w:val="en_US" w:bidi="en_US"/>
-        </w:rPr>
-        <w:t xml:space="preserve"> describes the feeling of longing that the woman had for the man she loved and it describes her diligently seeking the man loved. </w:t>
-      </w:r>
-      <w:hyperlink r:id="rId59">
-        <w:r>
-          <w:rPr>
-            <w:lang w:val="en_US" w:bidi="en_US"/>
-          </w:rPr>
-          <w:rPr>
-            <w:color w:val="0000EE"/>
-            <w:u w:val="single"/>
-          </w:rPr>
-          <w:t>3:4</w:t>
-        </w:r>
-      </w:hyperlink>
-      <w:r>
-        <w:rPr>
-          <w:lang w:val="en_US" w:bidi="en_US"/>
-        </w:rPr>
-        <w:t xml:space="preserve"> describes the woman finding the man that she loved and her response to finding him, holding onto him and bringing him to her mother’s house.</w:t>
-      </w:r>
-    </w:p>
-    <w:p>
-      <w:pPr>
-        <w:pStyle w:val="Heading3"/>
-      </w:pPr>
-      <w:r>
-        <w:rPr>
-          <w:lang w:val="en_US" w:bidi="en_US"/>
-        </w:rPr>
-        <w:t>Other possible translation difficulties in this chapter</w:t>
-      </w:r>
-    </w:p>
-    <w:p>
-      <w:pPr>
-        <w:pStyle w:val="Heading4"/>
-      </w:pPr>
-      <w:r>
-        <w:rPr>
-          <w:lang w:val="en_US" w:bidi="en_US"/>
-        </w:rPr>
-        <w:t xml:space="preserve">Whether </w:t>
-      </w:r>
-      <w:hyperlink r:id="rId27">
-        <w:r>
-          <w:rPr>
-            <w:lang w:val="en_US" w:bidi="en_US"/>
-          </w:rPr>
-          <w:rPr>
-            <w:color w:val="0000EE"/>
-            <w:u w:val="single"/>
-          </w:rPr>
-          <w:t>3:1–4</w:t>
-        </w:r>
-      </w:hyperlink>
-      <w:r>
-        <w:rPr>
-          <w:lang w:val="en_US" w:bidi="en_US"/>
-        </w:rPr>
-        <w:t xml:space="preserve"> describe a dream, a real event or something imagined</w:t>
-      </w:r>
-    </w:p>
-    <w:p>
-      <w:pPr/>
-      <w:r>
-        <w:rPr>
-          <w:lang w:val="en_US" w:bidi="en_US"/>
-        </w:rPr>
-      </w:r>
-      <w:r>
-        <w:rPr>
-          <w:lang w:val="en_US" w:bidi="en_US"/>
-        </w:rPr>
-        <w:t xml:space="preserve">Bible scholars do not know for certain whether the events described in </w:t>
-      </w:r>
-      <w:hyperlink r:id="rId27">
-        <w:r>
-          <w:rPr>
-            <w:lang w:val="en_US" w:bidi="en_US"/>
-          </w:rPr>
-          <w:rPr>
-            <w:color w:val="0000EE"/>
-            <w:u w:val="single"/>
-          </w:rPr>
-          <w:t>3:1–4</w:t>
-        </w:r>
-      </w:hyperlink>
-      <w:r>
-        <w:rPr>
-          <w:lang w:val="en_US" w:bidi="en_US"/>
-        </w:rPr>
-        <w:t xml:space="preserve"> are real events or something that the woman dreamed in a dream or something that the woman imagined. Many Bible scholars think that </w:t>
-      </w:r>
-      <w:hyperlink r:id="rId27">
-        <w:r>
-          <w:rPr>
-            <w:lang w:val="en_US" w:bidi="en_US"/>
-          </w:rPr>
-          <w:rPr>
-            <w:color w:val="0000EE"/>
-            <w:u w:val="single"/>
-          </w:rPr>
-          <w:t>3:1–4</w:t>
-        </w:r>
-      </w:hyperlink>
-      <w:r>
-        <w:rPr>
-          <w:lang w:val="en_US" w:bidi="en_US"/>
-        </w:rPr>
-        <w:t xml:space="preserve"> describe a dream. If you are using footnotes you may wish to explain this in a footnote or you could indicate in a section header whether you think this is a dream, a real event or something that the woman imagined. You could also use a general section header such as “The woman searches for the man she loves at night and finds him” which does not comment on whether this was a dream, a real event or something imagined.</w:t>
-      </w:r>
-      <w:r>
-        <w:rPr>
-          <w:lang w:val="en_US" w:bidi="en_US"/>
-        </w:rPr>
-      </w:r>
-      <w:r>
-        <w:rPr>
-          <w:lang w:val="en_US" w:bidi="en_US"/>
-        </w:rPr>
-      </w:r>
-    </w:p>
-    <w:p>
-      <w:pPr/>
-      <w:r>
-        <w:rPr>
-          <w:lang w:val="en_US" w:bidi="en_US"/>
-        </w:rPr>
-      </w:r>
-    </w:p>
-    <w:p>
-      <w:pPr>
-        <w:pStyle w:val="Heading2"/>
-      </w:pPr>
-      <w:r>
-        <w:rPr>
-          <w:lang w:val="en_US" w:bidi="en_US"/>
-        </w:rPr>
-        <w:t>Song of Solomon - Chapter 4 Introduction</w:t>
-      </w:r>
-      <w:r>
-        <w:rPr>
-          <w:lang w:val="en_US" w:bidi="en_US"/>
-        </w:rPr>
-      </w:r>
-    </w:p>
-    <w:p>
-      <w:pPr>
-        <w:pStyle w:val="Heading3"/>
-      </w:pPr>
-      <w:r>
-        <w:rPr>
-          <w:lang w:val="en_US" w:bidi="en_US"/>
-        </w:rPr>
-        <w:t>Special concepts in this chapter</w:t>
-      </w:r>
-    </w:p>
-    <w:p>
-      <w:pPr>
-        <w:pStyle w:val="Heading4"/>
-      </w:pPr>
-      <w:r>
-        <w:rPr>
-          <w:lang w:val="en_US" w:bidi="en_US"/>
-        </w:rPr>
-        <w:t>Beauty</w:t>
-      </w:r>
-    </w:p>
-    <w:p>
-      <w:pPr/>
-      <w:r>
-        <w:rPr>
-          <w:lang w:val="en_US" w:bidi="en_US"/>
-        </w:rPr>
-      </w:r>
-      <w:r>
-        <w:rPr>
-          <w:lang w:val="en_US" w:bidi="en_US"/>
-        </w:rPr>
-        <w:t xml:space="preserve">The man describes the woman he loves as the epitome of beauty and attractiveness in </w:t>
-      </w:r>
-      <w:hyperlink r:id="rId66">
-        <w:r>
-          <w:rPr>
-            <w:lang w:val="en_US" w:bidi="en_US"/>
-          </w:rPr>
-          <w:rPr>
-            <w:color w:val="0000EE"/>
-            <w:u w:val="single"/>
-          </w:rPr>
-          <w:t>4:1–4:5</w:t>
-        </w:r>
-      </w:hyperlink>
-      <w:r>
-        <w:rPr>
-          <w:lang w:val="en_US" w:bidi="en_US"/>
-        </w:rPr>
-        <w:t xml:space="preserve"> and in </w:t>
-      </w:r>
-      <w:hyperlink r:id="rId67">
-        <w:r>
-          <w:rPr>
-            <w:lang w:val="en_US" w:bidi="en_US"/>
-          </w:rPr>
-          <w:rPr>
-            <w:color w:val="0000EE"/>
-            <w:u w:val="single"/>
-          </w:rPr>
-          <w:t>4:7</w:t>
-        </w:r>
-      </w:hyperlink>
-      <w:r>
-        <w:rPr>
-          <w:lang w:val="en_US" w:bidi="en_US"/>
-        </w:rPr>
-        <w:t>.</w:t>
-      </w:r>
-    </w:p>
-    <w:p>
-      <w:pPr>
-        <w:pStyle w:val="Heading4"/>
-      </w:pPr>
-      <w:r>
-        <w:rPr>
-          <w:lang w:val="en_US" w:bidi="en_US"/>
-        </w:rPr>
-        <w:t>Feelings of longing to be with one’s lover who seems distant and temporarily inaccessible</w:t>
-      </w:r>
-    </w:p>
-    <w:p>
-      <w:pPr/>
-      <w:r>
-        <w:rPr>
-          <w:lang w:val="en_US" w:bidi="en_US"/>
-        </w:rPr>
-      </w:r>
-      <w:r>
-        <w:rPr>
-          <w:lang w:val="en_US" w:bidi="en_US"/>
-        </w:rPr>
-        <w:t xml:space="preserve">In </w:t>
-      </w:r>
-      <w:hyperlink r:id="rId68">
-        <w:r>
-          <w:rPr>
-            <w:lang w:val="en_US" w:bidi="en_US"/>
-          </w:rPr>
-          <w:rPr>
-            <w:color w:val="0000EE"/>
-            <w:u w:val="single"/>
-          </w:rPr>
-          <w:t>4:8</w:t>
-        </w:r>
-      </w:hyperlink>
-      <w:r>
-        <w:rPr>
-          <w:lang w:val="en_US" w:bidi="en_US"/>
-        </w:rPr>
-        <w:t xml:space="preserve"> the man speaks of the woman he loves as if she were far away from him and he invites her to “come with” him and “descend from” the height of three high places and be with him. The woman is not actually dwelling in these places but rather the man is using imaginative and poetic language to describe how he feels about being separated from her and to describe his desire to be with her. In </w:t>
-      </w:r>
-      <w:hyperlink r:id="rId34">
-        <w:r>
-          <w:rPr>
-            <w:lang w:val="en_US" w:bidi="en_US"/>
-          </w:rPr>
-          <w:rPr>
-            <w:color w:val="0000EE"/>
-            <w:u w:val="single"/>
-          </w:rPr>
-          <w:t>4:12</w:t>
-        </w:r>
-      </w:hyperlink>
-      <w:r>
-        <w:rPr>
-          <w:lang w:val="en_US" w:bidi="en_US"/>
-        </w:rPr>
-        <w:t xml:space="preserve"> the man uses poetic language to describe the fact that the woman he loves is temporarily inaccessible.</w:t>
-      </w:r>
-    </w:p>
-    <w:p>
-      <w:pPr>
-        <w:pStyle w:val="Heading3"/>
-      </w:pPr>
-      <w:r>
-        <w:rPr>
-          <w:lang w:val="en_US" w:bidi="en_US"/>
-        </w:rPr>
-        <w:t>Other possible translation difficulties in this chapter</w:t>
-      </w:r>
-    </w:p>
-    <w:p>
-      <w:pPr>
-        <w:pStyle w:val="Heading4"/>
-      </w:pPr>
-      <w:r>
-        <w:rPr>
-          <w:lang w:val="en_US" w:bidi="en_US"/>
-        </w:rPr>
-        <w:t>The Garden Metaphor</w:t>
-      </w:r>
-    </w:p>
-    <w:p>
-      <w:pPr/>
-      <w:r>
-        <w:rPr>
-          <w:lang w:val="en_US" w:bidi="en_US"/>
-        </w:rPr>
-      </w:r>
-      <w:hyperlink r:id="rId47">
-        <w:r>
-          <w:rPr>
-            <w:lang w:val="en_US" w:bidi="en_US"/>
-          </w:rPr>
-          <w:rPr>
-            <w:color w:val="0000EE"/>
-            <w:u w:val="single"/>
-          </w:rPr>
-          <w:t>4:12–5:1</w:t>
-        </w:r>
-      </w:hyperlink>
-      <w:r>
-        <w:rPr>
-          <w:lang w:val="en_US" w:bidi="en_US"/>
-        </w:rPr>
-        <w:t xml:space="preserve"> is an extended metaphor. This metaphor is a conversation between the man and the woman he loves in which the man first compares the woman he loves to “a locked garden” (in </w:t>
-      </w:r>
-      <w:hyperlink r:id="rId39">
-        <w:r>
-          <w:rPr>
-            <w:lang w:val="en_US" w:bidi="en_US"/>
-          </w:rPr>
-          <w:rPr>
-            <w:color w:val="0000EE"/>
-            <w:u w:val="single"/>
-          </w:rPr>
-          <w:t>4:12–4:15</w:t>
-        </w:r>
-      </w:hyperlink>
-      <w:r>
-        <w:rPr>
-          <w:lang w:val="en_US" w:bidi="en_US"/>
-        </w:rPr>
-        <w:t xml:space="preserve">) where many delightful things grow and then the woman responds by inviting the man to come to her garden in </w:t>
-      </w:r>
-      <w:hyperlink r:id="rId69">
-        <w:r>
-          <w:rPr>
-            <w:lang w:val="en_US" w:bidi="en_US"/>
-          </w:rPr>
-          <w:rPr>
-            <w:color w:val="0000EE"/>
-            <w:u w:val="single"/>
-          </w:rPr>
-          <w:t>4:16</w:t>
-        </w:r>
-      </w:hyperlink>
-      <w:r>
-        <w:rPr>
-          <w:lang w:val="en_US" w:bidi="en_US"/>
-        </w:rPr>
-        <w:t xml:space="preserve">. The man then responds to her invitation in </w:t>
-      </w:r>
-      <w:hyperlink r:id="rId70">
-        <w:r>
-          <w:rPr>
-            <w:lang w:val="en_US" w:bidi="en_US"/>
-          </w:rPr>
-          <w:rPr>
-            <w:color w:val="0000EE"/>
-            <w:u w:val="single"/>
-          </w:rPr>
-          <w:t>5:1</w:t>
-        </w:r>
-      </w:hyperlink>
-      <w:r>
-        <w:rPr>
-          <w:lang w:val="en_US" w:bidi="en_US"/>
-        </w:rPr>
-        <w:t xml:space="preserve">. The term </w:t>
-      </w:r>
-      <w:r>
-        <w:rPr>
-          <w:b/>
-          <w:lang w:val="en_US" w:bidi="en_US"/>
-        </w:rPr>
-        <w:t>garden</w:t>
-      </w:r>
-      <w:r>
-        <w:rPr>
-          <w:lang w:val="en_US" w:bidi="en_US"/>
-        </w:rPr>
-        <w:t xml:space="preserve"> is used as a metaphor for the woman in </w:t>
-      </w:r>
-      <w:hyperlink r:id="rId34">
-        <w:r>
-          <w:rPr>
-            <w:lang w:val="en_US" w:bidi="en_US"/>
-          </w:rPr>
-          <w:rPr>
-            <w:color w:val="0000EE"/>
-            <w:u w:val="single"/>
-          </w:rPr>
-          <w:t>4:12</w:t>
-        </w:r>
-      </w:hyperlink>
-      <w:r>
-        <w:rPr>
-          <w:lang w:val="en_US" w:bidi="en_US"/>
-        </w:rPr>
-        <w:t xml:space="preserve">, in </w:t>
-      </w:r>
-      <w:hyperlink r:id="rId69">
-        <w:r>
-          <w:rPr>
-            <w:lang w:val="en_US" w:bidi="en_US"/>
-          </w:rPr>
-          <w:rPr>
-            <w:color w:val="0000EE"/>
-            <w:u w:val="single"/>
-          </w:rPr>
-          <w:t>4:16</w:t>
-        </w:r>
-      </w:hyperlink>
-      <w:r>
-        <w:rPr>
-          <w:lang w:val="en_US" w:bidi="en_US"/>
-        </w:rPr>
-        <w:t xml:space="preserve"> (two times), and in </w:t>
-      </w:r>
-      <w:hyperlink r:id="rId70">
-        <w:r>
-          <w:rPr>
-            <w:lang w:val="en_US" w:bidi="en_US"/>
-          </w:rPr>
-          <w:rPr>
-            <w:color w:val="0000EE"/>
-            <w:u w:val="single"/>
-          </w:rPr>
-          <w:t>5:1</w:t>
-        </w:r>
-      </w:hyperlink>
-      <w:r>
-        <w:rPr>
-          <w:lang w:val="en_US" w:bidi="en_US"/>
-        </w:rPr>
-        <w:t xml:space="preserve">. You should be consistent in how you translate the term “garden.” In </w:t>
-      </w:r>
-      <w:hyperlink r:id="rId38">
-        <w:r>
-          <w:rPr>
-            <w:lang w:val="en_US" w:bidi="en_US"/>
-          </w:rPr>
-          <w:rPr>
-            <w:color w:val="0000EE"/>
-            <w:u w:val="single"/>
-          </w:rPr>
-          <w:t>4:13</w:t>
-        </w:r>
-      </w:hyperlink>
-      <w:r>
-        <w:rPr>
-          <w:lang w:val="en_US" w:bidi="en_US"/>
-        </w:rPr>
-        <w:t xml:space="preserve"> the man speaks of the woman’s body as “an orchard of pomegranate trees with delicious fruits” and then in </w:t>
-      </w:r>
-      <w:hyperlink r:id="rId69">
-        <w:r>
-          <w:rPr>
-            <w:lang w:val="en_US" w:bidi="en_US"/>
-          </w:rPr>
-          <w:rPr>
-            <w:color w:val="0000EE"/>
-            <w:u w:val="single"/>
-          </w:rPr>
-          <w:t>4:16</w:t>
-        </w:r>
-      </w:hyperlink>
-      <w:r>
-        <w:rPr>
-          <w:lang w:val="en_US" w:bidi="en_US"/>
-        </w:rPr>
-        <w:t xml:space="preserve"> the woman invites the man to </w:t>
-      </w:r>
-      <w:r>
-        <w:rPr>
-          <w:b/>
-          <w:lang w:val="en_US" w:bidi="en_US"/>
-        </w:rPr>
-        <w:t>come to his garden and eat its delicious fruit</w:t>
-      </w:r>
-      <w:r>
-        <w:rPr>
-          <w:lang w:val="en_US" w:bidi="en_US"/>
-        </w:rPr>
-        <w:t xml:space="preserve">. (See: </w:t>
-      </w:r>
-      <w:r>
-        <w:rPr>
-          <w:lang w:val="en_US" w:bidi="en_US"/>
-        </w:rPr>
-        <w:t>Biblical Imagery — Extended Metaphors</w:t>
-      </w:r>
-      <w:r>
-        <w:rPr>
-          <w:lang w:val="en_US" w:bidi="en_US"/>
-        </w:rPr>
-        <w:t>)</w:t>
-      </w:r>
-    </w:p>
-    <w:p>
-      <w:pPr>
-        <w:pStyle w:val="Heading4"/>
-      </w:pPr>
-      <w:r>
-        <w:rPr>
-          <w:lang w:val="en_US" w:bidi="en_US"/>
-        </w:rPr>
-        <w:t>The “sister” metaphor</w:t>
-      </w:r>
-    </w:p>
-    <w:p>
-      <w:pPr/>
-      <w:r>
-        <w:rPr>
-          <w:lang w:val="en_US" w:bidi="en_US"/>
-        </w:rPr>
-      </w:r>
-      <w:r>
-        <w:rPr>
-          <w:lang w:val="en_US" w:bidi="en_US"/>
-        </w:rPr>
-        <w:t xml:space="preserve">The phrase </w:t>
-      </w:r>
-      <w:r>
-        <w:rPr>
-          <w:b/>
-          <w:lang w:val="en_US" w:bidi="en_US"/>
-        </w:rPr>
-        <w:t>my sister</w:t>
-      </w:r>
-      <w:r>
-        <w:rPr>
-          <w:lang w:val="en_US" w:bidi="en_US"/>
-        </w:rPr>
-        <w:t xml:space="preserve"> is used in 4:9; 4:10, 4:12, 5:1, and 5:2. The man uses this phrase as a term of endearment for the woman he loves. The woman is not actually his sister. You should translate this phrase the same way each of the five times it occurs in this book because the author uses it with the same meaning every time. See the note at the first occurrence of this phrase in 4:9 for more information regarding this phrase.</w:t>
-      </w:r>
-      <w:r>
-        <w:rPr>
-          <w:lang w:val="en_US" w:bidi="en_US"/>
-        </w:rPr>
-      </w:r>
-      <w:r>
-        <w:rPr>
-          <w:lang w:val="en_US" w:bidi="en_US"/>
-        </w:rPr>
-      </w:r>
-    </w:p>
-    <w:p>
-      <w:pPr/>
-      <w:r>
-        <w:rPr>
-          <w:lang w:val="en_US" w:bidi="en_US"/>
-        </w:rPr>
-      </w:r>
-    </w:p>
-    <w:p>
-      <w:pPr>
-        <w:pStyle w:val="Heading2"/>
-      </w:pPr>
-      <w:r>
-        <w:rPr>
-          <w:lang w:val="en_US" w:bidi="en_US"/>
-        </w:rPr>
-        <w:t>Song of Solomon - Chapter 5 Introduction</w:t>
-      </w:r>
-      <w:r>
-        <w:rPr>
-          <w:lang w:val="en_US" w:bidi="en_US"/>
-        </w:rPr>
-      </w:r>
-    </w:p>
-    <w:p>
-      <w:pPr>
-        <w:pStyle w:val="Heading3"/>
-      </w:pPr>
-      <w:r>
-        <w:rPr>
-          <w:lang w:val="en_US" w:bidi="en_US"/>
-        </w:rPr>
-        <w:t>Structure and formatting</w:t>
-      </w:r>
-    </w:p>
-    <w:p>
-      <w:pPr/>
-      <w:r>
-        <w:rPr>
-          <w:lang w:val="en_US" w:bidi="en_US"/>
-        </w:rPr>
-      </w:r>
-      <w:r>
-        <w:rPr>
-          <w:lang w:val="en_US" w:bidi="en_US"/>
-        </w:rPr>
-        <w:t>5:1 The conclusion of the garden metaphor</w:t>
-      </w:r>
-    </w:p>
-    <w:p>
-      <w:pPr/>
-      <w:r>
-        <w:rPr>
-          <w:lang w:val="en_US" w:bidi="en_US"/>
-        </w:rPr>
-      </w:r>
-      <w:r>
-        <w:rPr>
-          <w:lang w:val="en_US" w:bidi="en_US"/>
-        </w:rPr>
-        <w:t>5:2–8 The theme of longing and searching.</w:t>
-      </w:r>
-    </w:p>
-    <w:p>
-      <w:pPr/>
-      <w:r>
-        <w:rPr>
-          <w:lang w:val="en_US" w:bidi="en_US"/>
-        </w:rPr>
-      </w:r>
-      <w:r>
-        <w:rPr>
-          <w:lang w:val="en_US" w:bidi="en_US"/>
-        </w:rPr>
-        <w:t>5:9 The women of Jerusalem ask the young women why she thinks the man she loves is special</w:t>
-      </w:r>
-    </w:p>
-    <w:p>
-      <w:pPr/>
-      <w:r>
-        <w:rPr>
-          <w:lang w:val="en_US" w:bidi="en_US"/>
-        </w:rPr>
-      </w:r>
-      <w:r>
-        <w:rPr>
-          <w:lang w:val="en_US" w:bidi="en_US"/>
-        </w:rPr>
-        <w:t>5:10–16 The woman responds to the question the young women of Jerusalem asked her</w:t>
-      </w:r>
-    </w:p>
-    <w:p>
-      <w:pPr>
-        <w:pStyle w:val="Heading3"/>
-      </w:pPr>
-      <w:r>
-        <w:rPr>
-          <w:lang w:val="en_US" w:bidi="en_US"/>
-        </w:rPr>
-        <w:t>Special concepts in this chapter</w:t>
-      </w:r>
-    </w:p>
-    <w:p>
-      <w:pPr>
-        <w:pStyle w:val="Heading4"/>
-      </w:pPr>
-      <w:r>
-        <w:rPr>
-          <w:lang w:val="en_US" w:bidi="en_US"/>
-        </w:rPr>
-        <w:t>The attractiveness of the man</w:t>
-      </w:r>
-    </w:p>
-    <w:p>
-      <w:pPr/>
-      <w:r>
-        <w:rPr>
-          <w:lang w:val="en_US" w:bidi="en_US"/>
-        </w:rPr>
-      </w:r>
-      <w:r>
-        <w:rPr>
-          <w:lang w:val="en_US" w:bidi="en_US"/>
-        </w:rPr>
-        <w:t>The woman describes the man as the epitome of male attractiveness in 5:10–16.</w:t>
-      </w:r>
-    </w:p>
-    <w:p>
-      <w:pPr>
-        <w:pStyle w:val="Heading3"/>
-      </w:pPr>
-      <w:r>
-        <w:rPr>
-          <w:lang w:val="en_US" w:bidi="en_US"/>
-        </w:rPr>
-        <w:t>Important figures of speech in this chapter</w:t>
-      </w:r>
-    </w:p>
-    <w:p>
-      <w:pPr>
-        <w:pStyle w:val="Heading4"/>
-      </w:pPr>
-      <w:r>
-        <w:rPr>
-          <w:lang w:val="en_US" w:bidi="en_US"/>
-        </w:rPr>
-        <w:t>Metaphors</w:t>
-      </w:r>
-    </w:p>
-    <w:p>
-      <w:pPr/>
-      <w:r>
-        <w:rPr>
-          <w:lang w:val="en_US" w:bidi="en_US"/>
-        </w:rPr>
-      </w:r>
-      <w:r>
-        <w:rPr>
-          <w:lang w:val="en_US" w:bidi="en_US"/>
-        </w:rPr>
-        <w:t xml:space="preserve">As the author has done throughout this book so far, he continues to use metaphors to describe feelings and events that are common to romantic relationships. (See: </w:t>
-      </w:r>
-      <w:r>
-        <w:rPr>
-          <w:lang w:val="en_US" w:bidi="en_US"/>
-        </w:rPr>
-        <w:t>Metaphor</w:t>
-      </w:r>
-      <w:r>
-        <w:rPr>
-          <w:lang w:val="en_US" w:bidi="en_US"/>
-        </w:rPr>
-        <w:t>)</w:t>
-      </w:r>
-    </w:p>
-    <w:p>
-      <w:pPr>
-        <w:pStyle w:val="Heading3"/>
-      </w:pPr>
-      <w:r>
-        <w:rPr>
-          <w:lang w:val="en_US" w:bidi="en_US"/>
-        </w:rPr>
-        <w:t>Other possible translation difficulties in this chapter</w:t>
-      </w:r>
-    </w:p>
-    <w:p>
-      <w:pPr>
-        <w:pStyle w:val="Heading4"/>
-      </w:pPr>
-      <w:r>
-        <w:rPr>
-          <w:lang w:val="en_US" w:bidi="en_US"/>
-        </w:rPr>
-        <w:t>Order of events</w:t>
-      </w:r>
-    </w:p>
-    <w:p>
-      <w:pPr/>
-      <w:r>
-        <w:rPr>
-          <w:lang w:val="en_US" w:bidi="en_US"/>
-        </w:rPr>
-      </w:r>
-      <w:r>
-        <w:rPr>
-          <w:lang w:val="en_US" w:bidi="en_US"/>
-        </w:rPr>
-        <w:t>5:2–8 seems to describe events that would have chronologically and logically occurred before the events described in 3:6–5:1. The solution to this seeming problem is to understand that this book is poetry and that the author is poetically describing emotions and feelings that occur between a man and woman who romantically love each other. Because the author is using poetry to describe the couple’s romantic relationship and its associated feelings, he does not need to follow the conventions of chronological story telling.</w:t>
-      </w:r>
-    </w:p>
-    <w:p>
-      <w:pPr>
-        <w:pStyle w:val="Heading4"/>
-      </w:pPr>
-      <w:r>
-        <w:rPr>
-          <w:lang w:val="en_US" w:bidi="en_US"/>
-        </w:rPr>
-        <w:t>Whether 5:2–8 describes events that really happened or that happened in a dream.</w:t>
-      </w:r>
-    </w:p>
-    <w:p>
-      <w:pPr/>
-      <w:r>
-        <w:rPr>
-          <w:lang w:val="en_US" w:bidi="en_US"/>
-        </w:rPr>
-      </w:r>
-      <w:r>
-        <w:rPr>
-          <w:lang w:val="en_US" w:bidi="en_US"/>
-        </w:rPr>
-        <w:t>There are two main views among Bible scholars regarding the events described in 5:2–8. One view is that the events which 5:2–8 describe happened in a dream. The other view is that the events that 5:2–8 describe happened after the man awakened the women from sleeping or from being nearly asleep. The vast majority of Bible scholars think that the first view is correct, that the events described in 5:2–8 happened in a dream.</w:t>
-      </w:r>
-    </w:p>
-    <w:p>
-      <w:pPr>
-        <w:pStyle w:val="Heading4"/>
-      </w:pPr>
-      <w:r>
-        <w:rPr>
-          <w:lang w:val="en_US" w:bidi="en_US"/>
-        </w:rPr>
-        <w:t>The “sister” metaphor</w:t>
-      </w:r>
-    </w:p>
-    <w:p>
-      <w:pPr/>
-      <w:r>
-        <w:rPr>
-          <w:lang w:val="en_US" w:bidi="en_US"/>
-        </w:rPr>
-      </w:r>
-      <w:r>
-        <w:rPr>
-          <w:lang w:val="en_US" w:bidi="en_US"/>
-        </w:rPr>
-        <w:t xml:space="preserve">The phrase </w:t>
-      </w:r>
-      <w:r>
-        <w:rPr>
-          <w:b/>
-          <w:lang w:val="en_US" w:bidi="en_US"/>
-        </w:rPr>
-        <w:t>my sister</w:t>
-      </w:r>
-      <w:r>
-        <w:rPr>
-          <w:lang w:val="en_US" w:bidi="en_US"/>
-        </w:rPr>
-        <w:t xml:space="preserve"> is used in 4:9; 4:10, 4:12, 5:1, and 5:2. The man uses this phrase as a term of endearment for the woman he loves. The woman is not actually his sister. You should translate this phrase in 5:1, and 5:2 the same way as you translated it in 4:9; 4:10, and 4:12 because the author uses it with the same meaning in this chapter. See the note at the first occurrence of this phrase in 4:9 for more information regarding this phrase.</w:t>
-      </w:r>
-    </w:p>
-    <w:p>
-      <w:pPr>
-        <w:pStyle w:val="Heading4"/>
-      </w:pPr>
-      <w:r>
-        <w:rPr>
-          <w:lang w:val="en_US" w:bidi="en_US"/>
-        </w:rPr>
-        <w:t xml:space="preserve">An alternate translation possibility for the word the ULT translates as “towers of” in </w:t>
-      </w:r>
-      <w:hyperlink r:id="rId48">
-        <w:r>
-          <w:rPr>
-            <w:lang w:val="en_US" w:bidi="en_US"/>
-          </w:rPr>
-          <w:rPr>
-            <w:color w:val="0000EE"/>
-            <w:u w:val="single"/>
-          </w:rPr>
-          <w:t>5:13</w:t>
-        </w:r>
-      </w:hyperlink>
-    </w:p>
-    <w:p>
-      <w:pPr/>
-      <w:r>
-        <w:rPr>
-          <w:lang w:val="en_US" w:bidi="en_US"/>
-        </w:rPr>
-      </w:r>
-      <w:r>
-        <w:rPr>
-          <w:lang w:val="en_US" w:bidi="en_US"/>
-        </w:rPr>
-        <w:t>In verse 13, the ULT follows the standard Hebrew text by saying “towers of.” However, as a footnote in the ULT indicates, many biblical scholars believe that the original reading was more likely “yielding.” Consider using that reading in your translation. If “yielding” is used in place of “towers of” then, the first portion of 5:13 in the ULT would read “His cheeks {are} like a bed of spices, yielding herbal spices” (and The UST would read “His cheeks are like a garden where spices grow that produce sweet-smelling perfume”). The phrase “yielding herbal spices” would then be further describing the phrase “a bed of spices.” The point of the comparison would be that the man’s cheeks smell like a garden bed of spices which yields herbal spices. If you choose to use the word “yielding” in your translation you could explain the basis of the comparison for your readers in your translation if you think it would help them. Alternate translation: “His cheeks smell like a bed of spices that produce herbal spices” or “His cheeks smell like a bed of spices that yield herbal spices”</w:t>
-      </w:r>
-      <w:r>
-        <w:rPr>
-          <w:lang w:val="en_US" w:bidi="en_US"/>
-        </w:rPr>
-      </w:r>
-      <w:r>
-        <w:rPr>
-          <w:lang w:val="en_US" w:bidi="en_US"/>
-        </w:rPr>
-      </w:r>
-    </w:p>
-    <w:p>
-      <w:pPr/>
-      <w:r>
-        <w:rPr>
-          <w:lang w:val="en_US" w:bidi="en_US"/>
-        </w:rPr>
-      </w:r>
-    </w:p>
-    <w:p>
-      <w:pPr>
-        <w:pStyle w:val="Heading2"/>
-      </w:pPr>
-      <w:r>
-        <w:rPr>
-          <w:lang w:val="en_US" w:bidi="en_US"/>
-        </w:rPr>
-        <w:t>Song of Solomon - Chapter 6 Introduction</w:t>
-      </w:r>
-      <w:r>
-        <w:rPr>
-          <w:lang w:val="en_US" w:bidi="en_US"/>
-        </w:rPr>
-      </w:r>
-    </w:p>
-    <w:p>
-      <w:pPr>
-        <w:pStyle w:val="Heading3"/>
-      </w:pPr>
-      <w:r>
-        <w:rPr>
-          <w:lang w:val="en_US" w:bidi="en_US"/>
-        </w:rPr>
-        <w:t>Special concepts in this chapter</w:t>
-      </w:r>
-    </w:p>
-    <w:p>
-      <w:pPr>
-        <w:pStyle w:val="Heading4"/>
-      </w:pPr>
-      <w:r>
-        <w:rPr>
-          <w:lang w:val="en_US" w:bidi="en_US"/>
-        </w:rPr>
-        <w:t>Beauty</w:t>
-      </w:r>
-    </w:p>
-    <w:p>
-      <w:pPr/>
-      <w:r>
-        <w:rPr>
-          <w:lang w:val="en_US" w:bidi="en_US"/>
-        </w:rPr>
-      </w:r>
-      <w:r>
-        <w:rPr>
-          <w:lang w:val="en_US" w:bidi="en_US"/>
-        </w:rPr>
-        <w:t>In 6:4–10 the man describes the woman he loves as the epitome of female beauty and attractiveness by using various similes.</w:t>
-      </w:r>
-    </w:p>
-    <w:p>
-      <w:pPr>
-        <w:pStyle w:val="Heading3"/>
-      </w:pPr>
-      <w:r>
-        <w:rPr>
-          <w:lang w:val="en_US" w:bidi="en_US"/>
-        </w:rPr>
-        <w:t>Other possible translation difficulties in this chapter</w:t>
-      </w:r>
-    </w:p>
-    <w:p>
-      <w:pPr>
-        <w:pStyle w:val="Heading4"/>
-      </w:pPr>
-      <w:r>
-        <w:rPr>
-          <w:lang w:val="en_US" w:bidi="en_US"/>
-        </w:rPr>
-        <w:t>Metaphors</w:t>
-      </w:r>
-    </w:p>
-    <w:p>
-      <w:pPr/>
-      <w:r>
-        <w:rPr>
-          <w:lang w:val="en_US" w:bidi="en_US"/>
-        </w:rPr>
-      </w:r>
-      <w:r>
-        <w:rPr>
-          <w:lang w:val="en_US" w:bidi="en_US"/>
-        </w:rPr>
-        <w:t>In the ancient Near East, it was acceptable to describe a woman using comparisons to animals. In many cultures today, this can be considered offensive. Different comparisons of beauty are used in different cultures.</w:t>
-      </w:r>
-      <w:r>
-        <w:rPr>
-          <w:lang w:val="en_US" w:bidi="en_US"/>
-        </w:rPr>
-        <w:t xml:space="preserve"> (See: </w:t>
-      </w:r>
-      <w:r>
-        <w:rPr>
-          <w:lang w:val="en_US" w:bidi="en_US"/>
-        </w:rPr>
-        <w:t>Simile</w:t>
-      </w:r>
-      <w:r>
-        <w:rPr>
-          <w:lang w:val="en_US" w:bidi="en_US"/>
-        </w:rPr>
-        <w:t>)</w:t>
-      </w:r>
-    </w:p>
-    <w:p>
-      <w:pPr>
-        <w:pStyle w:val="Heading4"/>
-      </w:pPr>
-      <w:r>
-        <w:rPr>
-          <w:lang w:val="en_US" w:bidi="en_US"/>
-        </w:rPr>
-        <w:t>The meaning of 6:12</w:t>
-      </w:r>
-    </w:p>
-    <w:p>
-      <w:pPr/>
-      <w:r>
-        <w:rPr>
-          <w:lang w:val="en_US" w:bidi="en_US"/>
-        </w:rPr>
-      </w:r>
-      <w:r>
-        <w:rPr>
-          <w:lang w:val="en_US" w:bidi="en_US"/>
-        </w:rPr>
-        <w:t>6:12 is very difficult to understand and its meaning is uncertain. Bible scholars have a variety of different opinions on the exact meaning of this verse because it is a very difficult verse to interpret and therefore there are a variety of different opinions on how the words and phrases relate to each other and what the exact meaning of some of the words are in context. Published versions of the Bible differ significantly from one another in their rendering of this verse. The ULT seeks to offer a reasonable translation of this verse. But if a translation of the Bible exists in your region, you may find that it differs from the ULT in the way that it translates this verse. If there is a Bible translation in your region, you may wish to use the reading that it uses. If not, you may wish to follow the reading of ULT.</w:t>
-      </w:r>
-    </w:p>
-    <w:p>
-      <w:pPr>
-        <w:pStyle w:val="Heading4"/>
-      </w:pPr>
-      <w:r>
-        <w:rPr>
-          <w:lang w:val="en_US" w:bidi="en_US"/>
-        </w:rPr>
-        <w:t>The meaning of the phrase “like the dance of two armies” in 6:13</w:t>
-      </w:r>
-    </w:p>
-    <w:p>
-      <w:pPr/>
-      <w:r>
-        <w:rPr>
-          <w:lang w:val="en_US" w:bidi="en_US"/>
-        </w:rPr>
-      </w:r>
-      <w:r>
-        <w:rPr>
-          <w:lang w:val="en_US" w:bidi="en_US"/>
-        </w:rPr>
-        <w:t>The meaning of the phrase “like the dance of two armies” is uncertain and Bible scholars have different opinions on the exact meaning of this verse. The ULT offers one possible translation of this verse. But if a translation of the Bible exists in your region, you may find that it differs from the ULT in the way that it translates this verse. If there is a Bible translation in your region, you may wish to use the reading that it uses. If not, you may wish to follow the reading of ULT.</w:t>
-      </w:r>
-      <w:r>
-        <w:rPr>
-          <w:lang w:val="en_US" w:bidi="en_US"/>
-        </w:rPr>
-      </w:r>
-      <w:r>
-        <w:rPr>
-          <w:lang w:val="en_US" w:bidi="en_US"/>
-        </w:rPr>
-      </w:r>
-    </w:p>
-    <w:p>
-      <w:pPr/>
-      <w:r>
-        <w:rPr>
-          <w:lang w:val="en_US" w:bidi="en_US"/>
-        </w:rPr>
-      </w:r>
-    </w:p>
-    <w:p>
-      <w:pPr>
-        <w:pStyle w:val="Heading2"/>
-      </w:pPr>
-      <w:r>
-        <w:rPr>
-          <w:lang w:val="en_US" w:bidi="en_US"/>
-        </w:rPr>
-        <w:t>Song of Solomon - Chapter 7 Introduction</w:t>
-      </w:r>
-      <w:r>
-        <w:rPr>
-          <w:lang w:val="en_US" w:bidi="en_US"/>
-        </w:rPr>
-      </w:r>
-    </w:p>
-    <w:p>
-      <w:pPr>
-        <w:pStyle w:val="Heading3"/>
-      </w:pPr>
-      <w:r>
-        <w:rPr>
-          <w:lang w:val="en_US" w:bidi="en_US"/>
-        </w:rPr>
-        <w:t>Special concepts in this chapter</w:t>
-      </w:r>
-    </w:p>
-    <w:p>
-      <w:pPr>
-        <w:pStyle w:val="Heading4"/>
-      </w:pPr>
-      <w:r>
-        <w:rPr>
-          <w:lang w:val="en_US" w:bidi="en_US"/>
-        </w:rPr>
-        <w:t>Beauty</w:t>
-      </w:r>
-    </w:p>
-    <w:p>
-      <w:pPr/>
-      <w:r>
-        <w:rPr>
-          <w:lang w:val="en_US" w:bidi="en_US"/>
-        </w:rPr>
-      </w:r>
-      <w:r>
-        <w:rPr>
-          <w:lang w:val="en_US" w:bidi="en_US"/>
-        </w:rPr>
-        <w:t>In 7:1–7 the man describes the woman as the epitome of female beauty and attractiveness using various similes and metaphors.</w:t>
-      </w:r>
-    </w:p>
-    <w:p>
-      <w:pPr>
-        <w:pStyle w:val="Heading3"/>
-      </w:pPr>
-      <w:r>
-        <w:rPr>
-          <w:lang w:val="en_US" w:bidi="en_US"/>
-        </w:rPr>
-        <w:t>Important figures of speech in this chapter</w:t>
-      </w:r>
-    </w:p>
-    <w:p>
-      <w:pPr>
-        <w:pStyle w:val="Heading4"/>
-      </w:pPr>
-      <w:r>
-        <w:rPr>
-          <w:lang w:val="en_US" w:bidi="en_US"/>
-        </w:rPr>
-        <w:t>Similes and metaphors</w:t>
-      </w:r>
-    </w:p>
-    <w:p>
-      <w:pPr/>
-      <w:r>
-        <w:rPr>
-          <w:lang w:val="en_US" w:bidi="en_US"/>
-        </w:rPr>
-      </w:r>
-      <w:r>
-        <w:rPr>
-          <w:lang w:val="en_US" w:bidi="en_US"/>
-        </w:rPr>
-        <w:t xml:space="preserve">There are many similes and metaphors in this chapter. Their purpose is to describe the beauty of the woman and to describe romantic love between a man and a woman. (See: </w:t>
-      </w:r>
-      <w:r>
-        <w:rPr>
-          <w:lang w:val="en_US" w:bidi="en_US"/>
-        </w:rPr>
-        <w:t>Simile</w:t>
-      </w:r>
-      <w:r>
-        <w:rPr>
-          <w:lang w:val="en_US" w:bidi="en_US"/>
-        </w:rPr>
-        <w:t>) and (See:</w:t>
-      </w:r>
-      <w:r>
-        <w:rPr>
-          <w:lang w:val="en_US" w:bidi="en_US"/>
-        </w:rPr>
-        <w:t>Metaphor</w:t>
-      </w:r>
-      <w:r>
-        <w:rPr>
-          <w:lang w:val="en_US" w:bidi="en_US"/>
-        </w:rPr>
-        <w:t>)</w:t>
-      </w:r>
-    </w:p>
-    <w:p>
-      <w:pPr>
-        <w:pStyle w:val="Heading3"/>
-      </w:pPr>
-      <w:r>
-        <w:rPr>
-          <w:lang w:val="en_US" w:bidi="en_US"/>
-        </w:rPr>
-        <w:t>Other possible translation difficulties in this chapter</w:t>
-      </w:r>
-    </w:p>
-    <w:p>
-      <w:pPr>
-        <w:pStyle w:val="Heading4"/>
-      </w:pPr>
-      <w:r>
-        <w:rPr>
-          <w:lang w:val="en_US" w:bidi="en_US"/>
-        </w:rPr>
-        <w:t xml:space="preserve">An alternate translation possibility for the word the ULT translates as “love” in </w:t>
-      </w:r>
-      <w:hyperlink r:id="rId71">
-        <w:r>
-          <w:rPr>
-            <w:lang w:val="en_US" w:bidi="en_US"/>
-          </w:rPr>
-          <w:rPr>
-            <w:color w:val="0000EE"/>
-            <w:u w:val="single"/>
-          </w:rPr>
-          <w:t>7:6</w:t>
-        </w:r>
-      </w:hyperlink>
-    </w:p>
-    <w:p>
-      <w:pPr/>
-      <w:r>
-        <w:rPr>
-          <w:lang w:val="en_US" w:bidi="en_US"/>
-        </w:rPr>
-      </w:r>
-      <w:r>
-        <w:rPr>
-          <w:lang w:val="en_US" w:bidi="en_US"/>
-        </w:rPr>
-        <w:t>In verse 6, the ULT follows the standard Hebrew text by saying “love.” However, as a footnote in the ULT indicates, many biblical scholars believe that the original reading was more likely “one who is loved.” Consider using that reading in your translation. If “one who is loved” is used instead of “love” then, the portion of 7:6 that the ULT translates as “love with delights!” would instead be translated “one who is loved, with all your delights!”</w:t>
-      </w:r>
-    </w:p>
-    <w:p>
-      <w:pPr>
-        <w:pStyle w:val="Heading4"/>
-      </w:pPr>
-      <w:r>
-        <w:rPr>
-          <w:lang w:val="en_US" w:bidi="en_US"/>
-        </w:rPr>
-        <w:t xml:space="preserve">An alternate translation possibility for the words that the ULT translates as “the lips of those who sleep” in </w:t>
-      </w:r>
-      <w:hyperlink r:id="rId54">
-        <w:r>
-          <w:rPr>
-            <w:lang w:val="en_US" w:bidi="en_US"/>
-          </w:rPr>
-          <w:rPr>
-            <w:color w:val="0000EE"/>
-            <w:u w:val="single"/>
-          </w:rPr>
-          <w:t>7:9</w:t>
-        </w:r>
-      </w:hyperlink>
-    </w:p>
-    <w:p>
-      <w:pPr/>
-      <w:r>
-        <w:rPr>
-          <w:lang w:val="en_US" w:bidi="en_US"/>
-        </w:rPr>
-      </w:r>
-      <w:r>
-        <w:rPr>
-          <w:lang w:val="en_US" w:bidi="en_US"/>
-        </w:rPr>
-        <w:t>In verse 9, the ULT follows the standard Hebrew text by saying “the lips of those who sleep.” However, as a footnote in the ULT indicates, many biblical scholars believe that the original reading was more likely “lips and teeth.” The translators of the Septuagint (the ancient Greek translation of the Old Testament) thought this and translated this phrase as “my lips and my teeth.” If a Bible translation exists in your region that translates this phrase with the word “teeth” instead of “those who sleep” consider using “lips and teeth” instead of “the lips of those who sleep” in your translation.</w:t>
-      </w:r>
-      <w:r>
-        <w:rPr>
-          <w:lang w:val="en_US" w:bidi="en_US"/>
-        </w:rPr>
-      </w:r>
-      <w:r>
-        <w:rPr>
-          <w:lang w:val="en_US" w:bidi="en_US"/>
-        </w:rPr>
-      </w:r>
-    </w:p>
-    <w:p>
-      <w:pPr/>
-      <w:r>
-        <w:rPr>
-          <w:lang w:val="en_US" w:bidi="en_US"/>
-        </w:rPr>
-      </w:r>
-    </w:p>
-    <w:p>
-      <w:pPr>
-        <w:pStyle w:val="Heading2"/>
-      </w:pPr>
-      <w:r>
-        <w:rPr>
-          <w:lang w:val="en_US" w:bidi="en_US"/>
-        </w:rPr>
-        <w:t>Song of Solomon - Chapter 8 Introduction</w:t>
-      </w:r>
-      <w:r>
-        <w:rPr>
-          <w:lang w:val="en_US" w:bidi="en_US"/>
-        </w:rPr>
-      </w:r>
-    </w:p>
-    <w:p>
-      <w:pPr>
-        <w:pStyle w:val="Heading3"/>
-      </w:pPr>
-      <w:r>
-        <w:rPr>
-          <w:lang w:val="en_US" w:bidi="en_US"/>
-        </w:rPr>
-        <w:t>Special concepts in this chapter</w:t>
-      </w:r>
-    </w:p>
-    <w:p>
-      <w:pPr>
-        <w:pStyle w:val="Heading4"/>
-      </w:pPr>
-      <w:r>
-        <w:rPr>
-          <w:lang w:val="en_US" w:bidi="en_US"/>
-        </w:rPr>
-        <w:t>Strong feelings of love and commitment between a man and woman who love each other romantically</w:t>
-      </w:r>
-    </w:p>
-    <w:p>
-      <w:pPr/>
-      <w:r>
-        <w:rPr>
-          <w:lang w:val="en_US" w:bidi="en_US"/>
-        </w:rPr>
-      </w:r>
-      <w:r>
-        <w:rPr>
-          <w:lang w:val="en_US" w:bidi="en_US"/>
-        </w:rPr>
-        <w:t>8:6–7 describe the strong feelings of love, commitment, and emotional attachment that can exist between a man and woman who love each other romantically.</w:t>
-      </w:r>
-    </w:p>
-    <w:p>
-      <w:pPr>
-        <w:pStyle w:val="Heading3"/>
-      </w:pPr>
-      <w:r>
-        <w:rPr>
-          <w:lang w:val="en_US" w:bidi="en_US"/>
-        </w:rPr>
-        <w:t>Other possible translation difficulties in this chapter</w:t>
-      </w:r>
-    </w:p>
-    <w:p>
-      <w:pPr>
-        <w:pStyle w:val="Heading4"/>
-      </w:pPr>
-      <w:r>
-        <w:rPr>
-          <w:lang w:val="en_US" w:bidi="en_US"/>
-        </w:rPr>
-        <w:t xml:space="preserve">The meaning of </w:t>
-      </w:r>
-      <w:hyperlink r:id="rId62">
-        <w:r>
-          <w:rPr>
-            <w:lang w:val="en_US" w:bidi="en_US"/>
-          </w:rPr>
-          <w:rPr>
-            <w:color w:val="0000EE"/>
-            <w:u w:val="single"/>
-          </w:rPr>
-          <w:t>8:12</w:t>
-        </w:r>
-      </w:hyperlink>
-    </w:p>
-    <w:p>
-      <w:pPr/>
-      <w:r>
-        <w:rPr>
-          <w:lang w:val="en_US" w:bidi="en_US"/>
-        </w:rPr>
-      </w:r>
-      <w:r>
-        <w:rPr>
-          <w:lang w:val="en_US" w:bidi="en_US"/>
-        </w:rPr>
-        <w:t xml:space="preserve">The three possible meanings of </w:t>
-      </w:r>
-      <w:hyperlink r:id="rId62">
-        <w:r>
-          <w:rPr>
-            <w:lang w:val="en_US" w:bidi="en_US"/>
-          </w:rPr>
-          <w:rPr>
-            <w:color w:val="0000EE"/>
-            <w:u w:val="single"/>
-          </w:rPr>
-          <w:t>8:12</w:t>
-        </w:r>
-      </w:hyperlink>
-      <w:r>
-        <w:rPr>
-          <w:lang w:val="en_US" w:bidi="en_US"/>
-        </w:rPr>
-        <w:t xml:space="preserve"> are: (1) that the woman is speaking of herself as a vineyard and saying that her vineyard is hers alone and is comparing herself to Solomon’s vineyard (which was discussed in </w:t>
-      </w:r>
-      <w:hyperlink r:id="rId72">
-        <w:r>
-          <w:rPr>
-            <w:lang w:val="en_US" w:bidi="en_US"/>
-          </w:rPr>
-          <w:rPr>
-            <w:color w:val="0000EE"/>
-            <w:u w:val="single"/>
-          </w:rPr>
-          <w:t>8:11</w:t>
-        </w:r>
-      </w:hyperlink>
-      <w:r>
-        <w:rPr>
-          <w:lang w:val="en_US" w:bidi="en_US"/>
-        </w:rPr>
-        <w:t xml:space="preserve">) and saying that Solomon can keep the profits from his vineyard and his vineyard keepers can keep their portion of the profits from that vineyard. This is the interpretation of the UST. (2) that the woman is speaking of herself as a vineyard and saying that her vineyard is hers alone but that the man who she loves and calls Solomon can freely have the vineyard (her) because she chooses to give herself freely to him. (3) that the man is speaking of the woman he loves as a vineyard and saying that his vineyard (the woman he loves) is his alone and is comparing his vineyard (the woman he loves) to Solomon’s vineyard (which was discussed in </w:t>
-      </w:r>
-      <w:hyperlink r:id="rId72">
-        <w:r>
-          <w:rPr>
-            <w:lang w:val="en_US" w:bidi="en_US"/>
-          </w:rPr>
-          <w:rPr>
-            <w:color w:val="0000EE"/>
-            <w:u w:val="single"/>
-          </w:rPr>
-          <w:t>8:11</w:t>
-        </w:r>
-      </w:hyperlink>
-      <w:r>
-        <w:rPr>
-          <w:lang w:val="en_US" w:bidi="en_US"/>
-        </w:rPr>
-        <w:t>) and saying that he feels more wealthy than Solomon because he has the woman he loves as his vineyard and so Solomon can keep the profits from his vineyard and his Solomon’s keepers can keep their portion of the profits from that vineyard.</w:t>
       </w:r>
       <w:r>
         <w:rPr>
